--- a/zht/docx/145.content.docx
+++ b/zht/docx/145.content.docx
@@ -149,27 +149,7 @@
         <w:rPr>
           <w:lang w:val="zh_TW" w:bidi="zh_TW"/>
         </w:rPr>
-        <w:t>zeng</w:t>
-      </w:r>
-      <w:r>
-        <w:rPr>
-          <w:lang w:val="zh_TW" w:bidi="zh_TW"/>
-        </w:rPr>
-      </w:r>
-    </w:p>
-    <w:p>
-      <w:pPr/>
-      <w:r>
-        <w:rPr>
-          <w:lang w:val="zh_TW" w:bidi="zh_TW"/>
-        </w:rPr>
-      </w:r>
-      <w:r>
-        <w:rPr>
-          <w:i/>
-          <w:lang w:val="zh_TW" w:bidi="zh_TW"/>
-        </w:rPr>
-        <w:t>憎惡</w:t>
+        <w:t>xian</w:t>
       </w:r>
       <w:r>
         <w:rPr>
@@ -232,7 +212,7 @@
         <w:rPr>
           <w:lang w:val="zh_TW" w:bidi="zh_TW"/>
         </w:rPr>
-        <w:t>憎惡</w:t>
+        <w:t>先知，女先知</w:t>
       </w:r>
       <w:r>
         <w:rPr>
@@ -251,7 +231,7 @@
         <w:rPr>
           <w:lang w:val="zh_TW" w:bidi="zh_TW"/>
         </w:rPr>
-        <w:t>令人反感或厭惡的行為、人物或事物。可憎的概念源於神的聖潔對祂子民的特定要求。舊約中常用於憎惡的形容詞有「可憎的（abhorrent）」、「嫌惡的（loathsome）」、「不潔淨的（unclean）」和「被棄絕的（rejected）」。</w:t>
+        <w:t>蒙神揀選的男性或女性，代表祂說話，並預言神所計劃之事。</w:t>
       </w:r>
     </w:p>
     <w:p>
@@ -265,133 +245,7 @@
         <w:rPr>
           <w:lang w:val="zh_TW" w:bidi="zh_TW"/>
         </w:rPr>
-        <w:t>有四個主要的希伯來文詞語被翻譯為「憎惡」。最常用的一個希伯來文詞語表示違反既定的習俗或儀式，這種違反會招致神的審判。例子包括從有瑕疵的祭物（</w:t>
-      </w:r>
-      <w:hyperlink r:id="rId13">
-        <w:r>
-          <w:rPr>
-            <w:lang w:val="zh_TW" w:bidi="zh_TW"/>
-          </w:rPr>
-          <w:rPr>
-            <w:color w:val="0000EE"/>
-            <w:u w:val="single"/>
-          </w:rPr>
-          <w:t>申17:1</w:t>
-        </w:r>
-      </w:hyperlink>
-      <w:r>
-        <w:rPr>
-          <w:lang w:val="zh_TW" w:bidi="zh_TW"/>
-        </w:rPr>
-        <w:t>）到行法術和占卜（</w:t>
-      </w:r>
-      <w:hyperlink r:id="rId14">
-        <w:r>
-          <w:rPr>
-            <w:lang w:val="zh_TW" w:bidi="zh_TW"/>
-          </w:rPr>
-          <w:rPr>
-            <w:color w:val="0000EE"/>
-            <w:u w:val="single"/>
-          </w:rPr>
-          <w:t>申18:12</w:t>
-        </w:r>
-      </w:hyperlink>
-      <w:r>
-        <w:rPr>
-          <w:lang w:val="zh_TW" w:bidi="zh_TW"/>
-        </w:rPr>
-        <w:t>）或崇拜偶像的行為（</w:t>
-      </w:r>
-      <w:hyperlink r:id="rId15">
-        <w:r>
-          <w:rPr>
-            <w:lang w:val="zh_TW" w:bidi="zh_TW"/>
-          </w:rPr>
-          <w:rPr>
-            <w:color w:val="0000EE"/>
-            <w:u w:val="single"/>
-          </w:rPr>
-          <w:t>王下16:3</w:t>
-        </w:r>
-      </w:hyperlink>
-      <w:r>
-        <w:rPr>
-          <w:lang w:val="zh_TW" w:bidi="zh_TW"/>
-        </w:rPr>
-        <w:t>）。第二個希伯來文詞語指的是某些動物的肉，無論是觸摸還是食用，在儀式上都被認為是不潔的（</w:t>
-      </w:r>
-      <w:hyperlink r:id="rId16">
-        <w:r>
-          <w:rPr>
-            <w:lang w:val="zh_TW" w:bidi="zh_TW"/>
-          </w:rPr>
-          <w:rPr>
-            <w:color w:val="0000EE"/>
-            <w:u w:val="single"/>
-          </w:rPr>
-          <w:t>利11:10–13</w:t>
-        </w:r>
-      </w:hyperlink>
-      <w:r>
-        <w:rPr>
-          <w:lang w:val="zh_TW" w:bidi="zh_TW"/>
-        </w:rPr>
-        <w:t>）。第三個詞語指的是已放三天的祭肉（</w:t>
-      </w:r>
-      <w:hyperlink r:id="rId17">
-        <w:r>
-          <w:rPr>
-            <w:lang w:val="zh_TW" w:bidi="zh_TW"/>
-          </w:rPr>
-          <w:rPr>
-            <w:color w:val="0000EE"/>
-            <w:u w:val="single"/>
-          </w:rPr>
-          <w:t>利7:18</w:t>
-        </w:r>
-      </w:hyperlink>
-      <w:r>
-        <w:rPr>
-          <w:lang w:val="zh_TW" w:bidi="zh_TW"/>
-        </w:rPr>
-        <w:t>）。第四個詞語幾乎只是指源於異教的偶像崇拜物（</w:t>
-      </w:r>
-      <w:hyperlink r:id="rId18">
-        <w:r>
-          <w:rPr>
-            <w:lang w:val="zh_TW" w:bidi="zh_TW"/>
-          </w:rPr>
-          <w:rPr>
-            <w:color w:val="0000EE"/>
-            <w:u w:val="single"/>
-          </w:rPr>
-          <w:t>耶4:1</w:t>
-        </w:r>
-      </w:hyperlink>
-      <w:r>
-        <w:rPr>
-          <w:lang w:val="zh_TW" w:bidi="zh_TW"/>
-        </w:rPr>
-        <w:t>，</w:t>
-      </w:r>
-      <w:hyperlink r:id="rId19">
-        <w:r>
-          <w:rPr>
-            <w:lang w:val="zh_TW" w:bidi="zh_TW"/>
-          </w:rPr>
-          <w:rPr>
-            <w:color w:val="0000EE"/>
-            <w:u w:val="single"/>
-          </w:rPr>
-          <w:t>7:30</w:t>
-        </w:r>
-      </w:hyperlink>
-      <w:r>
-        <w:rPr>
-          <w:lang w:val="zh_TW" w:bidi="zh_TW"/>
-        </w:rPr>
-        <w:t>）。</w:t>
+        <w:t>概述</w:t>
       </w:r>
     </w:p>
     <w:p>
@@ -405,97 +259,7 @@
         <w:rPr>
           <w:lang w:val="zh_TW" w:bidi="zh_TW"/>
         </w:rPr>
-        <w:t>除了「那行毀壞可憎的」這個專門用法之外，希臘文「憎惡」一詞在新約聖經中並不常用（</w:t>
-      </w:r>
-      <w:hyperlink r:id="rId20">
-        <w:r>
-          <w:rPr>
-            <w:lang w:val="zh_TW" w:bidi="zh_TW"/>
-          </w:rPr>
-          <w:rPr>
-            <w:color w:val="0000EE"/>
-            <w:u w:val="single"/>
-          </w:rPr>
-          <w:t>路16:15</w:t>
-        </w:r>
-      </w:hyperlink>
-      <w:r>
-        <w:rPr>
-          <w:lang w:val="zh_TW" w:bidi="zh_TW"/>
-        </w:rPr>
-        <w:t>；</w:t>
-      </w:r>
-      <w:hyperlink r:id="rId21">
-        <w:r>
-          <w:rPr>
-            <w:lang w:val="zh_TW" w:bidi="zh_TW"/>
-          </w:rPr>
-          <w:rPr>
-            <w:color w:val="0000EE"/>
-            <w:u w:val="single"/>
-          </w:rPr>
-          <w:t>羅2:22</w:t>
-        </w:r>
-      </w:hyperlink>
-      <w:r>
-        <w:rPr>
-          <w:lang w:val="zh_TW" w:bidi="zh_TW"/>
-        </w:rPr>
-        <w:t>；</w:t>
-      </w:r>
-      <w:hyperlink r:id="rId22">
-        <w:r>
-          <w:rPr>
-            <w:lang w:val="zh_TW" w:bidi="zh_TW"/>
-          </w:rPr>
-          <w:rPr>
-            <w:color w:val="0000EE"/>
-            <w:u w:val="single"/>
-          </w:rPr>
-          <w:t>多1:16</w:t>
-        </w:r>
-      </w:hyperlink>
-      <w:r>
-        <w:rPr>
-          <w:lang w:val="zh_TW" w:bidi="zh_TW"/>
-        </w:rPr>
-        <w:t>；</w:t>
-      </w:r>
-      <w:hyperlink r:id="rId23">
-        <w:r>
-          <w:rPr>
-            <w:lang w:val="zh_TW" w:bidi="zh_TW"/>
-          </w:rPr>
-          <w:rPr>
-            <w:color w:val="0000EE"/>
-            <w:u w:val="single"/>
-          </w:rPr>
-          <w:t>啟17:4–5</w:t>
-        </w:r>
-      </w:hyperlink>
-      <w:r>
-        <w:rPr>
-          <w:lang w:val="zh_TW" w:bidi="zh_TW"/>
-        </w:rPr>
-        <w:t>，</w:t>
-      </w:r>
-      <w:hyperlink r:id="rId24">
-        <w:r>
-          <w:rPr>
-            <w:lang w:val="zh_TW" w:bidi="zh_TW"/>
-          </w:rPr>
-          <w:rPr>
-            <w:color w:val="0000EE"/>
-            <w:u w:val="single"/>
-          </w:rPr>
-          <w:t>21:8、27</w:t>
-        </w:r>
-      </w:hyperlink>
-      <w:r>
-        <w:rPr>
-          <w:lang w:val="zh_TW" w:bidi="zh_TW"/>
-        </w:rPr>
-        <w:t>），並且被翻譯為許多不同的英文詞語。其主要的含義是聖潔的神所厭惡的任何事物。</w:t>
+        <w:t>• 引言</w:t>
       </w:r>
     </w:p>
     <w:p>
@@ -507,6 +271,1954 @@
       </w:r>
       <w:r>
         <w:rPr>
+          <w:lang w:val="zh_TW" w:bidi="zh_TW"/>
+        </w:rPr>
+        <w:t>• 先知的稱謂和歷史</w:t>
+      </w:r>
+    </w:p>
+    <w:p>
+      <w:pPr/>
+      <w:r>
+        <w:rPr>
+          <w:lang w:val="zh_TW" w:bidi="zh_TW"/>
+        </w:rPr>
+      </w:r>
+      <w:r>
+        <w:rPr>
+          <w:lang w:val="zh_TW" w:bidi="zh_TW"/>
+        </w:rPr>
+        <w:t>• 感動</w:t>
+      </w:r>
+    </w:p>
+    <w:p>
+      <w:pPr/>
+      <w:r>
+        <w:rPr>
+          <w:lang w:val="zh_TW" w:bidi="zh_TW"/>
+        </w:rPr>
+      </w:r>
+      <w:r>
+        <w:rPr>
+          <w:lang w:val="zh_TW" w:bidi="zh_TW"/>
+        </w:rPr>
+        <w:t>• 真假先知</w:t>
+      </w:r>
+    </w:p>
+    <w:p>
+      <w:pPr/>
+      <w:r>
+        <w:rPr>
+          <w:lang w:val="zh_TW" w:bidi="zh_TW"/>
+        </w:rPr>
+      </w:r>
+      <w:r>
+        <w:rPr>
+          <w:lang w:val="zh_TW" w:bidi="zh_TW"/>
+        </w:rPr>
+        <w:t>• 先知的作用</w:t>
+      </w:r>
+    </w:p>
+    <w:p>
+      <w:pPr/>
+      <w:r>
+        <w:rPr>
+          <w:lang w:val="zh_TW" w:bidi="zh_TW"/>
+        </w:rPr>
+      </w:r>
+      <w:r>
+        <w:rPr>
+          <w:lang w:val="zh_TW" w:bidi="zh_TW"/>
+        </w:rPr>
+        <w:t>• 傳講的方式</w:t>
+      </w:r>
+    </w:p>
+    <w:p>
+      <w:pPr>
+        <w:pStyle w:val="Heading3"/>
+      </w:pPr>
+      <w:r>
+        <w:rPr>
+          <w:lang w:val="zh_TW" w:bidi="zh_TW"/>
+        </w:rPr>
+        <w:t>介紹</w:t>
+      </w:r>
+    </w:p>
+    <w:p>
+      <w:pPr/>
+      <w:r>
+        <w:rPr>
+          <w:lang w:val="zh_TW" w:bidi="zh_TW"/>
+        </w:rPr>
+      </w:r>
+      <w:r>
+        <w:rPr>
+          <w:lang w:val="zh_TW" w:bidi="zh_TW"/>
+        </w:rPr>
+        <w:t>當耶穌使寡婦的兒子從死裡復活時，旁觀者說：「</w:t>
+      </w:r>
+      <w:r>
+        <w:rPr>
+          <w:lang w:val="zh_TW" w:bidi="zh_TW"/>
+        </w:rPr>
+        <w:t>有大先知在我們中間興起來了</w:t>
+      </w:r>
+      <w:r>
+        <w:rPr>
+          <w:lang w:val="zh_TW" w:bidi="zh_TW"/>
+        </w:rPr>
+        <w:t>！」（</w:t>
+      </w:r>
+      <w:hyperlink r:id="rId13">
+        <w:r>
+          <w:rPr>
+            <w:lang w:val="zh_TW" w:bidi="zh_TW"/>
+          </w:rPr>
+          <w:rPr>
+            <w:color w:val="0000EE"/>
+            <w:u w:val="single"/>
+          </w:rPr>
+          <w:t>路7:16</w:t>
+        </w:r>
+      </w:hyperlink>
+      <w:r>
+        <w:rPr>
+          <w:lang w:val="zh_TW" w:bidi="zh_TW"/>
+        </w:rPr>
+        <w:t>；參</w:t>
+      </w:r>
+      <w:hyperlink r:id="rId14">
+        <w:r>
+          <w:rPr>
+            <w:lang w:val="zh_TW" w:bidi="zh_TW"/>
+          </w:rPr>
+          <w:rPr>
+            <w:color w:val="0000EE"/>
+            <w:u w:val="single"/>
+          </w:rPr>
+          <w:t>可6:15</w:t>
+        </w:r>
+      </w:hyperlink>
+      <w:r>
+        <w:rPr>
+          <w:lang w:val="zh_TW" w:bidi="zh_TW"/>
+        </w:rPr>
+        <w:t>，</w:t>
+      </w:r>
+      <w:hyperlink r:id="rId15">
+        <w:r>
+          <w:rPr>
+            <w:lang w:val="zh_TW" w:bidi="zh_TW"/>
+          </w:rPr>
+          <w:rPr>
+            <w:color w:val="0000EE"/>
+            <w:u w:val="single"/>
+          </w:rPr>
+          <w:t>8:28</w:t>
+        </w:r>
+      </w:hyperlink>
+      <w:r>
+        <w:rPr>
+          <w:lang w:val="zh_TW" w:bidi="zh_TW"/>
+        </w:rPr>
+        <w:t>）在猶太的宗教思想中，最為生動且具規範意義的宗教事件，都集中在先知蒙召和事工，就是神透過先知向祂的子民傳達話語。人們對於耶穌的評價，其實是比他們所知的更為正確，因為神確實在耶穌裡面臨到他們；而耶穌的地位雖然遠高過先知，實際上卻正是摩西所預言，先知秩序的冠冕和高峰（</w:t>
+      </w:r>
+      <w:hyperlink r:id="rId16">
+        <w:r>
+          <w:rPr>
+            <w:lang w:val="zh_TW" w:bidi="zh_TW"/>
+          </w:rPr>
+          <w:rPr>
+            <w:color w:val="0000EE"/>
+            <w:u w:val="single"/>
+          </w:rPr>
+          <w:t>申18:15–19</w:t>
+        </w:r>
+      </w:hyperlink>
+      <w:r>
+        <w:rPr>
+          <w:lang w:val="zh_TW" w:bidi="zh_TW"/>
+        </w:rPr>
+        <w:t>）。</w:t>
+      </w:r>
+    </w:p>
+    <w:p>
+      <w:pPr>
+        <w:pStyle w:val="Heading3"/>
+      </w:pPr>
+      <w:r>
+        <w:rPr>
+          <w:lang w:val="zh_TW" w:bidi="zh_TW"/>
+        </w:rPr>
+        <w:t>先知的稱謂和歷史</w:t>
+      </w:r>
+    </w:p>
+    <w:p>
+      <w:pPr/>
+      <w:r>
+        <w:rPr>
+          <w:lang w:val="zh_TW" w:bidi="zh_TW"/>
+        </w:rPr>
+      </w:r>
+      <w:r>
+        <w:rPr>
+          <w:lang w:val="zh_TW" w:bidi="zh_TW"/>
+        </w:rPr>
+        <w:t>舊約用於描述這些人的主要詞語，是「先知」（見</w:t>
+      </w:r>
+      <w:hyperlink r:id="rId17">
+        <w:r>
+          <w:rPr>
+            <w:lang w:val="zh_TW" w:bidi="zh_TW"/>
+          </w:rPr>
+          <w:rPr>
+            <w:color w:val="0000EE"/>
+            <w:u w:val="single"/>
+          </w:rPr>
+          <w:t>士6:8</w:t>
+        </w:r>
+      </w:hyperlink>
+      <w:r>
+        <w:rPr>
+          <w:lang w:val="zh_TW" w:bidi="zh_TW"/>
+        </w:rPr>
+        <w:t>）、「神人」（見</w:t>
+      </w:r>
+      <w:hyperlink r:id="rId18">
+        <w:r>
+          <w:rPr>
+            <w:lang w:val="zh_TW" w:bidi="zh_TW"/>
+          </w:rPr>
+          <w:rPr>
+            <w:color w:val="0000EE"/>
+            <w:u w:val="single"/>
+          </w:rPr>
+          <w:t>王下4:9</w:t>
+        </w:r>
+      </w:hyperlink>
+      <w:r>
+        <w:rPr>
+          <w:lang w:val="zh_TW" w:bidi="zh_TW"/>
+        </w:rPr>
+        <w:t>）和「先見」（見</w:t>
+      </w:r>
+      <w:hyperlink r:id="rId19">
+        <w:r>
+          <w:rPr>
+            <w:lang w:val="zh_TW" w:bidi="zh_TW"/>
+          </w:rPr>
+          <w:rPr>
+            <w:color w:val="0000EE"/>
+            <w:u w:val="single"/>
+          </w:rPr>
+          <w:t>撒上9:9</w:t>
+        </w:r>
+      </w:hyperlink>
+      <w:r>
+        <w:rPr>
+          <w:lang w:val="zh_TW" w:bidi="zh_TW"/>
+        </w:rPr>
+        <w:t>；</w:t>
+      </w:r>
+      <w:hyperlink r:id="rId20">
+        <w:r>
+          <w:rPr>
+            <w:lang w:val="zh_TW" w:bidi="zh_TW"/>
+          </w:rPr>
+          <w:rPr>
+            <w:color w:val="0000EE"/>
+            <w:u w:val="single"/>
+          </w:rPr>
+          <w:t>撒下24:11</w:t>
+        </w:r>
+      </w:hyperlink>
+      <w:r>
+        <w:rPr>
+          <w:lang w:val="zh_TW" w:bidi="zh_TW"/>
+        </w:rPr>
+        <w:t>）。</w:t>
+      </w:r>
+    </w:p>
+    <w:p>
+      <w:pPr/>
+      <w:r>
+        <w:rPr>
+          <w:lang w:val="zh_TW" w:bidi="zh_TW"/>
+        </w:rPr>
+      </w:r>
+      <w:r>
+        <w:rPr>
+          <w:lang w:val="zh_TW" w:bidi="zh_TW"/>
+        </w:rPr>
+        <w:t>翻譯為「先知」的詞彙，似乎首重「被召」的概念：神主動揀選、呼召並差遣先知（比如</w:t>
+      </w:r>
+      <w:hyperlink r:id="rId21">
+        <w:r>
+          <w:rPr>
+            <w:lang w:val="zh_TW" w:bidi="zh_TW"/>
+          </w:rPr>
+          <w:rPr>
+            <w:color w:val="0000EE"/>
+            <w:u w:val="single"/>
+          </w:rPr>
+          <w:t>耶1:4–5</w:t>
+        </w:r>
+      </w:hyperlink>
+      <w:r>
+        <w:rPr>
+          <w:lang w:val="zh_TW" w:bidi="zh_TW"/>
+        </w:rPr>
+        <w:t>，</w:t>
+      </w:r>
+      <w:hyperlink r:id="rId22">
+        <w:r>
+          <w:rPr>
+            <w:lang w:val="zh_TW" w:bidi="zh_TW"/>
+          </w:rPr>
+          <w:rPr>
+            <w:color w:val="0000EE"/>
+            <w:u w:val="single"/>
+          </w:rPr>
+          <w:t>7:25</w:t>
+        </w:r>
+      </w:hyperlink>
+      <w:r>
+        <w:rPr>
+          <w:lang w:val="zh_TW" w:bidi="zh_TW"/>
+        </w:rPr>
+        <w:t>；</w:t>
+      </w:r>
+      <w:hyperlink r:id="rId23">
+        <w:r>
+          <w:rPr>
+            <w:lang w:val="zh_TW" w:bidi="zh_TW"/>
+          </w:rPr>
+          <w:rPr>
+            <w:color w:val="0000EE"/>
+            <w:u w:val="single"/>
+          </w:rPr>
+          <w:t>摩7:14</w:t>
+        </w:r>
+      </w:hyperlink>
+      <w:r>
+        <w:rPr>
+          <w:lang w:val="zh_TW" w:bidi="zh_TW"/>
+        </w:rPr>
+        <w:t>）。「神人」講述先知因其蒙召而進入的關係：他現在是「神的人」，被認為屬於神（</w:t>
+      </w:r>
+      <w:hyperlink r:id="rId18">
+        <w:r>
+          <w:rPr>
+            <w:lang w:val="zh_TW" w:bidi="zh_TW"/>
+          </w:rPr>
+          <w:rPr>
+            <w:color w:val="0000EE"/>
+            <w:u w:val="single"/>
+          </w:rPr>
+          <w:t>王下4:9</w:t>
+        </w:r>
+      </w:hyperlink>
+      <w:r>
+        <w:rPr>
+          <w:lang w:val="zh_TW" w:bidi="zh_TW"/>
+        </w:rPr>
+        <w:t>）。「先見」表達神賦予先知新奇非凡的洞察力。希伯來語與英語一樣，常用的動詞「看見」也表示理解（I see what you mean，即我明白你的意思）以及洞察事物本質和意義的能力（He sees things very clearly，即他看事物非常清楚）。對於先知而言，他們的「洞察力」遠超常人，因為耶和華啟發他們，成為祂信息的器皿。</w:t>
+      </w:r>
+    </w:p>
+    <w:p>
+      <w:pPr/>
+      <w:r>
+        <w:rPr>
+          <w:lang w:val="zh_TW" w:bidi="zh_TW"/>
+        </w:rPr>
+      </w:r>
+      <w:r>
+        <w:rPr>
+          <w:lang w:val="zh_TW" w:bidi="zh_TW"/>
+        </w:rPr>
+        <w:t>偉大先知肩負重任，推動舊約故事前進，其起點從摩西開始，再沒有先知像他（</w:t>
+      </w:r>
+      <w:hyperlink r:id="rId24">
+        <w:r>
+          <w:rPr>
+            <w:lang w:val="zh_TW" w:bidi="zh_TW"/>
+          </w:rPr>
+          <w:rPr>
+            <w:color w:val="0000EE"/>
+            <w:u w:val="single"/>
+          </w:rPr>
+          <w:t>申34:10</w:t>
+        </w:r>
+      </w:hyperlink>
+      <w:r>
+        <w:rPr>
+          <w:lang w:val="zh_TW" w:bidi="zh_TW"/>
+        </w:rPr>
+        <w:t>）。這個看法正確無誤，因為摩西具備所有先知的獨特標誌：蒙召（</w:t>
+      </w:r>
+      <w:hyperlink r:id="rId25">
+        <w:r>
+          <w:rPr>
+            <w:lang w:val="zh_TW" w:bidi="zh_TW"/>
+          </w:rPr>
+          <w:rPr>
+            <w:color w:val="0000EE"/>
+            <w:u w:val="single"/>
+          </w:rPr>
+          <w:t>出3:1–4:17</w:t>
+        </w:r>
+      </w:hyperlink>
+      <w:r>
+        <w:rPr>
+          <w:lang w:val="zh_TW" w:bidi="zh_TW"/>
+        </w:rPr>
+        <w:t>；參</w:t>
+      </w:r>
+      <w:hyperlink r:id="rId26">
+        <w:r>
+          <w:rPr>
+            <w:lang w:val="zh_TW" w:bidi="zh_TW"/>
+          </w:rPr>
+          <w:rPr>
+            <w:color w:val="0000EE"/>
+            <w:u w:val="single"/>
+          </w:rPr>
+          <w:t>賽6章</w:t>
+        </w:r>
+      </w:hyperlink>
+      <w:r>
+        <w:rPr>
+          <w:lang w:val="zh_TW" w:bidi="zh_TW"/>
+        </w:rPr>
+        <w:t>；</w:t>
+      </w:r>
+      <w:hyperlink r:id="rId27">
+        <w:r>
+          <w:rPr>
+            <w:lang w:val="zh_TW" w:bidi="zh_TW"/>
+          </w:rPr>
+          <w:rPr>
+            <w:color w:val="0000EE"/>
+            <w:u w:val="single"/>
+          </w:rPr>
+          <w:t>耶1:4–19</w:t>
+        </w:r>
+      </w:hyperlink>
+      <w:r>
+        <w:rPr>
+          <w:lang w:val="zh_TW" w:bidi="zh_TW"/>
+        </w:rPr>
+        <w:t>；</w:t>
+      </w:r>
+      <w:hyperlink r:id="rId28">
+        <w:r>
+          <w:rPr>
+            <w:lang w:val="zh_TW" w:bidi="zh_TW"/>
+          </w:rPr>
+          <w:rPr>
+            <w:color w:val="0000EE"/>
+            <w:u w:val="single"/>
+          </w:rPr>
+          <w:t>結1–3</w:t>
+        </w:r>
+      </w:hyperlink>
+      <w:r>
+        <w:rPr>
+          <w:lang w:val="zh_TW" w:bidi="zh_TW"/>
+        </w:rPr>
+        <w:t>；</w:t>
+      </w:r>
+      <w:hyperlink r:id="rId29">
+        <w:r>
+          <w:rPr>
+            <w:lang w:val="zh_TW" w:bidi="zh_TW"/>
+          </w:rPr>
+          <w:rPr>
+            <w:color w:val="0000EE"/>
+            <w:u w:val="single"/>
+          </w:rPr>
+          <w:t>何1:2</w:t>
+        </w:r>
+      </w:hyperlink>
+      <w:r>
+        <w:rPr>
+          <w:lang w:val="zh_TW" w:bidi="zh_TW"/>
+        </w:rPr>
+        <w:t>；</w:t>
+      </w:r>
+      <w:hyperlink r:id="rId30">
+        <w:r>
+          <w:rPr>
+            <w:lang w:val="zh_TW" w:bidi="zh_TW"/>
+          </w:rPr>
+          <w:rPr>
+            <w:color w:val="0000EE"/>
+            <w:u w:val="single"/>
+          </w:rPr>
+          <w:t>摩7:14–15</w:t>
+        </w:r>
+      </w:hyperlink>
+      <w:r>
+        <w:rPr>
+          <w:lang w:val="zh_TW" w:bidi="zh_TW"/>
+        </w:rPr>
+        <w:t>），認識到歷史事件是神的行動，照祂的話語成就（</w:t>
+      </w:r>
+      <w:hyperlink r:id="rId31">
+        <w:r>
+          <w:rPr>
+            <w:lang w:val="zh_TW" w:bidi="zh_TW"/>
+          </w:rPr>
+          <w:rPr>
+            <w:color w:val="0000EE"/>
+            <w:u w:val="single"/>
+          </w:rPr>
+          <w:t>出3:12</w:t>
+        </w:r>
+      </w:hyperlink>
+      <w:r>
+        <w:rPr>
+          <w:lang w:val="zh_TW" w:bidi="zh_TW"/>
+        </w:rPr>
+        <w:t>，</w:t>
+      </w:r>
+      <w:hyperlink r:id="rId32">
+        <w:r>
+          <w:rPr>
+            <w:lang w:val="zh_TW" w:bidi="zh_TW"/>
+          </w:rPr>
+          <w:rPr>
+            <w:color w:val="0000EE"/>
+            <w:u w:val="single"/>
+          </w:rPr>
+          <w:t>4:21–23</w:t>
+        </w:r>
+      </w:hyperlink>
+      <w:r>
+        <w:rPr>
+          <w:lang w:val="zh_TW" w:bidi="zh_TW"/>
+        </w:rPr>
+        <w:t>），倫理和社會關懷的心（</w:t>
+      </w:r>
+      <w:hyperlink r:id="rId33">
+        <w:r>
+          <w:rPr>
+            <w:lang w:val="zh_TW" w:bidi="zh_TW"/>
+          </w:rPr>
+          <w:rPr>
+            <w:color w:val="0000EE"/>
+            <w:u w:val="single"/>
+          </w:rPr>
+          <w:t>2:11–13</w:t>
+        </w:r>
+      </w:hyperlink>
+      <w:r>
+        <w:rPr>
+          <w:lang w:val="zh_TW" w:bidi="zh_TW"/>
+        </w:rPr>
+        <w:t>），看重無助的人（見</w:t>
+      </w:r>
+      <w:hyperlink r:id="rId34">
+        <w:r>
+          <w:rPr>
+            <w:lang w:val="zh_TW" w:bidi="zh_TW"/>
+          </w:rPr>
+          <w:rPr>
+            <w:color w:val="0000EE"/>
+            <w:u w:val="single"/>
+          </w:rPr>
+          <w:t>17節</w:t>
+        </w:r>
+      </w:hyperlink>
+      <w:r>
+        <w:rPr>
+          <w:lang w:val="zh_TW" w:bidi="zh_TW"/>
+        </w:rPr>
+        <w:t>）。</w:t>
+      </w:r>
+    </w:p>
+    <w:p>
+      <w:pPr/>
+      <w:r>
+        <w:rPr>
+          <w:lang w:val="zh_TW" w:bidi="zh_TW"/>
+        </w:rPr>
+      </w:r>
+      <w:r>
+        <w:rPr>
+          <w:lang w:val="zh_TW" w:bidi="zh_TW"/>
+        </w:rPr>
+        <w:t>不過</w:t>
+      </w:r>
+      <w:hyperlink r:id="rId24">
+        <w:r>
+          <w:rPr>
+            <w:lang w:val="zh_TW" w:bidi="zh_TW"/>
+          </w:rPr>
+          <w:rPr>
+            <w:color w:val="0000EE"/>
+            <w:u w:val="single"/>
+          </w:rPr>
+          <w:t>申命記三十四章10節</w:t>
+        </w:r>
+      </w:hyperlink>
+      <w:r>
+        <w:rPr>
+          <w:lang w:val="zh_TW" w:bidi="zh_TW"/>
+        </w:rPr>
+        <w:t>的評語，不僅回顧摩西的偉大之處，也展望一位像摩西一樣的先知到來。這與摩西自己的預言相符（</w:t>
+      </w:r>
+      <w:hyperlink r:id="rId16">
+        <w:r>
+          <w:rPr>
+            <w:lang w:val="zh_TW" w:bidi="zh_TW"/>
+          </w:rPr>
+          <w:rPr>
+            <w:color w:val="0000EE"/>
+            <w:u w:val="single"/>
+          </w:rPr>
+          <w:t>申18:15–19</w:t>
+        </w:r>
+      </w:hyperlink>
+      <w:r>
+        <w:rPr>
+          <w:lang w:val="zh_TW" w:bidi="zh_TW"/>
+        </w:rPr>
+        <w:t>），毫無疑問預示將有一位偉大的先知來臨。摩西比較自己與這位先知，甚為驚人——即將到來的先知，將扮演摩西在西奈山上的角色（</w:t>
+      </w:r>
+      <w:hyperlink r:id="rId35">
+        <w:r>
+          <w:rPr>
+            <w:lang w:val="zh_TW" w:bidi="zh_TW"/>
+          </w:rPr>
+          <w:rPr>
+            <w:color w:val="0000EE"/>
+            <w:u w:val="single"/>
+          </w:rPr>
+          <w:t>申18:16</w:t>
+        </w:r>
+      </w:hyperlink>
+      <w:r>
+        <w:rPr>
+          <w:lang w:val="zh_TW" w:bidi="zh_TW"/>
+        </w:rPr>
+        <w:t>）。那處，摩西以獨特方式作先知一樣的中保，傳達神的聲音，因為神在西奈山上，成就了舊約的盟約。摩西期待一位類似的先知，盼望另一位約的中保，就是耶穌基督。</w:t>
+      </w:r>
+    </w:p>
+    <w:p>
+      <w:pPr/>
+      <w:r>
+        <w:rPr>
+          <w:lang w:val="zh_TW" w:bidi="zh_TW"/>
+        </w:rPr>
+      </w:r>
+      <w:r>
+        <w:rPr>
+          <w:lang w:val="zh_TW" w:bidi="zh_TW"/>
+        </w:rPr>
+        <w:t>神不斷向祂的子民差遣先知，人們亦一直盼待這位偉大的先知。每次有這樣的先知出現，都因他像摩西，而被認為是真的；真誠的信徒都會興奮觀察，想知道他是否那位最終到來的偉大先知。因此我們可以理解，那些看到耶穌使死人復活的人何以如此興奮（</w:t>
+      </w:r>
+      <w:hyperlink r:id="rId13">
+        <w:r>
+          <w:rPr>
+            <w:lang w:val="zh_TW" w:bidi="zh_TW"/>
+          </w:rPr>
+          <w:rPr>
+            <w:color w:val="0000EE"/>
+            <w:u w:val="single"/>
+          </w:rPr>
+          <w:t>路7:16</w:t>
+        </w:r>
+      </w:hyperlink>
+      <w:r>
+        <w:rPr>
+          <w:lang w:val="zh_TW" w:bidi="zh_TW"/>
+        </w:rPr>
+        <w:t>）。</w:t>
+      </w:r>
+    </w:p>
+    <w:p>
+      <w:pPr/>
+      <w:r>
+        <w:rPr>
+          <w:lang w:val="zh_TW" w:bidi="zh_TW"/>
+        </w:rPr>
+      </w:r>
+      <w:r>
+        <w:rPr>
+          <w:lang w:val="zh_TW" w:bidi="zh_TW"/>
+        </w:rPr>
+        <w:t>舊約提到先知團體的存在，有時稱為「學校」。以利沙顯然在教導一個團體（</w:t>
+      </w:r>
+      <w:hyperlink r:id="rId36">
+        <w:r>
+          <w:rPr>
+            <w:lang w:val="zh_TW" w:bidi="zh_TW"/>
+          </w:rPr>
+          <w:rPr>
+            <w:color w:val="0000EE"/>
+            <w:u w:val="single"/>
+          </w:rPr>
+          <w:t>王下6:1</w:t>
+        </w:r>
+      </w:hyperlink>
+      <w:r>
+        <w:rPr>
+          <w:lang w:val="zh_TW" w:bidi="zh_TW"/>
+        </w:rPr>
+        <w:t>），「先知門徒」（比如</w:t>
+      </w:r>
+      <w:hyperlink r:id="rId37">
+        <w:r>
+          <w:rPr>
+            <w:lang w:val="zh_TW" w:bidi="zh_TW"/>
+          </w:rPr>
+          <w:rPr>
+            <w:color w:val="0000EE"/>
+            <w:u w:val="single"/>
+          </w:rPr>
+          <w:t>王下2:3、5</w:t>
+        </w:r>
+      </w:hyperlink>
+      <w:r>
+        <w:rPr>
+          <w:lang w:val="zh_TW" w:bidi="zh_TW"/>
+        </w:rPr>
+        <w:t>；</w:t>
+      </w:r>
+      <w:hyperlink r:id="rId23">
+        <w:r>
+          <w:rPr>
+            <w:lang w:val="zh_TW" w:bidi="zh_TW"/>
+          </w:rPr>
+          <w:rPr>
+            <w:color w:val="0000EE"/>
+            <w:u w:val="single"/>
+          </w:rPr>
+          <w:t>摩7:14</w:t>
+        </w:r>
+      </w:hyperlink>
+      <w:r>
+        <w:rPr>
+          <w:lang w:val="zh_TW" w:bidi="zh_TW"/>
+        </w:rPr>
+        <w:t>）所指的，可能是在先知老師照管下，「正在受訓的先知」。至於</w:t>
+      </w:r>
+      <w:hyperlink r:id="rId38">
+        <w:r>
+          <w:rPr>
+            <w:lang w:val="zh_TW" w:bidi="zh_TW"/>
+          </w:rPr>
+          <w:rPr>
+            <w:color w:val="0000EE"/>
+            <w:u w:val="single"/>
+          </w:rPr>
+          <w:t>撒母耳記上十章5至11節</w:t>
+        </w:r>
+      </w:hyperlink>
+      <w:r>
+        <w:rPr>
+          <w:lang w:val="zh_TW" w:bidi="zh_TW"/>
+        </w:rPr>
+        <w:t>中的團體，用「工會」來描述會更合適。這些團體對耶和華熱心、盡性敬拜，並可見聖靈明顯的活動；但他們服事的核心是「預言」，即宣告關於神本身的真理。在這個早期階段之後，先知團體的重要性似乎有所減弱（類似</w:t>
+      </w:r>
+      <w:hyperlink r:id="rId19">
+        <w:r>
+          <w:rPr>
+            <w:lang w:val="zh_TW" w:bidi="zh_TW"/>
+          </w:rPr>
+          <w:rPr>
+            <w:color w:val="0000EE"/>
+            <w:u w:val="single"/>
+          </w:rPr>
+          <w:t>撒上9:9</w:t>
+        </w:r>
+      </w:hyperlink>
+      <w:r>
+        <w:rPr>
+          <w:lang w:val="zh_TW" w:bidi="zh_TW"/>
+        </w:rPr>
+        <w:t>明確提及的情形消失，由此推論），而盡性的敬逐漸變為更直接的話語服事，可能正是</w:t>
+      </w:r>
+      <w:hyperlink r:id="rId19">
+        <w:r>
+          <w:rPr>
+            <w:lang w:val="zh_TW" w:bidi="zh_TW"/>
+          </w:rPr>
+          <w:rPr>
+            <w:color w:val="0000EE"/>
+            <w:u w:val="single"/>
+          </w:rPr>
+          <w:t>撒母耳記上九章9節</w:t>
+        </w:r>
+      </w:hyperlink>
+      <w:r>
+        <w:rPr>
+          <w:lang w:val="zh_TW" w:bidi="zh_TW"/>
+        </w:rPr>
+        <w:t>評語的背景。</w:t>
+      </w:r>
+    </w:p>
+    <w:p>
+      <w:pPr>
+        <w:pStyle w:val="Heading3"/>
+      </w:pPr>
+      <w:r>
+        <w:rPr>
+          <w:lang w:val="zh_TW" w:bidi="zh_TW"/>
+        </w:rPr>
+        <w:t>感動</w:t>
+      </w:r>
+    </w:p>
+    <w:p>
+      <w:pPr/>
+      <w:r>
+        <w:rPr>
+          <w:lang w:val="zh_TW" w:bidi="zh_TW"/>
+        </w:rPr>
+      </w:r>
+      <w:r>
+        <w:rPr>
+          <w:lang w:val="zh_TW" w:bidi="zh_TW"/>
+        </w:rPr>
+        <w:t>在這些先知群體的活動背後，是神的靈感動他們（</w:t>
+      </w:r>
+      <w:hyperlink r:id="rId39">
+        <w:r>
+          <w:rPr>
+            <w:lang w:val="zh_TW" w:bidi="zh_TW"/>
+          </w:rPr>
+          <w:rPr>
+            <w:color w:val="0000EE"/>
+            <w:u w:val="single"/>
+          </w:rPr>
+          <w:t>撒上10:6、10</w:t>
+        </w:r>
+      </w:hyperlink>
+      <w:r>
+        <w:rPr>
+          <w:lang w:val="zh_TW" w:bidi="zh_TW"/>
+        </w:rPr>
+        <w:t>，</w:t>
+      </w:r>
+      <w:hyperlink r:id="rId40">
+        <w:r>
+          <w:rPr>
+            <w:lang w:val="zh_TW" w:bidi="zh_TW"/>
+          </w:rPr>
+          <w:rPr>
+            <w:color w:val="0000EE"/>
+            <w:u w:val="single"/>
+          </w:rPr>
+          <w:t>19:20、23</w:t>
+        </w:r>
+      </w:hyperlink>
+      <w:r>
+        <w:rPr>
+          <w:lang w:val="zh_TW" w:bidi="zh_TW"/>
+        </w:rPr>
+        <w:t>），神的靈運行在所有先知中，並且他們宣告受神感動的描述，不時會直接記錄下來（比如</w:t>
+      </w:r>
+      <w:hyperlink r:id="rId41">
+        <w:r>
+          <w:rPr>
+            <w:lang w:val="zh_TW" w:bidi="zh_TW"/>
+          </w:rPr>
+          <w:rPr>
+            <w:color w:val="0000EE"/>
+            <w:u w:val="single"/>
+          </w:rPr>
+          <w:t>王上22:24</w:t>
+        </w:r>
+      </w:hyperlink>
+      <w:r>
+        <w:rPr>
+          <w:lang w:val="zh_TW" w:bidi="zh_TW"/>
+        </w:rPr>
+        <w:t>；</w:t>
+      </w:r>
+      <w:hyperlink r:id="rId42">
+        <w:r>
+          <w:rPr>
+            <w:lang w:val="zh_TW" w:bidi="zh_TW"/>
+          </w:rPr>
+          <w:rPr>
+            <w:color w:val="0000EE"/>
+            <w:u w:val="single"/>
+          </w:rPr>
+          <w:t>尼9:30</w:t>
+        </w:r>
+      </w:hyperlink>
+      <w:r>
+        <w:rPr>
+          <w:lang w:val="zh_TW" w:bidi="zh_TW"/>
+        </w:rPr>
+        <w:t>；</w:t>
+      </w:r>
+      <w:hyperlink r:id="rId43">
+        <w:r>
+          <w:rPr>
+            <w:lang w:val="zh_TW" w:bidi="zh_TW"/>
+          </w:rPr>
+          <w:rPr>
+            <w:color w:val="0000EE"/>
+            <w:u w:val="single"/>
+          </w:rPr>
+          <w:t>何9:7</w:t>
+        </w:r>
+      </w:hyperlink>
+      <w:r>
+        <w:rPr>
+          <w:lang w:val="zh_TW" w:bidi="zh_TW"/>
+        </w:rPr>
+        <w:t>；</w:t>
+      </w:r>
+      <w:hyperlink r:id="rId44">
+        <w:r>
+          <w:rPr>
+            <w:lang w:val="zh_TW" w:bidi="zh_TW"/>
+          </w:rPr>
+          <w:rPr>
+            <w:color w:val="0000EE"/>
+            <w:u w:val="single"/>
+          </w:rPr>
+          <w:t>珥2:28–29</w:t>
+        </w:r>
+      </w:hyperlink>
+      <w:r>
+        <w:rPr>
+          <w:lang w:val="zh_TW" w:bidi="zh_TW"/>
+        </w:rPr>
+        <w:t>；</w:t>
+      </w:r>
+      <w:hyperlink r:id="rId45">
+        <w:r>
+          <w:rPr>
+            <w:lang w:val="zh_TW" w:bidi="zh_TW"/>
+          </w:rPr>
+          <w:rPr>
+            <w:color w:val="0000EE"/>
+            <w:u w:val="single"/>
+          </w:rPr>
+          <w:t>彌3:8</w:t>
+        </w:r>
+      </w:hyperlink>
+      <w:r>
+        <w:rPr>
+          <w:lang w:val="zh_TW" w:bidi="zh_TW"/>
+        </w:rPr>
+        <w:t>；參</w:t>
+      </w:r>
+      <w:hyperlink r:id="rId46">
+        <w:r>
+          <w:rPr>
+            <w:lang w:val="zh_TW" w:bidi="zh_TW"/>
+          </w:rPr>
+          <w:rPr>
+            <w:color w:val="0000EE"/>
+            <w:u w:val="single"/>
+          </w:rPr>
+          <w:t>代上12:18</w:t>
+        </w:r>
+      </w:hyperlink>
+      <w:r>
+        <w:rPr>
+          <w:lang w:val="zh_TW" w:bidi="zh_TW"/>
+        </w:rPr>
+        <w:t>；</w:t>
+      </w:r>
+      <w:hyperlink r:id="rId47">
+        <w:r>
+          <w:rPr>
+            <w:lang w:val="zh_TW" w:bidi="zh_TW"/>
+          </w:rPr>
+          <w:rPr>
+            <w:color w:val="0000EE"/>
+            <w:u w:val="single"/>
+          </w:rPr>
+          <w:t>代下15:1</w:t>
+        </w:r>
+      </w:hyperlink>
+      <w:r>
+        <w:rPr>
+          <w:lang w:val="zh_TW" w:bidi="zh_TW"/>
+        </w:rPr>
+        <w:t>，</w:t>
+      </w:r>
+      <w:hyperlink r:id="rId48">
+        <w:r>
+          <w:rPr>
+            <w:lang w:val="zh_TW" w:bidi="zh_TW"/>
+          </w:rPr>
+          <w:rPr>
+            <w:color w:val="0000EE"/>
+            <w:u w:val="single"/>
+          </w:rPr>
+          <w:t>20:14</w:t>
+        </w:r>
+      </w:hyperlink>
+      <w:r>
+        <w:rPr>
+          <w:lang w:val="zh_TW" w:bidi="zh_TW"/>
+        </w:rPr>
+        <w:t>，</w:t>
+      </w:r>
+      <w:hyperlink r:id="rId49">
+        <w:r>
+          <w:rPr>
+            <w:lang w:val="zh_TW" w:bidi="zh_TW"/>
+          </w:rPr>
+          <w:rPr>
+            <w:color w:val="0000EE"/>
+            <w:u w:val="single"/>
+          </w:rPr>
+          <w:t>24:20</w:t>
+        </w:r>
+      </w:hyperlink>
+      <w:r>
+        <w:rPr>
+          <w:lang w:val="zh_TW" w:bidi="zh_TW"/>
+        </w:rPr>
+        <w:t>）。神的靈感動人，無分男女，傳講神的話語（參</w:t>
+      </w:r>
+      <w:hyperlink r:id="rId50">
+        <w:r>
+          <w:rPr>
+            <w:lang w:val="zh_TW" w:bidi="zh_TW"/>
+          </w:rPr>
+          <w:rPr>
+            <w:color w:val="0000EE"/>
+            <w:u w:val="single"/>
+          </w:rPr>
+          <w:t>彼後1:21</w:t>
+        </w:r>
+      </w:hyperlink>
+      <w:r>
+        <w:rPr>
+          <w:lang w:val="zh_TW" w:bidi="zh_TW"/>
+        </w:rPr>
+        <w:t>）。</w:t>
+      </w:r>
+    </w:p>
+    <w:p>
+      <w:pPr/>
+      <w:r>
+        <w:rPr>
+          <w:lang w:val="zh_TW" w:bidi="zh_TW"/>
+        </w:rPr>
+      </w:r>
+      <w:r>
+        <w:rPr>
+          <w:lang w:val="zh_TW" w:bidi="zh_TW"/>
+        </w:rPr>
+        <w:t>耶利米說，神的手</w:t>
+      </w:r>
+      <w:r>
+        <w:rPr>
+          <w:lang w:val="zh_TW" w:bidi="zh_TW"/>
+        </w:rPr>
+        <w:t>按他的口</w:t>
+      </w:r>
+      <w:r>
+        <w:rPr>
+          <w:lang w:val="zh_TW" w:bidi="zh_TW"/>
+        </w:rPr>
+        <w:t>，將神的話放在他的口中（</w:t>
+      </w:r>
+      <w:hyperlink r:id="rId51">
+        <w:r>
+          <w:rPr>
+            <w:lang w:val="zh_TW" w:bidi="zh_TW"/>
+          </w:rPr>
+          <w:rPr>
+            <w:color w:val="0000EE"/>
+            <w:u w:val="single"/>
+          </w:rPr>
+          <w:t>耶1:9</w:t>
+        </w:r>
+      </w:hyperlink>
+      <w:r>
+        <w:rPr>
+          <w:lang w:val="zh_TW" w:bidi="zh_TW"/>
+        </w:rPr>
+        <w:t>）；以西結記錄他如何吃下書卷，藉此領受耶和華所寫的話語，能夠說出耶和華稱為「我的話」的內容（</w:t>
+      </w:r>
+      <w:hyperlink r:id="rId52">
+        <w:r>
+          <w:rPr>
+            <w:lang w:val="zh_TW" w:bidi="zh_TW"/>
+          </w:rPr>
+          <w:rPr>
+            <w:color w:val="0000EE"/>
+            <w:u w:val="single"/>
+          </w:rPr>
+          <w:t>結2:7–4:4</w:t>
+        </w:r>
+      </w:hyperlink>
+      <w:r>
+        <w:rPr>
+          <w:lang w:val="zh_TW" w:bidi="zh_TW"/>
+        </w:rPr>
+        <w:t>）。這個神跡亦簡述在阿摩司書的開頭（</w:t>
+      </w:r>
+      <w:hyperlink r:id="rId53">
+        <w:r>
+          <w:rPr>
+            <w:lang w:val="zh_TW" w:bidi="zh_TW"/>
+          </w:rPr>
+          <w:rPr>
+            <w:color w:val="0000EE"/>
+            <w:u w:val="single"/>
+          </w:rPr>
+          <w:t>1:1、3</w:t>
+        </w:r>
+      </w:hyperlink>
+      <w:r>
+        <w:rPr>
+          <w:lang w:val="zh_TW" w:bidi="zh_TW"/>
+        </w:rPr>
+        <w:t>）：「</w:t>
+      </w:r>
+      <w:r>
+        <w:rPr>
+          <w:lang w:val="zh_TW" w:bidi="zh_TW"/>
+        </w:rPr>
+        <w:t>阿摩司得默示</w:t>
+      </w:r>
+      <w:r>
+        <w:rPr>
+          <w:lang w:val="zh_TW" w:bidi="zh_TW"/>
+        </w:rPr>
+        <w:t>……</w:t>
+      </w:r>
+      <w:r>
+        <w:rPr>
+          <w:lang w:val="zh_TW" w:bidi="zh_TW"/>
+        </w:rPr>
+        <w:t>耶和華如此說……</w:t>
+      </w:r>
+      <w:r>
+        <w:rPr>
+          <w:lang w:val="zh_TW" w:bidi="zh_TW"/>
+        </w:rPr>
+        <w:t>」雖然這些話確實是阿摩司的話，但也是耶和華的話。</w:t>
+      </w:r>
+    </w:p>
+    <w:p>
+      <w:pPr>
+        <w:pStyle w:val="Heading3"/>
+      </w:pPr>
+      <w:r>
+        <w:rPr>
+          <w:lang w:val="zh_TW" w:bidi="zh_TW"/>
+        </w:rPr>
+        <w:t>真假先知</w:t>
+      </w:r>
+    </w:p>
+    <w:p>
+      <w:pPr/>
+      <w:r>
+        <w:rPr>
+          <w:lang w:val="zh_TW" w:bidi="zh_TW"/>
+        </w:rPr>
+      </w:r>
+      <w:r>
+        <w:rPr>
+          <w:lang w:val="zh_TW" w:bidi="zh_TW"/>
+        </w:rPr>
+        <w:t>假先知可以透過三個檢驗，與真先知區分開來。第一個是教義上的檢驗。在</w:t>
+      </w:r>
+      <w:hyperlink r:id="rId54">
+        <w:r>
+          <w:rPr>
+            <w:lang w:val="zh_TW" w:bidi="zh_TW"/>
+          </w:rPr>
+          <w:rPr>
+            <w:color w:val="0000EE"/>
+            <w:u w:val="single"/>
+          </w:rPr>
+          <w:t>申命記十三章</w:t>
+        </w:r>
+      </w:hyperlink>
+      <w:r>
+        <w:rPr>
+          <w:lang w:val="zh_TW" w:bidi="zh_TW"/>
+        </w:rPr>
+        <w:t>中，假先知的動機是要使人們遠離曾在出埃及事件中啟示自己的神（</w:t>
+      </w:r>
+      <w:hyperlink r:id="rId55">
+        <w:r>
+          <w:rPr>
+            <w:lang w:val="zh_TW" w:bidi="zh_TW"/>
+          </w:rPr>
+          <w:rPr>
+            <w:color w:val="0000EE"/>
+            <w:u w:val="single"/>
+          </w:rPr>
+          <w:t>申13:2、5–7、10</w:t>
+        </w:r>
+      </w:hyperlink>
+      <w:r>
+        <w:rPr>
+          <w:lang w:val="zh_TW" w:bidi="zh_TW"/>
+        </w:rPr>
+        <w:t>）。儘管假先知的話可能有明顯的神蹟奇事支持（</w:t>
+      </w:r>
+      <w:hyperlink r:id="rId56">
+        <w:r>
+          <w:rPr>
+            <w:lang w:val="zh_TW" w:bidi="zh_TW"/>
+          </w:rPr>
+          <w:rPr>
+            <w:color w:val="0000EE"/>
+            <w:u w:val="single"/>
+          </w:rPr>
+          <w:t>1–2節</w:t>
+        </w:r>
+      </w:hyperlink>
+      <w:r>
+        <w:rPr>
+          <w:lang w:val="zh_TW" w:bidi="zh_TW"/>
+        </w:rPr>
+        <w:t>），但人們仍應拒絕他們——不僅因為他們引入新奇事物（</w:t>
+      </w:r>
+      <w:hyperlink r:id="rId57">
+        <w:r>
+          <w:rPr>
+            <w:lang w:val="zh_TW" w:bidi="zh_TW"/>
+          </w:rPr>
+          <w:rPr>
+            <w:color w:val="0000EE"/>
+            <w:u w:val="single"/>
+          </w:rPr>
+          <w:t>2、6節</w:t>
+        </w:r>
+      </w:hyperlink>
+      <w:r>
+        <w:rPr>
+          <w:lang w:val="zh_TW" w:bidi="zh_TW"/>
+        </w:rPr>
+        <w:t>），也因為這種新奇事物與耶和華在出埃及時的啟示矛盾（</w:t>
+      </w:r>
+      <w:hyperlink r:id="rId58">
+        <w:r>
+          <w:rPr>
+            <w:lang w:val="zh_TW" w:bidi="zh_TW"/>
+          </w:rPr>
+          <w:rPr>
+            <w:color w:val="0000EE"/>
+            <w:u w:val="single"/>
+          </w:rPr>
+          <w:t>5、10節</w:t>
+        </w:r>
+      </w:hyperlink>
+      <w:r>
+        <w:rPr>
+          <w:lang w:val="zh_TW" w:bidi="zh_TW"/>
+        </w:rPr>
+        <w:t>）。因此，第一個檢驗是教義上的，要求神的子民具備真理的知識，從而能夠通過比較，識別錯誤。</w:t>
+      </w:r>
+    </w:p>
+    <w:p>
+      <w:pPr/>
+      <w:r>
+        <w:rPr>
+          <w:lang w:val="zh_TW" w:bidi="zh_TW"/>
+        </w:rPr>
+      </w:r>
+      <w:r>
+        <w:rPr>
+          <w:lang w:val="zh_TW" w:bidi="zh_TW"/>
+        </w:rPr>
+        <w:t>第二個檢驗是實際的，需要耐心。正如</w:t>
+      </w:r>
+      <w:hyperlink r:id="rId59">
+        <w:r>
+          <w:rPr>
+            <w:lang w:val="zh_TW" w:bidi="zh_TW"/>
+          </w:rPr>
+          <w:rPr>
+            <w:color w:val="0000EE"/>
+            <w:u w:val="single"/>
+          </w:rPr>
+          <w:t>申命記十八章21至22節</w:t>
+        </w:r>
+      </w:hyperlink>
+      <w:r>
+        <w:rPr>
+          <w:lang w:val="zh_TW" w:bidi="zh_TW"/>
+        </w:rPr>
+        <w:t>所述：耶和華的話總是會應驗的。這需要耐心，因為如</w:t>
+      </w:r>
+      <w:hyperlink r:id="rId56">
+        <w:r>
+          <w:rPr>
+            <w:lang w:val="zh_TW" w:bidi="zh_TW"/>
+          </w:rPr>
+          <w:rPr>
+            <w:color w:val="0000EE"/>
+            <w:u w:val="single"/>
+          </w:rPr>
+          <w:t>申命記十三章1至2節</w:t>
+        </w:r>
+      </w:hyperlink>
+      <w:r>
+        <w:rPr>
+          <w:lang w:val="zh_TW" w:bidi="zh_TW"/>
+        </w:rPr>
+        <w:t>所示，虛假的話語可能會有表面的屬靈證據支持。</w:t>
+      </w:r>
+      <w:hyperlink r:id="rId59">
+        <w:r>
+          <w:rPr>
+            <w:lang w:val="zh_TW" w:bidi="zh_TW"/>
+          </w:rPr>
+          <w:rPr>
+            <w:color w:val="0000EE"/>
+            <w:u w:val="single"/>
+          </w:rPr>
+          <w:t>申命記十八章21至22節</w:t>
+        </w:r>
+      </w:hyperlink>
+      <w:r>
+        <w:rPr>
+          <w:lang w:val="zh_TW" w:bidi="zh_TW"/>
+        </w:rPr>
+        <w:t>的呼籲是呼籲人們保持耐心。如對預言的真假有所懷疑，就應等待應驗的事件發生。</w:t>
+      </w:r>
+    </w:p>
+    <w:p>
+      <w:pPr/>
+      <w:r>
+        <w:rPr>
+          <w:lang w:val="zh_TW" w:bidi="zh_TW"/>
+        </w:rPr>
+      </w:r>
+      <w:r>
+        <w:rPr>
+          <w:lang w:val="zh_TW" w:bidi="zh_TW"/>
+        </w:rPr>
+        <w:t>第三個檢驗是道德上的，要求先知有警惕和明辨能力。在所有先知中，以耶利米的心最受假先知的影響，他也一直不斷思考這個問題（</w:t>
+      </w:r>
+      <w:hyperlink r:id="rId60">
+        <w:r>
+          <w:rPr>
+            <w:lang w:val="zh_TW" w:bidi="zh_TW"/>
+          </w:rPr>
+          <w:rPr>
+            <w:color w:val="0000EE"/>
+            <w:u w:val="single"/>
+          </w:rPr>
+          <w:t>耶23:9–40</w:t>
+        </w:r>
+      </w:hyperlink>
+      <w:r>
+        <w:rPr>
+          <w:lang w:val="zh_TW" w:bidi="zh_TW"/>
+        </w:rPr>
+        <w:t>）。他的回答既引人注目又具挑戰性：人們會看到假先知生活不潔（</w:t>
+      </w:r>
+      <w:hyperlink r:id="rId61">
+        <w:r>
+          <w:rPr>
+            <w:lang w:val="zh_TW" w:bidi="zh_TW"/>
+          </w:rPr>
+          <w:rPr>
+            <w:color w:val="0000EE"/>
+            <w:u w:val="single"/>
+          </w:rPr>
+          <w:t>11–14節</w:t>
+        </w:r>
+      </w:hyperlink>
+      <w:r>
+        <w:rPr>
+          <w:lang w:val="zh_TW" w:bidi="zh_TW"/>
+        </w:rPr>
+        <w:t>），他們的信息沒有任何道德譴責，反而鼓勵人們行在他們的罪中（</w:t>
+      </w:r>
+      <w:hyperlink r:id="rId62">
+        <w:r>
+          <w:rPr>
+            <w:lang w:val="zh_TW" w:bidi="zh_TW"/>
+          </w:rPr>
+          <w:rPr>
+            <w:color w:val="0000EE"/>
+            <w:u w:val="single"/>
+          </w:rPr>
+          <w:t>16–22節</w:t>
+        </w:r>
+      </w:hyperlink>
+      <w:r>
+        <w:rPr>
+          <w:lang w:val="zh_TW" w:bidi="zh_TW"/>
+        </w:rPr>
+        <w:t>）。</w:t>
+      </w:r>
+    </w:p>
+    <w:p>
+      <w:pPr>
+        <w:pStyle w:val="Heading3"/>
+      </w:pPr>
+      <w:r>
+        <w:rPr>
+          <w:lang w:val="zh_TW" w:bidi="zh_TW"/>
+        </w:rPr>
+        <w:t>先知的作用</w:t>
+      </w:r>
+    </w:p>
+    <w:p>
+      <w:pPr/>
+      <w:r>
+        <w:rPr>
+          <w:lang w:val="zh_TW" w:bidi="zh_TW"/>
+        </w:rPr>
+      </w:r>
+      <w:r>
+        <w:rPr>
+          <w:lang w:val="zh_TW" w:bidi="zh_TW"/>
+        </w:rPr>
+        <w:t>人們有時說先知不是「預言者」，而是「宣講者」。然而，就舊約而言，先知透過預言（預告神將要做的事）來宣講（宣告關於神的真理）。預言在舊約中既不是偶然的，也不是邊緣的活動；它是先知進行工作的方式。</w:t>
+      </w:r>
+      <w:hyperlink r:id="rId63">
+        <w:r>
+          <w:rPr>
+            <w:lang w:val="zh_TW" w:bidi="zh_TW"/>
+          </w:rPr>
+          <w:rPr>
+            <w:color w:val="0000EE"/>
+            <w:u w:val="single"/>
+          </w:rPr>
+          <w:t>申命記十八章9至15節</w:t>
+        </w:r>
+      </w:hyperlink>
+      <w:r>
+        <w:rPr>
+          <w:lang w:val="zh_TW" w:bidi="zh_TW"/>
+        </w:rPr>
+        <w:t>解釋先知在以色列的角色，經文表示，周圍的國家透過各種占卜方式來窺測未來（</w:t>
+      </w:r>
+      <w:hyperlink r:id="rId64">
+        <w:r>
+          <w:rPr>
+            <w:lang w:val="zh_TW" w:bidi="zh_TW"/>
+          </w:rPr>
+          <w:rPr>
+            <w:color w:val="0000EE"/>
+            <w:u w:val="single"/>
+          </w:rPr>
+          <w:t>10–11節</w:t>
+        </w:r>
+      </w:hyperlink>
+      <w:r>
+        <w:rPr>
+          <w:lang w:val="zh_TW" w:bidi="zh_TW"/>
+        </w:rPr>
+        <w:t>）；這些事情在耶和華眼中看為可憎，因此在以色列中明令禁止（</w:t>
+      </w:r>
+      <w:hyperlink r:id="rId65">
+        <w:r>
+          <w:rPr>
+            <w:lang w:val="zh_TW" w:bidi="zh_TW"/>
+          </w:rPr>
+          <w:rPr>
+            <w:color w:val="0000EE"/>
+            <w:u w:val="single"/>
+          </w:rPr>
+          <w:t>12節</w:t>
+        </w:r>
+      </w:hyperlink>
+      <w:r>
+        <w:rPr>
+          <w:lang w:val="zh_TW" w:bidi="zh_TW"/>
+        </w:rPr>
+        <w:t>）。以色列的獨特性在於，其他民族通過占卜者預測未來，而耶和華則賜給以色列一位先知（</w:t>
+      </w:r>
+      <w:hyperlink r:id="rId66">
+        <w:r>
+          <w:rPr>
+            <w:lang w:val="zh_TW" w:bidi="zh_TW"/>
+          </w:rPr>
+          <w:rPr>
+            <w:color w:val="0000EE"/>
+            <w:u w:val="single"/>
+          </w:rPr>
+          <w:t>13–15節</w:t>
+        </w:r>
+      </w:hyperlink>
+      <w:r>
+        <w:rPr>
+          <w:lang w:val="zh_TW" w:bidi="zh_TW"/>
+        </w:rPr>
+        <w:t>）。以利沙（</w:t>
+      </w:r>
+      <w:hyperlink r:id="rId67">
+        <w:r>
+          <w:rPr>
+            <w:lang w:val="zh_TW" w:bidi="zh_TW"/>
+          </w:rPr>
+          <w:rPr>
+            <w:color w:val="0000EE"/>
+            <w:u w:val="single"/>
+          </w:rPr>
+          <w:t>王下4:27</w:t>
+        </w:r>
+      </w:hyperlink>
+      <w:r>
+        <w:rPr>
+          <w:lang w:val="zh_TW" w:bidi="zh_TW"/>
+        </w:rPr>
+        <w:t>）因為神沒有告知，而感到驚訝；阿摩司教導說，「預先得知」是先知與神的團契的特權（</w:t>
+      </w:r>
+      <w:hyperlink r:id="rId68">
+        <w:r>
+          <w:rPr>
+            <w:lang w:val="zh_TW" w:bidi="zh_TW"/>
+          </w:rPr>
+          <w:rPr>
+            <w:color w:val="0000EE"/>
+            <w:u w:val="single"/>
+          </w:rPr>
+          <w:t>摩3:7</w:t>
+        </w:r>
+      </w:hyperlink>
+      <w:r>
+        <w:rPr>
+          <w:lang w:val="zh_TW" w:bidi="zh_TW"/>
+        </w:rPr>
+        <w:t>）。不過以色列的預言，與其他國家的預測完全不同，因為預言絕不只是對未來的好奇。</w:t>
+      </w:r>
+    </w:p>
+    <w:p>
+      <w:pPr/>
+      <w:r>
+        <w:rPr>
+          <w:lang w:val="zh_TW" w:bidi="zh_TW"/>
+        </w:rPr>
+      </w:r>
+      <w:r>
+        <w:rPr>
+          <w:lang w:val="zh_TW" w:bidi="zh_TW"/>
+        </w:rPr>
+        <w:t>首先，聖經的預言是從當下的需求而來。在</w:t>
+      </w:r>
+      <w:hyperlink r:id="rId69">
+        <w:r>
+          <w:rPr>
+            <w:lang w:val="zh_TW" w:bidi="zh_TW"/>
+          </w:rPr>
+          <w:rPr>
+            <w:color w:val="0000EE"/>
+            <w:u w:val="single"/>
+          </w:rPr>
+          <w:t>以賽亞書三十九章</w:t>
+        </w:r>
+      </w:hyperlink>
+      <w:r>
+        <w:rPr>
+          <w:lang w:val="zh_TW" w:bidi="zh_TW"/>
+        </w:rPr>
+        <w:t>中，希西家不忠於神，依賴與巴比倫的軍事協議來獲得安全，促使以賽亞書宣告未來巴比倫的擄掠。以賽亞並不是憑空捏造出「巴比倫」這個名字；而是他被召服事時，在情境中獲賜的。</w:t>
+      </w:r>
+    </w:p>
+    <w:p>
+      <w:pPr/>
+      <w:r>
+        <w:rPr>
+          <w:lang w:val="zh_TW" w:bidi="zh_TW"/>
+        </w:rPr>
+      </w:r>
+      <w:r>
+        <w:rPr>
+          <w:lang w:val="zh_TW" w:bidi="zh_TW"/>
+        </w:rPr>
+        <w:t>其次，預言旨在提供未來的知識，目的是帶來當下的道德改變。先知關於的道德勸誡，可以從耶和華即將做的事情找到解釋（比如</w:t>
+      </w:r>
+      <w:hyperlink r:id="rId70">
+        <w:r>
+          <w:rPr>
+            <w:lang w:val="zh_TW" w:bidi="zh_TW"/>
+          </w:rPr>
+          <w:rPr>
+            <w:color w:val="0000EE"/>
+            <w:u w:val="single"/>
+          </w:rPr>
+          <w:t>賽31:6–7</w:t>
+        </w:r>
+      </w:hyperlink>
+      <w:r>
+        <w:rPr>
+          <w:lang w:val="zh_TW" w:bidi="zh_TW"/>
+        </w:rPr>
+        <w:t>；</w:t>
+      </w:r>
+      <w:hyperlink r:id="rId71">
+        <w:r>
+          <w:rPr>
+            <w:lang w:val="zh_TW" w:bidi="zh_TW"/>
+          </w:rPr>
+          <w:rPr>
+            <w:color w:val="0000EE"/>
+            <w:u w:val="single"/>
+          </w:rPr>
+          <w:t>摩5:6</w:t>
+        </w:r>
+      </w:hyperlink>
+      <w:r>
+        <w:rPr>
+          <w:lang w:val="zh_TW" w:bidi="zh_TW"/>
+        </w:rPr>
+        <w:t>）。</w:t>
+      </w:r>
+    </w:p>
+    <w:p>
+      <w:pPr/>
+      <w:r>
+        <w:rPr>
+          <w:lang w:val="zh_TW" w:bidi="zh_TW"/>
+        </w:rPr>
+      </w:r>
+      <w:r>
+        <w:rPr>
+          <w:lang w:val="zh_TW" w:bidi="zh_TW"/>
+        </w:rPr>
+        <w:t>第三，預言的事件進程，旨在穩定真信徒在黑暗時期的信心。比如，以賽亞書中的幾處經文（</w:t>
+      </w:r>
+      <w:hyperlink r:id="rId72">
+        <w:r>
+          <w:rPr>
+            <w:lang w:val="zh_TW" w:bidi="zh_TW"/>
+          </w:rPr>
+          <w:rPr>
+            <w:color w:val="0000EE"/>
+            <w:u w:val="single"/>
+          </w:rPr>
+          <w:t>賽9:1–7</w:t>
+        </w:r>
+      </w:hyperlink>
+      <w:r>
+        <w:rPr>
+          <w:lang w:val="zh_TW" w:bidi="zh_TW"/>
+        </w:rPr>
+        <w:t>，</w:t>
+      </w:r>
+      <w:hyperlink r:id="rId73">
+        <w:r>
+          <w:rPr>
+            <w:lang w:val="zh_TW" w:bidi="zh_TW"/>
+          </w:rPr>
+          <w:rPr>
+            <w:color w:val="0000EE"/>
+            <w:u w:val="single"/>
+          </w:rPr>
+          <w:t>11:1–16</w:t>
+        </w:r>
+      </w:hyperlink>
+      <w:r>
+        <w:rPr>
+          <w:lang w:val="zh_TW" w:bidi="zh_TW"/>
+        </w:rPr>
+        <w:t>，</w:t>
+      </w:r>
+      <w:hyperlink r:id="rId74">
+        <w:r>
+          <w:rPr>
+            <w:lang w:val="zh_TW" w:bidi="zh_TW"/>
+          </w:rPr>
+          <w:rPr>
+            <w:color w:val="0000EE"/>
+            <w:u w:val="single"/>
+          </w:rPr>
+          <w:t>40:1–3</w:t>
+        </w:r>
+      </w:hyperlink>
+      <w:r>
+        <w:rPr>
+          <w:lang w:val="zh_TW" w:bidi="zh_TW"/>
+        </w:rPr>
+        <w:t>），能將目光從緊接的悲慘悲劇，提升到即將來臨的榮耀。</w:t>
+      </w:r>
+    </w:p>
+    <w:p>
+      <w:pPr>
+        <w:pStyle w:val="Heading3"/>
+      </w:pPr>
+      <w:r>
+        <w:rPr>
+          <w:lang w:val="zh_TW" w:bidi="zh_TW"/>
+        </w:rPr>
+        <w:t>傳講的方式</w:t>
+      </w:r>
+    </w:p>
+    <w:p>
+      <w:pPr/>
+      <w:r>
+        <w:rPr>
+          <w:lang w:val="zh_TW" w:bidi="zh_TW"/>
+        </w:rPr>
+      </w:r>
+      <w:r>
+        <w:rPr>
+          <w:lang w:val="zh_TW" w:bidi="zh_TW"/>
+        </w:rPr>
+        <w:t>在預言中，先知是在宣告——他們在傳揚神的奇妙作為（參</w:t>
+      </w:r>
+      <w:hyperlink r:id="rId75">
+        <w:r>
+          <w:rPr>
+            <w:lang w:val="zh_TW" w:bidi="zh_TW"/>
+          </w:rPr>
+          <w:rPr>
+            <w:color w:val="0000EE"/>
+            <w:u w:val="single"/>
+          </w:rPr>
+          <w:t>徒2:11、17</w:t>
+        </w:r>
+      </w:hyperlink>
+      <w:r>
+        <w:rPr>
+          <w:lang w:val="zh_TW" w:bidi="zh_TW"/>
+        </w:rPr>
+        <w:t>中預言的定義）。大多數情況下，這種宣告是通過言語直接傳達。先知是傳講話語的人。他們的話語就像神差遣的使者（</w:t>
+      </w:r>
+      <w:hyperlink r:id="rId76">
+        <w:r>
+          <w:rPr>
+            <w:lang w:val="zh_TW" w:bidi="zh_TW"/>
+          </w:rPr>
+          <w:rPr>
+            <w:color w:val="0000EE"/>
+            <w:u w:val="single"/>
+          </w:rPr>
+          <w:t>賽55:11</w:t>
+        </w:r>
+      </w:hyperlink>
+      <w:r>
+        <w:rPr>
+          <w:lang w:val="zh_TW" w:bidi="zh_TW"/>
+        </w:rPr>
+        <w:t>），具有</w:t>
+      </w:r>
+      <w:hyperlink r:id="rId77">
+        <w:r>
+          <w:rPr>
+            <w:lang w:val="zh_TW" w:bidi="zh_TW"/>
+          </w:rPr>
+          <w:rPr>
+            <w:color w:val="0000EE"/>
+            <w:u w:val="single"/>
+          </w:rPr>
+          <w:t>創世記一章3節</w:t>
+        </w:r>
+      </w:hyperlink>
+      <w:r>
+        <w:rPr>
+          <w:lang w:val="zh_TW" w:bidi="zh_TW"/>
+        </w:rPr>
+        <w:t>創造言語的所有屬神力量（參</w:t>
+      </w:r>
+      <w:hyperlink r:id="rId78">
+        <w:r>
+          <w:rPr>
+            <w:lang w:val="zh_TW" w:bidi="zh_TW"/>
+          </w:rPr>
+          <w:rPr>
+            <w:color w:val="0000EE"/>
+            <w:u w:val="single"/>
+          </w:rPr>
+          <w:t>詩33:6</w:t>
+        </w:r>
+      </w:hyperlink>
+      <w:r>
+        <w:rPr>
+          <w:lang w:val="zh_TW" w:bidi="zh_TW"/>
+        </w:rPr>
+        <w:t>）。有時，言語的效果會因為伴隨標誌或象徵動作而增強（比如</w:t>
+      </w:r>
+      <w:hyperlink r:id="rId79">
+        <w:r>
+          <w:rPr>
+            <w:lang w:val="zh_TW" w:bidi="zh_TW"/>
+          </w:rPr>
+          <w:rPr>
+            <w:color w:val="0000EE"/>
+            <w:u w:val="single"/>
+          </w:rPr>
+          <w:t>耶13:1–11</w:t>
+        </w:r>
+      </w:hyperlink>
+      <w:r>
+        <w:rPr>
+          <w:lang w:val="zh_TW" w:bidi="zh_TW"/>
+        </w:rPr>
+        <w:t>，</w:t>
+      </w:r>
+      <w:hyperlink r:id="rId80">
+        <w:r>
+          <w:rPr>
+            <w:lang w:val="zh_TW" w:bidi="zh_TW"/>
+          </w:rPr>
+          <w:rPr>
+            <w:color w:val="0000EE"/>
+            <w:u w:val="single"/>
+          </w:rPr>
+          <w:t>19章</w:t>
+        </w:r>
+      </w:hyperlink>
+      <w:r>
+        <w:rPr>
+          <w:lang w:val="zh_TW" w:bidi="zh_TW"/>
+        </w:rPr>
+        <w:t>；</w:t>
+      </w:r>
+      <w:hyperlink r:id="rId81">
+        <w:r>
+          <w:rPr>
+            <w:lang w:val="zh_TW" w:bidi="zh_TW"/>
+          </w:rPr>
+          <w:rPr>
+            <w:color w:val="0000EE"/>
+            <w:u w:val="single"/>
+          </w:rPr>
+          <w:t>結4:1–17</w:t>
+        </w:r>
+      </w:hyperlink>
+      <w:r>
+        <w:rPr>
+          <w:lang w:val="zh_TW" w:bidi="zh_TW"/>
+        </w:rPr>
+        <w:t>，</w:t>
+      </w:r>
+      <w:hyperlink r:id="rId82">
+        <w:r>
+          <w:rPr>
+            <w:lang w:val="zh_TW" w:bidi="zh_TW"/>
+          </w:rPr>
+          <w:rPr>
+            <w:color w:val="0000EE"/>
+            <w:u w:val="single"/>
+          </w:rPr>
+          <w:t>24:15–24</w:t>
+        </w:r>
+      </w:hyperlink>
+      <w:r>
+        <w:rPr>
+          <w:lang w:val="zh_TW" w:bidi="zh_TW"/>
+        </w:rPr>
+        <w:t>），或與某人緊密相連（</w:t>
+      </w:r>
+      <w:hyperlink r:id="rId83">
+        <w:r>
+          <w:rPr>
+            <w:lang w:val="zh_TW" w:bidi="zh_TW"/>
+          </w:rPr>
+          <w:rPr>
+            <w:color w:val="0000EE"/>
+            <w:u w:val="single"/>
+          </w:rPr>
+          <w:t>賽7:3</w:t>
+        </w:r>
+      </w:hyperlink>
+      <w:r>
+        <w:rPr>
+          <w:lang w:val="zh_TW" w:bidi="zh_TW"/>
+        </w:rPr>
+        <w:t>；參</w:t>
+      </w:r>
+      <w:hyperlink r:id="rId84">
+        <w:r>
+          <w:rPr>
+            <w:lang w:val="zh_TW" w:bidi="zh_TW"/>
+          </w:rPr>
+          <w:rPr>
+            <w:color w:val="0000EE"/>
+            <w:u w:val="single"/>
+          </w:rPr>
+          <w:t>8:1–4</w:t>
+        </w:r>
+      </w:hyperlink>
+      <w:r>
+        <w:rPr>
+          <w:lang w:val="zh_TW" w:bidi="zh_TW"/>
+        </w:rPr>
+        <w:t>）。這些事物就像視覺輔助，使在場的人更清楚理解言語。象徵動作（有時稱為「行出來的神諭」）的目的，似乎不僅為了幫助理解，而是為了賦予言語更多力量和效果，因為它像使者一樣被送入那種情境中。這是從</w:t>
+      </w:r>
+      <w:hyperlink r:id="rId85">
+        <w:r>
+          <w:rPr>
+            <w:lang w:val="zh_TW" w:bidi="zh_TW"/>
+          </w:rPr>
+          <w:rPr>
+            <w:color w:val="0000EE"/>
+            <w:u w:val="single"/>
+          </w:rPr>
+          <w:t>列王紀下十三章14至19節</w:t>
+        </w:r>
+      </w:hyperlink>
+      <w:r>
+        <w:rPr>
+          <w:lang w:val="zh_TW" w:bidi="zh_TW"/>
+        </w:rPr>
+        <w:t>中得出的結論，王在行動中「展現」言語的程度，決定了言語能否有效促成事件發生。</w:t>
+      </w:r>
+    </w:p>
+    <w:p>
+      <w:pPr/>
+      <w:r>
+        <w:rPr>
+          <w:lang w:val="zh_TW" w:bidi="zh_TW"/>
+        </w:rPr>
+      </w:r>
+      <w:r>
+        <w:rPr>
+          <w:lang w:val="zh_TW" w:bidi="zh_TW"/>
+        </w:rPr>
+        <w:t>先知的話語，最終體現在保存下來的書卷中。</w:t>
+      </w:r>
+      <w:hyperlink r:id="rId86">
+        <w:r>
+          <w:rPr>
+            <w:lang w:val="zh_TW" w:bidi="zh_TW"/>
+          </w:rPr>
+          <w:rPr>
+            <w:color w:val="0000EE"/>
+            <w:u w:val="single"/>
+          </w:rPr>
+          <w:t>耶利米書三十六章</w:t>
+        </w:r>
+      </w:hyperlink>
+      <w:r>
+        <w:rPr>
+          <w:lang w:val="zh_TW" w:bidi="zh_TW"/>
+        </w:rPr>
+        <w:t>可以作為實例，說明先知花費時間和精力，將他們的口傳信息記錄在寫作中，是逐字逐句的謹慎記錄（</w:t>
+      </w:r>
+      <w:hyperlink r:id="rId87">
+        <w:r>
+          <w:rPr>
+            <w:lang w:val="zh_TW" w:bidi="zh_TW"/>
+          </w:rPr>
+          <w:rPr>
+            <w:color w:val="0000EE"/>
+            <w:u w:val="single"/>
+          </w:rPr>
+          <w:t>耶36:6、17–18</w:t>
+        </w:r>
+      </w:hyperlink>
+      <w:r>
+        <w:rPr>
+          <w:lang w:val="zh_TW" w:bidi="zh_TW"/>
+        </w:rPr>
+        <w:t>）。不過，信息本身的實際文學形式，也講述同樣的故事。我們在先知書中看到的內容，不可能是他們宣講話語的形式，而是他們保存（並整理）所講信息時，經過深思熟慮的措辭。可以理解的是，那些意識到自己在傳達神的話語的人，會確保這些話語不會流失。我們自然可以認為，每位先知都保存了其事工的書面記錄。我們不知道，也無從得知，以每位先知名字命名的書卷，其最終成果是否直接由該先知完成。比如，按照以賽亞書或阿摩司書精心安排的方式，我們最適宜假設書卷的作者同時也是書卷的編輯。</w:t>
+      </w:r>
+    </w:p>
+    <w:p>
+      <w:pPr/>
+      <w:r>
+        <w:rPr>
+          <w:lang w:val="zh_TW" w:bidi="zh_TW"/>
+        </w:rPr>
+      </w:r>
+      <w:r>
+        <w:rPr>
           <w:i/>
           <w:lang w:val="zh_TW" w:bidi="zh_TW"/>
         </w:rPr>
@@ -522,7 +2234,7 @@
         <w:rPr>
           <w:lang w:val="zh_TW" w:bidi="zh_TW"/>
         </w:rPr>
-        <w:t>潔淨與不潔淨的規定</w:t>
+        <w:t>預言</w:t>
       </w:r>
       <w:r>
         <w:rPr>
@@ -534,7 +2246,7 @@
         <w:rPr>
           <w:lang w:val="zh_TW" w:bidi="zh_TW"/>
         </w:rPr>
-        <w:t>飲食的律法（摩西之後）</w:t>
+        <w:t>假先知</w:t>
       </w:r>
       <w:r>
         <w:rPr>

--- a/zht/docx/145.content.docx
+++ b/zht/docx/145.content.docx
@@ -19,7 +19,7 @@
         <w:rPr>
           <w:lang w:val="zh_TW" w:bidi="zh_TW"/>
         </w:rPr>
-        <w:t>Resource: 聖經詞典 (Tyndale)</w:t>
+        <w:t>Resource: Tyndale Open Bible Dictionary</w:t>
       </w:r>
       <w:r>
         <w:rPr>
@@ -112,7 +112,7 @@
         <w:rPr>
           <w:lang w:val="zh_TW" w:bidi="zh_TW"/>
         </w:rPr>
-        <w:t>聖經詞典 (Tyndale)</w:t>
+        <w:t>Tyndale Open Bible Dictionary</w:t>
       </w:r>
     </w:p>
     <w:p>
@@ -149,7 +149,7 @@
         <w:rPr>
           <w:lang w:val="zh_TW" w:bidi="zh_TW"/>
         </w:rPr>
-        <w:t>xian</w:t>
+        <w:t>tuo</w:t>
       </w:r>
       <w:r>
         <w:rPr>
@@ -212,7 +212,7 @@
         <w:rPr>
           <w:lang w:val="zh_TW" w:bidi="zh_TW"/>
         </w:rPr>
-        <w:t>先知，女先知</w:t>
+        <w:t>陀斐特</w:t>
       </w:r>
       <w:r>
         <w:rPr>
@@ -231,142 +231,7 @@
         <w:rPr>
           <w:lang w:val="zh_TW" w:bidi="zh_TW"/>
         </w:rPr>
-        <w:t>蒙神揀選的男性或女性，代表祂說話，並預言神所計劃之事。</w:t>
-      </w:r>
-    </w:p>
-    <w:p>
-      <w:pPr/>
-      <w:r>
-        <w:rPr>
-          <w:lang w:val="zh_TW" w:bidi="zh_TW"/>
-        </w:rPr>
-      </w:r>
-      <w:r>
-        <w:rPr>
-          <w:lang w:val="zh_TW" w:bidi="zh_TW"/>
-        </w:rPr>
-        <w:t>概述</w:t>
-      </w:r>
-    </w:p>
-    <w:p>
-      <w:pPr/>
-      <w:r>
-        <w:rPr>
-          <w:lang w:val="zh_TW" w:bidi="zh_TW"/>
-        </w:rPr>
-      </w:r>
-      <w:r>
-        <w:rPr>
-          <w:lang w:val="zh_TW" w:bidi="zh_TW"/>
-        </w:rPr>
-        <w:t>• 引言</w:t>
-      </w:r>
-    </w:p>
-    <w:p>
-      <w:pPr/>
-      <w:r>
-        <w:rPr>
-          <w:lang w:val="zh_TW" w:bidi="zh_TW"/>
-        </w:rPr>
-      </w:r>
-      <w:r>
-        <w:rPr>
-          <w:lang w:val="zh_TW" w:bidi="zh_TW"/>
-        </w:rPr>
-        <w:t>• 先知的稱謂和歷史</w:t>
-      </w:r>
-    </w:p>
-    <w:p>
-      <w:pPr/>
-      <w:r>
-        <w:rPr>
-          <w:lang w:val="zh_TW" w:bidi="zh_TW"/>
-        </w:rPr>
-      </w:r>
-      <w:r>
-        <w:rPr>
-          <w:lang w:val="zh_TW" w:bidi="zh_TW"/>
-        </w:rPr>
-        <w:t>• 感動</w:t>
-      </w:r>
-    </w:p>
-    <w:p>
-      <w:pPr/>
-      <w:r>
-        <w:rPr>
-          <w:lang w:val="zh_TW" w:bidi="zh_TW"/>
-        </w:rPr>
-      </w:r>
-      <w:r>
-        <w:rPr>
-          <w:lang w:val="zh_TW" w:bidi="zh_TW"/>
-        </w:rPr>
-        <w:t>• 真假先知</w:t>
-      </w:r>
-    </w:p>
-    <w:p>
-      <w:pPr/>
-      <w:r>
-        <w:rPr>
-          <w:lang w:val="zh_TW" w:bidi="zh_TW"/>
-        </w:rPr>
-      </w:r>
-      <w:r>
-        <w:rPr>
-          <w:lang w:val="zh_TW" w:bidi="zh_TW"/>
-        </w:rPr>
-        <w:t>• 先知的作用</w:t>
-      </w:r>
-    </w:p>
-    <w:p>
-      <w:pPr/>
-      <w:r>
-        <w:rPr>
-          <w:lang w:val="zh_TW" w:bidi="zh_TW"/>
-        </w:rPr>
-      </w:r>
-      <w:r>
-        <w:rPr>
-          <w:lang w:val="zh_TW" w:bidi="zh_TW"/>
-        </w:rPr>
-        <w:t>• 傳講的方式</w:t>
-      </w:r>
-    </w:p>
-    <w:p>
-      <w:pPr>
-        <w:pStyle w:val="Heading3"/>
-      </w:pPr>
-      <w:r>
-        <w:rPr>
-          <w:lang w:val="zh_TW" w:bidi="zh_TW"/>
-        </w:rPr>
-        <w:t>介紹</w:t>
-      </w:r>
-    </w:p>
-    <w:p>
-      <w:pPr/>
-      <w:r>
-        <w:rPr>
-          <w:lang w:val="zh_TW" w:bidi="zh_TW"/>
-        </w:rPr>
-      </w:r>
-      <w:r>
-        <w:rPr>
-          <w:lang w:val="zh_TW" w:bidi="zh_TW"/>
-        </w:rPr>
-        <w:t>當耶穌使寡婦的兒子從死裡復活時，旁觀者說：「</w:t>
-      </w:r>
-      <w:r>
-        <w:rPr>
-          <w:lang w:val="zh_TW" w:bidi="zh_TW"/>
-        </w:rPr>
-        <w:t>有大先知在我們中間興起來了</w:t>
-      </w:r>
-      <w:r>
-        <w:rPr>
-          <w:lang w:val="zh_TW" w:bidi="zh_TW"/>
-        </w:rPr>
-        <w:t>！」（</w:t>
+        <w:t>欣嫩谷中的一處地方。欣嫩山谷位於耶路撒冷外，是以色列人向摩洛以人獻祭，褻瀆耶和華的地方。作為宗教改革的一部分，約西亞污穢了陀斐特並拆毀了祭壇（</w:t>
       </w:r>
       <w:hyperlink r:id="rId13">
         <w:r>
@@ -377,14 +242,14 @@
             <w:color w:val="0000EE"/>
             <w:u w:val="single"/>
           </w:rPr>
-          <w:t>路7:16</w:t>
+          <w:t>列王紀下23:10</w:t>
         </w:r>
       </w:hyperlink>
       <w:r>
         <w:rPr>
           <w:lang w:val="zh_TW" w:bidi="zh_TW"/>
         </w:rPr>
-        <w:t>；參</w:t>
+        <w:t>）。這些改革推翻了他祖父瑪拿西先前所推行的習俗。在約西亞的時代，先知耶利米也曾指出並譴責這些做法的死灰復燃（</w:t>
       </w:r>
       <w:hyperlink r:id="rId14">
         <w:r>
@@ -395,14 +260,28 @@
             <w:color w:val="0000EE"/>
             <w:u w:val="single"/>
           </w:rPr>
-          <w:t>可6:15</w:t>
+          <w:t>耶利米書7:31–32</w:t>
         </w:r>
       </w:hyperlink>
       <w:r>
         <w:rPr>
           <w:lang w:val="zh_TW" w:bidi="zh_TW"/>
         </w:rPr>
-        <w:t>，</w:t>
+        <w:t>）。</w:t>
+      </w:r>
+    </w:p>
+    <w:p>
+      <w:pPr/>
+      <w:r>
+        <w:rPr>
+          <w:lang w:val="zh_TW" w:bidi="zh_TW"/>
+        </w:rPr>
+      </w:r>
+      <w:r>
+        <w:rPr>
+          <w:lang w:val="zh_TW" w:bidi="zh_TW"/>
+        </w:rPr>
+        <w:t>耶利米預言這個谷將被重新命名為「屠殺谷」，因為這裡將成為巴比倫人在圍攻耶路撒冷期間擊潰猶大的地點。耶利米在陶匠的比喻中重複了這個預言，強調耶路撒冷將被徹底摧毀，以至於它會像陀斐特（</w:t>
       </w:r>
       <w:hyperlink r:id="rId15">
         <w:r>
@@ -413,14 +292,14 @@
             <w:color w:val="0000EE"/>
             <w:u w:val="single"/>
           </w:rPr>
-          <w:t>8:28</w:t>
+          <w:t>19:12</w:t>
         </w:r>
       </w:hyperlink>
       <w:r>
         <w:rPr>
           <w:lang w:val="zh_TW" w:bidi="zh_TW"/>
         </w:rPr>
-        <w:t>）在猶太的宗教思想中，最為生動且具規範意義的宗教事件，都集中在先知蒙召和事工，就是神透過先知向祂的子民傳達話語。人們對於耶穌的評價，其實是比他們所知的更為正確，因為神確實在耶穌裡面臨到他們；而耶穌的地位雖然遠高過先知，實際上卻正是摩西所預言，先知秩序的冠冕和高峰（</w:t>
+        <w:t>）一樣。那時，陀斐特顯然已經成為城市裡的垃圾場，破碎的陶器被丟棄在那裡，無法在任何城市的墓地進行的安葬，也會在那裡進行（第</w:t>
       </w:r>
       <w:hyperlink r:id="rId16">
         <w:r>
@@ -431,25 +310,14 @@
             <w:color w:val="0000EE"/>
             <w:u w:val="single"/>
           </w:rPr>
-          <w:t>申18:15–19</w:t>
+          <w:t>11</w:t>
         </w:r>
       </w:hyperlink>
       <w:r>
         <w:rPr>
           <w:lang w:val="zh_TW" w:bidi="zh_TW"/>
         </w:rPr>
-        <w:t>）。</w:t>
-      </w:r>
-    </w:p>
-    <w:p>
-      <w:pPr>
-        <w:pStyle w:val="Heading3"/>
-      </w:pPr>
-      <w:r>
-        <w:rPr>
-          <w:lang w:val="zh_TW" w:bidi="zh_TW"/>
-        </w:rPr>
-        <w:t>先知的稱謂和歷史</w:t>
+        <w:t>節）。</w:t>
       </w:r>
     </w:p>
     <w:p>
@@ -463,7 +331,7 @@
         <w:rPr>
           <w:lang w:val="zh_TW" w:bidi="zh_TW"/>
         </w:rPr>
-        <w:t>舊約用於描述這些人的主要詞語，是「先知」（見</w:t>
+        <w:t>雖然陀斐特在新約聖經中沒有被提及，但它與磯漢拿（Gehenna ，「欣嫩谷」的亞蘭文形式）有關。磯漢拿指的是毀滅之地，通常在新約聖經中被翻譯為「地獄」（</w:t>
       </w:r>
       <w:hyperlink r:id="rId17">
         <w:r>
@@ -474,14 +342,14 @@
             <w:color w:val="0000EE"/>
             <w:u w:val="single"/>
           </w:rPr>
-          <w:t>士6:8</w:t>
+          <w:t>馬太福音5:22、29–30</w:t>
         </w:r>
       </w:hyperlink>
       <w:r>
         <w:rPr>
           <w:lang w:val="zh_TW" w:bidi="zh_TW"/>
         </w:rPr>
-        <w:t>）、「神人」（見</w:t>
+        <w:t>，</w:t>
       </w:r>
       <w:hyperlink r:id="rId18">
         <w:r>
@@ -492,14 +360,14 @@
             <w:color w:val="0000EE"/>
             <w:u w:val="single"/>
           </w:rPr>
-          <w:t>王下4:9</w:t>
+          <w:t>10:28</w:t>
         </w:r>
       </w:hyperlink>
       <w:r>
         <w:rPr>
           <w:lang w:val="zh_TW" w:bidi="zh_TW"/>
         </w:rPr>
-        <w:t>）和「先見」（見</w:t>
+        <w:t>，</w:t>
       </w:r>
       <w:hyperlink r:id="rId19">
         <w:r>
@@ -510,7 +378,7 @@
             <w:color w:val="0000EE"/>
             <w:u w:val="single"/>
           </w:rPr>
-          <w:t>撒上9:9</w:t>
+          <w:t>18:9</w:t>
         </w:r>
       </w:hyperlink>
       <w:r>
@@ -528,28 +396,14 @@
             <w:color w:val="0000EE"/>
             <w:u w:val="single"/>
           </w:rPr>
-          <w:t>撒下24:11</w:t>
+          <w:t>馬可福音9:43–47</w:t>
         </w:r>
       </w:hyperlink>
       <w:r>
         <w:rPr>
           <w:lang w:val="zh_TW" w:bidi="zh_TW"/>
         </w:rPr>
-        <w:t>）。</w:t>
-      </w:r>
-    </w:p>
-    <w:p>
-      <w:pPr/>
-      <w:r>
-        <w:rPr>
-          <w:lang w:val="zh_TW" w:bidi="zh_TW"/>
-        </w:rPr>
-      </w:r>
-      <w:r>
-        <w:rPr>
-          <w:lang w:val="zh_TW" w:bidi="zh_TW"/>
-        </w:rPr>
-        <w:t>翻譯為「先知」的詞彙，似乎首重「被召」的概念：神主動揀選、呼召並差遣先知（比如</w:t>
+        <w:t>；</w:t>
       </w:r>
       <w:hyperlink r:id="rId21">
         <w:r>
@@ -560,14 +414,113 @@
             <w:color w:val="0000EE"/>
             <w:u w:val="single"/>
           </w:rPr>
-          <w:t>耶1:4–5</w:t>
+          <w:t>路加福音12:5</w:t>
         </w:r>
       </w:hyperlink>
       <w:r>
         <w:rPr>
           <w:lang w:val="zh_TW" w:bidi="zh_TW"/>
         </w:rPr>
-        <w:t>，</w:t>
+        <w:t>）。</w:t>
+      </w:r>
+      <w:r>
+        <w:rPr>
+          <w:lang w:val="zh_TW" w:bidi="zh_TW"/>
+        </w:rPr>
+      </w:r>
+      <w:r>
+        <w:rPr>
+          <w:lang w:val="zh_TW" w:bidi="zh_TW"/>
+        </w:rPr>
+      </w:r>
+    </w:p>
+    <w:p>
+      <w:pPr/>
+      <w:r>
+        <w:rPr>
+          <w:lang w:val="zh_TW" w:bidi="zh_TW"/>
+        </w:rPr>
+      </w:r>
+    </w:p>
+    <w:p>
+      <w:pPr>
+        <w:pStyle w:val="Heading2"/>
+      </w:pPr>
+      <w:r>
+        <w:rPr>
+          <w:lang w:val="zh_TW" w:bidi="zh_TW"/>
+        </w:rPr>
+        <w:t>妥拉</w:t>
+      </w:r>
+      <w:r>
+        <w:rPr>
+          <w:lang w:val="zh_TW" w:bidi="zh_TW"/>
+        </w:rPr>
+      </w:r>
+    </w:p>
+    <w:p>
+      <w:pPr/>
+      <w:r>
+        <w:rPr>
+          <w:lang w:val="zh_TW" w:bidi="zh_TW"/>
+        </w:rPr>
+      </w:r>
+      <w:r>
+        <w:rPr>
+          <w:lang w:val="zh_TW" w:bidi="zh_TW"/>
+        </w:rPr>
+        <w:t>在舊約聖經中被翻譯為「律法」的詞。「妥拉」來自希伯來語動詞根</w:t>
+      </w:r>
+      <w:r>
+        <w:rPr>
+          <w:i/>
+          <w:lang w:val="zh_TW" w:bidi="zh_TW"/>
+        </w:rPr>
+        <w:t>yarah</w:t>
+      </w:r>
+      <w:r>
+        <w:rPr>
+          <w:lang w:val="zh_TW" w:bidi="zh_TW"/>
+        </w:rPr>
+        <w:t>，意思是「投擲」或「射擊」。這個詞背後的概念是告知、指示、指導或引導。在猶太傳統中，妥拉是聖經前五卷書的經文，也稱為摩西五經。</w:t>
+      </w:r>
+    </w:p>
+    <w:p>
+      <w:pPr>
+        <w:pStyle w:val="Heading3"/>
+      </w:pPr>
+      <w:r>
+        <w:rPr>
+          <w:lang w:val="zh_TW" w:bidi="zh_TW"/>
+        </w:rPr>
+        <w:t>成文妥拉</w:t>
+      </w:r>
+    </w:p>
+    <w:p>
+      <w:pPr/>
+      <w:r>
+        <w:rPr>
+          <w:lang w:val="zh_TW" w:bidi="zh_TW"/>
+        </w:rPr>
+      </w:r>
+      <w:r>
+        <w:rPr>
+          <w:lang w:val="zh_TW" w:bidi="zh_TW"/>
+        </w:rPr>
+        <w:t>妥拉這個詞不僅僅指聖經的前五卷書。在舊約聖經中，妥拉指的是神對祂子民的所有教導和指示。新約聖經延續了妥拉的這種廣泛意義。當翻譯成希臘文時，「妥拉」變成</w:t>
+      </w:r>
+      <w:r>
+        <w:rPr>
+          <w:i/>
+          <w:lang w:val="zh_TW" w:bidi="zh_TW"/>
+        </w:rPr>
+        <w:t>nomos</w:t>
+      </w:r>
+      <w:r>
+        <w:rPr>
+          <w:lang w:val="zh_TW" w:bidi="zh_TW"/>
+        </w:rPr>
+        <w:t>，可能指摩西律法或廣泛的行為原則（</w:t>
       </w:r>
       <w:hyperlink r:id="rId22">
         <w:r>
@@ -578,14 +531,14 @@
             <w:color w:val="0000EE"/>
             <w:u w:val="single"/>
           </w:rPr>
-          <w:t>7:25</w:t>
+          <w:t>羅馬書7:14</w:t>
         </w:r>
       </w:hyperlink>
       <w:r>
         <w:rPr>
           <w:lang w:val="zh_TW" w:bidi="zh_TW"/>
         </w:rPr>
-        <w:t>；</w:t>
+        <w:t>，</w:t>
       </w:r>
       <w:hyperlink r:id="rId23">
         <w:r>
@@ -596,32 +549,26 @@
             <w:color w:val="0000EE"/>
             <w:u w:val="single"/>
           </w:rPr>
-          <w:t>摩7:14</w:t>
+          <w:t>9:31</w:t>
         </w:r>
       </w:hyperlink>
       <w:r>
         <w:rPr>
           <w:lang w:val="zh_TW" w:bidi="zh_TW"/>
         </w:rPr>
-        <w:t>）。「神人」講述先知因其蒙召而進入的關係：他現在是「神的人」，被認為屬於神（</w:t>
-      </w:r>
-      <w:hyperlink r:id="rId18">
-        <w:r>
-          <w:rPr>
-            <w:lang w:val="zh_TW" w:bidi="zh_TW"/>
-          </w:rPr>
-          <w:rPr>
-            <w:color w:val="0000EE"/>
-            <w:u w:val="single"/>
-          </w:rPr>
-          <w:t>王下4:9</w:t>
-        </w:r>
-      </w:hyperlink>
-      <w:r>
-        <w:rPr>
-          <w:lang w:val="zh_TW" w:bidi="zh_TW"/>
-        </w:rPr>
-        <w:t>）。「先見」表達神賦予先知新奇非凡的洞察力。希伯來語與英語一樣，常用的動詞「看見」也表示理解（I see what you mean，即我明白你的意思）以及洞察事物本質和意義的能力（He sees things very clearly，即他看事物非常清楚）。對於先知而言，他們的「洞察力」遠超常人，因為耶和華啟發他們，成為祂信息的器皿。</w:t>
+        <w:t>）。</w:t>
+      </w:r>
+    </w:p>
+    <w:p>
+      <w:pPr>
+        <w:pStyle w:val="Heading3"/>
+      </w:pPr>
+      <w:r>
+        <w:rPr>
+          <w:b/>
+          <w:lang w:val="zh_TW" w:bidi="zh_TW"/>
+        </w:rPr>
+        <w:t>口傳妥拉</w:t>
       </w:r>
     </w:p>
     <w:p>
@@ -635,7 +582,35 @@
         <w:rPr>
           <w:lang w:val="zh_TW" w:bidi="zh_TW"/>
         </w:rPr>
-        <w:t>偉大先知肩負重任，推動舊約故事前進，其起點從摩西開始，再沒有先知像他（</w:t>
+        <w:t>猶太教師也遵循一種稱為「口傳妥拉」的東西。這是一系列來自古代猶太宗教領袖和學者的教導，通過口耳相傳下來。雖然這些教導不屬於舊約聖經的一部分，但它們有助於解釋如何在日常生活中遵循神的律法。</w:t>
+      </w:r>
+    </w:p>
+    <w:p>
+      <w:pPr/>
+      <w:r>
+        <w:rPr>
+          <w:lang w:val="zh_TW" w:bidi="zh_TW"/>
+        </w:rPr>
+      </w:r>
+      <w:r>
+        <w:rPr>
+          <w:lang w:val="zh_TW" w:bidi="zh_TW"/>
+        </w:rPr>
+        <w:t>這些口傳教導有時以新的方式解釋，使神的律法更容易遵循。這在耶路撒冷的聖殿被毀後變得尤為重要。聖殿是猶太人敬拜神、獻祭、與祭司會面的地方——這些都是神在妥拉中所命令的事情。當他們無法再做這些事情時，他們需要新的方式來遵循神的律法。</w:t>
+      </w:r>
+    </w:p>
+    <w:p>
+      <w:pPr/>
+      <w:r>
+        <w:rPr>
+          <w:lang w:val="zh_TW" w:bidi="zh_TW"/>
+        </w:rPr>
+      </w:r>
+      <w:r>
+        <w:rPr>
+          <w:lang w:val="zh_TW" w:bidi="zh_TW"/>
+        </w:rPr>
+        <w:t>到耶穌出生的時候，許多猶太人相信這些口傳教導與成文的妥拉同樣重要（參</w:t>
       </w:r>
       <w:hyperlink r:id="rId24">
         <w:r>
@@ -646,14 +621,53 @@
             <w:color w:val="0000EE"/>
             <w:u w:val="single"/>
           </w:rPr>
-          <w:t>申34:10</w:t>
+          <w:t>馬可福音7:3</w:t>
         </w:r>
       </w:hyperlink>
       <w:r>
         <w:rPr>
           <w:lang w:val="zh_TW" w:bidi="zh_TW"/>
         </w:rPr>
-        <w:t>）。這個看法正確無誤，因為摩西具備所有先知的獨特標誌：蒙召（</w:t>
+        <w:t>）。他們認為神將這些教導與成文的律法一起賜給了摩西。</w:t>
+      </w:r>
+    </w:p>
+    <w:p>
+      <w:pPr>
+        <w:pStyle w:val="Heading3"/>
+      </w:pPr>
+      <w:r>
+        <w:rPr>
+          <w:lang w:val="zh_TW" w:bidi="zh_TW"/>
+        </w:rPr>
+        <w:t>不同群體如何理解妥拉</w:t>
+      </w:r>
+    </w:p>
+    <w:p>
+      <w:pPr/>
+      <w:r>
+        <w:rPr>
+          <w:lang w:val="zh_TW" w:bidi="zh_TW"/>
+        </w:rPr>
+      </w:r>
+      <w:r>
+        <w:rPr>
+          <w:lang w:val="zh_TW" w:bidi="zh_TW"/>
+        </w:rPr>
+        <w:t>法利賽人是猶太宗教領袖中的一個重要團體。他們相信神懲罰了猶太人，在公元前七世紀讓巴比倫人俘虜他們並將他們從家園帶走。他們認為這是因為人們沒有足夠仔細地遵守神在妥拉中的律法。許多法利賽人也相信，神所應許的救主（彌賽亞）不會來，直到所有猶太人完美地遵循妥拉的規定。</w:t>
+      </w:r>
+    </w:p>
+    <w:p>
+      <w:pPr/>
+      <w:r>
+        <w:rPr>
+          <w:lang w:val="zh_TW" w:bidi="zh_TW"/>
+        </w:rPr>
+      </w:r>
+      <w:r>
+        <w:rPr>
+          <w:lang w:val="zh_TW" w:bidi="zh_TW"/>
+        </w:rPr>
+        <w:t>撒都該人是另一個重要的猶太宗教領袖群體。與其它猶太教群體不同，他們只接受妥拉為神的話語。他們不信神蹟或其他超自然事件，即使這些在妥拉中有描述。撒都該人也不相信人死後能夠再活。但耶穌用妥拉的話來顯示死後有生命（參</w:t>
       </w:r>
       <w:hyperlink r:id="rId25">
         <w:r>
@@ -664,14 +678,262 @@
             <w:color w:val="0000EE"/>
             <w:u w:val="single"/>
           </w:rPr>
-          <w:t>出3:1–4:17</w:t>
+          <w:t>馬太福音22:31–32</w:t>
         </w:r>
       </w:hyperlink>
       <w:r>
         <w:rPr>
           <w:lang w:val="zh_TW" w:bidi="zh_TW"/>
         </w:rPr>
-        <w:t>；參</w:t>
+        <w:t>）。</w:t>
+      </w:r>
+    </w:p>
+    <w:p>
+      <w:pPr>
+        <w:pStyle w:val="Heading3"/>
+      </w:pPr>
+      <w:r>
+        <w:rPr>
+          <w:b/>
+          <w:lang w:val="zh_TW" w:bidi="zh_TW"/>
+        </w:rPr>
+        <w:t>在崇拜和儀式中的妥拉</w:t>
+      </w:r>
+    </w:p>
+    <w:p>
+      <w:pPr/>
+      <w:r>
+        <w:rPr>
+          <w:lang w:val="zh_TW" w:bidi="zh_TW"/>
+        </w:rPr>
+      </w:r>
+      <w:r>
+        <w:rPr>
+          <w:lang w:val="zh_TW" w:bidi="zh_TW"/>
+        </w:rPr>
+        <w:t>在猶太人的禮拜場所（稱為會堂）中誦讀妥拉是一個非常特別的儀式，已經實行了數千年。被邀請誦讀妥拉被視為一種極大的榮譽。</w:t>
+      </w:r>
+    </w:p>
+    <w:p>
+      <w:pPr/>
+      <w:r>
+        <w:rPr>
+          <w:lang w:val="zh_TW" w:bidi="zh_TW"/>
+        </w:rPr>
+      </w:r>
+      <w:r>
+        <w:rPr>
+          <w:lang w:val="zh_TW" w:bidi="zh_TW"/>
+        </w:rPr>
+        <w:t>妥拉書卷是由一位經過專門訓練的書寫者，稱為抄寫員（或文士），用希伯來文仔細手寫而成。這些書卷是用根據猶太宗教規則準備的動物皮製成的。書卷被纏繞在兩根木製、銀製或象牙製的桿子上。</w:t>
+      </w:r>
+    </w:p>
+    <w:p>
+      <w:pPr/>
+      <w:r>
+        <w:rPr>
+          <w:lang w:val="zh_TW" w:bidi="zh_TW"/>
+        </w:rPr>
+      </w:r>
+      <w:r>
+        <w:rPr>
+          <w:lang w:val="zh_TW" w:bidi="zh_TW"/>
+        </w:rPr>
+        <w:t>這些杆子的末端通常用貴金屬和寶石精美地裝飾。當有人誦讀妥拉時，他們使用一種稱為雅德（yad）的特殊指針來保持在經文中的位置。這個指針有助於保護卷軸，因為用手指直接觸摸文字可能會因著時間的推移損壞脆弱的經卷。指針還幫助讀者正確地跟著文字，而不會跳過任何神的信息。</w:t>
+      </w:r>
+    </w:p>
+    <w:p>
+      <w:pPr>
+        <w:pStyle w:val="Heading3"/>
+      </w:pPr>
+      <w:r>
+        <w:rPr>
+          <w:lang w:val="zh_TW" w:bidi="zh_TW"/>
+        </w:rPr>
+        <w:t>妥拉對非猶太人的作用</w:t>
+      </w:r>
+    </w:p>
+    <w:p>
+      <w:pPr/>
+      <w:r>
+        <w:rPr>
+          <w:lang w:val="zh_TW" w:bidi="zh_TW"/>
+        </w:rPr>
+      </w:r>
+      <w:r>
+        <w:rPr>
+          <w:lang w:val="zh_TW" w:bidi="zh_TW"/>
+        </w:rPr>
+        <w:t>傳統的猶太教師說，神尤其將妥拉賜給猶太人。這意味著非猶太人不需要遵循其所有規則。</w:t>
+      </w:r>
+    </w:p>
+    <w:p>
+      <w:pPr/>
+      <w:r>
+        <w:rPr>
+          <w:lang w:val="zh_TW" w:bidi="zh_TW"/>
+        </w:rPr>
+      </w:r>
+      <w:r>
+        <w:rPr>
+          <w:lang w:val="zh_TW" w:bidi="zh_TW"/>
+        </w:rPr>
+        <w:t>然而，一位名叫邁蒙尼德的著名猶太教師在中世紀時期教導說，非猶太人可以通過遵循七條基本原則，從而在來世獲得神的祝福。根據猶太傳統，神將這些原則賜給挪亞。它們是：</w:t>
+      </w:r>
+    </w:p>
+    <w:p>
+      <w:pPr>
+        <w:pStyle w:val="ListNumber"/>
+        <w:numPr>
+          <w:ilvl w:val="0"/>
+          <w:numId w:val="14"/>
+        </w:numPr>
+        <w:spacing w:line="240" w:lineRule="auto"/>
+        <w:ind w:left="720"/>
+      </w:pPr>
+      <w:r>
+        <w:rPr>
+          <w:lang w:val="zh_TW" w:bidi="zh_TW"/>
+        </w:rPr>
+      </w:r>
+      <w:r>
+        <w:rPr>
+          <w:lang w:val="zh_TW" w:bidi="zh_TW"/>
+        </w:rPr>
+        <w:t>不要崇拜假神。</w:t>
+      </w:r>
+    </w:p>
+    <w:p>
+      <w:pPr>
+        <w:pStyle w:val="ListNumber"/>
+        <w:spacing w:line="240" w:lineRule="auto"/>
+        <w:ind w:left="720"/>
+      </w:pPr>
+      <w:r>
+        <w:rPr>
+          <w:lang w:val="zh_TW" w:bidi="zh_TW"/>
+        </w:rPr>
+      </w:r>
+      <w:r>
+        <w:rPr>
+          <w:lang w:val="zh_TW" w:bidi="zh_TW"/>
+        </w:rPr>
+        <w:t>不可犯淫亂罪。</w:t>
+      </w:r>
+    </w:p>
+    <w:p>
+      <w:pPr>
+        <w:pStyle w:val="ListNumber"/>
+        <w:spacing w:line="240" w:lineRule="auto"/>
+        <w:ind w:left="720"/>
+      </w:pPr>
+      <w:r>
+        <w:rPr>
+          <w:lang w:val="zh_TW" w:bidi="zh_TW"/>
+        </w:rPr>
+      </w:r>
+      <w:r>
+        <w:rPr>
+          <w:lang w:val="zh_TW" w:bidi="zh_TW"/>
+        </w:rPr>
+        <w:t>不可謀殺。</w:t>
+      </w:r>
+    </w:p>
+    <w:p>
+      <w:pPr>
+        <w:pStyle w:val="ListNumber"/>
+        <w:spacing w:line="240" w:lineRule="auto"/>
+        <w:ind w:left="720"/>
+      </w:pPr>
+      <w:r>
+        <w:rPr>
+          <w:lang w:val="zh_TW" w:bidi="zh_TW"/>
+        </w:rPr>
+      </w:r>
+      <w:r>
+        <w:rPr>
+          <w:lang w:val="zh_TW" w:bidi="zh_TW"/>
+        </w:rPr>
+        <w:t>不要不尊重神的名字。</w:t>
+      </w:r>
+    </w:p>
+    <w:p>
+      <w:pPr>
+        <w:pStyle w:val="ListNumber"/>
+        <w:spacing w:line="240" w:lineRule="auto"/>
+        <w:ind w:left="720"/>
+      </w:pPr>
+      <w:r>
+        <w:rPr>
+          <w:lang w:val="zh_TW" w:bidi="zh_TW"/>
+        </w:rPr>
+      </w:r>
+      <w:r>
+        <w:rPr>
+          <w:lang w:val="zh_TW" w:bidi="zh_TW"/>
+        </w:rPr>
+        <w:t>不要不公正地行事。</w:t>
+      </w:r>
+    </w:p>
+    <w:p>
+      <w:pPr>
+        <w:pStyle w:val="ListNumber"/>
+        <w:spacing w:line="240" w:lineRule="auto"/>
+        <w:ind w:left="720"/>
+      </w:pPr>
+      <w:r>
+        <w:rPr>
+          <w:lang w:val="zh_TW" w:bidi="zh_TW"/>
+        </w:rPr>
+      </w:r>
+      <w:r>
+        <w:rPr>
+          <w:lang w:val="zh_TW" w:bidi="zh_TW"/>
+        </w:rPr>
+        <w:t>不可偷竊。</w:t>
+      </w:r>
+    </w:p>
+    <w:p>
+      <w:pPr>
+        <w:pStyle w:val="ListNumber"/>
+        <w:spacing w:line="240" w:lineRule="auto"/>
+        <w:ind w:left="720"/>
+      </w:pPr>
+      <w:r>
+        <w:rPr>
+          <w:lang w:val="zh_TW" w:bidi="zh_TW"/>
+        </w:rPr>
+      </w:r>
+      <w:r>
+        <w:rPr>
+          <w:lang w:val="zh_TW" w:bidi="zh_TW"/>
+        </w:rPr>
+        <w:t>不可吃活著的動物的肉。</w:t>
+      </w:r>
+    </w:p>
+    <w:p>
+      <w:pPr>
+        <w:pStyle w:val="Heading3"/>
+      </w:pPr>
+      <w:r>
+        <w:rPr>
+          <w:lang w:val="zh_TW" w:bidi="zh_TW"/>
+        </w:rPr>
+        <w:t>新約聖經中的妥拉</w:t>
+      </w:r>
+    </w:p>
+    <w:p>
+      <w:pPr/>
+      <w:r>
+        <w:rPr>
+          <w:lang w:val="zh_TW" w:bidi="zh_TW"/>
+        </w:rPr>
+      </w:r>
+      <w:r>
+        <w:rPr>
+          <w:lang w:val="zh_TW" w:bidi="zh_TW"/>
+        </w:rPr>
+        <w:t>新約聖經教導了關於妥拉的重要內容。雖然神在妥拉中的律法在當時是必要的，但它們並不是人們可以通過完美遵守來獲得救恩的方式。即使有一節經文似乎暗示人們可以通過遵守神的律法來與神和好，但沒有一個人能夠完美地遵守神的律法（</w:t>
       </w:r>
       <w:hyperlink r:id="rId26">
         <w:r>
@@ -682,14 +944,28 @@
             <w:color w:val="0000EE"/>
             <w:u w:val="single"/>
           </w:rPr>
-          <w:t>賽6章</w:t>
+          <w:t>利未記18:5</w:t>
         </w:r>
       </w:hyperlink>
       <w:r>
         <w:rPr>
           <w:lang w:val="zh_TW" w:bidi="zh_TW"/>
         </w:rPr>
-        <w:t>；</w:t>
+        <w:t>）。</w:t>
+      </w:r>
+    </w:p>
+    <w:p>
+      <w:pPr/>
+      <w:r>
+        <w:rPr>
+          <w:lang w:val="zh_TW" w:bidi="zh_TW"/>
+        </w:rPr>
+      </w:r>
+      <w:r>
+        <w:rPr>
+          <w:lang w:val="zh_TW" w:bidi="zh_TW"/>
+        </w:rPr>
+        <w:t>舊約聖經顯示，神一直以祂的恩慈拯救人，而不是藉著他們的完全行為。例如，神接受亞伯拉罕是因為他的信心，而不是因為他完美地遵循了所有規條（</w:t>
       </w:r>
       <w:hyperlink r:id="rId27">
         <w:r>
@@ -700,14 +976,28 @@
             <w:color w:val="0000EE"/>
             <w:u w:val="single"/>
           </w:rPr>
-          <w:t>耶1:4–19</w:t>
+          <w:t>創世記15</w:t>
         </w:r>
       </w:hyperlink>
       <w:r>
         <w:rPr>
           <w:lang w:val="zh_TW" w:bidi="zh_TW"/>
         </w:rPr>
-        <w:t>；</w:t>
+        <w:t>）。這發生在神賜給摩西妥拉的400年前。這向我們展示了神一直喜悅信靠他的人。</w:t>
+      </w:r>
+    </w:p>
+    <w:p>
+      <w:pPr/>
+      <w:r>
+        <w:rPr>
+          <w:lang w:val="zh_TW" w:bidi="zh_TW"/>
+        </w:rPr>
+      </w:r>
+      <w:r>
+        <w:rPr>
+          <w:lang w:val="zh_TW" w:bidi="zh_TW"/>
+        </w:rPr>
+        <w:t>神律法的一個主要目的是幫助人們看到他們無法靠自己達到完全（</w:t>
       </w:r>
       <w:hyperlink r:id="rId28">
         <w:r>
@@ -718,14 +1008,14 @@
             <w:color w:val="0000EE"/>
             <w:u w:val="single"/>
           </w:rPr>
-          <w:t>結1–3</w:t>
+          <w:t>加拉太書3:24</w:t>
         </w:r>
       </w:hyperlink>
       <w:r>
         <w:rPr>
           <w:lang w:val="zh_TW" w:bidi="zh_TW"/>
         </w:rPr>
-        <w:t>；</w:t>
+        <w:t>）。當人們試圖遵循所有的神的律法時，他們會意識到自己多麼需要神的幫助和寬恕（</w:t>
       </w:r>
       <w:hyperlink r:id="rId29">
         <w:r>
@@ -736,14 +1026,28 @@
             <w:color w:val="0000EE"/>
             <w:u w:val="single"/>
           </w:rPr>
-          <w:t>何1:2</w:t>
+          <w:t>羅馬書7:7</w:t>
         </w:r>
       </w:hyperlink>
       <w:r>
         <w:rPr>
           <w:lang w:val="zh_TW" w:bidi="zh_TW"/>
         </w:rPr>
-        <w:t>；</w:t>
+        <w:t>）。這引導他們信靠耶穌。</w:t>
+      </w:r>
+    </w:p>
+    <w:p>
+      <w:pPr/>
+      <w:r>
+        <w:rPr>
+          <w:lang w:val="zh_TW" w:bidi="zh_TW"/>
+        </w:rPr>
+      </w:r>
+      <w:r>
+        <w:rPr>
+          <w:lang w:val="zh_TW" w:bidi="zh_TW"/>
+        </w:rPr>
+        <w:t>耶穌非常尊重妥拉。祂生命的目的是要成就妥拉所要求的一切。當人們信靠耶穌時，他們就能享受祂對神律法的完全順服所帶來的益處。耶穌是律法的終結，使所有在祂裡面有信心的人都可以被稱義（</w:t>
       </w:r>
       <w:hyperlink r:id="rId30">
         <w:r>
@@ -754,79 +1058,7 @@
             <w:color w:val="0000EE"/>
             <w:u w:val="single"/>
           </w:rPr>
-          <w:t>摩7:14–15</w:t>
-        </w:r>
-      </w:hyperlink>
-      <w:r>
-        <w:rPr>
-          <w:lang w:val="zh_TW" w:bidi="zh_TW"/>
-        </w:rPr>
-        <w:t>），認識到歷史事件是神的行動，照祂的話語成就（</w:t>
-      </w:r>
-      <w:hyperlink r:id="rId31">
-        <w:r>
-          <w:rPr>
-            <w:lang w:val="zh_TW" w:bidi="zh_TW"/>
-          </w:rPr>
-          <w:rPr>
-            <w:color w:val="0000EE"/>
-            <w:u w:val="single"/>
-          </w:rPr>
-          <w:t>出3:12</w:t>
-        </w:r>
-      </w:hyperlink>
-      <w:r>
-        <w:rPr>
-          <w:lang w:val="zh_TW" w:bidi="zh_TW"/>
-        </w:rPr>
-        <w:t>，</w:t>
-      </w:r>
-      <w:hyperlink r:id="rId32">
-        <w:r>
-          <w:rPr>
-            <w:lang w:val="zh_TW" w:bidi="zh_TW"/>
-          </w:rPr>
-          <w:rPr>
-            <w:color w:val="0000EE"/>
-            <w:u w:val="single"/>
-          </w:rPr>
-          <w:t>4:21–23</w:t>
-        </w:r>
-      </w:hyperlink>
-      <w:r>
-        <w:rPr>
-          <w:lang w:val="zh_TW" w:bidi="zh_TW"/>
-        </w:rPr>
-        <w:t>），倫理和社會關懷的心（</w:t>
-      </w:r>
-      <w:hyperlink r:id="rId33">
-        <w:r>
-          <w:rPr>
-            <w:lang w:val="zh_TW" w:bidi="zh_TW"/>
-          </w:rPr>
-          <w:rPr>
-            <w:color w:val="0000EE"/>
-            <w:u w:val="single"/>
-          </w:rPr>
-          <w:t>2:11–13</w:t>
-        </w:r>
-      </w:hyperlink>
-      <w:r>
-        <w:rPr>
-          <w:lang w:val="zh_TW" w:bidi="zh_TW"/>
-        </w:rPr>
-        <w:t>），看重無助的人（見</w:t>
-      </w:r>
-      <w:hyperlink r:id="rId34">
-        <w:r>
-          <w:rPr>
-            <w:lang w:val="zh_TW" w:bidi="zh_TW"/>
-          </w:rPr>
-          <w:rPr>
-            <w:color w:val="0000EE"/>
-            <w:u w:val="single"/>
-          </w:rPr>
-          <w:t>17節</w:t>
+          <w:t>羅馬書10:4</w:t>
         </w:r>
       </w:hyperlink>
       <w:r>
@@ -845,1380 +1077,6 @@
       </w:r>
       <w:r>
         <w:rPr>
-          <w:lang w:val="zh_TW" w:bidi="zh_TW"/>
-        </w:rPr>
-        <w:t>不過</w:t>
-      </w:r>
-      <w:hyperlink r:id="rId24">
-        <w:r>
-          <w:rPr>
-            <w:lang w:val="zh_TW" w:bidi="zh_TW"/>
-          </w:rPr>
-          <w:rPr>
-            <w:color w:val="0000EE"/>
-            <w:u w:val="single"/>
-          </w:rPr>
-          <w:t>申命記三十四章10節</w:t>
-        </w:r>
-      </w:hyperlink>
-      <w:r>
-        <w:rPr>
-          <w:lang w:val="zh_TW" w:bidi="zh_TW"/>
-        </w:rPr>
-        <w:t>的評語，不僅回顧摩西的偉大之處，也展望一位像摩西一樣的先知到來。這與摩西自己的預言相符（</w:t>
-      </w:r>
-      <w:hyperlink r:id="rId16">
-        <w:r>
-          <w:rPr>
-            <w:lang w:val="zh_TW" w:bidi="zh_TW"/>
-          </w:rPr>
-          <w:rPr>
-            <w:color w:val="0000EE"/>
-            <w:u w:val="single"/>
-          </w:rPr>
-          <w:t>申18:15–19</w:t>
-        </w:r>
-      </w:hyperlink>
-      <w:r>
-        <w:rPr>
-          <w:lang w:val="zh_TW" w:bidi="zh_TW"/>
-        </w:rPr>
-        <w:t>），毫無疑問預示將有一位偉大的先知來臨。摩西比較自己與這位先知，甚為驚人——即將到來的先知，將扮演摩西在西奈山上的角色（</w:t>
-      </w:r>
-      <w:hyperlink r:id="rId35">
-        <w:r>
-          <w:rPr>
-            <w:lang w:val="zh_TW" w:bidi="zh_TW"/>
-          </w:rPr>
-          <w:rPr>
-            <w:color w:val="0000EE"/>
-            <w:u w:val="single"/>
-          </w:rPr>
-          <w:t>申18:16</w:t>
-        </w:r>
-      </w:hyperlink>
-      <w:r>
-        <w:rPr>
-          <w:lang w:val="zh_TW" w:bidi="zh_TW"/>
-        </w:rPr>
-        <w:t>）。那處，摩西以獨特方式作先知一樣的中保，傳達神的聲音，因為神在西奈山上，成就了舊約的盟約。摩西期待一位類似的先知，盼望另一位約的中保，就是耶穌基督。</w:t>
-      </w:r>
-    </w:p>
-    <w:p>
-      <w:pPr/>
-      <w:r>
-        <w:rPr>
-          <w:lang w:val="zh_TW" w:bidi="zh_TW"/>
-        </w:rPr>
-      </w:r>
-      <w:r>
-        <w:rPr>
-          <w:lang w:val="zh_TW" w:bidi="zh_TW"/>
-        </w:rPr>
-        <w:t>神不斷向祂的子民差遣先知，人們亦一直盼待這位偉大的先知。每次有這樣的先知出現，都因他像摩西，而被認為是真的；真誠的信徒都會興奮觀察，想知道他是否那位最終到來的偉大先知。因此我們可以理解，那些看到耶穌使死人復活的人何以如此興奮（</w:t>
-      </w:r>
-      <w:hyperlink r:id="rId13">
-        <w:r>
-          <w:rPr>
-            <w:lang w:val="zh_TW" w:bidi="zh_TW"/>
-          </w:rPr>
-          <w:rPr>
-            <w:color w:val="0000EE"/>
-            <w:u w:val="single"/>
-          </w:rPr>
-          <w:t>路7:16</w:t>
-        </w:r>
-      </w:hyperlink>
-      <w:r>
-        <w:rPr>
-          <w:lang w:val="zh_TW" w:bidi="zh_TW"/>
-        </w:rPr>
-        <w:t>）。</w:t>
-      </w:r>
-    </w:p>
-    <w:p>
-      <w:pPr/>
-      <w:r>
-        <w:rPr>
-          <w:lang w:val="zh_TW" w:bidi="zh_TW"/>
-        </w:rPr>
-      </w:r>
-      <w:r>
-        <w:rPr>
-          <w:lang w:val="zh_TW" w:bidi="zh_TW"/>
-        </w:rPr>
-        <w:t>舊約提到先知團體的存在，有時稱為「學校」。以利沙顯然在教導一個團體（</w:t>
-      </w:r>
-      <w:hyperlink r:id="rId36">
-        <w:r>
-          <w:rPr>
-            <w:lang w:val="zh_TW" w:bidi="zh_TW"/>
-          </w:rPr>
-          <w:rPr>
-            <w:color w:val="0000EE"/>
-            <w:u w:val="single"/>
-          </w:rPr>
-          <w:t>王下6:1</w:t>
-        </w:r>
-      </w:hyperlink>
-      <w:r>
-        <w:rPr>
-          <w:lang w:val="zh_TW" w:bidi="zh_TW"/>
-        </w:rPr>
-        <w:t>），「先知門徒」（比如</w:t>
-      </w:r>
-      <w:hyperlink r:id="rId37">
-        <w:r>
-          <w:rPr>
-            <w:lang w:val="zh_TW" w:bidi="zh_TW"/>
-          </w:rPr>
-          <w:rPr>
-            <w:color w:val="0000EE"/>
-            <w:u w:val="single"/>
-          </w:rPr>
-          <w:t>王下2:3、5</w:t>
-        </w:r>
-      </w:hyperlink>
-      <w:r>
-        <w:rPr>
-          <w:lang w:val="zh_TW" w:bidi="zh_TW"/>
-        </w:rPr>
-        <w:t>；</w:t>
-      </w:r>
-      <w:hyperlink r:id="rId23">
-        <w:r>
-          <w:rPr>
-            <w:lang w:val="zh_TW" w:bidi="zh_TW"/>
-          </w:rPr>
-          <w:rPr>
-            <w:color w:val="0000EE"/>
-            <w:u w:val="single"/>
-          </w:rPr>
-          <w:t>摩7:14</w:t>
-        </w:r>
-      </w:hyperlink>
-      <w:r>
-        <w:rPr>
-          <w:lang w:val="zh_TW" w:bidi="zh_TW"/>
-        </w:rPr>
-        <w:t>）所指的，可能是在先知老師照管下，「正在受訓的先知」。至於</w:t>
-      </w:r>
-      <w:hyperlink r:id="rId38">
-        <w:r>
-          <w:rPr>
-            <w:lang w:val="zh_TW" w:bidi="zh_TW"/>
-          </w:rPr>
-          <w:rPr>
-            <w:color w:val="0000EE"/>
-            <w:u w:val="single"/>
-          </w:rPr>
-          <w:t>撒母耳記上十章5至11節</w:t>
-        </w:r>
-      </w:hyperlink>
-      <w:r>
-        <w:rPr>
-          <w:lang w:val="zh_TW" w:bidi="zh_TW"/>
-        </w:rPr>
-        <w:t>中的團體，用「工會」來描述會更合適。這些團體對耶和華熱心、盡性敬拜，並可見聖靈明顯的活動；但他們服事的核心是「預言」，即宣告關於神本身的真理。在這個早期階段之後，先知團體的重要性似乎有所減弱（類似</w:t>
-      </w:r>
-      <w:hyperlink r:id="rId19">
-        <w:r>
-          <w:rPr>
-            <w:lang w:val="zh_TW" w:bidi="zh_TW"/>
-          </w:rPr>
-          <w:rPr>
-            <w:color w:val="0000EE"/>
-            <w:u w:val="single"/>
-          </w:rPr>
-          <w:t>撒上9:9</w:t>
-        </w:r>
-      </w:hyperlink>
-      <w:r>
-        <w:rPr>
-          <w:lang w:val="zh_TW" w:bidi="zh_TW"/>
-        </w:rPr>
-        <w:t>明確提及的情形消失，由此推論），而盡性的敬逐漸變為更直接的話語服事，可能正是</w:t>
-      </w:r>
-      <w:hyperlink r:id="rId19">
-        <w:r>
-          <w:rPr>
-            <w:lang w:val="zh_TW" w:bidi="zh_TW"/>
-          </w:rPr>
-          <w:rPr>
-            <w:color w:val="0000EE"/>
-            <w:u w:val="single"/>
-          </w:rPr>
-          <w:t>撒母耳記上九章9節</w:t>
-        </w:r>
-      </w:hyperlink>
-      <w:r>
-        <w:rPr>
-          <w:lang w:val="zh_TW" w:bidi="zh_TW"/>
-        </w:rPr>
-        <w:t>評語的背景。</w:t>
-      </w:r>
-    </w:p>
-    <w:p>
-      <w:pPr>
-        <w:pStyle w:val="Heading3"/>
-      </w:pPr>
-      <w:r>
-        <w:rPr>
-          <w:lang w:val="zh_TW" w:bidi="zh_TW"/>
-        </w:rPr>
-        <w:t>感動</w:t>
-      </w:r>
-    </w:p>
-    <w:p>
-      <w:pPr/>
-      <w:r>
-        <w:rPr>
-          <w:lang w:val="zh_TW" w:bidi="zh_TW"/>
-        </w:rPr>
-      </w:r>
-      <w:r>
-        <w:rPr>
-          <w:lang w:val="zh_TW" w:bidi="zh_TW"/>
-        </w:rPr>
-        <w:t>在這些先知群體的活動背後，是神的靈感動他們（</w:t>
-      </w:r>
-      <w:hyperlink r:id="rId39">
-        <w:r>
-          <w:rPr>
-            <w:lang w:val="zh_TW" w:bidi="zh_TW"/>
-          </w:rPr>
-          <w:rPr>
-            <w:color w:val="0000EE"/>
-            <w:u w:val="single"/>
-          </w:rPr>
-          <w:t>撒上10:6、10</w:t>
-        </w:r>
-      </w:hyperlink>
-      <w:r>
-        <w:rPr>
-          <w:lang w:val="zh_TW" w:bidi="zh_TW"/>
-        </w:rPr>
-        <w:t>，</w:t>
-      </w:r>
-      <w:hyperlink r:id="rId40">
-        <w:r>
-          <w:rPr>
-            <w:lang w:val="zh_TW" w:bidi="zh_TW"/>
-          </w:rPr>
-          <w:rPr>
-            <w:color w:val="0000EE"/>
-            <w:u w:val="single"/>
-          </w:rPr>
-          <w:t>19:20、23</w:t>
-        </w:r>
-      </w:hyperlink>
-      <w:r>
-        <w:rPr>
-          <w:lang w:val="zh_TW" w:bidi="zh_TW"/>
-        </w:rPr>
-        <w:t>），神的靈運行在所有先知中，並且他們宣告受神感動的描述，不時會直接記錄下來（比如</w:t>
-      </w:r>
-      <w:hyperlink r:id="rId41">
-        <w:r>
-          <w:rPr>
-            <w:lang w:val="zh_TW" w:bidi="zh_TW"/>
-          </w:rPr>
-          <w:rPr>
-            <w:color w:val="0000EE"/>
-            <w:u w:val="single"/>
-          </w:rPr>
-          <w:t>王上22:24</w:t>
-        </w:r>
-      </w:hyperlink>
-      <w:r>
-        <w:rPr>
-          <w:lang w:val="zh_TW" w:bidi="zh_TW"/>
-        </w:rPr>
-        <w:t>；</w:t>
-      </w:r>
-      <w:hyperlink r:id="rId42">
-        <w:r>
-          <w:rPr>
-            <w:lang w:val="zh_TW" w:bidi="zh_TW"/>
-          </w:rPr>
-          <w:rPr>
-            <w:color w:val="0000EE"/>
-            <w:u w:val="single"/>
-          </w:rPr>
-          <w:t>尼9:30</w:t>
-        </w:r>
-      </w:hyperlink>
-      <w:r>
-        <w:rPr>
-          <w:lang w:val="zh_TW" w:bidi="zh_TW"/>
-        </w:rPr>
-        <w:t>；</w:t>
-      </w:r>
-      <w:hyperlink r:id="rId43">
-        <w:r>
-          <w:rPr>
-            <w:lang w:val="zh_TW" w:bidi="zh_TW"/>
-          </w:rPr>
-          <w:rPr>
-            <w:color w:val="0000EE"/>
-            <w:u w:val="single"/>
-          </w:rPr>
-          <w:t>何9:7</w:t>
-        </w:r>
-      </w:hyperlink>
-      <w:r>
-        <w:rPr>
-          <w:lang w:val="zh_TW" w:bidi="zh_TW"/>
-        </w:rPr>
-        <w:t>；</w:t>
-      </w:r>
-      <w:hyperlink r:id="rId44">
-        <w:r>
-          <w:rPr>
-            <w:lang w:val="zh_TW" w:bidi="zh_TW"/>
-          </w:rPr>
-          <w:rPr>
-            <w:color w:val="0000EE"/>
-            <w:u w:val="single"/>
-          </w:rPr>
-          <w:t>珥2:28–29</w:t>
-        </w:r>
-      </w:hyperlink>
-      <w:r>
-        <w:rPr>
-          <w:lang w:val="zh_TW" w:bidi="zh_TW"/>
-        </w:rPr>
-        <w:t>；</w:t>
-      </w:r>
-      <w:hyperlink r:id="rId45">
-        <w:r>
-          <w:rPr>
-            <w:lang w:val="zh_TW" w:bidi="zh_TW"/>
-          </w:rPr>
-          <w:rPr>
-            <w:color w:val="0000EE"/>
-            <w:u w:val="single"/>
-          </w:rPr>
-          <w:t>彌3:8</w:t>
-        </w:r>
-      </w:hyperlink>
-      <w:r>
-        <w:rPr>
-          <w:lang w:val="zh_TW" w:bidi="zh_TW"/>
-        </w:rPr>
-        <w:t>；參</w:t>
-      </w:r>
-      <w:hyperlink r:id="rId46">
-        <w:r>
-          <w:rPr>
-            <w:lang w:val="zh_TW" w:bidi="zh_TW"/>
-          </w:rPr>
-          <w:rPr>
-            <w:color w:val="0000EE"/>
-            <w:u w:val="single"/>
-          </w:rPr>
-          <w:t>代上12:18</w:t>
-        </w:r>
-      </w:hyperlink>
-      <w:r>
-        <w:rPr>
-          <w:lang w:val="zh_TW" w:bidi="zh_TW"/>
-        </w:rPr>
-        <w:t>；</w:t>
-      </w:r>
-      <w:hyperlink r:id="rId47">
-        <w:r>
-          <w:rPr>
-            <w:lang w:val="zh_TW" w:bidi="zh_TW"/>
-          </w:rPr>
-          <w:rPr>
-            <w:color w:val="0000EE"/>
-            <w:u w:val="single"/>
-          </w:rPr>
-          <w:t>代下15:1</w:t>
-        </w:r>
-      </w:hyperlink>
-      <w:r>
-        <w:rPr>
-          <w:lang w:val="zh_TW" w:bidi="zh_TW"/>
-        </w:rPr>
-        <w:t>，</w:t>
-      </w:r>
-      <w:hyperlink r:id="rId48">
-        <w:r>
-          <w:rPr>
-            <w:lang w:val="zh_TW" w:bidi="zh_TW"/>
-          </w:rPr>
-          <w:rPr>
-            <w:color w:val="0000EE"/>
-            <w:u w:val="single"/>
-          </w:rPr>
-          <w:t>20:14</w:t>
-        </w:r>
-      </w:hyperlink>
-      <w:r>
-        <w:rPr>
-          <w:lang w:val="zh_TW" w:bidi="zh_TW"/>
-        </w:rPr>
-        <w:t>，</w:t>
-      </w:r>
-      <w:hyperlink r:id="rId49">
-        <w:r>
-          <w:rPr>
-            <w:lang w:val="zh_TW" w:bidi="zh_TW"/>
-          </w:rPr>
-          <w:rPr>
-            <w:color w:val="0000EE"/>
-            <w:u w:val="single"/>
-          </w:rPr>
-          <w:t>24:20</w:t>
-        </w:r>
-      </w:hyperlink>
-      <w:r>
-        <w:rPr>
-          <w:lang w:val="zh_TW" w:bidi="zh_TW"/>
-        </w:rPr>
-        <w:t>）。神的靈感動人，無分男女，傳講神的話語（參</w:t>
-      </w:r>
-      <w:hyperlink r:id="rId50">
-        <w:r>
-          <w:rPr>
-            <w:lang w:val="zh_TW" w:bidi="zh_TW"/>
-          </w:rPr>
-          <w:rPr>
-            <w:color w:val="0000EE"/>
-            <w:u w:val="single"/>
-          </w:rPr>
-          <w:t>彼後1:21</w:t>
-        </w:r>
-      </w:hyperlink>
-      <w:r>
-        <w:rPr>
-          <w:lang w:val="zh_TW" w:bidi="zh_TW"/>
-        </w:rPr>
-        <w:t>）。</w:t>
-      </w:r>
-    </w:p>
-    <w:p>
-      <w:pPr/>
-      <w:r>
-        <w:rPr>
-          <w:lang w:val="zh_TW" w:bidi="zh_TW"/>
-        </w:rPr>
-      </w:r>
-      <w:r>
-        <w:rPr>
-          <w:lang w:val="zh_TW" w:bidi="zh_TW"/>
-        </w:rPr>
-        <w:t>耶利米說，神的手</w:t>
-      </w:r>
-      <w:r>
-        <w:rPr>
-          <w:lang w:val="zh_TW" w:bidi="zh_TW"/>
-        </w:rPr>
-        <w:t>按他的口</w:t>
-      </w:r>
-      <w:r>
-        <w:rPr>
-          <w:lang w:val="zh_TW" w:bidi="zh_TW"/>
-        </w:rPr>
-        <w:t>，將神的話放在他的口中（</w:t>
-      </w:r>
-      <w:hyperlink r:id="rId51">
-        <w:r>
-          <w:rPr>
-            <w:lang w:val="zh_TW" w:bidi="zh_TW"/>
-          </w:rPr>
-          <w:rPr>
-            <w:color w:val="0000EE"/>
-            <w:u w:val="single"/>
-          </w:rPr>
-          <w:t>耶1:9</w:t>
-        </w:r>
-      </w:hyperlink>
-      <w:r>
-        <w:rPr>
-          <w:lang w:val="zh_TW" w:bidi="zh_TW"/>
-        </w:rPr>
-        <w:t>）；以西結記錄他如何吃下書卷，藉此領受耶和華所寫的話語，能夠說出耶和華稱為「我的話」的內容（</w:t>
-      </w:r>
-      <w:hyperlink r:id="rId52">
-        <w:r>
-          <w:rPr>
-            <w:lang w:val="zh_TW" w:bidi="zh_TW"/>
-          </w:rPr>
-          <w:rPr>
-            <w:color w:val="0000EE"/>
-            <w:u w:val="single"/>
-          </w:rPr>
-          <w:t>結2:7–4:4</w:t>
-        </w:r>
-      </w:hyperlink>
-      <w:r>
-        <w:rPr>
-          <w:lang w:val="zh_TW" w:bidi="zh_TW"/>
-        </w:rPr>
-        <w:t>）。這個神跡亦簡述在阿摩司書的開頭（</w:t>
-      </w:r>
-      <w:hyperlink r:id="rId53">
-        <w:r>
-          <w:rPr>
-            <w:lang w:val="zh_TW" w:bidi="zh_TW"/>
-          </w:rPr>
-          <w:rPr>
-            <w:color w:val="0000EE"/>
-            <w:u w:val="single"/>
-          </w:rPr>
-          <w:t>1:1、3</w:t>
-        </w:r>
-      </w:hyperlink>
-      <w:r>
-        <w:rPr>
-          <w:lang w:val="zh_TW" w:bidi="zh_TW"/>
-        </w:rPr>
-        <w:t>）：「</w:t>
-      </w:r>
-      <w:r>
-        <w:rPr>
-          <w:lang w:val="zh_TW" w:bidi="zh_TW"/>
-        </w:rPr>
-        <w:t>阿摩司得默示</w:t>
-      </w:r>
-      <w:r>
-        <w:rPr>
-          <w:lang w:val="zh_TW" w:bidi="zh_TW"/>
-        </w:rPr>
-        <w:t>……</w:t>
-      </w:r>
-      <w:r>
-        <w:rPr>
-          <w:lang w:val="zh_TW" w:bidi="zh_TW"/>
-        </w:rPr>
-        <w:t>耶和華如此說……</w:t>
-      </w:r>
-      <w:r>
-        <w:rPr>
-          <w:lang w:val="zh_TW" w:bidi="zh_TW"/>
-        </w:rPr>
-        <w:t>」雖然這些話確實是阿摩司的話，但也是耶和華的話。</w:t>
-      </w:r>
-    </w:p>
-    <w:p>
-      <w:pPr>
-        <w:pStyle w:val="Heading3"/>
-      </w:pPr>
-      <w:r>
-        <w:rPr>
-          <w:lang w:val="zh_TW" w:bidi="zh_TW"/>
-        </w:rPr>
-        <w:t>真假先知</w:t>
-      </w:r>
-    </w:p>
-    <w:p>
-      <w:pPr/>
-      <w:r>
-        <w:rPr>
-          <w:lang w:val="zh_TW" w:bidi="zh_TW"/>
-        </w:rPr>
-      </w:r>
-      <w:r>
-        <w:rPr>
-          <w:lang w:val="zh_TW" w:bidi="zh_TW"/>
-        </w:rPr>
-        <w:t>假先知可以透過三個檢驗，與真先知區分開來。第一個是教義上的檢驗。在</w:t>
-      </w:r>
-      <w:hyperlink r:id="rId54">
-        <w:r>
-          <w:rPr>
-            <w:lang w:val="zh_TW" w:bidi="zh_TW"/>
-          </w:rPr>
-          <w:rPr>
-            <w:color w:val="0000EE"/>
-            <w:u w:val="single"/>
-          </w:rPr>
-          <w:t>申命記十三章</w:t>
-        </w:r>
-      </w:hyperlink>
-      <w:r>
-        <w:rPr>
-          <w:lang w:val="zh_TW" w:bidi="zh_TW"/>
-        </w:rPr>
-        <w:t>中，假先知的動機是要使人們遠離曾在出埃及事件中啟示自己的神（</w:t>
-      </w:r>
-      <w:hyperlink r:id="rId55">
-        <w:r>
-          <w:rPr>
-            <w:lang w:val="zh_TW" w:bidi="zh_TW"/>
-          </w:rPr>
-          <w:rPr>
-            <w:color w:val="0000EE"/>
-            <w:u w:val="single"/>
-          </w:rPr>
-          <w:t>申13:2、5–7、10</w:t>
-        </w:r>
-      </w:hyperlink>
-      <w:r>
-        <w:rPr>
-          <w:lang w:val="zh_TW" w:bidi="zh_TW"/>
-        </w:rPr>
-        <w:t>）。儘管假先知的話可能有明顯的神蹟奇事支持（</w:t>
-      </w:r>
-      <w:hyperlink r:id="rId56">
-        <w:r>
-          <w:rPr>
-            <w:lang w:val="zh_TW" w:bidi="zh_TW"/>
-          </w:rPr>
-          <w:rPr>
-            <w:color w:val="0000EE"/>
-            <w:u w:val="single"/>
-          </w:rPr>
-          <w:t>1–2節</w:t>
-        </w:r>
-      </w:hyperlink>
-      <w:r>
-        <w:rPr>
-          <w:lang w:val="zh_TW" w:bidi="zh_TW"/>
-        </w:rPr>
-        <w:t>），但人們仍應拒絕他們——不僅因為他們引入新奇事物（</w:t>
-      </w:r>
-      <w:hyperlink r:id="rId57">
-        <w:r>
-          <w:rPr>
-            <w:lang w:val="zh_TW" w:bidi="zh_TW"/>
-          </w:rPr>
-          <w:rPr>
-            <w:color w:val="0000EE"/>
-            <w:u w:val="single"/>
-          </w:rPr>
-          <w:t>2、6節</w:t>
-        </w:r>
-      </w:hyperlink>
-      <w:r>
-        <w:rPr>
-          <w:lang w:val="zh_TW" w:bidi="zh_TW"/>
-        </w:rPr>
-        <w:t>），也因為這種新奇事物與耶和華在出埃及時的啟示矛盾（</w:t>
-      </w:r>
-      <w:hyperlink r:id="rId58">
-        <w:r>
-          <w:rPr>
-            <w:lang w:val="zh_TW" w:bidi="zh_TW"/>
-          </w:rPr>
-          <w:rPr>
-            <w:color w:val="0000EE"/>
-            <w:u w:val="single"/>
-          </w:rPr>
-          <w:t>5、10節</w:t>
-        </w:r>
-      </w:hyperlink>
-      <w:r>
-        <w:rPr>
-          <w:lang w:val="zh_TW" w:bidi="zh_TW"/>
-        </w:rPr>
-        <w:t>）。因此，第一個檢驗是教義上的，要求神的子民具備真理的知識，從而能夠通過比較，識別錯誤。</w:t>
-      </w:r>
-    </w:p>
-    <w:p>
-      <w:pPr/>
-      <w:r>
-        <w:rPr>
-          <w:lang w:val="zh_TW" w:bidi="zh_TW"/>
-        </w:rPr>
-      </w:r>
-      <w:r>
-        <w:rPr>
-          <w:lang w:val="zh_TW" w:bidi="zh_TW"/>
-        </w:rPr>
-        <w:t>第二個檢驗是實際的，需要耐心。正如</w:t>
-      </w:r>
-      <w:hyperlink r:id="rId59">
-        <w:r>
-          <w:rPr>
-            <w:lang w:val="zh_TW" w:bidi="zh_TW"/>
-          </w:rPr>
-          <w:rPr>
-            <w:color w:val="0000EE"/>
-            <w:u w:val="single"/>
-          </w:rPr>
-          <w:t>申命記十八章21至22節</w:t>
-        </w:r>
-      </w:hyperlink>
-      <w:r>
-        <w:rPr>
-          <w:lang w:val="zh_TW" w:bidi="zh_TW"/>
-        </w:rPr>
-        <w:t>所述：耶和華的話總是會應驗的。這需要耐心，因為如</w:t>
-      </w:r>
-      <w:hyperlink r:id="rId56">
-        <w:r>
-          <w:rPr>
-            <w:lang w:val="zh_TW" w:bidi="zh_TW"/>
-          </w:rPr>
-          <w:rPr>
-            <w:color w:val="0000EE"/>
-            <w:u w:val="single"/>
-          </w:rPr>
-          <w:t>申命記十三章1至2節</w:t>
-        </w:r>
-      </w:hyperlink>
-      <w:r>
-        <w:rPr>
-          <w:lang w:val="zh_TW" w:bidi="zh_TW"/>
-        </w:rPr>
-        <w:t>所示，虛假的話語可能會有表面的屬靈證據支持。</w:t>
-      </w:r>
-      <w:hyperlink r:id="rId59">
-        <w:r>
-          <w:rPr>
-            <w:lang w:val="zh_TW" w:bidi="zh_TW"/>
-          </w:rPr>
-          <w:rPr>
-            <w:color w:val="0000EE"/>
-            <w:u w:val="single"/>
-          </w:rPr>
-          <w:t>申命記十八章21至22節</w:t>
-        </w:r>
-      </w:hyperlink>
-      <w:r>
-        <w:rPr>
-          <w:lang w:val="zh_TW" w:bidi="zh_TW"/>
-        </w:rPr>
-        <w:t>的呼籲是呼籲人們保持耐心。如對預言的真假有所懷疑，就應等待應驗的事件發生。</w:t>
-      </w:r>
-    </w:p>
-    <w:p>
-      <w:pPr/>
-      <w:r>
-        <w:rPr>
-          <w:lang w:val="zh_TW" w:bidi="zh_TW"/>
-        </w:rPr>
-      </w:r>
-      <w:r>
-        <w:rPr>
-          <w:lang w:val="zh_TW" w:bidi="zh_TW"/>
-        </w:rPr>
-        <w:t>第三個檢驗是道德上的，要求先知有警惕和明辨能力。在所有先知中，以耶利米的心最受假先知的影響，他也一直不斷思考這個問題（</w:t>
-      </w:r>
-      <w:hyperlink r:id="rId60">
-        <w:r>
-          <w:rPr>
-            <w:lang w:val="zh_TW" w:bidi="zh_TW"/>
-          </w:rPr>
-          <w:rPr>
-            <w:color w:val="0000EE"/>
-            <w:u w:val="single"/>
-          </w:rPr>
-          <w:t>耶23:9–40</w:t>
-        </w:r>
-      </w:hyperlink>
-      <w:r>
-        <w:rPr>
-          <w:lang w:val="zh_TW" w:bidi="zh_TW"/>
-        </w:rPr>
-        <w:t>）。他的回答既引人注目又具挑戰性：人們會看到假先知生活不潔（</w:t>
-      </w:r>
-      <w:hyperlink r:id="rId61">
-        <w:r>
-          <w:rPr>
-            <w:lang w:val="zh_TW" w:bidi="zh_TW"/>
-          </w:rPr>
-          <w:rPr>
-            <w:color w:val="0000EE"/>
-            <w:u w:val="single"/>
-          </w:rPr>
-          <w:t>11–14節</w:t>
-        </w:r>
-      </w:hyperlink>
-      <w:r>
-        <w:rPr>
-          <w:lang w:val="zh_TW" w:bidi="zh_TW"/>
-        </w:rPr>
-        <w:t>），他們的信息沒有任何道德譴責，反而鼓勵人們行在他們的罪中（</w:t>
-      </w:r>
-      <w:hyperlink r:id="rId62">
-        <w:r>
-          <w:rPr>
-            <w:lang w:val="zh_TW" w:bidi="zh_TW"/>
-          </w:rPr>
-          <w:rPr>
-            <w:color w:val="0000EE"/>
-            <w:u w:val="single"/>
-          </w:rPr>
-          <w:t>16–22節</w:t>
-        </w:r>
-      </w:hyperlink>
-      <w:r>
-        <w:rPr>
-          <w:lang w:val="zh_TW" w:bidi="zh_TW"/>
-        </w:rPr>
-        <w:t>）。</w:t>
-      </w:r>
-    </w:p>
-    <w:p>
-      <w:pPr>
-        <w:pStyle w:val="Heading3"/>
-      </w:pPr>
-      <w:r>
-        <w:rPr>
-          <w:lang w:val="zh_TW" w:bidi="zh_TW"/>
-        </w:rPr>
-        <w:t>先知的作用</w:t>
-      </w:r>
-    </w:p>
-    <w:p>
-      <w:pPr/>
-      <w:r>
-        <w:rPr>
-          <w:lang w:val="zh_TW" w:bidi="zh_TW"/>
-        </w:rPr>
-      </w:r>
-      <w:r>
-        <w:rPr>
-          <w:lang w:val="zh_TW" w:bidi="zh_TW"/>
-        </w:rPr>
-        <w:t>人們有時說先知不是「預言者」，而是「宣講者」。然而，就舊約而言，先知透過預言（預告神將要做的事）來宣講（宣告關於神的真理）。預言在舊約中既不是偶然的，也不是邊緣的活動；它是先知進行工作的方式。</w:t>
-      </w:r>
-      <w:hyperlink r:id="rId63">
-        <w:r>
-          <w:rPr>
-            <w:lang w:val="zh_TW" w:bidi="zh_TW"/>
-          </w:rPr>
-          <w:rPr>
-            <w:color w:val="0000EE"/>
-            <w:u w:val="single"/>
-          </w:rPr>
-          <w:t>申命記十八章9至15節</w:t>
-        </w:r>
-      </w:hyperlink>
-      <w:r>
-        <w:rPr>
-          <w:lang w:val="zh_TW" w:bidi="zh_TW"/>
-        </w:rPr>
-        <w:t>解釋先知在以色列的角色，經文表示，周圍的國家透過各種占卜方式來窺測未來（</w:t>
-      </w:r>
-      <w:hyperlink r:id="rId64">
-        <w:r>
-          <w:rPr>
-            <w:lang w:val="zh_TW" w:bidi="zh_TW"/>
-          </w:rPr>
-          <w:rPr>
-            <w:color w:val="0000EE"/>
-            <w:u w:val="single"/>
-          </w:rPr>
-          <w:t>10–11節</w:t>
-        </w:r>
-      </w:hyperlink>
-      <w:r>
-        <w:rPr>
-          <w:lang w:val="zh_TW" w:bidi="zh_TW"/>
-        </w:rPr>
-        <w:t>）；這些事情在耶和華眼中看為可憎，因此在以色列中明令禁止（</w:t>
-      </w:r>
-      <w:hyperlink r:id="rId65">
-        <w:r>
-          <w:rPr>
-            <w:lang w:val="zh_TW" w:bidi="zh_TW"/>
-          </w:rPr>
-          <w:rPr>
-            <w:color w:val="0000EE"/>
-            <w:u w:val="single"/>
-          </w:rPr>
-          <w:t>12節</w:t>
-        </w:r>
-      </w:hyperlink>
-      <w:r>
-        <w:rPr>
-          <w:lang w:val="zh_TW" w:bidi="zh_TW"/>
-        </w:rPr>
-        <w:t>）。以色列的獨特性在於，其他民族通過占卜者預測未來，而耶和華則賜給以色列一位先知（</w:t>
-      </w:r>
-      <w:hyperlink r:id="rId66">
-        <w:r>
-          <w:rPr>
-            <w:lang w:val="zh_TW" w:bidi="zh_TW"/>
-          </w:rPr>
-          <w:rPr>
-            <w:color w:val="0000EE"/>
-            <w:u w:val="single"/>
-          </w:rPr>
-          <w:t>13–15節</w:t>
-        </w:r>
-      </w:hyperlink>
-      <w:r>
-        <w:rPr>
-          <w:lang w:val="zh_TW" w:bidi="zh_TW"/>
-        </w:rPr>
-        <w:t>）。以利沙（</w:t>
-      </w:r>
-      <w:hyperlink r:id="rId67">
-        <w:r>
-          <w:rPr>
-            <w:lang w:val="zh_TW" w:bidi="zh_TW"/>
-          </w:rPr>
-          <w:rPr>
-            <w:color w:val="0000EE"/>
-            <w:u w:val="single"/>
-          </w:rPr>
-          <w:t>王下4:27</w:t>
-        </w:r>
-      </w:hyperlink>
-      <w:r>
-        <w:rPr>
-          <w:lang w:val="zh_TW" w:bidi="zh_TW"/>
-        </w:rPr>
-        <w:t>）因為神沒有告知，而感到驚訝；阿摩司教導說，「預先得知」是先知與神的團契的特權（</w:t>
-      </w:r>
-      <w:hyperlink r:id="rId68">
-        <w:r>
-          <w:rPr>
-            <w:lang w:val="zh_TW" w:bidi="zh_TW"/>
-          </w:rPr>
-          <w:rPr>
-            <w:color w:val="0000EE"/>
-            <w:u w:val="single"/>
-          </w:rPr>
-          <w:t>摩3:7</w:t>
-        </w:r>
-      </w:hyperlink>
-      <w:r>
-        <w:rPr>
-          <w:lang w:val="zh_TW" w:bidi="zh_TW"/>
-        </w:rPr>
-        <w:t>）。不過以色列的預言，與其他國家的預測完全不同，因為預言絕不只是對未來的好奇。</w:t>
-      </w:r>
-    </w:p>
-    <w:p>
-      <w:pPr/>
-      <w:r>
-        <w:rPr>
-          <w:lang w:val="zh_TW" w:bidi="zh_TW"/>
-        </w:rPr>
-      </w:r>
-      <w:r>
-        <w:rPr>
-          <w:lang w:val="zh_TW" w:bidi="zh_TW"/>
-        </w:rPr>
-        <w:t>首先，聖經的預言是從當下的需求而來。在</w:t>
-      </w:r>
-      <w:hyperlink r:id="rId69">
-        <w:r>
-          <w:rPr>
-            <w:lang w:val="zh_TW" w:bidi="zh_TW"/>
-          </w:rPr>
-          <w:rPr>
-            <w:color w:val="0000EE"/>
-            <w:u w:val="single"/>
-          </w:rPr>
-          <w:t>以賽亞書三十九章</w:t>
-        </w:r>
-      </w:hyperlink>
-      <w:r>
-        <w:rPr>
-          <w:lang w:val="zh_TW" w:bidi="zh_TW"/>
-        </w:rPr>
-        <w:t>中，希西家不忠於神，依賴與巴比倫的軍事協議來獲得安全，促使以賽亞書宣告未來巴比倫的擄掠。以賽亞並不是憑空捏造出「巴比倫」這個名字；而是他被召服事時，在情境中獲賜的。</w:t>
-      </w:r>
-    </w:p>
-    <w:p>
-      <w:pPr/>
-      <w:r>
-        <w:rPr>
-          <w:lang w:val="zh_TW" w:bidi="zh_TW"/>
-        </w:rPr>
-      </w:r>
-      <w:r>
-        <w:rPr>
-          <w:lang w:val="zh_TW" w:bidi="zh_TW"/>
-        </w:rPr>
-        <w:t>其次，預言旨在提供未來的知識，目的是帶來當下的道德改變。先知關於的道德勸誡，可以從耶和華即將做的事情找到解釋（比如</w:t>
-      </w:r>
-      <w:hyperlink r:id="rId70">
-        <w:r>
-          <w:rPr>
-            <w:lang w:val="zh_TW" w:bidi="zh_TW"/>
-          </w:rPr>
-          <w:rPr>
-            <w:color w:val="0000EE"/>
-            <w:u w:val="single"/>
-          </w:rPr>
-          <w:t>賽31:6–7</w:t>
-        </w:r>
-      </w:hyperlink>
-      <w:r>
-        <w:rPr>
-          <w:lang w:val="zh_TW" w:bidi="zh_TW"/>
-        </w:rPr>
-        <w:t>；</w:t>
-      </w:r>
-      <w:hyperlink r:id="rId71">
-        <w:r>
-          <w:rPr>
-            <w:lang w:val="zh_TW" w:bidi="zh_TW"/>
-          </w:rPr>
-          <w:rPr>
-            <w:color w:val="0000EE"/>
-            <w:u w:val="single"/>
-          </w:rPr>
-          <w:t>摩5:6</w:t>
-        </w:r>
-      </w:hyperlink>
-      <w:r>
-        <w:rPr>
-          <w:lang w:val="zh_TW" w:bidi="zh_TW"/>
-        </w:rPr>
-        <w:t>）。</w:t>
-      </w:r>
-    </w:p>
-    <w:p>
-      <w:pPr/>
-      <w:r>
-        <w:rPr>
-          <w:lang w:val="zh_TW" w:bidi="zh_TW"/>
-        </w:rPr>
-      </w:r>
-      <w:r>
-        <w:rPr>
-          <w:lang w:val="zh_TW" w:bidi="zh_TW"/>
-        </w:rPr>
-        <w:t>第三，預言的事件進程，旨在穩定真信徒在黑暗時期的信心。比如，以賽亞書中的幾處經文（</w:t>
-      </w:r>
-      <w:hyperlink r:id="rId72">
-        <w:r>
-          <w:rPr>
-            <w:lang w:val="zh_TW" w:bidi="zh_TW"/>
-          </w:rPr>
-          <w:rPr>
-            <w:color w:val="0000EE"/>
-            <w:u w:val="single"/>
-          </w:rPr>
-          <w:t>賽9:1–7</w:t>
-        </w:r>
-      </w:hyperlink>
-      <w:r>
-        <w:rPr>
-          <w:lang w:val="zh_TW" w:bidi="zh_TW"/>
-        </w:rPr>
-        <w:t>，</w:t>
-      </w:r>
-      <w:hyperlink r:id="rId73">
-        <w:r>
-          <w:rPr>
-            <w:lang w:val="zh_TW" w:bidi="zh_TW"/>
-          </w:rPr>
-          <w:rPr>
-            <w:color w:val="0000EE"/>
-            <w:u w:val="single"/>
-          </w:rPr>
-          <w:t>11:1–16</w:t>
-        </w:r>
-      </w:hyperlink>
-      <w:r>
-        <w:rPr>
-          <w:lang w:val="zh_TW" w:bidi="zh_TW"/>
-        </w:rPr>
-        <w:t>，</w:t>
-      </w:r>
-      <w:hyperlink r:id="rId74">
-        <w:r>
-          <w:rPr>
-            <w:lang w:val="zh_TW" w:bidi="zh_TW"/>
-          </w:rPr>
-          <w:rPr>
-            <w:color w:val="0000EE"/>
-            <w:u w:val="single"/>
-          </w:rPr>
-          <w:t>40:1–3</w:t>
-        </w:r>
-      </w:hyperlink>
-      <w:r>
-        <w:rPr>
-          <w:lang w:val="zh_TW" w:bidi="zh_TW"/>
-        </w:rPr>
-        <w:t>），能將目光從緊接的悲慘悲劇，提升到即將來臨的榮耀。</w:t>
-      </w:r>
-    </w:p>
-    <w:p>
-      <w:pPr>
-        <w:pStyle w:val="Heading3"/>
-      </w:pPr>
-      <w:r>
-        <w:rPr>
-          <w:lang w:val="zh_TW" w:bidi="zh_TW"/>
-        </w:rPr>
-        <w:t>傳講的方式</w:t>
-      </w:r>
-    </w:p>
-    <w:p>
-      <w:pPr/>
-      <w:r>
-        <w:rPr>
-          <w:lang w:val="zh_TW" w:bidi="zh_TW"/>
-        </w:rPr>
-      </w:r>
-      <w:r>
-        <w:rPr>
-          <w:lang w:val="zh_TW" w:bidi="zh_TW"/>
-        </w:rPr>
-        <w:t>在預言中，先知是在宣告——他們在傳揚神的奇妙作為（參</w:t>
-      </w:r>
-      <w:hyperlink r:id="rId75">
-        <w:r>
-          <w:rPr>
-            <w:lang w:val="zh_TW" w:bidi="zh_TW"/>
-          </w:rPr>
-          <w:rPr>
-            <w:color w:val="0000EE"/>
-            <w:u w:val="single"/>
-          </w:rPr>
-          <w:t>徒2:11、17</w:t>
-        </w:r>
-      </w:hyperlink>
-      <w:r>
-        <w:rPr>
-          <w:lang w:val="zh_TW" w:bidi="zh_TW"/>
-        </w:rPr>
-        <w:t>中預言的定義）。大多數情況下，這種宣告是通過言語直接傳達。先知是傳講話語的人。他們的話語就像神差遣的使者（</w:t>
-      </w:r>
-      <w:hyperlink r:id="rId76">
-        <w:r>
-          <w:rPr>
-            <w:lang w:val="zh_TW" w:bidi="zh_TW"/>
-          </w:rPr>
-          <w:rPr>
-            <w:color w:val="0000EE"/>
-            <w:u w:val="single"/>
-          </w:rPr>
-          <w:t>賽55:11</w:t>
-        </w:r>
-      </w:hyperlink>
-      <w:r>
-        <w:rPr>
-          <w:lang w:val="zh_TW" w:bidi="zh_TW"/>
-        </w:rPr>
-        <w:t>），具有</w:t>
-      </w:r>
-      <w:hyperlink r:id="rId77">
-        <w:r>
-          <w:rPr>
-            <w:lang w:val="zh_TW" w:bidi="zh_TW"/>
-          </w:rPr>
-          <w:rPr>
-            <w:color w:val="0000EE"/>
-            <w:u w:val="single"/>
-          </w:rPr>
-          <w:t>創世記一章3節</w:t>
-        </w:r>
-      </w:hyperlink>
-      <w:r>
-        <w:rPr>
-          <w:lang w:val="zh_TW" w:bidi="zh_TW"/>
-        </w:rPr>
-        <w:t>創造言語的所有屬神力量（參</w:t>
-      </w:r>
-      <w:hyperlink r:id="rId78">
-        <w:r>
-          <w:rPr>
-            <w:lang w:val="zh_TW" w:bidi="zh_TW"/>
-          </w:rPr>
-          <w:rPr>
-            <w:color w:val="0000EE"/>
-            <w:u w:val="single"/>
-          </w:rPr>
-          <w:t>詩33:6</w:t>
-        </w:r>
-      </w:hyperlink>
-      <w:r>
-        <w:rPr>
-          <w:lang w:val="zh_TW" w:bidi="zh_TW"/>
-        </w:rPr>
-        <w:t>）。有時，言語的效果會因為伴隨標誌或象徵動作而增強（比如</w:t>
-      </w:r>
-      <w:hyperlink r:id="rId79">
-        <w:r>
-          <w:rPr>
-            <w:lang w:val="zh_TW" w:bidi="zh_TW"/>
-          </w:rPr>
-          <w:rPr>
-            <w:color w:val="0000EE"/>
-            <w:u w:val="single"/>
-          </w:rPr>
-          <w:t>耶13:1–11</w:t>
-        </w:r>
-      </w:hyperlink>
-      <w:r>
-        <w:rPr>
-          <w:lang w:val="zh_TW" w:bidi="zh_TW"/>
-        </w:rPr>
-        <w:t>，</w:t>
-      </w:r>
-      <w:hyperlink r:id="rId80">
-        <w:r>
-          <w:rPr>
-            <w:lang w:val="zh_TW" w:bidi="zh_TW"/>
-          </w:rPr>
-          <w:rPr>
-            <w:color w:val="0000EE"/>
-            <w:u w:val="single"/>
-          </w:rPr>
-          <w:t>19章</w:t>
-        </w:r>
-      </w:hyperlink>
-      <w:r>
-        <w:rPr>
-          <w:lang w:val="zh_TW" w:bidi="zh_TW"/>
-        </w:rPr>
-        <w:t>；</w:t>
-      </w:r>
-      <w:hyperlink r:id="rId81">
-        <w:r>
-          <w:rPr>
-            <w:lang w:val="zh_TW" w:bidi="zh_TW"/>
-          </w:rPr>
-          <w:rPr>
-            <w:color w:val="0000EE"/>
-            <w:u w:val="single"/>
-          </w:rPr>
-          <w:t>結4:1–17</w:t>
-        </w:r>
-      </w:hyperlink>
-      <w:r>
-        <w:rPr>
-          <w:lang w:val="zh_TW" w:bidi="zh_TW"/>
-        </w:rPr>
-        <w:t>，</w:t>
-      </w:r>
-      <w:hyperlink r:id="rId82">
-        <w:r>
-          <w:rPr>
-            <w:lang w:val="zh_TW" w:bidi="zh_TW"/>
-          </w:rPr>
-          <w:rPr>
-            <w:color w:val="0000EE"/>
-            <w:u w:val="single"/>
-          </w:rPr>
-          <w:t>24:15–24</w:t>
-        </w:r>
-      </w:hyperlink>
-      <w:r>
-        <w:rPr>
-          <w:lang w:val="zh_TW" w:bidi="zh_TW"/>
-        </w:rPr>
-        <w:t>），或與某人緊密相連（</w:t>
-      </w:r>
-      <w:hyperlink r:id="rId83">
-        <w:r>
-          <w:rPr>
-            <w:lang w:val="zh_TW" w:bidi="zh_TW"/>
-          </w:rPr>
-          <w:rPr>
-            <w:color w:val="0000EE"/>
-            <w:u w:val="single"/>
-          </w:rPr>
-          <w:t>賽7:3</w:t>
-        </w:r>
-      </w:hyperlink>
-      <w:r>
-        <w:rPr>
-          <w:lang w:val="zh_TW" w:bidi="zh_TW"/>
-        </w:rPr>
-        <w:t>；參</w:t>
-      </w:r>
-      <w:hyperlink r:id="rId84">
-        <w:r>
-          <w:rPr>
-            <w:lang w:val="zh_TW" w:bidi="zh_TW"/>
-          </w:rPr>
-          <w:rPr>
-            <w:color w:val="0000EE"/>
-            <w:u w:val="single"/>
-          </w:rPr>
-          <w:t>8:1–4</w:t>
-        </w:r>
-      </w:hyperlink>
-      <w:r>
-        <w:rPr>
-          <w:lang w:val="zh_TW" w:bidi="zh_TW"/>
-        </w:rPr>
-        <w:t>）。這些事物就像視覺輔助，使在場的人更清楚理解言語。象徵動作（有時稱為「行出來的神諭」）的目的，似乎不僅為了幫助理解，而是為了賦予言語更多力量和效果，因為它像使者一樣被送入那種情境中。這是從</w:t>
-      </w:r>
-      <w:hyperlink r:id="rId85">
-        <w:r>
-          <w:rPr>
-            <w:lang w:val="zh_TW" w:bidi="zh_TW"/>
-          </w:rPr>
-          <w:rPr>
-            <w:color w:val="0000EE"/>
-            <w:u w:val="single"/>
-          </w:rPr>
-          <w:t>列王紀下十三章14至19節</w:t>
-        </w:r>
-      </w:hyperlink>
-      <w:r>
-        <w:rPr>
-          <w:lang w:val="zh_TW" w:bidi="zh_TW"/>
-        </w:rPr>
-        <w:t>中得出的結論，王在行動中「展現」言語的程度，決定了言語能否有效促成事件發生。</w:t>
-      </w:r>
-    </w:p>
-    <w:p>
-      <w:pPr/>
-      <w:r>
-        <w:rPr>
-          <w:lang w:val="zh_TW" w:bidi="zh_TW"/>
-        </w:rPr>
-      </w:r>
-      <w:r>
-        <w:rPr>
-          <w:lang w:val="zh_TW" w:bidi="zh_TW"/>
-        </w:rPr>
-        <w:t>先知的話語，最終體現在保存下來的書卷中。</w:t>
-      </w:r>
-      <w:hyperlink r:id="rId86">
-        <w:r>
-          <w:rPr>
-            <w:lang w:val="zh_TW" w:bidi="zh_TW"/>
-          </w:rPr>
-          <w:rPr>
-            <w:color w:val="0000EE"/>
-            <w:u w:val="single"/>
-          </w:rPr>
-          <w:t>耶利米書三十六章</w:t>
-        </w:r>
-      </w:hyperlink>
-      <w:r>
-        <w:rPr>
-          <w:lang w:val="zh_TW" w:bidi="zh_TW"/>
-        </w:rPr>
-        <w:t>可以作為實例，說明先知花費時間和精力，將他們的口傳信息記錄在寫作中，是逐字逐句的謹慎記錄（</w:t>
-      </w:r>
-      <w:hyperlink r:id="rId87">
-        <w:r>
-          <w:rPr>
-            <w:lang w:val="zh_TW" w:bidi="zh_TW"/>
-          </w:rPr>
-          <w:rPr>
-            <w:color w:val="0000EE"/>
-            <w:u w:val="single"/>
-          </w:rPr>
-          <w:t>耶36:6、17–18</w:t>
-        </w:r>
-      </w:hyperlink>
-      <w:r>
-        <w:rPr>
-          <w:lang w:val="zh_TW" w:bidi="zh_TW"/>
-        </w:rPr>
-        <w:t>）。不過，信息本身的實際文學形式，也講述同樣的故事。我們在先知書中看到的內容，不可能是他們宣講話語的形式，而是他們保存（並整理）所講信息時，經過深思熟慮的措辭。可以理解的是，那些意識到自己在傳達神的話語的人，會確保這些話語不會流失。我們自然可以認為，每位先知都保存了其事工的書面記錄。我們不知道，也無從得知，以每位先知名字命名的書卷，其最終成果是否直接由該先知完成。比如，按照以賽亞書或阿摩司書精心安排的方式，我們最適宜假設書卷的作者同時也是書卷的編輯。</w:t>
-      </w:r>
-    </w:p>
-    <w:p>
-      <w:pPr/>
-      <w:r>
-        <w:rPr>
-          <w:lang w:val="zh_TW" w:bidi="zh_TW"/>
-        </w:rPr>
-      </w:r>
-      <w:r>
-        <w:rPr>
           <w:i/>
           <w:lang w:val="zh_TW" w:bidi="zh_TW"/>
         </w:rPr>
@@ -2234,19 +1092,31 @@
         <w:rPr>
           <w:lang w:val="zh_TW" w:bidi="zh_TW"/>
         </w:rPr>
-        <w:t>預言</w:t>
-      </w:r>
-      <w:r>
-        <w:rPr>
-          <w:lang w:val="zh_TW" w:bidi="zh_TW"/>
-        </w:rPr>
-        <w:t>；</w:t>
-      </w:r>
-      <w:r>
-        <w:rPr>
-          <w:lang w:val="zh_TW" w:bidi="zh_TW"/>
-        </w:rPr>
-        <w:t>假先知</w:t>
+        <w:t>猶太教</w:t>
+      </w:r>
+      <w:r>
+        <w:rPr>
+          <w:lang w:val="zh_TW" w:bidi="zh_TW"/>
+        </w:rPr>
+        <w:t>、</w:t>
+      </w:r>
+      <w:r>
+        <w:rPr>
+          <w:lang w:val="zh_TW" w:bidi="zh_TW"/>
+        </w:rPr>
+        <w:t>聖經中的律法概念</w:t>
+      </w:r>
+      <w:r>
+        <w:rPr>
+          <w:lang w:val="zh_TW" w:bidi="zh_TW"/>
+        </w:rPr>
+        <w:t>、</w:t>
+      </w:r>
+      <w:r>
+        <w:rPr>
+          <w:lang w:val="zh_TW" w:bidi="zh_TW"/>
+        </w:rPr>
+        <w:t>塔木德</w:t>
       </w:r>
       <w:r>
         <w:rPr>
@@ -4154,6 +3024,12 @@
   </w:num>
   <w:num w:numId="13" w16cid:durableId="592781308">
     <w:abstractNumId w:val="11"/>
+  </w:num>
+  <w:num w:numId="14">
+    <w:abstractNumId w:val="3"/>
+    <w:lvlOverride w:ilvl="0">
+      <w:startOverride w:val="1"/>
+    </w:lvlOverride>
   </w:num>
   <w:numIdMacAtCleanup w:val="10"/>
 </w:numbering>

--- a/zht/docx/145.content.docx
+++ b/zht/docx/145.content.docx
@@ -149,7 +149,7 @@
         <w:rPr>
           <w:lang w:val="zh_TW" w:bidi="zh_TW"/>
         </w:rPr>
-        <w:t>tuo</w:t>
+        <w:t>tou</w:t>
       </w:r>
       <w:r>
         <w:rPr>
@@ -212,7 +212,7 @@
         <w:rPr>
           <w:lang w:val="zh_TW" w:bidi="zh_TW"/>
         </w:rPr>
-        <w:t>陀斐特</w:t>
+        <w:t>頭</w:t>
       </w:r>
       <w:r>
         <w:rPr>
@@ -231,43 +231,7 @@
         <w:rPr>
           <w:lang w:val="zh_TW" w:bidi="zh_TW"/>
         </w:rPr>
-        <w:t>欣嫩谷中的一處地方。欣嫩山谷位於耶路撒冷外，是以色列人向摩洛以人獻祭，褻瀆耶和華的地方。作為宗教改革的一部分，約西亞污穢了陀斐特並拆毀了祭壇（</w:t>
-      </w:r>
-      <w:hyperlink r:id="rId13">
-        <w:r>
-          <w:rPr>
-            <w:lang w:val="zh_TW" w:bidi="zh_TW"/>
-          </w:rPr>
-          <w:rPr>
-            <w:color w:val="0000EE"/>
-            <w:u w:val="single"/>
-          </w:rPr>
-          <w:t>列王紀下23:10</w:t>
-        </w:r>
-      </w:hyperlink>
-      <w:r>
-        <w:rPr>
-          <w:lang w:val="zh_TW" w:bidi="zh_TW"/>
-        </w:rPr>
-        <w:t>）。這些改革推翻了他祖父瑪拿西先前所推行的習俗。在約西亞的時代，先知耶利米也曾指出並譴責這些做法的死灰復燃（</w:t>
-      </w:r>
-      <w:hyperlink r:id="rId14">
-        <w:r>
-          <w:rPr>
-            <w:lang w:val="zh_TW" w:bidi="zh_TW"/>
-          </w:rPr>
-          <w:rPr>
-            <w:color w:val="0000EE"/>
-            <w:u w:val="single"/>
-          </w:rPr>
-          <w:t>耶利米書7:31–32</w:t>
-        </w:r>
-      </w:hyperlink>
-      <w:r>
-        <w:rPr>
-          <w:lang w:val="zh_TW" w:bidi="zh_TW"/>
-        </w:rPr>
-        <w:t>）。</w:t>
+        <w:t>身體的最頂部，包括大腦、主要感官和嘴巴。在聖經中多次出現來描述身體。希伯來文中的「頭」一詞在舊約聖經中也被用作比喻。它通常表示能力和權柄。</w:t>
       </w:r>
     </w:p>
     <w:p>
@@ -281,7 +245,43 @@
         <w:rPr>
           <w:lang w:val="zh_TW" w:bidi="zh_TW"/>
         </w:rPr>
-        <w:t>耶利米預言這個谷將被重新命名為「屠殺谷」，因為這裡將成為巴比倫人在圍攻耶路撒冷期間擊潰猶大的地點。耶利米在陶匠的比喻中重複了這個預言，強調耶路撒冷將被徹底摧毀，以至於它會像陀斐特（</w:t>
+        <w:t>抬起一個人的頭（昂首）被視為是驕傲的行為（</w:t>
+      </w:r>
+      <w:hyperlink r:id="rId13">
+        <w:r>
+          <w:rPr>
+            <w:lang w:val="zh_TW" w:bidi="zh_TW"/>
+          </w:rPr>
+          <w:rPr>
+            <w:color w:val="0000EE"/>
+            <w:u w:val="single"/>
+          </w:rPr>
+          <w:t>詩140:9</w:t>
+        </w:r>
+      </w:hyperlink>
+      <w:r>
+        <w:rPr>
+          <w:lang w:val="zh_TW" w:bidi="zh_TW"/>
+        </w:rPr>
+        <w:t>）或榮譽（</w:t>
+      </w:r>
+      <w:hyperlink r:id="rId14">
+        <w:r>
+          <w:rPr>
+            <w:lang w:val="zh_TW" w:bidi="zh_TW"/>
+          </w:rPr>
+          <w:rPr>
+            <w:color w:val="0000EE"/>
+            <w:u w:val="single"/>
+          </w:rPr>
+          <w:t>創40:20</w:t>
+        </w:r>
+      </w:hyperlink>
+      <w:r>
+        <w:rPr>
+          <w:lang w:val="zh_TW" w:bidi="zh_TW"/>
+        </w:rPr>
+        <w:t>；</w:t>
       </w:r>
       <w:hyperlink r:id="rId15">
         <w:r>
@@ -292,14 +292,14 @@
             <w:color w:val="0000EE"/>
             <w:u w:val="single"/>
           </w:rPr>
-          <w:t>19:12</w:t>
+          <w:t>詩3:3</w:t>
         </w:r>
       </w:hyperlink>
       <w:r>
         <w:rPr>
           <w:lang w:val="zh_TW" w:bidi="zh_TW"/>
         </w:rPr>
-        <w:t>）一樣。那時，陀斐特顯然已經成為城市裡的垃圾場，破碎的陶器被丟棄在那裡，無法在任何城市的墓地進行的安葬，也會在那裡進行（第</w:t>
+        <w:t>，</w:t>
       </w:r>
       <w:hyperlink r:id="rId16">
         <w:r>
@@ -310,14 +310,308 @@
             <w:color w:val="0000EE"/>
             <w:u w:val="single"/>
           </w:rPr>
-          <w:t>11</w:t>
+          <w:t>27:6</w:t>
         </w:r>
       </w:hyperlink>
       <w:r>
         <w:rPr>
           <w:lang w:val="zh_TW" w:bidi="zh_TW"/>
         </w:rPr>
-        <w:t>節）。</w:t>
+        <w:t>）。低頭表示謙卑（</w:t>
+      </w:r>
+      <w:hyperlink r:id="rId17">
+        <w:r>
+          <w:rPr>
+            <w:lang w:val="zh_TW" w:bidi="zh_TW"/>
+          </w:rPr>
+          <w:rPr>
+            <w:color w:val="0000EE"/>
+            <w:u w:val="single"/>
+          </w:rPr>
+          <w:t>賽58:5</w:t>
+        </w:r>
+      </w:hyperlink>
+      <w:r>
+        <w:rPr>
+          <w:lang w:val="zh_TW" w:bidi="zh_TW"/>
+        </w:rPr>
+        <w:t>）或悲傷（</w:t>
+      </w:r>
+      <w:hyperlink r:id="rId18">
+        <w:r>
+          <w:rPr>
+            <w:lang w:val="zh_TW" w:bidi="zh_TW"/>
+          </w:rPr>
+          <w:rPr>
+            <w:color w:val="0000EE"/>
+            <w:u w:val="single"/>
+          </w:rPr>
+          <w:t>哀2:10</w:t>
+        </w:r>
+      </w:hyperlink>
+      <w:r>
+        <w:rPr>
+          <w:lang w:val="zh_TW" w:bidi="zh_TW"/>
+        </w:rPr>
+        <w:t>）。這個希伯來文詞語被比喻用於山峰（</w:t>
+      </w:r>
+      <w:hyperlink r:id="rId19">
+        <w:r>
+          <w:rPr>
+            <w:lang w:val="zh_TW" w:bidi="zh_TW"/>
+          </w:rPr>
+          <w:rPr>
+            <w:color w:val="0000EE"/>
+            <w:u w:val="single"/>
+          </w:rPr>
+          <w:t>創8:5</w:t>
+        </w:r>
+      </w:hyperlink>
+      <w:r>
+        <w:rPr>
+          <w:lang w:val="zh_TW" w:bidi="zh_TW"/>
+        </w:rPr>
+        <w:t>）、建築物的頂部（</w:t>
+      </w:r>
+      <w:hyperlink r:id="rId20">
+        <w:r>
+          <w:rPr>
+            <w:lang w:val="zh_TW" w:bidi="zh_TW"/>
+          </w:rPr>
+          <w:rPr>
+            <w:color w:val="0000EE"/>
+            <w:u w:val="single"/>
+          </w:rPr>
+          <w:t>創11:4</w:t>
+        </w:r>
+      </w:hyperlink>
+      <w:r>
+        <w:rPr>
+          <w:lang w:val="zh_TW" w:bidi="zh_TW"/>
+        </w:rPr>
+        <w:t>）或樹木（</w:t>
+      </w:r>
+      <w:hyperlink r:id="rId21">
+        <w:r>
+          <w:rPr>
+            <w:lang w:val="zh_TW" w:bidi="zh_TW"/>
+          </w:rPr>
+          <w:rPr>
+            <w:color w:val="0000EE"/>
+            <w:u w:val="single"/>
+          </w:rPr>
+          <w:t>撒下5:24</w:t>
+        </w:r>
+      </w:hyperlink>
+      <w:r>
+        <w:rPr>
+          <w:lang w:val="zh_TW" w:bidi="zh_TW"/>
+        </w:rPr>
+        <w:t>），以及河流的源頭（</w:t>
+      </w:r>
+      <w:hyperlink r:id="rId22">
+        <w:r>
+          <w:rPr>
+            <w:lang w:val="zh_TW" w:bidi="zh_TW"/>
+          </w:rPr>
+          <w:rPr>
+            <w:color w:val="0000EE"/>
+            <w:u w:val="single"/>
+          </w:rPr>
+          <w:t>創2:10</w:t>
+        </w:r>
+      </w:hyperlink>
+      <w:r>
+        <w:rPr>
+          <w:lang w:val="zh_TW" w:bidi="zh_TW"/>
+        </w:rPr>
+        <w:t>）。這個詞通常用來指政治、軍事或家庭權柄的首位。在這個意義上，「頭」對所有屬於他的人有控制權（</w:t>
+      </w:r>
+      <w:hyperlink r:id="rId23">
+        <w:r>
+          <w:rPr>
+            <w:lang w:val="zh_TW" w:bidi="zh_TW"/>
+          </w:rPr>
+          <w:rPr>
+            <w:color w:val="0000EE"/>
+            <w:u w:val="single"/>
+          </w:rPr>
+          <w:t>士10:18</w:t>
+        </w:r>
+      </w:hyperlink>
+      <w:r>
+        <w:rPr>
+          <w:lang w:val="zh_TW" w:bidi="zh_TW"/>
+        </w:rPr>
+        <w:t>；</w:t>
+      </w:r>
+      <w:hyperlink r:id="rId24">
+        <w:r>
+          <w:rPr>
+            <w:lang w:val="zh_TW" w:bidi="zh_TW"/>
+          </w:rPr>
+          <w:rPr>
+            <w:color w:val="0000EE"/>
+            <w:u w:val="single"/>
+          </w:rPr>
+          <w:t>撒上15:17</w:t>
+        </w:r>
+      </w:hyperlink>
+      <w:r>
+        <w:rPr>
+          <w:lang w:val="zh_TW" w:bidi="zh_TW"/>
+        </w:rPr>
+        <w:t>；</w:t>
+      </w:r>
+      <w:hyperlink r:id="rId25">
+        <w:r>
+          <w:rPr>
+            <w:lang w:val="zh_TW" w:bidi="zh_TW"/>
+          </w:rPr>
+          <w:rPr>
+            <w:color w:val="0000EE"/>
+            <w:u w:val="single"/>
+          </w:rPr>
+          <w:t>詩18:43</w:t>
+        </w:r>
+      </w:hyperlink>
+      <w:r>
+        <w:rPr>
+          <w:lang w:val="zh_TW" w:bidi="zh_TW"/>
+        </w:rPr>
+        <w:t>；</w:t>
+      </w:r>
+      <w:hyperlink r:id="rId26">
+        <w:r>
+          <w:rPr>
+            <w:lang w:val="zh_TW" w:bidi="zh_TW"/>
+          </w:rPr>
+          <w:rPr>
+            <w:color w:val="0000EE"/>
+            <w:u w:val="single"/>
+          </w:rPr>
+          <w:t>賽7:8–9</w:t>
+        </w:r>
+      </w:hyperlink>
+      <w:r>
+        <w:rPr>
+          <w:lang w:val="zh_TW" w:bidi="zh_TW"/>
+        </w:rPr>
+        <w:t>；</w:t>
+      </w:r>
+      <w:hyperlink r:id="rId27">
+        <w:r>
+          <w:rPr>
+            <w:lang w:val="zh_TW" w:bidi="zh_TW"/>
+          </w:rPr>
+          <w:rPr>
+            <w:color w:val="0000EE"/>
+            <w:u w:val="single"/>
+          </w:rPr>
+          <w:t>耶31:7</w:t>
+        </w:r>
+      </w:hyperlink>
+      <w:r>
+        <w:rPr>
+          <w:lang w:val="zh_TW" w:bidi="zh_TW"/>
+        </w:rPr>
+        <w:t>；</w:t>
+      </w:r>
+      <w:hyperlink r:id="rId28">
+        <w:r>
+          <w:rPr>
+            <w:lang w:val="zh_TW" w:bidi="zh_TW"/>
+          </w:rPr>
+          <w:rPr>
+            <w:color w:val="0000EE"/>
+            <w:u w:val="single"/>
+          </w:rPr>
+          <w:t>何1:11</w:t>
+        </w:r>
+      </w:hyperlink>
+      <w:r>
+        <w:rPr>
+          <w:lang w:val="zh_TW" w:bidi="zh_TW"/>
+        </w:rPr>
+        <w:t>）。大衛在擔任亞吉的保鏢時被稱為「</w:t>
+      </w:r>
+      <w:r>
+        <w:rPr>
+          <w:lang w:val="zh_TW" w:bidi="zh_TW"/>
+        </w:rPr>
+        <w:t>我立你永遠作我的護衛長（有些譯本譯為：</w:t>
+      </w:r>
+      <w:r>
+        <w:rPr>
+          <w:lang w:val="zh_TW" w:bidi="zh_TW"/>
+        </w:rPr>
+        <w:t>我的頭，守護者</w:t>
+      </w:r>
+      <w:r>
+        <w:rPr>
+          <w:lang w:val="zh_TW" w:bidi="zh_TW"/>
+        </w:rPr>
+        <w:t>）</w:t>
+      </w:r>
+      <w:r>
+        <w:rPr>
+          <w:lang w:val="zh_TW" w:bidi="zh_TW"/>
+        </w:rPr>
+        <w:t>」（</w:t>
+      </w:r>
+      <w:hyperlink r:id="rId29">
+        <w:r>
+          <w:rPr>
+            <w:lang w:val="zh_TW" w:bidi="zh_TW"/>
+          </w:rPr>
+          <w:rPr>
+            <w:color w:val="0000EE"/>
+            <w:u w:val="single"/>
+          </w:rPr>
+          <w:t>撒上28:2</w:t>
+        </w:r>
+      </w:hyperlink>
+      <w:r>
+        <w:rPr>
+          <w:lang w:val="zh_TW" w:bidi="zh_TW"/>
+        </w:rPr>
+        <w:t>；參：</w:t>
+      </w:r>
+      <w:hyperlink r:id="rId30">
+        <w:r>
+          <w:rPr>
+            <w:lang w:val="zh_TW" w:bidi="zh_TW"/>
+          </w:rPr>
+          <w:rPr>
+            <w:color w:val="0000EE"/>
+            <w:u w:val="single"/>
+          </w:rPr>
+          <w:t>士9:53</w:t>
+        </w:r>
+      </w:hyperlink>
+      <w:r>
+        <w:rPr>
+          <w:lang w:val="zh_TW" w:bidi="zh_TW"/>
+        </w:rPr>
+        <w:t>；</w:t>
+      </w:r>
+      <w:hyperlink r:id="rId31">
+        <w:r>
+          <w:rPr>
+            <w:lang w:val="zh_TW" w:bidi="zh_TW"/>
+          </w:rPr>
+          <w:rPr>
+            <w:color w:val="0000EE"/>
+            <w:u w:val="single"/>
+          </w:rPr>
+          <w:t>詩68:21</w:t>
+        </w:r>
+      </w:hyperlink>
+      <w:r>
+        <w:rPr>
+          <w:lang w:val="zh_TW" w:bidi="zh_TW"/>
+        </w:rPr>
+        <w:t>）。</w:t>
       </w:r>
     </w:p>
     <w:p>
@@ -331,107 +625,7 @@
         <w:rPr>
           <w:lang w:val="zh_TW" w:bidi="zh_TW"/>
         </w:rPr>
-        <w:t>雖然陀斐特在新約聖經中沒有被提及，但它與磯漢拿（Gehenna ，「欣嫩谷」的亞蘭文形式）有關。磯漢拿指的是毀滅之地，通常在新約聖經中被翻譯為「地獄」（</w:t>
-      </w:r>
-      <w:hyperlink r:id="rId17">
-        <w:r>
-          <w:rPr>
-            <w:lang w:val="zh_TW" w:bidi="zh_TW"/>
-          </w:rPr>
-          <w:rPr>
-            <w:color w:val="0000EE"/>
-            <w:u w:val="single"/>
-          </w:rPr>
-          <w:t>馬太福音5:22、29–30</w:t>
-        </w:r>
-      </w:hyperlink>
-      <w:r>
-        <w:rPr>
-          <w:lang w:val="zh_TW" w:bidi="zh_TW"/>
-        </w:rPr>
-        <w:t>，</w:t>
-      </w:r>
-      <w:hyperlink r:id="rId18">
-        <w:r>
-          <w:rPr>
-            <w:lang w:val="zh_TW" w:bidi="zh_TW"/>
-          </w:rPr>
-          <w:rPr>
-            <w:color w:val="0000EE"/>
-            <w:u w:val="single"/>
-          </w:rPr>
-          <w:t>10:28</w:t>
-        </w:r>
-      </w:hyperlink>
-      <w:r>
-        <w:rPr>
-          <w:lang w:val="zh_TW" w:bidi="zh_TW"/>
-        </w:rPr>
-        <w:t>，</w:t>
-      </w:r>
-      <w:hyperlink r:id="rId19">
-        <w:r>
-          <w:rPr>
-            <w:lang w:val="zh_TW" w:bidi="zh_TW"/>
-          </w:rPr>
-          <w:rPr>
-            <w:color w:val="0000EE"/>
-            <w:u w:val="single"/>
-          </w:rPr>
-          <w:t>18:9</w:t>
-        </w:r>
-      </w:hyperlink>
-      <w:r>
-        <w:rPr>
-          <w:lang w:val="zh_TW" w:bidi="zh_TW"/>
-        </w:rPr>
-        <w:t>；</w:t>
-      </w:r>
-      <w:hyperlink r:id="rId20">
-        <w:r>
-          <w:rPr>
-            <w:lang w:val="zh_TW" w:bidi="zh_TW"/>
-          </w:rPr>
-          <w:rPr>
-            <w:color w:val="0000EE"/>
-            <w:u w:val="single"/>
-          </w:rPr>
-          <w:t>馬可福音9:43–47</w:t>
-        </w:r>
-      </w:hyperlink>
-      <w:r>
-        <w:rPr>
-          <w:lang w:val="zh_TW" w:bidi="zh_TW"/>
-        </w:rPr>
-        <w:t>；</w:t>
-      </w:r>
-      <w:hyperlink r:id="rId21">
-        <w:r>
-          <w:rPr>
-            <w:lang w:val="zh_TW" w:bidi="zh_TW"/>
-          </w:rPr>
-          <w:rPr>
-            <w:color w:val="0000EE"/>
-            <w:u w:val="single"/>
-          </w:rPr>
-          <w:t>路加福音12:5</w:t>
-        </w:r>
-      </w:hyperlink>
-      <w:r>
-        <w:rPr>
-          <w:lang w:val="zh_TW" w:bidi="zh_TW"/>
-        </w:rPr>
-        <w:t>）。</w:t>
-      </w:r>
-      <w:r>
-        <w:rPr>
-          <w:lang w:val="zh_TW" w:bidi="zh_TW"/>
-        </w:rPr>
-      </w:r>
-      <w:r>
-        <w:rPr>
-          <w:lang w:val="zh_TW" w:bidi="zh_TW"/>
-        </w:rPr>
+        <w:t>希臘哲學家使用身體的特徵來代表宇宙。這個身體的頭部——稱為「宙斯」或理性——被視為是來創造和維持其餘成員（天體、人類、動物、植物和無生命的物體）的部分。宇宙，或「身體」，其存在歸功於「頭部」。</w:t>
       </w:r>
     </w:p>
     <w:p>
@@ -441,21 +635,11 @@
           <w:lang w:val="zh_TW" w:bidi="zh_TW"/>
         </w:rPr>
       </w:r>
-    </w:p>
-    <w:p>
-      <w:pPr>
-        <w:pStyle w:val="Heading2"/>
-      </w:pPr>
-      <w:r>
-        <w:rPr>
-          <w:lang w:val="zh_TW" w:bidi="zh_TW"/>
-        </w:rPr>
-        <w:t>妥拉</w:t>
-      </w:r>
-      <w:r>
-        <w:rPr>
-          <w:lang w:val="zh_TW" w:bidi="zh_TW"/>
-        </w:rPr>
+      <w:r>
+        <w:rPr>
+          <w:lang w:val="zh_TW" w:bidi="zh_TW"/>
+        </w:rPr>
+        <w:t>在公元前460年（通常被認為是希波克拉底〔Hippocrates〕最早著作的日期）和公元200年（發展希波克拉底研究的蓋倫〔Galen〕去世）之間，希臘醫學科學逐漸理解頭部是智慧的所在。身體之所以能夠有效地運作，是因為大腦能夠解釋從身體（眼睛、耳朵、皮膚等）接收到的數據，並且能夠根據接收到的數據向身體的各個部份發出適當的信號，大腦解釋和指導的能力使身體的存在完全依賴於它。</w:t>
       </w:r>
     </w:p>
     <w:p>
@@ -469,31 +653,385 @@
         <w:rPr>
           <w:lang w:val="zh_TW" w:bidi="zh_TW"/>
         </w:rPr>
-        <w:t>在舊約聖經中被翻譯為「律法」的詞。「妥拉」來自希伯來語動詞根</w:t>
-      </w:r>
-      <w:r>
-        <w:rPr>
-          <w:i/>
-          <w:lang w:val="zh_TW" w:bidi="zh_TW"/>
-        </w:rPr>
-        <w:t>yarah</w:t>
-      </w:r>
-      <w:r>
-        <w:rPr>
-          <w:lang w:val="zh_TW" w:bidi="zh_TW"/>
-        </w:rPr>
-        <w:t>，意思是「投擲」或「射擊」。這個詞背後的概念是告知、指示、指導或引導。在猶太傳統中，妥拉是聖經前五卷書的經文，也稱為摩西五經。</w:t>
-      </w:r>
-    </w:p>
-    <w:p>
-      <w:pPr>
-        <w:pStyle w:val="Heading3"/>
-      </w:pPr>
-      <w:r>
-        <w:rPr>
-          <w:lang w:val="zh_TW" w:bidi="zh_TW"/>
-        </w:rPr>
-        <w:t>成文妥拉</w:t>
+        <w:t>在新約中，這個詞指的是人類的頭部（</w:t>
+      </w:r>
+      <w:hyperlink r:id="rId32">
+        <w:r>
+          <w:rPr>
+            <w:lang w:val="zh_TW" w:bidi="zh_TW"/>
+          </w:rPr>
+          <w:rPr>
+            <w:color w:val="0000EE"/>
+            <w:u w:val="single"/>
+          </w:rPr>
+          <w:t>太5:36</w:t>
+        </w:r>
+      </w:hyperlink>
+      <w:r>
+        <w:rPr>
+          <w:lang w:val="zh_TW" w:bidi="zh_TW"/>
+        </w:rPr>
+        <w:t>，</w:t>
+      </w:r>
+      <w:hyperlink r:id="rId33">
+        <w:r>
+          <w:rPr>
+            <w:lang w:val="zh_TW" w:bidi="zh_TW"/>
+          </w:rPr>
+          <w:rPr>
+            <w:color w:val="0000EE"/>
+            <w:u w:val="single"/>
+          </w:rPr>
+          <w:t>6:17</w:t>
+        </w:r>
+      </w:hyperlink>
+      <w:r>
+        <w:rPr>
+          <w:lang w:val="zh_TW" w:bidi="zh_TW"/>
+        </w:rPr>
+        <w:t>，</w:t>
+      </w:r>
+      <w:hyperlink r:id="rId34">
+        <w:r>
+          <w:rPr>
+            <w:lang w:val="zh_TW" w:bidi="zh_TW"/>
+          </w:rPr>
+          <w:rPr>
+            <w:color w:val="0000EE"/>
+            <w:u w:val="single"/>
+          </w:rPr>
+          <w:t>14:8</w:t>
+        </w:r>
+      </w:hyperlink>
+      <w:r>
+        <w:rPr>
+          <w:lang w:val="zh_TW" w:bidi="zh_TW"/>
+        </w:rPr>
+        <w:t>，</w:t>
+      </w:r>
+      <w:hyperlink r:id="rId35">
+        <w:r>
+          <w:rPr>
+            <w:lang w:val="zh_TW" w:bidi="zh_TW"/>
+          </w:rPr>
+          <w:rPr>
+            <w:color w:val="0000EE"/>
+            <w:u w:val="single"/>
+          </w:rPr>
+          <w:t>26:7</w:t>
+        </w:r>
+      </w:hyperlink>
+      <w:r>
+        <w:rPr>
+          <w:lang w:val="zh_TW" w:bidi="zh_TW"/>
+        </w:rPr>
+        <w:t>；</w:t>
+      </w:r>
+      <w:hyperlink r:id="rId36">
+        <w:r>
+          <w:rPr>
+            <w:lang w:val="zh_TW" w:bidi="zh_TW"/>
+          </w:rPr>
+          <w:rPr>
+            <w:color w:val="0000EE"/>
+            <w:u w:val="single"/>
+          </w:rPr>
+          <w:t>可6:27</w:t>
+        </w:r>
+      </w:hyperlink>
+      <w:r>
+        <w:rPr>
+          <w:lang w:val="zh_TW" w:bidi="zh_TW"/>
+        </w:rPr>
+        <w:t>，</w:t>
+      </w:r>
+      <w:hyperlink r:id="rId37">
+        <w:r>
+          <w:rPr>
+            <w:lang w:val="zh_TW" w:bidi="zh_TW"/>
+          </w:rPr>
+          <w:rPr>
+            <w:color w:val="0000EE"/>
+            <w:u w:val="single"/>
+          </w:rPr>
+          <w:t>14:3</w:t>
+        </w:r>
+      </w:hyperlink>
+      <w:r>
+        <w:rPr>
+          <w:lang w:val="zh_TW" w:bidi="zh_TW"/>
+        </w:rPr>
+        <w:t>；</w:t>
+      </w:r>
+      <w:hyperlink r:id="rId38">
+        <w:r>
+          <w:rPr>
+            <w:lang w:val="zh_TW" w:bidi="zh_TW"/>
+          </w:rPr>
+          <w:rPr>
+            <w:color w:val="0000EE"/>
+            <w:u w:val="single"/>
+          </w:rPr>
+          <w:t>路7:46</w:t>
+        </w:r>
+      </w:hyperlink>
+      <w:r>
+        <w:rPr>
+          <w:lang w:val="zh_TW" w:bidi="zh_TW"/>
+        </w:rPr>
+        <w:t>；</w:t>
+      </w:r>
+      <w:hyperlink r:id="rId39">
+        <w:r>
+          <w:rPr>
+            <w:lang w:val="zh_TW" w:bidi="zh_TW"/>
+          </w:rPr>
+          <w:rPr>
+            <w:color w:val="0000EE"/>
+            <w:u w:val="single"/>
+          </w:rPr>
+          <w:t>約13:9</w:t>
+        </w:r>
+      </w:hyperlink>
+      <w:r>
+        <w:rPr>
+          <w:lang w:val="zh_TW" w:bidi="zh_TW"/>
+        </w:rPr>
+        <w:t>，</w:t>
+      </w:r>
+      <w:hyperlink r:id="rId40">
+        <w:r>
+          <w:rPr>
+            <w:lang w:val="zh_TW" w:bidi="zh_TW"/>
+          </w:rPr>
+          <w:rPr>
+            <w:color w:val="0000EE"/>
+            <w:u w:val="single"/>
+          </w:rPr>
+          <w:t>20:7</w:t>
+        </w:r>
+      </w:hyperlink>
+      <w:r>
+        <w:rPr>
+          <w:lang w:val="zh_TW" w:bidi="zh_TW"/>
+        </w:rPr>
+        <w:t>），指天啟生物（</w:t>
+      </w:r>
+      <w:hyperlink r:id="rId41">
+        <w:r>
+          <w:rPr>
+            <w:lang w:val="zh_TW" w:bidi="zh_TW"/>
+          </w:rPr>
+          <w:rPr>
+            <w:color w:val="0000EE"/>
+            <w:u w:val="single"/>
+          </w:rPr>
+          <w:t>啟1:14</w:t>
+        </w:r>
+      </w:hyperlink>
+      <w:r>
+        <w:rPr>
+          <w:lang w:val="zh_TW" w:bidi="zh_TW"/>
+        </w:rPr>
+        <w:t>，</w:t>
+      </w:r>
+      <w:hyperlink r:id="rId42">
+        <w:r>
+          <w:rPr>
+            <w:lang w:val="zh_TW" w:bidi="zh_TW"/>
+          </w:rPr>
+          <w:rPr>
+            <w:color w:val="0000EE"/>
+            <w:u w:val="single"/>
+          </w:rPr>
+          <w:t>4:4</w:t>
+        </w:r>
+      </w:hyperlink>
+      <w:r>
+        <w:rPr>
+          <w:lang w:val="zh_TW" w:bidi="zh_TW"/>
+        </w:rPr>
+        <w:t>，</w:t>
+      </w:r>
+      <w:hyperlink r:id="rId43">
+        <w:r>
+          <w:rPr>
+            <w:lang w:val="zh_TW" w:bidi="zh_TW"/>
+          </w:rPr>
+          <w:rPr>
+            <w:color w:val="0000EE"/>
+            <w:u w:val="single"/>
+          </w:rPr>
+          <w:t>12:1</w:t>
+        </w:r>
+      </w:hyperlink>
+      <w:r>
+        <w:rPr>
+          <w:lang w:val="zh_TW" w:bidi="zh_TW"/>
+        </w:rPr>
+        <w:t>），以及動物（</w:t>
+      </w:r>
+      <w:hyperlink r:id="rId44">
+        <w:r>
+          <w:rPr>
+            <w:lang w:val="zh_TW" w:bidi="zh_TW"/>
+          </w:rPr>
+          <w:rPr>
+            <w:color w:val="0000EE"/>
+            <w:u w:val="single"/>
+          </w:rPr>
+          <w:t>啟9:7、17、19</w:t>
+        </w:r>
+      </w:hyperlink>
+      <w:r>
+        <w:rPr>
+          <w:lang w:val="zh_TW" w:bidi="zh_TW"/>
+        </w:rPr>
+        <w:t>，</w:t>
+      </w:r>
+      <w:hyperlink r:id="rId45">
+        <w:r>
+          <w:rPr>
+            <w:lang w:val="zh_TW" w:bidi="zh_TW"/>
+          </w:rPr>
+          <w:rPr>
+            <w:color w:val="0000EE"/>
+            <w:u w:val="single"/>
+          </w:rPr>
+          <w:t>12:3</w:t>
+        </w:r>
+      </w:hyperlink>
+      <w:r>
+        <w:rPr>
+          <w:lang w:val="zh_TW" w:bidi="zh_TW"/>
+        </w:rPr>
+        <w:t>）。此外，它出現在諸如「</w:t>
+      </w:r>
+      <w:r>
+        <w:rPr>
+          <w:lang w:val="zh_TW" w:bidi="zh_TW"/>
+        </w:rPr>
+        <w:t>炭火堆在他的頭上</w:t>
+      </w:r>
+      <w:r>
+        <w:rPr>
+          <w:lang w:val="zh_TW" w:bidi="zh_TW"/>
+        </w:rPr>
+        <w:t>」這樣的表達中，意指以善報惡（</w:t>
+      </w:r>
+      <w:hyperlink r:id="rId46">
+        <w:r>
+          <w:rPr>
+            <w:lang w:val="zh_TW" w:bidi="zh_TW"/>
+          </w:rPr>
+          <w:rPr>
+            <w:color w:val="0000EE"/>
+            <w:u w:val="single"/>
+          </w:rPr>
+          <w:t>羅12:20</w:t>
+        </w:r>
+      </w:hyperlink>
+      <w:r>
+        <w:rPr>
+          <w:lang w:val="zh_TW" w:bidi="zh_TW"/>
+        </w:rPr>
+        <w:t>；參：</w:t>
+      </w:r>
+      <w:hyperlink r:id="rId47">
+        <w:r>
+          <w:rPr>
+            <w:lang w:val="zh_TW" w:bidi="zh_TW"/>
+          </w:rPr>
+          <w:rPr>
+            <w:color w:val="0000EE"/>
+            <w:u w:val="single"/>
+          </w:rPr>
+          <w:t>太5:44</w:t>
+        </w:r>
+      </w:hyperlink>
+      <w:r>
+        <w:rPr>
+          <w:lang w:val="zh_TW" w:bidi="zh_TW"/>
+        </w:rPr>
+        <w:t>）；「剪髮」或「</w:t>
+      </w:r>
+      <w:r>
+        <w:rPr>
+          <w:lang w:val="zh_TW" w:bidi="zh_TW"/>
+        </w:rPr>
+        <w:t>剃</w:t>
+      </w:r>
+      <w:r>
+        <w:rPr>
+          <w:lang w:val="zh_TW" w:bidi="zh_TW"/>
+        </w:rPr>
+        <w:t>頭」表示一個誓言（</w:t>
+      </w:r>
+      <w:hyperlink r:id="rId48">
+        <w:r>
+          <w:rPr>
+            <w:lang w:val="zh_TW" w:bidi="zh_TW"/>
+          </w:rPr>
+          <w:rPr>
+            <w:color w:val="0000EE"/>
+            <w:u w:val="single"/>
+          </w:rPr>
+          <w:t>徒21:24</w:t>
+        </w:r>
+      </w:hyperlink>
+      <w:r>
+        <w:rPr>
+          <w:lang w:val="zh_TW" w:bidi="zh_TW"/>
+        </w:rPr>
+        <w:t>）；以及「</w:t>
+      </w:r>
+      <w:r>
+        <w:rPr>
+          <w:lang w:val="zh_TW" w:bidi="zh_TW"/>
+        </w:rPr>
+        <w:t>枕頭</w:t>
+      </w:r>
+      <w:r>
+        <w:rPr>
+          <w:lang w:val="zh_TW" w:bidi="zh_TW"/>
+        </w:rPr>
+        <w:t>」，意指睡覺（</w:t>
+      </w:r>
+      <w:hyperlink r:id="rId49">
+        <w:r>
+          <w:rPr>
+            <w:lang w:val="zh_TW" w:bidi="zh_TW"/>
+          </w:rPr>
+          <w:rPr>
+            <w:color w:val="0000EE"/>
+            <w:u w:val="single"/>
+          </w:rPr>
+          <w:t>太8:20</w:t>
+        </w:r>
+      </w:hyperlink>
+      <w:r>
+        <w:rPr>
+          <w:lang w:val="zh_TW" w:bidi="zh_TW"/>
+        </w:rPr>
+        <w:t>；</w:t>
+      </w:r>
+      <w:hyperlink r:id="rId50">
+        <w:r>
+          <w:rPr>
+            <w:lang w:val="zh_TW" w:bidi="zh_TW"/>
+          </w:rPr>
+          <w:rPr>
+            <w:color w:val="0000EE"/>
+            <w:u w:val="single"/>
+          </w:rPr>
+          <w:t>路9:58</w:t>
+        </w:r>
+      </w:hyperlink>
+      <w:r>
+        <w:rPr>
+          <w:lang w:val="zh_TW" w:bidi="zh_TW"/>
+        </w:rPr>
+        <w:t>）。</w:t>
       </w:r>
     </w:p>
     <w:p>
@@ -507,22 +1045,9 @@
         <w:rPr>
           <w:lang w:val="zh_TW" w:bidi="zh_TW"/>
         </w:rPr>
-        <w:t>妥拉這個詞不僅僅指聖經的前五卷書。在舊約聖經中，妥拉指的是神對祂子民的所有教導和指示。新約聖經延續了妥拉的這種廣泛意義。當翻譯成希臘文時，「妥拉」變成</w:t>
-      </w:r>
-      <w:r>
-        <w:rPr>
-          <w:i/>
-          <w:lang w:val="zh_TW" w:bidi="zh_TW"/>
-        </w:rPr>
-        <w:t>nomos</w:t>
-      </w:r>
-      <w:r>
-        <w:rPr>
-          <w:lang w:val="zh_TW" w:bidi="zh_TW"/>
-        </w:rPr>
-        <w:t>，可能指摩西律法或廣泛的行為原則（</w:t>
-      </w:r>
-      <w:hyperlink r:id="rId22">
+        <w:t>使徒保羅借用了舊約中對該詞語的隱喻，來表達神對基督的權柄、基督對人的權柄，以及男人對婦女的權柄（</w:t>
+      </w:r>
+      <w:hyperlink r:id="rId51">
         <w:r>
           <w:rPr>
             <w:lang w:val="zh_TW" w:bidi="zh_TW"/>
@@ -531,16 +1056,16 @@
             <w:color w:val="0000EE"/>
             <w:u w:val="single"/>
           </w:rPr>
-          <w:t>羅馬書7:14</w:t>
+          <w:t>林前11:3–16；</w:t>
         </w:r>
       </w:hyperlink>
       <w:r>
         <w:rPr>
           <w:lang w:val="zh_TW" w:bidi="zh_TW"/>
         </w:rPr>
-        <w:t>，</w:t>
-      </w:r>
-      <w:hyperlink r:id="rId23">
+        <w:t>參：</w:t>
+      </w:r>
+      <w:hyperlink r:id="rId52">
         <w:r>
           <w:rPr>
             <w:lang w:val="zh_TW" w:bidi="zh_TW"/>
@@ -549,26 +1074,50 @@
             <w:color w:val="0000EE"/>
             <w:u w:val="single"/>
           </w:rPr>
-          <w:t>9:31</w:t>
+          <w:t>弗 5:23</w:t>
         </w:r>
       </w:hyperlink>
       <w:r>
         <w:rPr>
           <w:lang w:val="zh_TW" w:bidi="zh_TW"/>
         </w:rPr>
+        <w:t>）。在這些關係的亮光中，保羅鼓勵哥林多的婦女在敬拜時戴上面紗，面紗賦予婦女在神面前與男人平等敬拜的權柄。這詞再次被用來表達基督對宇宙的主權（</w:t>
+      </w:r>
+      <w:hyperlink r:id="rId53">
+        <w:r>
+          <w:rPr>
+            <w:lang w:val="zh_TW" w:bidi="zh_TW"/>
+          </w:rPr>
+          <w:rPr>
+            <w:color w:val="0000EE"/>
+            <w:u w:val="single"/>
+          </w:rPr>
+          <w:t>弗1:21–22</w:t>
+        </w:r>
+      </w:hyperlink>
+      <w:r>
+        <w:rPr>
+          <w:lang w:val="zh_TW" w:bidi="zh_TW"/>
+        </w:rPr>
+        <w:t>；</w:t>
+      </w:r>
+      <w:hyperlink r:id="rId54">
+        <w:r>
+          <w:rPr>
+            <w:lang w:val="zh_TW" w:bidi="zh_TW"/>
+          </w:rPr>
+          <w:rPr>
+            <w:color w:val="0000EE"/>
+            <w:u w:val="single"/>
+          </w:rPr>
+          <w:t>西2:10</w:t>
+        </w:r>
+      </w:hyperlink>
+      <w:r>
+        <w:rPr>
+          <w:lang w:val="zh_TW" w:bidi="zh_TW"/>
+        </w:rPr>
         <w:t>）。</w:t>
-      </w:r>
-    </w:p>
-    <w:p>
-      <w:pPr>
-        <w:pStyle w:val="Heading3"/>
-      </w:pPr>
-      <w:r>
-        <w:rPr>
-          <w:b/>
-          <w:lang w:val="zh_TW" w:bidi="zh_TW"/>
-        </w:rPr>
-        <w:t>口傳妥拉</w:t>
       </w:r>
     </w:p>
     <w:p>
@@ -582,37 +1131,9 @@
         <w:rPr>
           <w:lang w:val="zh_TW" w:bidi="zh_TW"/>
         </w:rPr>
-        <w:t>猶太教師也遵循一種稱為「口傳妥拉」的東西。這是一系列來自古代猶太宗教領袖和學者的教導，通過口耳相傳下來。雖然這些教導不屬於舊約聖經的一部分，但它們有助於解釋如何在日常生活中遵循神的律法。</w:t>
-      </w:r>
-    </w:p>
-    <w:p>
-      <w:pPr/>
-      <w:r>
-        <w:rPr>
-          <w:lang w:val="zh_TW" w:bidi="zh_TW"/>
-        </w:rPr>
-      </w:r>
-      <w:r>
-        <w:rPr>
-          <w:lang w:val="zh_TW" w:bidi="zh_TW"/>
-        </w:rPr>
-        <w:t>這些口傳教導有時以新的方式解釋，使神的律法更容易遵循。這在耶路撒冷的聖殿被毀後變得尤為重要。聖殿是猶太人敬拜神、獻祭、與祭司會面的地方——這些都是神在妥拉中所命令的事情。當他們無法再做這些事情時，他們需要新的方式來遵循神的律法。</w:t>
-      </w:r>
-    </w:p>
-    <w:p>
-      <w:pPr/>
-      <w:r>
-        <w:rPr>
-          <w:lang w:val="zh_TW" w:bidi="zh_TW"/>
-        </w:rPr>
-      </w:r>
-      <w:r>
-        <w:rPr>
-          <w:lang w:val="zh_TW" w:bidi="zh_TW"/>
-        </w:rPr>
-        <w:t>到耶穌出生的時候，許多猶太人相信這些口傳教導與成文的妥拉同樣重要（參</w:t>
-      </w:r>
-      <w:hyperlink r:id="rId24">
+        <w:t>保羅使用頭與身體的表達來說明基督與祂自己教會之間的關係（</w:t>
+      </w:r>
+      <w:hyperlink r:id="rId55">
         <w:r>
           <w:rPr>
             <w:lang w:val="zh_TW" w:bidi="zh_TW"/>
@@ -621,55 +1142,16 @@
             <w:color w:val="0000EE"/>
             <w:u w:val="single"/>
           </w:rPr>
-          <w:t>馬可福音7:3</w:t>
+          <w:t>弗4:15</w:t>
         </w:r>
       </w:hyperlink>
       <w:r>
         <w:rPr>
           <w:lang w:val="zh_TW" w:bidi="zh_TW"/>
         </w:rPr>
-        <w:t>）。他們認為神將這些教導與成文的律法一起賜給了摩西。</w:t>
-      </w:r>
-    </w:p>
-    <w:p>
-      <w:pPr>
-        <w:pStyle w:val="Heading3"/>
-      </w:pPr>
-      <w:r>
-        <w:rPr>
-          <w:lang w:val="zh_TW" w:bidi="zh_TW"/>
-        </w:rPr>
-        <w:t>不同群體如何理解妥拉</w:t>
-      </w:r>
-    </w:p>
-    <w:p>
-      <w:pPr/>
-      <w:r>
-        <w:rPr>
-          <w:lang w:val="zh_TW" w:bidi="zh_TW"/>
-        </w:rPr>
-      </w:r>
-      <w:r>
-        <w:rPr>
-          <w:lang w:val="zh_TW" w:bidi="zh_TW"/>
-        </w:rPr>
-        <w:t>法利賽人是猶太宗教領袖中的一個重要團體。他們相信神懲罰了猶太人，在公元前七世紀讓巴比倫人俘虜他們並將他們從家園帶走。他們認為這是因為人們沒有足夠仔細地遵守神在妥拉中的律法。許多法利賽人也相信，神所應許的救主（彌賽亞）不會來，直到所有猶太人完美地遵循妥拉的規定。</w:t>
-      </w:r>
-    </w:p>
-    <w:p>
-      <w:pPr/>
-      <w:r>
-        <w:rPr>
-          <w:lang w:val="zh_TW" w:bidi="zh_TW"/>
-        </w:rPr>
-      </w:r>
-      <w:r>
-        <w:rPr>
-          <w:lang w:val="zh_TW" w:bidi="zh_TW"/>
-        </w:rPr>
-        <w:t>撒都該人是另一個重要的猶太宗教領袖群體。與其它猶太教群體不同，他們只接受妥拉為神的話語。他們不信神蹟或其他超自然事件，即使這些在妥拉中有描述。撒都該人也不相信人死後能夠再活。但耶穌用妥拉的話來顯示死後有生命（參</w:t>
-      </w:r>
-      <w:hyperlink r:id="rId25">
+        <w:t>，</w:t>
+      </w:r>
+      <w:hyperlink r:id="rId52">
         <w:r>
           <w:rPr>
             <w:lang w:val="zh_TW" w:bidi="zh_TW"/>
@@ -678,264 +1160,16 @@
             <w:color w:val="0000EE"/>
             <w:u w:val="single"/>
           </w:rPr>
-          <w:t>馬太福音22:31–32</w:t>
+          <w:t>5:23</w:t>
         </w:r>
       </w:hyperlink>
       <w:r>
         <w:rPr>
           <w:lang w:val="zh_TW" w:bidi="zh_TW"/>
         </w:rPr>
-        <w:t>）。</w:t>
-      </w:r>
-    </w:p>
-    <w:p>
-      <w:pPr>
-        <w:pStyle w:val="Heading3"/>
-      </w:pPr>
-      <w:r>
-        <w:rPr>
-          <w:b/>
-          <w:lang w:val="zh_TW" w:bidi="zh_TW"/>
-        </w:rPr>
-        <w:t>在崇拜和儀式中的妥拉</w:t>
-      </w:r>
-    </w:p>
-    <w:p>
-      <w:pPr/>
-      <w:r>
-        <w:rPr>
-          <w:lang w:val="zh_TW" w:bidi="zh_TW"/>
-        </w:rPr>
-      </w:r>
-      <w:r>
-        <w:rPr>
-          <w:lang w:val="zh_TW" w:bidi="zh_TW"/>
-        </w:rPr>
-        <w:t>在猶太人的禮拜場所（稱為會堂）中誦讀妥拉是一個非常特別的儀式，已經實行了數千年。被邀請誦讀妥拉被視為一種極大的榮譽。</w:t>
-      </w:r>
-    </w:p>
-    <w:p>
-      <w:pPr/>
-      <w:r>
-        <w:rPr>
-          <w:lang w:val="zh_TW" w:bidi="zh_TW"/>
-        </w:rPr>
-      </w:r>
-      <w:r>
-        <w:rPr>
-          <w:lang w:val="zh_TW" w:bidi="zh_TW"/>
-        </w:rPr>
-        <w:t>妥拉書卷是由一位經過專門訓練的書寫者，稱為抄寫員（或文士），用希伯來文仔細手寫而成。這些書卷是用根據猶太宗教規則準備的動物皮製成的。書卷被纏繞在兩根木製、銀製或象牙製的桿子上。</w:t>
-      </w:r>
-    </w:p>
-    <w:p>
-      <w:pPr/>
-      <w:r>
-        <w:rPr>
-          <w:lang w:val="zh_TW" w:bidi="zh_TW"/>
-        </w:rPr>
-      </w:r>
-      <w:r>
-        <w:rPr>
-          <w:lang w:val="zh_TW" w:bidi="zh_TW"/>
-        </w:rPr>
-        <w:t>這些杆子的末端通常用貴金屬和寶石精美地裝飾。當有人誦讀妥拉時，他們使用一種稱為雅德（yad）的特殊指針來保持在經文中的位置。這個指針有助於保護卷軸，因為用手指直接觸摸文字可能會因著時間的推移損壞脆弱的經卷。指針還幫助讀者正確地跟著文字，而不會跳過任何神的信息。</w:t>
-      </w:r>
-    </w:p>
-    <w:p>
-      <w:pPr>
-        <w:pStyle w:val="Heading3"/>
-      </w:pPr>
-      <w:r>
-        <w:rPr>
-          <w:lang w:val="zh_TW" w:bidi="zh_TW"/>
-        </w:rPr>
-        <w:t>妥拉對非猶太人的作用</w:t>
-      </w:r>
-    </w:p>
-    <w:p>
-      <w:pPr/>
-      <w:r>
-        <w:rPr>
-          <w:lang w:val="zh_TW" w:bidi="zh_TW"/>
-        </w:rPr>
-      </w:r>
-      <w:r>
-        <w:rPr>
-          <w:lang w:val="zh_TW" w:bidi="zh_TW"/>
-        </w:rPr>
-        <w:t>傳統的猶太教師說，神尤其將妥拉賜給猶太人。這意味著非猶太人不需要遵循其所有規則。</w:t>
-      </w:r>
-    </w:p>
-    <w:p>
-      <w:pPr/>
-      <w:r>
-        <w:rPr>
-          <w:lang w:val="zh_TW" w:bidi="zh_TW"/>
-        </w:rPr>
-      </w:r>
-      <w:r>
-        <w:rPr>
-          <w:lang w:val="zh_TW" w:bidi="zh_TW"/>
-        </w:rPr>
-        <w:t>然而，一位名叫邁蒙尼德的著名猶太教師在中世紀時期教導說，非猶太人可以通過遵循七條基本原則，從而在來世獲得神的祝福。根據猶太傳統，神將這些原則賜給挪亞。它們是：</w:t>
-      </w:r>
-    </w:p>
-    <w:p>
-      <w:pPr>
-        <w:pStyle w:val="ListNumber"/>
-        <w:numPr>
-          <w:ilvl w:val="0"/>
-          <w:numId w:val="14"/>
-        </w:numPr>
-        <w:spacing w:line="240" w:lineRule="auto"/>
-        <w:ind w:left="720"/>
-      </w:pPr>
-      <w:r>
-        <w:rPr>
-          <w:lang w:val="zh_TW" w:bidi="zh_TW"/>
-        </w:rPr>
-      </w:r>
-      <w:r>
-        <w:rPr>
-          <w:lang w:val="zh_TW" w:bidi="zh_TW"/>
-        </w:rPr>
-        <w:t>不要崇拜假神。</w:t>
-      </w:r>
-    </w:p>
-    <w:p>
-      <w:pPr>
-        <w:pStyle w:val="ListNumber"/>
-        <w:spacing w:line="240" w:lineRule="auto"/>
-        <w:ind w:left="720"/>
-      </w:pPr>
-      <w:r>
-        <w:rPr>
-          <w:lang w:val="zh_TW" w:bidi="zh_TW"/>
-        </w:rPr>
-      </w:r>
-      <w:r>
-        <w:rPr>
-          <w:lang w:val="zh_TW" w:bidi="zh_TW"/>
-        </w:rPr>
-        <w:t>不可犯淫亂罪。</w:t>
-      </w:r>
-    </w:p>
-    <w:p>
-      <w:pPr>
-        <w:pStyle w:val="ListNumber"/>
-        <w:spacing w:line="240" w:lineRule="auto"/>
-        <w:ind w:left="720"/>
-      </w:pPr>
-      <w:r>
-        <w:rPr>
-          <w:lang w:val="zh_TW" w:bidi="zh_TW"/>
-        </w:rPr>
-      </w:r>
-      <w:r>
-        <w:rPr>
-          <w:lang w:val="zh_TW" w:bidi="zh_TW"/>
-        </w:rPr>
-        <w:t>不可謀殺。</w:t>
-      </w:r>
-    </w:p>
-    <w:p>
-      <w:pPr>
-        <w:pStyle w:val="ListNumber"/>
-        <w:spacing w:line="240" w:lineRule="auto"/>
-        <w:ind w:left="720"/>
-      </w:pPr>
-      <w:r>
-        <w:rPr>
-          <w:lang w:val="zh_TW" w:bidi="zh_TW"/>
-        </w:rPr>
-      </w:r>
-      <w:r>
-        <w:rPr>
-          <w:lang w:val="zh_TW" w:bidi="zh_TW"/>
-        </w:rPr>
-        <w:t>不要不尊重神的名字。</w:t>
-      </w:r>
-    </w:p>
-    <w:p>
-      <w:pPr>
-        <w:pStyle w:val="ListNumber"/>
-        <w:spacing w:line="240" w:lineRule="auto"/>
-        <w:ind w:left="720"/>
-      </w:pPr>
-      <w:r>
-        <w:rPr>
-          <w:lang w:val="zh_TW" w:bidi="zh_TW"/>
-        </w:rPr>
-      </w:r>
-      <w:r>
-        <w:rPr>
-          <w:lang w:val="zh_TW" w:bidi="zh_TW"/>
-        </w:rPr>
-        <w:t>不要不公正地行事。</w:t>
-      </w:r>
-    </w:p>
-    <w:p>
-      <w:pPr>
-        <w:pStyle w:val="ListNumber"/>
-        <w:spacing w:line="240" w:lineRule="auto"/>
-        <w:ind w:left="720"/>
-      </w:pPr>
-      <w:r>
-        <w:rPr>
-          <w:lang w:val="zh_TW" w:bidi="zh_TW"/>
-        </w:rPr>
-      </w:r>
-      <w:r>
-        <w:rPr>
-          <w:lang w:val="zh_TW" w:bidi="zh_TW"/>
-        </w:rPr>
-        <w:t>不可偷竊。</w:t>
-      </w:r>
-    </w:p>
-    <w:p>
-      <w:pPr>
-        <w:pStyle w:val="ListNumber"/>
-        <w:spacing w:line="240" w:lineRule="auto"/>
-        <w:ind w:left="720"/>
-      </w:pPr>
-      <w:r>
-        <w:rPr>
-          <w:lang w:val="zh_TW" w:bidi="zh_TW"/>
-        </w:rPr>
-      </w:r>
-      <w:r>
-        <w:rPr>
-          <w:lang w:val="zh_TW" w:bidi="zh_TW"/>
-        </w:rPr>
-        <w:t>不可吃活著的動物的肉。</w:t>
-      </w:r>
-    </w:p>
-    <w:p>
-      <w:pPr>
-        <w:pStyle w:val="Heading3"/>
-      </w:pPr>
-      <w:r>
-        <w:rPr>
-          <w:lang w:val="zh_TW" w:bidi="zh_TW"/>
-        </w:rPr>
-        <w:t>新約聖經中的妥拉</w:t>
-      </w:r>
-    </w:p>
-    <w:p>
-      <w:pPr/>
-      <w:r>
-        <w:rPr>
-          <w:lang w:val="zh_TW" w:bidi="zh_TW"/>
-        </w:rPr>
-      </w:r>
-      <w:r>
-        <w:rPr>
-          <w:lang w:val="zh_TW" w:bidi="zh_TW"/>
-        </w:rPr>
-        <w:t>新約聖經教導了關於妥拉的重要內容。雖然神在妥拉中的律法在當時是必要的，但它們並不是人們可以通過完美遵守來獲得救恩的方式。即使有一節經文似乎暗示人們可以通過遵守神的律法來與神和好，但沒有一個人能夠完美地遵守神的律法（</w:t>
-      </w:r>
-      <w:hyperlink r:id="rId26">
+        <w:t>；參</w:t>
+      </w:r>
+      <w:hyperlink r:id="rId56">
         <w:r>
           <w:rPr>
             <w:lang w:val="zh_TW" w:bidi="zh_TW"/>
@@ -944,185 +1178,14 @@
             <w:color w:val="0000EE"/>
             <w:u w:val="single"/>
           </w:rPr>
-          <w:t>利未記18:5</w:t>
+          <w:t>林前12:12–27</w:t>
         </w:r>
       </w:hyperlink>
       <w:r>
         <w:rPr>
           <w:lang w:val="zh_TW" w:bidi="zh_TW"/>
         </w:rPr>
-        <w:t>）。</w:t>
-      </w:r>
-    </w:p>
-    <w:p>
-      <w:pPr/>
-      <w:r>
-        <w:rPr>
-          <w:lang w:val="zh_TW" w:bidi="zh_TW"/>
-        </w:rPr>
-      </w:r>
-      <w:r>
-        <w:rPr>
-          <w:lang w:val="zh_TW" w:bidi="zh_TW"/>
-        </w:rPr>
-        <w:t>舊約聖經顯示，神一直以祂的恩慈拯救人，而不是藉著他們的完全行為。例如，神接受亞伯拉罕是因為他的信心，而不是因為他完美地遵循了所有規條（</w:t>
-      </w:r>
-      <w:hyperlink r:id="rId27">
-        <w:r>
-          <w:rPr>
-            <w:lang w:val="zh_TW" w:bidi="zh_TW"/>
-          </w:rPr>
-          <w:rPr>
-            <w:color w:val="0000EE"/>
-            <w:u w:val="single"/>
-          </w:rPr>
-          <w:t>創世記15</w:t>
-        </w:r>
-      </w:hyperlink>
-      <w:r>
-        <w:rPr>
-          <w:lang w:val="zh_TW" w:bidi="zh_TW"/>
-        </w:rPr>
-        <w:t>）。這發生在神賜給摩西妥拉的400年前。這向我們展示了神一直喜悅信靠他的人。</w:t>
-      </w:r>
-    </w:p>
-    <w:p>
-      <w:pPr/>
-      <w:r>
-        <w:rPr>
-          <w:lang w:val="zh_TW" w:bidi="zh_TW"/>
-        </w:rPr>
-      </w:r>
-      <w:r>
-        <w:rPr>
-          <w:lang w:val="zh_TW" w:bidi="zh_TW"/>
-        </w:rPr>
-        <w:t>神律法的一個主要目的是幫助人們看到他們無法靠自己達到完全（</w:t>
-      </w:r>
-      <w:hyperlink r:id="rId28">
-        <w:r>
-          <w:rPr>
-            <w:lang w:val="zh_TW" w:bidi="zh_TW"/>
-          </w:rPr>
-          <w:rPr>
-            <w:color w:val="0000EE"/>
-            <w:u w:val="single"/>
-          </w:rPr>
-          <w:t>加拉太書3:24</w:t>
-        </w:r>
-      </w:hyperlink>
-      <w:r>
-        <w:rPr>
-          <w:lang w:val="zh_TW" w:bidi="zh_TW"/>
-        </w:rPr>
-        <w:t>）。當人們試圖遵循所有的神的律法時，他們會意識到自己多麼需要神的幫助和寬恕（</w:t>
-      </w:r>
-      <w:hyperlink r:id="rId29">
-        <w:r>
-          <w:rPr>
-            <w:lang w:val="zh_TW" w:bidi="zh_TW"/>
-          </w:rPr>
-          <w:rPr>
-            <w:color w:val="0000EE"/>
-            <w:u w:val="single"/>
-          </w:rPr>
-          <w:t>羅馬書7:7</w:t>
-        </w:r>
-      </w:hyperlink>
-      <w:r>
-        <w:rPr>
-          <w:lang w:val="zh_TW" w:bidi="zh_TW"/>
-        </w:rPr>
-        <w:t>）。這引導他們信靠耶穌。</w:t>
-      </w:r>
-    </w:p>
-    <w:p>
-      <w:pPr/>
-      <w:r>
-        <w:rPr>
-          <w:lang w:val="zh_TW" w:bidi="zh_TW"/>
-        </w:rPr>
-      </w:r>
-      <w:r>
-        <w:rPr>
-          <w:lang w:val="zh_TW" w:bidi="zh_TW"/>
-        </w:rPr>
-        <w:t>耶穌非常尊重妥拉。祂生命的目的是要成就妥拉所要求的一切。當人們信靠耶穌時，他們就能享受祂對神律法的完全順服所帶來的益處。耶穌是律法的終結，使所有在祂裡面有信心的人都可以被稱義（</w:t>
-      </w:r>
-      <w:hyperlink r:id="rId30">
-        <w:r>
-          <w:rPr>
-            <w:lang w:val="zh_TW" w:bidi="zh_TW"/>
-          </w:rPr>
-          <w:rPr>
-            <w:color w:val="0000EE"/>
-            <w:u w:val="single"/>
-          </w:rPr>
-          <w:t>羅馬書10:4</w:t>
-        </w:r>
-      </w:hyperlink>
-      <w:r>
-        <w:rPr>
-          <w:lang w:val="zh_TW" w:bidi="zh_TW"/>
-        </w:rPr>
-        <w:t>）。</w:t>
-      </w:r>
-    </w:p>
-    <w:p>
-      <w:pPr/>
-      <w:r>
-        <w:rPr>
-          <w:lang w:val="zh_TW" w:bidi="zh_TW"/>
-        </w:rPr>
-      </w:r>
-      <w:r>
-        <w:rPr>
-          <w:i/>
-          <w:lang w:val="zh_TW" w:bidi="zh_TW"/>
-        </w:rPr>
-        <w:t>另見</w:t>
-      </w:r>
-      <w:r>
-        <w:rPr>
-          <w:lang w:val="zh_TW" w:bidi="zh_TW"/>
-        </w:rPr>
-        <w:t xml:space="preserve"> </w:t>
-      </w:r>
-      <w:r>
-        <w:rPr>
-          <w:lang w:val="zh_TW" w:bidi="zh_TW"/>
-        </w:rPr>
-        <w:t>猶太教</w:t>
-      </w:r>
-      <w:r>
-        <w:rPr>
-          <w:lang w:val="zh_TW" w:bidi="zh_TW"/>
-        </w:rPr>
-        <w:t>、</w:t>
-      </w:r>
-      <w:r>
-        <w:rPr>
-          <w:lang w:val="zh_TW" w:bidi="zh_TW"/>
-        </w:rPr>
-        <w:t>聖經中的律法概念</w:t>
-      </w:r>
-      <w:r>
-        <w:rPr>
-          <w:lang w:val="zh_TW" w:bidi="zh_TW"/>
-        </w:rPr>
-        <w:t>、</w:t>
-      </w:r>
-      <w:r>
-        <w:rPr>
-          <w:lang w:val="zh_TW" w:bidi="zh_TW"/>
-        </w:rPr>
-        <w:t>塔木德</w:t>
-      </w:r>
-      <w:r>
-        <w:rPr>
-          <w:lang w:val="zh_TW" w:bidi="zh_TW"/>
-        </w:rPr>
-        <w:t>。</w:t>
+        <w:t>）。除了舊約的意義外，在保羅時代中，當時的人對醫學上的理解可能提供了見解，因為基督不僅是教會的主宰者，也是提供其方向和團結的動力。教會存在的能力及其活動的焦點根植於其「頭」，就是耶穌基督的工作。在這個理解中，現代解經家認為，頭不僅意味著「權柄」，更意味著「源頭」一詞。因此，作為頭的人是源頭，是供應者。這些解釋者認為神是基督的供應者，基督是教會的供應者，而男人是婦女的供應者。</w:t>
       </w:r>
       <w:r>
         <w:rPr>
@@ -3024,12 +3087,6 @@
   </w:num>
   <w:num w:numId="13" w16cid:durableId="592781308">
     <w:abstractNumId w:val="11"/>
-  </w:num>
-  <w:num w:numId="14">
-    <w:abstractNumId w:val="3"/>
-    <w:lvlOverride w:ilvl="0">
-      <w:startOverride w:val="1"/>
-    </w:lvlOverride>
   </w:num>
   <w:numIdMacAtCleanup w:val="10"/>
 </w:numbering>

--- a/zht/docx/145.content.docx
+++ b/zht/docx/145.content.docx
@@ -149,7 +149,7 @@
         <w:rPr>
           <w:lang w:val="zh_TW" w:bidi="zh_TW"/>
         </w:rPr>
-        <w:t>tou</w:t>
+        <w:t>shun</w:t>
       </w:r>
       <w:r>
         <w:rPr>
@@ -212,7 +212,7 @@
         <w:rPr>
           <w:lang w:val="zh_TW" w:bidi="zh_TW"/>
         </w:rPr>
-        <w:t>頭</w:t>
+        <w:t>順服</w:t>
       </w:r>
       <w:r>
         <w:rPr>
@@ -231,7 +231,7 @@
         <w:rPr>
           <w:lang w:val="zh_TW" w:bidi="zh_TW"/>
         </w:rPr>
-        <w:t>身體的最頂部，包括大腦、主要感官和嘴巴。在聖經中多次出現來描述身體。希伯來文中的「頭」一詞在舊約聖經中也被用作比喻。它通常表示能力和權柄。</w:t>
+        <w:t>服從權威的約束或命令的行為或實例，這是對上級要求或請求的服從。希伯來文和希臘文中，表示順服的一般詞語都指聽從或聆聽上級權威的命令。另一個重要的希臘文詞彙包含了服從權威的意思，表示將自己安排在有指揮權的人之下。第三個希臘文詞彙則表明順服更多是出於說服力而非單純的服從。</w:t>
       </w:r>
     </w:p>
     <w:p>
@@ -245,7 +245,7 @@
         <w:rPr>
           <w:lang w:val="zh_TW" w:bidi="zh_TW"/>
         </w:rPr>
-        <w:t>抬起一個人的頭（昂首）被視為是驕傲的行為（</w:t>
+        <w:t>順服神和人的權柄是舊約和新約中強調的義務。亞伯拉罕在一次事件中因為聽從神的命令，把以撒獻在祭壇上，而得到更多的祝福（</w:t>
       </w:r>
       <w:hyperlink r:id="rId13">
         <w:r>
@@ -256,14 +256,14 @@
             <w:color w:val="0000EE"/>
             <w:u w:val="single"/>
           </w:rPr>
-          <w:t>詩140:9</w:t>
+          <w:t>創22:18</w:t>
         </w:r>
       </w:hyperlink>
       <w:r>
         <w:rPr>
           <w:lang w:val="zh_TW" w:bidi="zh_TW"/>
         </w:rPr>
-        <w:t>）或榮譽（</w:t>
+        <w:t>；參</w:t>
       </w:r>
       <w:hyperlink r:id="rId14">
         <w:r>
@@ -274,14 +274,14 @@
             <w:color w:val="0000EE"/>
             <w:u w:val="single"/>
           </w:rPr>
-          <w:t>創40:20</w:t>
+          <w:t>26:5</w:t>
         </w:r>
       </w:hyperlink>
       <w:r>
         <w:rPr>
           <w:lang w:val="zh_TW" w:bidi="zh_TW"/>
         </w:rPr>
-        <w:t>；</w:t>
+        <w:t>）。神會繼續祝福以色列，因為在西奈山立了約，但這取決於他們是否聽從神的聲音並遵守神的約（</w:t>
       </w:r>
       <w:hyperlink r:id="rId15">
         <w:r>
@@ -292,14 +292,14 @@
             <w:color w:val="0000EE"/>
             <w:u w:val="single"/>
           </w:rPr>
-          <w:t>詩3:3</w:t>
+          <w:t>出19:5</w:t>
         </w:r>
       </w:hyperlink>
       <w:r>
         <w:rPr>
           <w:lang w:val="zh_TW" w:bidi="zh_TW"/>
         </w:rPr>
-        <w:t>，</w:t>
+        <w:t>）。當他們即將進入迦南時，摩西將祝福和詛咒擺在以色列人面前——若他們聽從並遵守耶和華的誡命，便得祝福；若不聽從，便遭詛咒（</w:t>
       </w:r>
       <w:hyperlink r:id="rId16">
         <w:r>
@@ -310,301 +310,7 @@
             <w:color w:val="0000EE"/>
             <w:u w:val="single"/>
           </w:rPr>
-          <w:t>27:6</w:t>
-        </w:r>
-      </w:hyperlink>
-      <w:r>
-        <w:rPr>
-          <w:lang w:val="zh_TW" w:bidi="zh_TW"/>
-        </w:rPr>
-        <w:t>）。低頭表示謙卑（</w:t>
-      </w:r>
-      <w:hyperlink r:id="rId17">
-        <w:r>
-          <w:rPr>
-            <w:lang w:val="zh_TW" w:bidi="zh_TW"/>
-          </w:rPr>
-          <w:rPr>
-            <w:color w:val="0000EE"/>
-            <w:u w:val="single"/>
-          </w:rPr>
-          <w:t>賽58:5</w:t>
-        </w:r>
-      </w:hyperlink>
-      <w:r>
-        <w:rPr>
-          <w:lang w:val="zh_TW" w:bidi="zh_TW"/>
-        </w:rPr>
-        <w:t>）或悲傷（</w:t>
-      </w:r>
-      <w:hyperlink r:id="rId18">
-        <w:r>
-          <w:rPr>
-            <w:lang w:val="zh_TW" w:bidi="zh_TW"/>
-          </w:rPr>
-          <w:rPr>
-            <w:color w:val="0000EE"/>
-            <w:u w:val="single"/>
-          </w:rPr>
-          <w:t>哀2:10</w:t>
-        </w:r>
-      </w:hyperlink>
-      <w:r>
-        <w:rPr>
-          <w:lang w:val="zh_TW" w:bidi="zh_TW"/>
-        </w:rPr>
-        <w:t>）。這個希伯來文詞語被比喻用於山峰（</w:t>
-      </w:r>
-      <w:hyperlink r:id="rId19">
-        <w:r>
-          <w:rPr>
-            <w:lang w:val="zh_TW" w:bidi="zh_TW"/>
-          </w:rPr>
-          <w:rPr>
-            <w:color w:val="0000EE"/>
-            <w:u w:val="single"/>
-          </w:rPr>
-          <w:t>創8:5</w:t>
-        </w:r>
-      </w:hyperlink>
-      <w:r>
-        <w:rPr>
-          <w:lang w:val="zh_TW" w:bidi="zh_TW"/>
-        </w:rPr>
-        <w:t>）、建築物的頂部（</w:t>
-      </w:r>
-      <w:hyperlink r:id="rId20">
-        <w:r>
-          <w:rPr>
-            <w:lang w:val="zh_TW" w:bidi="zh_TW"/>
-          </w:rPr>
-          <w:rPr>
-            <w:color w:val="0000EE"/>
-            <w:u w:val="single"/>
-          </w:rPr>
-          <w:t>創11:4</w:t>
-        </w:r>
-      </w:hyperlink>
-      <w:r>
-        <w:rPr>
-          <w:lang w:val="zh_TW" w:bidi="zh_TW"/>
-        </w:rPr>
-        <w:t>）或樹木（</w:t>
-      </w:r>
-      <w:hyperlink r:id="rId21">
-        <w:r>
-          <w:rPr>
-            <w:lang w:val="zh_TW" w:bidi="zh_TW"/>
-          </w:rPr>
-          <w:rPr>
-            <w:color w:val="0000EE"/>
-            <w:u w:val="single"/>
-          </w:rPr>
-          <w:t>撒下5:24</w:t>
-        </w:r>
-      </w:hyperlink>
-      <w:r>
-        <w:rPr>
-          <w:lang w:val="zh_TW" w:bidi="zh_TW"/>
-        </w:rPr>
-        <w:t>），以及河流的源頭（</w:t>
-      </w:r>
-      <w:hyperlink r:id="rId22">
-        <w:r>
-          <w:rPr>
-            <w:lang w:val="zh_TW" w:bidi="zh_TW"/>
-          </w:rPr>
-          <w:rPr>
-            <w:color w:val="0000EE"/>
-            <w:u w:val="single"/>
-          </w:rPr>
-          <w:t>創2:10</w:t>
-        </w:r>
-      </w:hyperlink>
-      <w:r>
-        <w:rPr>
-          <w:lang w:val="zh_TW" w:bidi="zh_TW"/>
-        </w:rPr>
-        <w:t>）。這個詞通常用來指政治、軍事或家庭權柄的首位。在這個意義上，「頭」對所有屬於他的人有控制權（</w:t>
-      </w:r>
-      <w:hyperlink r:id="rId23">
-        <w:r>
-          <w:rPr>
-            <w:lang w:val="zh_TW" w:bidi="zh_TW"/>
-          </w:rPr>
-          <w:rPr>
-            <w:color w:val="0000EE"/>
-            <w:u w:val="single"/>
-          </w:rPr>
-          <w:t>士10:18</w:t>
-        </w:r>
-      </w:hyperlink>
-      <w:r>
-        <w:rPr>
-          <w:lang w:val="zh_TW" w:bidi="zh_TW"/>
-        </w:rPr>
-        <w:t>；</w:t>
-      </w:r>
-      <w:hyperlink r:id="rId24">
-        <w:r>
-          <w:rPr>
-            <w:lang w:val="zh_TW" w:bidi="zh_TW"/>
-          </w:rPr>
-          <w:rPr>
-            <w:color w:val="0000EE"/>
-            <w:u w:val="single"/>
-          </w:rPr>
-          <w:t>撒上15:17</w:t>
-        </w:r>
-      </w:hyperlink>
-      <w:r>
-        <w:rPr>
-          <w:lang w:val="zh_TW" w:bidi="zh_TW"/>
-        </w:rPr>
-        <w:t>；</w:t>
-      </w:r>
-      <w:hyperlink r:id="rId25">
-        <w:r>
-          <w:rPr>
-            <w:lang w:val="zh_TW" w:bidi="zh_TW"/>
-          </w:rPr>
-          <w:rPr>
-            <w:color w:val="0000EE"/>
-            <w:u w:val="single"/>
-          </w:rPr>
-          <w:t>詩18:43</w:t>
-        </w:r>
-      </w:hyperlink>
-      <w:r>
-        <w:rPr>
-          <w:lang w:val="zh_TW" w:bidi="zh_TW"/>
-        </w:rPr>
-        <w:t>；</w:t>
-      </w:r>
-      <w:hyperlink r:id="rId26">
-        <w:r>
-          <w:rPr>
-            <w:lang w:val="zh_TW" w:bidi="zh_TW"/>
-          </w:rPr>
-          <w:rPr>
-            <w:color w:val="0000EE"/>
-            <w:u w:val="single"/>
-          </w:rPr>
-          <w:t>賽7:8–9</w:t>
-        </w:r>
-      </w:hyperlink>
-      <w:r>
-        <w:rPr>
-          <w:lang w:val="zh_TW" w:bidi="zh_TW"/>
-        </w:rPr>
-        <w:t>；</w:t>
-      </w:r>
-      <w:hyperlink r:id="rId27">
-        <w:r>
-          <w:rPr>
-            <w:lang w:val="zh_TW" w:bidi="zh_TW"/>
-          </w:rPr>
-          <w:rPr>
-            <w:color w:val="0000EE"/>
-            <w:u w:val="single"/>
-          </w:rPr>
-          <w:t>耶31:7</w:t>
-        </w:r>
-      </w:hyperlink>
-      <w:r>
-        <w:rPr>
-          <w:lang w:val="zh_TW" w:bidi="zh_TW"/>
-        </w:rPr>
-        <w:t>；</w:t>
-      </w:r>
-      <w:hyperlink r:id="rId28">
-        <w:r>
-          <w:rPr>
-            <w:lang w:val="zh_TW" w:bidi="zh_TW"/>
-          </w:rPr>
-          <w:rPr>
-            <w:color w:val="0000EE"/>
-            <w:u w:val="single"/>
-          </w:rPr>
-          <w:t>何1:11</w:t>
-        </w:r>
-      </w:hyperlink>
-      <w:r>
-        <w:rPr>
-          <w:lang w:val="zh_TW" w:bidi="zh_TW"/>
-        </w:rPr>
-        <w:t>）。大衛在擔任亞吉的保鏢時被稱為「</w:t>
-      </w:r>
-      <w:r>
-        <w:rPr>
-          <w:lang w:val="zh_TW" w:bidi="zh_TW"/>
-        </w:rPr>
-        <w:t>我立你永遠作我的護衛長（有些譯本譯為：</w:t>
-      </w:r>
-      <w:r>
-        <w:rPr>
-          <w:lang w:val="zh_TW" w:bidi="zh_TW"/>
-        </w:rPr>
-        <w:t>我的頭，守護者</w:t>
-      </w:r>
-      <w:r>
-        <w:rPr>
-          <w:lang w:val="zh_TW" w:bidi="zh_TW"/>
-        </w:rPr>
-        <w:t>）</w:t>
-      </w:r>
-      <w:r>
-        <w:rPr>
-          <w:lang w:val="zh_TW" w:bidi="zh_TW"/>
-        </w:rPr>
-        <w:t>」（</w:t>
-      </w:r>
-      <w:hyperlink r:id="rId29">
-        <w:r>
-          <w:rPr>
-            <w:lang w:val="zh_TW" w:bidi="zh_TW"/>
-          </w:rPr>
-          <w:rPr>
-            <w:color w:val="0000EE"/>
-            <w:u w:val="single"/>
-          </w:rPr>
-          <w:t>撒上28:2</w:t>
-        </w:r>
-      </w:hyperlink>
-      <w:r>
-        <w:rPr>
-          <w:lang w:val="zh_TW" w:bidi="zh_TW"/>
-        </w:rPr>
-        <w:t>；參：</w:t>
-      </w:r>
-      <w:hyperlink r:id="rId30">
-        <w:r>
-          <w:rPr>
-            <w:lang w:val="zh_TW" w:bidi="zh_TW"/>
-          </w:rPr>
-          <w:rPr>
-            <w:color w:val="0000EE"/>
-            <w:u w:val="single"/>
-          </w:rPr>
-          <w:t>士9:53</w:t>
-        </w:r>
-      </w:hyperlink>
-      <w:r>
-        <w:rPr>
-          <w:lang w:val="zh_TW" w:bidi="zh_TW"/>
-        </w:rPr>
-        <w:t>；</w:t>
-      </w:r>
-      <w:hyperlink r:id="rId31">
-        <w:r>
-          <w:rPr>
-            <w:lang w:val="zh_TW" w:bidi="zh_TW"/>
-          </w:rPr>
-          <w:rPr>
-            <w:color w:val="0000EE"/>
-            <w:u w:val="single"/>
-          </w:rPr>
-          <w:t>詩68:21</w:t>
+          <w:t>申11:22–28</w:t>
         </w:r>
       </w:hyperlink>
       <w:r>
@@ -625,7 +331,25 @@
         <w:rPr>
           <w:lang w:val="zh_TW" w:bidi="zh_TW"/>
         </w:rPr>
-        <w:t>希臘哲學家使用身體的特徵來代表宇宙。這個身體的頭部——稱為「宙斯」或理性——被視為是來創造和維持其餘成員（天體、人類、動物、植物和無生命的物體）的部分。宇宙，或「身體」，其存在歸功於「頭部」。</w:t>
+        <w:t>申命記警告說，頑梗悖逆的兒子首先會受到懲罰，如果他們執意不聽，最終會被石頭打死（</w:t>
+      </w:r>
+      <w:hyperlink r:id="rId17">
+        <w:r>
+          <w:rPr>
+            <w:lang w:val="zh_TW" w:bidi="zh_TW"/>
+          </w:rPr>
+          <w:rPr>
+            <w:color w:val="0000EE"/>
+            <w:u w:val="single"/>
+          </w:rPr>
+          <w:t>申21:18–21</w:t>
+        </w:r>
+      </w:hyperlink>
+      <w:r>
+        <w:rPr>
+          <w:lang w:val="zh_TW" w:bidi="zh_TW"/>
+        </w:rPr>
+        <w:t>）。</w:t>
       </w:r>
     </w:p>
     <w:p>
@@ -639,7 +363,97 @@
         <w:rPr>
           <w:lang w:val="zh_TW" w:bidi="zh_TW"/>
         </w:rPr>
-        <w:t>在公元前460年（通常被認為是希波克拉底〔Hippocrates〕最早著作的日期）和公元200年（發展希波克拉底研究的蓋倫〔Galen〕去世）之間，希臘醫學科學逐漸理解頭部是智慧的所在。身體之所以能夠有效地運作，是因為大腦能夠解釋從身體（眼睛、耳朵、皮膚等）接收到的數據，並且能夠根據接收到的數據向身體的各個部份發出適當的信號，大腦解釋和指導的能力使身體的存在完全依賴於它。</w:t>
+        <w:t>一個人是否為神的兒女，其標誌之一是持續遵守神的誡命（</w:t>
+      </w:r>
+      <w:hyperlink r:id="rId18">
+        <w:r>
+          <w:rPr>
+            <w:lang w:val="zh_TW" w:bidi="zh_TW"/>
+          </w:rPr>
+          <w:rPr>
+            <w:color w:val="0000EE"/>
+            <w:u w:val="single"/>
+          </w:rPr>
+          <w:t>約一2:3–5</w:t>
+        </w:r>
+      </w:hyperlink>
+      <w:r>
+        <w:rPr>
+          <w:lang w:val="zh_TW" w:bidi="zh_TW"/>
+        </w:rPr>
+        <w:t>）。耶穌說，那些愛祂的人會遵守祂的命令（</w:t>
+      </w:r>
+      <w:hyperlink r:id="rId19">
+        <w:r>
+          <w:rPr>
+            <w:lang w:val="zh_TW" w:bidi="zh_TW"/>
+          </w:rPr>
+          <w:rPr>
+            <w:color w:val="0000EE"/>
+            <w:u w:val="single"/>
+          </w:rPr>
+          <w:t>約14:15</w:t>
+        </w:r>
+      </w:hyperlink>
+      <w:r>
+        <w:rPr>
+          <w:lang w:val="zh_TW" w:bidi="zh_TW"/>
+        </w:rPr>
+        <w:t>）。彼得在談到基督徒時，稱他們為「順命的兒女」（</w:t>
+      </w:r>
+      <w:hyperlink r:id="rId20">
+        <w:r>
+          <w:rPr>
+            <w:lang w:val="zh_TW" w:bidi="zh_TW"/>
+          </w:rPr>
+          <w:rPr>
+            <w:color w:val="0000EE"/>
+            <w:u w:val="single"/>
+          </w:rPr>
+          <w:t>彼前1:14</w:t>
+        </w:r>
+      </w:hyperlink>
+      <w:r>
+        <w:rPr>
+          <w:lang w:val="zh_TW" w:bidi="zh_TW"/>
+        </w:rPr>
+        <w:t>；見</w:t>
+      </w:r>
+      <w:hyperlink r:id="rId21">
+        <w:r>
+          <w:rPr>
+            <w:lang w:val="zh_TW" w:bidi="zh_TW"/>
+          </w:rPr>
+          <w:rPr>
+            <w:color w:val="0000EE"/>
+            <w:u w:val="single"/>
+          </w:rPr>
+          <w:t>來5:9</w:t>
+        </w:r>
+      </w:hyperlink>
+      <w:r>
+        <w:rPr>
+          <w:lang w:val="zh_TW" w:bidi="zh_TW"/>
+        </w:rPr>
+        <w:t>，</w:t>
+      </w:r>
+      <w:hyperlink r:id="rId22">
+        <w:r>
+          <w:rPr>
+            <w:lang w:val="zh_TW" w:bidi="zh_TW"/>
+          </w:rPr>
+          <w:rPr>
+            <w:color w:val="0000EE"/>
+            <w:u w:val="single"/>
+          </w:rPr>
+          <w:t>11:8</w:t>
+        </w:r>
+      </w:hyperlink>
+      <w:r>
+        <w:rPr>
+          <w:lang w:val="zh_TW" w:bidi="zh_TW"/>
+        </w:rPr>
+        <w:t>）。</w:t>
       </w:r>
     </w:p>
     <w:p>
@@ -653,7 +467,241 @@
         <w:rPr>
           <w:lang w:val="zh_TW" w:bidi="zh_TW"/>
         </w:rPr>
-        <w:t>在新約中，這個詞指的是人類的頭部（</w:t>
+        <w:t>基督徒應該順服多種人：</w:t>
+      </w:r>
+    </w:p>
+    <w:p>
+      <w:pPr>
+        <w:pStyle w:val="ListBullet"/>
+        <w:spacing w:line="240" w:lineRule="auto"/>
+        <w:ind w:left="720"/>
+      </w:pPr>
+      <w:r>
+        <w:rPr>
+          <w:lang w:val="zh_TW" w:bidi="zh_TW"/>
+        </w:rPr>
+      </w:r>
+      <w:r>
+        <w:rPr>
+          <w:lang w:val="zh_TW" w:bidi="zh_TW"/>
+        </w:rPr>
+        <w:t>信徒應該順服主（</w:t>
+      </w:r>
+      <w:hyperlink r:id="rId23">
+        <w:r>
+          <w:rPr>
+            <w:lang w:val="zh_TW" w:bidi="zh_TW"/>
+          </w:rPr>
+          <w:rPr>
+            <w:color w:val="0000EE"/>
+            <w:u w:val="single"/>
+          </w:rPr>
+          <w:t>約14:21–24</w:t>
+        </w:r>
+      </w:hyperlink>
+      <w:r>
+        <w:rPr>
+          <w:lang w:val="zh_TW" w:bidi="zh_TW"/>
+        </w:rPr>
+        <w:t>，</w:t>
+      </w:r>
+      <w:hyperlink r:id="rId24">
+        <w:r>
+          <w:rPr>
+            <w:lang w:val="zh_TW" w:bidi="zh_TW"/>
+          </w:rPr>
+          <w:rPr>
+            <w:color w:val="0000EE"/>
+            <w:u w:val="single"/>
+          </w:rPr>
+          <w:t>15:10</w:t>
+        </w:r>
+      </w:hyperlink>
+      <w:r>
+        <w:rPr>
+          <w:lang w:val="zh_TW" w:bidi="zh_TW"/>
+        </w:rPr>
+        <w:t>）。</w:t>
+      </w:r>
+    </w:p>
+    <w:p>
+      <w:pPr>
+        <w:pStyle w:val="ListBullet"/>
+        <w:spacing w:line="240" w:lineRule="auto"/>
+        <w:ind w:left="720"/>
+      </w:pPr>
+      <w:r>
+        <w:rPr>
+          <w:lang w:val="zh_TW" w:bidi="zh_TW"/>
+        </w:rPr>
+      </w:r>
+      <w:r>
+        <w:rPr>
+          <w:lang w:val="zh_TW" w:bidi="zh_TW"/>
+        </w:rPr>
+        <w:t>妻子應該順服丈夫（</w:t>
+      </w:r>
+      <w:hyperlink r:id="rId25">
+        <w:r>
+          <w:rPr>
+            <w:lang w:val="zh_TW" w:bidi="zh_TW"/>
+          </w:rPr>
+          <w:rPr>
+            <w:color w:val="0000EE"/>
+            <w:u w:val="single"/>
+          </w:rPr>
+          <w:t>弗5:22–24</w:t>
+        </w:r>
+      </w:hyperlink>
+      <w:r>
+        <w:rPr>
+          <w:lang w:val="zh_TW" w:bidi="zh_TW"/>
+        </w:rPr>
+        <w:t>；</w:t>
+      </w:r>
+      <w:hyperlink r:id="rId26">
+        <w:r>
+          <w:rPr>
+            <w:lang w:val="zh_TW" w:bidi="zh_TW"/>
+          </w:rPr>
+          <w:rPr>
+            <w:color w:val="0000EE"/>
+            <w:u w:val="single"/>
+          </w:rPr>
+          <w:t>西3:18</w:t>
+        </w:r>
+      </w:hyperlink>
+      <w:r>
+        <w:rPr>
+          <w:lang w:val="zh_TW" w:bidi="zh_TW"/>
+        </w:rPr>
+        <w:t>；</w:t>
+      </w:r>
+      <w:hyperlink r:id="rId27">
+        <w:r>
+          <w:rPr>
+            <w:lang w:val="zh_TW" w:bidi="zh_TW"/>
+          </w:rPr>
+          <w:rPr>
+            <w:color w:val="0000EE"/>
+            <w:u w:val="single"/>
+          </w:rPr>
+          <w:t>多2:5</w:t>
+        </w:r>
+      </w:hyperlink>
+      <w:r>
+        <w:rPr>
+          <w:lang w:val="zh_TW" w:bidi="zh_TW"/>
+        </w:rPr>
+        <w:t>；</w:t>
+      </w:r>
+      <w:hyperlink r:id="rId28">
+        <w:r>
+          <w:rPr>
+            <w:lang w:val="zh_TW" w:bidi="zh_TW"/>
+          </w:rPr>
+          <w:rPr>
+            <w:color w:val="0000EE"/>
+            <w:u w:val="single"/>
+          </w:rPr>
+          <w:t>彼前3:1、5</w:t>
+        </w:r>
+      </w:hyperlink>
+      <w:r>
+        <w:rPr>
+          <w:lang w:val="zh_TW" w:bidi="zh_TW"/>
+        </w:rPr>
+        <w:t>）。</w:t>
+      </w:r>
+    </w:p>
+    <w:p>
+      <w:pPr>
+        <w:pStyle w:val="ListBullet"/>
+        <w:spacing w:line="240" w:lineRule="auto"/>
+        <w:ind w:left="720"/>
+      </w:pPr>
+      <w:r>
+        <w:rPr>
+          <w:lang w:val="zh_TW" w:bidi="zh_TW"/>
+        </w:rPr>
+      </w:r>
+      <w:r>
+        <w:rPr>
+          <w:lang w:val="zh_TW" w:bidi="zh_TW"/>
+        </w:rPr>
+        <w:t>兒女要聽從父母（</w:t>
+      </w:r>
+      <w:hyperlink r:id="rId29">
+        <w:r>
+          <w:rPr>
+            <w:lang w:val="zh_TW" w:bidi="zh_TW"/>
+          </w:rPr>
+          <w:rPr>
+            <w:color w:val="0000EE"/>
+            <w:u w:val="single"/>
+          </w:rPr>
+          <w:t>弗6:1</w:t>
+        </w:r>
+      </w:hyperlink>
+      <w:r>
+        <w:rPr>
+          <w:lang w:val="zh_TW" w:bidi="zh_TW"/>
+        </w:rPr>
+        <w:t>；</w:t>
+      </w:r>
+      <w:hyperlink r:id="rId30">
+        <w:r>
+          <w:rPr>
+            <w:lang w:val="zh_TW" w:bidi="zh_TW"/>
+          </w:rPr>
+          <w:rPr>
+            <w:color w:val="0000EE"/>
+            <w:u w:val="single"/>
+          </w:rPr>
+          <w:t>西3:20</w:t>
+        </w:r>
+      </w:hyperlink>
+      <w:r>
+        <w:rPr>
+          <w:lang w:val="zh_TW" w:bidi="zh_TW"/>
+        </w:rPr>
+        <w:t>）。</w:t>
+      </w:r>
+    </w:p>
+    <w:p>
+      <w:pPr>
+        <w:pStyle w:val="ListBullet"/>
+        <w:spacing w:line="240" w:lineRule="auto"/>
+        <w:ind w:left="720"/>
+      </w:pPr>
+      <w:r>
+        <w:rPr>
+          <w:lang w:val="zh_TW" w:bidi="zh_TW"/>
+        </w:rPr>
+      </w:r>
+      <w:r>
+        <w:rPr>
+          <w:lang w:val="zh_TW" w:bidi="zh_TW"/>
+        </w:rPr>
+        <w:t>公民應該順服政府官員（</w:t>
+      </w:r>
+      <w:hyperlink r:id="rId31">
+        <w:r>
+          <w:rPr>
+            <w:lang w:val="zh_TW" w:bidi="zh_TW"/>
+          </w:rPr>
+          <w:rPr>
+            <w:color w:val="0000EE"/>
+            <w:u w:val="single"/>
+          </w:rPr>
+          <w:t>羅13:1–7</w:t>
+        </w:r>
+      </w:hyperlink>
+      <w:r>
+        <w:rPr>
+          <w:lang w:val="zh_TW" w:bidi="zh_TW"/>
+        </w:rPr>
+        <w:t>；</w:t>
       </w:r>
       <w:hyperlink r:id="rId32">
         <w:r>
@@ -664,14 +712,14 @@
             <w:color w:val="0000EE"/>
             <w:u w:val="single"/>
           </w:rPr>
-          <w:t>太5:36</w:t>
+          <w:t>多3:1</w:t>
         </w:r>
       </w:hyperlink>
       <w:r>
         <w:rPr>
           <w:lang w:val="zh_TW" w:bidi="zh_TW"/>
         </w:rPr>
-        <w:t>，</w:t>
+        <w:t>；</w:t>
       </w:r>
       <w:hyperlink r:id="rId33">
         <w:r>
@@ -682,14 +730,32 @@
             <w:color w:val="0000EE"/>
             <w:u w:val="single"/>
           </w:rPr>
-          <w:t>6:17</w:t>
+          <w:t>彼前2:13–14</w:t>
         </w:r>
       </w:hyperlink>
       <w:r>
         <w:rPr>
           <w:lang w:val="zh_TW" w:bidi="zh_TW"/>
         </w:rPr>
-        <w:t>，</w:t>
+        <w:t>）。</w:t>
+      </w:r>
+    </w:p>
+    <w:p>
+      <w:pPr>
+        <w:pStyle w:val="ListBullet"/>
+        <w:spacing w:line="240" w:lineRule="auto"/>
+        <w:ind w:left="720"/>
+      </w:pPr>
+      <w:r>
+        <w:rPr>
+          <w:lang w:val="zh_TW" w:bidi="zh_TW"/>
+        </w:rPr>
+      </w:r>
+      <w:r>
+        <w:rPr>
+          <w:lang w:val="zh_TW" w:bidi="zh_TW"/>
+        </w:rPr>
+        <w:t>僕人應該順服主人（</w:t>
       </w:r>
       <w:hyperlink r:id="rId34">
         <w:r>
@@ -700,14 +766,14 @@
             <w:color w:val="0000EE"/>
             <w:u w:val="single"/>
           </w:rPr>
-          <w:t>14:8</w:t>
+          <w:t>弗6:5</w:t>
         </w:r>
       </w:hyperlink>
       <w:r>
         <w:rPr>
           <w:lang w:val="zh_TW" w:bidi="zh_TW"/>
         </w:rPr>
-        <w:t>，</w:t>
+        <w:t>；</w:t>
       </w:r>
       <w:hyperlink r:id="rId35">
         <w:r>
@@ -718,7 +784,7 @@
             <w:color w:val="0000EE"/>
             <w:u w:val="single"/>
           </w:rPr>
-          <w:t>26:7</w:t>
+          <w:t>西3:22</w:t>
         </w:r>
       </w:hyperlink>
       <w:r>
@@ -736,14 +802,14 @@
             <w:color w:val="0000EE"/>
             <w:u w:val="single"/>
           </w:rPr>
-          <w:t>可6:27</w:t>
+          <w:t>多2:9</w:t>
         </w:r>
       </w:hyperlink>
       <w:r>
         <w:rPr>
           <w:lang w:val="zh_TW" w:bidi="zh_TW"/>
         </w:rPr>
-        <w:t>，</w:t>
+        <w:t>；</w:t>
       </w:r>
       <w:hyperlink r:id="rId37">
         <w:r>
@@ -754,277 +820,7 @@
             <w:color w:val="0000EE"/>
             <w:u w:val="single"/>
           </w:rPr>
-          <w:t>14:3</w:t>
-        </w:r>
-      </w:hyperlink>
-      <w:r>
-        <w:rPr>
-          <w:lang w:val="zh_TW" w:bidi="zh_TW"/>
-        </w:rPr>
-        <w:t>；</w:t>
-      </w:r>
-      <w:hyperlink r:id="rId38">
-        <w:r>
-          <w:rPr>
-            <w:lang w:val="zh_TW" w:bidi="zh_TW"/>
-          </w:rPr>
-          <w:rPr>
-            <w:color w:val="0000EE"/>
-            <w:u w:val="single"/>
-          </w:rPr>
-          <w:t>路7:46</w:t>
-        </w:r>
-      </w:hyperlink>
-      <w:r>
-        <w:rPr>
-          <w:lang w:val="zh_TW" w:bidi="zh_TW"/>
-        </w:rPr>
-        <w:t>；</w:t>
-      </w:r>
-      <w:hyperlink r:id="rId39">
-        <w:r>
-          <w:rPr>
-            <w:lang w:val="zh_TW" w:bidi="zh_TW"/>
-          </w:rPr>
-          <w:rPr>
-            <w:color w:val="0000EE"/>
-            <w:u w:val="single"/>
-          </w:rPr>
-          <w:t>約13:9</w:t>
-        </w:r>
-      </w:hyperlink>
-      <w:r>
-        <w:rPr>
-          <w:lang w:val="zh_TW" w:bidi="zh_TW"/>
-        </w:rPr>
-        <w:t>，</w:t>
-      </w:r>
-      <w:hyperlink r:id="rId40">
-        <w:r>
-          <w:rPr>
-            <w:lang w:val="zh_TW" w:bidi="zh_TW"/>
-          </w:rPr>
-          <w:rPr>
-            <w:color w:val="0000EE"/>
-            <w:u w:val="single"/>
-          </w:rPr>
-          <w:t>20:7</w:t>
-        </w:r>
-      </w:hyperlink>
-      <w:r>
-        <w:rPr>
-          <w:lang w:val="zh_TW" w:bidi="zh_TW"/>
-        </w:rPr>
-        <w:t>），指天啟生物（</w:t>
-      </w:r>
-      <w:hyperlink r:id="rId41">
-        <w:r>
-          <w:rPr>
-            <w:lang w:val="zh_TW" w:bidi="zh_TW"/>
-          </w:rPr>
-          <w:rPr>
-            <w:color w:val="0000EE"/>
-            <w:u w:val="single"/>
-          </w:rPr>
-          <w:t>啟1:14</w:t>
-        </w:r>
-      </w:hyperlink>
-      <w:r>
-        <w:rPr>
-          <w:lang w:val="zh_TW" w:bidi="zh_TW"/>
-        </w:rPr>
-        <w:t>，</w:t>
-      </w:r>
-      <w:hyperlink r:id="rId42">
-        <w:r>
-          <w:rPr>
-            <w:lang w:val="zh_TW" w:bidi="zh_TW"/>
-          </w:rPr>
-          <w:rPr>
-            <w:color w:val="0000EE"/>
-            <w:u w:val="single"/>
-          </w:rPr>
-          <w:t>4:4</w:t>
-        </w:r>
-      </w:hyperlink>
-      <w:r>
-        <w:rPr>
-          <w:lang w:val="zh_TW" w:bidi="zh_TW"/>
-        </w:rPr>
-        <w:t>，</w:t>
-      </w:r>
-      <w:hyperlink r:id="rId43">
-        <w:r>
-          <w:rPr>
-            <w:lang w:val="zh_TW" w:bidi="zh_TW"/>
-          </w:rPr>
-          <w:rPr>
-            <w:color w:val="0000EE"/>
-            <w:u w:val="single"/>
-          </w:rPr>
-          <w:t>12:1</w:t>
-        </w:r>
-      </w:hyperlink>
-      <w:r>
-        <w:rPr>
-          <w:lang w:val="zh_TW" w:bidi="zh_TW"/>
-        </w:rPr>
-        <w:t>），以及動物（</w:t>
-      </w:r>
-      <w:hyperlink r:id="rId44">
-        <w:r>
-          <w:rPr>
-            <w:lang w:val="zh_TW" w:bidi="zh_TW"/>
-          </w:rPr>
-          <w:rPr>
-            <w:color w:val="0000EE"/>
-            <w:u w:val="single"/>
-          </w:rPr>
-          <w:t>啟9:7、17、19</w:t>
-        </w:r>
-      </w:hyperlink>
-      <w:r>
-        <w:rPr>
-          <w:lang w:val="zh_TW" w:bidi="zh_TW"/>
-        </w:rPr>
-        <w:t>，</w:t>
-      </w:r>
-      <w:hyperlink r:id="rId45">
-        <w:r>
-          <w:rPr>
-            <w:lang w:val="zh_TW" w:bidi="zh_TW"/>
-          </w:rPr>
-          <w:rPr>
-            <w:color w:val="0000EE"/>
-            <w:u w:val="single"/>
-          </w:rPr>
-          <w:t>12:3</w:t>
-        </w:r>
-      </w:hyperlink>
-      <w:r>
-        <w:rPr>
-          <w:lang w:val="zh_TW" w:bidi="zh_TW"/>
-        </w:rPr>
-        <w:t>）。此外，它出現在諸如「</w:t>
-      </w:r>
-      <w:r>
-        <w:rPr>
-          <w:lang w:val="zh_TW" w:bidi="zh_TW"/>
-        </w:rPr>
-        <w:t>炭火堆在他的頭上</w:t>
-      </w:r>
-      <w:r>
-        <w:rPr>
-          <w:lang w:val="zh_TW" w:bidi="zh_TW"/>
-        </w:rPr>
-        <w:t>」這樣的表達中，意指以善報惡（</w:t>
-      </w:r>
-      <w:hyperlink r:id="rId46">
-        <w:r>
-          <w:rPr>
-            <w:lang w:val="zh_TW" w:bidi="zh_TW"/>
-          </w:rPr>
-          <w:rPr>
-            <w:color w:val="0000EE"/>
-            <w:u w:val="single"/>
-          </w:rPr>
-          <w:t>羅12:20</w:t>
-        </w:r>
-      </w:hyperlink>
-      <w:r>
-        <w:rPr>
-          <w:lang w:val="zh_TW" w:bidi="zh_TW"/>
-        </w:rPr>
-        <w:t>；參：</w:t>
-      </w:r>
-      <w:hyperlink r:id="rId47">
-        <w:r>
-          <w:rPr>
-            <w:lang w:val="zh_TW" w:bidi="zh_TW"/>
-          </w:rPr>
-          <w:rPr>
-            <w:color w:val="0000EE"/>
-            <w:u w:val="single"/>
-          </w:rPr>
-          <w:t>太5:44</w:t>
-        </w:r>
-      </w:hyperlink>
-      <w:r>
-        <w:rPr>
-          <w:lang w:val="zh_TW" w:bidi="zh_TW"/>
-        </w:rPr>
-        <w:t>）；「剪髮」或「</w:t>
-      </w:r>
-      <w:r>
-        <w:rPr>
-          <w:lang w:val="zh_TW" w:bidi="zh_TW"/>
-        </w:rPr>
-        <w:t>剃</w:t>
-      </w:r>
-      <w:r>
-        <w:rPr>
-          <w:lang w:val="zh_TW" w:bidi="zh_TW"/>
-        </w:rPr>
-        <w:t>頭」表示一個誓言（</w:t>
-      </w:r>
-      <w:hyperlink r:id="rId48">
-        <w:r>
-          <w:rPr>
-            <w:lang w:val="zh_TW" w:bidi="zh_TW"/>
-          </w:rPr>
-          <w:rPr>
-            <w:color w:val="0000EE"/>
-            <w:u w:val="single"/>
-          </w:rPr>
-          <w:t>徒21:24</w:t>
-        </w:r>
-      </w:hyperlink>
-      <w:r>
-        <w:rPr>
-          <w:lang w:val="zh_TW" w:bidi="zh_TW"/>
-        </w:rPr>
-        <w:t>）；以及「</w:t>
-      </w:r>
-      <w:r>
-        <w:rPr>
-          <w:lang w:val="zh_TW" w:bidi="zh_TW"/>
-        </w:rPr>
-        <w:t>枕頭</w:t>
-      </w:r>
-      <w:r>
-        <w:rPr>
-          <w:lang w:val="zh_TW" w:bidi="zh_TW"/>
-        </w:rPr>
-        <w:t>」，意指睡覺（</w:t>
-      </w:r>
-      <w:hyperlink r:id="rId49">
-        <w:r>
-          <w:rPr>
-            <w:lang w:val="zh_TW" w:bidi="zh_TW"/>
-          </w:rPr>
-          <w:rPr>
-            <w:color w:val="0000EE"/>
-            <w:u w:val="single"/>
-          </w:rPr>
-          <w:t>太8:20</w:t>
-        </w:r>
-      </w:hyperlink>
-      <w:r>
-        <w:rPr>
-          <w:lang w:val="zh_TW" w:bidi="zh_TW"/>
-        </w:rPr>
-        <w:t>；</w:t>
-      </w:r>
-      <w:hyperlink r:id="rId50">
-        <w:r>
-          <w:rPr>
-            <w:lang w:val="zh_TW" w:bidi="zh_TW"/>
-          </w:rPr>
-          <w:rPr>
-            <w:color w:val="0000EE"/>
-            <w:u w:val="single"/>
-          </w:rPr>
-          <w:t>路9:58</w:t>
+          <w:t>彼前2:18</w:t>
         </w:r>
       </w:hyperlink>
       <w:r>
@@ -1045,9 +841,9 @@
         <w:rPr>
           <w:lang w:val="zh_TW" w:bidi="zh_TW"/>
         </w:rPr>
-        <w:t>使徒保羅借用了舊約中對該詞語的隱喻，來表達神對基督的權柄、基督對人的權柄，以及男人對婦女的權柄（</w:t>
-      </w:r>
-      <w:hyperlink r:id="rId51">
+        <w:t>然而，儘管聖經非常強調順服，但這種順服從未成為在神面前稱義的基礎。保羅宣稱救恩是神的恩賜，會產生善行（</w:t>
+      </w:r>
+      <w:hyperlink r:id="rId38">
         <w:r>
           <w:rPr>
             <w:lang w:val="zh_TW" w:bidi="zh_TW"/>
@@ -1056,16 +852,16 @@
             <w:color w:val="0000EE"/>
             <w:u w:val="single"/>
           </w:rPr>
-          <w:t>林前11:3–16；</w:t>
+          <w:t>弗2:8–10</w:t>
         </w:r>
       </w:hyperlink>
       <w:r>
         <w:rPr>
           <w:lang w:val="zh_TW" w:bidi="zh_TW"/>
         </w:rPr>
-        <w:t>參：</w:t>
-      </w:r>
-      <w:hyperlink r:id="rId52">
+        <w:t>）。同樣，雅各也談到順服的行為是出於信心（</w:t>
+      </w:r>
+      <w:hyperlink r:id="rId39">
         <w:r>
           <w:rPr>
             <w:lang w:val="zh_TW" w:bidi="zh_TW"/>
@@ -1074,43 +870,7 @@
             <w:color w:val="0000EE"/>
             <w:u w:val="single"/>
           </w:rPr>
-          <w:t>弗 5:23</w:t>
-        </w:r>
-      </w:hyperlink>
-      <w:r>
-        <w:rPr>
-          <w:lang w:val="zh_TW" w:bidi="zh_TW"/>
-        </w:rPr>
-        <w:t>）。在這些關係的亮光中，保羅鼓勵哥林多的婦女在敬拜時戴上面紗，面紗賦予婦女在神面前與男人平等敬拜的權柄。這詞再次被用來表達基督對宇宙的主權（</w:t>
-      </w:r>
-      <w:hyperlink r:id="rId53">
-        <w:r>
-          <w:rPr>
-            <w:lang w:val="zh_TW" w:bidi="zh_TW"/>
-          </w:rPr>
-          <w:rPr>
-            <w:color w:val="0000EE"/>
-            <w:u w:val="single"/>
-          </w:rPr>
-          <w:t>弗1:21–22</w:t>
-        </w:r>
-      </w:hyperlink>
-      <w:r>
-        <w:rPr>
-          <w:lang w:val="zh_TW" w:bidi="zh_TW"/>
-        </w:rPr>
-        <w:t>；</w:t>
-      </w:r>
-      <w:hyperlink r:id="rId54">
-        <w:r>
-          <w:rPr>
-            <w:lang w:val="zh_TW" w:bidi="zh_TW"/>
-          </w:rPr>
-          <w:rPr>
-            <w:color w:val="0000EE"/>
-            <w:u w:val="single"/>
-          </w:rPr>
-          <w:t>西2:10</w:t>
+          <w:t>雅2:14–26</w:t>
         </w:r>
       </w:hyperlink>
       <w:r>
@@ -1131,9 +891,9 @@
         <w:rPr>
           <w:lang w:val="zh_TW" w:bidi="zh_TW"/>
         </w:rPr>
-        <w:t>保羅使用頭與身體的表達來說明基督與祂自己教會之間的關係（</w:t>
-      </w:r>
-      <w:hyperlink r:id="rId55">
+        <w:t>耶穌自己在被出賣的那夜，重複強調對祂的愛是以遵守祂的誡命來衡量的（</w:t>
+      </w:r>
+      <w:hyperlink r:id="rId19">
         <w:r>
           <w:rPr>
             <w:lang w:val="zh_TW" w:bidi="zh_TW"/>
@@ -1142,7 +902,7 @@
             <w:color w:val="0000EE"/>
             <w:u w:val="single"/>
           </w:rPr>
-          <w:t>弗4:15</w:t>
+          <w:t>約14:15、21、23–24</w:t>
         </w:r>
       </w:hyperlink>
       <w:r>
@@ -1151,7 +911,7 @@
         </w:rPr>
         <w:t>，</w:t>
       </w:r>
-      <w:hyperlink r:id="rId52">
+      <w:hyperlink r:id="rId24">
         <w:r>
           <w:rPr>
             <w:lang w:val="zh_TW" w:bidi="zh_TW"/>
@@ -1160,16 +920,16 @@
             <w:color w:val="0000EE"/>
             <w:u w:val="single"/>
           </w:rPr>
-          <w:t>5:23</w:t>
+          <w:t>15:10</w:t>
         </w:r>
       </w:hyperlink>
       <w:r>
         <w:rPr>
           <w:lang w:val="zh_TW" w:bidi="zh_TW"/>
         </w:rPr>
-        <w:t>；參</w:t>
-      </w:r>
-      <w:hyperlink r:id="rId56">
+        <w:t>）。祂也強調，祂對神父的愛是通過遵守父神的命令來表現的（</w:t>
+      </w:r>
+      <w:hyperlink r:id="rId40">
         <w:r>
           <w:rPr>
             <w:lang w:val="zh_TW" w:bidi="zh_TW"/>
@@ -1178,14 +938,122 @@
             <w:color w:val="0000EE"/>
             <w:u w:val="single"/>
           </w:rPr>
-          <w:t>林前12:12–27</w:t>
+          <w:t>14:31</w:t>
         </w:r>
       </w:hyperlink>
       <w:r>
         <w:rPr>
           <w:lang w:val="zh_TW" w:bidi="zh_TW"/>
         </w:rPr>
-        <w:t>）。除了舊約的意義外，在保羅時代中，當時的人對醫學上的理解可能提供了見解，因為基督不僅是教會的主宰者，也是提供其方向和團結的動力。教會存在的能力及其活動的焦點根植於其「頭」，就是耶穌基督的工作。在這個理解中，現代解經家認為，頭不僅意味著「權柄」，更意味著「源頭」一詞。因此，作為頭的人是源頭，是供應者。這些解釋者認為神是基督的供應者，基督是教會的供應者，而男人是婦女的供應者。</w:t>
+        <w:t>）。聖經提到許多人的順服是出於他們對神的信心和愛（</w:t>
+      </w:r>
+      <w:hyperlink r:id="rId41">
+        <w:r>
+          <w:rPr>
+            <w:lang w:val="zh_TW" w:bidi="zh_TW"/>
+          </w:rPr>
+          <w:rPr>
+            <w:color w:val="0000EE"/>
+            <w:u w:val="single"/>
+          </w:rPr>
+          <w:t>來11章</w:t>
+        </w:r>
+      </w:hyperlink>
+      <w:r>
+        <w:rPr>
+          <w:lang w:val="zh_TW" w:bidi="zh_TW"/>
+        </w:rPr>
+        <w:t>）。例如，亞伯相信神並獻上更美的祭物（</w:t>
+      </w:r>
+      <w:hyperlink r:id="rId42">
+        <w:r>
+          <w:rPr>
+            <w:lang w:val="zh_TW" w:bidi="zh_TW"/>
+          </w:rPr>
+          <w:rPr>
+            <w:color w:val="0000EE"/>
+            <w:u w:val="single"/>
+          </w:rPr>
+          <w:t>4</w:t>
+        </w:r>
+      </w:hyperlink>
+      <w:r>
+        <w:rPr>
+          <w:lang w:val="zh_TW" w:bidi="zh_TW"/>
+        </w:rPr>
+        <w:t>節）。挪亞相信神的話而建造了一艘大船（或方舟；見</w:t>
+      </w:r>
+      <w:hyperlink r:id="rId43">
+        <w:r>
+          <w:rPr>
+            <w:lang w:val="zh_TW" w:bidi="zh_TW"/>
+          </w:rPr>
+          <w:rPr>
+            <w:color w:val="0000EE"/>
+            <w:u w:val="single"/>
+          </w:rPr>
+          <w:t>7</w:t>
+        </w:r>
+      </w:hyperlink>
+      <w:r>
+        <w:rPr>
+          <w:lang w:val="zh_TW" w:bidi="zh_TW"/>
+        </w:rPr>
+        <w:t>節）。亞伯拉罕憑著信心在神的指示下離開吾珥的家，那時他並不知道自己的目的地（</w:t>
+      </w:r>
+      <w:hyperlink r:id="rId22">
+        <w:r>
+          <w:rPr>
+            <w:lang w:val="zh_TW" w:bidi="zh_TW"/>
+          </w:rPr>
+          <w:rPr>
+            <w:color w:val="0000EE"/>
+            <w:u w:val="single"/>
+          </w:rPr>
+          <w:t>8</w:t>
+        </w:r>
+      </w:hyperlink>
+      <w:r>
+        <w:rPr>
+          <w:lang w:val="zh_TW" w:bidi="zh_TW"/>
+        </w:rPr>
+        <w:t>節）。摩西因信神而拒絕了被稱為法老兒子的特權，寧願選擇與神的百姓以色列人同在（</w:t>
+      </w:r>
+      <w:hyperlink r:id="rId44">
+        <w:r>
+          <w:rPr>
+            <w:lang w:val="zh_TW" w:bidi="zh_TW"/>
+          </w:rPr>
+          <w:rPr>
+            <w:color w:val="0000EE"/>
+            <w:u w:val="single"/>
+          </w:rPr>
+          <w:t>24–25</w:t>
+        </w:r>
+      </w:hyperlink>
+      <w:r>
+        <w:rPr>
+          <w:lang w:val="zh_TW" w:bidi="zh_TW"/>
+        </w:rPr>
+        <w:t>節）。信而順服神的最大例子是耶穌基督自己。祂虛己，取了奴僕的形象，謙卑自己，順服至死，甚至死在十字架上（</w:t>
+      </w:r>
+      <w:hyperlink r:id="rId45">
+        <w:r>
+          <w:rPr>
+            <w:lang w:val="zh_TW" w:bidi="zh_TW"/>
+          </w:rPr>
+          <w:rPr>
+            <w:color w:val="0000EE"/>
+            <w:u w:val="single"/>
+          </w:rPr>
+          <w:t>腓2:7–8</w:t>
+        </w:r>
+      </w:hyperlink>
+      <w:r>
+        <w:rPr>
+          <w:lang w:val="zh_TW" w:bidi="zh_TW"/>
+        </w:rPr>
+        <w:t>）。</w:t>
       </w:r>
       <w:r>
         <w:rPr>

--- a/zht/docx/145.content.docx
+++ b/zht/docx/145.content.docx
@@ -19,7 +19,7 @@
         <w:rPr>
           <w:lang w:val="zh_TW" w:bidi="zh_TW"/>
         </w:rPr>
-        <w:t>Resource: Tyndale Open Bible Dictionary</w:t>
+        <w:t>Resource: Aquifer Open Bible Dictionary</w:t>
       </w:r>
       <w:r>
         <w:rPr>
@@ -112,7 +112,7 @@
         <w:rPr>
           <w:lang w:val="zh_TW" w:bidi="zh_TW"/>
         </w:rPr>
-        <w:t>Tyndale Open Bible Dictionary</w:t>
+        <w:t>Aquifer Open Bible Dictionary</w:t>
       </w:r>
     </w:p>
     <w:p>
@@ -149,7 +149,7 @@
         <w:rPr>
           <w:lang w:val="zh_TW" w:bidi="zh_TW"/>
         </w:rPr>
-        <w:t>shun</w:t>
+        <w:t>shui</w:t>
       </w:r>
       <w:r>
         <w:rPr>
@@ -212,7 +212,7 @@
         <w:rPr>
           <w:lang w:val="zh_TW" w:bidi="zh_TW"/>
         </w:rPr>
-        <w:t>順服</w:t>
+        <w:t>水</w:t>
       </w:r>
       <w:r>
         <w:rPr>
@@ -231,7 +231,7 @@
         <w:rPr>
           <w:lang w:val="zh_TW" w:bidi="zh_TW"/>
         </w:rPr>
-        <w:t>服從權威的約束或命令的行為或實例，這是對上級要求或請求的服從。希伯來文和希臘文中，表示順服的一般詞語都指聽從或聆聽上級權威的命令。另一個重要的希臘文詞彙包含了服從權威的意思，表示將自己安排在有指揮權的人之下。第三個希臘文詞彙則表明順服更多是出於說服力而非單純的服從。</w:t>
+        <w:t>生命的基本要素之一，覆蓋了地球表面的大部分，也是人體的主要組成部分。沒有水，生物只能存活幾天。</w:t>
       </w:r>
     </w:p>
     <w:p>
@@ -245,7 +245,7 @@
         <w:rPr>
           <w:lang w:val="zh_TW" w:bidi="zh_TW"/>
         </w:rPr>
-        <w:t>順服神和人的權柄是舊約和新約中強調的義務。亞伯拉罕在一次事件中因為聽從神的命令，把以撒獻在祭壇上，而得到更多的祝福（</w:t>
+        <w:t>在創世之初，水覆蓋了地球，然後神使旱地從水中顯出來（</w:t>
       </w:r>
       <w:hyperlink r:id="rId13">
         <w:r>
@@ -256,14 +256,14 @@
             <w:color w:val="0000EE"/>
             <w:u w:val="single"/>
           </w:rPr>
-          <w:t>創22:18</w:t>
-        </w:r>
-      </w:hyperlink>
-      <w:r>
-        <w:rPr>
-          <w:lang w:val="zh_TW" w:bidi="zh_TW"/>
-        </w:rPr>
-        <w:t>；參</w:t>
+          <w:t>創1:9–10</w:t>
+        </w:r>
+      </w:hyperlink>
+      <w:r>
+        <w:rPr>
+          <w:lang w:val="zh_TW" w:bidi="zh_TW"/>
+        </w:rPr>
+        <w:t>）。正如彼得所說：「憑神的命有了天，並從水而出、藉水而成的地」（</w:t>
       </w:r>
       <w:hyperlink r:id="rId14">
         <w:r>
@@ -274,43 +274,7 @@
             <w:color w:val="0000EE"/>
             <w:u w:val="single"/>
           </w:rPr>
-          <w:t>26:5</w:t>
-        </w:r>
-      </w:hyperlink>
-      <w:r>
-        <w:rPr>
-          <w:lang w:val="zh_TW" w:bidi="zh_TW"/>
-        </w:rPr>
-        <w:t>）。神會繼續祝福以色列，因為在西奈山立了約，但這取決於他們是否聽從神的聲音並遵守神的約（</w:t>
-      </w:r>
-      <w:hyperlink r:id="rId15">
-        <w:r>
-          <w:rPr>
-            <w:lang w:val="zh_TW" w:bidi="zh_TW"/>
-          </w:rPr>
-          <w:rPr>
-            <w:color w:val="0000EE"/>
-            <w:u w:val="single"/>
-          </w:rPr>
-          <w:t>出19:5</w:t>
-        </w:r>
-      </w:hyperlink>
-      <w:r>
-        <w:rPr>
-          <w:lang w:val="zh_TW" w:bidi="zh_TW"/>
-        </w:rPr>
-        <w:t>）。當他們即將進入迦南時，摩西將祝福和詛咒擺在以色列人面前——若他們聽從並遵守耶和華的誡命，便得祝福；若不聽從，便遭詛咒（</w:t>
-      </w:r>
-      <w:hyperlink r:id="rId16">
-        <w:r>
-          <w:rPr>
-            <w:lang w:val="zh_TW" w:bidi="zh_TW"/>
-          </w:rPr>
-          <w:rPr>
-            <w:color w:val="0000EE"/>
-            <w:u w:val="single"/>
-          </w:rPr>
-          <w:t>申11:22–28</w:t>
+          <w:t>彼後3:5</w:t>
         </w:r>
       </w:hyperlink>
       <w:r>
@@ -331,7 +295,43 @@
         <w:rPr>
           <w:lang w:val="zh_TW" w:bidi="zh_TW"/>
         </w:rPr>
-        <w:t>申命記警告說，頑梗悖逆的兒子首先會受到懲罰，如果他們執意不聽，最終會被石頭打死（</w:t>
+        <w:t>當神創造伊甸園時，祂造了一條河來滋潤園子，這條河分成四條河，其中兩條是幼發拉底河和底格里斯河，這兩條河至今仍滋養著美索不達米亞地區的農業（</w:t>
+      </w:r>
+      <w:hyperlink r:id="rId15">
+        <w:r>
+          <w:rPr>
+            <w:lang w:val="zh_TW" w:bidi="zh_TW"/>
+          </w:rPr>
+          <w:rPr>
+            <w:color w:val="0000EE"/>
+            <w:u w:val="single"/>
+          </w:rPr>
+          <w:t>創2:10–14</w:t>
+        </w:r>
+      </w:hyperlink>
+      <w:r>
+        <w:rPr>
+          <w:lang w:val="zh_TW" w:bidi="zh_TW"/>
+        </w:rPr>
+        <w:t>）。聖經記載，早期地球上沒有雨水，只有霧氣滋潤大地（</w:t>
+      </w:r>
+      <w:hyperlink r:id="rId16">
+        <w:r>
+          <w:rPr>
+            <w:lang w:val="zh_TW" w:bidi="zh_TW"/>
+          </w:rPr>
+          <w:rPr>
+            <w:color w:val="0000EE"/>
+            <w:u w:val="single"/>
+          </w:rPr>
+          <w:t>5–6</w:t>
+        </w:r>
+      </w:hyperlink>
+      <w:r>
+        <w:rPr>
+          <w:lang w:val="zh_TW" w:bidi="zh_TW"/>
+        </w:rPr>
+        <w:t>節）。在挪亞的時代，神用洪水（大量且迅猛的水流）毀滅了「當時的世界」（</w:t>
       </w:r>
       <w:hyperlink r:id="rId17">
         <w:r>
@@ -342,14 +342,14 @@
             <w:color w:val="0000EE"/>
             <w:u w:val="single"/>
           </w:rPr>
-          <w:t>申21:18–21</w:t>
-        </w:r>
-      </w:hyperlink>
-      <w:r>
-        <w:rPr>
-          <w:lang w:val="zh_TW" w:bidi="zh_TW"/>
-        </w:rPr>
-        <w:t>）。</w:t>
+          <w:t>彼後3:6</w:t>
+        </w:r>
+      </w:hyperlink>
+      <w:r>
+        <w:rPr>
+          <w:lang w:val="zh_TW" w:bidi="zh_TW"/>
+        </w:rPr>
+        <w:t>）。這是對世人邪惡的懲罰。</w:t>
       </w:r>
     </w:p>
     <w:p>
@@ -363,7 +363,7 @@
         <w:rPr>
           <w:lang w:val="zh_TW" w:bidi="zh_TW"/>
         </w:rPr>
-        <w:t>一個人是否為神的兒女，其標誌之一是持續遵守神的誡命（</w:t>
+        <w:t>在近東地區，水尤為重要。因為該地區降雨量有限。例如，埃及的開羅每年僅降雨二到四英寸（或5.1到10.2厘米），而阿斯旺（Aswan）的年均降雨量幾乎為零。埃及依賴尼羅河，該河的水源來自赤道的降雨。相比較之下，巴勒斯坦則「有山有谷、雨水滋潤」（</w:t>
       </w:r>
       <w:hyperlink r:id="rId18">
         <w:r>
@@ -374,79 +374,7 @@
             <w:color w:val="0000EE"/>
             <w:u w:val="single"/>
           </w:rPr>
-          <w:t>約一2:3–5</w:t>
-        </w:r>
-      </w:hyperlink>
-      <w:r>
-        <w:rPr>
-          <w:lang w:val="zh_TW" w:bidi="zh_TW"/>
-        </w:rPr>
-        <w:t>）。耶穌說，那些愛祂的人會遵守祂的命令（</w:t>
-      </w:r>
-      <w:hyperlink r:id="rId19">
-        <w:r>
-          <w:rPr>
-            <w:lang w:val="zh_TW" w:bidi="zh_TW"/>
-          </w:rPr>
-          <w:rPr>
-            <w:color w:val="0000EE"/>
-            <w:u w:val="single"/>
-          </w:rPr>
-          <w:t>約14:15</w:t>
-        </w:r>
-      </w:hyperlink>
-      <w:r>
-        <w:rPr>
-          <w:lang w:val="zh_TW" w:bidi="zh_TW"/>
-        </w:rPr>
-        <w:t>）。彼得在談到基督徒時，稱他們為「順命的兒女」（</w:t>
-      </w:r>
-      <w:hyperlink r:id="rId20">
-        <w:r>
-          <w:rPr>
-            <w:lang w:val="zh_TW" w:bidi="zh_TW"/>
-          </w:rPr>
-          <w:rPr>
-            <w:color w:val="0000EE"/>
-            <w:u w:val="single"/>
-          </w:rPr>
-          <w:t>彼前1:14</w:t>
-        </w:r>
-      </w:hyperlink>
-      <w:r>
-        <w:rPr>
-          <w:lang w:val="zh_TW" w:bidi="zh_TW"/>
-        </w:rPr>
-        <w:t>；見</w:t>
-      </w:r>
-      <w:hyperlink r:id="rId21">
-        <w:r>
-          <w:rPr>
-            <w:lang w:val="zh_TW" w:bidi="zh_TW"/>
-          </w:rPr>
-          <w:rPr>
-            <w:color w:val="0000EE"/>
-            <w:u w:val="single"/>
-          </w:rPr>
-          <w:t>來5:9</w:t>
-        </w:r>
-      </w:hyperlink>
-      <w:r>
-        <w:rPr>
-          <w:lang w:val="zh_TW" w:bidi="zh_TW"/>
-        </w:rPr>
-        <w:t>，</w:t>
-      </w:r>
-      <w:hyperlink r:id="rId22">
-        <w:r>
-          <w:rPr>
-            <w:lang w:val="zh_TW" w:bidi="zh_TW"/>
-          </w:rPr>
-          <w:rPr>
-            <w:color w:val="0000EE"/>
-            <w:u w:val="single"/>
-          </w:rPr>
-          <w:t>11:8</w:t>
+          <w:t>申11:10–11</w:t>
         </w:r>
       </w:hyperlink>
       <w:r>
@@ -467,7 +395,3012 @@
         <w:rPr>
           <w:lang w:val="zh_TW" w:bidi="zh_TW"/>
         </w:rPr>
-        <w:t>基督徒應該順服多種人：</w:t>
+        <w:t>水在聖經中有許多象徵性的用法。義人像一棵樹栽在溪水旁（</w:t>
+      </w:r>
+      <w:hyperlink r:id="rId19">
+        <w:r>
+          <w:rPr>
+            <w:lang w:val="zh_TW" w:bidi="zh_TW"/>
+          </w:rPr>
+          <w:rPr>
+            <w:color w:val="0000EE"/>
+            <w:u w:val="single"/>
+          </w:rPr>
+          <w:t>詩1:3</w:t>
+        </w:r>
+      </w:hyperlink>
+      <w:r>
+        <w:rPr>
+          <w:lang w:val="zh_TW" w:bidi="zh_TW"/>
+        </w:rPr>
+        <w:t>；</w:t>
+      </w:r>
+      <w:hyperlink r:id="rId20">
+        <w:r>
+          <w:rPr>
+            <w:lang w:val="zh_TW" w:bidi="zh_TW"/>
+          </w:rPr>
+          <w:rPr>
+            <w:color w:val="0000EE"/>
+            <w:u w:val="single"/>
+          </w:rPr>
+          <w:t>耶17:8</w:t>
+        </w:r>
+      </w:hyperlink>
+      <w:r>
+        <w:rPr>
+          <w:lang w:val="zh_TW" w:bidi="zh_TW"/>
+        </w:rPr>
+        <w:t>）。靈魂對神的渴慕就像對水的渴求：「我要切切地尋求你，在乾旱疲乏無水之地，我渴想你； 我的心切慕你」（</w:t>
+      </w:r>
+      <w:hyperlink r:id="rId21">
+        <w:r>
+          <w:rPr>
+            <w:lang w:val="zh_TW" w:bidi="zh_TW"/>
+          </w:rPr>
+          <w:rPr>
+            <w:color w:val="0000EE"/>
+            <w:u w:val="single"/>
+          </w:rPr>
+          <w:t>詩63:1</w:t>
+        </w:r>
+      </w:hyperlink>
+      <w:r>
+        <w:rPr>
+          <w:lang w:val="zh_TW" w:bidi="zh_TW"/>
+        </w:rPr>
+        <w:t>）；「我的心渴想你， 如乾旱之地盼雨一樣」（</w:t>
+      </w:r>
+      <w:hyperlink r:id="rId22">
+        <w:r>
+          <w:rPr>
+            <w:lang w:val="zh_TW" w:bidi="zh_TW"/>
+          </w:rPr>
+          <w:rPr>
+            <w:color w:val="0000EE"/>
+            <w:u w:val="single"/>
+          </w:rPr>
+          <w:t>143:6</w:t>
+        </w:r>
+      </w:hyperlink>
+      <w:r>
+        <w:rPr>
+          <w:lang w:val="zh_TW" w:bidi="zh_TW"/>
+        </w:rPr>
+        <w:t>）。</w:t>
+      </w:r>
+    </w:p>
+    <w:p>
+      <w:pPr/>
+      <w:r>
+        <w:rPr>
+          <w:lang w:val="zh_TW" w:bidi="zh_TW"/>
+        </w:rPr>
+      </w:r>
+      <w:r>
+        <w:rPr>
+          <w:lang w:val="zh_TW" w:bidi="zh_TW"/>
+        </w:rPr>
+        <w:t>耶穌滿足了這個需求，並宣告說：「人若渴了，可以到我這裡來喝。信我的人就如經上所說：『從他腹中要流出活水的江河來。』」（</w:t>
+      </w:r>
+      <w:hyperlink r:id="rId23">
+        <w:r>
+          <w:rPr>
+            <w:lang w:val="zh_TW" w:bidi="zh_TW"/>
+          </w:rPr>
+          <w:rPr>
+            <w:color w:val="0000EE"/>
+            <w:u w:val="single"/>
+          </w:rPr>
+          <w:t>約7:37–38</w:t>
+        </w:r>
+      </w:hyperlink>
+      <w:r>
+        <w:rPr>
+          <w:lang w:val="zh_TW" w:bidi="zh_TW"/>
+        </w:rPr>
+        <w:t>）。耶穌說：「人若喝我所賜的水就永遠不渴。我所賜的水要在他裡頭成為泉源，直湧到永生。」（</w:t>
+      </w:r>
+      <w:hyperlink r:id="rId24">
+        <w:r>
+          <w:rPr>
+            <w:lang w:val="zh_TW" w:bidi="zh_TW"/>
+          </w:rPr>
+          <w:rPr>
+            <w:color w:val="0000EE"/>
+            <w:u w:val="single"/>
+          </w:rPr>
+          <w:t>4:14</w:t>
+        </w:r>
+      </w:hyperlink>
+      <w:r>
+        <w:rPr>
+          <w:lang w:val="zh_TW" w:bidi="zh_TW"/>
+        </w:rPr>
+        <w:t>）。耶穌的靈，就是那滿足人類靈魂渴慕的靈水（</w:t>
+      </w:r>
+      <w:hyperlink r:id="rId25">
+        <w:r>
+          <w:rPr>
+            <w:lang w:val="zh_TW" w:bidi="zh_TW"/>
+          </w:rPr>
+          <w:rPr>
+            <w:color w:val="0000EE"/>
+            <w:u w:val="single"/>
+          </w:rPr>
+          <w:t>7:38–39</w:t>
+        </w:r>
+      </w:hyperlink>
+      <w:r>
+        <w:rPr>
+          <w:lang w:val="zh_TW" w:bidi="zh_TW"/>
+        </w:rPr>
+        <w:t>）。</w:t>
+      </w:r>
+    </w:p>
+    <w:p>
+      <w:pPr/>
+      <w:r>
+        <w:rPr>
+          <w:lang w:val="zh_TW" w:bidi="zh_TW"/>
+        </w:rPr>
+      </w:r>
+      <w:r>
+        <w:rPr>
+          <w:lang w:val="zh_TW" w:bidi="zh_TW"/>
+        </w:rPr>
+        <w:t>神的話語也被描繪為水，能使我們靈性得潔淨。主說教會的潔凈是「用水藉著道把教會洗淨」（</w:t>
+      </w:r>
+      <w:hyperlink r:id="rId26">
+        <w:r>
+          <w:rPr>
+            <w:lang w:val="zh_TW" w:bidi="zh_TW"/>
+          </w:rPr>
+          <w:rPr>
+            <w:color w:val="0000EE"/>
+            <w:u w:val="single"/>
+          </w:rPr>
+          <w:t>弗5:26</w:t>
+        </w:r>
+      </w:hyperlink>
+      <w:r>
+        <w:rPr>
+          <w:lang w:val="zh_TW" w:bidi="zh_TW"/>
+        </w:rPr>
+        <w:t>）。保羅說人得救是「藉著重生的洗和聖靈的更新」（</w:t>
+      </w:r>
+      <w:hyperlink r:id="rId27">
+        <w:r>
+          <w:rPr>
+            <w:lang w:val="zh_TW" w:bidi="zh_TW"/>
+          </w:rPr>
+          <w:rPr>
+            <w:color w:val="0000EE"/>
+            <w:u w:val="single"/>
+          </w:rPr>
+          <w:t>多3:5</w:t>
+        </w:r>
+      </w:hyperlink>
+      <w:r>
+        <w:rPr>
+          <w:lang w:val="zh_TW" w:bidi="zh_TW"/>
+        </w:rPr>
+        <w:t>）。</w:t>
+      </w:r>
+    </w:p>
+    <w:p>
+      <w:pPr/>
+      <w:r>
+        <w:rPr>
+          <w:lang w:val="zh_TW" w:bidi="zh_TW"/>
+        </w:rPr>
+      </w:r>
+      <w:r>
+        <w:rPr>
+          <w:lang w:val="zh_TW" w:bidi="zh_TW"/>
+        </w:rPr>
+        <w:t>在聖經的最後一章，主宣告：「我要將生命泉的水白白賜給那口渴的人喝」（</w:t>
+      </w:r>
+      <w:hyperlink r:id="rId28">
+        <w:r>
+          <w:rPr>
+            <w:lang w:val="zh_TW" w:bidi="zh_TW"/>
+          </w:rPr>
+          <w:rPr>
+            <w:color w:val="0000EE"/>
+            <w:u w:val="single"/>
+          </w:rPr>
+          <w:t>啟21:6</w:t>
+        </w:r>
+      </w:hyperlink>
+      <w:r>
+        <w:rPr>
+          <w:lang w:val="zh_TW" w:bidi="zh_TW"/>
+        </w:rPr>
+        <w:t>）。甚至在描述天上的新耶路撒冷時，也提到水——生命水的河：「天使又指示我在城內街道當中一道生命水的河，明亮如水晶，從神和羔羊的寶座流出來。」（</w:t>
+      </w:r>
+      <w:hyperlink r:id="rId29">
+        <w:r>
+          <w:rPr>
+            <w:lang w:val="zh_TW" w:bidi="zh_TW"/>
+          </w:rPr>
+          <w:rPr>
+            <w:color w:val="0000EE"/>
+            <w:u w:val="single"/>
+          </w:rPr>
+          <w:t>22:1–2</w:t>
+        </w:r>
+      </w:hyperlink>
+      <w:r>
+        <w:rPr>
+          <w:lang w:val="zh_TW" w:bidi="zh_TW"/>
+        </w:rPr>
+        <w:t>）。同樣，聖經的最後邀請說：「口渴的人也當來；願意的，都可以白白取生命的水喝」（</w:t>
+      </w:r>
+      <w:hyperlink r:id="rId30">
+        <w:r>
+          <w:rPr>
+            <w:lang w:val="zh_TW" w:bidi="zh_TW"/>
+          </w:rPr>
+          <w:rPr>
+            <w:color w:val="0000EE"/>
+            <w:u w:val="single"/>
+          </w:rPr>
+          <w:t>17</w:t>
+        </w:r>
+      </w:hyperlink>
+      <w:r>
+        <w:rPr>
+          <w:lang w:val="zh_TW" w:bidi="zh_TW"/>
+        </w:rPr>
+        <w:t>節）。</w:t>
+      </w:r>
+      <w:r>
+        <w:rPr>
+          <w:lang w:val="zh_TW" w:bidi="zh_TW"/>
+        </w:rPr>
+      </w:r>
+      <w:r>
+        <w:rPr>
+          <w:lang w:val="zh_TW" w:bidi="zh_TW"/>
+        </w:rPr>
+      </w:r>
+    </w:p>
+    <w:p>
+      <w:pPr/>
+      <w:r>
+        <w:rPr>
+          <w:lang w:val="zh_TW" w:bidi="zh_TW"/>
+        </w:rPr>
+      </w:r>
+    </w:p>
+    <w:p>
+      <w:pPr>
+        <w:pStyle w:val="Heading2"/>
+      </w:pPr>
+      <w:r>
+        <w:rPr>
+          <w:lang w:val="zh_TW" w:bidi="zh_TW"/>
+        </w:rPr>
+        <w:t>水瓶</w:t>
+      </w:r>
+      <w:r>
+        <w:rPr>
+          <w:lang w:val="zh_TW" w:bidi="zh_TW"/>
+        </w:rPr>
+      </w:r>
+    </w:p>
+    <w:p>
+      <w:pPr/>
+      <w:r>
+        <w:rPr>
+          <w:lang w:val="zh_TW" w:bidi="zh_TW"/>
+        </w:rPr>
+      </w:r>
+      <w:r>
+        <w:rPr>
+          <w:lang w:val="zh_TW" w:bidi="zh_TW"/>
+        </w:rPr>
+        <w:t>水瓶是用來盛裝並傾倒液體的器皿，也可稱為罈或壺，常用來裝水或酒。水瓶多以陶土製成，也有金屬製的。人們會把水瓶扛在肩上，或頂在頭上攜帶。在聖經時代，婦女常拿著水瓶到井旁打水（</w:t>
+      </w:r>
+      <w:hyperlink r:id="rId31">
+        <w:r>
+          <w:rPr>
+            <w:lang w:val="zh_TW" w:bidi="zh_TW"/>
+          </w:rPr>
+          <w:rPr>
+            <w:color w:val="0000EE"/>
+            <w:u w:val="single"/>
+          </w:rPr>
+          <w:t>創24:14–20</w:t>
+        </w:r>
+      </w:hyperlink>
+      <w:r>
+        <w:rPr>
+          <w:lang w:val="zh_TW" w:bidi="zh_TW"/>
+        </w:rPr>
+        <w:t>；</w:t>
+      </w:r>
+      <w:hyperlink r:id="rId32">
+        <w:r>
+          <w:rPr>
+            <w:lang w:val="zh_TW" w:bidi="zh_TW"/>
+          </w:rPr>
+          <w:rPr>
+            <w:color w:val="0000EE"/>
+            <w:u w:val="single"/>
+          </w:rPr>
+          <w:t>可14:13</w:t>
+        </w:r>
+      </w:hyperlink>
+      <w:r>
+        <w:rPr>
+          <w:lang w:val="zh_TW" w:bidi="zh_TW"/>
+        </w:rPr>
+        <w:t>）。</w:t>
+      </w:r>
+    </w:p>
+    <w:p>
+      <w:pPr/>
+      <w:r>
+        <w:rPr>
+          <w:lang w:val="zh_TW" w:bidi="zh_TW"/>
+        </w:rPr>
+      </w:r>
+      <w:r>
+        <w:rPr>
+          <w:i/>
+          <w:lang w:val="zh_TW" w:bidi="zh_TW"/>
+        </w:rPr>
+        <w:t xml:space="preserve">見 </w:t>
+      </w:r>
+      <w:r>
+        <w:rPr>
+          <w:lang w:val="zh_TW" w:bidi="zh_TW"/>
+        </w:rPr>
+        <w:t>陶器</w:t>
+      </w:r>
+      <w:r>
+        <w:rPr>
+          <w:lang w:val="zh_TW" w:bidi="zh_TW"/>
+        </w:rPr>
+        <w:t>。</w:t>
+      </w:r>
+      <w:r>
+        <w:rPr>
+          <w:lang w:val="zh_TW" w:bidi="zh_TW"/>
+        </w:rPr>
+      </w:r>
+      <w:r>
+        <w:rPr>
+          <w:lang w:val="zh_TW" w:bidi="zh_TW"/>
+        </w:rPr>
+      </w:r>
+    </w:p>
+    <w:p>
+      <w:pPr/>
+      <w:r>
+        <w:rPr>
+          <w:lang w:val="zh_TW" w:bidi="zh_TW"/>
+        </w:rPr>
+      </w:r>
+    </w:p>
+    <w:p>
+      <w:pPr>
+        <w:pStyle w:val="Heading2"/>
+      </w:pPr>
+      <w:r>
+        <w:rPr>
+          <w:lang w:val="zh_TW" w:bidi="zh_TW"/>
+        </w:rPr>
+        <w:t>水手</w:t>
+      </w:r>
+      <w:r>
+        <w:rPr>
+          <w:lang w:val="zh_TW" w:bidi="zh_TW"/>
+        </w:rPr>
+      </w:r>
+    </w:p>
+    <w:p>
+      <w:pPr/>
+      <w:r>
+        <w:rPr>
+          <w:lang w:val="zh_TW" w:bidi="zh_TW"/>
+        </w:rPr>
+      </w:r>
+      <w:r>
+        <w:rPr>
+          <w:lang w:val="zh_TW" w:bidi="zh_TW"/>
+        </w:rPr>
+        <w:t>指受過訓練，能夠駕駛船隻在海上航行的人。以色列人通常不從事航海活動，他們的水上活動主要局限於加利利海和約旦河。他們偶爾可能會接觸到大船（</w:t>
+      </w:r>
+      <w:hyperlink r:id="rId33">
+        <w:r>
+          <w:rPr>
+            <w:lang w:val="zh_TW" w:bidi="zh_TW"/>
+          </w:rPr>
+          <w:rPr>
+            <w:color w:val="0000EE"/>
+            <w:u w:val="single"/>
+          </w:rPr>
+          <w:t>創49:13</w:t>
+        </w:r>
+      </w:hyperlink>
+      <w:r>
+        <w:rPr>
+          <w:lang w:val="zh_TW" w:bidi="zh_TW"/>
+        </w:rPr>
+        <w:t>；</w:t>
+      </w:r>
+      <w:hyperlink r:id="rId34">
+        <w:r>
+          <w:rPr>
+            <w:lang w:val="zh_TW" w:bidi="zh_TW"/>
+          </w:rPr>
+          <w:rPr>
+            <w:color w:val="0000EE"/>
+            <w:u w:val="single"/>
+          </w:rPr>
+          <w:t>士5:17</w:t>
+        </w:r>
+      </w:hyperlink>
+      <w:r>
+        <w:rPr>
+          <w:lang w:val="zh_TW" w:bidi="zh_TW"/>
+        </w:rPr>
+        <w:t>）。所羅門在亞喀巴灣（Gulf of Aqaba）的以旬迦別擁有一支船隊（</w:t>
+      </w:r>
+      <w:hyperlink r:id="rId35">
+        <w:r>
+          <w:rPr>
+            <w:lang w:val="zh_TW" w:bidi="zh_TW"/>
+          </w:rPr>
+          <w:rPr>
+            <w:color w:val="0000EE"/>
+            <w:u w:val="single"/>
+          </w:rPr>
+          <w:t>王上9:26–28</w:t>
+        </w:r>
+      </w:hyperlink>
+      <w:r>
+        <w:rPr>
+          <w:lang w:val="zh_TW" w:bidi="zh_TW"/>
+        </w:rPr>
+        <w:t>；</w:t>
+      </w:r>
+      <w:hyperlink r:id="rId36">
+        <w:r>
+          <w:rPr>
+            <w:lang w:val="zh_TW" w:bidi="zh_TW"/>
+          </w:rPr>
+          <w:rPr>
+            <w:color w:val="0000EE"/>
+            <w:u w:val="single"/>
+          </w:rPr>
+          <w:t>代下8:17–18</w:t>
+        </w:r>
+      </w:hyperlink>
+      <w:r>
+        <w:rPr>
+          <w:lang w:val="zh_TW" w:bidi="zh_TW"/>
+        </w:rPr>
+        <w:t>，</w:t>
+      </w:r>
+      <w:hyperlink r:id="rId37">
+        <w:r>
+          <w:rPr>
+            <w:lang w:val="zh_TW" w:bidi="zh_TW"/>
+          </w:rPr>
+          <w:rPr>
+            <w:color w:val="0000EE"/>
+            <w:u w:val="single"/>
+          </w:rPr>
+          <w:t>9:21</w:t>
+        </w:r>
+      </w:hyperlink>
+      <w:r>
+        <w:rPr>
+          <w:lang w:val="zh_TW" w:bidi="zh_TW"/>
+        </w:rPr>
+        <w:t>）。約沙法也在以旬迦別擁有一支船隊（</w:t>
+      </w:r>
+      <w:hyperlink r:id="rId38">
+        <w:r>
+          <w:rPr>
+            <w:lang w:val="zh_TW" w:bidi="zh_TW"/>
+          </w:rPr>
+          <w:rPr>
+            <w:color w:val="0000EE"/>
+            <w:u w:val="single"/>
+          </w:rPr>
+          <w:t>王上22:48</w:t>
+        </w:r>
+      </w:hyperlink>
+      <w:r>
+        <w:rPr>
+          <w:lang w:val="zh_TW" w:bidi="zh_TW"/>
+        </w:rPr>
+        <w:t>；</w:t>
+      </w:r>
+      <w:hyperlink r:id="rId39">
+        <w:r>
+          <w:rPr>
+            <w:lang w:val="zh_TW" w:bidi="zh_TW"/>
+          </w:rPr>
+          <w:rPr>
+            <w:color w:val="0000EE"/>
+            <w:u w:val="single"/>
+          </w:rPr>
+          <w:t>代下20:35–37</w:t>
+        </w:r>
+      </w:hyperlink>
+      <w:r>
+        <w:rPr>
+          <w:lang w:val="zh_TW" w:bidi="zh_TW"/>
+        </w:rPr>
+        <w:t>）。</w:t>
+      </w:r>
+    </w:p>
+    <w:p>
+      <w:pPr/>
+      <w:r>
+        <w:rPr>
+          <w:lang w:val="zh_TW" w:bidi="zh_TW"/>
+        </w:rPr>
+      </w:r>
+      <w:r>
+        <w:rPr>
+          <w:lang w:val="zh_TW" w:bidi="zh_TW"/>
+        </w:rPr>
+        <w:t>新約多次提到船隻和水手——如加利利的眾多漁船（</w:t>
+      </w:r>
+      <w:hyperlink r:id="rId40">
+        <w:r>
+          <w:rPr>
+            <w:lang w:val="zh_TW" w:bidi="zh_TW"/>
+          </w:rPr>
+          <w:rPr>
+            <w:color w:val="0000EE"/>
+            <w:u w:val="single"/>
+          </w:rPr>
+          <w:t>太14:22</w:t>
+        </w:r>
+      </w:hyperlink>
+      <w:r>
+        <w:rPr>
+          <w:lang w:val="zh_TW" w:bidi="zh_TW"/>
+        </w:rPr>
+        <w:t>；</w:t>
+      </w:r>
+      <w:hyperlink r:id="rId41">
+        <w:r>
+          <w:rPr>
+            <w:lang w:val="zh_TW" w:bidi="zh_TW"/>
+          </w:rPr>
+          <w:rPr>
+            <w:color w:val="0000EE"/>
+            <w:u w:val="single"/>
+          </w:rPr>
+          <w:t>可1:19</w:t>
+        </w:r>
+      </w:hyperlink>
+      <w:r>
+        <w:rPr>
+          <w:lang w:val="zh_TW" w:bidi="zh_TW"/>
+        </w:rPr>
+        <w:t>，</w:t>
+      </w:r>
+      <w:hyperlink r:id="rId42">
+        <w:r>
+          <w:rPr>
+            <w:lang w:val="zh_TW" w:bidi="zh_TW"/>
+          </w:rPr>
+          <w:rPr>
+            <w:color w:val="0000EE"/>
+            <w:u w:val="single"/>
+          </w:rPr>
+          <w:t>3:9</w:t>
+        </w:r>
+      </w:hyperlink>
+      <w:r>
+        <w:rPr>
+          <w:lang w:val="zh_TW" w:bidi="zh_TW"/>
+        </w:rPr>
+        <w:t>；</w:t>
+      </w:r>
+      <w:hyperlink r:id="rId43">
+        <w:r>
+          <w:rPr>
+            <w:lang w:val="zh_TW" w:bidi="zh_TW"/>
+          </w:rPr>
+          <w:rPr>
+            <w:color w:val="0000EE"/>
+            <w:u w:val="single"/>
+          </w:rPr>
+          <w:t>路5:2</w:t>
+        </w:r>
+      </w:hyperlink>
+      <w:r>
+        <w:rPr>
+          <w:lang w:val="zh_TW" w:bidi="zh_TW"/>
+        </w:rPr>
+        <w:t>；</w:t>
+      </w:r>
+      <w:hyperlink r:id="rId44">
+        <w:r>
+          <w:rPr>
+            <w:lang w:val="zh_TW" w:bidi="zh_TW"/>
+          </w:rPr>
+          <w:rPr>
+            <w:color w:val="0000EE"/>
+            <w:u w:val="single"/>
+          </w:rPr>
+          <w:t>約6:19、22–24</w:t>
+        </w:r>
+      </w:hyperlink>
+      <w:r>
+        <w:rPr>
+          <w:lang w:val="zh_TW" w:bidi="zh_TW"/>
+        </w:rPr>
+        <w:t>，</w:t>
+      </w:r>
+      <w:hyperlink r:id="rId45">
+        <w:r>
+          <w:rPr>
+            <w:lang w:val="zh_TW" w:bidi="zh_TW"/>
+          </w:rPr>
+          <w:rPr>
+            <w:color w:val="0000EE"/>
+            <w:u w:val="single"/>
+          </w:rPr>
+          <w:t>21:8</w:t>
+        </w:r>
+      </w:hyperlink>
+      <w:r>
+        <w:rPr>
+          <w:lang w:val="zh_TW" w:bidi="zh_TW"/>
+        </w:rPr>
+        <w:t>），也有大船，如保羅前往羅馬所乘的大船（</w:t>
+      </w:r>
+      <w:hyperlink r:id="rId46">
+        <w:r>
+          <w:rPr>
+            <w:lang w:val="zh_TW" w:bidi="zh_TW"/>
+          </w:rPr>
+          <w:rPr>
+            <w:color w:val="0000EE"/>
+            <w:u w:val="single"/>
+          </w:rPr>
+          <w:t>徒27:6–44</w:t>
+        </w:r>
+      </w:hyperlink>
+      <w:r>
+        <w:rPr>
+          <w:lang w:val="zh_TW" w:bidi="zh_TW"/>
+        </w:rPr>
+        <w:t>）。</w:t>
+      </w:r>
+      <w:hyperlink r:id="rId47">
+        <w:r>
+          <w:rPr>
+            <w:lang w:val="zh_TW" w:bidi="zh_TW"/>
+          </w:rPr>
+          <w:rPr>
+            <w:color w:val="0000EE"/>
+            <w:u w:val="single"/>
+          </w:rPr>
+          <w:t>使徒行傳二十七章27、30節</w:t>
+        </w:r>
+      </w:hyperlink>
+      <w:r>
+        <w:rPr>
+          <w:lang w:val="zh_TW" w:bidi="zh_TW"/>
+        </w:rPr>
+        <w:t>中提到船員或水手。英文譯本中的mariner一詞指的是水手（</w:t>
+      </w:r>
+      <w:hyperlink r:id="rId48">
+        <w:r>
+          <w:rPr>
+            <w:lang w:val="zh_TW" w:bidi="zh_TW"/>
+          </w:rPr>
+          <w:rPr>
+            <w:color w:val="0000EE"/>
+            <w:u w:val="single"/>
+          </w:rPr>
+          <w:t>結27:9、27–29</w:t>
+        </w:r>
+      </w:hyperlink>
+      <w:r>
+        <w:rPr>
+          <w:lang w:val="zh_TW" w:bidi="zh_TW"/>
+        </w:rPr>
+        <w:t>；</w:t>
+      </w:r>
+      <w:hyperlink r:id="rId49">
+        <w:r>
+          <w:rPr>
+            <w:lang w:val="zh_TW" w:bidi="zh_TW"/>
+          </w:rPr>
+          <w:rPr>
+            <w:color w:val="0000EE"/>
+            <w:u w:val="single"/>
+          </w:rPr>
+          <w:t>拿1:5</w:t>
+        </w:r>
+      </w:hyperlink>
+      <w:r>
+        <w:rPr>
+          <w:lang w:val="zh_TW" w:bidi="zh_TW"/>
+        </w:rPr>
+        <w:t>）。</w:t>
+      </w:r>
+    </w:p>
+    <w:p>
+      <w:pPr/>
+      <w:r>
+        <w:rPr>
+          <w:lang w:val="zh_TW" w:bidi="zh_TW"/>
+        </w:rPr>
+      </w:r>
+      <w:r>
+        <w:rPr>
+          <w:i/>
+          <w:lang w:val="zh_TW" w:bidi="zh_TW"/>
+        </w:rPr>
+        <w:t>另見</w:t>
+      </w:r>
+      <w:r>
+        <w:rPr>
+          <w:lang w:val="zh_TW" w:bidi="zh_TW"/>
+        </w:rPr>
+        <w:t>旅行</w:t>
+      </w:r>
+      <w:r>
+        <w:rPr>
+          <w:lang w:val="zh_TW" w:bidi="zh_TW"/>
+        </w:rPr>
+        <w:t>。</w:t>
+      </w:r>
+      <w:r>
+        <w:rPr>
+          <w:lang w:val="zh_TW" w:bidi="zh_TW"/>
+        </w:rPr>
+      </w:r>
+      <w:r>
+        <w:rPr>
+          <w:lang w:val="zh_TW" w:bidi="zh_TW"/>
+        </w:rPr>
+      </w:r>
+    </w:p>
+    <w:p>
+      <w:pPr/>
+      <w:r>
+        <w:rPr>
+          <w:lang w:val="zh_TW" w:bidi="zh_TW"/>
+        </w:rPr>
+      </w:r>
+    </w:p>
+    <w:p>
+      <w:pPr>
+        <w:pStyle w:val="Heading2"/>
+      </w:pPr>
+      <w:r>
+        <w:rPr>
+          <w:lang w:val="zh_TW" w:bidi="zh_TW"/>
+        </w:rPr>
+        <w:t>稅吏</w:t>
+      </w:r>
+      <w:r>
+        <w:rPr>
+          <w:lang w:val="zh_TW" w:bidi="zh_TW"/>
+        </w:rPr>
+      </w:r>
+    </w:p>
+    <w:p>
+      <w:pPr/>
+      <w:r>
+        <w:rPr>
+          <w:lang w:val="zh_TW" w:bidi="zh_TW"/>
+        </w:rPr>
+      </w:r>
+      <w:r>
+        <w:rPr>
+          <w:lang w:val="zh_TW" w:bidi="zh_TW"/>
+        </w:rPr>
+        <w:t>負責為政府徵收稅款的人。在新約時期，羅馬政府徵收各種稅款，他們自己的官員負責其中一些工作，但也將部分任務委派給私人，包括猶太人和其他人，這些人必須向當局上交一筆約定的稅款。然而，許多不誠實的稅吏徵收的稅款遠超過人們需要繳納的數額，因此稅吏成為一個被人厭惡的群體，特別是那些欺騙猶太同胞的猶太稅吏。撒該就是一個猶太人，他是「稅吏長」，在耶利哥一帶積累了相當的財富（</w:t>
+      </w:r>
+      <w:hyperlink r:id="rId50">
+        <w:r>
+          <w:rPr>
+            <w:lang w:val="zh_TW" w:bidi="zh_TW"/>
+          </w:rPr>
+          <w:rPr>
+            <w:color w:val="0000EE"/>
+            <w:u w:val="single"/>
+          </w:rPr>
+          <w:t>路19:2–10</w:t>
+        </w:r>
+      </w:hyperlink>
+      <w:r>
+        <w:rPr>
+          <w:lang w:val="zh_TW" w:bidi="zh_TW"/>
+        </w:rPr>
+        <w:t>）。這樣的人被視為罪人，常與「稅吏並罪人」這句法聯繫起來（</w:t>
+      </w:r>
+      <w:hyperlink r:id="rId51">
+        <w:r>
+          <w:rPr>
+            <w:lang w:val="zh_TW" w:bidi="zh_TW"/>
+          </w:rPr>
+          <w:rPr>
+            <w:color w:val="0000EE"/>
+            <w:u w:val="single"/>
+          </w:rPr>
+          <w:t>太9:10–11</w:t>
+        </w:r>
+      </w:hyperlink>
+      <w:r>
+        <w:rPr>
+          <w:lang w:val="zh_TW" w:bidi="zh_TW"/>
+        </w:rPr>
+        <w:t>，</w:t>
+      </w:r>
+      <w:hyperlink r:id="rId52">
+        <w:r>
+          <w:rPr>
+            <w:lang w:val="zh_TW" w:bidi="zh_TW"/>
+          </w:rPr>
+          <w:rPr>
+            <w:color w:val="0000EE"/>
+            <w:u w:val="single"/>
+          </w:rPr>
+          <w:t>11:19</w:t>
+        </w:r>
+      </w:hyperlink>
+      <w:r>
+        <w:rPr>
+          <w:lang w:val="zh_TW" w:bidi="zh_TW"/>
+        </w:rPr>
+        <w:t>；</w:t>
+      </w:r>
+      <w:hyperlink r:id="rId53">
+        <w:r>
+          <w:rPr>
+            <w:lang w:val="zh_TW" w:bidi="zh_TW"/>
+          </w:rPr>
+          <w:rPr>
+            <w:color w:val="0000EE"/>
+            <w:u w:val="single"/>
+          </w:rPr>
+          <w:t>可2:15–16</w:t>
+        </w:r>
+      </w:hyperlink>
+      <w:r>
+        <w:rPr>
+          <w:lang w:val="zh_TW" w:bidi="zh_TW"/>
+        </w:rPr>
+        <w:t>；</w:t>
+      </w:r>
+      <w:hyperlink r:id="rId54">
+        <w:r>
+          <w:rPr>
+            <w:lang w:val="zh_TW" w:bidi="zh_TW"/>
+          </w:rPr>
+          <w:rPr>
+            <w:color w:val="0000EE"/>
+            <w:u w:val="single"/>
+          </w:rPr>
+          <w:t>路5:30</w:t>
+        </w:r>
+      </w:hyperlink>
+      <w:r>
+        <w:rPr>
+          <w:lang w:val="zh_TW" w:bidi="zh_TW"/>
+        </w:rPr>
+        <w:t>，</w:t>
+      </w:r>
+      <w:hyperlink r:id="rId50">
+        <w:r>
+          <w:rPr>
+            <w:lang w:val="zh_TW" w:bidi="zh_TW"/>
+          </w:rPr>
+          <w:rPr>
+            <w:color w:val="0000EE"/>
+            <w:u w:val="single"/>
+          </w:rPr>
+          <w:t>19:2–10</w:t>
+        </w:r>
+      </w:hyperlink>
+      <w:r>
+        <w:rPr>
+          <w:lang w:val="zh_TW" w:bidi="zh_TW"/>
+        </w:rPr>
+        <w:t>）。</w:t>
+      </w:r>
+      <w:r>
+        <w:rPr>
+          <w:lang w:val="zh_TW" w:bidi="zh_TW"/>
+        </w:rPr>
+      </w:r>
+      <w:r>
+        <w:rPr>
+          <w:lang w:val="zh_TW" w:bidi="zh_TW"/>
+        </w:rPr>
+      </w:r>
+    </w:p>
+    <w:p>
+      <w:pPr/>
+      <w:r>
+        <w:rPr>
+          <w:lang w:val="zh_TW" w:bidi="zh_TW"/>
+        </w:rPr>
+      </w:r>
+    </w:p>
+    <w:p>
+      <w:pPr>
+        <w:pStyle w:val="Heading2"/>
+      </w:pPr>
+      <w:r>
+        <w:rPr>
+          <w:lang w:val="zh_TW" w:bidi="zh_TW"/>
+        </w:rPr>
+        <w:t>稅收與課稅</w:t>
+      </w:r>
+      <w:r>
+        <w:rPr>
+          <w:lang w:val="zh_TW" w:bidi="zh_TW"/>
+        </w:rPr>
+      </w:r>
+    </w:p>
+    <w:p>
+      <w:pPr/>
+      <w:r>
+        <w:rPr>
+          <w:lang w:val="zh_TW" w:bidi="zh_TW"/>
+        </w:rPr>
+      </w:r>
+      <w:r>
+        <w:rPr>
+          <w:lang w:val="zh_TW" w:bidi="zh_TW"/>
+        </w:rPr>
+        <w:t>稅收是強大的國家向居住在其境內的人民徵收的金錢或物品</w:t>
+      </w:r>
+      <w:r>
+        <w:rPr>
+          <w:lang w:val="zh_TW" w:bidi="zh_TW"/>
+        </w:rPr>
+        <w:t>。</w:t>
+      </w:r>
+      <w:r>
+        <w:rPr>
+          <w:lang w:val="zh_TW" w:bidi="zh_TW"/>
+        </w:rPr>
+        <w:t>這</w:t>
+      </w:r>
+      <w:r>
+        <w:rPr>
+          <w:lang w:val="zh_TW" w:bidi="zh_TW"/>
+        </w:rPr>
+        <w:t>筆款項</w:t>
+      </w:r>
+      <w:r>
+        <w:rPr>
+          <w:lang w:val="zh_TW" w:bidi="zh_TW"/>
+        </w:rPr>
+        <w:t>也稱為貢品</w:t>
+      </w:r>
+      <w:r>
+        <w:rPr>
+          <w:lang w:val="zh_TW" w:bidi="zh_TW"/>
+        </w:rPr>
+        <w:t>，通常包括金、銀、</w:t>
+      </w:r>
+      <w:r>
+        <w:rPr>
+          <w:lang w:val="zh_TW" w:bidi="zh_TW"/>
+        </w:rPr>
+        <w:t>牲畜</w:t>
+      </w:r>
+      <w:r>
+        <w:rPr>
+          <w:lang w:val="zh_TW" w:bidi="zh_TW"/>
+        </w:rPr>
+        <w:t>、農作物和強制勞動。統治者和祭司</w:t>
+      </w:r>
+      <w:r>
+        <w:rPr>
+          <w:lang w:val="zh_TW" w:bidi="zh_TW"/>
+        </w:rPr>
+        <w:t>也會徵稅</w:t>
+      </w:r>
+      <w:r>
+        <w:rPr>
+          <w:lang w:val="zh_TW" w:bidi="zh_TW"/>
+        </w:rPr>
+        <w:t>以維持聖殿的運作。</w:t>
+      </w:r>
+    </w:p>
+    <w:p>
+      <w:pPr/>
+      <w:r>
+        <w:rPr>
+          <w:lang w:val="zh_TW" w:bidi="zh_TW"/>
+        </w:rPr>
+      </w:r>
+      <w:r>
+        <w:rPr>
+          <w:lang w:val="zh_TW" w:bidi="zh_TW"/>
+        </w:rPr>
+        <w:t>「貢品」</w:t>
+      </w:r>
+      <w:r>
+        <w:rPr>
+          <w:lang w:val="zh_TW" w:bidi="zh_TW"/>
+        </w:rPr>
+        <w:t>（譯註：和合本譯為服苦的僕人）一詞首次在</w:t>
+      </w:r>
+      <w:hyperlink r:id="rId55">
+        <w:r>
+          <w:rPr>
+            <w:lang w:val="zh_TW" w:bidi="zh_TW"/>
+          </w:rPr>
+          <w:rPr>
+            <w:color w:val="0000EE"/>
+            <w:u w:val="single"/>
+          </w:rPr>
+          <w:t>創世記四十九章15節</w:t>
+        </w:r>
+      </w:hyperlink>
+      <w:r>
+        <w:rPr>
+          <w:lang w:val="zh_TW" w:bidi="zh_TW"/>
+        </w:rPr>
+        <w:t>出現。在</w:t>
+      </w:r>
+      <w:hyperlink r:id="rId56">
+        <w:r>
+          <w:rPr>
+            <w:lang w:val="zh_TW" w:bidi="zh_TW"/>
+          </w:rPr>
+          <w:rPr>
+            <w:color w:val="0000EE"/>
+            <w:u w:val="single"/>
+          </w:rPr>
+          <w:t>民數記三十一章28節</w:t>
+        </w:r>
+      </w:hyperlink>
+      <w:r>
+        <w:rPr>
+          <w:lang w:val="zh_TW" w:bidi="zh_TW"/>
+        </w:rPr>
+        <w:t>中，</w:t>
+      </w:r>
+      <w:r>
+        <w:rPr>
+          <w:lang w:val="zh_TW" w:bidi="zh_TW"/>
+        </w:rPr>
+        <w:t>戰利品被分配，其中一部分作為貢品獻給祭司</w:t>
+      </w:r>
+      <w:r>
+        <w:rPr>
+          <w:lang w:val="zh_TW" w:bidi="zh_TW"/>
+        </w:rPr>
+        <w:t>。</w:t>
+      </w:r>
+      <w:r>
+        <w:rPr>
+          <w:lang w:val="zh_TW" w:bidi="zh_TW"/>
+        </w:rPr>
+        <w:t>最初，希伯來人</w:t>
+      </w:r>
+      <w:r>
+        <w:rPr>
+          <w:lang w:val="zh_TW" w:bidi="zh_TW"/>
+        </w:rPr>
+        <w:t>是自願</w:t>
+      </w:r>
+      <w:r>
+        <w:rPr>
+          <w:lang w:val="zh_TW" w:bidi="zh_TW"/>
+        </w:rPr>
+        <w:t>將聖殿的貢品奉獻給主的</w:t>
+      </w:r>
+      <w:r>
+        <w:rPr>
+          <w:lang w:val="zh_TW" w:bidi="zh_TW"/>
+        </w:rPr>
+        <w:t>（</w:t>
+      </w:r>
+      <w:hyperlink r:id="rId57">
+        <w:r>
+          <w:rPr>
+            <w:lang w:val="zh_TW" w:bidi="zh_TW"/>
+          </w:rPr>
+          <w:rPr>
+            <w:color w:val="0000EE"/>
+            <w:u w:val="single"/>
+          </w:rPr>
+          <w:t>申16:10</w:t>
+        </w:r>
+      </w:hyperlink>
+      <w:r>
+        <w:rPr>
+          <w:lang w:val="zh_TW" w:bidi="zh_TW"/>
+        </w:rPr>
+        <w:t>）。</w:t>
+      </w:r>
+      <w:r>
+        <w:rPr>
+          <w:lang w:val="zh_TW" w:bidi="zh_TW"/>
+        </w:rPr>
+        <w:t>後來，這成為一種強制的稅收</w:t>
+      </w:r>
+      <w:r>
+        <w:rPr>
+          <w:lang w:val="zh_TW" w:bidi="zh_TW"/>
+        </w:rPr>
+        <w:t>（</w:t>
+      </w:r>
+      <w:hyperlink r:id="rId58">
+        <w:r>
+          <w:rPr>
+            <w:lang w:val="zh_TW" w:bidi="zh_TW"/>
+          </w:rPr>
+          <w:rPr>
+            <w:color w:val="0000EE"/>
+            <w:u w:val="single"/>
+          </w:rPr>
+          <w:t>太17:24</w:t>
+        </w:r>
+      </w:hyperlink>
+      <w:r>
+        <w:rPr>
+          <w:lang w:val="zh_TW" w:bidi="zh_TW"/>
+        </w:rPr>
+        <w:t>）。</w:t>
+      </w:r>
+    </w:p>
+    <w:p>
+      <w:pPr>
+        <w:pStyle w:val="Heading3"/>
+      </w:pPr>
+      <w:r>
+        <w:rPr>
+          <w:lang w:val="zh_TW" w:bidi="zh_TW"/>
+        </w:rPr>
+        <w:t>古代世界的</w:t>
+      </w:r>
+      <w:r>
+        <w:rPr>
+          <w:lang w:val="zh_TW" w:bidi="zh_TW"/>
+        </w:rPr>
+        <w:t>稅收</w:t>
+      </w:r>
+    </w:p>
+    <w:p>
+      <w:pPr/>
+      <w:r>
+        <w:rPr>
+          <w:lang w:val="zh_TW" w:bidi="zh_TW"/>
+        </w:rPr>
+      </w:r>
+      <w:r>
+        <w:rPr>
+          <w:lang w:val="zh_TW" w:bidi="zh_TW"/>
+        </w:rPr>
+        <w:t>早在公元前2500年，</w:t>
+      </w:r>
+      <w:r>
+        <w:rPr>
+          <w:lang w:val="zh_TW" w:bidi="zh_TW"/>
+        </w:rPr>
+        <w:t>稅收已經影響了拉加什（</w:t>
+      </w:r>
+      <w:r>
+        <w:rPr>
+          <w:lang w:val="zh_TW" w:bidi="zh_TW"/>
+        </w:rPr>
+        <w:t>Lagash）這個城市</w:t>
+      </w:r>
+      <w:r>
+        <w:rPr>
+          <w:lang w:val="zh_TW" w:bidi="zh_TW"/>
+        </w:rPr>
+        <w:t>生活的各個方面</w:t>
+      </w:r>
+      <w:r>
+        <w:rPr>
+          <w:lang w:val="zh_TW" w:bidi="zh_TW"/>
+        </w:rPr>
+        <w:t>，包括</w:t>
+      </w:r>
+      <w:r>
+        <w:rPr>
+          <w:lang w:val="zh_TW" w:bidi="zh_TW"/>
+        </w:rPr>
+        <w:t>收入、婚姻、離婚和死亡</w:t>
+      </w:r>
+      <w:r>
+        <w:rPr>
+          <w:lang w:val="zh_TW" w:bidi="zh_TW"/>
+        </w:rPr>
+        <w:t>。蘇美人（Sumerians）相信土地屬於神和國王，因此他們須支付租金或稅款。</w:t>
+      </w:r>
+    </w:p>
+    <w:p>
+      <w:pPr>
+        <w:pStyle w:val="Heading4"/>
+      </w:pPr>
+      <w:r>
+        <w:rPr>
+          <w:lang w:val="zh_TW" w:bidi="zh_TW"/>
+        </w:rPr>
+        <w:t>古代以色列的</w:t>
+      </w:r>
+      <w:r>
+        <w:rPr>
+          <w:lang w:val="zh_TW" w:bidi="zh_TW"/>
+        </w:rPr>
+        <w:t>稅收</w:t>
+      </w:r>
+    </w:p>
+    <w:p>
+      <w:pPr/>
+      <w:r>
+        <w:rPr>
+          <w:lang w:val="zh_TW" w:bidi="zh_TW"/>
+        </w:rPr>
+      </w:r>
+      <w:r>
+        <w:rPr>
+          <w:lang w:val="zh_TW" w:bidi="zh_TW"/>
+        </w:rPr>
+        <w:t>在埃及，約瑟在七個豐年期間徵收了20%的穀物，來為接下來的七個荒年做準備（</w:t>
+      </w:r>
+      <w:hyperlink r:id="rId59">
+        <w:r>
+          <w:rPr>
+            <w:lang w:val="zh_TW" w:bidi="zh_TW"/>
+          </w:rPr>
+          <w:rPr>
+            <w:color w:val="0000EE"/>
+            <w:u w:val="single"/>
+          </w:rPr>
+          <w:t>創41:25–42:5</w:t>
+        </w:r>
+      </w:hyperlink>
+      <w:r>
+        <w:rPr>
+          <w:lang w:val="zh_TW" w:bidi="zh_TW"/>
+        </w:rPr>
+        <w:t>）。後來，在飢荒期間，人民將土地賣給法老，因此他擁有了埃及大部分的土地。從那時起，人民耕種土地，並從收成中給法老20%的稅（創47:13–26）。</w:t>
+      </w:r>
+    </w:p>
+    <w:p>
+      <w:pPr/>
+      <w:r>
+        <w:rPr>
+          <w:lang w:val="zh_TW" w:bidi="zh_TW"/>
+        </w:rPr>
+      </w:r>
+      <w:r>
+        <w:rPr>
+          <w:lang w:val="zh_TW" w:bidi="zh_TW"/>
+        </w:rPr>
+        <w:t>像大衛這樣用血汗換取江山的國王，</w:t>
+      </w:r>
+      <w:r>
+        <w:rPr>
+          <w:lang w:val="zh_TW" w:bidi="zh_TW"/>
+        </w:rPr>
+        <w:t>無需向自己的百姓徵稅就能保持國庫充盈</w:t>
+      </w:r>
+      <w:r>
+        <w:rPr>
+          <w:lang w:val="zh_TW" w:bidi="zh_TW"/>
+        </w:rPr>
+        <w:t>。被征服的民族，如迦南人，</w:t>
+      </w:r>
+      <w:r>
+        <w:rPr>
+          <w:lang w:val="zh_TW" w:bidi="zh_TW"/>
+        </w:rPr>
+        <w:t>會向國庫貢獻財富</w:t>
+      </w:r>
+      <w:r>
+        <w:rPr>
+          <w:lang w:val="zh_TW" w:bidi="zh_TW"/>
+        </w:rPr>
+        <w:t>（</w:t>
+      </w:r>
+      <w:hyperlink r:id="rId60">
+        <w:r>
+          <w:rPr>
+            <w:lang w:val="zh_TW" w:bidi="zh_TW"/>
+          </w:rPr>
+          <w:rPr>
+            <w:color w:val="0000EE"/>
+            <w:u w:val="single"/>
+          </w:rPr>
+          <w:t>撒下8:6–14</w:t>
+        </w:r>
+      </w:hyperlink>
+      <w:r>
+        <w:rPr>
+          <w:lang w:val="zh_TW" w:bidi="zh_TW"/>
+        </w:rPr>
+        <w:t>；</w:t>
+      </w:r>
+      <w:hyperlink r:id="rId61">
+        <w:r>
+          <w:rPr>
+            <w:lang w:val="zh_TW" w:bidi="zh_TW"/>
+          </w:rPr>
+          <w:rPr>
+            <w:color w:val="0000EE"/>
+            <w:u w:val="single"/>
+          </w:rPr>
+          <w:t>代上27:25–31</w:t>
+        </w:r>
+      </w:hyperlink>
+      <w:r>
+        <w:rPr>
+          <w:lang w:val="zh_TW" w:bidi="zh_TW"/>
+        </w:rPr>
+        <w:t>）。</w:t>
+      </w:r>
+      <w:r>
+        <w:rPr>
+          <w:lang w:val="zh_TW" w:bidi="zh_TW"/>
+        </w:rPr>
+        <w:t>這些財富包括</w:t>
+      </w:r>
+      <w:r>
+        <w:rPr>
+          <w:lang w:val="zh_TW" w:bidi="zh_TW"/>
+        </w:rPr>
+        <w:t>金、銀、銅、1,700 名騎兵和 20,000名步兵。此外，大衛和他的繼任者經常</w:t>
+      </w:r>
+      <w:r>
+        <w:rPr>
+          <w:lang w:val="zh_TW" w:bidi="zh_TW"/>
+        </w:rPr>
+        <w:t>強迫以色列境內的</w:t>
+      </w:r>
+      <w:r>
+        <w:rPr>
+          <w:lang w:val="zh_TW" w:bidi="zh_TW"/>
+        </w:rPr>
+        <w:t>外邦人</w:t>
+      </w:r>
+      <w:r>
+        <w:rPr>
+          <w:lang w:val="zh_TW" w:bidi="zh_TW"/>
+        </w:rPr>
+        <w:t>做苦工</w:t>
+      </w:r>
+      <w:r>
+        <w:rPr>
+          <w:lang w:val="zh_TW" w:bidi="zh_TW"/>
+        </w:rPr>
+        <w:t>（</w:t>
+      </w:r>
+      <w:hyperlink r:id="rId62">
+        <w:r>
+          <w:rPr>
+            <w:lang w:val="zh_TW" w:bidi="zh_TW"/>
+          </w:rPr>
+          <w:rPr>
+            <w:color w:val="0000EE"/>
+            <w:u w:val="single"/>
+          </w:rPr>
+          <w:t>撒下20:24</w:t>
+        </w:r>
+      </w:hyperlink>
+      <w:r>
+        <w:rPr>
+          <w:lang w:val="zh_TW" w:bidi="zh_TW"/>
+        </w:rPr>
+        <w:t>；王上</w:t>
+      </w:r>
+      <w:hyperlink r:id="rId63">
+        <w:r>
+          <w:rPr>
+            <w:lang w:val="zh_TW" w:bidi="zh_TW"/>
+          </w:rPr>
+          <w:rPr>
+            <w:color w:val="0000EE"/>
+            <w:u w:val="single"/>
+          </w:rPr>
+          <w:t>9:20–21</w:t>
+        </w:r>
+      </w:hyperlink>
+      <w:r>
+        <w:rPr>
+          <w:lang w:val="zh_TW" w:bidi="zh_TW"/>
+        </w:rPr>
+        <w:t>）。</w:t>
+      </w:r>
+    </w:p>
+    <w:p>
+      <w:pPr/>
+      <w:r>
+        <w:rPr>
+          <w:lang w:val="zh_TW" w:bidi="zh_TW"/>
+        </w:rPr>
+      </w:r>
+      <w:r>
+        <w:rPr>
+          <w:lang w:val="zh_TW" w:bidi="zh_TW"/>
+        </w:rPr>
+        <w:t>以色列可能最早在所羅門統治時期就開始徵稅</w:t>
+      </w:r>
+      <w:r>
+        <w:rPr>
+          <w:lang w:val="zh_TW" w:bidi="zh_TW"/>
+        </w:rPr>
+        <w:t>。在這段時間，收入來自貢品，而非戰利品。為了支持宮廷和大型建築工程，所羅門將以色列分為12個地區，每個地區都</w:t>
+      </w:r>
+      <w:r>
+        <w:rPr>
+          <w:lang w:val="zh_TW" w:bidi="zh_TW"/>
+        </w:rPr>
+        <w:t>派</w:t>
+      </w:r>
+      <w:r>
+        <w:rPr>
+          <w:lang w:val="zh_TW" w:bidi="zh_TW"/>
+        </w:rPr>
+        <w:t>一名</w:t>
+      </w:r>
+      <w:r>
+        <w:rPr>
+          <w:lang w:val="zh_TW" w:bidi="zh_TW"/>
+        </w:rPr>
+        <w:t>官吏。</w:t>
+      </w:r>
+      <w:r>
+        <w:rPr>
+          <w:lang w:val="zh_TW" w:bidi="zh_TW"/>
+        </w:rPr>
+        <w:t>而這些官吏每年為王家提供一個月的食物和其它支持（</w:t>
+      </w:r>
+      <w:hyperlink r:id="rId64">
+        <w:r>
+          <w:rPr>
+            <w:lang w:val="zh_TW" w:bidi="zh_TW"/>
+          </w:rPr>
+          <w:rPr>
+            <w:color w:val="0000EE"/>
+            <w:u w:val="single"/>
+          </w:rPr>
+          <w:t>王上4:7</w:t>
+        </w:r>
+      </w:hyperlink>
+      <w:r>
+        <w:rPr>
+          <w:lang w:val="zh_TW" w:bidi="zh_TW"/>
+        </w:rPr>
+        <w:t>）。</w:t>
+      </w:r>
+    </w:p>
+    <w:p>
+      <w:pPr/>
+      <w:r>
+        <w:rPr>
+          <w:lang w:val="zh_TW" w:bidi="zh_TW"/>
+        </w:rPr>
+      </w:r>
+      <w:r>
+        <w:rPr>
+          <w:lang w:val="zh_TW" w:bidi="zh_TW"/>
+        </w:rPr>
+        <w:t>所羅門還通過對經過他王國的商隊徵稅來獲得收入</w:t>
+      </w:r>
+      <w:r>
+        <w:rPr>
+          <w:lang w:val="zh_TW" w:bidi="zh_TW"/>
+        </w:rPr>
+        <w:t>。此外，外邦人和以色列人都被迫</w:t>
+      </w:r>
+      <w:r>
+        <w:rPr>
+          <w:lang w:val="zh_TW" w:bidi="zh_TW"/>
+        </w:rPr>
+        <w:t>參與大型項目</w:t>
+      </w:r>
+      <w:r>
+        <w:rPr>
+          <w:lang w:val="zh_TW" w:bidi="zh_TW"/>
+        </w:rPr>
+        <w:t>，</w:t>
+      </w:r>
+      <w:r>
+        <w:rPr>
+          <w:lang w:val="zh_TW" w:bidi="zh_TW"/>
+        </w:rPr>
+        <w:t>特別是</w:t>
+      </w:r>
+      <w:r>
+        <w:rPr>
+          <w:lang w:val="zh_TW" w:bidi="zh_TW"/>
+        </w:rPr>
+        <w:t>聖殿</w:t>
+      </w:r>
+      <w:r>
+        <w:rPr>
+          <w:lang w:val="zh_TW" w:bidi="zh_TW"/>
+        </w:rPr>
+        <w:t>的建設</w:t>
+      </w:r>
+      <w:r>
+        <w:rPr>
+          <w:lang w:val="zh_TW" w:bidi="zh_TW"/>
+        </w:rPr>
+        <w:t>（</w:t>
+      </w:r>
+      <w:hyperlink r:id="rId65">
+        <w:r>
+          <w:rPr>
+            <w:lang w:val="zh_TW" w:bidi="zh_TW"/>
+          </w:rPr>
+          <w:rPr>
+            <w:color w:val="0000EE"/>
+            <w:u w:val="single"/>
+          </w:rPr>
+          <w:t>王上5:13</w:t>
+        </w:r>
+      </w:hyperlink>
+      <w:r>
+        <w:rPr>
+          <w:lang w:val="zh_TW" w:bidi="zh_TW"/>
+        </w:rPr>
+        <w:t>，</w:t>
+      </w:r>
+      <w:hyperlink r:id="rId63">
+        <w:r>
+          <w:rPr>
+            <w:lang w:val="zh_TW" w:bidi="zh_TW"/>
+          </w:rPr>
+          <w:rPr>
+            <w:color w:val="0000EE"/>
+            <w:u w:val="single"/>
+          </w:rPr>
+          <w:t>9:20–21</w:t>
+        </w:r>
+      </w:hyperlink>
+      <w:r>
+        <w:rPr>
+          <w:lang w:val="zh_TW" w:bidi="zh_TW"/>
+        </w:rPr>
+        <w:t>；</w:t>
+      </w:r>
+      <w:hyperlink r:id="rId66">
+        <w:r>
+          <w:rPr>
+            <w:lang w:val="zh_TW" w:bidi="zh_TW"/>
+          </w:rPr>
+          <w:rPr>
+            <w:color w:val="0000EE"/>
+            <w:u w:val="single"/>
+          </w:rPr>
+          <w:t>代下8:7–8</w:t>
+        </w:r>
+      </w:hyperlink>
+      <w:r>
+        <w:rPr>
+          <w:lang w:val="zh_TW" w:bidi="zh_TW"/>
+        </w:rPr>
+        <w:t>）。考古學家從出土罐子的罐柄上，找到了印有希伯來文「歸於王」的印記。這些很可能是用來收集作為王室徵收部分貨物的大罐子（</w:t>
+      </w:r>
+      <w:hyperlink r:id="rId67">
+        <w:r>
+          <w:rPr>
+            <w:lang w:val="zh_TW" w:bidi="zh_TW"/>
+          </w:rPr>
+          <w:rPr>
+            <w:color w:val="0000EE"/>
+            <w:u w:val="single"/>
+          </w:rPr>
+          <w:t>代下2:10</w:t>
+        </w:r>
+      </w:hyperlink>
+      <w:r>
+        <w:rPr>
+          <w:lang w:val="zh_TW" w:bidi="zh_TW"/>
+        </w:rPr>
+        <w:t>）。</w:t>
+      </w:r>
+    </w:p>
+    <w:p>
+      <w:pPr/>
+      <w:r>
+        <w:rPr>
+          <w:lang w:val="zh_TW" w:bidi="zh_TW"/>
+        </w:rPr>
+      </w:r>
+      <w:r>
+        <w:rPr>
+          <w:lang w:val="zh_TW" w:bidi="zh_TW"/>
+        </w:rPr>
+        <w:t>約沙法成功地在國內向人民徵稅（</w:t>
+      </w:r>
+      <w:hyperlink r:id="rId68">
+        <w:r>
+          <w:rPr>
+            <w:lang w:val="zh_TW" w:bidi="zh_TW"/>
+          </w:rPr>
+          <w:rPr>
+            <w:color w:val="0000EE"/>
+            <w:u w:val="single"/>
+          </w:rPr>
+          <w:t>代下17:5</w:t>
+        </w:r>
+      </w:hyperlink>
+      <w:r>
+        <w:rPr>
+          <w:lang w:val="zh_TW" w:bidi="zh_TW"/>
+        </w:rPr>
+        <w:t>）。</w:t>
+      </w:r>
+      <w:r>
+        <w:rPr>
+          <w:lang w:val="zh_TW" w:bidi="zh_TW"/>
+        </w:rPr>
+        <w:t>他還繼續收取來自外國的貢品，</w:t>
+      </w:r>
+      <w:r>
+        <w:rPr>
+          <w:lang w:val="zh_TW" w:bidi="zh_TW"/>
+        </w:rPr>
+        <w:t>包括來自非利士人的金和銀，以及來自阿拉伯人的7,700隻公</w:t>
+      </w:r>
+      <w:r>
+        <w:rPr>
+          <w:lang w:val="zh_TW" w:bidi="zh_TW"/>
+        </w:rPr>
+        <w:t>綿</w:t>
+      </w:r>
+      <w:r>
+        <w:rPr>
+          <w:lang w:val="zh_TW" w:bidi="zh_TW"/>
+        </w:rPr>
+        <w:t>羊和7,700隻公山羊（</w:t>
+      </w:r>
+      <w:hyperlink r:id="rId69">
+        <w:r>
+          <w:rPr>
+            <w:lang w:val="zh_TW" w:bidi="zh_TW"/>
+          </w:rPr>
+          <w:rPr>
+            <w:color w:val="0000EE"/>
+            <w:u w:val="single"/>
+          </w:rPr>
+          <w:t>代下17:11–12</w:t>
+        </w:r>
+      </w:hyperlink>
+      <w:r>
+        <w:rPr>
+          <w:lang w:val="zh_TW" w:bidi="zh_TW"/>
+        </w:rPr>
+        <w:t>）。隨著鄰國日漸壯大，猶大開始進貢給外邦列國。亞述王西拿基立要求</w:t>
+      </w:r>
+      <w:r>
+        <w:rPr>
+          <w:lang w:val="zh_TW" w:bidi="zh_TW"/>
+        </w:rPr>
+        <w:t>銀子</w:t>
+      </w:r>
+      <w:r>
+        <w:rPr>
+          <w:lang w:val="zh_TW" w:bidi="zh_TW"/>
+        </w:rPr>
+        <w:t>300他連得和</w:t>
+      </w:r>
+      <w:r>
+        <w:rPr>
+          <w:lang w:val="zh_TW" w:bidi="zh_TW"/>
+        </w:rPr>
+        <w:t>金子</w:t>
+      </w:r>
+      <w:r>
+        <w:rPr>
+          <w:lang w:val="zh_TW" w:bidi="zh_TW"/>
+        </w:rPr>
+        <w:t>30他連得，甚至使猶大國要把聖殿的門上的金子</w:t>
+      </w:r>
+      <w:r>
+        <w:rPr>
+          <w:lang w:val="zh_TW" w:bidi="zh_TW"/>
+        </w:rPr>
+        <w:t>刮下來</w:t>
+      </w:r>
+      <w:r>
+        <w:rPr>
+          <w:lang w:val="zh_TW" w:bidi="zh_TW"/>
+        </w:rPr>
+        <w:t>（</w:t>
+      </w:r>
+      <w:hyperlink r:id="rId70">
+        <w:r>
+          <w:rPr>
+            <w:lang w:val="zh_TW" w:bidi="zh_TW"/>
+          </w:rPr>
+          <w:rPr>
+            <w:color w:val="0000EE"/>
+            <w:u w:val="single"/>
+          </w:rPr>
+          <w:t>王下18:14–16</w:t>
+        </w:r>
+      </w:hyperlink>
+      <w:r>
+        <w:rPr>
+          <w:lang w:val="zh_TW" w:bidi="zh_TW"/>
+        </w:rPr>
+        <w:t>）。後來，法老尼哥要求</w:t>
+      </w:r>
+      <w:r>
+        <w:rPr>
+          <w:lang w:val="zh_TW" w:bidi="zh_TW"/>
+        </w:rPr>
+        <w:t>猶大國</w:t>
+      </w:r>
+      <w:r>
+        <w:rPr>
+          <w:lang w:val="zh_TW" w:bidi="zh_TW"/>
+        </w:rPr>
+        <w:t>提供</w:t>
+      </w:r>
+      <w:r>
+        <w:rPr>
+          <w:lang w:val="zh_TW" w:bidi="zh_TW"/>
+        </w:rPr>
+        <w:t>銀子</w:t>
+      </w:r>
+      <w:r>
+        <w:rPr>
+          <w:lang w:val="zh_TW" w:bidi="zh_TW"/>
+        </w:rPr>
+        <w:t>100他連得和</w:t>
+      </w:r>
+      <w:r>
+        <w:rPr>
+          <w:lang w:val="zh_TW" w:bidi="zh_TW"/>
+        </w:rPr>
+        <w:t>金子</w:t>
+      </w:r>
+      <w:r>
+        <w:rPr>
+          <w:lang w:val="zh_TW" w:bidi="zh_TW"/>
+        </w:rPr>
+        <w:t>一他連得（</w:t>
+      </w:r>
+      <w:hyperlink r:id="rId71">
+        <w:r>
+          <w:rPr>
+            <w:lang w:val="zh_TW" w:bidi="zh_TW"/>
+          </w:rPr>
+          <w:rPr>
+            <w:color w:val="0000EE"/>
+            <w:u w:val="single"/>
+          </w:rPr>
+          <w:t>王下23:33</w:t>
+        </w:r>
+      </w:hyperlink>
+      <w:r>
+        <w:rPr>
+          <w:lang w:val="zh_TW" w:bidi="zh_TW"/>
+        </w:rPr>
+        <w:t>）。不久之後，尼布甲尼撒奪走了聖殿和王宮</w:t>
+      </w:r>
+      <w:r>
+        <w:rPr>
+          <w:lang w:val="zh_TW" w:bidi="zh_TW"/>
+        </w:rPr>
+        <w:t>中的</w:t>
+      </w:r>
+      <w:r>
+        <w:rPr>
+          <w:lang w:val="zh_TW" w:bidi="zh_TW"/>
+        </w:rPr>
+        <w:t>所有的</w:t>
+      </w:r>
+      <w:r>
+        <w:rPr>
+          <w:lang w:val="zh_TW" w:bidi="zh_TW"/>
+        </w:rPr>
+        <w:t>寶物</w:t>
+      </w:r>
+      <w:r>
+        <w:rPr>
+          <w:lang w:val="zh_TW" w:bidi="zh_TW"/>
+        </w:rPr>
+        <w:t>，又帶走了10,000名俘虜、</w:t>
+      </w:r>
+      <w:r>
+        <w:rPr>
+          <w:lang w:val="zh_TW" w:bidi="zh_TW"/>
+        </w:rPr>
+        <w:t>木匠</w:t>
+      </w:r>
+      <w:r>
+        <w:rPr>
+          <w:lang w:val="zh_TW" w:bidi="zh_TW"/>
+        </w:rPr>
+        <w:t>和鐵匠。除了</w:t>
+      </w:r>
+      <w:r>
+        <w:rPr>
+          <w:lang w:val="zh_TW" w:bidi="zh_TW"/>
+        </w:rPr>
+        <w:t>極貧窮的人</w:t>
+      </w:r>
+      <w:r>
+        <w:rPr>
+          <w:lang w:val="zh_TW" w:bidi="zh_TW"/>
+        </w:rPr>
+        <w:t>外，耶路撒冷幾乎無人居住（</w:t>
+      </w:r>
+      <w:hyperlink r:id="rId72">
+        <w:r>
+          <w:rPr>
+            <w:lang w:val="zh_TW" w:bidi="zh_TW"/>
+          </w:rPr>
+          <w:rPr>
+            <w:color w:val="0000EE"/>
+            <w:u w:val="single"/>
+          </w:rPr>
+          <w:t>王下24:13–16</w:t>
+        </w:r>
+      </w:hyperlink>
+      <w:r>
+        <w:rPr>
+          <w:lang w:val="zh_TW" w:bidi="zh_TW"/>
+        </w:rPr>
+        <w:t>）。</w:t>
+      </w:r>
+    </w:p>
+    <w:p>
+      <w:pPr>
+        <w:pStyle w:val="Heading4"/>
+      </w:pPr>
+      <w:r>
+        <w:rPr>
+          <w:lang w:val="zh_TW" w:bidi="zh_TW"/>
+        </w:rPr>
+        <w:t>外國的</w:t>
+      </w:r>
+      <w:r>
+        <w:rPr>
+          <w:lang w:val="zh_TW" w:bidi="zh_TW"/>
+        </w:rPr>
+        <w:t>課稅</w:t>
+      </w:r>
+    </w:p>
+    <w:p>
+      <w:pPr/>
+      <w:r>
+        <w:rPr>
+          <w:lang w:val="zh_TW" w:bidi="zh_TW"/>
+        </w:rPr>
+      </w:r>
+      <w:r>
+        <w:rPr>
+          <w:lang w:val="zh_TW" w:bidi="zh_TW"/>
+        </w:rPr>
+        <w:t>波斯人建立了一個固定的稅制。在這個制度中，總督（各省的巡撫）</w:t>
+      </w:r>
+      <w:r>
+        <w:rPr>
+          <w:lang w:val="zh_TW" w:bidi="zh_TW"/>
+        </w:rPr>
+        <w:t>需要</w:t>
+      </w:r>
+      <w:r>
+        <w:rPr>
+          <w:lang w:val="zh_TW" w:bidi="zh_TW"/>
+        </w:rPr>
+        <w:t>向皇家庫房支付固定的金額（</w:t>
+      </w:r>
+      <w:hyperlink r:id="rId73">
+        <w:r>
+          <w:rPr>
+            <w:lang w:val="zh_TW" w:bidi="zh_TW"/>
+          </w:rPr>
+          <w:rPr>
+            <w:color w:val="0000EE"/>
+            <w:u w:val="single"/>
+          </w:rPr>
+          <w:t>斯10:1</w:t>
+        </w:r>
+      </w:hyperlink>
+      <w:r>
+        <w:rPr>
+          <w:lang w:val="zh_TW" w:bidi="zh_TW"/>
+        </w:rPr>
+        <w:t>）。亞達薛西一世</w:t>
+      </w:r>
+      <w:r>
+        <w:rPr>
+          <w:lang w:val="zh_TW" w:bidi="zh_TW"/>
+        </w:rPr>
+        <w:t>豁免了</w:t>
+      </w:r>
+      <w:r>
+        <w:rPr>
+          <w:lang w:val="zh_TW" w:bidi="zh_TW"/>
+        </w:rPr>
+        <w:t>祭司、利未人和聖殿工人的稅務責任（</w:t>
+      </w:r>
+      <w:hyperlink r:id="rId74">
+        <w:r>
+          <w:rPr>
+            <w:lang w:val="zh_TW" w:bidi="zh_TW"/>
+          </w:rPr>
+          <w:rPr>
+            <w:color w:val="0000EE"/>
+            <w:u w:val="single"/>
+          </w:rPr>
+          <w:t>拉7:24</w:t>
+        </w:r>
+      </w:hyperlink>
+      <w:r>
+        <w:rPr>
+          <w:lang w:val="zh_TW" w:bidi="zh_TW"/>
+        </w:rPr>
+        <w:t>）。</w:t>
+      </w:r>
+      <w:r>
+        <w:rPr>
+          <w:lang w:val="zh_TW" w:bidi="zh_TW"/>
+        </w:rPr>
+        <w:t>此外，有些</w:t>
+      </w:r>
+      <w:r>
+        <w:rPr>
+          <w:lang w:val="zh_TW" w:bidi="zh_TW"/>
+        </w:rPr>
+        <w:t>巡撫（譯註：和合本譯作「省長」）向</w:t>
+      </w:r>
+      <w:r>
+        <w:rPr>
+          <w:lang w:val="zh_TW" w:bidi="zh_TW"/>
+        </w:rPr>
+        <w:t>百姓索要</w:t>
+      </w:r>
+      <w:r>
+        <w:rPr>
+          <w:lang w:val="zh_TW" w:bidi="zh_TW"/>
+        </w:rPr>
+        <w:t>額外的稅</w:t>
+      </w:r>
+      <w:r>
+        <w:rPr>
+          <w:lang w:val="zh_TW" w:bidi="zh_TW"/>
+        </w:rPr>
+        <w:t>收</w:t>
+      </w:r>
+      <w:r>
+        <w:rPr>
+          <w:lang w:val="zh_TW" w:bidi="zh_TW"/>
+        </w:rPr>
+        <w:t>，</w:t>
+      </w:r>
+      <w:r>
+        <w:rPr>
+          <w:lang w:val="zh_TW" w:bidi="zh_TW"/>
+        </w:rPr>
+        <w:t>用以供應其家庭的開支，</w:t>
+      </w:r>
+      <w:r>
+        <w:rPr>
+          <w:lang w:val="zh_TW" w:bidi="zh_TW"/>
+        </w:rPr>
+        <w:t>包括糧物、酒和</w:t>
+      </w:r>
+      <w:r>
+        <w:rPr>
+          <w:lang w:val="zh_TW" w:bidi="zh_TW"/>
+        </w:rPr>
+        <w:t>銀子</w:t>
+      </w:r>
+      <w:r>
+        <w:rPr>
+          <w:lang w:val="zh_TW" w:bidi="zh_TW"/>
+        </w:rPr>
+        <w:t>40舍客勒（</w:t>
+      </w:r>
+      <w:hyperlink r:id="rId75">
+        <w:r>
+          <w:rPr>
+            <w:lang w:val="zh_TW" w:bidi="zh_TW"/>
+          </w:rPr>
+          <w:rPr>
+            <w:color w:val="0000EE"/>
+            <w:u w:val="single"/>
+          </w:rPr>
+          <w:t>尼5:14–15</w:t>
+        </w:r>
+      </w:hyperlink>
+      <w:r>
+        <w:rPr>
+          <w:lang w:val="zh_TW" w:bidi="zh_TW"/>
+        </w:rPr>
+        <w:t>）。但作為巡撫，尼希米並沒有領取這筆食物津貼，因為他認為當時百姓的稅務負擔已經十分沉重。人們不得不以他們的田地、葡萄園和房屋作抵押借款，以支付「王的稅項」。這意味著如果他們無法償還貸款，就有失去財產的風險。大流士允許猶太人使用王室的稅金來重建聖殿（</w:t>
+      </w:r>
+      <w:hyperlink r:id="rId76">
+        <w:r>
+          <w:rPr>
+            <w:lang w:val="zh_TW" w:bidi="zh_TW"/>
+          </w:rPr>
+          <w:rPr>
+            <w:color w:val="0000EE"/>
+            <w:u w:val="single"/>
+          </w:rPr>
+          <w:t>拉6:7–10</w:t>
+        </w:r>
+      </w:hyperlink>
+      <w:r>
+        <w:rPr>
+          <w:lang w:val="zh_TW" w:bidi="zh_TW"/>
+        </w:rPr>
+        <w:t>）。</w:t>
+      </w:r>
+    </w:p>
+    <w:p>
+      <w:pPr/>
+      <w:r>
+        <w:rPr>
+          <w:lang w:val="zh_TW" w:bidi="zh_TW"/>
+        </w:rPr>
+      </w:r>
+      <w:r>
+        <w:rPr>
+          <w:lang w:val="zh_TW" w:bidi="zh_TW"/>
+        </w:rPr>
+        <w:t>在西流古（Seleucids）、托勒密（Ptolemies）和羅馬的時代，收稅方式有所改變。稅吏的職位被賣給出價最高的人，然後他們從人民身上榨取最高的稅金來建立個人財富。猶太人繳納什一稅以維修聖殿，並</w:t>
+      </w:r>
+      <w:r>
+        <w:rPr>
+          <w:lang w:val="zh_TW" w:bidi="zh_TW"/>
+        </w:rPr>
+        <w:t>繳納</w:t>
+      </w:r>
+      <w:r>
+        <w:rPr>
+          <w:lang w:val="zh_TW" w:bidi="zh_TW"/>
+        </w:rPr>
+        <w:t>高達三分之一的穀物和一半的水果的稅。此外，他們還</w:t>
+      </w:r>
+      <w:r>
+        <w:rPr>
+          <w:lang w:val="zh_TW" w:bidi="zh_TW"/>
+        </w:rPr>
+        <w:t>需要</w:t>
+      </w:r>
+      <w:r>
+        <w:rPr>
+          <w:lang w:val="zh_TW" w:bidi="zh_TW"/>
+        </w:rPr>
+        <w:t>支付</w:t>
+      </w:r>
+      <w:r>
+        <w:rPr>
+          <w:lang w:val="zh_TW" w:bidi="zh_TW"/>
+        </w:rPr>
+        <w:t>消費稅、銷售稅和人頭稅</w:t>
+      </w:r>
+      <w:r>
+        <w:rPr>
+          <w:lang w:val="zh_TW" w:bidi="zh_TW"/>
+        </w:rPr>
+        <w:t>。</w:t>
+      </w:r>
+    </w:p>
+    <w:p>
+      <w:pPr>
+        <w:pStyle w:val="Heading4"/>
+      </w:pPr>
+      <w:r>
+        <w:rPr>
+          <w:lang w:val="zh_TW" w:bidi="zh_TW"/>
+        </w:rPr>
+        <w:t>猶太法律中的稅收與實踐</w:t>
+      </w:r>
+    </w:p>
+    <w:p>
+      <w:pPr/>
+      <w:r>
+        <w:rPr>
+          <w:lang w:val="zh_TW" w:bidi="zh_TW"/>
+        </w:rPr>
+      </w:r>
+      <w:r>
+        <w:rPr>
+          <w:lang w:val="zh_TW" w:bidi="zh_TW"/>
+        </w:rPr>
+        <w:t>除了</w:t>
+      </w:r>
+      <w:r>
+        <w:rPr>
+          <w:lang w:val="zh_TW" w:bidi="zh_TW"/>
+        </w:rPr>
+        <w:t>外國的</w:t>
+      </w:r>
+      <w:r>
+        <w:rPr>
+          <w:lang w:val="zh_TW" w:bidi="zh_TW"/>
+        </w:rPr>
+        <w:t>稅外，</w:t>
+      </w:r>
+      <w:r>
+        <w:rPr>
+          <w:lang w:val="zh_TW" w:bidi="zh_TW"/>
+        </w:rPr>
+        <w:t>世界各地的猶太人，凡20歲以上的</w:t>
+      </w:r>
+      <w:r>
+        <w:rPr>
+          <w:lang w:val="zh_TW" w:bidi="zh_TW"/>
+        </w:rPr>
+        <w:t>（</w:t>
+      </w:r>
+      <w:hyperlink r:id="rId77">
+        <w:r>
+          <w:rPr>
+            <w:lang w:val="zh_TW" w:bidi="zh_TW"/>
+          </w:rPr>
+          <w:rPr>
+            <w:color w:val="0000EE"/>
+            <w:u w:val="single"/>
+          </w:rPr>
+          <w:t>出30:11–16</w:t>
+        </w:r>
+      </w:hyperlink>
+      <w:r>
+        <w:rPr>
+          <w:lang w:val="zh_TW" w:bidi="zh_TW"/>
+        </w:rPr>
+        <w:t>）</w:t>
+      </w:r>
+      <w:r>
+        <w:rPr>
+          <w:lang w:val="zh_TW" w:bidi="zh_TW"/>
+        </w:rPr>
+        <w:t>，每年都要支付半舍客勒來支持耶路撒冷的聖殿</w:t>
+      </w:r>
+      <w:r>
+        <w:rPr>
+          <w:lang w:val="zh_TW" w:bidi="zh_TW"/>
+        </w:rPr>
+        <w:t>（</w:t>
+      </w:r>
+      <w:hyperlink r:id="rId58">
+        <w:r>
+          <w:rPr>
+            <w:lang w:val="zh_TW" w:bidi="zh_TW"/>
+          </w:rPr>
+          <w:rPr>
+            <w:color w:val="0000EE"/>
+            <w:u w:val="single"/>
+          </w:rPr>
+          <w:t>太17:24</w:t>
+        </w:r>
+      </w:hyperlink>
+      <w:r>
+        <w:rPr>
+          <w:lang w:val="zh_TW" w:bidi="zh_TW"/>
+        </w:rPr>
+        <w:t>）。</w:t>
+      </w:r>
+      <w:r>
+        <w:rPr>
+          <w:lang w:val="zh_TW" w:bidi="zh_TW"/>
+        </w:rPr>
+        <w:t>即使在公元70年聖殿被毀後，這項傳統仍然持續</w:t>
+      </w:r>
+      <w:r>
+        <w:rPr>
+          <w:lang w:val="zh_TW" w:bidi="zh_TW"/>
+        </w:rPr>
+        <w:t>。耶穌</w:t>
+      </w:r>
+      <w:r>
+        <w:rPr>
+          <w:lang w:val="zh_TW" w:bidi="zh_TW"/>
+        </w:rPr>
+        <w:t>曾被問及關於這項稅收的問題</w:t>
+      </w:r>
+      <w:r>
+        <w:rPr>
+          <w:lang w:val="zh_TW" w:bidi="zh_TW"/>
+        </w:rPr>
+        <w:t>（</w:t>
+      </w:r>
+      <w:hyperlink r:id="rId78">
+        <w:r>
+          <w:rPr>
+            <w:lang w:val="zh_TW" w:bidi="zh_TW"/>
+          </w:rPr>
+          <w:rPr>
+            <w:color w:val="0000EE"/>
+            <w:u w:val="single"/>
+          </w:rPr>
+          <w:t>太17:25</w:t>
+        </w:r>
+      </w:hyperlink>
+      <w:r>
+        <w:rPr>
+          <w:lang w:val="zh_TW" w:bidi="zh_TW"/>
+        </w:rPr>
+        <w:t>），以及向羅馬繳稅</w:t>
+      </w:r>
+      <w:r>
+        <w:rPr>
+          <w:lang w:val="zh_TW" w:bidi="zh_TW"/>
+        </w:rPr>
+        <w:t>是否合法</w:t>
+      </w:r>
+      <w:r>
+        <w:rPr>
+          <w:lang w:val="zh_TW" w:bidi="zh_TW"/>
+        </w:rPr>
+        <w:t>（</w:t>
+      </w:r>
+      <w:hyperlink r:id="rId79">
+        <w:r>
+          <w:rPr>
+            <w:lang w:val="zh_TW" w:bidi="zh_TW"/>
+          </w:rPr>
+          <w:rPr>
+            <w:color w:val="0000EE"/>
+            <w:u w:val="single"/>
+          </w:rPr>
+          <w:t>太22:17</w:t>
+        </w:r>
+      </w:hyperlink>
+      <w:r>
+        <w:rPr>
+          <w:lang w:val="zh_TW" w:bidi="zh_TW"/>
+        </w:rPr>
+        <w:t>；</w:t>
+      </w:r>
+      <w:hyperlink r:id="rId80">
+        <w:r>
+          <w:rPr>
+            <w:lang w:val="zh_TW" w:bidi="zh_TW"/>
+          </w:rPr>
+          <w:rPr>
+            <w:color w:val="0000EE"/>
+            <w:u w:val="single"/>
+          </w:rPr>
+          <w:t>可12:14–15</w:t>
+        </w:r>
+      </w:hyperlink>
+      <w:r>
+        <w:rPr>
+          <w:lang w:val="zh_TW" w:bidi="zh_TW"/>
+        </w:rPr>
+        <w:t>；</w:t>
+      </w:r>
+      <w:hyperlink r:id="rId81">
+        <w:r>
+          <w:rPr>
+            <w:lang w:val="zh_TW" w:bidi="zh_TW"/>
+          </w:rPr>
+          <w:rPr>
+            <w:color w:val="0000EE"/>
+            <w:u w:val="single"/>
+          </w:rPr>
+          <w:t>路20:22</w:t>
+        </w:r>
+      </w:hyperlink>
+      <w:r>
+        <w:rPr>
+          <w:lang w:val="zh_TW" w:bidi="zh_TW"/>
+        </w:rPr>
+        <w:t>）。儘管耶穌</w:t>
+      </w:r>
+      <w:r>
+        <w:rPr>
+          <w:lang w:val="zh_TW" w:bidi="zh_TW"/>
+        </w:rPr>
+        <w:t>以著名的回答──</w:t>
+      </w:r>
+      <w:r>
+        <w:rPr>
+          <w:lang w:val="zh_TW" w:bidi="zh_TW"/>
+        </w:rPr>
+        <w:t>「</w:t>
+      </w:r>
+      <w:r>
+        <w:rPr>
+          <w:lang w:val="zh_TW" w:bidi="zh_TW"/>
+        </w:rPr>
+        <w:t>凱撒的物當歸給凱撒；神的物當歸給神</w:t>
+      </w:r>
+      <w:r>
+        <w:rPr>
+          <w:lang w:val="zh_TW" w:bidi="zh_TW"/>
+        </w:rPr>
+        <w:t>」 (</w:t>
+      </w:r>
+      <w:hyperlink r:id="rId82">
+        <w:r>
+          <w:rPr>
+            <w:lang w:val="zh_TW" w:bidi="zh_TW"/>
+          </w:rPr>
+          <w:rPr>
+            <w:color w:val="0000EE"/>
+            <w:u w:val="single"/>
+          </w:rPr>
+          <w:t>太22:21</w:t>
+        </w:r>
+      </w:hyperlink>
+      <w:r>
+        <w:rPr>
+          <w:lang w:val="zh_TW" w:bidi="zh_TW"/>
+        </w:rPr>
+        <w:t>；</w:t>
+      </w:r>
+      <w:hyperlink r:id="rId83">
+        <w:r>
+          <w:rPr>
+            <w:lang w:val="zh_TW" w:bidi="zh_TW"/>
+          </w:rPr>
+          <w:rPr>
+            <w:color w:val="0000EE"/>
+            <w:u w:val="single"/>
+          </w:rPr>
+          <w:t>可12:17</w:t>
+        </w:r>
+      </w:hyperlink>
+      <w:r>
+        <w:rPr>
+          <w:lang w:val="zh_TW" w:bidi="zh_TW"/>
+        </w:rPr>
+        <w:t>；</w:t>
+      </w:r>
+      <w:hyperlink r:id="rId84">
+        <w:r>
+          <w:rPr>
+            <w:lang w:val="zh_TW" w:bidi="zh_TW"/>
+          </w:rPr>
+          <w:rPr>
+            <w:color w:val="0000EE"/>
+            <w:u w:val="single"/>
+          </w:rPr>
+          <w:t xml:space="preserve">路 20:25) </w:t>
+        </w:r>
+      </w:hyperlink>
+      <w:r>
+        <w:rPr>
+          <w:lang w:val="zh_TW" w:bidi="zh_TW"/>
+        </w:rPr>
+        <w:t>──回應 ，但他仍在彼拉多面前被指控禁止納稅給凱撒（</w:t>
+      </w:r>
+      <w:hyperlink r:id="rId85">
+        <w:r>
+          <w:rPr>
+            <w:lang w:val="zh_TW" w:bidi="zh_TW"/>
+          </w:rPr>
+          <w:rPr>
+            <w:color w:val="0000EE"/>
+            <w:u w:val="single"/>
+          </w:rPr>
+          <w:t>路23:2</w:t>
+        </w:r>
+      </w:hyperlink>
+      <w:r>
+        <w:rPr>
+          <w:lang w:val="zh_TW" w:bidi="zh_TW"/>
+        </w:rPr>
+        <w:t>）。早期教會也支持將納稅視為公民義務（</w:t>
+      </w:r>
+      <w:hyperlink r:id="rId86">
+        <w:r>
+          <w:rPr>
+            <w:lang w:val="zh_TW" w:bidi="zh_TW"/>
+          </w:rPr>
+          <w:rPr>
+            <w:color w:val="0000EE"/>
+            <w:u w:val="single"/>
+          </w:rPr>
+          <w:t>羅13:5–7</w:t>
+        </w:r>
+      </w:hyperlink>
+      <w:r>
+        <w:rPr>
+          <w:lang w:val="zh_TW" w:bidi="zh_TW"/>
+        </w:rPr>
+        <w:t>）。</w:t>
+      </w:r>
+    </w:p>
+    <w:p>
+      <w:pPr/>
+      <w:r>
+        <w:rPr>
+          <w:lang w:val="zh_TW" w:bidi="zh_TW"/>
+        </w:rPr>
+      </w:r>
+      <w:r>
+        <w:rPr>
+          <w:i/>
+          <w:lang w:val="zh_TW" w:bidi="zh_TW"/>
+        </w:rPr>
+        <w:t>另見</w:t>
+      </w:r>
+      <w:r>
+        <w:rPr>
+          <w:lang w:val="zh_TW" w:bidi="zh_TW"/>
+        </w:rPr>
+        <w:t xml:space="preserve"> </w:t>
+      </w:r>
+      <w:r>
+        <w:rPr>
+          <w:lang w:val="zh_TW" w:bidi="zh_TW"/>
+        </w:rPr>
+        <w:t>金錢</w:t>
+      </w:r>
+      <w:r>
+        <w:rPr>
+          <w:lang w:val="zh_TW" w:bidi="zh_TW"/>
+        </w:rPr>
+        <w:t>、</w:t>
+      </w:r>
+      <w:r>
+        <w:rPr>
+          <w:lang w:val="zh_TW" w:bidi="zh_TW"/>
+        </w:rPr>
+        <w:t>銀行家，銀行業</w:t>
+      </w:r>
+      <w:r>
+        <w:rPr>
+          <w:lang w:val="zh_TW" w:bidi="zh_TW"/>
+        </w:rPr>
+        <w:t>、</w:t>
+      </w:r>
+      <w:r>
+        <w:rPr>
+          <w:lang w:val="zh_TW" w:bidi="zh_TW"/>
+        </w:rPr>
+        <w:t>稅吏</w:t>
+      </w:r>
+      <w:r>
+        <w:rPr>
+          <w:lang w:val="zh_TW" w:bidi="zh_TW"/>
+        </w:rPr>
+        <w:t>。</w:t>
+      </w:r>
+      <w:r>
+        <w:rPr>
+          <w:lang w:val="zh_TW" w:bidi="zh_TW"/>
+        </w:rPr>
+      </w:r>
+      <w:r>
+        <w:rPr>
+          <w:lang w:val="zh_TW" w:bidi="zh_TW"/>
+        </w:rPr>
+      </w:r>
+    </w:p>
+    <w:p>
+      <w:pPr/>
+      <w:r>
+        <w:rPr>
+          <w:lang w:val="zh_TW" w:bidi="zh_TW"/>
+        </w:rPr>
+      </w:r>
+    </w:p>
+    <w:p>
+      <w:pPr>
+        <w:pStyle w:val="Heading2"/>
+      </w:pPr>
+      <w:r>
+        <w:rPr>
+          <w:lang w:val="zh_TW" w:bidi="zh_TW"/>
+        </w:rPr>
+        <w:t>睡覺</w:t>
+      </w:r>
+      <w:r>
+        <w:rPr>
+          <w:lang w:val="zh_TW" w:bidi="zh_TW"/>
+        </w:rPr>
+      </w:r>
+    </w:p>
+    <w:p>
+      <w:pPr/>
+      <w:r>
+        <w:rPr>
+          <w:lang w:val="zh_TW" w:bidi="zh_TW"/>
+        </w:rPr>
+      </w:r>
+      <w:r>
+        <w:rPr>
+          <w:lang w:val="zh_TW" w:bidi="zh_TW"/>
+        </w:rPr>
+        <w:t>身心的自然休息狀態。在聖經中，睡覺可以有三個意義：</w:t>
+      </w:r>
+    </w:p>
+    <w:p>
+      <w:pPr>
+        <w:pStyle w:val="ListNumber"/>
+        <w:numPr>
+          <w:ilvl w:val="0"/>
+          <w:numId w:val="14"/>
+        </w:numPr>
+        <w:spacing w:line="240" w:lineRule="auto"/>
+        <w:ind w:left="720"/>
+      </w:pPr>
+      <w:r>
+        <w:rPr>
+          <w:lang w:val="zh_TW" w:bidi="zh_TW"/>
+        </w:rPr>
+      </w:r>
+      <w:r>
+        <w:rPr>
+          <w:lang w:val="zh_TW" w:bidi="zh_TW"/>
+        </w:rPr>
+        <w:t>身體的休息</w:t>
+      </w:r>
+    </w:p>
+    <w:p>
+      <w:pPr>
+        <w:pStyle w:val="ListNumber"/>
+        <w:spacing w:line="240" w:lineRule="auto"/>
+        <w:ind w:left="720"/>
+      </w:pPr>
+      <w:r>
+        <w:rPr>
+          <w:lang w:val="zh_TW" w:bidi="zh_TW"/>
+        </w:rPr>
+      </w:r>
+      <w:r>
+        <w:rPr>
+          <w:lang w:val="zh_TW" w:bidi="zh_TW"/>
+        </w:rPr>
+        <w:t>道德或屬靈上無所作為</w:t>
+      </w:r>
+    </w:p>
+    <w:p>
+      <w:pPr>
+        <w:pStyle w:val="ListNumber"/>
+        <w:spacing w:line="240" w:lineRule="auto"/>
+        <w:ind w:left="720"/>
+      </w:pPr>
+      <w:r>
+        <w:rPr>
+          <w:lang w:val="zh_TW" w:bidi="zh_TW"/>
+        </w:rPr>
+      </w:r>
+      <w:r>
+        <w:rPr>
+          <w:lang w:val="zh_TW" w:bidi="zh_TW"/>
+        </w:rPr>
+        <w:t>死亡</w:t>
+      </w:r>
+    </w:p>
+    <w:p>
+      <w:pPr>
+        <w:pStyle w:val="Heading3"/>
+      </w:pPr>
+      <w:r>
+        <w:rPr>
+          <w:lang w:val="zh_TW" w:bidi="zh_TW"/>
+        </w:rPr>
+        <w:t>睡覺作為身體的需求</w:t>
+      </w:r>
+    </w:p>
+    <w:p>
+      <w:pPr/>
+      <w:r>
+        <w:rPr>
+          <w:lang w:val="zh_TW" w:bidi="zh_TW"/>
+        </w:rPr>
+      </w:r>
+      <w:r>
+        <w:rPr>
+          <w:lang w:val="zh_TW" w:bidi="zh_TW"/>
+        </w:rPr>
+        <w:t>人類身體所需的睡眠，被視為神所賜予珍貴的禮物（</w:t>
+      </w:r>
+      <w:hyperlink r:id="rId87">
+        <w:r>
+          <w:rPr>
+            <w:lang w:val="zh_TW" w:bidi="zh_TW"/>
+          </w:rPr>
+          <w:rPr>
+            <w:color w:val="0000EE"/>
+            <w:u w:val="single"/>
+          </w:rPr>
+          <w:t>詩4:8</w:t>
+        </w:r>
+      </w:hyperlink>
+      <w:r>
+        <w:rPr>
+          <w:lang w:val="zh_TW" w:bidi="zh_TW"/>
+        </w:rPr>
+        <w:t>，</w:t>
+      </w:r>
+      <w:hyperlink r:id="rId88">
+        <w:r>
+          <w:rPr>
+            <w:lang w:val="zh_TW" w:bidi="zh_TW"/>
+          </w:rPr>
+          <w:rPr>
+            <w:color w:val="0000EE"/>
+            <w:u w:val="single"/>
+          </w:rPr>
+          <w:t>127:2</w:t>
+        </w:r>
+      </w:hyperlink>
+      <w:r>
+        <w:rPr>
+          <w:lang w:val="zh_TW" w:bidi="zh_TW"/>
+        </w:rPr>
+        <w:t>）。神可以選擇某人，使他失眠，以達成祂的目的（</w:t>
+      </w:r>
+      <w:hyperlink r:id="rId89">
+        <w:r>
+          <w:rPr>
+            <w:lang w:val="zh_TW" w:bidi="zh_TW"/>
+          </w:rPr>
+          <w:rPr>
+            <w:color w:val="0000EE"/>
+            <w:u w:val="single"/>
+          </w:rPr>
+          <w:t>斯6:1</w:t>
+        </w:r>
+      </w:hyperlink>
+      <w:r>
+        <w:rPr>
+          <w:lang w:val="zh_TW" w:bidi="zh_TW"/>
+        </w:rPr>
+        <w:t>；</w:t>
+      </w:r>
+      <w:hyperlink r:id="rId90">
+        <w:r>
+          <w:rPr>
+            <w:lang w:val="zh_TW" w:bidi="zh_TW"/>
+          </w:rPr>
+          <w:rPr>
+            <w:color w:val="0000EE"/>
+            <w:u w:val="single"/>
+          </w:rPr>
+          <w:t>但6:18</w:t>
+        </w:r>
+      </w:hyperlink>
+      <w:r>
+        <w:rPr>
+          <w:lang w:val="zh_TW" w:bidi="zh_TW"/>
+        </w:rPr>
+        <w:t>）。神也可能賜人沉睡（</w:t>
+      </w:r>
+      <w:hyperlink r:id="rId91">
+        <w:r>
+          <w:rPr>
+            <w:lang w:val="zh_TW" w:bidi="zh_TW"/>
+          </w:rPr>
+          <w:rPr>
+            <w:color w:val="0000EE"/>
+            <w:u w:val="single"/>
+          </w:rPr>
+          <w:t>創2:21</w:t>
+        </w:r>
+      </w:hyperlink>
+      <w:r>
+        <w:rPr>
+          <w:lang w:val="zh_TW" w:bidi="zh_TW"/>
+        </w:rPr>
+        <w:t>，</w:t>
+      </w:r>
+      <w:hyperlink r:id="rId92">
+        <w:r>
+          <w:rPr>
+            <w:lang w:val="zh_TW" w:bidi="zh_TW"/>
+          </w:rPr>
+          <w:rPr>
+            <w:color w:val="0000EE"/>
+            <w:u w:val="single"/>
+          </w:rPr>
+          <w:t>15:12</w:t>
+        </w:r>
+      </w:hyperlink>
+      <w:r>
+        <w:rPr>
+          <w:lang w:val="zh_TW" w:bidi="zh_TW"/>
+        </w:rPr>
+        <w:t>；</w:t>
+      </w:r>
+      <w:hyperlink r:id="rId93">
+        <w:r>
+          <w:rPr>
+            <w:lang w:val="zh_TW" w:bidi="zh_TW"/>
+          </w:rPr>
+          <w:rPr>
+            <w:color w:val="0000EE"/>
+            <w:u w:val="single"/>
+          </w:rPr>
+          <w:t>撒上26:12</w:t>
+        </w:r>
+      </w:hyperlink>
+      <w:r>
+        <w:rPr>
+          <w:lang w:val="zh_TW" w:bidi="zh_TW"/>
+        </w:rPr>
+        <w:t>）。人在睡覺時，神可能會在夢或異象中顯示祂的旨意（例如：</w:t>
+      </w:r>
+      <w:hyperlink r:id="rId94">
+        <w:r>
+          <w:rPr>
+            <w:lang w:val="zh_TW" w:bidi="zh_TW"/>
+          </w:rPr>
+          <w:rPr>
+            <w:color w:val="0000EE"/>
+            <w:u w:val="single"/>
+          </w:rPr>
+          <w:t>創28:11–16</w:t>
+        </w:r>
+      </w:hyperlink>
+      <w:r>
+        <w:rPr>
+          <w:lang w:val="zh_TW" w:bidi="zh_TW"/>
+        </w:rPr>
+        <w:t>；</w:t>
+      </w:r>
+      <w:hyperlink r:id="rId95">
+        <w:r>
+          <w:rPr>
+            <w:lang w:val="zh_TW" w:bidi="zh_TW"/>
+          </w:rPr>
+          <w:rPr>
+            <w:color w:val="0000EE"/>
+            <w:u w:val="single"/>
+          </w:rPr>
+          <w:t>伯4:13–17</w:t>
+        </w:r>
+      </w:hyperlink>
+      <w:r>
+        <w:rPr>
+          <w:lang w:val="zh_TW" w:bidi="zh_TW"/>
+        </w:rPr>
+        <w:t>；</w:t>
+      </w:r>
+      <w:hyperlink r:id="rId96">
+        <w:r>
+          <w:rPr>
+            <w:lang w:val="zh_TW" w:bidi="zh_TW"/>
+          </w:rPr>
+          <w:rPr>
+            <w:color w:val="0000EE"/>
+            <w:u w:val="single"/>
+          </w:rPr>
+          <w:t>太1:20–24</w:t>
+        </w:r>
+      </w:hyperlink>
+      <w:r>
+        <w:rPr>
+          <w:lang w:val="zh_TW" w:bidi="zh_TW"/>
+        </w:rPr>
+        <w:t>）。</w:t>
+      </w:r>
+    </w:p>
+    <w:p>
+      <w:pPr/>
+      <w:r>
+        <w:rPr>
+          <w:lang w:val="zh_TW" w:bidi="zh_TW"/>
+        </w:rPr>
+      </w:r>
+      <w:r>
+        <w:rPr>
+          <w:lang w:val="zh_TW" w:bidi="zh_TW"/>
+        </w:rPr>
+        <w:t>箴言警告，人若沉迷睡覺，會導致生命缺乏紀律。例如，有一則箴言說：「</w:t>
+      </w:r>
+      <w:r>
+        <w:rPr>
+          <w:lang w:val="zh_TW" w:bidi="zh_TW"/>
+        </w:rPr>
+        <w:t>不要貪睡，免致貧窮； 眼要睜開，你就吃飽。</w:t>
+      </w:r>
+      <w:r>
+        <w:rPr>
+          <w:lang w:val="zh_TW" w:bidi="zh_TW"/>
+        </w:rPr>
+        <w:t>」（</w:t>
+      </w:r>
+      <w:hyperlink r:id="rId97">
+        <w:r>
+          <w:rPr>
+            <w:lang w:val="zh_TW" w:bidi="zh_TW"/>
+          </w:rPr>
+          <w:rPr>
+            <w:color w:val="0000EE"/>
+            <w:u w:val="single"/>
+          </w:rPr>
+          <w:t>箴20:13</w:t>
+        </w:r>
+      </w:hyperlink>
+      <w:r>
+        <w:rPr>
+          <w:lang w:val="zh_TW" w:bidi="zh_TW"/>
+        </w:rPr>
+        <w:t>；另見</w:t>
+      </w:r>
+      <w:hyperlink r:id="rId98">
+        <w:r>
+          <w:rPr>
+            <w:lang w:val="zh_TW" w:bidi="zh_TW"/>
+          </w:rPr>
+          <w:rPr>
+            <w:color w:val="0000EE"/>
+            <w:u w:val="single"/>
+          </w:rPr>
+          <w:t>6:9–11</w:t>
+        </w:r>
+      </w:hyperlink>
+      <w:r>
+        <w:rPr>
+          <w:lang w:val="zh_TW" w:bidi="zh_TW"/>
+        </w:rPr>
+        <w:t>，</w:t>
+      </w:r>
+      <w:hyperlink r:id="rId99">
+        <w:r>
+          <w:rPr>
+            <w:lang w:val="zh_TW" w:bidi="zh_TW"/>
+          </w:rPr>
+          <w:rPr>
+            <w:color w:val="0000EE"/>
+            <w:u w:val="single"/>
+          </w:rPr>
+          <w:t>10:5</w:t>
+        </w:r>
+      </w:hyperlink>
+      <w:r>
+        <w:rPr>
+          <w:lang w:val="zh_TW" w:bidi="zh_TW"/>
+        </w:rPr>
+        <w:t>，</w:t>
+      </w:r>
+      <w:hyperlink r:id="rId100">
+        <w:r>
+          <w:rPr>
+            <w:lang w:val="zh_TW" w:bidi="zh_TW"/>
+          </w:rPr>
+          <w:rPr>
+            <w:color w:val="0000EE"/>
+            <w:u w:val="single"/>
+          </w:rPr>
+          <w:t>24:32–34</w:t>
+        </w:r>
+      </w:hyperlink>
+      <w:r>
+        <w:rPr>
+          <w:lang w:val="zh_TW" w:bidi="zh_TW"/>
+        </w:rPr>
+        <w:t>）。</w:t>
+      </w:r>
+    </w:p>
+    <w:p>
+      <w:pPr>
+        <w:pStyle w:val="Heading3"/>
+      </w:pPr>
+      <w:r>
+        <w:rPr>
+          <w:lang w:val="zh_TW" w:bidi="zh_TW"/>
+        </w:rPr>
+        <w:t>睡眠作為道德或屬靈的無所作為</w:t>
+      </w:r>
+    </w:p>
+    <w:p>
+      <w:pPr/>
+      <w:r>
+        <w:rPr>
+          <w:lang w:val="zh_TW" w:bidi="zh_TW"/>
+        </w:rPr>
+      </w:r>
+      <w:r>
+        <w:rPr>
+          <w:lang w:val="zh_TW" w:bidi="zh_TW"/>
+        </w:rPr>
+        <w:t>從象徵角度來說，睡眠用來表達懶惰、粗心和不活躍。</w:t>
+      </w:r>
+      <w:hyperlink r:id="rId101">
+        <w:r>
+          <w:rPr>
+            <w:lang w:val="zh_TW" w:bidi="zh_TW"/>
+          </w:rPr>
+          <w:rPr>
+            <w:color w:val="0000EE"/>
+            <w:u w:val="single"/>
+          </w:rPr>
+          <w:t>以賽亞書五十六章10節</w:t>
+        </w:r>
+      </w:hyperlink>
+      <w:r>
+        <w:rPr>
+          <w:lang w:val="zh_TW" w:bidi="zh_TW"/>
+        </w:rPr>
+        <w:t>提到未盡責成為領袖，帶領神子民的人：「</w:t>
+      </w:r>
+      <w:r>
+        <w:rPr>
+          <w:lang w:val="zh_TW" w:bidi="zh_TW"/>
+        </w:rPr>
+        <w:t>他看守的人是瞎眼的</w:t>
+      </w:r>
+      <w:r>
+        <w:rPr>
+          <w:lang w:val="zh_TW" w:bidi="zh_TW"/>
+        </w:rPr>
+        <w:t>......</w:t>
+      </w:r>
+      <w:r>
+        <w:rPr>
+          <w:lang w:val="zh_TW" w:bidi="zh_TW"/>
+        </w:rPr>
+        <w:t>但知做夢，躺臥，貪睡</w:t>
+      </w:r>
+      <w:r>
+        <w:rPr>
+          <w:lang w:val="zh_TW" w:bidi="zh_TW"/>
+        </w:rPr>
+        <w:t>」。在新約聖經中，主的僕人應保持警醒，以便他們的主人來時，不會發現他們在睡覺（</w:t>
+      </w:r>
+      <w:hyperlink r:id="rId102">
+        <w:r>
+          <w:rPr>
+            <w:lang w:val="zh_TW" w:bidi="zh_TW"/>
+          </w:rPr>
+          <w:rPr>
+            <w:color w:val="0000EE"/>
+            <w:u w:val="single"/>
+          </w:rPr>
+          <w:t>可13:35–37</w:t>
+        </w:r>
+      </w:hyperlink>
+      <w:r>
+        <w:rPr>
+          <w:lang w:val="zh_TW" w:bidi="zh_TW"/>
+        </w:rPr>
+        <w:t>；另見</w:t>
+      </w:r>
+      <w:hyperlink r:id="rId103">
+        <w:r>
+          <w:rPr>
+            <w:lang w:val="zh_TW" w:bidi="zh_TW"/>
+          </w:rPr>
+          <w:rPr>
+            <w:color w:val="0000EE"/>
+            <w:u w:val="single"/>
+          </w:rPr>
+          <w:t>太25:1–13</w:t>
+        </w:r>
+      </w:hyperlink>
+      <w:r>
+        <w:rPr>
+          <w:lang w:val="zh_TW" w:bidi="zh_TW"/>
+        </w:rPr>
+        <w:t>，</w:t>
+      </w:r>
+      <w:hyperlink r:id="rId104">
+        <w:r>
+          <w:rPr>
+            <w:lang w:val="zh_TW" w:bidi="zh_TW"/>
+          </w:rPr>
+          <w:rPr>
+            <w:color w:val="0000EE"/>
+            <w:u w:val="single"/>
+          </w:rPr>
+          <w:t>26:40–46</w:t>
+        </w:r>
+      </w:hyperlink>
+      <w:r>
+        <w:rPr>
+          <w:lang w:val="zh_TW" w:bidi="zh_TW"/>
+        </w:rPr>
+        <w:t>）。在新約聖經的書信中，保羅經常提醒信徒應在屬靈上警醒：</w:t>
       </w:r>
     </w:p>
     <w:p>
@@ -485,36 +3418,30 @@
         <w:rPr>
           <w:lang w:val="zh_TW" w:bidi="zh_TW"/>
         </w:rPr>
-        <w:t>信徒應該順服主（</w:t>
-      </w:r>
-      <w:hyperlink r:id="rId23">
-        <w:r>
-          <w:rPr>
-            <w:lang w:val="zh_TW" w:bidi="zh_TW"/>
-          </w:rPr>
-          <w:rPr>
-            <w:color w:val="0000EE"/>
-            <w:u w:val="single"/>
-          </w:rPr>
-          <w:t>約14:21–24</w:t>
-        </w:r>
-      </w:hyperlink>
-      <w:r>
-        <w:rPr>
-          <w:lang w:val="zh_TW" w:bidi="zh_TW"/>
-        </w:rPr>
-        <w:t>，</w:t>
-      </w:r>
-      <w:hyperlink r:id="rId24">
-        <w:r>
-          <w:rPr>
-            <w:lang w:val="zh_TW" w:bidi="zh_TW"/>
-          </w:rPr>
-          <w:rPr>
-            <w:color w:val="0000EE"/>
-            <w:u w:val="single"/>
-          </w:rPr>
-          <w:t>15:10</w:t>
+        <w:t>「</w:t>
+      </w:r>
+      <w:r>
+        <w:rPr>
+          <w:lang w:val="zh_TW" w:bidi="zh_TW"/>
+        </w:rPr>
+        <w:t>你這睡着的人當醒過來， 從死裏復活！基督就要光照你了。</w:t>
+      </w:r>
+      <w:r>
+        <w:rPr>
+          <w:lang w:val="zh_TW" w:bidi="zh_TW"/>
+        </w:rPr>
+        <w:t>」（</w:t>
+      </w:r>
+      <w:hyperlink r:id="rId105">
+        <w:r>
+          <w:rPr>
+            <w:lang w:val="zh_TW" w:bidi="zh_TW"/>
+          </w:rPr>
+          <w:rPr>
+            <w:color w:val="0000EE"/>
+            <w:u w:val="single"/>
+          </w:rPr>
+          <w:t>弗5:14</w:t>
         </w:r>
       </w:hyperlink>
       <w:r>
@@ -539,72 +3466,30 @@
         <w:rPr>
           <w:lang w:val="zh_TW" w:bidi="zh_TW"/>
         </w:rPr>
-        <w:t>妻子應該順服丈夫（</w:t>
-      </w:r>
-      <w:hyperlink r:id="rId25">
-        <w:r>
-          <w:rPr>
-            <w:lang w:val="zh_TW" w:bidi="zh_TW"/>
-          </w:rPr>
-          <w:rPr>
-            <w:color w:val="0000EE"/>
-            <w:u w:val="single"/>
-          </w:rPr>
-          <w:t>弗5:22–24</w:t>
-        </w:r>
-      </w:hyperlink>
-      <w:r>
-        <w:rPr>
-          <w:lang w:val="zh_TW" w:bidi="zh_TW"/>
-        </w:rPr>
-        <w:t>；</w:t>
-      </w:r>
-      <w:hyperlink r:id="rId26">
-        <w:r>
-          <w:rPr>
-            <w:lang w:val="zh_TW" w:bidi="zh_TW"/>
-          </w:rPr>
-          <w:rPr>
-            <w:color w:val="0000EE"/>
-            <w:u w:val="single"/>
-          </w:rPr>
-          <w:t>西3:18</w:t>
-        </w:r>
-      </w:hyperlink>
-      <w:r>
-        <w:rPr>
-          <w:lang w:val="zh_TW" w:bidi="zh_TW"/>
-        </w:rPr>
-        <w:t>；</w:t>
-      </w:r>
-      <w:hyperlink r:id="rId27">
-        <w:r>
-          <w:rPr>
-            <w:lang w:val="zh_TW" w:bidi="zh_TW"/>
-          </w:rPr>
-          <w:rPr>
-            <w:color w:val="0000EE"/>
-            <w:u w:val="single"/>
-          </w:rPr>
-          <w:t>多2:5</w:t>
-        </w:r>
-      </w:hyperlink>
-      <w:r>
-        <w:rPr>
-          <w:lang w:val="zh_TW" w:bidi="zh_TW"/>
-        </w:rPr>
-        <w:t>；</w:t>
-      </w:r>
-      <w:hyperlink r:id="rId28">
-        <w:r>
-          <w:rPr>
-            <w:lang w:val="zh_TW" w:bidi="zh_TW"/>
-          </w:rPr>
-          <w:rPr>
-            <w:color w:val="0000EE"/>
-            <w:u w:val="single"/>
-          </w:rPr>
-          <w:t>彼前3:1、5</w:t>
+        <w:t>「</w:t>
+      </w:r>
+      <w:r>
+        <w:rPr>
+          <w:lang w:val="zh_TW" w:bidi="zh_TW"/>
+        </w:rPr>
+        <w:t>所以，我們不要睡覺像別人一樣，總要警醒謹守。</w:t>
+      </w:r>
+      <w:r>
+        <w:rPr>
+          <w:lang w:val="zh_TW" w:bidi="zh_TW"/>
+        </w:rPr>
+        <w:t>」（</w:t>
+      </w:r>
+      <w:hyperlink r:id="rId106">
+        <w:r>
+          <w:rPr>
+            <w:lang w:val="zh_TW" w:bidi="zh_TW"/>
+          </w:rPr>
+          <w:rPr>
+            <w:color w:val="0000EE"/>
+            <w:u w:val="single"/>
+          </w:rPr>
+          <w:t>帖前5:6</w:t>
         </w:r>
       </w:hyperlink>
       <w:r>
@@ -616,218 +3501,13 @@
     </w:p>
     <w:p>
       <w:pPr>
-        <w:pStyle w:val="ListBullet"/>
-        <w:spacing w:line="240" w:lineRule="auto"/>
-        <w:ind w:left="720"/>
-      </w:pPr>
-      <w:r>
-        <w:rPr>
-          <w:lang w:val="zh_TW" w:bidi="zh_TW"/>
-        </w:rPr>
-      </w:r>
-      <w:r>
-        <w:rPr>
-          <w:lang w:val="zh_TW" w:bidi="zh_TW"/>
-        </w:rPr>
-        <w:t>兒女要聽從父母（</w:t>
-      </w:r>
-      <w:hyperlink r:id="rId29">
-        <w:r>
-          <w:rPr>
-            <w:lang w:val="zh_TW" w:bidi="zh_TW"/>
-          </w:rPr>
-          <w:rPr>
-            <w:color w:val="0000EE"/>
-            <w:u w:val="single"/>
-          </w:rPr>
-          <w:t>弗6:1</w:t>
-        </w:r>
-      </w:hyperlink>
-      <w:r>
-        <w:rPr>
-          <w:lang w:val="zh_TW" w:bidi="zh_TW"/>
-        </w:rPr>
-        <w:t>；</w:t>
-      </w:r>
-      <w:hyperlink r:id="rId30">
-        <w:r>
-          <w:rPr>
-            <w:lang w:val="zh_TW" w:bidi="zh_TW"/>
-          </w:rPr>
-          <w:rPr>
-            <w:color w:val="0000EE"/>
-            <w:u w:val="single"/>
-          </w:rPr>
-          <w:t>西3:20</w:t>
-        </w:r>
-      </w:hyperlink>
-      <w:r>
-        <w:rPr>
-          <w:lang w:val="zh_TW" w:bidi="zh_TW"/>
-        </w:rPr>
-        <w:t>）。</w:t>
-      </w:r>
-    </w:p>
-    <w:p>
-      <w:pPr>
-        <w:pStyle w:val="ListBullet"/>
-        <w:spacing w:line="240" w:lineRule="auto"/>
-        <w:ind w:left="720"/>
-      </w:pPr>
-      <w:r>
-        <w:rPr>
-          <w:lang w:val="zh_TW" w:bidi="zh_TW"/>
-        </w:rPr>
-      </w:r>
-      <w:r>
-        <w:rPr>
-          <w:lang w:val="zh_TW" w:bidi="zh_TW"/>
-        </w:rPr>
-        <w:t>公民應該順服政府官員（</w:t>
-      </w:r>
-      <w:hyperlink r:id="rId31">
-        <w:r>
-          <w:rPr>
-            <w:lang w:val="zh_TW" w:bidi="zh_TW"/>
-          </w:rPr>
-          <w:rPr>
-            <w:color w:val="0000EE"/>
-            <w:u w:val="single"/>
-          </w:rPr>
-          <w:t>羅13:1–7</w:t>
-        </w:r>
-      </w:hyperlink>
-      <w:r>
-        <w:rPr>
-          <w:lang w:val="zh_TW" w:bidi="zh_TW"/>
-        </w:rPr>
-        <w:t>；</w:t>
-      </w:r>
-      <w:hyperlink r:id="rId32">
-        <w:r>
-          <w:rPr>
-            <w:lang w:val="zh_TW" w:bidi="zh_TW"/>
-          </w:rPr>
-          <w:rPr>
-            <w:color w:val="0000EE"/>
-            <w:u w:val="single"/>
-          </w:rPr>
-          <w:t>多3:1</w:t>
-        </w:r>
-      </w:hyperlink>
-      <w:r>
-        <w:rPr>
-          <w:lang w:val="zh_TW" w:bidi="zh_TW"/>
-        </w:rPr>
-        <w:t>；</w:t>
-      </w:r>
-      <w:hyperlink r:id="rId33">
-        <w:r>
-          <w:rPr>
-            <w:lang w:val="zh_TW" w:bidi="zh_TW"/>
-          </w:rPr>
-          <w:rPr>
-            <w:color w:val="0000EE"/>
-            <w:u w:val="single"/>
-          </w:rPr>
-          <w:t>彼前2:13–14</w:t>
-        </w:r>
-      </w:hyperlink>
-      <w:r>
-        <w:rPr>
-          <w:lang w:val="zh_TW" w:bidi="zh_TW"/>
-        </w:rPr>
-        <w:t>）。</w:t>
-      </w:r>
-    </w:p>
-    <w:p>
-      <w:pPr>
-        <w:pStyle w:val="ListBullet"/>
-        <w:spacing w:line="240" w:lineRule="auto"/>
-        <w:ind w:left="720"/>
-      </w:pPr>
-      <w:r>
-        <w:rPr>
-          <w:lang w:val="zh_TW" w:bidi="zh_TW"/>
-        </w:rPr>
-      </w:r>
-      <w:r>
-        <w:rPr>
-          <w:lang w:val="zh_TW" w:bidi="zh_TW"/>
-        </w:rPr>
-        <w:t>僕人應該順服主人（</w:t>
-      </w:r>
-      <w:hyperlink r:id="rId34">
-        <w:r>
-          <w:rPr>
-            <w:lang w:val="zh_TW" w:bidi="zh_TW"/>
-          </w:rPr>
-          <w:rPr>
-            <w:color w:val="0000EE"/>
-            <w:u w:val="single"/>
-          </w:rPr>
-          <w:t>弗6:5</w:t>
-        </w:r>
-      </w:hyperlink>
-      <w:r>
-        <w:rPr>
-          <w:lang w:val="zh_TW" w:bidi="zh_TW"/>
-        </w:rPr>
-        <w:t>；</w:t>
-      </w:r>
-      <w:hyperlink r:id="rId35">
-        <w:r>
-          <w:rPr>
-            <w:lang w:val="zh_TW" w:bidi="zh_TW"/>
-          </w:rPr>
-          <w:rPr>
-            <w:color w:val="0000EE"/>
-            <w:u w:val="single"/>
-          </w:rPr>
-          <w:t>西3:22</w:t>
-        </w:r>
-      </w:hyperlink>
-      <w:r>
-        <w:rPr>
-          <w:lang w:val="zh_TW" w:bidi="zh_TW"/>
-        </w:rPr>
-        <w:t>；</w:t>
-      </w:r>
-      <w:hyperlink r:id="rId36">
-        <w:r>
-          <w:rPr>
-            <w:lang w:val="zh_TW" w:bidi="zh_TW"/>
-          </w:rPr>
-          <w:rPr>
-            <w:color w:val="0000EE"/>
-            <w:u w:val="single"/>
-          </w:rPr>
-          <w:t>多2:9</w:t>
-        </w:r>
-      </w:hyperlink>
-      <w:r>
-        <w:rPr>
-          <w:lang w:val="zh_TW" w:bidi="zh_TW"/>
-        </w:rPr>
-        <w:t>；</w:t>
-      </w:r>
-      <w:hyperlink r:id="rId37">
-        <w:r>
-          <w:rPr>
-            <w:lang w:val="zh_TW" w:bidi="zh_TW"/>
-          </w:rPr>
-          <w:rPr>
-            <w:color w:val="0000EE"/>
-            <w:u w:val="single"/>
-          </w:rPr>
-          <w:t>彼前2:18</w:t>
-        </w:r>
-      </w:hyperlink>
-      <w:r>
-        <w:rPr>
-          <w:lang w:val="zh_TW" w:bidi="zh_TW"/>
-        </w:rPr>
-        <w:t>）。</w:t>
+        <w:pStyle w:val="Heading3"/>
+      </w:pPr>
+      <w:r>
+        <w:rPr>
+          <w:lang w:val="zh_TW" w:bidi="zh_TW"/>
+        </w:rPr>
+        <w:t>睡眠如同死亡</w:t>
       </w:r>
     </w:p>
     <w:p>
@@ -841,36 +3521,36 @@
         <w:rPr>
           <w:lang w:val="zh_TW" w:bidi="zh_TW"/>
         </w:rPr>
-        <w:t>然而，儘管聖經非常強調順服，但這種順服從未成為在神面前稱義的基礎。保羅宣稱救恩是神的恩賜，會產生善行（</w:t>
-      </w:r>
-      <w:hyperlink r:id="rId38">
-        <w:r>
-          <w:rPr>
-            <w:lang w:val="zh_TW" w:bidi="zh_TW"/>
-          </w:rPr>
-          <w:rPr>
-            <w:color w:val="0000EE"/>
-            <w:u w:val="single"/>
-          </w:rPr>
-          <w:t>弗2:8–10</w:t>
-        </w:r>
-      </w:hyperlink>
-      <w:r>
-        <w:rPr>
-          <w:lang w:val="zh_TW" w:bidi="zh_TW"/>
-        </w:rPr>
-        <w:t>）。同樣，雅各也談到順服的行為是出於信心（</w:t>
-      </w:r>
-      <w:hyperlink r:id="rId39">
-        <w:r>
-          <w:rPr>
-            <w:lang w:val="zh_TW" w:bidi="zh_TW"/>
-          </w:rPr>
-          <w:rPr>
-            <w:color w:val="0000EE"/>
-            <w:u w:val="single"/>
-          </w:rPr>
-          <w:t>雅2:14–26</w:t>
+        <w:t>聖經經常將死亡比作睡眠。在舊約聖經中，當一個人去世時，通常說他與他的列祖同睡（例如</w:t>
+      </w:r>
+      <w:hyperlink r:id="rId107">
+        <w:r>
+          <w:rPr>
+            <w:lang w:val="zh_TW" w:bidi="zh_TW"/>
+          </w:rPr>
+          <w:rPr>
+            <w:color w:val="0000EE"/>
+            <w:u w:val="single"/>
+          </w:rPr>
+          <w:t>申31:16</w:t>
+        </w:r>
+      </w:hyperlink>
+      <w:r>
+        <w:rPr>
+          <w:lang w:val="zh_TW" w:bidi="zh_TW"/>
+        </w:rPr>
+        <w:t>；</w:t>
+      </w:r>
+      <w:hyperlink r:id="rId108">
+        <w:r>
+          <w:rPr>
+            <w:lang w:val="zh_TW" w:bidi="zh_TW"/>
+          </w:rPr>
+          <w:rPr>
+            <w:color w:val="0000EE"/>
+            <w:u w:val="single"/>
+          </w:rPr>
+          <w:t>撒下7:12</w:t>
         </w:r>
       </w:hyperlink>
       <w:r>
@@ -891,18 +3571,54 @@
         <w:rPr>
           <w:lang w:val="zh_TW" w:bidi="zh_TW"/>
         </w:rPr>
-        <w:t>耶穌自己在被出賣的那夜，重複強調對祂的愛是以遵守祂的誡命來衡量的（</w:t>
-      </w:r>
-      <w:hyperlink r:id="rId19">
-        <w:r>
-          <w:rPr>
-            <w:lang w:val="zh_TW" w:bidi="zh_TW"/>
-          </w:rPr>
-          <w:rPr>
-            <w:color w:val="0000EE"/>
-            <w:u w:val="single"/>
-          </w:rPr>
-          <w:t>約14:15、21、23–24</w:t>
+        <w:t>耶穌將死亡比作睡眠（</w:t>
+      </w:r>
+      <w:hyperlink r:id="rId109">
+        <w:r>
+          <w:rPr>
+            <w:lang w:val="zh_TW" w:bidi="zh_TW"/>
+          </w:rPr>
+          <w:rPr>
+            <w:color w:val="0000EE"/>
+            <w:u w:val="single"/>
+          </w:rPr>
+          <w:t>太9:24</w:t>
+        </w:r>
+      </w:hyperlink>
+      <w:r>
+        <w:rPr>
+          <w:lang w:val="zh_TW" w:bidi="zh_TW"/>
+        </w:rPr>
+        <w:t>；</w:t>
+      </w:r>
+      <w:hyperlink r:id="rId110">
+        <w:r>
+          <w:rPr>
+            <w:lang w:val="zh_TW" w:bidi="zh_TW"/>
+          </w:rPr>
+          <w:rPr>
+            <w:color w:val="0000EE"/>
+            <w:u w:val="single"/>
+          </w:rPr>
+          <w:t>約11:11</w:t>
+        </w:r>
+      </w:hyperlink>
+      <w:r>
+        <w:rPr>
+          <w:lang w:val="zh_TW" w:bidi="zh_TW"/>
+        </w:rPr>
+        <w:t>），使徒保羅也是如此（</w:t>
+      </w:r>
+      <w:hyperlink r:id="rId111">
+        <w:r>
+          <w:rPr>
+            <w:lang w:val="zh_TW" w:bidi="zh_TW"/>
+          </w:rPr>
+          <w:rPr>
+            <w:color w:val="0000EE"/>
+            <w:u w:val="single"/>
+          </w:rPr>
+          <w:t>林前11:30</w:t>
         </w:r>
       </w:hyperlink>
       <w:r>
@@ -911,149 +3627,169 @@
         </w:rPr>
         <w:t>，</w:t>
       </w:r>
-      <w:hyperlink r:id="rId24">
-        <w:r>
-          <w:rPr>
-            <w:lang w:val="zh_TW" w:bidi="zh_TW"/>
-          </w:rPr>
-          <w:rPr>
-            <w:color w:val="0000EE"/>
-            <w:u w:val="single"/>
-          </w:rPr>
-          <w:t>15:10</w:t>
-        </w:r>
-      </w:hyperlink>
-      <w:r>
-        <w:rPr>
-          <w:lang w:val="zh_TW" w:bidi="zh_TW"/>
-        </w:rPr>
-        <w:t>）。祂也強調，祂對神父的愛是通過遵守父神的命令來表現的（</w:t>
-      </w:r>
-      <w:hyperlink r:id="rId40">
-        <w:r>
-          <w:rPr>
-            <w:lang w:val="zh_TW" w:bidi="zh_TW"/>
-          </w:rPr>
-          <w:rPr>
-            <w:color w:val="0000EE"/>
-            <w:u w:val="single"/>
-          </w:rPr>
-          <w:t>14:31</w:t>
-        </w:r>
-      </w:hyperlink>
-      <w:r>
-        <w:rPr>
-          <w:lang w:val="zh_TW" w:bidi="zh_TW"/>
-        </w:rPr>
-        <w:t>）。聖經提到許多人的順服是出於他們對神的信心和愛（</w:t>
-      </w:r>
-      <w:hyperlink r:id="rId41">
-        <w:r>
-          <w:rPr>
-            <w:lang w:val="zh_TW" w:bidi="zh_TW"/>
-          </w:rPr>
-          <w:rPr>
-            <w:color w:val="0000EE"/>
-            <w:u w:val="single"/>
-          </w:rPr>
-          <w:t>來11章</w:t>
-        </w:r>
-      </w:hyperlink>
-      <w:r>
-        <w:rPr>
-          <w:lang w:val="zh_TW" w:bidi="zh_TW"/>
-        </w:rPr>
-        <w:t>）。例如，亞伯相信神並獻上更美的祭物（</w:t>
-      </w:r>
-      <w:hyperlink r:id="rId42">
-        <w:r>
-          <w:rPr>
-            <w:lang w:val="zh_TW" w:bidi="zh_TW"/>
-          </w:rPr>
-          <w:rPr>
-            <w:color w:val="0000EE"/>
-            <w:u w:val="single"/>
-          </w:rPr>
-          <w:t>4</w:t>
-        </w:r>
-      </w:hyperlink>
-      <w:r>
-        <w:rPr>
-          <w:lang w:val="zh_TW" w:bidi="zh_TW"/>
-        </w:rPr>
-        <w:t>節）。挪亞相信神的話而建造了一艘大船（或方舟；見</w:t>
-      </w:r>
-      <w:hyperlink r:id="rId43">
-        <w:r>
-          <w:rPr>
-            <w:lang w:val="zh_TW" w:bidi="zh_TW"/>
-          </w:rPr>
-          <w:rPr>
-            <w:color w:val="0000EE"/>
-            <w:u w:val="single"/>
-          </w:rPr>
-          <w:t>7</w:t>
-        </w:r>
-      </w:hyperlink>
-      <w:r>
-        <w:rPr>
-          <w:lang w:val="zh_TW" w:bidi="zh_TW"/>
-        </w:rPr>
-        <w:t>節）。亞伯拉罕憑著信心在神的指示下離開吾珥的家，那時他並不知道自己的目的地（</w:t>
-      </w:r>
-      <w:hyperlink r:id="rId22">
-        <w:r>
-          <w:rPr>
-            <w:lang w:val="zh_TW" w:bidi="zh_TW"/>
-          </w:rPr>
-          <w:rPr>
-            <w:color w:val="0000EE"/>
-            <w:u w:val="single"/>
-          </w:rPr>
-          <w:t>8</w:t>
-        </w:r>
-      </w:hyperlink>
-      <w:r>
-        <w:rPr>
-          <w:lang w:val="zh_TW" w:bidi="zh_TW"/>
-        </w:rPr>
-        <w:t>節）。摩西因信神而拒絕了被稱為法老兒子的特權，寧願選擇與神的百姓以色列人同在（</w:t>
-      </w:r>
-      <w:hyperlink r:id="rId44">
-        <w:r>
-          <w:rPr>
-            <w:lang w:val="zh_TW" w:bidi="zh_TW"/>
-          </w:rPr>
-          <w:rPr>
-            <w:color w:val="0000EE"/>
-            <w:u w:val="single"/>
-          </w:rPr>
-          <w:t>24–25</w:t>
-        </w:r>
-      </w:hyperlink>
-      <w:r>
-        <w:rPr>
-          <w:lang w:val="zh_TW" w:bidi="zh_TW"/>
-        </w:rPr>
-        <w:t>節）。信而順服神的最大例子是耶穌基督自己。祂虛己，取了奴僕的形象，謙卑自己，順服至死，甚至死在十字架上（</w:t>
-      </w:r>
-      <w:hyperlink r:id="rId45">
-        <w:r>
-          <w:rPr>
-            <w:lang w:val="zh_TW" w:bidi="zh_TW"/>
-          </w:rPr>
-          <w:rPr>
-            <w:color w:val="0000EE"/>
-            <w:u w:val="single"/>
-          </w:rPr>
-          <w:t>腓2:7–8</w:t>
-        </w:r>
-      </w:hyperlink>
-      <w:r>
-        <w:rPr>
-          <w:lang w:val="zh_TW" w:bidi="zh_TW"/>
-        </w:rPr>
-        <w:t>）。</w:t>
+      <w:hyperlink r:id="rId112">
+        <w:r>
+          <w:rPr>
+            <w:lang w:val="zh_TW" w:bidi="zh_TW"/>
+          </w:rPr>
+          <w:rPr>
+            <w:color w:val="0000EE"/>
+            <w:u w:val="single"/>
+          </w:rPr>
+          <w:t>15:20、51</w:t>
+        </w:r>
+      </w:hyperlink>
+      <w:r>
+        <w:rPr>
+          <w:lang w:val="zh_TW" w:bidi="zh_TW"/>
+        </w:rPr>
+        <w:t>；</w:t>
+      </w:r>
+      <w:hyperlink r:id="rId113">
+        <w:r>
+          <w:rPr>
+            <w:lang w:val="zh_TW" w:bidi="zh_TW"/>
+          </w:rPr>
+          <w:rPr>
+            <w:color w:val="0000EE"/>
+            <w:u w:val="single"/>
+          </w:rPr>
+          <w:t>帖前4:13–14</w:t>
+        </w:r>
+      </w:hyperlink>
+      <w:r>
+        <w:rPr>
+          <w:lang w:val="zh_TW" w:bidi="zh_TW"/>
+        </w:rPr>
+        <w:t>）。這些陳述中顯示了死亡的暫時性，因此它被稱為睡眠。甚至</w:t>
+      </w:r>
+      <w:hyperlink r:id="rId114">
+        <w:r>
+          <w:rPr>
+            <w:lang w:val="zh_TW" w:bidi="zh_TW"/>
+          </w:rPr>
+          <w:rPr>
+            <w:color w:val="0000EE"/>
+            <w:u w:val="single"/>
+          </w:rPr>
+          <w:t>但以理書十二章二節</w:t>
+        </w:r>
+      </w:hyperlink>
+      <w:r>
+        <w:rPr>
+          <w:lang w:val="zh_TW" w:bidi="zh_TW"/>
+        </w:rPr>
+        <w:t>也說死亡是睡眠，「</w:t>
+      </w:r>
+      <w:r>
+        <w:rPr>
+          <w:lang w:val="zh_TW" w:bidi="zh_TW"/>
+        </w:rPr>
+        <w:t>睡在塵埃中的，必有多人復醒。其中有得永生的，有受羞辱永遠被憎惡的。</w:t>
+      </w:r>
+      <w:r>
+        <w:rPr>
+          <w:lang w:val="zh_TW" w:bidi="zh_TW"/>
+        </w:rPr>
+        <w:t>」</w:t>
+      </w:r>
+    </w:p>
+    <w:p>
+      <w:pPr/>
+      <w:r>
+        <w:rPr>
+          <w:lang w:val="zh_TW" w:bidi="zh_TW"/>
+        </w:rPr>
+      </w:r>
+      <w:r>
+        <w:rPr>
+          <w:lang w:val="zh_TW" w:bidi="zh_TW"/>
+        </w:rPr>
+        <w:t>新約聖經中的其他段落更為具體，包括</w:t>
+      </w:r>
+      <w:hyperlink r:id="rId115">
+        <w:r>
+          <w:rPr>
+            <w:lang w:val="zh_TW" w:bidi="zh_TW"/>
+          </w:rPr>
+          <w:rPr>
+            <w:color w:val="0000EE"/>
+            <w:u w:val="single"/>
+          </w:rPr>
+          <w:t>路加福音二十三章43節</w:t>
+        </w:r>
+      </w:hyperlink>
+      <w:r>
+        <w:rPr>
+          <w:lang w:val="zh_TW" w:bidi="zh_TW"/>
+        </w:rPr>
+        <w:t>；</w:t>
+      </w:r>
+      <w:hyperlink r:id="rId116">
+        <w:r>
+          <w:rPr>
+            <w:lang w:val="zh_TW" w:bidi="zh_TW"/>
+          </w:rPr>
+          <w:rPr>
+            <w:color w:val="0000EE"/>
+            <w:u w:val="single"/>
+          </w:rPr>
+          <w:t>哥林多後書五章8節</w:t>
+        </w:r>
+      </w:hyperlink>
+      <w:r>
+        <w:rPr>
+          <w:lang w:val="zh_TW" w:bidi="zh_TW"/>
+        </w:rPr>
+        <w:t>；</w:t>
+      </w:r>
+      <w:hyperlink r:id="rId117">
+        <w:r>
+          <w:rPr>
+            <w:lang w:val="zh_TW" w:bidi="zh_TW"/>
+          </w:rPr>
+          <w:rPr>
+            <w:color w:val="0000EE"/>
+            <w:u w:val="single"/>
+          </w:rPr>
+          <w:t>腓利比書一章23節</w:t>
+        </w:r>
+      </w:hyperlink>
+      <w:r>
+        <w:rPr>
+          <w:lang w:val="zh_TW" w:bidi="zh_TW"/>
+        </w:rPr>
+        <w:t>和</w:t>
+      </w:r>
+      <w:hyperlink r:id="rId118">
+        <w:r>
+          <w:rPr>
+            <w:lang w:val="zh_TW" w:bidi="zh_TW"/>
+          </w:rPr>
+          <w:rPr>
+            <w:color w:val="0000EE"/>
+            <w:u w:val="single"/>
+          </w:rPr>
+          <w:t>帖撒羅尼迦前書五章13至14節</w:t>
+        </w:r>
+      </w:hyperlink>
+      <w:r>
+        <w:rPr>
+          <w:lang w:val="zh_TW" w:bidi="zh_TW"/>
+        </w:rPr>
+        <w:t>，其上下文的語境對我們理解聖經中死亡的意義，也十分重要。在上述路加福音的經文中，耶穌釘十字架時，曾對垂死的強盗說：「</w:t>
+      </w:r>
+      <w:r>
+        <w:rPr>
+          <w:lang w:val="zh_TW" w:bidi="zh_TW"/>
+        </w:rPr>
+        <w:t>今日你要同我在樂園裏了。</w:t>
+      </w:r>
+      <w:r>
+        <w:rPr>
+          <w:lang w:val="zh_TW" w:bidi="zh_TW"/>
+        </w:rPr>
+        <w:t>」在上述哥林多後書的例子中，保羅談到死亡對他來說是去「與主同住」。</w:t>
       </w:r>
       <w:r>
         <w:rPr>
@@ -2955,6 +5691,12 @@
   </w:num>
   <w:num w:numId="13" w16cid:durableId="592781308">
     <w:abstractNumId w:val="11"/>
+  </w:num>
+  <w:num w:numId="14">
+    <w:abstractNumId w:val="3"/>
+    <w:lvlOverride w:ilvl="0">
+      <w:startOverride w:val="1"/>
+    </w:lvlOverride>
   </w:num>
   <w:numIdMacAtCleanup w:val="10"/>
 </w:numbering>

--- a/zht/docx/145.content.docx
+++ b/zht/docx/145.content.docx
@@ -149,7 +149,7 @@
         <w:rPr>
           <w:lang w:val="zh_TW" w:bidi="zh_TW"/>
         </w:rPr>
-        <w:t>shui</w:t>
+        <w:t>she</w:t>
       </w:r>
       <w:r>
         <w:rPr>
@@ -212,7 +212,7 @@
         <w:rPr>
           <w:lang w:val="zh_TW" w:bidi="zh_TW"/>
         </w:rPr>
-        <w:t>水</w:t>
+        <w:t>蛇</w:t>
       </w:r>
       <w:r>
         <w:rPr>
@@ -231,7 +231,97 @@
         <w:rPr>
           <w:lang w:val="zh_TW" w:bidi="zh_TW"/>
         </w:rPr>
-        <w:t>生命的基本要素之一，覆蓋了地球表面的大部分，也是人體的主要組成部分。沒有水，生物只能存活幾天。</w:t>
+        <w:t>蛇或海怪。聖經中使用不同的詞語來描述蛇或蛇類。蛇或蛇類是爬行動物，是以牠們能夠咬人並注射毒液而為人熟知。聖經提及的特定蛇類包括虺蛇（</w:t>
+      </w:r>
+      <w:hyperlink r:id="rId13">
+        <w:r>
+          <w:rPr>
+            <w:lang w:val="zh_TW" w:bidi="zh_TW"/>
+          </w:rPr>
+          <w:rPr>
+            <w:color w:val="0000EE"/>
+            <w:u w:val="single"/>
+          </w:rPr>
+          <w:t>賽11:8</w:t>
+        </w:r>
+      </w:hyperlink>
+      <w:r>
+        <w:rPr>
+          <w:lang w:val="zh_TW" w:bidi="zh_TW"/>
+        </w:rPr>
+        <w:t>）和毒蛇（</w:t>
+      </w:r>
+      <w:hyperlink r:id="rId14">
+        <w:r>
+          <w:rPr>
+            <w:lang w:val="zh_TW" w:bidi="zh_TW"/>
+          </w:rPr>
+          <w:rPr>
+            <w:color w:val="0000EE"/>
+            <w:u w:val="single"/>
+          </w:rPr>
+          <w:t>徒28:3</w:t>
+        </w:r>
+      </w:hyperlink>
+      <w:r>
+        <w:rPr>
+          <w:lang w:val="zh_TW" w:bidi="zh_TW"/>
+        </w:rPr>
+        <w:t>）。「蛇」這個術語也可以用來描述在</w:t>
+      </w:r>
+      <w:hyperlink r:id="rId15">
+        <w:r>
+          <w:rPr>
+            <w:lang w:val="zh_TW" w:bidi="zh_TW"/>
+          </w:rPr>
+          <w:rPr>
+            <w:color w:val="0000EE"/>
+            <w:u w:val="single"/>
+          </w:rPr>
+          <w:t>約伯記二十六章13節</w:t>
+        </w:r>
+      </w:hyperlink>
+      <w:r>
+        <w:rPr>
+          <w:lang w:val="zh_TW" w:bidi="zh_TW"/>
+        </w:rPr>
+        <w:t>、</w:t>
+      </w:r>
+      <w:hyperlink r:id="rId16">
+        <w:r>
+          <w:rPr>
+            <w:lang w:val="zh_TW" w:bidi="zh_TW"/>
+          </w:rPr>
+          <w:rPr>
+            <w:color w:val="0000EE"/>
+            <w:u w:val="single"/>
+          </w:rPr>
+          <w:t>以賽亞書二十七章1節</w:t>
+        </w:r>
+      </w:hyperlink>
+      <w:r>
+        <w:rPr>
+          <w:lang w:val="zh_TW" w:bidi="zh_TW"/>
+        </w:rPr>
+        <w:t>和</w:t>
+      </w:r>
+      <w:hyperlink r:id="rId17">
+        <w:r>
+          <w:rPr>
+            <w:lang w:val="zh_TW" w:bidi="zh_TW"/>
+          </w:rPr>
+          <w:rPr>
+            <w:color w:val="0000EE"/>
+            <w:u w:val="single"/>
+          </w:rPr>
+          <w:t>阿摩司書九章3節</w:t>
+        </w:r>
+      </w:hyperlink>
+      <w:r>
+        <w:rPr>
+          <w:lang w:val="zh_TW" w:bidi="zh_TW"/>
+        </w:rPr>
+        <w:t>中提到的巨大海蛇。</w:t>
       </w:r>
     </w:p>
     <w:p>
@@ -245,36 +335,108 @@
         <w:rPr>
           <w:lang w:val="zh_TW" w:bidi="zh_TW"/>
         </w:rPr>
-        <w:t>在創世之初，水覆蓋了地球，然後神使旱地從水中顯出來（</w:t>
-      </w:r>
-      <w:hyperlink r:id="rId13">
-        <w:r>
-          <w:rPr>
-            <w:lang w:val="zh_TW" w:bidi="zh_TW"/>
-          </w:rPr>
-          <w:rPr>
-            <w:color w:val="0000EE"/>
-            <w:u w:val="single"/>
-          </w:rPr>
-          <w:t>創1:9–10</w:t>
-        </w:r>
-      </w:hyperlink>
-      <w:r>
-        <w:rPr>
-          <w:lang w:val="zh_TW" w:bidi="zh_TW"/>
-        </w:rPr>
-        <w:t>）。正如彼得所說：「憑神的命有了天，並從水而出、藉水而成的地」（</w:t>
-      </w:r>
-      <w:hyperlink r:id="rId14">
-        <w:r>
-          <w:rPr>
-            <w:lang w:val="zh_TW" w:bidi="zh_TW"/>
-          </w:rPr>
-          <w:rPr>
-            <w:color w:val="0000EE"/>
-            <w:u w:val="single"/>
-          </w:rPr>
-          <w:t>彼後3:5</w:t>
+        <w:t>在</w:t>
+      </w:r>
+      <w:hyperlink r:id="rId18">
+        <w:r>
+          <w:rPr>
+            <w:lang w:val="zh_TW" w:bidi="zh_TW"/>
+          </w:rPr>
+          <w:rPr>
+            <w:color w:val="0000EE"/>
+            <w:u w:val="single"/>
+          </w:rPr>
+          <w:t>創世記三章1節</w:t>
+        </w:r>
+      </w:hyperlink>
+      <w:r>
+        <w:rPr>
+          <w:lang w:val="zh_TW" w:bidi="zh_TW"/>
+        </w:rPr>
+        <w:t>，蛇引誘亞當和夏娃。牠是「耶和華神所造的，惟有蛇比田野一切的活物更狡猾」，因此，蛇被詛咒：「你必用肚子行走， 終身吃土」（</w:t>
+      </w:r>
+      <w:hyperlink r:id="rId19">
+        <w:r>
+          <w:rPr>
+            <w:lang w:val="zh_TW" w:bidi="zh_TW"/>
+          </w:rPr>
+          <w:rPr>
+            <w:color w:val="0000EE"/>
+            <w:u w:val="single"/>
+          </w:rPr>
+          <w:t>創3:14</w:t>
+        </w:r>
+      </w:hyperlink>
+      <w:r>
+        <w:rPr>
+          <w:lang w:val="zh_TW" w:bidi="zh_TW"/>
+        </w:rPr>
+        <w:t>）。</w:t>
+      </w:r>
+      <w:hyperlink r:id="rId20">
+        <w:r>
+          <w:rPr>
+            <w:lang w:val="zh_TW" w:bidi="zh_TW"/>
+          </w:rPr>
+          <w:rPr>
+            <w:color w:val="0000EE"/>
+            <w:u w:val="single"/>
+          </w:rPr>
+          <w:t>哥林多後書十一章3節</w:t>
+        </w:r>
+      </w:hyperlink>
+      <w:r>
+        <w:rPr>
+          <w:lang w:val="zh_TW" w:bidi="zh_TW"/>
+        </w:rPr>
+        <w:t>說蛇用詭詐欺騙了夏娃。</w:t>
+      </w:r>
+      <w:hyperlink r:id="rId21">
+        <w:r>
+          <w:rPr>
+            <w:lang w:val="zh_TW" w:bidi="zh_TW"/>
+          </w:rPr>
+          <w:rPr>
+            <w:color w:val="0000EE"/>
+            <w:u w:val="single"/>
+          </w:rPr>
+          <w:t>啟示錄十二章9節</w:t>
+        </w:r>
+      </w:hyperlink>
+      <w:r>
+        <w:rPr>
+          <w:lang w:val="zh_TW" w:bidi="zh_TW"/>
+        </w:rPr>
+        <w:t>稱蛇為：「名叫魔鬼，又叫撒但，是迷惑普天下的」（另見</w:t>
+      </w:r>
+      <w:hyperlink r:id="rId22">
+        <w:r>
+          <w:rPr>
+            <w:lang w:val="zh_TW" w:bidi="zh_TW"/>
+          </w:rPr>
+          <w:rPr>
+            <w:color w:val="0000EE"/>
+            <w:u w:val="single"/>
+          </w:rPr>
+          <w:t>啟12:14–15</w:t>
+        </w:r>
+      </w:hyperlink>
+      <w:r>
+        <w:rPr>
+          <w:lang w:val="zh_TW" w:bidi="zh_TW"/>
+        </w:rPr>
+        <w:t>，</w:t>
+      </w:r>
+      <w:hyperlink r:id="rId23">
+        <w:r>
+          <w:rPr>
+            <w:lang w:val="zh_TW" w:bidi="zh_TW"/>
+          </w:rPr>
+          <w:rPr>
+            <w:color w:val="0000EE"/>
+            <w:u w:val="single"/>
+          </w:rPr>
+          <w:t>20:2</w:t>
         </w:r>
       </w:hyperlink>
       <w:r>
@@ -295,61 +457,187 @@
         <w:rPr>
           <w:lang w:val="zh_TW" w:bidi="zh_TW"/>
         </w:rPr>
-        <w:t>當神創造伊甸園時，祂造了一條河來滋潤園子，這條河分成四條河，其中兩條是幼發拉底河和底格里斯河，這兩條河至今仍滋養著美索不達米亞地區的農業（</w:t>
-      </w:r>
-      <w:hyperlink r:id="rId15">
-        <w:r>
-          <w:rPr>
-            <w:lang w:val="zh_TW" w:bidi="zh_TW"/>
-          </w:rPr>
-          <w:rPr>
-            <w:color w:val="0000EE"/>
-            <w:u w:val="single"/>
-          </w:rPr>
-          <w:t>創2:10–14</w:t>
-        </w:r>
-      </w:hyperlink>
-      <w:r>
-        <w:rPr>
-          <w:lang w:val="zh_TW" w:bidi="zh_TW"/>
-        </w:rPr>
-        <w:t>）。聖經記載，早期地球上沒有雨水，只有霧氣滋潤大地（</w:t>
-      </w:r>
-      <w:hyperlink r:id="rId16">
-        <w:r>
-          <w:rPr>
-            <w:lang w:val="zh_TW" w:bidi="zh_TW"/>
-          </w:rPr>
-          <w:rPr>
-            <w:color w:val="0000EE"/>
-            <w:u w:val="single"/>
-          </w:rPr>
-          <w:t>5–6</w:t>
-        </w:r>
-      </w:hyperlink>
-      <w:r>
-        <w:rPr>
-          <w:lang w:val="zh_TW" w:bidi="zh_TW"/>
-        </w:rPr>
-        <w:t>節）。在挪亞的時代，神用洪水（大量且迅猛的水流）毀滅了「當時的世界」（</w:t>
-      </w:r>
-      <w:hyperlink r:id="rId17">
-        <w:r>
-          <w:rPr>
-            <w:lang w:val="zh_TW" w:bidi="zh_TW"/>
-          </w:rPr>
-          <w:rPr>
-            <w:color w:val="0000EE"/>
-            <w:u w:val="single"/>
-          </w:rPr>
-          <w:t>彼後3:6</w:t>
-        </w:r>
-      </w:hyperlink>
-      <w:r>
-        <w:rPr>
-          <w:lang w:val="zh_TW" w:bidi="zh_TW"/>
-        </w:rPr>
-        <w:t>）。這是對世人邪惡的懲罰。</w:t>
+        <w:t>聖經中對蛇的描述通常是比喻性的。牠們代表能以毒害人的能力（例如，</w:t>
+      </w:r>
+      <w:hyperlink r:id="rId24">
+        <w:r>
+          <w:rPr>
+            <w:lang w:val="zh_TW" w:bidi="zh_TW"/>
+          </w:rPr>
+          <w:rPr>
+            <w:color w:val="0000EE"/>
+            <w:u w:val="single"/>
+          </w:rPr>
+          <w:t>創49:17</w:t>
+        </w:r>
+      </w:hyperlink>
+      <w:r>
+        <w:rPr>
+          <w:lang w:val="zh_TW" w:bidi="zh_TW"/>
+        </w:rPr>
+        <w:t>；</w:t>
+      </w:r>
+      <w:hyperlink r:id="rId25">
+        <w:r>
+          <w:rPr>
+            <w:lang w:val="zh_TW" w:bidi="zh_TW"/>
+          </w:rPr>
+          <w:rPr>
+            <w:color w:val="0000EE"/>
+            <w:u w:val="single"/>
+          </w:rPr>
+          <w:t>傳10:8</w:t>
+        </w:r>
+      </w:hyperlink>
+      <w:r>
+        <w:rPr>
+          <w:lang w:val="zh_TW" w:bidi="zh_TW"/>
+        </w:rPr>
+        <w:t>、</w:t>
+      </w:r>
+      <w:hyperlink r:id="rId25">
+        <w:r>
+          <w:rPr>
+            <w:lang w:val="zh_TW" w:bidi="zh_TW"/>
+          </w:rPr>
+          <w:rPr>
+            <w:color w:val="0000EE"/>
+            <w:u w:val="single"/>
+          </w:rPr>
+          <w:t>11</w:t>
+        </w:r>
+      </w:hyperlink>
+      <w:r>
+        <w:rPr>
+          <w:lang w:val="zh_TW" w:bidi="zh_TW"/>
+        </w:rPr>
+        <w:t>；</w:t>
+      </w:r>
+      <w:hyperlink r:id="rId26">
+        <w:r>
+          <w:rPr>
+            <w:lang w:val="zh_TW" w:bidi="zh_TW"/>
+          </w:rPr>
+          <w:rPr>
+            <w:color w:val="0000EE"/>
+            <w:u w:val="single"/>
+          </w:rPr>
+          <w:t>賽14:29</w:t>
+        </w:r>
+      </w:hyperlink>
+      <w:r>
+        <w:rPr>
+          <w:lang w:val="zh_TW" w:bidi="zh_TW"/>
+        </w:rPr>
+        <w:t>；</w:t>
+      </w:r>
+      <w:hyperlink r:id="rId27">
+        <w:r>
+          <w:rPr>
+            <w:lang w:val="zh_TW" w:bidi="zh_TW"/>
+          </w:rPr>
+          <w:rPr>
+            <w:color w:val="0000EE"/>
+            <w:u w:val="single"/>
+          </w:rPr>
+          <w:t>摩5:19</w:t>
+        </w:r>
+      </w:hyperlink>
+      <w:r>
+        <w:rPr>
+          <w:lang w:val="zh_TW" w:bidi="zh_TW"/>
+        </w:rPr>
+        <w:t>；</w:t>
+      </w:r>
+      <w:hyperlink r:id="rId28">
+        <w:r>
+          <w:rPr>
+            <w:lang w:val="zh_TW" w:bidi="zh_TW"/>
+          </w:rPr>
+          <w:rPr>
+            <w:color w:val="0000EE"/>
+            <w:u w:val="single"/>
+          </w:rPr>
+          <w:t>啟9:19</w:t>
+        </w:r>
+      </w:hyperlink>
+      <w:r>
+        <w:rPr>
+          <w:lang w:val="zh_TW" w:bidi="zh_TW"/>
+        </w:rPr>
+        <w:t>）。在</w:t>
+      </w:r>
+      <w:hyperlink r:id="rId29">
+        <w:r>
+          <w:rPr>
+            <w:lang w:val="zh_TW" w:bidi="zh_TW"/>
+          </w:rPr>
+          <w:rPr>
+            <w:color w:val="0000EE"/>
+            <w:u w:val="single"/>
+          </w:rPr>
+          <w:t>詩篇五十八篇4至5節</w:t>
+        </w:r>
+      </w:hyperlink>
+      <w:r>
+        <w:rPr>
+          <w:lang w:val="zh_TW" w:bidi="zh_TW"/>
+        </w:rPr>
+        <w:t>中，惡人被比作蛇。</w:t>
+      </w:r>
+      <w:hyperlink r:id="rId30">
+        <w:r>
+          <w:rPr>
+            <w:lang w:val="zh_TW" w:bidi="zh_TW"/>
+          </w:rPr>
+          <w:rPr>
+            <w:color w:val="0000EE"/>
+            <w:u w:val="single"/>
+          </w:rPr>
+          <w:t>詩篇一四〇篇3節</w:t>
+        </w:r>
+      </w:hyperlink>
+      <w:r>
+        <w:rPr>
+          <w:lang w:val="zh_TW" w:bidi="zh_TW"/>
+        </w:rPr>
+        <w:t>描述人們的舌頭像蛇一樣尖利，他們的嘴唇有虺蛇的毒氣。</w:t>
+      </w:r>
+      <w:hyperlink r:id="rId31">
+        <w:r>
+          <w:rPr>
+            <w:lang w:val="zh_TW" w:bidi="zh_TW"/>
+          </w:rPr>
+          <w:rPr>
+            <w:color w:val="0000EE"/>
+            <w:u w:val="single"/>
+          </w:rPr>
+          <w:t>箴言二十三章32節</w:t>
+        </w:r>
+      </w:hyperlink>
+      <w:r>
+        <w:rPr>
+          <w:lang w:val="zh_TW" w:bidi="zh_TW"/>
+        </w:rPr>
+        <w:t>將烈酒比作蛇的咬傷，說它「咬你如蛇，刺你如毒蛇」。</w:t>
+      </w:r>
+      <w:hyperlink r:id="rId32">
+        <w:r>
+          <w:rPr>
+            <w:lang w:val="zh_TW" w:bidi="zh_TW"/>
+          </w:rPr>
+          <w:rPr>
+            <w:color w:val="0000EE"/>
+            <w:u w:val="single"/>
+          </w:rPr>
+          <w:t>耶利米書八章17節</w:t>
+        </w:r>
+      </w:hyperlink>
+      <w:r>
+        <w:rPr>
+          <w:lang w:val="zh_TW" w:bidi="zh_TW"/>
+        </w:rPr>
+        <w:t>描述以色列的敵人為「不服法術的， 必咬你們」。</w:t>
       </w:r>
     </w:p>
     <w:p>
@@ -363,18 +651,54 @@
         <w:rPr>
           <w:lang w:val="zh_TW" w:bidi="zh_TW"/>
         </w:rPr>
-        <w:t>在近東地區，水尤為重要。因為該地區降雨量有限。例如，埃及的開羅每年僅降雨二到四英寸（或5.1到10.2厘米），而阿斯旺（Aswan）的年均降雨量幾乎為零。埃及依賴尼羅河，該河的水源來自赤道的降雨。相比較之下，巴勒斯坦則「有山有谷、雨水滋潤」（</w:t>
-      </w:r>
-      <w:hyperlink r:id="rId18">
-        <w:r>
-          <w:rPr>
-            <w:lang w:val="zh_TW" w:bidi="zh_TW"/>
-          </w:rPr>
-          <w:rPr>
-            <w:color w:val="0000EE"/>
-            <w:u w:val="single"/>
-          </w:rPr>
-          <w:t>申11:10–11</w:t>
+        <w:t>正面來說，蛇以其智慧著稱。耶穌勸告祂的門徒：「靈巧像蛇，馴良像鴿子」（</w:t>
+      </w:r>
+      <w:hyperlink r:id="rId33">
+        <w:r>
+          <w:rPr>
+            <w:lang w:val="zh_TW" w:bidi="zh_TW"/>
+          </w:rPr>
+          <w:rPr>
+            <w:color w:val="0000EE"/>
+            <w:u w:val="single"/>
+          </w:rPr>
+          <w:t>太10:16</w:t>
+        </w:r>
+      </w:hyperlink>
+      <w:r>
+        <w:rPr>
+          <w:lang w:val="zh_TW" w:bidi="zh_TW"/>
+        </w:rPr>
+        <w:t>）。然而，蛇的主要意象是負面的。它象徵欺騙。耶穌稱文士和法利賽人為：「蛇類、毒蛇之種」（</w:t>
+      </w:r>
+      <w:hyperlink r:id="rId34">
+        <w:r>
+          <w:rPr>
+            <w:lang w:val="zh_TW" w:bidi="zh_TW"/>
+          </w:rPr>
+          <w:rPr>
+            <w:color w:val="0000EE"/>
+            <w:u w:val="single"/>
+          </w:rPr>
+          <w:t>太23:33</w:t>
+        </w:r>
+      </w:hyperlink>
+      <w:r>
+        <w:rPr>
+          <w:lang w:val="zh_TW" w:bidi="zh_TW"/>
+        </w:rPr>
+        <w:t>）。施洗約翰也稱法利賽人和撒都該人為「毒蛇的種類」（</w:t>
+      </w:r>
+      <w:hyperlink r:id="rId35">
+        <w:r>
+          <w:rPr>
+            <w:lang w:val="zh_TW" w:bidi="zh_TW"/>
+          </w:rPr>
+          <w:rPr>
+            <w:color w:val="0000EE"/>
+            <w:u w:val="single"/>
+          </w:rPr>
+          <w:t>太3:7</w:t>
         </w:r>
       </w:hyperlink>
       <w:r>
@@ -393,81 +717,32 @@
       </w:r>
       <w:r>
         <w:rPr>
-          <w:lang w:val="zh_TW" w:bidi="zh_TW"/>
-        </w:rPr>
-        <w:t>水在聖經中有許多象徵性的用法。義人像一棵樹栽在溪水旁（</w:t>
-      </w:r>
-      <w:hyperlink r:id="rId19">
-        <w:r>
-          <w:rPr>
-            <w:lang w:val="zh_TW" w:bidi="zh_TW"/>
-          </w:rPr>
-          <w:rPr>
-            <w:color w:val="0000EE"/>
-            <w:u w:val="single"/>
-          </w:rPr>
-          <w:t>詩1:3</w:t>
-        </w:r>
-      </w:hyperlink>
-      <w:r>
-        <w:rPr>
-          <w:lang w:val="zh_TW" w:bidi="zh_TW"/>
-        </w:rPr>
-        <w:t>；</w:t>
-      </w:r>
-      <w:hyperlink r:id="rId20">
-        <w:r>
-          <w:rPr>
-            <w:lang w:val="zh_TW" w:bidi="zh_TW"/>
-          </w:rPr>
-          <w:rPr>
-            <w:color w:val="0000EE"/>
-            <w:u w:val="single"/>
-          </w:rPr>
-          <w:t>耶17:8</w:t>
-        </w:r>
-      </w:hyperlink>
-      <w:r>
-        <w:rPr>
-          <w:lang w:val="zh_TW" w:bidi="zh_TW"/>
-        </w:rPr>
-        <w:t>）。靈魂對神的渴慕就像對水的渴求：「我要切切地尋求你，在乾旱疲乏無水之地，我渴想你； 我的心切慕你」（</w:t>
-      </w:r>
-      <w:hyperlink r:id="rId21">
-        <w:r>
-          <w:rPr>
-            <w:lang w:val="zh_TW" w:bidi="zh_TW"/>
-          </w:rPr>
-          <w:rPr>
-            <w:color w:val="0000EE"/>
-            <w:u w:val="single"/>
-          </w:rPr>
-          <w:t>詩63:1</w:t>
-        </w:r>
-      </w:hyperlink>
-      <w:r>
-        <w:rPr>
-          <w:lang w:val="zh_TW" w:bidi="zh_TW"/>
-        </w:rPr>
-        <w:t>）；「我的心渴想你， 如乾旱之地盼雨一樣」（</w:t>
-      </w:r>
-      <w:hyperlink r:id="rId22">
-        <w:r>
-          <w:rPr>
-            <w:lang w:val="zh_TW" w:bidi="zh_TW"/>
-          </w:rPr>
-          <w:rPr>
-            <w:color w:val="0000EE"/>
-            <w:u w:val="single"/>
-          </w:rPr>
-          <w:t>143:6</w:t>
-        </w:r>
-      </w:hyperlink>
-      <w:r>
-        <w:rPr>
-          <w:lang w:val="zh_TW" w:bidi="zh_TW"/>
-        </w:rPr>
-        <w:t>）。</w:t>
+          <w:i/>
+          <w:lang w:val="zh_TW" w:bidi="zh_TW"/>
+        </w:rPr>
+        <w:t>見</w:t>
+      </w:r>
+      <w:r>
+        <w:rPr>
+          <w:lang w:val="zh_TW" w:bidi="zh_TW"/>
+        </w:rPr>
+        <w:t>動物</w:t>
+      </w:r>
+      <w:r>
+        <w:rPr>
+          <w:lang w:val="zh_TW" w:bidi="zh_TW"/>
+        </w:rPr>
+        <w:t>。</w:t>
+      </w:r>
+      <w:r>
+        <w:rPr>
+          <w:lang w:val="zh_TW" w:bidi="zh_TW"/>
+        </w:rPr>
+      </w:r>
+      <w:r>
+        <w:rPr>
+          <w:lang w:val="zh_TW" w:bidi="zh_TW"/>
+        </w:rPr>
       </w:r>
     </w:p>
     <w:p>
@@ -477,65 +752,39 @@
           <w:lang w:val="zh_TW" w:bidi="zh_TW"/>
         </w:rPr>
       </w:r>
-      <w:r>
-        <w:rPr>
-          <w:lang w:val="zh_TW" w:bidi="zh_TW"/>
-        </w:rPr>
-        <w:t>耶穌滿足了這個需求，並宣告說：「人若渴了，可以到我這裡來喝。信我的人就如經上所說：『從他腹中要流出活水的江河來。』」（</w:t>
-      </w:r>
-      <w:hyperlink r:id="rId23">
-        <w:r>
-          <w:rPr>
-            <w:lang w:val="zh_TW" w:bidi="zh_TW"/>
-          </w:rPr>
-          <w:rPr>
-            <w:color w:val="0000EE"/>
-            <w:u w:val="single"/>
-          </w:rPr>
-          <w:t>約7:37–38</w:t>
-        </w:r>
-      </w:hyperlink>
-      <w:r>
-        <w:rPr>
-          <w:lang w:val="zh_TW" w:bidi="zh_TW"/>
-        </w:rPr>
-        <w:t>）。耶穌說：「人若喝我所賜的水就永遠不渴。我所賜的水要在他裡頭成為泉源，直湧到永生。」（</w:t>
-      </w:r>
-      <w:hyperlink r:id="rId24">
-        <w:r>
-          <w:rPr>
-            <w:lang w:val="zh_TW" w:bidi="zh_TW"/>
-          </w:rPr>
-          <w:rPr>
-            <w:color w:val="0000EE"/>
-            <w:u w:val="single"/>
-          </w:rPr>
-          <w:t>4:14</w:t>
-        </w:r>
-      </w:hyperlink>
-      <w:r>
-        <w:rPr>
-          <w:lang w:val="zh_TW" w:bidi="zh_TW"/>
-        </w:rPr>
-        <w:t>）。耶穌的靈，就是那滿足人類靈魂渴慕的靈水（</w:t>
-      </w:r>
-      <w:hyperlink r:id="rId25">
-        <w:r>
-          <w:rPr>
-            <w:lang w:val="zh_TW" w:bidi="zh_TW"/>
-          </w:rPr>
-          <w:rPr>
-            <w:color w:val="0000EE"/>
-            <w:u w:val="single"/>
-          </w:rPr>
-          <w:t>7:38–39</w:t>
-        </w:r>
-      </w:hyperlink>
-      <w:r>
-        <w:rPr>
-          <w:lang w:val="zh_TW" w:bidi="zh_TW"/>
-        </w:rPr>
-        <w:t>）。</w:t>
+    </w:p>
+    <w:p>
+      <w:pPr>
+        <w:pStyle w:val="Heading2"/>
+      </w:pPr>
+      <w:r>
+        <w:rPr>
+          <w:lang w:val="zh_TW" w:bidi="zh_TW"/>
+        </w:rPr>
+        <w:t>舍吉拿</w:t>
+      </w:r>
+      <w:r>
+        <w:rPr>
+          <w:lang w:val="zh_TW" w:bidi="zh_TW"/>
+        </w:rPr>
+      </w:r>
+    </w:p>
+    <w:p>
+      <w:pPr>
+        <w:pStyle w:val="Heading2"/>
+      </w:pPr>
+      <w:r>
+        <w:rPr>
+          <w:lang w:val="zh_TW" w:bidi="zh_TW"/>
+        </w:rPr>
+        <w:t>舍吉拿（</w:t>
+      </w:r>
+      <w:r>
+        <w:rPr>
+          <w:i/>
+          <w:lang w:val="zh_TW" w:bidi="zh_TW"/>
+        </w:rPr>
+        <w:t>Shekinah）</w:t>
       </w:r>
     </w:p>
     <w:p>
@@ -549,43 +798,44 @@
         <w:rPr>
           <w:lang w:val="zh_TW" w:bidi="zh_TW"/>
         </w:rPr>
-        <w:t>神的話語也被描繪為水，能使我們靈性得潔淨。主說教會的潔凈是「用水藉著道把教會洗淨」（</w:t>
-      </w:r>
-      <w:hyperlink r:id="rId26">
-        <w:r>
-          <w:rPr>
-            <w:lang w:val="zh_TW" w:bidi="zh_TW"/>
-          </w:rPr>
-          <w:rPr>
-            <w:color w:val="0000EE"/>
-            <w:u w:val="single"/>
-          </w:rPr>
-          <w:t>弗5:26</w:t>
-        </w:r>
-      </w:hyperlink>
-      <w:r>
-        <w:rPr>
-          <w:lang w:val="zh_TW" w:bidi="zh_TW"/>
-        </w:rPr>
-        <w:t>）。保羅說人得救是「藉著重生的洗和聖靈的更新」（</w:t>
-      </w:r>
-      <w:hyperlink r:id="rId27">
-        <w:r>
-          <w:rPr>
-            <w:lang w:val="zh_TW" w:bidi="zh_TW"/>
-          </w:rPr>
-          <w:rPr>
-            <w:color w:val="0000EE"/>
-            <w:u w:val="single"/>
-          </w:rPr>
-          <w:t>多3:5</w:t>
-        </w:r>
-      </w:hyperlink>
-      <w:r>
-        <w:rPr>
-          <w:lang w:val="zh_TW" w:bidi="zh_TW"/>
-        </w:rPr>
-        <w:t>）。</w:t>
+        <w:t>這個詞的意思是「那同在的」或「那會同在的」。</w:t>
+      </w:r>
+      <w:r>
+        <w:rPr>
+          <w:i/>
+          <w:lang w:val="zh_TW" w:bidi="zh_TW"/>
+        </w:rPr>
+        <w:t>舍吉拿</w:t>
+      </w:r>
+      <w:r>
+        <w:rPr>
+          <w:lang w:val="zh_TW" w:bidi="zh_TW"/>
+        </w:rPr>
+        <w:t>是一個希伯來文詞語的音譯。這個詞透過名為「他爾根（Targums）」的古代猶太文獻以及拉比文獻的古代猶太著作，成為基督教教義的一部分。這些文本使用</w:t>
+      </w:r>
+      <w:r>
+        <w:rPr>
+          <w:i/>
+          <w:lang w:val="zh_TW" w:bidi="zh_TW"/>
+        </w:rPr>
+        <w:t>舍吉拿</w:t>
+      </w:r>
+      <w:r>
+        <w:rPr>
+          <w:lang w:val="zh_TW" w:bidi="zh_TW"/>
+        </w:rPr>
+        <w:t>來描述那位超越世界的神，是如何在世界之中同在的。</w:t>
+      </w:r>
+    </w:p>
+    <w:p>
+      <w:pPr>
+        <w:pStyle w:val="Heading3"/>
+      </w:pPr>
+      <w:r>
+        <w:rPr>
+          <w:lang w:val="zh_TW" w:bidi="zh_TW"/>
+        </w:rPr>
+        <w:t>舊約聖經中的舍吉拿</w:t>
       </w:r>
     </w:p>
     <w:p>
@@ -599,71 +849,236 @@
         <w:rPr>
           <w:lang w:val="zh_TW" w:bidi="zh_TW"/>
         </w:rPr>
-        <w:t>在聖經的最後一章，主宣告：「我要將生命泉的水白白賜給那口渴的人喝」（</w:t>
-      </w:r>
-      <w:hyperlink r:id="rId28">
-        <w:r>
-          <w:rPr>
-            <w:lang w:val="zh_TW" w:bidi="zh_TW"/>
-          </w:rPr>
-          <w:rPr>
-            <w:color w:val="0000EE"/>
-            <w:u w:val="single"/>
-          </w:rPr>
-          <w:t>啟21:6</w:t>
-        </w:r>
-      </w:hyperlink>
-      <w:r>
-        <w:rPr>
-          <w:lang w:val="zh_TW" w:bidi="zh_TW"/>
-        </w:rPr>
-        <w:t>）。甚至在描述天上的新耶路撒冷時，也提到水——生命水的河：「天使又指示我在城內街道當中一道生命水的河，明亮如水晶，從神和羔羊的寶座流出來。」（</w:t>
-      </w:r>
-      <w:hyperlink r:id="rId29">
-        <w:r>
-          <w:rPr>
-            <w:lang w:val="zh_TW" w:bidi="zh_TW"/>
-          </w:rPr>
-          <w:rPr>
-            <w:color w:val="0000EE"/>
-            <w:u w:val="single"/>
-          </w:rPr>
-          <w:t>22:1–2</w:t>
-        </w:r>
-      </w:hyperlink>
-      <w:r>
-        <w:rPr>
-          <w:lang w:val="zh_TW" w:bidi="zh_TW"/>
-        </w:rPr>
-        <w:t>）。同樣，聖經的最後邀請說：「口渴的人也當來；願意的，都可以白白取生命的水喝」（</w:t>
-      </w:r>
-      <w:hyperlink r:id="rId30">
-        <w:r>
-          <w:rPr>
-            <w:lang w:val="zh_TW" w:bidi="zh_TW"/>
-          </w:rPr>
-          <w:rPr>
-            <w:color w:val="0000EE"/>
-            <w:u w:val="single"/>
-          </w:rPr>
-          <w:t>17</w:t>
-        </w:r>
-      </w:hyperlink>
-      <w:r>
-        <w:rPr>
-          <w:lang w:val="zh_TW" w:bidi="zh_TW"/>
-        </w:rPr>
-        <w:t>節）。</w:t>
-      </w:r>
-      <w:r>
-        <w:rPr>
-          <w:lang w:val="zh_TW" w:bidi="zh_TW"/>
-        </w:rPr>
-      </w:r>
-      <w:r>
-        <w:rPr>
-          <w:lang w:val="zh_TW" w:bidi="zh_TW"/>
-        </w:rPr>
+        <w:t>「</w:t>
+      </w:r>
+      <w:r>
+        <w:rPr>
+          <w:i/>
+          <w:lang w:val="zh_TW" w:bidi="zh_TW"/>
+        </w:rPr>
+        <w:t>舍吉拿</w:t>
+      </w:r>
+      <w:r>
+        <w:rPr>
+          <w:lang w:val="zh_TW" w:bidi="zh_TW"/>
+        </w:rPr>
+        <w:t>」這個詞本身並沒有在聖經中出現，但這個概念源於舊約聖經中許多描述神住在祂子民中間的地方（</w:t>
+      </w:r>
+      <w:hyperlink r:id="rId36">
+        <w:r>
+          <w:rPr>
+            <w:lang w:val="zh_TW" w:bidi="zh_TW"/>
+          </w:rPr>
+          <w:rPr>
+            <w:color w:val="0000EE"/>
+            <w:u w:val="single"/>
+          </w:rPr>
+          <w:t>創9:27</w:t>
+        </w:r>
+      </w:hyperlink>
+      <w:r>
+        <w:rPr>
+          <w:lang w:val="zh_TW" w:bidi="zh_TW"/>
+        </w:rPr>
+        <w:t>；</w:t>
+      </w:r>
+      <w:hyperlink r:id="rId37">
+        <w:r>
+          <w:rPr>
+            <w:lang w:val="zh_TW" w:bidi="zh_TW"/>
+          </w:rPr>
+          <w:rPr>
+            <w:color w:val="0000EE"/>
+            <w:u w:val="single"/>
+          </w:rPr>
+          <w:t>出25:8</w:t>
+        </w:r>
+      </w:hyperlink>
+      <w:r>
+        <w:rPr>
+          <w:lang w:val="zh_TW" w:bidi="zh_TW"/>
+        </w:rPr>
+        <w:t>，</w:t>
+      </w:r>
+      <w:hyperlink r:id="rId38">
+        <w:r>
+          <w:rPr>
+            <w:lang w:val="zh_TW" w:bidi="zh_TW"/>
+          </w:rPr>
+          <w:rPr>
+            <w:color w:val="0000EE"/>
+            <w:u w:val="single"/>
+          </w:rPr>
+          <w:t>29:45–46</w:t>
+        </w:r>
+      </w:hyperlink>
+      <w:r>
+        <w:rPr>
+          <w:lang w:val="zh_TW" w:bidi="zh_TW"/>
+        </w:rPr>
+        <w:t>；</w:t>
+      </w:r>
+      <w:hyperlink r:id="rId39">
+        <w:r>
+          <w:rPr>
+            <w:lang w:val="zh_TW" w:bidi="zh_TW"/>
+          </w:rPr>
+          <w:rPr>
+            <w:color w:val="0000EE"/>
+            <w:u w:val="single"/>
+          </w:rPr>
+          <w:t>民5:3</w:t>
+        </w:r>
+      </w:hyperlink>
+      <w:r>
+        <w:rPr>
+          <w:lang w:val="zh_TW" w:bidi="zh_TW"/>
+        </w:rPr>
+        <w:t>；</w:t>
+      </w:r>
+      <w:hyperlink r:id="rId40">
+        <w:r>
+          <w:rPr>
+            <w:lang w:val="zh_TW" w:bidi="zh_TW"/>
+          </w:rPr>
+          <w:rPr>
+            <w:color w:val="0000EE"/>
+            <w:u w:val="single"/>
+          </w:rPr>
+          <w:t>王上6:13</w:t>
+        </w:r>
+      </w:hyperlink>
+      <w:r>
+        <w:rPr>
+          <w:lang w:val="zh_TW" w:bidi="zh_TW"/>
+        </w:rPr>
+        <w:t>；</w:t>
+      </w:r>
+      <w:hyperlink r:id="rId41">
+        <w:r>
+          <w:rPr>
+            <w:lang w:val="zh_TW" w:bidi="zh_TW"/>
+          </w:rPr>
+          <w:rPr>
+            <w:color w:val="0000EE"/>
+            <w:u w:val="single"/>
+          </w:rPr>
+          <w:t>詩68:16–18</w:t>
+        </w:r>
+      </w:hyperlink>
+      <w:r>
+        <w:rPr>
+          <w:lang w:val="zh_TW" w:bidi="zh_TW"/>
+        </w:rPr>
+        <w:t>，</w:t>
+      </w:r>
+      <w:hyperlink r:id="rId42">
+        <w:r>
+          <w:rPr>
+            <w:lang w:val="zh_TW" w:bidi="zh_TW"/>
+          </w:rPr>
+          <w:rPr>
+            <w:color w:val="0000EE"/>
+            <w:u w:val="single"/>
+          </w:rPr>
+          <w:t>74:2</w:t>
+        </w:r>
+      </w:hyperlink>
+      <w:r>
+        <w:rPr>
+          <w:lang w:val="zh_TW" w:bidi="zh_TW"/>
+        </w:rPr>
+        <w:t>；</w:t>
+      </w:r>
+      <w:hyperlink r:id="rId43">
+        <w:r>
+          <w:rPr>
+            <w:lang w:val="zh_TW" w:bidi="zh_TW"/>
+          </w:rPr>
+          <w:rPr>
+            <w:color w:val="0000EE"/>
+            <w:u w:val="single"/>
+          </w:rPr>
+          <w:t>賽8:18</w:t>
+        </w:r>
+      </w:hyperlink>
+      <w:r>
+        <w:rPr>
+          <w:lang w:val="zh_TW" w:bidi="zh_TW"/>
+        </w:rPr>
+        <w:t>；</w:t>
+      </w:r>
+      <w:hyperlink r:id="rId44">
+        <w:r>
+          <w:rPr>
+            <w:lang w:val="zh_TW" w:bidi="zh_TW"/>
+          </w:rPr>
+          <w:rPr>
+            <w:color w:val="0000EE"/>
+            <w:u w:val="single"/>
+          </w:rPr>
+          <w:t>結43:7–9</w:t>
+        </w:r>
+      </w:hyperlink>
+      <w:r>
+        <w:rPr>
+          <w:lang w:val="zh_TW" w:bidi="zh_TW"/>
+        </w:rPr>
+        <w:t>；</w:t>
+      </w:r>
+      <w:hyperlink r:id="rId45">
+        <w:r>
+          <w:rPr>
+            <w:lang w:val="zh_TW" w:bidi="zh_TW"/>
+          </w:rPr>
+          <w:rPr>
+            <w:color w:val="0000EE"/>
+            <w:u w:val="single"/>
+          </w:rPr>
+          <w:t>珥3:17</w:t>
+        </w:r>
+      </w:hyperlink>
+      <w:r>
+        <w:rPr>
+          <w:lang w:val="zh_TW" w:bidi="zh_TW"/>
+        </w:rPr>
+        <w:t>、</w:t>
+      </w:r>
+      <w:hyperlink r:id="rId45">
+        <w:r>
+          <w:rPr>
+            <w:lang w:val="zh_TW" w:bidi="zh_TW"/>
+          </w:rPr>
+          <w:rPr>
+            <w:color w:val="0000EE"/>
+            <w:u w:val="single"/>
+          </w:rPr>
+          <w:t>21</w:t>
+        </w:r>
+      </w:hyperlink>
+      <w:r>
+        <w:rPr>
+          <w:lang w:val="zh_TW" w:bidi="zh_TW"/>
+        </w:rPr>
+        <w:t>；</w:t>
+      </w:r>
+      <w:hyperlink r:id="rId46">
+        <w:r>
+          <w:rPr>
+            <w:lang w:val="zh_TW" w:bidi="zh_TW"/>
+          </w:rPr>
+          <w:rPr>
+            <w:color w:val="0000EE"/>
+            <w:u w:val="single"/>
+          </w:rPr>
+          <w:t>亞2:10–11</w:t>
+        </w:r>
+      </w:hyperlink>
+      <w:r>
+        <w:rPr>
+          <w:lang w:val="zh_TW" w:bidi="zh_TW"/>
+        </w:rPr>
+        <w:t>）。這些經文顯示，雖然神住在天上，但祂也與祂的子民一起住在地上。</w:t>
       </w:r>
     </w:p>
     <w:p>
@@ -673,21 +1088,216 @@
           <w:lang w:val="zh_TW" w:bidi="zh_TW"/>
         </w:rPr>
       </w:r>
+      <w:r>
+        <w:rPr>
+          <w:lang w:val="zh_TW" w:bidi="zh_TW"/>
+        </w:rPr>
+        <w:t>人們也使用「</w:t>
+      </w:r>
+      <w:r>
+        <w:rPr>
+          <w:i/>
+          <w:lang w:val="zh_TW" w:bidi="zh_TW"/>
+        </w:rPr>
+        <w:t>舍吉拿榮耀</w:t>
+      </w:r>
+      <w:r>
+        <w:rPr>
+          <w:lang w:val="zh_TW" w:bidi="zh_TW"/>
+        </w:rPr>
+        <w:t>（</w:t>
+      </w:r>
+      <w:r>
+        <w:rPr>
+          <w:i/>
+          <w:lang w:val="zh_TW" w:bidi="zh_TW"/>
+        </w:rPr>
+        <w:t>shekinah glory</w:t>
+      </w:r>
+      <w:r>
+        <w:rPr>
+          <w:lang w:val="zh_TW" w:bidi="zh_TW"/>
+        </w:rPr>
+        <w:t>）」這個詞來描述神是如何向以色列人顯現。那是神以肉眼可見的形式</w:t>
+      </w:r>
+      <w:r>
+        <w:rPr>
+          <w:lang w:val="zh_TW" w:bidi="zh_TW"/>
+        </w:rPr>
+        <w:t>——</w:t>
+      </w:r>
+      <w:r>
+        <w:rPr>
+          <w:lang w:val="zh_TW" w:bidi="zh_TW"/>
+        </w:rPr>
+        <w:t>火柱和雲柱</w:t>
+      </w:r>
+      <w:r>
+        <w:rPr>
+          <w:lang w:val="zh_TW" w:bidi="zh_TW"/>
+        </w:rPr>
+        <w:t>——</w:t>
+      </w:r>
+      <w:r>
+        <w:rPr>
+          <w:lang w:val="zh_TW" w:bidi="zh_TW"/>
+        </w:rPr>
+        <w:t>顯現，而這種同在在以下地方發生：</w:t>
+      </w:r>
     </w:p>
     <w:p>
       <w:pPr>
-        <w:pStyle w:val="Heading2"/>
-      </w:pPr>
-      <w:r>
-        <w:rPr>
-          <w:lang w:val="zh_TW" w:bidi="zh_TW"/>
-        </w:rPr>
-        <w:t>水瓶</w:t>
-      </w:r>
-      <w:r>
-        <w:rPr>
-          <w:lang w:val="zh_TW" w:bidi="zh_TW"/>
-        </w:rPr>
+        <w:pStyle w:val="ListBullet"/>
+        <w:spacing w:line="240" w:lineRule="auto"/>
+        <w:ind w:left="720"/>
+      </w:pPr>
+      <w:r>
+        <w:rPr>
+          <w:lang w:val="zh_TW" w:bidi="zh_TW"/>
+        </w:rPr>
+      </w:r>
+      <w:r>
+        <w:rPr>
+          <w:lang w:val="zh_TW" w:bidi="zh_TW"/>
+        </w:rPr>
+        <w:t>在西奈山（</w:t>
+      </w:r>
+      <w:hyperlink r:id="rId47">
+        <w:r>
+          <w:rPr>
+            <w:lang w:val="zh_TW" w:bidi="zh_TW"/>
+          </w:rPr>
+          <w:rPr>
+            <w:color w:val="0000EE"/>
+            <w:u w:val="single"/>
+          </w:rPr>
+          <w:t>出19:16–18</w:t>
+        </w:r>
+      </w:hyperlink>
+      <w:r>
+        <w:rPr>
+          <w:lang w:val="zh_TW" w:bidi="zh_TW"/>
+        </w:rPr>
+        <w:t>），</w:t>
+      </w:r>
+    </w:p>
+    <w:p>
+      <w:pPr>
+        <w:pStyle w:val="ListBullet"/>
+        <w:spacing w:line="240" w:lineRule="auto"/>
+        <w:ind w:left="720"/>
+      </w:pPr>
+      <w:r>
+        <w:rPr>
+          <w:lang w:val="zh_TW" w:bidi="zh_TW"/>
+        </w:rPr>
+      </w:r>
+      <w:r>
+        <w:rPr>
+          <w:lang w:val="zh_TW" w:bidi="zh_TW"/>
+        </w:rPr>
+        <w:t>在曠野（</w:t>
+      </w:r>
+      <w:hyperlink r:id="rId48">
+        <w:r>
+          <w:rPr>
+            <w:lang w:val="zh_TW" w:bidi="zh_TW"/>
+          </w:rPr>
+          <w:rPr>
+            <w:color w:val="0000EE"/>
+            <w:u w:val="single"/>
+          </w:rPr>
+          <w:t>出40:34–38</w:t>
+        </w:r>
+      </w:hyperlink>
+      <w:r>
+        <w:rPr>
+          <w:lang w:val="zh_TW" w:bidi="zh_TW"/>
+        </w:rPr>
+        <w:t>），和</w:t>
+      </w:r>
+    </w:p>
+    <w:p>
+      <w:pPr>
+        <w:pStyle w:val="ListBullet"/>
+        <w:spacing w:line="240" w:lineRule="auto"/>
+        <w:ind w:left="720"/>
+      </w:pPr>
+      <w:r>
+        <w:rPr>
+          <w:lang w:val="zh_TW" w:bidi="zh_TW"/>
+        </w:rPr>
+      </w:r>
+      <w:r>
+        <w:rPr>
+          <w:lang w:val="zh_TW" w:bidi="zh_TW"/>
+        </w:rPr>
+        <w:t>在聖殿中（</w:t>
+      </w:r>
+      <w:hyperlink r:id="rId40">
+        <w:r>
+          <w:rPr>
+            <w:lang w:val="zh_TW" w:bidi="zh_TW"/>
+          </w:rPr>
+          <w:rPr>
+            <w:color w:val="0000EE"/>
+            <w:u w:val="single"/>
+          </w:rPr>
+          <w:t>王上6:13</w:t>
+        </w:r>
+      </w:hyperlink>
+      <w:r>
+        <w:rPr>
+          <w:lang w:val="zh_TW" w:bidi="zh_TW"/>
+        </w:rPr>
+        <w:t>，</w:t>
+      </w:r>
+      <w:hyperlink r:id="rId49">
+        <w:r>
+          <w:rPr>
+            <w:lang w:val="zh_TW" w:bidi="zh_TW"/>
+          </w:rPr>
+          <w:rPr>
+            <w:color w:val="0000EE"/>
+            <w:u w:val="single"/>
+          </w:rPr>
+          <w:t>8:10–13</w:t>
+        </w:r>
+      </w:hyperlink>
+      <w:r>
+        <w:rPr>
+          <w:lang w:val="zh_TW" w:bidi="zh_TW"/>
+        </w:rPr>
+        <w:t>；</w:t>
+      </w:r>
+      <w:hyperlink r:id="rId50">
+        <w:r>
+          <w:rPr>
+            <w:lang w:val="zh_TW" w:bidi="zh_TW"/>
+          </w:rPr>
+          <w:rPr>
+            <w:color w:val="0000EE"/>
+            <w:u w:val="single"/>
+          </w:rPr>
+          <w:t>代下6:1–2</w:t>
+        </w:r>
+      </w:hyperlink>
+      <w:r>
+        <w:rPr>
+          <w:lang w:val="zh_TW" w:bidi="zh_TW"/>
+        </w:rPr>
+        <w:t>）。</w:t>
+      </w:r>
+    </w:p>
+    <w:p>
+      <w:pPr>
+        <w:pStyle w:val="Heading3"/>
+      </w:pPr>
+      <w:r>
+        <w:rPr>
+          <w:lang w:val="zh_TW" w:bidi="zh_TW"/>
+        </w:rPr>
+        <w:t>新約聖經中的舍吉拿</w:t>
       </w:r>
     </w:p>
     <w:p>
@@ -701,18 +1311,49 @@
         <w:rPr>
           <w:lang w:val="zh_TW" w:bidi="zh_TW"/>
         </w:rPr>
-        <w:t>水瓶是用來盛裝並傾倒液體的器皿，也可稱為罈或壺，常用來裝水或酒。水瓶多以陶土製成，也有金屬製的。人們會把水瓶扛在肩上，或頂在頭上攜帶。在聖經時代，婦女常拿著水瓶到井旁打水（</w:t>
-      </w:r>
-      <w:hyperlink r:id="rId31">
-        <w:r>
-          <w:rPr>
-            <w:lang w:val="zh_TW" w:bidi="zh_TW"/>
-          </w:rPr>
-          <w:rPr>
-            <w:color w:val="0000EE"/>
-            <w:u w:val="single"/>
-          </w:rPr>
-          <w:t>創24:14–20</w:t>
+        <w:t>新約聖經中雖然沒有使用</w:t>
+      </w:r>
+      <w:r>
+        <w:rPr>
+          <w:i/>
+          <w:lang w:val="zh_TW" w:bidi="zh_TW"/>
+        </w:rPr>
+        <w:t>舍吉拿</w:t>
+      </w:r>
+      <w:r>
+        <w:rPr>
+          <w:lang w:val="zh_TW" w:bidi="zh_TW"/>
+        </w:rPr>
+        <w:t>這個詞，但它有提到神在人們中間的同在。在新約聖經中，當神同在時，通常會伴隨著光與榮耀（</w:t>
+      </w:r>
+      <w:hyperlink r:id="rId51">
+        <w:r>
+          <w:rPr>
+            <w:lang w:val="zh_TW" w:bidi="zh_TW"/>
+          </w:rPr>
+          <w:rPr>
+            <w:color w:val="0000EE"/>
+            <w:u w:val="single"/>
+          </w:rPr>
+          <w:t>路2:9</w:t>
+        </w:r>
+      </w:hyperlink>
+      <w:r>
+        <w:rPr>
+          <w:lang w:val="zh_TW" w:bidi="zh_TW"/>
+        </w:rPr>
+        <w:t>，</w:t>
+      </w:r>
+      <w:hyperlink r:id="rId52">
+        <w:r>
+          <w:rPr>
+            <w:lang w:val="zh_TW" w:bidi="zh_TW"/>
+          </w:rPr>
+          <w:rPr>
+            <w:color w:val="0000EE"/>
+            <w:u w:val="single"/>
+          </w:rPr>
+          <w:t>9:29</w:t>
         </w:r>
       </w:hyperlink>
       <w:r>
@@ -721,16 +1362,70 @@
         </w:rPr>
         <w:t>；</w:t>
       </w:r>
-      <w:hyperlink r:id="rId32">
-        <w:r>
-          <w:rPr>
-            <w:lang w:val="zh_TW" w:bidi="zh_TW"/>
-          </w:rPr>
-          <w:rPr>
-            <w:color w:val="0000EE"/>
-            <w:u w:val="single"/>
-          </w:rPr>
-          <w:t>可14:13</w:t>
+      <w:hyperlink r:id="rId53">
+        <w:r>
+          <w:rPr>
+            <w:lang w:val="zh_TW" w:bidi="zh_TW"/>
+          </w:rPr>
+          <w:rPr>
+            <w:color w:val="0000EE"/>
+            <w:u w:val="single"/>
+          </w:rPr>
+          <w:t>徒9:3–6</w:t>
+        </w:r>
+      </w:hyperlink>
+      <w:r>
+        <w:rPr>
+          <w:lang w:val="zh_TW" w:bidi="zh_TW"/>
+        </w:rPr>
+        <w:t>，</w:t>
+      </w:r>
+      <w:hyperlink r:id="rId54">
+        <w:r>
+          <w:rPr>
+            <w:lang w:val="zh_TW" w:bidi="zh_TW"/>
+          </w:rPr>
+          <w:rPr>
+            <w:color w:val="0000EE"/>
+            <w:u w:val="single"/>
+          </w:rPr>
+          <w:t>22:6–11</w:t>
+        </w:r>
+      </w:hyperlink>
+      <w:r>
+        <w:rPr>
+          <w:lang w:val="zh_TW" w:bidi="zh_TW"/>
+        </w:rPr>
+        <w:t>，</w:t>
+      </w:r>
+      <w:hyperlink r:id="rId55">
+        <w:r>
+          <w:rPr>
+            <w:lang w:val="zh_TW" w:bidi="zh_TW"/>
+          </w:rPr>
+          <w:rPr>
+            <w:color w:val="0000EE"/>
+            <w:u w:val="single"/>
+          </w:rPr>
+          <w:t>26:12–16</w:t>
+        </w:r>
+      </w:hyperlink>
+      <w:r>
+        <w:rPr>
+          <w:lang w:val="zh_TW" w:bidi="zh_TW"/>
+        </w:rPr>
+        <w:t>；</w:t>
+      </w:r>
+      <w:hyperlink r:id="rId56">
+        <w:r>
+          <w:rPr>
+            <w:lang w:val="zh_TW" w:bidi="zh_TW"/>
+          </w:rPr>
+          <w:rPr>
+            <w:color w:val="0000EE"/>
+            <w:u w:val="single"/>
+          </w:rPr>
+          <w:t>彼後1:16–18</w:t>
         </w:r>
       </w:hyperlink>
       <w:r>
@@ -749,32 +1444,225 @@
       </w:r>
       <w:r>
         <w:rPr>
-          <w:i/>
-          <w:lang w:val="zh_TW" w:bidi="zh_TW"/>
-        </w:rPr>
-        <w:t xml:space="preserve">見 </w:t>
-      </w:r>
-      <w:r>
-        <w:rPr>
-          <w:lang w:val="zh_TW" w:bidi="zh_TW"/>
-        </w:rPr>
-        <w:t>陶器</w:t>
-      </w:r>
-      <w:r>
-        <w:rPr>
-          <w:lang w:val="zh_TW" w:bidi="zh_TW"/>
-        </w:rPr>
-        <w:t>。</w:t>
-      </w:r>
-      <w:r>
-        <w:rPr>
-          <w:lang w:val="zh_TW" w:bidi="zh_TW"/>
-        </w:rPr>
-      </w:r>
-      <w:r>
-        <w:rPr>
-          <w:lang w:val="zh_TW" w:bidi="zh_TW"/>
-        </w:rPr>
+          <w:lang w:val="zh_TW" w:bidi="zh_TW"/>
+        </w:rPr>
+        <w:t>約翰福音特別強調榮耀以及神與人同住。經文告訴我們，當耶穌（稱為「道」）成為人時，祂住在看見祂榮耀的人中間（</w:t>
+      </w:r>
+      <w:hyperlink r:id="rId57">
+        <w:r>
+          <w:rPr>
+            <w:lang w:val="zh_TW" w:bidi="zh_TW"/>
+          </w:rPr>
+          <w:rPr>
+            <w:color w:val="0000EE"/>
+            <w:u w:val="single"/>
+          </w:rPr>
+          <w:t>約1:14</w:t>
+        </w:r>
+      </w:hyperlink>
+      <w:r>
+        <w:rPr>
+          <w:lang w:val="zh_TW" w:bidi="zh_TW"/>
+        </w:rPr>
+        <w:t>）。神的靈在祂身上（</w:t>
+      </w:r>
+      <w:hyperlink r:id="rId58">
+        <w:r>
+          <w:rPr>
+            <w:lang w:val="zh_TW" w:bidi="zh_TW"/>
+          </w:rPr>
+          <w:rPr>
+            <w:color w:val="0000EE"/>
+            <w:u w:val="single"/>
+          </w:rPr>
+          <w:t>約1:32</w:t>
+        </w:r>
+      </w:hyperlink>
+      <w:r>
+        <w:rPr>
+          <w:lang w:val="zh_TW" w:bidi="zh_TW"/>
+        </w:rPr>
+        <w:t>），並且會永遠與跟隨祂的人同在（</w:t>
+      </w:r>
+      <w:hyperlink r:id="rId59">
+        <w:r>
+          <w:rPr>
+            <w:lang w:val="zh_TW" w:bidi="zh_TW"/>
+          </w:rPr>
+          <w:rPr>
+            <w:color w:val="0000EE"/>
+            <w:u w:val="single"/>
+          </w:rPr>
+          <w:t>約14:16</w:t>
+        </w:r>
+      </w:hyperlink>
+      <w:r>
+        <w:rPr>
+          <w:lang w:val="zh_TW" w:bidi="zh_TW"/>
+        </w:rPr>
+        <w:t>）。祂會住在那些住在耶穌裡面的人裡面（</w:t>
+      </w:r>
+      <w:hyperlink r:id="rId60">
+        <w:r>
+          <w:rPr>
+            <w:lang w:val="zh_TW" w:bidi="zh_TW"/>
+          </w:rPr>
+          <w:rPr>
+            <w:color w:val="0000EE"/>
+            <w:u w:val="single"/>
+          </w:rPr>
+          <w:t>約15:4–10</w:t>
+        </w:r>
+      </w:hyperlink>
+      <w:r>
+        <w:rPr>
+          <w:lang w:val="zh_TW" w:bidi="zh_TW"/>
+        </w:rPr>
+        <w:t>）。約翰在他的書信中也有提及這些概念：他經常談論信徒如何住在基督裡，以及基督如何住在他們裡面（</w:t>
+      </w:r>
+      <w:hyperlink r:id="rId61">
+        <w:r>
+          <w:rPr>
+            <w:lang w:val="zh_TW" w:bidi="zh_TW"/>
+          </w:rPr>
+          <w:rPr>
+            <w:color w:val="0000EE"/>
+            <w:u w:val="single"/>
+          </w:rPr>
+          <w:t>約一2:6</w:t>
+        </w:r>
+      </w:hyperlink>
+      <w:r>
+        <w:rPr>
+          <w:lang w:val="zh_TW" w:bidi="zh_TW"/>
+        </w:rPr>
+        <w:t>、</w:t>
+      </w:r>
+      <w:hyperlink r:id="rId61">
+        <w:r>
+          <w:rPr>
+            <w:lang w:val="zh_TW" w:bidi="zh_TW"/>
+          </w:rPr>
+          <w:rPr>
+            <w:color w:val="0000EE"/>
+            <w:u w:val="single"/>
+          </w:rPr>
+          <w:t>14</w:t>
+        </w:r>
+      </w:hyperlink>
+      <w:r>
+        <w:rPr>
+          <w:lang w:val="zh_TW" w:bidi="zh_TW"/>
+        </w:rPr>
+        <w:t>、</w:t>
+      </w:r>
+      <w:hyperlink r:id="rId61">
+        <w:r>
+          <w:rPr>
+            <w:lang w:val="zh_TW" w:bidi="zh_TW"/>
+          </w:rPr>
+          <w:rPr>
+            <w:color w:val="0000EE"/>
+            <w:u w:val="single"/>
+          </w:rPr>
+          <w:t>24</w:t>
+        </w:r>
+      </w:hyperlink>
+      <w:r>
+        <w:rPr>
+          <w:lang w:val="zh_TW" w:bidi="zh_TW"/>
+        </w:rPr>
+        <w:t>、</w:t>
+      </w:r>
+      <w:hyperlink r:id="rId61">
+        <w:r>
+          <w:rPr>
+            <w:lang w:val="zh_TW" w:bidi="zh_TW"/>
+          </w:rPr>
+          <w:rPr>
+            <w:color w:val="0000EE"/>
+            <w:u w:val="single"/>
+          </w:rPr>
+          <w:t>27–28</w:t>
+        </w:r>
+      </w:hyperlink>
+      <w:r>
+        <w:rPr>
+          <w:lang w:val="zh_TW" w:bidi="zh_TW"/>
+        </w:rPr>
+        <w:t>，</w:t>
+      </w:r>
+      <w:hyperlink r:id="rId62">
+        <w:r>
+          <w:rPr>
+            <w:lang w:val="zh_TW" w:bidi="zh_TW"/>
+          </w:rPr>
+          <w:rPr>
+            <w:color w:val="0000EE"/>
+            <w:u w:val="single"/>
+          </w:rPr>
+          <w:t>3:6</w:t>
+        </w:r>
+      </w:hyperlink>
+      <w:r>
+        <w:rPr>
+          <w:lang w:val="zh_TW" w:bidi="zh_TW"/>
+        </w:rPr>
+        <w:t>、</w:t>
+      </w:r>
+      <w:hyperlink r:id="rId62">
+        <w:r>
+          <w:rPr>
+            <w:lang w:val="zh_TW" w:bidi="zh_TW"/>
+          </w:rPr>
+          <w:rPr>
+            <w:color w:val="0000EE"/>
+            <w:u w:val="single"/>
+          </w:rPr>
+          <w:t>14–15</w:t>
+        </w:r>
+      </w:hyperlink>
+      <w:r>
+        <w:rPr>
+          <w:lang w:val="zh_TW" w:bidi="zh_TW"/>
+        </w:rPr>
+        <w:t>、</w:t>
+      </w:r>
+      <w:hyperlink r:id="rId62">
+        <w:r>
+          <w:rPr>
+            <w:lang w:val="zh_TW" w:bidi="zh_TW"/>
+          </w:rPr>
+          <w:rPr>
+            <w:color w:val="0000EE"/>
+            <w:u w:val="single"/>
+          </w:rPr>
+          <w:t>24</w:t>
+        </w:r>
+      </w:hyperlink>
+      <w:r>
+        <w:rPr>
+          <w:lang w:val="zh_TW" w:bidi="zh_TW"/>
+        </w:rPr>
+        <w:t>；</w:t>
+      </w:r>
+      <w:hyperlink r:id="rId63">
+        <w:r>
+          <w:rPr>
+            <w:lang w:val="zh_TW" w:bidi="zh_TW"/>
+          </w:rPr>
+          <w:rPr>
+            <w:color w:val="0000EE"/>
+            <w:u w:val="single"/>
+          </w:rPr>
+          <w:t>約二1:9</w:t>
+        </w:r>
+      </w:hyperlink>
+      <w:r>
+        <w:rPr>
+          <w:lang w:val="zh_TW" w:bidi="zh_TW"/>
+        </w:rPr>
+        <w:t>）。</w:t>
       </w:r>
     </w:p>
     <w:p>
@@ -784,21 +1672,108 @@
           <w:lang w:val="zh_TW" w:bidi="zh_TW"/>
         </w:rPr>
       </w:r>
-    </w:p>
-    <w:p>
-      <w:pPr>
-        <w:pStyle w:val="Heading2"/>
-      </w:pPr>
-      <w:r>
-        <w:rPr>
-          <w:lang w:val="zh_TW" w:bidi="zh_TW"/>
-        </w:rPr>
-        <w:t>水手</w:t>
-      </w:r>
-      <w:r>
-        <w:rPr>
-          <w:lang w:val="zh_TW" w:bidi="zh_TW"/>
-        </w:rPr>
+      <w:r>
+        <w:rPr>
+          <w:lang w:val="zh_TW" w:bidi="zh_TW"/>
+        </w:rPr>
+        <w:t>保羅也將耶穌認定為神的</w:t>
+      </w:r>
+      <w:r>
+        <w:rPr>
+          <w:i/>
+          <w:lang w:val="zh_TW" w:bidi="zh_TW"/>
+        </w:rPr>
+        <w:t>舍吉拿</w:t>
+      </w:r>
+      <w:r>
+        <w:rPr>
+          <w:lang w:val="zh_TW" w:bidi="zh_TW"/>
+        </w:rPr>
+        <w:t>。神所有的本質和屬性都以肉身的形式完整地居住在耶穌裡面（</w:t>
+      </w:r>
+      <w:hyperlink r:id="rId64">
+        <w:r>
+          <w:rPr>
+            <w:lang w:val="zh_TW" w:bidi="zh_TW"/>
+          </w:rPr>
+          <w:rPr>
+            <w:color w:val="0000EE"/>
+            <w:u w:val="single"/>
+          </w:rPr>
+          <w:t>西1:19</w:t>
+        </w:r>
+      </w:hyperlink>
+      <w:r>
+        <w:rPr>
+          <w:lang w:val="zh_TW" w:bidi="zh_TW"/>
+        </w:rPr>
+        <w:t>，</w:t>
+      </w:r>
+      <w:hyperlink r:id="rId65">
+        <w:r>
+          <w:rPr>
+            <w:lang w:val="zh_TW" w:bidi="zh_TW"/>
+          </w:rPr>
+          <w:rPr>
+            <w:color w:val="0000EE"/>
+            <w:u w:val="single"/>
+          </w:rPr>
+          <w:t>2:9</w:t>
+        </w:r>
+      </w:hyperlink>
+      <w:r>
+        <w:rPr>
+          <w:lang w:val="zh_TW" w:bidi="zh_TW"/>
+        </w:rPr>
+        <w:t>）。當基督住在祂的教會中，這使跟隨祂的人成為神的子民（</w:t>
+      </w:r>
+      <w:hyperlink r:id="rId66">
+        <w:r>
+          <w:rPr>
+            <w:lang w:val="zh_TW" w:bidi="zh_TW"/>
+          </w:rPr>
+          <w:rPr>
+            <w:color w:val="0000EE"/>
+            <w:u w:val="single"/>
+          </w:rPr>
+          <w:t>西1:15–23</w:t>
+        </w:r>
+      </w:hyperlink>
+      <w:r>
+        <w:rPr>
+          <w:lang w:val="zh_TW" w:bidi="zh_TW"/>
+        </w:rPr>
+        <w:t>）。保羅將他的信息描述為「基督榮耀福音」。他解釋說，神使光照耀，是為了幫助人們理解「</w:t>
+      </w:r>
+      <w:r>
+        <w:rPr>
+          <w:lang w:val="zh_TW" w:bidi="zh_TW"/>
+        </w:rPr>
+        <w:t>神榮耀的光顯在耶穌基督的面上</w:t>
+      </w:r>
+      <w:r>
+        <w:rPr>
+          <w:lang w:val="zh_TW" w:bidi="zh_TW"/>
+        </w:rPr>
+        <w:t>」（</w:t>
+      </w:r>
+      <w:hyperlink r:id="rId67">
+        <w:r>
+          <w:rPr>
+            <w:lang w:val="zh_TW" w:bidi="zh_TW"/>
+          </w:rPr>
+          <w:rPr>
+            <w:color w:val="0000EE"/>
+            <w:u w:val="single"/>
+          </w:rPr>
+          <w:t>林後4:4–6</w:t>
+        </w:r>
+      </w:hyperlink>
+      <w:r>
+        <w:rPr>
+          <w:lang w:val="zh_TW" w:bidi="zh_TW"/>
+        </w:rPr>
+        <w:t>）。</w:t>
       </w:r>
     </w:p>
     <w:p>
@@ -812,126 +1787,30 @@
         <w:rPr>
           <w:lang w:val="zh_TW" w:bidi="zh_TW"/>
         </w:rPr>
-        <w:t>指受過訓練，能夠駕駛船隻在海上航行的人。以色列人通常不從事航海活動，他們的水上活動主要局限於加利利海和約旦河。他們偶爾可能會接觸到大船（</w:t>
-      </w:r>
-      <w:hyperlink r:id="rId33">
-        <w:r>
-          <w:rPr>
-            <w:lang w:val="zh_TW" w:bidi="zh_TW"/>
-          </w:rPr>
-          <w:rPr>
-            <w:color w:val="0000EE"/>
-            <w:u w:val="single"/>
-          </w:rPr>
-          <w:t>創49:13</w:t>
-        </w:r>
-      </w:hyperlink>
-      <w:r>
-        <w:rPr>
-          <w:lang w:val="zh_TW" w:bidi="zh_TW"/>
-        </w:rPr>
-        <w:t>；</w:t>
-      </w:r>
-      <w:hyperlink r:id="rId34">
-        <w:r>
-          <w:rPr>
-            <w:lang w:val="zh_TW" w:bidi="zh_TW"/>
-          </w:rPr>
-          <w:rPr>
-            <w:color w:val="0000EE"/>
-            <w:u w:val="single"/>
-          </w:rPr>
-          <w:t>士5:17</w:t>
-        </w:r>
-      </w:hyperlink>
-      <w:r>
-        <w:rPr>
-          <w:lang w:val="zh_TW" w:bidi="zh_TW"/>
-        </w:rPr>
-        <w:t>）。所羅門在亞喀巴灣（Gulf of Aqaba）的以旬迦別擁有一支船隊（</w:t>
-      </w:r>
-      <w:hyperlink r:id="rId35">
-        <w:r>
-          <w:rPr>
-            <w:lang w:val="zh_TW" w:bidi="zh_TW"/>
-          </w:rPr>
-          <w:rPr>
-            <w:color w:val="0000EE"/>
-            <w:u w:val="single"/>
-          </w:rPr>
-          <w:t>王上9:26–28</w:t>
-        </w:r>
-      </w:hyperlink>
-      <w:r>
-        <w:rPr>
-          <w:lang w:val="zh_TW" w:bidi="zh_TW"/>
-        </w:rPr>
-        <w:t>；</w:t>
-      </w:r>
-      <w:hyperlink r:id="rId36">
-        <w:r>
-          <w:rPr>
-            <w:lang w:val="zh_TW" w:bidi="zh_TW"/>
-          </w:rPr>
-          <w:rPr>
-            <w:color w:val="0000EE"/>
-            <w:u w:val="single"/>
-          </w:rPr>
-          <w:t>代下8:17–18</w:t>
-        </w:r>
-      </w:hyperlink>
-      <w:r>
-        <w:rPr>
-          <w:lang w:val="zh_TW" w:bidi="zh_TW"/>
-        </w:rPr>
-        <w:t>，</w:t>
-      </w:r>
-      <w:hyperlink r:id="rId37">
-        <w:r>
-          <w:rPr>
-            <w:lang w:val="zh_TW" w:bidi="zh_TW"/>
-          </w:rPr>
-          <w:rPr>
-            <w:color w:val="0000EE"/>
-            <w:u w:val="single"/>
-          </w:rPr>
-          <w:t>9:21</w:t>
-        </w:r>
-      </w:hyperlink>
-      <w:r>
-        <w:rPr>
-          <w:lang w:val="zh_TW" w:bidi="zh_TW"/>
-        </w:rPr>
-        <w:t>）。約沙法也在以旬迦別擁有一支船隊（</w:t>
-      </w:r>
-      <w:hyperlink r:id="rId38">
-        <w:r>
-          <w:rPr>
-            <w:lang w:val="zh_TW" w:bidi="zh_TW"/>
-          </w:rPr>
-          <w:rPr>
-            <w:color w:val="0000EE"/>
-            <w:u w:val="single"/>
-          </w:rPr>
-          <w:t>王上22:48</w:t>
-        </w:r>
-      </w:hyperlink>
-      <w:r>
-        <w:rPr>
-          <w:lang w:val="zh_TW" w:bidi="zh_TW"/>
-        </w:rPr>
-        <w:t>；</w:t>
-      </w:r>
-      <w:hyperlink r:id="rId39">
-        <w:r>
-          <w:rPr>
-            <w:lang w:val="zh_TW" w:bidi="zh_TW"/>
-          </w:rPr>
-          <w:rPr>
-            <w:color w:val="0000EE"/>
-            <w:u w:val="single"/>
-          </w:rPr>
-          <w:t>代下20:35–37</w:t>
+        <w:t>最後，希伯來書提到耶穌是「</w:t>
+      </w:r>
+      <w:r>
+        <w:rPr>
+          <w:lang w:val="zh_TW" w:bidi="zh_TW"/>
+        </w:rPr>
+        <w:t>神榮耀所發的光輝，是神本體的真像</w:t>
+      </w:r>
+      <w:r>
+        <w:rPr>
+          <w:lang w:val="zh_TW" w:bidi="zh_TW"/>
+        </w:rPr>
+        <w:t>」（</w:t>
+      </w:r>
+      <w:hyperlink r:id="rId68">
+        <w:r>
+          <w:rPr>
+            <w:lang w:val="zh_TW" w:bidi="zh_TW"/>
+          </w:rPr>
+          <w:rPr>
+            <w:color w:val="0000EE"/>
+            <w:u w:val="single"/>
+          </w:rPr>
+          <w:t>來1:3</w:t>
         </w:r>
       </w:hyperlink>
       <w:r>
@@ -950,189 +1829,56 @@
       </w:r>
       <w:r>
         <w:rPr>
-          <w:lang w:val="zh_TW" w:bidi="zh_TW"/>
-        </w:rPr>
-        <w:t>新約多次提到船隻和水手——如加利利的眾多漁船（</w:t>
-      </w:r>
-      <w:hyperlink r:id="rId40">
-        <w:r>
-          <w:rPr>
-            <w:lang w:val="zh_TW" w:bidi="zh_TW"/>
-          </w:rPr>
-          <w:rPr>
-            <w:color w:val="0000EE"/>
-            <w:u w:val="single"/>
-          </w:rPr>
-          <w:t>太14:22</w:t>
-        </w:r>
-      </w:hyperlink>
-      <w:r>
-        <w:rPr>
-          <w:lang w:val="zh_TW" w:bidi="zh_TW"/>
-        </w:rPr>
-        <w:t>；</w:t>
-      </w:r>
-      <w:hyperlink r:id="rId41">
-        <w:r>
-          <w:rPr>
-            <w:lang w:val="zh_TW" w:bidi="zh_TW"/>
-          </w:rPr>
-          <w:rPr>
-            <w:color w:val="0000EE"/>
-            <w:u w:val="single"/>
-          </w:rPr>
-          <w:t>可1:19</w:t>
-        </w:r>
-      </w:hyperlink>
+          <w:i/>
+          <w:lang w:val="zh_TW" w:bidi="zh_TW"/>
+        </w:rPr>
+        <w:t>見</w:t>
+      </w:r>
+      <w:r>
+        <w:rPr>
+          <w:lang w:val="zh_TW" w:bidi="zh_TW"/>
+        </w:rPr>
+        <w:t>榮耀</w:t>
+      </w:r>
       <w:r>
         <w:rPr>
           <w:lang w:val="zh_TW" w:bidi="zh_TW"/>
         </w:rPr>
         <w:t>，</w:t>
       </w:r>
-      <w:hyperlink r:id="rId42">
-        <w:r>
-          <w:rPr>
-            <w:lang w:val="zh_TW" w:bidi="zh_TW"/>
-          </w:rPr>
-          <w:rPr>
-            <w:color w:val="0000EE"/>
-            <w:u w:val="single"/>
-          </w:rPr>
-          <w:t>3:9</w:t>
-        </w:r>
-      </w:hyperlink>
-      <w:r>
-        <w:rPr>
-          <w:lang w:val="zh_TW" w:bidi="zh_TW"/>
-        </w:rPr>
-        <w:t>；</w:t>
-      </w:r>
-      <w:hyperlink r:id="rId43">
-        <w:r>
-          <w:rPr>
-            <w:lang w:val="zh_TW" w:bidi="zh_TW"/>
-          </w:rPr>
-          <w:rPr>
-            <w:color w:val="0000EE"/>
-            <w:u w:val="single"/>
-          </w:rPr>
-          <w:t>路5:2</w:t>
-        </w:r>
-      </w:hyperlink>
-      <w:r>
-        <w:rPr>
-          <w:lang w:val="zh_TW" w:bidi="zh_TW"/>
-        </w:rPr>
-        <w:t>；</w:t>
-      </w:r>
-      <w:hyperlink r:id="rId44">
-        <w:r>
-          <w:rPr>
-            <w:lang w:val="zh_TW" w:bidi="zh_TW"/>
-          </w:rPr>
-          <w:rPr>
-            <w:color w:val="0000EE"/>
-            <w:u w:val="single"/>
-          </w:rPr>
-          <w:t>約6:19、22–24</w:t>
-        </w:r>
-      </w:hyperlink>
+      <w:r>
+        <w:rPr>
+          <w:lang w:val="zh_TW" w:bidi="zh_TW"/>
+        </w:rPr>
+        <w:t>火柱和雲柱</w:t>
+      </w:r>
       <w:r>
         <w:rPr>
           <w:lang w:val="zh_TW" w:bidi="zh_TW"/>
         </w:rPr>
         <w:t>，</w:t>
       </w:r>
-      <w:hyperlink r:id="rId45">
-        <w:r>
-          <w:rPr>
-            <w:lang w:val="zh_TW" w:bidi="zh_TW"/>
-          </w:rPr>
-          <w:rPr>
-            <w:color w:val="0000EE"/>
-            <w:u w:val="single"/>
-          </w:rPr>
-          <w:t>21:8</w:t>
-        </w:r>
-      </w:hyperlink>
-      <w:r>
-        <w:rPr>
-          <w:lang w:val="zh_TW" w:bidi="zh_TW"/>
-        </w:rPr>
-        <w:t>），也有大船，如保羅前往羅馬所乘的大船（</w:t>
-      </w:r>
-      <w:hyperlink r:id="rId46">
-        <w:r>
-          <w:rPr>
-            <w:lang w:val="zh_TW" w:bidi="zh_TW"/>
-          </w:rPr>
-          <w:rPr>
-            <w:color w:val="0000EE"/>
-            <w:u w:val="single"/>
-          </w:rPr>
-          <w:t>徒27:6–44</w:t>
-        </w:r>
-      </w:hyperlink>
-      <w:r>
-        <w:rPr>
-          <w:lang w:val="zh_TW" w:bidi="zh_TW"/>
-        </w:rPr>
-        <w:t>）。</w:t>
-      </w:r>
-      <w:hyperlink r:id="rId47">
-        <w:r>
-          <w:rPr>
-            <w:lang w:val="zh_TW" w:bidi="zh_TW"/>
-          </w:rPr>
-          <w:rPr>
-            <w:color w:val="0000EE"/>
-            <w:u w:val="single"/>
-          </w:rPr>
-          <w:t>使徒行傳二十七章27、30節</w:t>
-        </w:r>
-      </w:hyperlink>
-      <w:r>
-        <w:rPr>
-          <w:lang w:val="zh_TW" w:bidi="zh_TW"/>
-        </w:rPr>
-        <w:t>中提到船員或水手。英文譯本中的mariner一詞指的是水手（</w:t>
-      </w:r>
-      <w:hyperlink r:id="rId48">
-        <w:r>
-          <w:rPr>
-            <w:lang w:val="zh_TW" w:bidi="zh_TW"/>
-          </w:rPr>
-          <w:rPr>
-            <w:color w:val="0000EE"/>
-            <w:u w:val="single"/>
-          </w:rPr>
-          <w:t>結27:9、27–29</w:t>
-        </w:r>
-      </w:hyperlink>
-      <w:r>
-        <w:rPr>
-          <w:lang w:val="zh_TW" w:bidi="zh_TW"/>
-        </w:rPr>
-        <w:t>；</w:t>
-      </w:r>
-      <w:hyperlink r:id="rId49">
-        <w:r>
-          <w:rPr>
-            <w:lang w:val="zh_TW" w:bidi="zh_TW"/>
-          </w:rPr>
-          <w:rPr>
-            <w:color w:val="0000EE"/>
-            <w:u w:val="single"/>
-          </w:rPr>
-          <w:t>拿1:5</w:t>
-        </w:r>
-      </w:hyperlink>
-      <w:r>
-        <w:rPr>
-          <w:lang w:val="zh_TW" w:bidi="zh_TW"/>
-        </w:rPr>
-        <w:t>）。</w:t>
+      <w:r>
+        <w:rPr>
+          <w:lang w:val="zh_TW" w:bidi="zh_TW"/>
+        </w:rPr>
+        <w:t>神顯現</w:t>
+      </w:r>
+      <w:r>
+        <w:rPr>
+          <w:lang w:val="zh_TW" w:bidi="zh_TW"/>
+        </w:rPr>
+        <w:t>。</w:t>
+      </w:r>
+      <w:r>
+        <w:rPr>
+          <w:lang w:val="zh_TW" w:bidi="zh_TW"/>
+        </w:rPr>
+      </w:r>
+      <w:r>
+        <w:rPr>
+          <w:lang w:val="zh_TW" w:bidi="zh_TW"/>
+        </w:rPr>
       </w:r>
     </w:p>
     <w:p>
@@ -1142,29 +1888,16 @@
           <w:lang w:val="zh_TW" w:bidi="zh_TW"/>
         </w:rPr>
       </w:r>
-      <w:r>
-        <w:rPr>
-          <w:i/>
-          <w:lang w:val="zh_TW" w:bidi="zh_TW"/>
-        </w:rPr>
-        <w:t>另見</w:t>
-      </w:r>
-      <w:r>
-        <w:rPr>
-          <w:lang w:val="zh_TW" w:bidi="zh_TW"/>
-        </w:rPr>
-        <w:t>旅行</w:t>
-      </w:r>
-      <w:r>
-        <w:rPr>
-          <w:lang w:val="zh_TW" w:bidi="zh_TW"/>
-        </w:rPr>
-        <w:t>。</w:t>
-      </w:r>
-      <w:r>
-        <w:rPr>
-          <w:lang w:val="zh_TW" w:bidi="zh_TW"/>
-        </w:rPr>
+    </w:p>
+    <w:p>
+      <w:pPr>
+        <w:pStyle w:val="Heading2"/>
+      </w:pPr>
+      <w:r>
+        <w:rPr>
+          <w:lang w:val="zh_TW" w:bidi="zh_TW"/>
+        </w:rPr>
+        <w:t>赦罪</w:t>
       </w:r>
       <w:r>
         <w:rPr>
@@ -1179,21 +1912,239 @@
           <w:lang w:val="zh_TW" w:bidi="zh_TW"/>
         </w:rPr>
       </w:r>
-    </w:p>
-    <w:p>
-      <w:pPr>
-        <w:pStyle w:val="Heading2"/>
-      </w:pPr>
-      <w:r>
-        <w:rPr>
-          <w:lang w:val="zh_TW" w:bidi="zh_TW"/>
-        </w:rPr>
-        <w:t>稅吏</w:t>
-      </w:r>
-      <w:r>
-        <w:rPr>
-          <w:lang w:val="zh_TW" w:bidi="zh_TW"/>
-        </w:rPr>
+      <w:r>
+        <w:rPr>
+          <w:lang w:val="zh_TW" w:bidi="zh_TW"/>
+        </w:rPr>
+        <w:t>此短語在一些英譯本中與「罪得赦免（forgiveness of sins）」同義。新約中使用多種詞語來表達同一個真理。對於罪得赦免的概念，有多種表達方式（「寬容（passing over）」，</w:t>
+      </w:r>
+      <w:hyperlink r:id="rId69">
+        <w:r>
+          <w:rPr>
+            <w:lang w:val="zh_TW" w:bidi="zh_TW"/>
+          </w:rPr>
+          <w:rPr>
+            <w:color w:val="0000EE"/>
+            <w:u w:val="single"/>
+          </w:rPr>
+          <w:t>羅3:25</w:t>
+        </w:r>
+      </w:hyperlink>
+      <w:r>
+        <w:rPr>
+          <w:lang w:val="zh_TW" w:bidi="zh_TW"/>
+        </w:rPr>
+        <w:t>；「遮蓋」，</w:t>
+      </w:r>
+      <w:hyperlink r:id="rId70">
+        <w:r>
+          <w:rPr>
+            <w:lang w:val="zh_TW" w:bidi="zh_TW"/>
+          </w:rPr>
+          <w:rPr>
+            <w:color w:val="0000EE"/>
+            <w:u w:val="single"/>
+          </w:rPr>
+          <w:t>羅4:7</w:t>
+        </w:r>
+      </w:hyperlink>
+      <w:r>
+        <w:rPr>
+          <w:lang w:val="zh_TW" w:bidi="zh_TW"/>
+        </w:rPr>
+        <w:t>；「不算為有罪」，</w:t>
+      </w:r>
+      <w:hyperlink r:id="rId71">
+        <w:r>
+          <w:rPr>
+            <w:lang w:val="zh_TW" w:bidi="zh_TW"/>
+          </w:rPr>
+          <w:rPr>
+            <w:color w:val="0000EE"/>
+            <w:u w:val="single"/>
+          </w:rPr>
+          <w:t>羅4:8</w:t>
+        </w:r>
+      </w:hyperlink>
+      <w:r>
+        <w:rPr>
+          <w:lang w:val="zh_TW" w:bidi="zh_TW"/>
+        </w:rPr>
+        <w:t>；「不再記念」，</w:t>
+      </w:r>
+      <w:hyperlink r:id="rId72">
+        <w:r>
+          <w:rPr>
+            <w:lang w:val="zh_TW" w:bidi="zh_TW"/>
+          </w:rPr>
+          <w:rPr>
+            <w:color w:val="0000EE"/>
+            <w:u w:val="single"/>
+          </w:rPr>
+          <w:t>來10:17</w:t>
+        </w:r>
+      </w:hyperlink>
+      <w:r>
+        <w:rPr>
+          <w:lang w:val="zh_TW" w:bidi="zh_TW"/>
+        </w:rPr>
+        <w:t>）。其中一個最重要的是譯為「赦免（remission）」的詞（</w:t>
+      </w:r>
+      <w:hyperlink r:id="rId73">
+        <w:r>
+          <w:rPr>
+            <w:lang w:val="zh_TW" w:bidi="zh_TW"/>
+          </w:rPr>
+          <w:rPr>
+            <w:color w:val="0000EE"/>
+            <w:u w:val="single"/>
+          </w:rPr>
+          <w:t>太26:28</w:t>
+        </w:r>
+      </w:hyperlink>
+      <w:r>
+        <w:rPr>
+          <w:lang w:val="zh_TW" w:bidi="zh_TW"/>
+        </w:rPr>
+        <w:t>；</w:t>
+      </w:r>
+      <w:hyperlink r:id="rId74">
+        <w:r>
+          <w:rPr>
+            <w:lang w:val="zh_TW" w:bidi="zh_TW"/>
+          </w:rPr>
+          <w:rPr>
+            <w:color w:val="0000EE"/>
+            <w:u w:val="single"/>
+          </w:rPr>
+          <w:t>可1:4</w:t>
+        </w:r>
+      </w:hyperlink>
+      <w:r>
+        <w:rPr>
+          <w:lang w:val="zh_TW" w:bidi="zh_TW"/>
+        </w:rPr>
+        <w:t>；</w:t>
+      </w:r>
+      <w:hyperlink r:id="rId75">
+        <w:r>
+          <w:rPr>
+            <w:lang w:val="zh_TW" w:bidi="zh_TW"/>
+          </w:rPr>
+          <w:rPr>
+            <w:color w:val="0000EE"/>
+            <w:u w:val="single"/>
+          </w:rPr>
+          <w:t>路1:77</w:t>
+        </w:r>
+      </w:hyperlink>
+      <w:r>
+        <w:rPr>
+          <w:lang w:val="zh_TW" w:bidi="zh_TW"/>
+        </w:rPr>
+        <w:t>，</w:t>
+      </w:r>
+      <w:hyperlink r:id="rId76">
+        <w:r>
+          <w:rPr>
+            <w:lang w:val="zh_TW" w:bidi="zh_TW"/>
+          </w:rPr>
+          <w:rPr>
+            <w:color w:val="0000EE"/>
+            <w:u w:val="single"/>
+          </w:rPr>
+          <w:t>3:3</w:t>
+        </w:r>
+      </w:hyperlink>
+      <w:r>
+        <w:rPr>
+          <w:lang w:val="zh_TW" w:bidi="zh_TW"/>
+        </w:rPr>
+        <w:t>，</w:t>
+      </w:r>
+      <w:hyperlink r:id="rId77">
+        <w:r>
+          <w:rPr>
+            <w:lang w:val="zh_TW" w:bidi="zh_TW"/>
+          </w:rPr>
+          <w:rPr>
+            <w:color w:val="0000EE"/>
+            <w:u w:val="single"/>
+          </w:rPr>
+          <w:t>24:47</w:t>
+        </w:r>
+      </w:hyperlink>
+      <w:r>
+        <w:rPr>
+          <w:lang w:val="zh_TW" w:bidi="zh_TW"/>
+        </w:rPr>
+        <w:t>；</w:t>
+      </w:r>
+      <w:hyperlink r:id="rId78">
+        <w:r>
+          <w:rPr>
+            <w:lang w:val="zh_TW" w:bidi="zh_TW"/>
+          </w:rPr>
+          <w:rPr>
+            <w:color w:val="0000EE"/>
+            <w:u w:val="single"/>
+          </w:rPr>
+          <w:t>徒2:38，</w:t>
+        </w:r>
+      </w:hyperlink>
+      <w:hyperlink r:id="rId79">
+        <w:r>
+          <w:rPr>
+            <w:lang w:val="zh_TW" w:bidi="zh_TW"/>
+          </w:rPr>
+          <w:rPr>
+            <w:color w:val="0000EE"/>
+            <w:u w:val="single"/>
+          </w:rPr>
+          <w:t>10:43</w:t>
+        </w:r>
+      </w:hyperlink>
+      <w:r>
+        <w:rPr>
+          <w:lang w:val="zh_TW" w:bidi="zh_TW"/>
+        </w:rPr>
+        <w:t>；</w:t>
+      </w:r>
+      <w:hyperlink r:id="rId80">
+        <w:r>
+          <w:rPr>
+            <w:lang w:val="zh_TW" w:bidi="zh_TW"/>
+          </w:rPr>
+          <w:rPr>
+            <w:color w:val="0000EE"/>
+            <w:u w:val="single"/>
+          </w:rPr>
+          <w:t>來9:22</w:t>
+        </w:r>
+      </w:hyperlink>
+      <w:r>
+        <w:rPr>
+          <w:lang w:val="zh_TW" w:bidi="zh_TW"/>
+        </w:rPr>
+        <w:t>，</w:t>
+      </w:r>
+      <w:hyperlink r:id="rId81">
+        <w:r>
+          <w:rPr>
+            <w:lang w:val="zh_TW" w:bidi="zh_TW"/>
+          </w:rPr>
+          <w:rPr>
+            <w:color w:val="0000EE"/>
+            <w:u w:val="single"/>
+          </w:rPr>
+          <w:t>10:18</w:t>
+        </w:r>
+      </w:hyperlink>
+      <w:r>
+        <w:rPr>
+          <w:lang w:val="zh_TW" w:bidi="zh_TW"/>
+        </w:rPr>
+        <w:t>）。</w:t>
       </w:r>
     </w:p>
     <w:p>
@@ -1207,36 +2158,18 @@
         <w:rPr>
           <w:lang w:val="zh_TW" w:bidi="zh_TW"/>
         </w:rPr>
-        <w:t>負責為政府徵收稅款的人。在新約時期，羅馬政府徵收各種稅款，他們自己的官員負責其中一些工作，但也將部分任務委派給私人，包括猶太人和其他人，這些人必須向當局上交一筆約定的稅款。然而，許多不誠實的稅吏徵收的稅款遠超過人們需要繳納的數額，因此稅吏成為一個被人厭惡的群體，特別是那些欺騙猶太同胞的猶太稅吏。撒該就是一個猶太人，他是「稅吏長」，在耶利哥一帶積累了相當的財富（</w:t>
-      </w:r>
-      <w:hyperlink r:id="rId50">
-        <w:r>
-          <w:rPr>
-            <w:lang w:val="zh_TW" w:bidi="zh_TW"/>
-          </w:rPr>
-          <w:rPr>
-            <w:color w:val="0000EE"/>
-            <w:u w:val="single"/>
-          </w:rPr>
-          <w:t>路19:2–10</w:t>
-        </w:r>
-      </w:hyperlink>
-      <w:r>
-        <w:rPr>
-          <w:lang w:val="zh_TW" w:bidi="zh_TW"/>
-        </w:rPr>
-        <w:t>）。這樣的人被視為罪人，常與「稅吏並罪人」這句法聯繫起來（</w:t>
-      </w:r>
-      <w:hyperlink r:id="rId51">
-        <w:r>
-          <w:rPr>
-            <w:lang w:val="zh_TW" w:bidi="zh_TW"/>
-          </w:rPr>
-          <w:rPr>
-            <w:color w:val="0000EE"/>
-            <w:u w:val="single"/>
-          </w:rPr>
-          <w:t>太9:10–11</w:t>
+        <w:t>這個詞在希臘文中有一個有趣的傳統。在法律上，它被用來表示解除職務、免除責任、豁免債務或懲罰。後來，它也指特赦或免稅。在新約的用法中，該動詞意為「釋放」、「留下」或「送走」。因此，這個名詞可以（而且經常）被翻譯為「饒恕」以及「赦免」（</w:t>
+      </w:r>
+      <w:hyperlink r:id="rId82">
+        <w:r>
+          <w:rPr>
+            <w:lang w:val="zh_TW" w:bidi="zh_TW"/>
+          </w:rPr>
+          <w:rPr>
+            <w:color w:val="0000EE"/>
+            <w:u w:val="single"/>
+          </w:rPr>
+          <w:t>徒5:31</w:t>
         </w:r>
       </w:hyperlink>
       <w:r>
@@ -1245,16 +2178,34 @@
         </w:rPr>
         <w:t>，</w:t>
       </w:r>
-      <w:hyperlink r:id="rId52">
-        <w:r>
-          <w:rPr>
-            <w:lang w:val="zh_TW" w:bidi="zh_TW"/>
-          </w:rPr>
-          <w:rPr>
-            <w:color w:val="0000EE"/>
-            <w:u w:val="single"/>
-          </w:rPr>
-          <w:t>11:19</w:t>
+      <w:hyperlink r:id="rId83">
+        <w:r>
+          <w:rPr>
+            <w:lang w:val="zh_TW" w:bidi="zh_TW"/>
+          </w:rPr>
+          <w:rPr>
+            <w:color w:val="0000EE"/>
+            <w:u w:val="single"/>
+          </w:rPr>
+          <w:t>13:38</w:t>
+        </w:r>
+      </w:hyperlink>
+      <w:r>
+        <w:rPr>
+          <w:lang w:val="zh_TW" w:bidi="zh_TW"/>
+        </w:rPr>
+        <w:t>，</w:t>
+      </w:r>
+      <w:hyperlink r:id="rId84">
+        <w:r>
+          <w:rPr>
+            <w:lang w:val="zh_TW" w:bidi="zh_TW"/>
+          </w:rPr>
+          <w:rPr>
+            <w:color w:val="0000EE"/>
+            <w:u w:val="single"/>
+          </w:rPr>
+          <w:t>26:18</w:t>
         </w:r>
       </w:hyperlink>
       <w:r>
@@ -1263,16 +2214,16 @@
         </w:rPr>
         <w:t>；</w:t>
       </w:r>
-      <w:hyperlink r:id="rId53">
-        <w:r>
-          <w:rPr>
-            <w:lang w:val="zh_TW" w:bidi="zh_TW"/>
-          </w:rPr>
-          <w:rPr>
-            <w:color w:val="0000EE"/>
-            <w:u w:val="single"/>
-          </w:rPr>
-          <w:t>可2:15–16</w:t>
+      <w:hyperlink r:id="rId85">
+        <w:r>
+          <w:rPr>
+            <w:lang w:val="zh_TW" w:bidi="zh_TW"/>
+          </w:rPr>
+          <w:rPr>
+            <w:color w:val="0000EE"/>
+            <w:u w:val="single"/>
+          </w:rPr>
+          <w:t>弗1:7</w:t>
         </w:r>
       </w:hyperlink>
       <w:r>
@@ -1281,34 +2232,52 @@
         </w:rPr>
         <w:t>；</w:t>
       </w:r>
-      <w:hyperlink r:id="rId54">
-        <w:r>
-          <w:rPr>
-            <w:lang w:val="zh_TW" w:bidi="zh_TW"/>
-          </w:rPr>
-          <w:rPr>
-            <w:color w:val="0000EE"/>
-            <w:u w:val="single"/>
-          </w:rPr>
-          <w:t>路5:30</w:t>
-        </w:r>
-      </w:hyperlink>
-      <w:r>
-        <w:rPr>
-          <w:lang w:val="zh_TW" w:bidi="zh_TW"/>
-        </w:rPr>
-        <w:t>，</w:t>
-      </w:r>
-      <w:hyperlink r:id="rId50">
-        <w:r>
-          <w:rPr>
-            <w:lang w:val="zh_TW" w:bidi="zh_TW"/>
-          </w:rPr>
-          <w:rPr>
-            <w:color w:val="0000EE"/>
-            <w:u w:val="single"/>
-          </w:rPr>
-          <w:t>19:2–10</w:t>
+      <w:hyperlink r:id="rId86">
+        <w:r>
+          <w:rPr>
+            <w:lang w:val="zh_TW" w:bidi="zh_TW"/>
+          </w:rPr>
+          <w:rPr>
+            <w:color w:val="0000EE"/>
+            <w:u w:val="single"/>
+          </w:rPr>
+          <w:t>西1:14</w:t>
+        </w:r>
+      </w:hyperlink>
+      <w:r>
+        <w:rPr>
+          <w:lang w:val="zh_TW" w:bidi="zh_TW"/>
+        </w:rPr>
+        <w:t>）。雖然饒恕可以在人與人之間以及神與人之間發生，但「赦免」這個詞所指的饒恕幾乎總是指神的赦免（</w:t>
+      </w:r>
+      <w:hyperlink r:id="rId73">
+        <w:r>
+          <w:rPr>
+            <w:lang w:val="zh_TW" w:bidi="zh_TW"/>
+          </w:rPr>
+          <w:rPr>
+            <w:color w:val="0000EE"/>
+            <w:u w:val="single"/>
+          </w:rPr>
+          <w:t>太26:28</w:t>
+        </w:r>
+      </w:hyperlink>
+      <w:r>
+        <w:rPr>
+          <w:lang w:val="zh_TW" w:bidi="zh_TW"/>
+        </w:rPr>
+        <w:t>；</w:t>
+      </w:r>
+      <w:hyperlink r:id="rId79">
+        <w:r>
+          <w:rPr>
+            <w:lang w:val="zh_TW" w:bidi="zh_TW"/>
+          </w:rPr>
+          <w:rPr>
+            <w:color w:val="0000EE"/>
+            <w:u w:val="single"/>
+          </w:rPr>
+          <w:t>徒10:43</w:t>
         </w:r>
       </w:hyperlink>
       <w:r>
@@ -1316,16 +2285,6 @@
           <w:lang w:val="zh_TW" w:bidi="zh_TW"/>
         </w:rPr>
         <w:t>）。</w:t>
-      </w:r>
-      <w:r>
-        <w:rPr>
-          <w:lang w:val="zh_TW" w:bidi="zh_TW"/>
-        </w:rPr>
-      </w:r>
-      <w:r>
-        <w:rPr>
-          <w:lang w:val="zh_TW" w:bidi="zh_TW"/>
-        </w:rPr>
       </w:r>
     </w:p>
     <w:p>
@@ -1335,16 +2294,35 @@
           <w:lang w:val="zh_TW" w:bidi="zh_TW"/>
         </w:rPr>
       </w:r>
-    </w:p>
-    <w:p>
-      <w:pPr>
-        <w:pStyle w:val="Heading2"/>
-      </w:pPr>
-      <w:r>
-        <w:rPr>
-          <w:lang w:val="zh_TW" w:bidi="zh_TW"/>
-        </w:rPr>
-        <w:t>稅收與課稅</w:t>
+      <w:r>
+        <w:rPr>
+          <w:i/>
+          <w:lang w:val="zh_TW" w:bidi="zh_TW"/>
+        </w:rPr>
+        <w:t>另見</w:t>
+      </w:r>
+      <w:r>
+        <w:rPr>
+          <w:lang w:val="zh_TW" w:bidi="zh_TW"/>
+        </w:rPr>
+        <w:t xml:space="preserve"> </w:t>
+      </w:r>
+      <w:r>
+        <w:rPr>
+          <w:lang w:val="zh_TW" w:bidi="zh_TW"/>
+        </w:rPr>
+        <w:t>饒恕</w:t>
+      </w:r>
+      <w:r>
+        <w:rPr>
+          <w:lang w:val="zh_TW" w:bidi="zh_TW"/>
+        </w:rPr>
+        <w:t>。</w:t>
+      </w:r>
+      <w:r>
+        <w:rPr>
+          <w:lang w:val="zh_TW" w:bidi="zh_TW"/>
+        </w:rPr>
       </w:r>
       <w:r>
         <w:rPr>
@@ -1359,65 +2337,21 @@
           <w:lang w:val="zh_TW" w:bidi="zh_TW"/>
         </w:rPr>
       </w:r>
-      <w:r>
-        <w:rPr>
-          <w:lang w:val="zh_TW" w:bidi="zh_TW"/>
-        </w:rPr>
-        <w:t>稅收是強大的國家向居住在其境內的人民徵收的金錢或物品</w:t>
-      </w:r>
-      <w:r>
-        <w:rPr>
-          <w:lang w:val="zh_TW" w:bidi="zh_TW"/>
-        </w:rPr>
-        <w:t>。</w:t>
-      </w:r>
-      <w:r>
-        <w:rPr>
-          <w:lang w:val="zh_TW" w:bidi="zh_TW"/>
-        </w:rPr>
-        <w:t>這</w:t>
-      </w:r>
-      <w:r>
-        <w:rPr>
-          <w:lang w:val="zh_TW" w:bidi="zh_TW"/>
-        </w:rPr>
-        <w:t>筆款項</w:t>
-      </w:r>
-      <w:r>
-        <w:rPr>
-          <w:lang w:val="zh_TW" w:bidi="zh_TW"/>
-        </w:rPr>
-        <w:t>也稱為貢品</w:t>
-      </w:r>
-      <w:r>
-        <w:rPr>
-          <w:lang w:val="zh_TW" w:bidi="zh_TW"/>
-        </w:rPr>
-        <w:t>，通常包括金、銀、</w:t>
-      </w:r>
-      <w:r>
-        <w:rPr>
-          <w:lang w:val="zh_TW" w:bidi="zh_TW"/>
-        </w:rPr>
-        <w:t>牲畜</w:t>
-      </w:r>
-      <w:r>
-        <w:rPr>
-          <w:lang w:val="zh_TW" w:bidi="zh_TW"/>
-        </w:rPr>
-        <w:t>、農作物和強制勞動。統治者和祭司</w:t>
-      </w:r>
-      <w:r>
-        <w:rPr>
-          <w:lang w:val="zh_TW" w:bidi="zh_TW"/>
-        </w:rPr>
-        <w:t>也會徵稅</w:t>
-      </w:r>
-      <w:r>
-        <w:rPr>
-          <w:lang w:val="zh_TW" w:bidi="zh_TW"/>
-        </w:rPr>
-        <w:t>以維持聖殿的運作。</w:t>
+    </w:p>
+    <w:p>
+      <w:pPr>
+        <w:pStyle w:val="Heading2"/>
+      </w:pPr>
+      <w:r>
+        <w:rPr>
+          <w:lang w:val="zh_TW" w:bidi="zh_TW"/>
+        </w:rPr>
+        <w:t>攝理</w:t>
+      </w:r>
+      <w:r>
+        <w:rPr>
+          <w:lang w:val="zh_TW" w:bidi="zh_TW"/>
+        </w:rPr>
       </w:r>
     </w:p>
     <w:p>
@@ -1431,133 +2365,7 @@
         <w:rPr>
           <w:lang w:val="zh_TW" w:bidi="zh_TW"/>
         </w:rPr>
-        <w:t>「貢品」</w:t>
-      </w:r>
-      <w:r>
-        <w:rPr>
-          <w:lang w:val="zh_TW" w:bidi="zh_TW"/>
-        </w:rPr>
-        <w:t>（譯註：和合本譯為服苦的僕人）一詞首次在</w:t>
-      </w:r>
-      <w:hyperlink r:id="rId55">
-        <w:r>
-          <w:rPr>
-            <w:lang w:val="zh_TW" w:bidi="zh_TW"/>
-          </w:rPr>
-          <w:rPr>
-            <w:color w:val="0000EE"/>
-            <w:u w:val="single"/>
-          </w:rPr>
-          <w:t>創世記四十九章15節</w:t>
-        </w:r>
-      </w:hyperlink>
-      <w:r>
-        <w:rPr>
-          <w:lang w:val="zh_TW" w:bidi="zh_TW"/>
-        </w:rPr>
-        <w:t>出現。在</w:t>
-      </w:r>
-      <w:hyperlink r:id="rId56">
-        <w:r>
-          <w:rPr>
-            <w:lang w:val="zh_TW" w:bidi="zh_TW"/>
-          </w:rPr>
-          <w:rPr>
-            <w:color w:val="0000EE"/>
-            <w:u w:val="single"/>
-          </w:rPr>
-          <w:t>民數記三十一章28節</w:t>
-        </w:r>
-      </w:hyperlink>
-      <w:r>
-        <w:rPr>
-          <w:lang w:val="zh_TW" w:bidi="zh_TW"/>
-        </w:rPr>
-        <w:t>中，</w:t>
-      </w:r>
-      <w:r>
-        <w:rPr>
-          <w:lang w:val="zh_TW" w:bidi="zh_TW"/>
-        </w:rPr>
-        <w:t>戰利品被分配，其中一部分作為貢品獻給祭司</w:t>
-      </w:r>
-      <w:r>
-        <w:rPr>
-          <w:lang w:val="zh_TW" w:bidi="zh_TW"/>
-        </w:rPr>
-        <w:t>。</w:t>
-      </w:r>
-      <w:r>
-        <w:rPr>
-          <w:lang w:val="zh_TW" w:bidi="zh_TW"/>
-        </w:rPr>
-        <w:t>最初，希伯來人</w:t>
-      </w:r>
-      <w:r>
-        <w:rPr>
-          <w:lang w:val="zh_TW" w:bidi="zh_TW"/>
-        </w:rPr>
-        <w:t>是自願</w:t>
-      </w:r>
-      <w:r>
-        <w:rPr>
-          <w:lang w:val="zh_TW" w:bidi="zh_TW"/>
-        </w:rPr>
-        <w:t>將聖殿的貢品奉獻給主的</w:t>
-      </w:r>
-      <w:r>
-        <w:rPr>
-          <w:lang w:val="zh_TW" w:bidi="zh_TW"/>
-        </w:rPr>
-        <w:t>（</w:t>
-      </w:r>
-      <w:hyperlink r:id="rId57">
-        <w:r>
-          <w:rPr>
-            <w:lang w:val="zh_TW" w:bidi="zh_TW"/>
-          </w:rPr>
-          <w:rPr>
-            <w:color w:val="0000EE"/>
-            <w:u w:val="single"/>
-          </w:rPr>
-          <w:t>申16:10</w:t>
-        </w:r>
-      </w:hyperlink>
-      <w:r>
-        <w:rPr>
-          <w:lang w:val="zh_TW" w:bidi="zh_TW"/>
-        </w:rPr>
-        <w:t>）。</w:t>
-      </w:r>
-      <w:r>
-        <w:rPr>
-          <w:lang w:val="zh_TW" w:bidi="zh_TW"/>
-        </w:rPr>
-        <w:t>後來，這成為一種強制的稅收</w:t>
-      </w:r>
-      <w:r>
-        <w:rPr>
-          <w:lang w:val="zh_TW" w:bidi="zh_TW"/>
-        </w:rPr>
-        <w:t>（</w:t>
-      </w:r>
-      <w:hyperlink r:id="rId58">
-        <w:r>
-          <w:rPr>
-            <w:lang w:val="zh_TW" w:bidi="zh_TW"/>
-          </w:rPr>
-          <w:rPr>
-            <w:color w:val="0000EE"/>
-            <w:u w:val="single"/>
-          </w:rPr>
-          <w:t>太17:24</w:t>
-        </w:r>
-      </w:hyperlink>
-      <w:r>
-        <w:rPr>
-          <w:lang w:val="zh_TW" w:bidi="zh_TW"/>
-        </w:rPr>
-        <w:t>）。</w:t>
+        <w:t>神在歷史中扶助人類的作為，特別是扶助那些信靠祂的人。</w:t>
       </w:r>
     </w:p>
     <w:p>
@@ -1568,13 +2376,7 @@
         <w:rPr>
           <w:lang w:val="zh_TW" w:bidi="zh_TW"/>
         </w:rPr>
-        <w:t>古代世界的</w:t>
-      </w:r>
-      <w:r>
-        <w:rPr>
-          <w:lang w:val="zh_TW" w:bidi="zh_TW"/>
-        </w:rPr>
-        <w:t>稅收</w:t>
+        <w:t>攝理的重要性</w:t>
       </w:r>
     </w:p>
     <w:p>
@@ -1588,60 +2390,18 @@
         <w:rPr>
           <w:lang w:val="zh_TW" w:bidi="zh_TW"/>
         </w:rPr>
-        <w:t>早在公元前2500年，</w:t>
-      </w:r>
-      <w:r>
-        <w:rPr>
-          <w:lang w:val="zh_TW" w:bidi="zh_TW"/>
-        </w:rPr>
-        <w:t>稅收已經影響了拉加什（</w:t>
-      </w:r>
-      <w:r>
-        <w:rPr>
-          <w:lang w:val="zh_TW" w:bidi="zh_TW"/>
-        </w:rPr>
-        <w:t>Lagash）這個城市</w:t>
-      </w:r>
-      <w:r>
-        <w:rPr>
-          <w:lang w:val="zh_TW" w:bidi="zh_TW"/>
-        </w:rPr>
-        <w:t>生活的各個方面</w:t>
-      </w:r>
-      <w:r>
-        <w:rPr>
-          <w:lang w:val="zh_TW" w:bidi="zh_TW"/>
-        </w:rPr>
-        <w:t>，包括</w:t>
-      </w:r>
-      <w:r>
-        <w:rPr>
-          <w:lang w:val="zh_TW" w:bidi="zh_TW"/>
-        </w:rPr>
-        <w:t>收入、婚姻、離婚和死亡</w:t>
-      </w:r>
-      <w:r>
-        <w:rPr>
-          <w:lang w:val="zh_TW" w:bidi="zh_TW"/>
-        </w:rPr>
-        <w:t>。蘇美人（Sumerians）相信土地屬於神和國王，因此他們須支付租金或稅款。</w:t>
+        <w:t>歷世歷代，許多人都在神的看顧裡得著安慰。神沒有將地球留在宇宙中自生自滅，也沒有片刻忘記人。神臨到人當中、與人相交、掌權管理，也介入我們的生命、供應我們的需要。神攝理我們，因此我們要感謝祂。</w:t>
       </w:r>
     </w:p>
     <w:p>
       <w:pPr>
-        <w:pStyle w:val="Heading4"/>
-      </w:pPr>
-      <w:r>
-        <w:rPr>
-          <w:lang w:val="zh_TW" w:bidi="zh_TW"/>
-        </w:rPr>
-        <w:t>古代以色列的</w:t>
-      </w:r>
-      <w:r>
-        <w:rPr>
-          <w:lang w:val="zh_TW" w:bidi="zh_TW"/>
-        </w:rPr>
-        <w:t>稅收</w:t>
+        <w:pStyle w:val="Heading3"/>
+      </w:pPr>
+      <w:r>
+        <w:rPr>
+          <w:lang w:val="zh_TW" w:bidi="zh_TW"/>
+        </w:rPr>
+        <w:t>關於攝理的錯誤觀念</w:t>
       </w:r>
     </w:p>
     <w:p>
@@ -1655,1270 +2415,7 @@
         <w:rPr>
           <w:lang w:val="zh_TW" w:bidi="zh_TW"/>
         </w:rPr>
-        <w:t>在埃及，約瑟在七個豐年期間徵收了20%的穀物，來為接下來的七個荒年做準備（</w:t>
-      </w:r>
-      <w:hyperlink r:id="rId59">
-        <w:r>
-          <w:rPr>
-            <w:lang w:val="zh_TW" w:bidi="zh_TW"/>
-          </w:rPr>
-          <w:rPr>
-            <w:color w:val="0000EE"/>
-            <w:u w:val="single"/>
-          </w:rPr>
-          <w:t>創41:25–42:5</w:t>
-        </w:r>
-      </w:hyperlink>
-      <w:r>
-        <w:rPr>
-          <w:lang w:val="zh_TW" w:bidi="zh_TW"/>
-        </w:rPr>
-        <w:t>）。後來，在飢荒期間，人民將土地賣給法老，因此他擁有了埃及大部分的土地。從那時起，人民耕種土地，並從收成中給法老20%的稅（創47:13–26）。</w:t>
-      </w:r>
-    </w:p>
-    <w:p>
-      <w:pPr/>
-      <w:r>
-        <w:rPr>
-          <w:lang w:val="zh_TW" w:bidi="zh_TW"/>
-        </w:rPr>
-      </w:r>
-      <w:r>
-        <w:rPr>
-          <w:lang w:val="zh_TW" w:bidi="zh_TW"/>
-        </w:rPr>
-        <w:t>像大衛這樣用血汗換取江山的國王，</w:t>
-      </w:r>
-      <w:r>
-        <w:rPr>
-          <w:lang w:val="zh_TW" w:bidi="zh_TW"/>
-        </w:rPr>
-        <w:t>無需向自己的百姓徵稅就能保持國庫充盈</w:t>
-      </w:r>
-      <w:r>
-        <w:rPr>
-          <w:lang w:val="zh_TW" w:bidi="zh_TW"/>
-        </w:rPr>
-        <w:t>。被征服的民族，如迦南人，</w:t>
-      </w:r>
-      <w:r>
-        <w:rPr>
-          <w:lang w:val="zh_TW" w:bidi="zh_TW"/>
-        </w:rPr>
-        <w:t>會向國庫貢獻財富</w:t>
-      </w:r>
-      <w:r>
-        <w:rPr>
-          <w:lang w:val="zh_TW" w:bidi="zh_TW"/>
-        </w:rPr>
-        <w:t>（</w:t>
-      </w:r>
-      <w:hyperlink r:id="rId60">
-        <w:r>
-          <w:rPr>
-            <w:lang w:val="zh_TW" w:bidi="zh_TW"/>
-          </w:rPr>
-          <w:rPr>
-            <w:color w:val="0000EE"/>
-            <w:u w:val="single"/>
-          </w:rPr>
-          <w:t>撒下8:6–14</w:t>
-        </w:r>
-      </w:hyperlink>
-      <w:r>
-        <w:rPr>
-          <w:lang w:val="zh_TW" w:bidi="zh_TW"/>
-        </w:rPr>
-        <w:t>；</w:t>
-      </w:r>
-      <w:hyperlink r:id="rId61">
-        <w:r>
-          <w:rPr>
-            <w:lang w:val="zh_TW" w:bidi="zh_TW"/>
-          </w:rPr>
-          <w:rPr>
-            <w:color w:val="0000EE"/>
-            <w:u w:val="single"/>
-          </w:rPr>
-          <w:t>代上27:25–31</w:t>
-        </w:r>
-      </w:hyperlink>
-      <w:r>
-        <w:rPr>
-          <w:lang w:val="zh_TW" w:bidi="zh_TW"/>
-        </w:rPr>
-        <w:t>）。</w:t>
-      </w:r>
-      <w:r>
-        <w:rPr>
-          <w:lang w:val="zh_TW" w:bidi="zh_TW"/>
-        </w:rPr>
-        <w:t>這些財富包括</w:t>
-      </w:r>
-      <w:r>
-        <w:rPr>
-          <w:lang w:val="zh_TW" w:bidi="zh_TW"/>
-        </w:rPr>
-        <w:t>金、銀、銅、1,700 名騎兵和 20,000名步兵。此外，大衛和他的繼任者經常</w:t>
-      </w:r>
-      <w:r>
-        <w:rPr>
-          <w:lang w:val="zh_TW" w:bidi="zh_TW"/>
-        </w:rPr>
-        <w:t>強迫以色列境內的</w:t>
-      </w:r>
-      <w:r>
-        <w:rPr>
-          <w:lang w:val="zh_TW" w:bidi="zh_TW"/>
-        </w:rPr>
-        <w:t>外邦人</w:t>
-      </w:r>
-      <w:r>
-        <w:rPr>
-          <w:lang w:val="zh_TW" w:bidi="zh_TW"/>
-        </w:rPr>
-        <w:t>做苦工</w:t>
-      </w:r>
-      <w:r>
-        <w:rPr>
-          <w:lang w:val="zh_TW" w:bidi="zh_TW"/>
-        </w:rPr>
-        <w:t>（</w:t>
-      </w:r>
-      <w:hyperlink r:id="rId62">
-        <w:r>
-          <w:rPr>
-            <w:lang w:val="zh_TW" w:bidi="zh_TW"/>
-          </w:rPr>
-          <w:rPr>
-            <w:color w:val="0000EE"/>
-            <w:u w:val="single"/>
-          </w:rPr>
-          <w:t>撒下20:24</w:t>
-        </w:r>
-      </w:hyperlink>
-      <w:r>
-        <w:rPr>
-          <w:lang w:val="zh_TW" w:bidi="zh_TW"/>
-        </w:rPr>
-        <w:t>；王上</w:t>
-      </w:r>
-      <w:hyperlink r:id="rId63">
-        <w:r>
-          <w:rPr>
-            <w:lang w:val="zh_TW" w:bidi="zh_TW"/>
-          </w:rPr>
-          <w:rPr>
-            <w:color w:val="0000EE"/>
-            <w:u w:val="single"/>
-          </w:rPr>
-          <w:t>9:20–21</w:t>
-        </w:r>
-      </w:hyperlink>
-      <w:r>
-        <w:rPr>
-          <w:lang w:val="zh_TW" w:bidi="zh_TW"/>
-        </w:rPr>
-        <w:t>）。</w:t>
-      </w:r>
-    </w:p>
-    <w:p>
-      <w:pPr/>
-      <w:r>
-        <w:rPr>
-          <w:lang w:val="zh_TW" w:bidi="zh_TW"/>
-        </w:rPr>
-      </w:r>
-      <w:r>
-        <w:rPr>
-          <w:lang w:val="zh_TW" w:bidi="zh_TW"/>
-        </w:rPr>
-        <w:t>以色列可能最早在所羅門統治時期就開始徵稅</w:t>
-      </w:r>
-      <w:r>
-        <w:rPr>
-          <w:lang w:val="zh_TW" w:bidi="zh_TW"/>
-        </w:rPr>
-        <w:t>。在這段時間，收入來自貢品，而非戰利品。為了支持宮廷和大型建築工程，所羅門將以色列分為12個地區，每個地區都</w:t>
-      </w:r>
-      <w:r>
-        <w:rPr>
-          <w:lang w:val="zh_TW" w:bidi="zh_TW"/>
-        </w:rPr>
-        <w:t>派</w:t>
-      </w:r>
-      <w:r>
-        <w:rPr>
-          <w:lang w:val="zh_TW" w:bidi="zh_TW"/>
-        </w:rPr>
-        <w:t>一名</w:t>
-      </w:r>
-      <w:r>
-        <w:rPr>
-          <w:lang w:val="zh_TW" w:bidi="zh_TW"/>
-        </w:rPr>
-        <w:t>官吏。</w:t>
-      </w:r>
-      <w:r>
-        <w:rPr>
-          <w:lang w:val="zh_TW" w:bidi="zh_TW"/>
-        </w:rPr>
-        <w:t>而這些官吏每年為王家提供一個月的食物和其它支持（</w:t>
-      </w:r>
-      <w:hyperlink r:id="rId64">
-        <w:r>
-          <w:rPr>
-            <w:lang w:val="zh_TW" w:bidi="zh_TW"/>
-          </w:rPr>
-          <w:rPr>
-            <w:color w:val="0000EE"/>
-            <w:u w:val="single"/>
-          </w:rPr>
-          <w:t>王上4:7</w:t>
-        </w:r>
-      </w:hyperlink>
-      <w:r>
-        <w:rPr>
-          <w:lang w:val="zh_TW" w:bidi="zh_TW"/>
-        </w:rPr>
-        <w:t>）。</w:t>
-      </w:r>
-    </w:p>
-    <w:p>
-      <w:pPr/>
-      <w:r>
-        <w:rPr>
-          <w:lang w:val="zh_TW" w:bidi="zh_TW"/>
-        </w:rPr>
-      </w:r>
-      <w:r>
-        <w:rPr>
-          <w:lang w:val="zh_TW" w:bidi="zh_TW"/>
-        </w:rPr>
-        <w:t>所羅門還通過對經過他王國的商隊徵稅來獲得收入</w:t>
-      </w:r>
-      <w:r>
-        <w:rPr>
-          <w:lang w:val="zh_TW" w:bidi="zh_TW"/>
-        </w:rPr>
-        <w:t>。此外，外邦人和以色列人都被迫</w:t>
-      </w:r>
-      <w:r>
-        <w:rPr>
-          <w:lang w:val="zh_TW" w:bidi="zh_TW"/>
-        </w:rPr>
-        <w:t>參與大型項目</w:t>
-      </w:r>
-      <w:r>
-        <w:rPr>
-          <w:lang w:val="zh_TW" w:bidi="zh_TW"/>
-        </w:rPr>
-        <w:t>，</w:t>
-      </w:r>
-      <w:r>
-        <w:rPr>
-          <w:lang w:val="zh_TW" w:bidi="zh_TW"/>
-        </w:rPr>
-        <w:t>特別是</w:t>
-      </w:r>
-      <w:r>
-        <w:rPr>
-          <w:lang w:val="zh_TW" w:bidi="zh_TW"/>
-        </w:rPr>
-        <w:t>聖殿</w:t>
-      </w:r>
-      <w:r>
-        <w:rPr>
-          <w:lang w:val="zh_TW" w:bidi="zh_TW"/>
-        </w:rPr>
-        <w:t>的建設</w:t>
-      </w:r>
-      <w:r>
-        <w:rPr>
-          <w:lang w:val="zh_TW" w:bidi="zh_TW"/>
-        </w:rPr>
-        <w:t>（</w:t>
-      </w:r>
-      <w:hyperlink r:id="rId65">
-        <w:r>
-          <w:rPr>
-            <w:lang w:val="zh_TW" w:bidi="zh_TW"/>
-          </w:rPr>
-          <w:rPr>
-            <w:color w:val="0000EE"/>
-            <w:u w:val="single"/>
-          </w:rPr>
-          <w:t>王上5:13</w:t>
-        </w:r>
-      </w:hyperlink>
-      <w:r>
-        <w:rPr>
-          <w:lang w:val="zh_TW" w:bidi="zh_TW"/>
-        </w:rPr>
-        <w:t>，</w:t>
-      </w:r>
-      <w:hyperlink r:id="rId63">
-        <w:r>
-          <w:rPr>
-            <w:lang w:val="zh_TW" w:bidi="zh_TW"/>
-          </w:rPr>
-          <w:rPr>
-            <w:color w:val="0000EE"/>
-            <w:u w:val="single"/>
-          </w:rPr>
-          <w:t>9:20–21</w:t>
-        </w:r>
-      </w:hyperlink>
-      <w:r>
-        <w:rPr>
-          <w:lang w:val="zh_TW" w:bidi="zh_TW"/>
-        </w:rPr>
-        <w:t>；</w:t>
-      </w:r>
-      <w:hyperlink r:id="rId66">
-        <w:r>
-          <w:rPr>
-            <w:lang w:val="zh_TW" w:bidi="zh_TW"/>
-          </w:rPr>
-          <w:rPr>
-            <w:color w:val="0000EE"/>
-            <w:u w:val="single"/>
-          </w:rPr>
-          <w:t>代下8:7–8</w:t>
-        </w:r>
-      </w:hyperlink>
-      <w:r>
-        <w:rPr>
-          <w:lang w:val="zh_TW" w:bidi="zh_TW"/>
-        </w:rPr>
-        <w:t>）。考古學家從出土罐子的罐柄上，找到了印有希伯來文「歸於王」的印記。這些很可能是用來收集作為王室徵收部分貨物的大罐子（</w:t>
-      </w:r>
-      <w:hyperlink r:id="rId67">
-        <w:r>
-          <w:rPr>
-            <w:lang w:val="zh_TW" w:bidi="zh_TW"/>
-          </w:rPr>
-          <w:rPr>
-            <w:color w:val="0000EE"/>
-            <w:u w:val="single"/>
-          </w:rPr>
-          <w:t>代下2:10</w:t>
-        </w:r>
-      </w:hyperlink>
-      <w:r>
-        <w:rPr>
-          <w:lang w:val="zh_TW" w:bidi="zh_TW"/>
-        </w:rPr>
-        <w:t>）。</w:t>
-      </w:r>
-    </w:p>
-    <w:p>
-      <w:pPr/>
-      <w:r>
-        <w:rPr>
-          <w:lang w:val="zh_TW" w:bidi="zh_TW"/>
-        </w:rPr>
-      </w:r>
-      <w:r>
-        <w:rPr>
-          <w:lang w:val="zh_TW" w:bidi="zh_TW"/>
-        </w:rPr>
-        <w:t>約沙法成功地在國內向人民徵稅（</w:t>
-      </w:r>
-      <w:hyperlink r:id="rId68">
-        <w:r>
-          <w:rPr>
-            <w:lang w:val="zh_TW" w:bidi="zh_TW"/>
-          </w:rPr>
-          <w:rPr>
-            <w:color w:val="0000EE"/>
-            <w:u w:val="single"/>
-          </w:rPr>
-          <w:t>代下17:5</w:t>
-        </w:r>
-      </w:hyperlink>
-      <w:r>
-        <w:rPr>
-          <w:lang w:val="zh_TW" w:bidi="zh_TW"/>
-        </w:rPr>
-        <w:t>）。</w:t>
-      </w:r>
-      <w:r>
-        <w:rPr>
-          <w:lang w:val="zh_TW" w:bidi="zh_TW"/>
-        </w:rPr>
-        <w:t>他還繼續收取來自外國的貢品，</w:t>
-      </w:r>
-      <w:r>
-        <w:rPr>
-          <w:lang w:val="zh_TW" w:bidi="zh_TW"/>
-        </w:rPr>
-        <w:t>包括來自非利士人的金和銀，以及來自阿拉伯人的7,700隻公</w:t>
-      </w:r>
-      <w:r>
-        <w:rPr>
-          <w:lang w:val="zh_TW" w:bidi="zh_TW"/>
-        </w:rPr>
-        <w:t>綿</w:t>
-      </w:r>
-      <w:r>
-        <w:rPr>
-          <w:lang w:val="zh_TW" w:bidi="zh_TW"/>
-        </w:rPr>
-        <w:t>羊和7,700隻公山羊（</w:t>
-      </w:r>
-      <w:hyperlink r:id="rId69">
-        <w:r>
-          <w:rPr>
-            <w:lang w:val="zh_TW" w:bidi="zh_TW"/>
-          </w:rPr>
-          <w:rPr>
-            <w:color w:val="0000EE"/>
-            <w:u w:val="single"/>
-          </w:rPr>
-          <w:t>代下17:11–12</w:t>
-        </w:r>
-      </w:hyperlink>
-      <w:r>
-        <w:rPr>
-          <w:lang w:val="zh_TW" w:bidi="zh_TW"/>
-        </w:rPr>
-        <w:t>）。隨著鄰國日漸壯大，猶大開始進貢給外邦列國。亞述王西拿基立要求</w:t>
-      </w:r>
-      <w:r>
-        <w:rPr>
-          <w:lang w:val="zh_TW" w:bidi="zh_TW"/>
-        </w:rPr>
-        <w:t>銀子</w:t>
-      </w:r>
-      <w:r>
-        <w:rPr>
-          <w:lang w:val="zh_TW" w:bidi="zh_TW"/>
-        </w:rPr>
-        <w:t>300他連得和</w:t>
-      </w:r>
-      <w:r>
-        <w:rPr>
-          <w:lang w:val="zh_TW" w:bidi="zh_TW"/>
-        </w:rPr>
-        <w:t>金子</w:t>
-      </w:r>
-      <w:r>
-        <w:rPr>
-          <w:lang w:val="zh_TW" w:bidi="zh_TW"/>
-        </w:rPr>
-        <w:t>30他連得，甚至使猶大國要把聖殿的門上的金子</w:t>
-      </w:r>
-      <w:r>
-        <w:rPr>
-          <w:lang w:val="zh_TW" w:bidi="zh_TW"/>
-        </w:rPr>
-        <w:t>刮下來</w:t>
-      </w:r>
-      <w:r>
-        <w:rPr>
-          <w:lang w:val="zh_TW" w:bidi="zh_TW"/>
-        </w:rPr>
-        <w:t>（</w:t>
-      </w:r>
-      <w:hyperlink r:id="rId70">
-        <w:r>
-          <w:rPr>
-            <w:lang w:val="zh_TW" w:bidi="zh_TW"/>
-          </w:rPr>
-          <w:rPr>
-            <w:color w:val="0000EE"/>
-            <w:u w:val="single"/>
-          </w:rPr>
-          <w:t>王下18:14–16</w:t>
-        </w:r>
-      </w:hyperlink>
-      <w:r>
-        <w:rPr>
-          <w:lang w:val="zh_TW" w:bidi="zh_TW"/>
-        </w:rPr>
-        <w:t>）。後來，法老尼哥要求</w:t>
-      </w:r>
-      <w:r>
-        <w:rPr>
-          <w:lang w:val="zh_TW" w:bidi="zh_TW"/>
-        </w:rPr>
-        <w:t>猶大國</w:t>
-      </w:r>
-      <w:r>
-        <w:rPr>
-          <w:lang w:val="zh_TW" w:bidi="zh_TW"/>
-        </w:rPr>
-        <w:t>提供</w:t>
-      </w:r>
-      <w:r>
-        <w:rPr>
-          <w:lang w:val="zh_TW" w:bidi="zh_TW"/>
-        </w:rPr>
-        <w:t>銀子</w:t>
-      </w:r>
-      <w:r>
-        <w:rPr>
-          <w:lang w:val="zh_TW" w:bidi="zh_TW"/>
-        </w:rPr>
-        <w:t>100他連得和</w:t>
-      </w:r>
-      <w:r>
-        <w:rPr>
-          <w:lang w:val="zh_TW" w:bidi="zh_TW"/>
-        </w:rPr>
-        <w:t>金子</w:t>
-      </w:r>
-      <w:r>
-        <w:rPr>
-          <w:lang w:val="zh_TW" w:bidi="zh_TW"/>
-        </w:rPr>
-        <w:t>一他連得（</w:t>
-      </w:r>
-      <w:hyperlink r:id="rId71">
-        <w:r>
-          <w:rPr>
-            <w:lang w:val="zh_TW" w:bidi="zh_TW"/>
-          </w:rPr>
-          <w:rPr>
-            <w:color w:val="0000EE"/>
-            <w:u w:val="single"/>
-          </w:rPr>
-          <w:t>王下23:33</w:t>
-        </w:r>
-      </w:hyperlink>
-      <w:r>
-        <w:rPr>
-          <w:lang w:val="zh_TW" w:bidi="zh_TW"/>
-        </w:rPr>
-        <w:t>）。不久之後，尼布甲尼撒奪走了聖殿和王宮</w:t>
-      </w:r>
-      <w:r>
-        <w:rPr>
-          <w:lang w:val="zh_TW" w:bidi="zh_TW"/>
-        </w:rPr>
-        <w:t>中的</w:t>
-      </w:r>
-      <w:r>
-        <w:rPr>
-          <w:lang w:val="zh_TW" w:bidi="zh_TW"/>
-        </w:rPr>
-        <w:t>所有的</w:t>
-      </w:r>
-      <w:r>
-        <w:rPr>
-          <w:lang w:val="zh_TW" w:bidi="zh_TW"/>
-        </w:rPr>
-        <w:t>寶物</w:t>
-      </w:r>
-      <w:r>
-        <w:rPr>
-          <w:lang w:val="zh_TW" w:bidi="zh_TW"/>
-        </w:rPr>
-        <w:t>，又帶走了10,000名俘虜、</w:t>
-      </w:r>
-      <w:r>
-        <w:rPr>
-          <w:lang w:val="zh_TW" w:bidi="zh_TW"/>
-        </w:rPr>
-        <w:t>木匠</w:t>
-      </w:r>
-      <w:r>
-        <w:rPr>
-          <w:lang w:val="zh_TW" w:bidi="zh_TW"/>
-        </w:rPr>
-        <w:t>和鐵匠。除了</w:t>
-      </w:r>
-      <w:r>
-        <w:rPr>
-          <w:lang w:val="zh_TW" w:bidi="zh_TW"/>
-        </w:rPr>
-        <w:t>極貧窮的人</w:t>
-      </w:r>
-      <w:r>
-        <w:rPr>
-          <w:lang w:val="zh_TW" w:bidi="zh_TW"/>
-        </w:rPr>
-        <w:t>外，耶路撒冷幾乎無人居住（</w:t>
-      </w:r>
-      <w:hyperlink r:id="rId72">
-        <w:r>
-          <w:rPr>
-            <w:lang w:val="zh_TW" w:bidi="zh_TW"/>
-          </w:rPr>
-          <w:rPr>
-            <w:color w:val="0000EE"/>
-            <w:u w:val="single"/>
-          </w:rPr>
-          <w:t>王下24:13–16</w:t>
-        </w:r>
-      </w:hyperlink>
-      <w:r>
-        <w:rPr>
-          <w:lang w:val="zh_TW" w:bidi="zh_TW"/>
-        </w:rPr>
-        <w:t>）。</w:t>
-      </w:r>
-    </w:p>
-    <w:p>
-      <w:pPr>
-        <w:pStyle w:val="Heading4"/>
-      </w:pPr>
-      <w:r>
-        <w:rPr>
-          <w:lang w:val="zh_TW" w:bidi="zh_TW"/>
-        </w:rPr>
-        <w:t>外國的</w:t>
-      </w:r>
-      <w:r>
-        <w:rPr>
-          <w:lang w:val="zh_TW" w:bidi="zh_TW"/>
-        </w:rPr>
-        <w:t>課稅</w:t>
-      </w:r>
-    </w:p>
-    <w:p>
-      <w:pPr/>
-      <w:r>
-        <w:rPr>
-          <w:lang w:val="zh_TW" w:bidi="zh_TW"/>
-        </w:rPr>
-      </w:r>
-      <w:r>
-        <w:rPr>
-          <w:lang w:val="zh_TW" w:bidi="zh_TW"/>
-        </w:rPr>
-        <w:t>波斯人建立了一個固定的稅制。在這個制度中，總督（各省的巡撫）</w:t>
-      </w:r>
-      <w:r>
-        <w:rPr>
-          <w:lang w:val="zh_TW" w:bidi="zh_TW"/>
-        </w:rPr>
-        <w:t>需要</w:t>
-      </w:r>
-      <w:r>
-        <w:rPr>
-          <w:lang w:val="zh_TW" w:bidi="zh_TW"/>
-        </w:rPr>
-        <w:t>向皇家庫房支付固定的金額（</w:t>
-      </w:r>
-      <w:hyperlink r:id="rId73">
-        <w:r>
-          <w:rPr>
-            <w:lang w:val="zh_TW" w:bidi="zh_TW"/>
-          </w:rPr>
-          <w:rPr>
-            <w:color w:val="0000EE"/>
-            <w:u w:val="single"/>
-          </w:rPr>
-          <w:t>斯10:1</w:t>
-        </w:r>
-      </w:hyperlink>
-      <w:r>
-        <w:rPr>
-          <w:lang w:val="zh_TW" w:bidi="zh_TW"/>
-        </w:rPr>
-        <w:t>）。亞達薛西一世</w:t>
-      </w:r>
-      <w:r>
-        <w:rPr>
-          <w:lang w:val="zh_TW" w:bidi="zh_TW"/>
-        </w:rPr>
-        <w:t>豁免了</w:t>
-      </w:r>
-      <w:r>
-        <w:rPr>
-          <w:lang w:val="zh_TW" w:bidi="zh_TW"/>
-        </w:rPr>
-        <w:t>祭司、利未人和聖殿工人的稅務責任（</w:t>
-      </w:r>
-      <w:hyperlink r:id="rId74">
-        <w:r>
-          <w:rPr>
-            <w:lang w:val="zh_TW" w:bidi="zh_TW"/>
-          </w:rPr>
-          <w:rPr>
-            <w:color w:val="0000EE"/>
-            <w:u w:val="single"/>
-          </w:rPr>
-          <w:t>拉7:24</w:t>
-        </w:r>
-      </w:hyperlink>
-      <w:r>
-        <w:rPr>
-          <w:lang w:val="zh_TW" w:bidi="zh_TW"/>
-        </w:rPr>
-        <w:t>）。</w:t>
-      </w:r>
-      <w:r>
-        <w:rPr>
-          <w:lang w:val="zh_TW" w:bidi="zh_TW"/>
-        </w:rPr>
-        <w:t>此外，有些</w:t>
-      </w:r>
-      <w:r>
-        <w:rPr>
-          <w:lang w:val="zh_TW" w:bidi="zh_TW"/>
-        </w:rPr>
-        <w:t>巡撫（譯註：和合本譯作「省長」）向</w:t>
-      </w:r>
-      <w:r>
-        <w:rPr>
-          <w:lang w:val="zh_TW" w:bidi="zh_TW"/>
-        </w:rPr>
-        <w:t>百姓索要</w:t>
-      </w:r>
-      <w:r>
-        <w:rPr>
-          <w:lang w:val="zh_TW" w:bidi="zh_TW"/>
-        </w:rPr>
-        <w:t>額外的稅</w:t>
-      </w:r>
-      <w:r>
-        <w:rPr>
-          <w:lang w:val="zh_TW" w:bidi="zh_TW"/>
-        </w:rPr>
-        <w:t>收</w:t>
-      </w:r>
-      <w:r>
-        <w:rPr>
-          <w:lang w:val="zh_TW" w:bidi="zh_TW"/>
-        </w:rPr>
-        <w:t>，</w:t>
-      </w:r>
-      <w:r>
-        <w:rPr>
-          <w:lang w:val="zh_TW" w:bidi="zh_TW"/>
-        </w:rPr>
-        <w:t>用以供應其家庭的開支，</w:t>
-      </w:r>
-      <w:r>
-        <w:rPr>
-          <w:lang w:val="zh_TW" w:bidi="zh_TW"/>
-        </w:rPr>
-        <w:t>包括糧物、酒和</w:t>
-      </w:r>
-      <w:r>
-        <w:rPr>
-          <w:lang w:val="zh_TW" w:bidi="zh_TW"/>
-        </w:rPr>
-        <w:t>銀子</w:t>
-      </w:r>
-      <w:r>
-        <w:rPr>
-          <w:lang w:val="zh_TW" w:bidi="zh_TW"/>
-        </w:rPr>
-        <w:t>40舍客勒（</w:t>
-      </w:r>
-      <w:hyperlink r:id="rId75">
-        <w:r>
-          <w:rPr>
-            <w:lang w:val="zh_TW" w:bidi="zh_TW"/>
-          </w:rPr>
-          <w:rPr>
-            <w:color w:val="0000EE"/>
-            <w:u w:val="single"/>
-          </w:rPr>
-          <w:t>尼5:14–15</w:t>
-        </w:r>
-      </w:hyperlink>
-      <w:r>
-        <w:rPr>
-          <w:lang w:val="zh_TW" w:bidi="zh_TW"/>
-        </w:rPr>
-        <w:t>）。但作為巡撫，尼希米並沒有領取這筆食物津貼，因為他認為當時百姓的稅務負擔已經十分沉重。人們不得不以他們的田地、葡萄園和房屋作抵押借款，以支付「王的稅項」。這意味著如果他們無法償還貸款，就有失去財產的風險。大流士允許猶太人使用王室的稅金來重建聖殿（</w:t>
-      </w:r>
-      <w:hyperlink r:id="rId76">
-        <w:r>
-          <w:rPr>
-            <w:lang w:val="zh_TW" w:bidi="zh_TW"/>
-          </w:rPr>
-          <w:rPr>
-            <w:color w:val="0000EE"/>
-            <w:u w:val="single"/>
-          </w:rPr>
-          <w:t>拉6:7–10</w:t>
-        </w:r>
-      </w:hyperlink>
-      <w:r>
-        <w:rPr>
-          <w:lang w:val="zh_TW" w:bidi="zh_TW"/>
-        </w:rPr>
-        <w:t>）。</w:t>
-      </w:r>
-    </w:p>
-    <w:p>
-      <w:pPr/>
-      <w:r>
-        <w:rPr>
-          <w:lang w:val="zh_TW" w:bidi="zh_TW"/>
-        </w:rPr>
-      </w:r>
-      <w:r>
-        <w:rPr>
-          <w:lang w:val="zh_TW" w:bidi="zh_TW"/>
-        </w:rPr>
-        <w:t>在西流古（Seleucids）、托勒密（Ptolemies）和羅馬的時代，收稅方式有所改變。稅吏的職位被賣給出價最高的人，然後他們從人民身上榨取最高的稅金來建立個人財富。猶太人繳納什一稅以維修聖殿，並</w:t>
-      </w:r>
-      <w:r>
-        <w:rPr>
-          <w:lang w:val="zh_TW" w:bidi="zh_TW"/>
-        </w:rPr>
-        <w:t>繳納</w:t>
-      </w:r>
-      <w:r>
-        <w:rPr>
-          <w:lang w:val="zh_TW" w:bidi="zh_TW"/>
-        </w:rPr>
-        <w:t>高達三分之一的穀物和一半的水果的稅。此外，他們還</w:t>
-      </w:r>
-      <w:r>
-        <w:rPr>
-          <w:lang w:val="zh_TW" w:bidi="zh_TW"/>
-        </w:rPr>
-        <w:t>需要</w:t>
-      </w:r>
-      <w:r>
-        <w:rPr>
-          <w:lang w:val="zh_TW" w:bidi="zh_TW"/>
-        </w:rPr>
-        <w:t>支付</w:t>
-      </w:r>
-      <w:r>
-        <w:rPr>
-          <w:lang w:val="zh_TW" w:bidi="zh_TW"/>
-        </w:rPr>
-        <w:t>消費稅、銷售稅和人頭稅</w:t>
-      </w:r>
-      <w:r>
-        <w:rPr>
-          <w:lang w:val="zh_TW" w:bidi="zh_TW"/>
-        </w:rPr>
-        <w:t>。</w:t>
-      </w:r>
-    </w:p>
-    <w:p>
-      <w:pPr>
-        <w:pStyle w:val="Heading4"/>
-      </w:pPr>
-      <w:r>
-        <w:rPr>
-          <w:lang w:val="zh_TW" w:bidi="zh_TW"/>
-        </w:rPr>
-        <w:t>猶太法律中的稅收與實踐</w:t>
-      </w:r>
-    </w:p>
-    <w:p>
-      <w:pPr/>
-      <w:r>
-        <w:rPr>
-          <w:lang w:val="zh_TW" w:bidi="zh_TW"/>
-        </w:rPr>
-      </w:r>
-      <w:r>
-        <w:rPr>
-          <w:lang w:val="zh_TW" w:bidi="zh_TW"/>
-        </w:rPr>
-        <w:t>除了</w:t>
-      </w:r>
-      <w:r>
-        <w:rPr>
-          <w:lang w:val="zh_TW" w:bidi="zh_TW"/>
-        </w:rPr>
-        <w:t>外國的</w:t>
-      </w:r>
-      <w:r>
-        <w:rPr>
-          <w:lang w:val="zh_TW" w:bidi="zh_TW"/>
-        </w:rPr>
-        <w:t>稅外，</w:t>
-      </w:r>
-      <w:r>
-        <w:rPr>
-          <w:lang w:val="zh_TW" w:bidi="zh_TW"/>
-        </w:rPr>
-        <w:t>世界各地的猶太人，凡20歲以上的</w:t>
-      </w:r>
-      <w:r>
-        <w:rPr>
-          <w:lang w:val="zh_TW" w:bidi="zh_TW"/>
-        </w:rPr>
-        <w:t>（</w:t>
-      </w:r>
-      <w:hyperlink r:id="rId77">
-        <w:r>
-          <w:rPr>
-            <w:lang w:val="zh_TW" w:bidi="zh_TW"/>
-          </w:rPr>
-          <w:rPr>
-            <w:color w:val="0000EE"/>
-            <w:u w:val="single"/>
-          </w:rPr>
-          <w:t>出30:11–16</w:t>
-        </w:r>
-      </w:hyperlink>
-      <w:r>
-        <w:rPr>
-          <w:lang w:val="zh_TW" w:bidi="zh_TW"/>
-        </w:rPr>
-        <w:t>）</w:t>
-      </w:r>
-      <w:r>
-        <w:rPr>
-          <w:lang w:val="zh_TW" w:bidi="zh_TW"/>
-        </w:rPr>
-        <w:t>，每年都要支付半舍客勒來支持耶路撒冷的聖殿</w:t>
-      </w:r>
-      <w:r>
-        <w:rPr>
-          <w:lang w:val="zh_TW" w:bidi="zh_TW"/>
-        </w:rPr>
-        <w:t>（</w:t>
-      </w:r>
-      <w:hyperlink r:id="rId58">
-        <w:r>
-          <w:rPr>
-            <w:lang w:val="zh_TW" w:bidi="zh_TW"/>
-          </w:rPr>
-          <w:rPr>
-            <w:color w:val="0000EE"/>
-            <w:u w:val="single"/>
-          </w:rPr>
-          <w:t>太17:24</w:t>
-        </w:r>
-      </w:hyperlink>
-      <w:r>
-        <w:rPr>
-          <w:lang w:val="zh_TW" w:bidi="zh_TW"/>
-        </w:rPr>
-        <w:t>）。</w:t>
-      </w:r>
-      <w:r>
-        <w:rPr>
-          <w:lang w:val="zh_TW" w:bidi="zh_TW"/>
-        </w:rPr>
-        <w:t>即使在公元70年聖殿被毀後，這項傳統仍然持續</w:t>
-      </w:r>
-      <w:r>
-        <w:rPr>
-          <w:lang w:val="zh_TW" w:bidi="zh_TW"/>
-        </w:rPr>
-        <w:t>。耶穌</w:t>
-      </w:r>
-      <w:r>
-        <w:rPr>
-          <w:lang w:val="zh_TW" w:bidi="zh_TW"/>
-        </w:rPr>
-        <w:t>曾被問及關於這項稅收的問題</w:t>
-      </w:r>
-      <w:r>
-        <w:rPr>
-          <w:lang w:val="zh_TW" w:bidi="zh_TW"/>
-        </w:rPr>
-        <w:t>（</w:t>
-      </w:r>
-      <w:hyperlink r:id="rId78">
-        <w:r>
-          <w:rPr>
-            <w:lang w:val="zh_TW" w:bidi="zh_TW"/>
-          </w:rPr>
-          <w:rPr>
-            <w:color w:val="0000EE"/>
-            <w:u w:val="single"/>
-          </w:rPr>
-          <w:t>太17:25</w:t>
-        </w:r>
-      </w:hyperlink>
-      <w:r>
-        <w:rPr>
-          <w:lang w:val="zh_TW" w:bidi="zh_TW"/>
-        </w:rPr>
-        <w:t>），以及向羅馬繳稅</w:t>
-      </w:r>
-      <w:r>
-        <w:rPr>
-          <w:lang w:val="zh_TW" w:bidi="zh_TW"/>
-        </w:rPr>
-        <w:t>是否合法</w:t>
-      </w:r>
-      <w:r>
-        <w:rPr>
-          <w:lang w:val="zh_TW" w:bidi="zh_TW"/>
-        </w:rPr>
-        <w:t>（</w:t>
-      </w:r>
-      <w:hyperlink r:id="rId79">
-        <w:r>
-          <w:rPr>
-            <w:lang w:val="zh_TW" w:bidi="zh_TW"/>
-          </w:rPr>
-          <w:rPr>
-            <w:color w:val="0000EE"/>
-            <w:u w:val="single"/>
-          </w:rPr>
-          <w:t>太22:17</w:t>
-        </w:r>
-      </w:hyperlink>
-      <w:r>
-        <w:rPr>
-          <w:lang w:val="zh_TW" w:bidi="zh_TW"/>
-        </w:rPr>
-        <w:t>；</w:t>
-      </w:r>
-      <w:hyperlink r:id="rId80">
-        <w:r>
-          <w:rPr>
-            <w:lang w:val="zh_TW" w:bidi="zh_TW"/>
-          </w:rPr>
-          <w:rPr>
-            <w:color w:val="0000EE"/>
-            <w:u w:val="single"/>
-          </w:rPr>
-          <w:t>可12:14–15</w:t>
-        </w:r>
-      </w:hyperlink>
-      <w:r>
-        <w:rPr>
-          <w:lang w:val="zh_TW" w:bidi="zh_TW"/>
-        </w:rPr>
-        <w:t>；</w:t>
-      </w:r>
-      <w:hyperlink r:id="rId81">
-        <w:r>
-          <w:rPr>
-            <w:lang w:val="zh_TW" w:bidi="zh_TW"/>
-          </w:rPr>
-          <w:rPr>
-            <w:color w:val="0000EE"/>
-            <w:u w:val="single"/>
-          </w:rPr>
-          <w:t>路20:22</w:t>
-        </w:r>
-      </w:hyperlink>
-      <w:r>
-        <w:rPr>
-          <w:lang w:val="zh_TW" w:bidi="zh_TW"/>
-        </w:rPr>
-        <w:t>）。儘管耶穌</w:t>
-      </w:r>
-      <w:r>
-        <w:rPr>
-          <w:lang w:val="zh_TW" w:bidi="zh_TW"/>
-        </w:rPr>
-        <w:t>以著名的回答──</w:t>
-      </w:r>
-      <w:r>
-        <w:rPr>
-          <w:lang w:val="zh_TW" w:bidi="zh_TW"/>
-        </w:rPr>
-        <w:t>「</w:t>
-      </w:r>
-      <w:r>
-        <w:rPr>
-          <w:lang w:val="zh_TW" w:bidi="zh_TW"/>
-        </w:rPr>
-        <w:t>凱撒的物當歸給凱撒；神的物當歸給神</w:t>
-      </w:r>
-      <w:r>
-        <w:rPr>
-          <w:lang w:val="zh_TW" w:bidi="zh_TW"/>
-        </w:rPr>
-        <w:t>」 (</w:t>
-      </w:r>
-      <w:hyperlink r:id="rId82">
-        <w:r>
-          <w:rPr>
-            <w:lang w:val="zh_TW" w:bidi="zh_TW"/>
-          </w:rPr>
-          <w:rPr>
-            <w:color w:val="0000EE"/>
-            <w:u w:val="single"/>
-          </w:rPr>
-          <w:t>太22:21</w:t>
-        </w:r>
-      </w:hyperlink>
-      <w:r>
-        <w:rPr>
-          <w:lang w:val="zh_TW" w:bidi="zh_TW"/>
-        </w:rPr>
-        <w:t>；</w:t>
-      </w:r>
-      <w:hyperlink r:id="rId83">
-        <w:r>
-          <w:rPr>
-            <w:lang w:val="zh_TW" w:bidi="zh_TW"/>
-          </w:rPr>
-          <w:rPr>
-            <w:color w:val="0000EE"/>
-            <w:u w:val="single"/>
-          </w:rPr>
-          <w:t>可12:17</w:t>
-        </w:r>
-      </w:hyperlink>
-      <w:r>
-        <w:rPr>
-          <w:lang w:val="zh_TW" w:bidi="zh_TW"/>
-        </w:rPr>
-        <w:t>；</w:t>
-      </w:r>
-      <w:hyperlink r:id="rId84">
-        <w:r>
-          <w:rPr>
-            <w:lang w:val="zh_TW" w:bidi="zh_TW"/>
-          </w:rPr>
-          <w:rPr>
-            <w:color w:val="0000EE"/>
-            <w:u w:val="single"/>
-          </w:rPr>
-          <w:t xml:space="preserve">路 20:25) </w:t>
-        </w:r>
-      </w:hyperlink>
-      <w:r>
-        <w:rPr>
-          <w:lang w:val="zh_TW" w:bidi="zh_TW"/>
-        </w:rPr>
-        <w:t>──回應 ，但他仍在彼拉多面前被指控禁止納稅給凱撒（</w:t>
-      </w:r>
-      <w:hyperlink r:id="rId85">
-        <w:r>
-          <w:rPr>
-            <w:lang w:val="zh_TW" w:bidi="zh_TW"/>
-          </w:rPr>
-          <w:rPr>
-            <w:color w:val="0000EE"/>
-            <w:u w:val="single"/>
-          </w:rPr>
-          <w:t>路23:2</w:t>
-        </w:r>
-      </w:hyperlink>
-      <w:r>
-        <w:rPr>
-          <w:lang w:val="zh_TW" w:bidi="zh_TW"/>
-        </w:rPr>
-        <w:t>）。早期教會也支持將納稅視為公民義務（</w:t>
-      </w:r>
-      <w:hyperlink r:id="rId86">
-        <w:r>
-          <w:rPr>
-            <w:lang w:val="zh_TW" w:bidi="zh_TW"/>
-          </w:rPr>
-          <w:rPr>
-            <w:color w:val="0000EE"/>
-            <w:u w:val="single"/>
-          </w:rPr>
-          <w:t>羅13:5–7</w:t>
-        </w:r>
-      </w:hyperlink>
-      <w:r>
-        <w:rPr>
-          <w:lang w:val="zh_TW" w:bidi="zh_TW"/>
-        </w:rPr>
-        <w:t>）。</w:t>
-      </w:r>
-    </w:p>
-    <w:p>
-      <w:pPr/>
-      <w:r>
-        <w:rPr>
-          <w:lang w:val="zh_TW" w:bidi="zh_TW"/>
-        </w:rPr>
-      </w:r>
-      <w:r>
-        <w:rPr>
-          <w:i/>
-          <w:lang w:val="zh_TW" w:bidi="zh_TW"/>
-        </w:rPr>
-        <w:t>另見</w:t>
-      </w:r>
-      <w:r>
-        <w:rPr>
-          <w:lang w:val="zh_TW" w:bidi="zh_TW"/>
-        </w:rPr>
-        <w:t xml:space="preserve"> </w:t>
-      </w:r>
-      <w:r>
-        <w:rPr>
-          <w:lang w:val="zh_TW" w:bidi="zh_TW"/>
-        </w:rPr>
-        <w:t>金錢</w:t>
-      </w:r>
-      <w:r>
-        <w:rPr>
-          <w:lang w:val="zh_TW" w:bidi="zh_TW"/>
-        </w:rPr>
-        <w:t>、</w:t>
-      </w:r>
-      <w:r>
-        <w:rPr>
-          <w:lang w:val="zh_TW" w:bidi="zh_TW"/>
-        </w:rPr>
-        <w:t>銀行家，銀行業</w:t>
-      </w:r>
-      <w:r>
-        <w:rPr>
-          <w:lang w:val="zh_TW" w:bidi="zh_TW"/>
-        </w:rPr>
-        <w:t>、</w:t>
-      </w:r>
-      <w:r>
-        <w:rPr>
-          <w:lang w:val="zh_TW" w:bidi="zh_TW"/>
-        </w:rPr>
-        <w:t>稅吏</w:t>
-      </w:r>
-      <w:r>
-        <w:rPr>
-          <w:lang w:val="zh_TW" w:bidi="zh_TW"/>
-        </w:rPr>
-        <w:t>。</w:t>
-      </w:r>
-      <w:r>
-        <w:rPr>
-          <w:lang w:val="zh_TW" w:bidi="zh_TW"/>
-        </w:rPr>
-      </w:r>
-      <w:r>
-        <w:rPr>
-          <w:lang w:val="zh_TW" w:bidi="zh_TW"/>
-        </w:rPr>
-      </w:r>
-    </w:p>
-    <w:p>
-      <w:pPr/>
-      <w:r>
-        <w:rPr>
-          <w:lang w:val="zh_TW" w:bidi="zh_TW"/>
-        </w:rPr>
-      </w:r>
-    </w:p>
-    <w:p>
-      <w:pPr>
-        <w:pStyle w:val="Heading2"/>
-      </w:pPr>
-      <w:r>
-        <w:rPr>
-          <w:lang w:val="zh_TW" w:bidi="zh_TW"/>
-        </w:rPr>
-        <w:t>睡覺</w:t>
-      </w:r>
-      <w:r>
-        <w:rPr>
-          <w:lang w:val="zh_TW" w:bidi="zh_TW"/>
-        </w:rPr>
-      </w:r>
-    </w:p>
-    <w:p>
-      <w:pPr/>
-      <w:r>
-        <w:rPr>
-          <w:lang w:val="zh_TW" w:bidi="zh_TW"/>
-        </w:rPr>
-      </w:r>
-      <w:r>
-        <w:rPr>
-          <w:lang w:val="zh_TW" w:bidi="zh_TW"/>
-        </w:rPr>
-        <w:t>身心的自然休息狀態。在聖經中，睡覺可以有三個意義：</w:t>
+        <w:t>關於攝理有許多錯誤觀念，這顯出它是一個重要的議題。當人否認神有位格，而他們對攝理的理解又不根據聖經的教導時，就會產生錯誤。如此一來，人只能將萬事看作有一股不相宜的力量在支配。在這些錯誤觀念中存在許多矛盾，包括：</w:t>
       </w:r>
     </w:p>
     <w:p>
@@ -2938,9 +2435,16 @@
       </w:r>
       <w:r>
         <w:rPr>
-          <w:lang w:val="zh_TW" w:bidi="zh_TW"/>
-        </w:rPr>
-        <w:t>身體的休息</w:t>
+          <w:b/>
+          <w:lang w:val="zh_TW" w:bidi="zh_TW"/>
+        </w:rPr>
+        <w:t>命運</w:t>
+      </w:r>
+      <w:r>
+        <w:rPr>
+          <w:lang w:val="zh_TW" w:bidi="zh_TW"/>
+        </w:rPr>
+        <w:t>：有些人認為人生受一種不可預測的命運控制，他們會說像「命運使然」這類的話。</w:t>
       </w:r>
     </w:p>
     <w:p>
@@ -2956,9 +2460,16 @@
       </w:r>
       <w:r>
         <w:rPr>
-          <w:lang w:val="zh_TW" w:bidi="zh_TW"/>
-        </w:rPr>
-        <w:t>道德或屬靈上無所作為</w:t>
+          <w:b/>
+          <w:lang w:val="zh_TW" w:bidi="zh_TW"/>
+        </w:rPr>
+        <w:t>運氣</w:t>
+      </w:r>
+      <w:r>
+        <w:rPr>
+          <w:lang w:val="zh_TW" w:bidi="zh_TW"/>
+        </w:rPr>
+        <w:t>：也有人相信有「福氣」或「運氣」。但運氣不是一個有位格的存有，所以算命的人試圖去理解它，有些人甚至造出「幸運女神（lady luck）」之類的觀念（把運氣想成一位用法術掌控事件的女子）。</w:t>
       </w:r>
     </w:p>
     <w:p>
@@ -2974,20 +2485,169 @@
       </w:r>
       <w:r>
         <w:rPr>
-          <w:lang w:val="zh_TW" w:bidi="zh_TW"/>
-        </w:rPr>
-        <w:t>死亡</w:t>
+          <w:b/>
+          <w:lang w:val="zh_TW" w:bidi="zh_TW"/>
+        </w:rPr>
+        <w:t>巧合</w:t>
+      </w:r>
+      <w:r>
+        <w:rPr>
+          <w:lang w:val="zh_TW" w:bidi="zh_TW"/>
+        </w:rPr>
+        <w:t>：有人把偶然發現好事的功勞歸給自己。這忽略了神的作為，也沒有獻上感謝。</w:t>
       </w:r>
     </w:p>
     <w:p>
       <w:pPr>
-        <w:pStyle w:val="Heading3"/>
-      </w:pPr>
-      <w:r>
-        <w:rPr>
-          <w:lang w:val="zh_TW" w:bidi="zh_TW"/>
-        </w:rPr>
-        <w:t>睡覺作為身體的需求</w:t>
+        <w:pStyle w:val="ListNumber"/>
+        <w:spacing w:line="240" w:lineRule="auto"/>
+        <w:ind w:left="720"/>
+      </w:pPr>
+      <w:r>
+        <w:rPr>
+          <w:lang w:val="zh_TW" w:bidi="zh_TW"/>
+        </w:rPr>
+      </w:r>
+      <w:r>
+        <w:rPr>
+          <w:b/>
+          <w:lang w:val="zh_TW" w:bidi="zh_TW"/>
+        </w:rPr>
+        <w:t>歷史</w:t>
+      </w:r>
+      <w:r>
+        <w:rPr>
+          <w:lang w:val="zh_TW" w:bidi="zh_TW"/>
+        </w:rPr>
+        <w:t>：有些群體相信歷史支持他們的觀念。例如：</w:t>
+      </w:r>
+    </w:p>
+    <w:p>
+      <w:pPr>
+        <w:pStyle w:val="ListBullet"/>
+        <w:spacing w:line="240" w:lineRule="auto"/>
+        <w:ind w:left="1440"/>
+      </w:pPr>
+      <w:r>
+        <w:rPr>
+          <w:lang w:val="zh_TW" w:bidi="zh_TW"/>
+        </w:rPr>
+      </w:r>
+      <w:r>
+        <w:rPr>
+          <w:lang w:val="zh_TW" w:bidi="zh_TW"/>
+        </w:rPr>
+        <w:t>馬克思主義的支持者（跟從馬克思〔Karl Marx〕思想的人）曾說：「歷史站在我們這邊。」他們相信未來的事件必然會導向一個由共產主義統治的世界。</w:t>
+      </w:r>
+    </w:p>
+    <w:p>
+      <w:pPr>
+        <w:pStyle w:val="ListBullet"/>
+        <w:spacing w:line="240" w:lineRule="auto"/>
+        <w:ind w:left="1440"/>
+      </w:pPr>
+      <w:r>
+        <w:rPr>
+          <w:lang w:val="zh_TW" w:bidi="zh_TW"/>
+        </w:rPr>
+      </w:r>
+      <w:r>
+        <w:rPr>
+          <w:lang w:val="zh_TW" w:bidi="zh_TW"/>
+        </w:rPr>
+        <w:t>一些美國領袖相信「昭昭天命（Manifest Destiny）」。這種觀念宣稱，美國注定要在其所在的地區，甚至在全世界成為最強大的國家。</w:t>
+      </w:r>
+    </w:p>
+    <w:p>
+      <w:pPr>
+        <w:pStyle w:val="ListNumber"/>
+        <w:numPr>
+          <w:ilvl w:val="0"/>
+          <w:numId w:val="15"/>
+        </w:numPr>
+        <w:spacing w:line="240" w:lineRule="auto"/>
+        <w:ind w:left="720"/>
+      </w:pPr>
+      <w:r>
+        <w:rPr>
+          <w:lang w:val="zh_TW" w:bidi="zh_TW"/>
+        </w:rPr>
+      </w:r>
+      <w:r>
+        <w:rPr>
+          <w:b/>
+          <w:lang w:val="zh_TW" w:bidi="zh_TW"/>
+        </w:rPr>
+        <w:t>進步</w:t>
+      </w:r>
+      <w:r>
+        <w:rPr>
+          <w:lang w:val="zh_TW" w:bidi="zh_TW"/>
+        </w:rPr>
+        <w:t>：科學、技術、教育、社會的發展，使有些人將「進步」看作一股偉大的力量。某種程度上，這等於將攝理看成進步本身，卻把榮耀從神那裡奪去。</w:t>
+      </w:r>
+    </w:p>
+    <w:p>
+      <w:pPr>
+        <w:pStyle w:val="ListNumber"/>
+        <w:spacing w:line="240" w:lineRule="auto"/>
+        <w:ind w:left="720"/>
+      </w:pPr>
+      <w:r>
+        <w:rPr>
+          <w:lang w:val="zh_TW" w:bidi="zh_TW"/>
+        </w:rPr>
+      </w:r>
+      <w:r>
+        <w:rPr>
+          <w:b/>
+          <w:lang w:val="zh_TW" w:bidi="zh_TW"/>
+        </w:rPr>
+        <w:t>自然</w:t>
+      </w:r>
+      <w:r>
+        <w:rPr>
+          <w:lang w:val="zh_TW" w:bidi="zh_TW"/>
+        </w:rPr>
+        <w:t>：有些人物，例如愛默生（Ralph Waldo Emerson）和梭羅（Henry David Thoreau），將攝理歸於自然。但自然本身並不看顧人。</w:t>
+      </w:r>
+    </w:p>
+    <w:p>
+      <w:pPr>
+        <w:pStyle w:val="ListNumber"/>
+        <w:spacing w:line="240" w:lineRule="auto"/>
+        <w:ind w:left="720"/>
+      </w:pPr>
+      <w:r>
+        <w:rPr>
+          <w:lang w:val="zh_TW" w:bidi="zh_TW"/>
+        </w:rPr>
+      </w:r>
+      <w:r>
+        <w:rPr>
+          <w:b/>
+          <w:lang w:val="zh_TW" w:bidi="zh_TW"/>
+        </w:rPr>
+        <w:t>自然選擇</w:t>
+      </w:r>
+      <w:r>
+        <w:rPr>
+          <w:lang w:val="zh_TW" w:bidi="zh_TW"/>
+        </w:rPr>
+        <w:t>：達爾文那本關於生物進化的經典著作</w:t>
+      </w:r>
+      <w:r>
+        <w:rPr>
+          <w:i/>
+          <w:lang w:val="zh_TW" w:bidi="zh_TW"/>
+        </w:rPr>
+        <w:t>物種起源（The Origin of the Species）</w:t>
+      </w:r>
+      <w:r>
+        <w:rPr>
+          <w:lang w:val="zh_TW" w:bidi="zh_TW"/>
+        </w:rPr>
+        <w:t>，使「自然選擇」這個觀念普及起來。有些人認為，「自然選擇」背後的那股力量變得比神的攝理更重要。「適者生存」的想法使人變得不再需要攝理。</w:t>
       </w:r>
     </w:p>
     <w:p>
@@ -3001,187 +2661,18 @@
         <w:rPr>
           <w:lang w:val="zh_TW" w:bidi="zh_TW"/>
         </w:rPr>
-        <w:t>人類身體所需的睡眠，被視為神所賜予珍貴的禮物（</w:t>
-      </w:r>
-      <w:hyperlink r:id="rId87">
-        <w:r>
-          <w:rPr>
-            <w:lang w:val="zh_TW" w:bidi="zh_TW"/>
-          </w:rPr>
-          <w:rPr>
-            <w:color w:val="0000EE"/>
-            <w:u w:val="single"/>
-          </w:rPr>
-          <w:t>詩4:8</w:t>
-        </w:r>
-      </w:hyperlink>
-      <w:r>
-        <w:rPr>
-          <w:lang w:val="zh_TW" w:bidi="zh_TW"/>
-        </w:rPr>
-        <w:t>，</w:t>
-      </w:r>
-      <w:hyperlink r:id="rId88">
-        <w:r>
-          <w:rPr>
-            <w:lang w:val="zh_TW" w:bidi="zh_TW"/>
-          </w:rPr>
-          <w:rPr>
-            <w:color w:val="0000EE"/>
-            <w:u w:val="single"/>
-          </w:rPr>
-          <w:t>127:2</w:t>
-        </w:r>
-      </w:hyperlink>
-      <w:r>
-        <w:rPr>
-          <w:lang w:val="zh_TW" w:bidi="zh_TW"/>
-        </w:rPr>
-        <w:t>）。神可以選擇某人，使他失眠，以達成祂的目的（</w:t>
-      </w:r>
-      <w:hyperlink r:id="rId89">
-        <w:r>
-          <w:rPr>
-            <w:lang w:val="zh_TW" w:bidi="zh_TW"/>
-          </w:rPr>
-          <w:rPr>
-            <w:color w:val="0000EE"/>
-            <w:u w:val="single"/>
-          </w:rPr>
-          <w:t>斯6:1</w:t>
-        </w:r>
-      </w:hyperlink>
-      <w:r>
-        <w:rPr>
-          <w:lang w:val="zh_TW" w:bidi="zh_TW"/>
-        </w:rPr>
-        <w:t>；</w:t>
-      </w:r>
-      <w:hyperlink r:id="rId90">
-        <w:r>
-          <w:rPr>
-            <w:lang w:val="zh_TW" w:bidi="zh_TW"/>
-          </w:rPr>
-          <w:rPr>
-            <w:color w:val="0000EE"/>
-            <w:u w:val="single"/>
-          </w:rPr>
-          <w:t>但6:18</w:t>
-        </w:r>
-      </w:hyperlink>
-      <w:r>
-        <w:rPr>
-          <w:lang w:val="zh_TW" w:bidi="zh_TW"/>
-        </w:rPr>
-        <w:t>）。神也可能賜人沉睡（</w:t>
-      </w:r>
-      <w:hyperlink r:id="rId91">
-        <w:r>
-          <w:rPr>
-            <w:lang w:val="zh_TW" w:bidi="zh_TW"/>
-          </w:rPr>
-          <w:rPr>
-            <w:color w:val="0000EE"/>
-            <w:u w:val="single"/>
-          </w:rPr>
-          <w:t>創2:21</w:t>
-        </w:r>
-      </w:hyperlink>
-      <w:r>
-        <w:rPr>
-          <w:lang w:val="zh_TW" w:bidi="zh_TW"/>
-        </w:rPr>
-        <w:t>，</w:t>
-      </w:r>
-      <w:hyperlink r:id="rId92">
-        <w:r>
-          <w:rPr>
-            <w:lang w:val="zh_TW" w:bidi="zh_TW"/>
-          </w:rPr>
-          <w:rPr>
-            <w:color w:val="0000EE"/>
-            <w:u w:val="single"/>
-          </w:rPr>
-          <w:t>15:12</w:t>
-        </w:r>
-      </w:hyperlink>
-      <w:r>
-        <w:rPr>
-          <w:lang w:val="zh_TW" w:bidi="zh_TW"/>
-        </w:rPr>
-        <w:t>；</w:t>
-      </w:r>
-      <w:hyperlink r:id="rId93">
-        <w:r>
-          <w:rPr>
-            <w:lang w:val="zh_TW" w:bidi="zh_TW"/>
-          </w:rPr>
-          <w:rPr>
-            <w:color w:val="0000EE"/>
-            <w:u w:val="single"/>
-          </w:rPr>
-          <w:t>撒上26:12</w:t>
-        </w:r>
-      </w:hyperlink>
-      <w:r>
-        <w:rPr>
-          <w:lang w:val="zh_TW" w:bidi="zh_TW"/>
-        </w:rPr>
-        <w:t>）。人在睡覺時，神可能會在夢或異象中顯示祂的旨意（例如：</w:t>
-      </w:r>
-      <w:hyperlink r:id="rId94">
-        <w:r>
-          <w:rPr>
-            <w:lang w:val="zh_TW" w:bidi="zh_TW"/>
-          </w:rPr>
-          <w:rPr>
-            <w:color w:val="0000EE"/>
-            <w:u w:val="single"/>
-          </w:rPr>
-          <w:t>創28:11–16</w:t>
-        </w:r>
-      </w:hyperlink>
-      <w:r>
-        <w:rPr>
-          <w:lang w:val="zh_TW" w:bidi="zh_TW"/>
-        </w:rPr>
-        <w:t>；</w:t>
-      </w:r>
-      <w:hyperlink r:id="rId95">
-        <w:r>
-          <w:rPr>
-            <w:lang w:val="zh_TW" w:bidi="zh_TW"/>
-          </w:rPr>
-          <w:rPr>
-            <w:color w:val="0000EE"/>
-            <w:u w:val="single"/>
-          </w:rPr>
-          <w:t>伯4:13–17</w:t>
-        </w:r>
-      </w:hyperlink>
-      <w:r>
-        <w:rPr>
-          <w:lang w:val="zh_TW" w:bidi="zh_TW"/>
-        </w:rPr>
-        <w:t>；</w:t>
-      </w:r>
-      <w:hyperlink r:id="rId96">
-        <w:r>
-          <w:rPr>
-            <w:lang w:val="zh_TW" w:bidi="zh_TW"/>
-          </w:rPr>
-          <w:rPr>
-            <w:color w:val="0000EE"/>
-            <w:u w:val="single"/>
-          </w:rPr>
-          <w:t>太1:20–24</w:t>
-        </w:r>
-      </w:hyperlink>
-      <w:r>
-        <w:rPr>
-          <w:lang w:val="zh_TW" w:bidi="zh_TW"/>
-        </w:rPr>
-        <w:t>）。</w:t>
+        <w:t>這些觀點不可能同時都是真的。它們也不能滿足那些尋求一種能回應自己獨特需要之攝理的人。只有基督教關於攝理的教義能做到這一點。</w:t>
+      </w:r>
+    </w:p>
+    <w:p>
+      <w:pPr>
+        <w:pStyle w:val="Heading3"/>
+      </w:pPr>
+      <w:r>
+        <w:rPr>
+          <w:lang w:val="zh_TW" w:bidi="zh_TW"/>
+        </w:rPr>
+        <w:t>攝理的聖經意義</w:t>
       </w:r>
     </w:p>
     <w:p>
@@ -3195,102 +2686,7 @@
         <w:rPr>
           <w:lang w:val="zh_TW" w:bidi="zh_TW"/>
         </w:rPr>
-        <w:t>箴言警告，人若沉迷睡覺，會導致生命缺乏紀律。例如，有一則箴言說：「</w:t>
-      </w:r>
-      <w:r>
-        <w:rPr>
-          <w:lang w:val="zh_TW" w:bidi="zh_TW"/>
-        </w:rPr>
-        <w:t>不要貪睡，免致貧窮； 眼要睜開，你就吃飽。</w:t>
-      </w:r>
-      <w:r>
-        <w:rPr>
-          <w:lang w:val="zh_TW" w:bidi="zh_TW"/>
-        </w:rPr>
-        <w:t>」（</w:t>
-      </w:r>
-      <w:hyperlink r:id="rId97">
-        <w:r>
-          <w:rPr>
-            <w:lang w:val="zh_TW" w:bidi="zh_TW"/>
-          </w:rPr>
-          <w:rPr>
-            <w:color w:val="0000EE"/>
-            <w:u w:val="single"/>
-          </w:rPr>
-          <w:t>箴20:13</w:t>
-        </w:r>
-      </w:hyperlink>
-      <w:r>
-        <w:rPr>
-          <w:lang w:val="zh_TW" w:bidi="zh_TW"/>
-        </w:rPr>
-        <w:t>；另見</w:t>
-      </w:r>
-      <w:hyperlink r:id="rId98">
-        <w:r>
-          <w:rPr>
-            <w:lang w:val="zh_TW" w:bidi="zh_TW"/>
-          </w:rPr>
-          <w:rPr>
-            <w:color w:val="0000EE"/>
-            <w:u w:val="single"/>
-          </w:rPr>
-          <w:t>6:9–11</w:t>
-        </w:r>
-      </w:hyperlink>
-      <w:r>
-        <w:rPr>
-          <w:lang w:val="zh_TW" w:bidi="zh_TW"/>
-        </w:rPr>
-        <w:t>，</w:t>
-      </w:r>
-      <w:hyperlink r:id="rId99">
-        <w:r>
-          <w:rPr>
-            <w:lang w:val="zh_TW" w:bidi="zh_TW"/>
-          </w:rPr>
-          <w:rPr>
-            <w:color w:val="0000EE"/>
-            <w:u w:val="single"/>
-          </w:rPr>
-          <w:t>10:5</w:t>
-        </w:r>
-      </w:hyperlink>
-      <w:r>
-        <w:rPr>
-          <w:lang w:val="zh_TW" w:bidi="zh_TW"/>
-        </w:rPr>
-        <w:t>，</w:t>
-      </w:r>
-      <w:hyperlink r:id="rId100">
-        <w:r>
-          <w:rPr>
-            <w:lang w:val="zh_TW" w:bidi="zh_TW"/>
-          </w:rPr>
-          <w:rPr>
-            <w:color w:val="0000EE"/>
-            <w:u w:val="single"/>
-          </w:rPr>
-          <w:t>24:32–34</w:t>
-        </w:r>
-      </w:hyperlink>
-      <w:r>
-        <w:rPr>
-          <w:lang w:val="zh_TW" w:bidi="zh_TW"/>
-        </w:rPr>
-        <w:t>）。</w:t>
-      </w:r>
-    </w:p>
-    <w:p>
-      <w:pPr>
-        <w:pStyle w:val="Heading3"/>
-      </w:pPr>
-      <w:r>
-        <w:rPr>
-          <w:lang w:val="zh_TW" w:bidi="zh_TW"/>
-        </w:rPr>
-        <w:t>睡眠作為道德或屬靈的無所作為</w:t>
+        <w:t>攝理是神為人的需要所施行的幫助。</w:t>
       </w:r>
     </w:p>
     <w:p>
@@ -3304,144 +2700,36 @@
         <w:rPr>
           <w:lang w:val="zh_TW" w:bidi="zh_TW"/>
         </w:rPr>
-        <w:t>從象徵角度來說，睡眠用來表達懶惰、粗心和不活躍。</w:t>
-      </w:r>
-      <w:hyperlink r:id="rId101">
-        <w:r>
-          <w:rPr>
-            <w:lang w:val="zh_TW" w:bidi="zh_TW"/>
-          </w:rPr>
-          <w:rPr>
-            <w:color w:val="0000EE"/>
-            <w:u w:val="single"/>
-          </w:rPr>
-          <w:t>以賽亞書五十六章10節</w:t>
-        </w:r>
-      </w:hyperlink>
-      <w:r>
-        <w:rPr>
-          <w:lang w:val="zh_TW" w:bidi="zh_TW"/>
-        </w:rPr>
-        <w:t>提到未盡責成為領袖，帶領神子民的人：「</w:t>
-      </w:r>
-      <w:r>
-        <w:rPr>
-          <w:lang w:val="zh_TW" w:bidi="zh_TW"/>
-        </w:rPr>
-        <w:t>他看守的人是瞎眼的</w:t>
-      </w:r>
-      <w:r>
-        <w:rPr>
-          <w:lang w:val="zh_TW" w:bidi="zh_TW"/>
-        </w:rPr>
-        <w:t>......</w:t>
-      </w:r>
-      <w:r>
-        <w:rPr>
-          <w:lang w:val="zh_TW" w:bidi="zh_TW"/>
-        </w:rPr>
-        <w:t>但知做夢，躺臥，貪睡</w:t>
-      </w:r>
-      <w:r>
-        <w:rPr>
-          <w:lang w:val="zh_TW" w:bidi="zh_TW"/>
-        </w:rPr>
-        <w:t>」。在新約聖經中，主的僕人應保持警醒，以便他們的主人來時，不會發現他們在睡覺（</w:t>
-      </w:r>
-      <w:hyperlink r:id="rId102">
-        <w:r>
-          <w:rPr>
-            <w:lang w:val="zh_TW" w:bidi="zh_TW"/>
-          </w:rPr>
-          <w:rPr>
-            <w:color w:val="0000EE"/>
-            <w:u w:val="single"/>
-          </w:rPr>
-          <w:t>可13:35–37</w:t>
-        </w:r>
-      </w:hyperlink>
-      <w:r>
-        <w:rPr>
-          <w:lang w:val="zh_TW" w:bidi="zh_TW"/>
-        </w:rPr>
-        <w:t>；另見</w:t>
-      </w:r>
-      <w:hyperlink r:id="rId103">
-        <w:r>
-          <w:rPr>
-            <w:lang w:val="zh_TW" w:bidi="zh_TW"/>
-          </w:rPr>
-          <w:rPr>
-            <w:color w:val="0000EE"/>
-            <w:u w:val="single"/>
-          </w:rPr>
-          <w:t>太25:1–13</w:t>
-        </w:r>
-      </w:hyperlink>
-      <w:r>
-        <w:rPr>
-          <w:lang w:val="zh_TW" w:bidi="zh_TW"/>
-        </w:rPr>
-        <w:t>，</w:t>
-      </w:r>
-      <w:hyperlink r:id="rId104">
-        <w:r>
-          <w:rPr>
-            <w:lang w:val="zh_TW" w:bidi="zh_TW"/>
-          </w:rPr>
-          <w:rPr>
-            <w:color w:val="0000EE"/>
-            <w:u w:val="single"/>
-          </w:rPr>
-          <w:t>26:40–46</w:t>
-        </w:r>
-      </w:hyperlink>
-      <w:r>
-        <w:rPr>
-          <w:lang w:val="zh_TW" w:bidi="zh_TW"/>
-        </w:rPr>
-        <w:t>）。在新約聖經的書信中，保羅經常提醒信徒應在屬靈上警醒：</w:t>
-      </w:r>
-    </w:p>
-    <w:p>
-      <w:pPr>
-        <w:pStyle w:val="ListBullet"/>
-        <w:spacing w:line="240" w:lineRule="auto"/>
-        <w:ind w:left="720"/>
-      </w:pPr>
-      <w:r>
-        <w:rPr>
-          <w:lang w:val="zh_TW" w:bidi="zh_TW"/>
-        </w:rPr>
-      </w:r>
-      <w:r>
-        <w:rPr>
-          <w:lang w:val="zh_TW" w:bidi="zh_TW"/>
-        </w:rPr>
-        <w:t>「</w:t>
-      </w:r>
-      <w:r>
-        <w:rPr>
-          <w:lang w:val="zh_TW" w:bidi="zh_TW"/>
-        </w:rPr>
-        <w:t>你這睡着的人當醒過來， 從死裏復活！基督就要光照你了。</w:t>
-      </w:r>
-      <w:r>
-        <w:rPr>
-          <w:lang w:val="zh_TW" w:bidi="zh_TW"/>
-        </w:rPr>
-        <w:t>」（</w:t>
-      </w:r>
-      <w:hyperlink r:id="rId105">
-        <w:r>
-          <w:rPr>
-            <w:lang w:val="zh_TW" w:bidi="zh_TW"/>
-          </w:rPr>
-          <w:rPr>
-            <w:color w:val="0000EE"/>
-            <w:u w:val="single"/>
-          </w:rPr>
-          <w:t>弗5:14</w:t>
+        <w:t>亞伯拉罕在信心上的考驗是一個經典例子。神吩咐他將兒子獻上為祭——但那是他不能失去的禮物。亞伯拉罕十分掙扎去做這個決定，他不想失去兒子，也不想失去與神的情誼。當以撒問到獻祭的羊羔在哪裡時，亞伯拉罕回答說：「我兒，神必自己預備作燔祭的羊羔。」（</w:t>
+      </w:r>
+      <w:hyperlink r:id="rId87">
+        <w:r>
+          <w:rPr>
+            <w:lang w:val="zh_TW" w:bidi="zh_TW"/>
+          </w:rPr>
+          <w:rPr>
+            <w:color w:val="0000EE"/>
+            <w:u w:val="single"/>
+          </w:rPr>
+          <w:t>創22:8</w:t>
+        </w:r>
+      </w:hyperlink>
+      <w:r>
+        <w:rPr>
+          <w:lang w:val="zh_TW" w:bidi="zh_TW"/>
+        </w:rPr>
+        <w:t>）。神果然預備了合宜的祭物，就是「兩角扣在稠密的小樹中」的一隻公羊（</w:t>
+      </w:r>
+      <w:hyperlink r:id="rId88">
+        <w:r>
+          <w:rPr>
+            <w:lang w:val="zh_TW" w:bidi="zh_TW"/>
+          </w:rPr>
+          <w:rPr>
+            <w:color w:val="0000EE"/>
+            <w:u w:val="single"/>
+          </w:rPr>
+          <w:t>創22:13</w:t>
         </w:r>
       </w:hyperlink>
       <w:r>
@@ -3449,65 +2737,6 @@
           <w:lang w:val="zh_TW" w:bidi="zh_TW"/>
         </w:rPr>
         <w:t>）。</w:t>
-      </w:r>
-    </w:p>
-    <w:p>
-      <w:pPr>
-        <w:pStyle w:val="ListBullet"/>
-        <w:spacing w:line="240" w:lineRule="auto"/>
-        <w:ind w:left="720"/>
-      </w:pPr>
-      <w:r>
-        <w:rPr>
-          <w:lang w:val="zh_TW" w:bidi="zh_TW"/>
-        </w:rPr>
-      </w:r>
-      <w:r>
-        <w:rPr>
-          <w:lang w:val="zh_TW" w:bidi="zh_TW"/>
-        </w:rPr>
-        <w:t>「</w:t>
-      </w:r>
-      <w:r>
-        <w:rPr>
-          <w:lang w:val="zh_TW" w:bidi="zh_TW"/>
-        </w:rPr>
-        <w:t>所以，我們不要睡覺像別人一樣，總要警醒謹守。</w:t>
-      </w:r>
-      <w:r>
-        <w:rPr>
-          <w:lang w:val="zh_TW" w:bidi="zh_TW"/>
-        </w:rPr>
-        <w:t>」（</w:t>
-      </w:r>
-      <w:hyperlink r:id="rId106">
-        <w:r>
-          <w:rPr>
-            <w:lang w:val="zh_TW" w:bidi="zh_TW"/>
-          </w:rPr>
-          <w:rPr>
-            <w:color w:val="0000EE"/>
-            <w:u w:val="single"/>
-          </w:rPr>
-          <w:t>帖前5:6</w:t>
-        </w:r>
-      </w:hyperlink>
-      <w:r>
-        <w:rPr>
-          <w:lang w:val="zh_TW" w:bidi="zh_TW"/>
-        </w:rPr>
-        <w:t>）。</w:t>
-      </w:r>
-    </w:p>
-    <w:p>
-      <w:pPr>
-        <w:pStyle w:val="Heading3"/>
-      </w:pPr>
-      <w:r>
-        <w:rPr>
-          <w:lang w:val="zh_TW" w:bidi="zh_TW"/>
-        </w:rPr>
-        <w:t>睡眠如同死亡</w:t>
       </w:r>
     </w:p>
     <w:p>
@@ -3521,43 +2750,7 @@
         <w:rPr>
           <w:lang w:val="zh_TW" w:bidi="zh_TW"/>
         </w:rPr>
-        <w:t>聖經經常將死亡比作睡眠。在舊約聖經中，當一個人去世時，通常說他與他的列祖同睡（例如</w:t>
-      </w:r>
-      <w:hyperlink r:id="rId107">
-        <w:r>
-          <w:rPr>
-            <w:lang w:val="zh_TW" w:bidi="zh_TW"/>
-          </w:rPr>
-          <w:rPr>
-            <w:color w:val="0000EE"/>
-            <w:u w:val="single"/>
-          </w:rPr>
-          <w:t>申31:16</w:t>
-        </w:r>
-      </w:hyperlink>
-      <w:r>
-        <w:rPr>
-          <w:lang w:val="zh_TW" w:bidi="zh_TW"/>
-        </w:rPr>
-        <w:t>；</w:t>
-      </w:r>
-      <w:hyperlink r:id="rId108">
-        <w:r>
-          <w:rPr>
-            <w:lang w:val="zh_TW" w:bidi="zh_TW"/>
-          </w:rPr>
-          <w:rPr>
-            <w:color w:val="0000EE"/>
-            <w:u w:val="single"/>
-          </w:rPr>
-          <w:t>撒下7:12</w:t>
-        </w:r>
-      </w:hyperlink>
-      <w:r>
-        <w:rPr>
-          <w:lang w:val="zh_TW" w:bidi="zh_TW"/>
-        </w:rPr>
-        <w:t>）。</w:t>
+        <w:t>「攝理」這個詞語的意思是「預先看見」，並且為那處境採取行動。所以亞伯拉罕相信，神特意在獻祭的地方預備了那隻公羊，讓他可以拿來獻上。「供應」和「攝理」都與「預備」這個詞語有關。不過，「攝理」後來就用來表示神的供應。</w:t>
       </w:r>
     </w:p>
     <w:p>
@@ -3571,127 +2764,36 @@
         <w:rPr>
           <w:lang w:val="zh_TW" w:bidi="zh_TW"/>
         </w:rPr>
-        <w:t>耶穌將死亡比作睡眠（</w:t>
-      </w:r>
-      <w:hyperlink r:id="rId109">
-        <w:r>
-          <w:rPr>
-            <w:lang w:val="zh_TW" w:bidi="zh_TW"/>
-          </w:rPr>
-          <w:rPr>
-            <w:color w:val="0000EE"/>
-            <w:u w:val="single"/>
-          </w:rPr>
-          <w:t>太9:24</w:t>
-        </w:r>
-      </w:hyperlink>
-      <w:r>
-        <w:rPr>
-          <w:lang w:val="zh_TW" w:bidi="zh_TW"/>
-        </w:rPr>
-        <w:t>；</w:t>
-      </w:r>
-      <w:hyperlink r:id="rId110">
-        <w:r>
-          <w:rPr>
-            <w:lang w:val="zh_TW" w:bidi="zh_TW"/>
-          </w:rPr>
-          <w:rPr>
-            <w:color w:val="0000EE"/>
-            <w:u w:val="single"/>
-          </w:rPr>
-          <w:t>約11:11</w:t>
-        </w:r>
-      </w:hyperlink>
-      <w:r>
-        <w:rPr>
-          <w:lang w:val="zh_TW" w:bidi="zh_TW"/>
-        </w:rPr>
-        <w:t>），使徒保羅也是如此（</w:t>
-      </w:r>
-      <w:hyperlink r:id="rId111">
-        <w:r>
-          <w:rPr>
-            <w:lang w:val="zh_TW" w:bidi="zh_TW"/>
-          </w:rPr>
-          <w:rPr>
-            <w:color w:val="0000EE"/>
-            <w:u w:val="single"/>
-          </w:rPr>
-          <w:t>林前11:30</w:t>
-        </w:r>
-      </w:hyperlink>
-      <w:r>
-        <w:rPr>
-          <w:lang w:val="zh_TW" w:bidi="zh_TW"/>
-        </w:rPr>
-        <w:t>，</w:t>
-      </w:r>
-      <w:hyperlink r:id="rId112">
-        <w:r>
-          <w:rPr>
-            <w:lang w:val="zh_TW" w:bidi="zh_TW"/>
-          </w:rPr>
-          <w:rPr>
-            <w:color w:val="0000EE"/>
-            <w:u w:val="single"/>
-          </w:rPr>
-          <w:t>15:20、51</w:t>
-        </w:r>
-      </w:hyperlink>
-      <w:r>
-        <w:rPr>
-          <w:lang w:val="zh_TW" w:bidi="zh_TW"/>
-        </w:rPr>
-        <w:t>；</w:t>
-      </w:r>
-      <w:hyperlink r:id="rId113">
-        <w:r>
-          <w:rPr>
-            <w:lang w:val="zh_TW" w:bidi="zh_TW"/>
-          </w:rPr>
-          <w:rPr>
-            <w:color w:val="0000EE"/>
-            <w:u w:val="single"/>
-          </w:rPr>
-          <w:t>帖前4:13–14</w:t>
-        </w:r>
-      </w:hyperlink>
-      <w:r>
-        <w:rPr>
-          <w:lang w:val="zh_TW" w:bidi="zh_TW"/>
-        </w:rPr>
-        <w:t>）。這些陳述中顯示了死亡的暫時性，因此它被稱為睡眠。甚至</w:t>
-      </w:r>
-      <w:hyperlink r:id="rId114">
-        <w:r>
-          <w:rPr>
-            <w:lang w:val="zh_TW" w:bidi="zh_TW"/>
-          </w:rPr>
-          <w:rPr>
-            <w:color w:val="0000EE"/>
-            <w:u w:val="single"/>
-          </w:rPr>
-          <w:t>但以理書十二章二節</w:t>
-        </w:r>
-      </w:hyperlink>
-      <w:r>
-        <w:rPr>
-          <w:lang w:val="zh_TW" w:bidi="zh_TW"/>
-        </w:rPr>
-        <w:t>也說死亡是睡眠，「</w:t>
-      </w:r>
-      <w:r>
-        <w:rPr>
-          <w:lang w:val="zh_TW" w:bidi="zh_TW"/>
-        </w:rPr>
-        <w:t>睡在塵埃中的，必有多人復醒。其中有得永生的，有受羞辱永遠被憎惡的。</w:t>
-      </w:r>
-      <w:r>
-        <w:rPr>
-          <w:lang w:val="zh_TW" w:bidi="zh_TW"/>
-        </w:rPr>
-        <w:t>」</w:t>
+        <w:t>在新約聖經裡，保羅稱讚腓立比信徒支持他的宣教工作。他深信神的攝理也必扶助他們：「我的神必照他榮耀的豐富，在基督耶穌裡，使你們一切所需用的都充足。」（</w:t>
+      </w:r>
+      <w:hyperlink r:id="rId89">
+        <w:r>
+          <w:rPr>
+            <w:lang w:val="zh_TW" w:bidi="zh_TW"/>
+          </w:rPr>
+          <w:rPr>
+            <w:color w:val="0000EE"/>
+            <w:u w:val="single"/>
+          </w:rPr>
+          <w:t>腓4:19</w:t>
+        </w:r>
+      </w:hyperlink>
+      <w:r>
+        <w:rPr>
+          <w:lang w:val="zh_TW" w:bidi="zh_TW"/>
+        </w:rPr>
+        <w:t>）。耶穌的獻祭也證實神的攝理。神曾要亞伯拉罕獻上兒子，卻沒有收下那祭。二千年之後，祂將自己的兒子獻為祭。神的性情就是預先看見人的需要，並且為人預備。</w:t>
+      </w:r>
+    </w:p>
+    <w:p>
+      <w:pPr>
+        <w:pStyle w:val="Heading3"/>
+      </w:pPr>
+      <w:r>
+        <w:rPr>
+          <w:lang w:val="zh_TW" w:bidi="zh_TW"/>
+        </w:rPr>
+        <w:t>攝理與神的本質</w:t>
       </w:r>
     </w:p>
     <w:p>
@@ -3705,91 +2807,82 @@
         <w:rPr>
           <w:lang w:val="zh_TW" w:bidi="zh_TW"/>
         </w:rPr>
-        <w:t>新約聖經中的其他段落更為具體，包括</w:t>
-      </w:r>
-      <w:hyperlink r:id="rId115">
-        <w:r>
-          <w:rPr>
-            <w:lang w:val="zh_TW" w:bidi="zh_TW"/>
-          </w:rPr>
-          <w:rPr>
-            <w:color w:val="0000EE"/>
-            <w:u w:val="single"/>
-          </w:rPr>
-          <w:t>路加福音二十三章43節</w:t>
-        </w:r>
-      </w:hyperlink>
+        <w:t>保羅對腓立比信徒說完那句話之後（「我的神必照他榮耀的豐富」——</w:t>
+      </w:r>
+      <w:hyperlink r:id="rId89">
+        <w:r>
+          <w:rPr>
+            <w:lang w:val="zh_TW" w:bidi="zh_TW"/>
+          </w:rPr>
+          <w:rPr>
+            <w:color w:val="0000EE"/>
+            <w:u w:val="single"/>
+          </w:rPr>
+          <w:t>腓4:19</w:t>
+        </w:r>
+      </w:hyperlink>
+      <w:r>
+        <w:rPr>
+          <w:lang w:val="zh_TW" w:bidi="zh_TW"/>
+        </w:rPr>
+        <w:t>），他就向「我們的父神」獻上頌讚（</w:t>
+      </w:r>
+      <w:hyperlink r:id="rId90">
+        <w:r>
+          <w:rPr>
+            <w:lang w:val="zh_TW" w:bidi="zh_TW"/>
+          </w:rPr>
+          <w:rPr>
+            <w:color w:val="0000EE"/>
+            <w:u w:val="single"/>
+          </w:rPr>
+          <w:t>20</w:t>
+        </w:r>
+      </w:hyperlink>
+      <w:r>
+        <w:rPr>
+          <w:lang w:val="zh_TW" w:bidi="zh_TW"/>
+        </w:rPr>
+        <w:t>節）。攝理就像是父親的供應與引導。神是我們的父，而祂的攝理就是這父親身分的表現。父親會給兒女機會，卻不奪去他們的自由；父親也藉著看顧來帶領兒女。攝理自然地出於神慈父的性情。</w:t>
+      </w:r>
+    </w:p>
+    <w:p>
+      <w:pPr/>
+      <w:r>
+        <w:rPr>
+          <w:lang w:val="zh_TW" w:bidi="zh_TW"/>
+        </w:rPr>
+      </w:r>
+      <w:r>
+        <w:rPr>
+          <w:i/>
+          <w:lang w:val="zh_TW" w:bidi="zh_TW"/>
+        </w:rPr>
+        <w:t xml:space="preserve">另見 </w:t>
+      </w:r>
+      <w:r>
+        <w:rPr>
+          <w:lang w:val="zh_TW" w:bidi="zh_TW"/>
+        </w:rPr>
+        <w:t>預定</w:t>
+      </w:r>
       <w:r>
         <w:rPr>
           <w:lang w:val="zh_TW" w:bidi="zh_TW"/>
         </w:rPr>
         <w:t>；</w:t>
       </w:r>
-      <w:hyperlink r:id="rId116">
-        <w:r>
-          <w:rPr>
-            <w:lang w:val="zh_TW" w:bidi="zh_TW"/>
-          </w:rPr>
-          <w:rPr>
-            <w:color w:val="0000EE"/>
-            <w:u w:val="single"/>
-          </w:rPr>
-          <w:t>哥林多後書五章8節</w:t>
-        </w:r>
-      </w:hyperlink>
-      <w:r>
-        <w:rPr>
-          <w:lang w:val="zh_TW" w:bidi="zh_TW"/>
-        </w:rPr>
-        <w:t>；</w:t>
-      </w:r>
-      <w:hyperlink r:id="rId117">
-        <w:r>
-          <w:rPr>
-            <w:lang w:val="zh_TW" w:bidi="zh_TW"/>
-          </w:rPr>
-          <w:rPr>
-            <w:color w:val="0000EE"/>
-            <w:u w:val="single"/>
-          </w:rPr>
-          <w:t>腓利比書一章23節</w:t>
-        </w:r>
-      </w:hyperlink>
-      <w:r>
-        <w:rPr>
-          <w:lang w:val="zh_TW" w:bidi="zh_TW"/>
-        </w:rPr>
-        <w:t>和</w:t>
-      </w:r>
-      <w:hyperlink r:id="rId118">
-        <w:r>
-          <w:rPr>
-            <w:lang w:val="zh_TW" w:bidi="zh_TW"/>
-          </w:rPr>
-          <w:rPr>
-            <w:color w:val="0000EE"/>
-            <w:u w:val="single"/>
-          </w:rPr>
-          <w:t>帖撒羅尼迦前書五章13至14節</w:t>
-        </w:r>
-      </w:hyperlink>
-      <w:r>
-        <w:rPr>
-          <w:lang w:val="zh_TW" w:bidi="zh_TW"/>
-        </w:rPr>
-        <w:t>，其上下文的語境對我們理解聖經中死亡的意義，也十分重要。在上述路加福音的經文中，耶穌釘十字架時，曾對垂死的強盗說：「</w:t>
-      </w:r>
-      <w:r>
-        <w:rPr>
-          <w:lang w:val="zh_TW" w:bidi="zh_TW"/>
-        </w:rPr>
-        <w:t>今日你要同我在樂園裏了。</w:t>
-      </w:r>
-      <w:r>
-        <w:rPr>
-          <w:lang w:val="zh_TW" w:bidi="zh_TW"/>
-        </w:rPr>
-        <w:t>」在上述哥林多後書的例子中，保羅談到死亡對他來說是去「與主同住」。</w:t>
+      <w:r>
+        <w:rPr>
+          <w:lang w:val="zh_TW" w:bidi="zh_TW"/>
+        </w:rPr>
+        <w:t>神的存在與屬性</w:t>
+      </w:r>
+      <w:r>
+        <w:rPr>
+          <w:lang w:val="zh_TW" w:bidi="zh_TW"/>
+        </w:rPr>
+        <w:t>。</w:t>
       </w:r>
       <w:r>
         <w:rPr>
@@ -5693,6 +4786,12 @@
     <w:abstractNumId w:val="11"/>
   </w:num>
   <w:num w:numId="14">
+    <w:abstractNumId w:val="3"/>
+    <w:lvlOverride w:ilvl="0">
+      <w:startOverride w:val="1"/>
+    </w:lvlOverride>
+  </w:num>
+  <w:num w:numId="15">
     <w:abstractNumId w:val="3"/>
     <w:lvlOverride w:ilvl="0">
       <w:startOverride w:val="1"/>

--- a/zht/docx/145.content.docx
+++ b/zht/docx/145.content.docx
@@ -149,7 +149,7 @@
         <w:rPr>
           <w:lang w:val="zh_TW" w:bidi="zh_TW"/>
         </w:rPr>
-        <w:t>she</w:t>
+        <w:t>sao</w:t>
       </w:r>
       <w:r>
         <w:rPr>
@@ -212,7 +212,7 @@
         <w:rPr>
           <w:lang w:val="zh_TW" w:bidi="zh_TW"/>
         </w:rPr>
-        <w:t>蛇</w:t>
+        <w:t>掃羅</w:t>
       </w:r>
       <w:r>
         <w:rPr>
@@ -231,97 +231,20 @@
         <w:rPr>
           <w:lang w:val="zh_TW" w:bidi="zh_TW"/>
         </w:rPr>
-        <w:t>蛇或海怪。聖經中使用不同的詞語來描述蛇或蛇類。蛇或蛇類是爬行動物，是以牠們能夠咬人並注射毒液而為人熟知。聖經提及的特定蛇類包括虺蛇（</w:t>
-      </w:r>
-      <w:hyperlink r:id="rId13">
-        <w:r>
-          <w:rPr>
-            <w:lang w:val="zh_TW" w:bidi="zh_TW"/>
-          </w:rPr>
-          <w:rPr>
-            <w:color w:val="0000EE"/>
-            <w:u w:val="single"/>
-          </w:rPr>
-          <w:t>賽11:8</w:t>
-        </w:r>
-      </w:hyperlink>
-      <w:r>
-        <w:rPr>
-          <w:lang w:val="zh_TW" w:bidi="zh_TW"/>
-        </w:rPr>
-        <w:t>）和毒蛇（</w:t>
-      </w:r>
-      <w:hyperlink r:id="rId14">
-        <w:r>
-          <w:rPr>
-            <w:lang w:val="zh_TW" w:bidi="zh_TW"/>
-          </w:rPr>
-          <w:rPr>
-            <w:color w:val="0000EE"/>
-            <w:u w:val="single"/>
-          </w:rPr>
-          <w:t>徒28:3</w:t>
-        </w:r>
-      </w:hyperlink>
-      <w:r>
-        <w:rPr>
-          <w:lang w:val="zh_TW" w:bidi="zh_TW"/>
-        </w:rPr>
-        <w:t>）。「蛇」這個術語也可以用來描述在</w:t>
-      </w:r>
-      <w:hyperlink r:id="rId15">
-        <w:r>
-          <w:rPr>
-            <w:lang w:val="zh_TW" w:bidi="zh_TW"/>
-          </w:rPr>
-          <w:rPr>
-            <w:color w:val="0000EE"/>
-            <w:u w:val="single"/>
-          </w:rPr>
-          <w:t>約伯記二十六章13節</w:t>
-        </w:r>
-      </w:hyperlink>
-      <w:r>
-        <w:rPr>
-          <w:lang w:val="zh_TW" w:bidi="zh_TW"/>
-        </w:rPr>
-        <w:t>、</w:t>
-      </w:r>
-      <w:hyperlink r:id="rId16">
-        <w:r>
-          <w:rPr>
-            <w:lang w:val="zh_TW" w:bidi="zh_TW"/>
-          </w:rPr>
-          <w:rPr>
-            <w:color w:val="0000EE"/>
-            <w:u w:val="single"/>
-          </w:rPr>
-          <w:t>以賽亞書二十七章1節</w:t>
-        </w:r>
-      </w:hyperlink>
-      <w:r>
-        <w:rPr>
-          <w:lang w:val="zh_TW" w:bidi="zh_TW"/>
-        </w:rPr>
-        <w:t>和</w:t>
-      </w:r>
-      <w:hyperlink r:id="rId17">
-        <w:r>
-          <w:rPr>
-            <w:lang w:val="zh_TW" w:bidi="zh_TW"/>
-          </w:rPr>
-          <w:rPr>
-            <w:color w:val="0000EE"/>
-            <w:u w:val="single"/>
-          </w:rPr>
-          <w:t>阿摩司書九章3節</w:t>
-        </w:r>
-      </w:hyperlink>
-      <w:r>
-        <w:rPr>
-          <w:lang w:val="zh_TW" w:bidi="zh_TW"/>
-        </w:rPr>
-        <w:t>中提到的巨大海蛇。</w:t>
+        <w:t>這名字的意思是「求來的」，含有「向</w:t>
+      </w:r>
+      <w:r>
+        <w:rPr>
+          <w:i/>
+          <w:lang w:val="zh_TW" w:bidi="zh_TW"/>
+        </w:rPr>
+        <w:t>神</w:t>
+      </w:r>
+      <w:r>
+        <w:rPr>
+          <w:lang w:val="zh_TW" w:bidi="zh_TW"/>
+        </w:rPr>
+        <w:t>求得」的意思。這個名字歷史悠久，在聖經出現之前已有人使用。敘利亞（古代以巴拉〔Ebla〕）馬爾迪赫遺址（Tell Mardikh）出土的公元前三千年文獻中已出現過這個名字；它似乎也曾在公元前二千年的敘利亞沿海城烏加里特（Ugarit）被使用。</w:t>
       </w:r>
     </w:p>
     <w:p>
@@ -335,2087 +258,20 @@
         <w:rPr>
           <w:lang w:val="zh_TW" w:bidi="zh_TW"/>
         </w:rPr>
-        <w:t>在</w:t>
-      </w:r>
-      <w:hyperlink r:id="rId18">
-        <w:r>
-          <w:rPr>
-            <w:lang w:val="zh_TW" w:bidi="zh_TW"/>
-          </w:rPr>
-          <w:rPr>
-            <w:color w:val="0000EE"/>
-            <w:u w:val="single"/>
-          </w:rPr>
-          <w:t>創世記三章1節</w:t>
-        </w:r>
-      </w:hyperlink>
-      <w:r>
-        <w:rPr>
-          <w:lang w:val="zh_TW" w:bidi="zh_TW"/>
-        </w:rPr>
-        <w:t>，蛇引誘亞當和夏娃。牠是「耶和華神所造的，惟有蛇比田野一切的活物更狡猾」，因此，蛇被詛咒：「你必用肚子行走， 終身吃土」（</w:t>
-      </w:r>
-      <w:hyperlink r:id="rId19">
-        <w:r>
-          <w:rPr>
-            <w:lang w:val="zh_TW" w:bidi="zh_TW"/>
-          </w:rPr>
-          <w:rPr>
-            <w:color w:val="0000EE"/>
-            <w:u w:val="single"/>
-          </w:rPr>
-          <w:t>創3:14</w:t>
-        </w:r>
-      </w:hyperlink>
+        <w:t>除了常見的拼寫方式（Saul）外，較早期的英文譯本有時會把這名字拼成Shaul。除了最著名的掃羅王之外，舊約聖經還提到另一位名叫掃羅（Shaul）的人，不過關於他的資料不多（參</w:t>
+      </w:r>
+      <w:r>
+        <w:rPr>
+          <w:i/>
+          <w:lang w:val="zh_TW" w:bidi="zh_TW"/>
+        </w:rPr>
+        <w:t>掃羅〔Shaul〕</w:t>
+      </w:r>
       <w:r>
         <w:rPr>
           <w:lang w:val="zh_TW" w:bidi="zh_TW"/>
         </w:rPr>
         <w:t>）。</w:t>
-      </w:r>
-      <w:hyperlink r:id="rId20">
-        <w:r>
-          <w:rPr>
-            <w:lang w:val="zh_TW" w:bidi="zh_TW"/>
-          </w:rPr>
-          <w:rPr>
-            <w:color w:val="0000EE"/>
-            <w:u w:val="single"/>
-          </w:rPr>
-          <w:t>哥林多後書十一章3節</w:t>
-        </w:r>
-      </w:hyperlink>
-      <w:r>
-        <w:rPr>
-          <w:lang w:val="zh_TW" w:bidi="zh_TW"/>
-        </w:rPr>
-        <w:t>說蛇用詭詐欺騙了夏娃。</w:t>
-      </w:r>
-      <w:hyperlink r:id="rId21">
-        <w:r>
-          <w:rPr>
-            <w:lang w:val="zh_TW" w:bidi="zh_TW"/>
-          </w:rPr>
-          <w:rPr>
-            <w:color w:val="0000EE"/>
-            <w:u w:val="single"/>
-          </w:rPr>
-          <w:t>啟示錄十二章9節</w:t>
-        </w:r>
-      </w:hyperlink>
-      <w:r>
-        <w:rPr>
-          <w:lang w:val="zh_TW" w:bidi="zh_TW"/>
-        </w:rPr>
-        <w:t>稱蛇為：「名叫魔鬼，又叫撒但，是迷惑普天下的」（另見</w:t>
-      </w:r>
-      <w:hyperlink r:id="rId22">
-        <w:r>
-          <w:rPr>
-            <w:lang w:val="zh_TW" w:bidi="zh_TW"/>
-          </w:rPr>
-          <w:rPr>
-            <w:color w:val="0000EE"/>
-            <w:u w:val="single"/>
-          </w:rPr>
-          <w:t>啟12:14–15</w:t>
-        </w:r>
-      </w:hyperlink>
-      <w:r>
-        <w:rPr>
-          <w:lang w:val="zh_TW" w:bidi="zh_TW"/>
-        </w:rPr>
-        <w:t>，</w:t>
-      </w:r>
-      <w:hyperlink r:id="rId23">
-        <w:r>
-          <w:rPr>
-            <w:lang w:val="zh_TW" w:bidi="zh_TW"/>
-          </w:rPr>
-          <w:rPr>
-            <w:color w:val="0000EE"/>
-            <w:u w:val="single"/>
-          </w:rPr>
-          <w:t>20:2</w:t>
-        </w:r>
-      </w:hyperlink>
-      <w:r>
-        <w:rPr>
-          <w:lang w:val="zh_TW" w:bidi="zh_TW"/>
-        </w:rPr>
-        <w:t>）。</w:t>
-      </w:r>
-    </w:p>
-    <w:p>
-      <w:pPr/>
-      <w:r>
-        <w:rPr>
-          <w:lang w:val="zh_TW" w:bidi="zh_TW"/>
-        </w:rPr>
-      </w:r>
-      <w:r>
-        <w:rPr>
-          <w:lang w:val="zh_TW" w:bidi="zh_TW"/>
-        </w:rPr>
-        <w:t>聖經中對蛇的描述通常是比喻性的。牠們代表能以毒害人的能力（例如，</w:t>
-      </w:r>
-      <w:hyperlink r:id="rId24">
-        <w:r>
-          <w:rPr>
-            <w:lang w:val="zh_TW" w:bidi="zh_TW"/>
-          </w:rPr>
-          <w:rPr>
-            <w:color w:val="0000EE"/>
-            <w:u w:val="single"/>
-          </w:rPr>
-          <w:t>創49:17</w:t>
-        </w:r>
-      </w:hyperlink>
-      <w:r>
-        <w:rPr>
-          <w:lang w:val="zh_TW" w:bidi="zh_TW"/>
-        </w:rPr>
-        <w:t>；</w:t>
-      </w:r>
-      <w:hyperlink r:id="rId25">
-        <w:r>
-          <w:rPr>
-            <w:lang w:val="zh_TW" w:bidi="zh_TW"/>
-          </w:rPr>
-          <w:rPr>
-            <w:color w:val="0000EE"/>
-            <w:u w:val="single"/>
-          </w:rPr>
-          <w:t>傳10:8</w:t>
-        </w:r>
-      </w:hyperlink>
-      <w:r>
-        <w:rPr>
-          <w:lang w:val="zh_TW" w:bidi="zh_TW"/>
-        </w:rPr>
-        <w:t>、</w:t>
-      </w:r>
-      <w:hyperlink r:id="rId25">
-        <w:r>
-          <w:rPr>
-            <w:lang w:val="zh_TW" w:bidi="zh_TW"/>
-          </w:rPr>
-          <w:rPr>
-            <w:color w:val="0000EE"/>
-            <w:u w:val="single"/>
-          </w:rPr>
-          <w:t>11</w:t>
-        </w:r>
-      </w:hyperlink>
-      <w:r>
-        <w:rPr>
-          <w:lang w:val="zh_TW" w:bidi="zh_TW"/>
-        </w:rPr>
-        <w:t>；</w:t>
-      </w:r>
-      <w:hyperlink r:id="rId26">
-        <w:r>
-          <w:rPr>
-            <w:lang w:val="zh_TW" w:bidi="zh_TW"/>
-          </w:rPr>
-          <w:rPr>
-            <w:color w:val="0000EE"/>
-            <w:u w:val="single"/>
-          </w:rPr>
-          <w:t>賽14:29</w:t>
-        </w:r>
-      </w:hyperlink>
-      <w:r>
-        <w:rPr>
-          <w:lang w:val="zh_TW" w:bidi="zh_TW"/>
-        </w:rPr>
-        <w:t>；</w:t>
-      </w:r>
-      <w:hyperlink r:id="rId27">
-        <w:r>
-          <w:rPr>
-            <w:lang w:val="zh_TW" w:bidi="zh_TW"/>
-          </w:rPr>
-          <w:rPr>
-            <w:color w:val="0000EE"/>
-            <w:u w:val="single"/>
-          </w:rPr>
-          <w:t>摩5:19</w:t>
-        </w:r>
-      </w:hyperlink>
-      <w:r>
-        <w:rPr>
-          <w:lang w:val="zh_TW" w:bidi="zh_TW"/>
-        </w:rPr>
-        <w:t>；</w:t>
-      </w:r>
-      <w:hyperlink r:id="rId28">
-        <w:r>
-          <w:rPr>
-            <w:lang w:val="zh_TW" w:bidi="zh_TW"/>
-          </w:rPr>
-          <w:rPr>
-            <w:color w:val="0000EE"/>
-            <w:u w:val="single"/>
-          </w:rPr>
-          <w:t>啟9:19</w:t>
-        </w:r>
-      </w:hyperlink>
-      <w:r>
-        <w:rPr>
-          <w:lang w:val="zh_TW" w:bidi="zh_TW"/>
-        </w:rPr>
-        <w:t>）。在</w:t>
-      </w:r>
-      <w:hyperlink r:id="rId29">
-        <w:r>
-          <w:rPr>
-            <w:lang w:val="zh_TW" w:bidi="zh_TW"/>
-          </w:rPr>
-          <w:rPr>
-            <w:color w:val="0000EE"/>
-            <w:u w:val="single"/>
-          </w:rPr>
-          <w:t>詩篇五十八篇4至5節</w:t>
-        </w:r>
-      </w:hyperlink>
-      <w:r>
-        <w:rPr>
-          <w:lang w:val="zh_TW" w:bidi="zh_TW"/>
-        </w:rPr>
-        <w:t>中，惡人被比作蛇。</w:t>
-      </w:r>
-      <w:hyperlink r:id="rId30">
-        <w:r>
-          <w:rPr>
-            <w:lang w:val="zh_TW" w:bidi="zh_TW"/>
-          </w:rPr>
-          <w:rPr>
-            <w:color w:val="0000EE"/>
-            <w:u w:val="single"/>
-          </w:rPr>
-          <w:t>詩篇一四〇篇3節</w:t>
-        </w:r>
-      </w:hyperlink>
-      <w:r>
-        <w:rPr>
-          <w:lang w:val="zh_TW" w:bidi="zh_TW"/>
-        </w:rPr>
-        <w:t>描述人們的舌頭像蛇一樣尖利，他們的嘴唇有虺蛇的毒氣。</w:t>
-      </w:r>
-      <w:hyperlink r:id="rId31">
-        <w:r>
-          <w:rPr>
-            <w:lang w:val="zh_TW" w:bidi="zh_TW"/>
-          </w:rPr>
-          <w:rPr>
-            <w:color w:val="0000EE"/>
-            <w:u w:val="single"/>
-          </w:rPr>
-          <w:t>箴言二十三章32節</w:t>
-        </w:r>
-      </w:hyperlink>
-      <w:r>
-        <w:rPr>
-          <w:lang w:val="zh_TW" w:bidi="zh_TW"/>
-        </w:rPr>
-        <w:t>將烈酒比作蛇的咬傷，說它「咬你如蛇，刺你如毒蛇」。</w:t>
-      </w:r>
-      <w:hyperlink r:id="rId32">
-        <w:r>
-          <w:rPr>
-            <w:lang w:val="zh_TW" w:bidi="zh_TW"/>
-          </w:rPr>
-          <w:rPr>
-            <w:color w:val="0000EE"/>
-            <w:u w:val="single"/>
-          </w:rPr>
-          <w:t>耶利米書八章17節</w:t>
-        </w:r>
-      </w:hyperlink>
-      <w:r>
-        <w:rPr>
-          <w:lang w:val="zh_TW" w:bidi="zh_TW"/>
-        </w:rPr>
-        <w:t>描述以色列的敵人為「不服法術的， 必咬你們」。</w:t>
-      </w:r>
-    </w:p>
-    <w:p>
-      <w:pPr/>
-      <w:r>
-        <w:rPr>
-          <w:lang w:val="zh_TW" w:bidi="zh_TW"/>
-        </w:rPr>
-      </w:r>
-      <w:r>
-        <w:rPr>
-          <w:lang w:val="zh_TW" w:bidi="zh_TW"/>
-        </w:rPr>
-        <w:t>正面來說，蛇以其智慧著稱。耶穌勸告祂的門徒：「靈巧像蛇，馴良像鴿子」（</w:t>
-      </w:r>
-      <w:hyperlink r:id="rId33">
-        <w:r>
-          <w:rPr>
-            <w:lang w:val="zh_TW" w:bidi="zh_TW"/>
-          </w:rPr>
-          <w:rPr>
-            <w:color w:val="0000EE"/>
-            <w:u w:val="single"/>
-          </w:rPr>
-          <w:t>太10:16</w:t>
-        </w:r>
-      </w:hyperlink>
-      <w:r>
-        <w:rPr>
-          <w:lang w:val="zh_TW" w:bidi="zh_TW"/>
-        </w:rPr>
-        <w:t>）。然而，蛇的主要意象是負面的。它象徵欺騙。耶穌稱文士和法利賽人為：「蛇類、毒蛇之種」（</w:t>
-      </w:r>
-      <w:hyperlink r:id="rId34">
-        <w:r>
-          <w:rPr>
-            <w:lang w:val="zh_TW" w:bidi="zh_TW"/>
-          </w:rPr>
-          <w:rPr>
-            <w:color w:val="0000EE"/>
-            <w:u w:val="single"/>
-          </w:rPr>
-          <w:t>太23:33</w:t>
-        </w:r>
-      </w:hyperlink>
-      <w:r>
-        <w:rPr>
-          <w:lang w:val="zh_TW" w:bidi="zh_TW"/>
-        </w:rPr>
-        <w:t>）。施洗約翰也稱法利賽人和撒都該人為「毒蛇的種類」（</w:t>
-      </w:r>
-      <w:hyperlink r:id="rId35">
-        <w:r>
-          <w:rPr>
-            <w:lang w:val="zh_TW" w:bidi="zh_TW"/>
-          </w:rPr>
-          <w:rPr>
-            <w:color w:val="0000EE"/>
-            <w:u w:val="single"/>
-          </w:rPr>
-          <w:t>太3:7</w:t>
-        </w:r>
-      </w:hyperlink>
-      <w:r>
-        <w:rPr>
-          <w:lang w:val="zh_TW" w:bidi="zh_TW"/>
-        </w:rPr>
-        <w:t>）。</w:t>
-      </w:r>
-    </w:p>
-    <w:p>
-      <w:pPr/>
-      <w:r>
-        <w:rPr>
-          <w:lang w:val="zh_TW" w:bidi="zh_TW"/>
-        </w:rPr>
-      </w:r>
-      <w:r>
-        <w:rPr>
-          <w:i/>
-          <w:lang w:val="zh_TW" w:bidi="zh_TW"/>
-        </w:rPr>
-        <w:t>見</w:t>
-      </w:r>
-      <w:r>
-        <w:rPr>
-          <w:lang w:val="zh_TW" w:bidi="zh_TW"/>
-        </w:rPr>
-        <w:t>動物</w:t>
-      </w:r>
-      <w:r>
-        <w:rPr>
-          <w:lang w:val="zh_TW" w:bidi="zh_TW"/>
-        </w:rPr>
-        <w:t>。</w:t>
-      </w:r>
-      <w:r>
-        <w:rPr>
-          <w:lang w:val="zh_TW" w:bidi="zh_TW"/>
-        </w:rPr>
-      </w:r>
-      <w:r>
-        <w:rPr>
-          <w:lang w:val="zh_TW" w:bidi="zh_TW"/>
-        </w:rPr>
-      </w:r>
-    </w:p>
-    <w:p>
-      <w:pPr/>
-      <w:r>
-        <w:rPr>
-          <w:lang w:val="zh_TW" w:bidi="zh_TW"/>
-        </w:rPr>
-      </w:r>
-    </w:p>
-    <w:p>
-      <w:pPr>
-        <w:pStyle w:val="Heading2"/>
-      </w:pPr>
-      <w:r>
-        <w:rPr>
-          <w:lang w:val="zh_TW" w:bidi="zh_TW"/>
-        </w:rPr>
-        <w:t>舍吉拿</w:t>
-      </w:r>
-      <w:r>
-        <w:rPr>
-          <w:lang w:val="zh_TW" w:bidi="zh_TW"/>
-        </w:rPr>
-      </w:r>
-    </w:p>
-    <w:p>
-      <w:pPr>
-        <w:pStyle w:val="Heading2"/>
-      </w:pPr>
-      <w:r>
-        <w:rPr>
-          <w:lang w:val="zh_TW" w:bidi="zh_TW"/>
-        </w:rPr>
-        <w:t>舍吉拿（</w:t>
-      </w:r>
-      <w:r>
-        <w:rPr>
-          <w:i/>
-          <w:lang w:val="zh_TW" w:bidi="zh_TW"/>
-        </w:rPr>
-        <w:t>Shekinah）</w:t>
-      </w:r>
-    </w:p>
-    <w:p>
-      <w:pPr/>
-      <w:r>
-        <w:rPr>
-          <w:lang w:val="zh_TW" w:bidi="zh_TW"/>
-        </w:rPr>
-      </w:r>
-      <w:r>
-        <w:rPr>
-          <w:lang w:val="zh_TW" w:bidi="zh_TW"/>
-        </w:rPr>
-        <w:t>這個詞的意思是「那同在的」或「那會同在的」。</w:t>
-      </w:r>
-      <w:r>
-        <w:rPr>
-          <w:i/>
-          <w:lang w:val="zh_TW" w:bidi="zh_TW"/>
-        </w:rPr>
-        <w:t>舍吉拿</w:t>
-      </w:r>
-      <w:r>
-        <w:rPr>
-          <w:lang w:val="zh_TW" w:bidi="zh_TW"/>
-        </w:rPr>
-        <w:t>是一個希伯來文詞語的音譯。這個詞透過名為「他爾根（Targums）」的古代猶太文獻以及拉比文獻的古代猶太著作，成為基督教教義的一部分。這些文本使用</w:t>
-      </w:r>
-      <w:r>
-        <w:rPr>
-          <w:i/>
-          <w:lang w:val="zh_TW" w:bidi="zh_TW"/>
-        </w:rPr>
-        <w:t>舍吉拿</w:t>
-      </w:r>
-      <w:r>
-        <w:rPr>
-          <w:lang w:val="zh_TW" w:bidi="zh_TW"/>
-        </w:rPr>
-        <w:t>來描述那位超越世界的神，是如何在世界之中同在的。</w:t>
-      </w:r>
-    </w:p>
-    <w:p>
-      <w:pPr>
-        <w:pStyle w:val="Heading3"/>
-      </w:pPr>
-      <w:r>
-        <w:rPr>
-          <w:lang w:val="zh_TW" w:bidi="zh_TW"/>
-        </w:rPr>
-        <w:t>舊約聖經中的舍吉拿</w:t>
-      </w:r>
-    </w:p>
-    <w:p>
-      <w:pPr/>
-      <w:r>
-        <w:rPr>
-          <w:lang w:val="zh_TW" w:bidi="zh_TW"/>
-        </w:rPr>
-      </w:r>
-      <w:r>
-        <w:rPr>
-          <w:lang w:val="zh_TW" w:bidi="zh_TW"/>
-        </w:rPr>
-        <w:t>「</w:t>
-      </w:r>
-      <w:r>
-        <w:rPr>
-          <w:i/>
-          <w:lang w:val="zh_TW" w:bidi="zh_TW"/>
-        </w:rPr>
-        <w:t>舍吉拿</w:t>
-      </w:r>
-      <w:r>
-        <w:rPr>
-          <w:lang w:val="zh_TW" w:bidi="zh_TW"/>
-        </w:rPr>
-        <w:t>」這個詞本身並沒有在聖經中出現，但這個概念源於舊約聖經中許多描述神住在祂子民中間的地方（</w:t>
-      </w:r>
-      <w:hyperlink r:id="rId36">
-        <w:r>
-          <w:rPr>
-            <w:lang w:val="zh_TW" w:bidi="zh_TW"/>
-          </w:rPr>
-          <w:rPr>
-            <w:color w:val="0000EE"/>
-            <w:u w:val="single"/>
-          </w:rPr>
-          <w:t>創9:27</w:t>
-        </w:r>
-      </w:hyperlink>
-      <w:r>
-        <w:rPr>
-          <w:lang w:val="zh_TW" w:bidi="zh_TW"/>
-        </w:rPr>
-        <w:t>；</w:t>
-      </w:r>
-      <w:hyperlink r:id="rId37">
-        <w:r>
-          <w:rPr>
-            <w:lang w:val="zh_TW" w:bidi="zh_TW"/>
-          </w:rPr>
-          <w:rPr>
-            <w:color w:val="0000EE"/>
-            <w:u w:val="single"/>
-          </w:rPr>
-          <w:t>出25:8</w:t>
-        </w:r>
-      </w:hyperlink>
-      <w:r>
-        <w:rPr>
-          <w:lang w:val="zh_TW" w:bidi="zh_TW"/>
-        </w:rPr>
-        <w:t>，</w:t>
-      </w:r>
-      <w:hyperlink r:id="rId38">
-        <w:r>
-          <w:rPr>
-            <w:lang w:val="zh_TW" w:bidi="zh_TW"/>
-          </w:rPr>
-          <w:rPr>
-            <w:color w:val="0000EE"/>
-            <w:u w:val="single"/>
-          </w:rPr>
-          <w:t>29:45–46</w:t>
-        </w:r>
-      </w:hyperlink>
-      <w:r>
-        <w:rPr>
-          <w:lang w:val="zh_TW" w:bidi="zh_TW"/>
-        </w:rPr>
-        <w:t>；</w:t>
-      </w:r>
-      <w:hyperlink r:id="rId39">
-        <w:r>
-          <w:rPr>
-            <w:lang w:val="zh_TW" w:bidi="zh_TW"/>
-          </w:rPr>
-          <w:rPr>
-            <w:color w:val="0000EE"/>
-            <w:u w:val="single"/>
-          </w:rPr>
-          <w:t>民5:3</w:t>
-        </w:r>
-      </w:hyperlink>
-      <w:r>
-        <w:rPr>
-          <w:lang w:val="zh_TW" w:bidi="zh_TW"/>
-        </w:rPr>
-        <w:t>；</w:t>
-      </w:r>
-      <w:hyperlink r:id="rId40">
-        <w:r>
-          <w:rPr>
-            <w:lang w:val="zh_TW" w:bidi="zh_TW"/>
-          </w:rPr>
-          <w:rPr>
-            <w:color w:val="0000EE"/>
-            <w:u w:val="single"/>
-          </w:rPr>
-          <w:t>王上6:13</w:t>
-        </w:r>
-      </w:hyperlink>
-      <w:r>
-        <w:rPr>
-          <w:lang w:val="zh_TW" w:bidi="zh_TW"/>
-        </w:rPr>
-        <w:t>；</w:t>
-      </w:r>
-      <w:hyperlink r:id="rId41">
-        <w:r>
-          <w:rPr>
-            <w:lang w:val="zh_TW" w:bidi="zh_TW"/>
-          </w:rPr>
-          <w:rPr>
-            <w:color w:val="0000EE"/>
-            <w:u w:val="single"/>
-          </w:rPr>
-          <w:t>詩68:16–18</w:t>
-        </w:r>
-      </w:hyperlink>
-      <w:r>
-        <w:rPr>
-          <w:lang w:val="zh_TW" w:bidi="zh_TW"/>
-        </w:rPr>
-        <w:t>，</w:t>
-      </w:r>
-      <w:hyperlink r:id="rId42">
-        <w:r>
-          <w:rPr>
-            <w:lang w:val="zh_TW" w:bidi="zh_TW"/>
-          </w:rPr>
-          <w:rPr>
-            <w:color w:val="0000EE"/>
-            <w:u w:val="single"/>
-          </w:rPr>
-          <w:t>74:2</w:t>
-        </w:r>
-      </w:hyperlink>
-      <w:r>
-        <w:rPr>
-          <w:lang w:val="zh_TW" w:bidi="zh_TW"/>
-        </w:rPr>
-        <w:t>；</w:t>
-      </w:r>
-      <w:hyperlink r:id="rId43">
-        <w:r>
-          <w:rPr>
-            <w:lang w:val="zh_TW" w:bidi="zh_TW"/>
-          </w:rPr>
-          <w:rPr>
-            <w:color w:val="0000EE"/>
-            <w:u w:val="single"/>
-          </w:rPr>
-          <w:t>賽8:18</w:t>
-        </w:r>
-      </w:hyperlink>
-      <w:r>
-        <w:rPr>
-          <w:lang w:val="zh_TW" w:bidi="zh_TW"/>
-        </w:rPr>
-        <w:t>；</w:t>
-      </w:r>
-      <w:hyperlink r:id="rId44">
-        <w:r>
-          <w:rPr>
-            <w:lang w:val="zh_TW" w:bidi="zh_TW"/>
-          </w:rPr>
-          <w:rPr>
-            <w:color w:val="0000EE"/>
-            <w:u w:val="single"/>
-          </w:rPr>
-          <w:t>結43:7–9</w:t>
-        </w:r>
-      </w:hyperlink>
-      <w:r>
-        <w:rPr>
-          <w:lang w:val="zh_TW" w:bidi="zh_TW"/>
-        </w:rPr>
-        <w:t>；</w:t>
-      </w:r>
-      <w:hyperlink r:id="rId45">
-        <w:r>
-          <w:rPr>
-            <w:lang w:val="zh_TW" w:bidi="zh_TW"/>
-          </w:rPr>
-          <w:rPr>
-            <w:color w:val="0000EE"/>
-            <w:u w:val="single"/>
-          </w:rPr>
-          <w:t>珥3:17</w:t>
-        </w:r>
-      </w:hyperlink>
-      <w:r>
-        <w:rPr>
-          <w:lang w:val="zh_TW" w:bidi="zh_TW"/>
-        </w:rPr>
-        <w:t>、</w:t>
-      </w:r>
-      <w:hyperlink r:id="rId45">
-        <w:r>
-          <w:rPr>
-            <w:lang w:val="zh_TW" w:bidi="zh_TW"/>
-          </w:rPr>
-          <w:rPr>
-            <w:color w:val="0000EE"/>
-            <w:u w:val="single"/>
-          </w:rPr>
-          <w:t>21</w:t>
-        </w:r>
-      </w:hyperlink>
-      <w:r>
-        <w:rPr>
-          <w:lang w:val="zh_TW" w:bidi="zh_TW"/>
-        </w:rPr>
-        <w:t>；</w:t>
-      </w:r>
-      <w:hyperlink r:id="rId46">
-        <w:r>
-          <w:rPr>
-            <w:lang w:val="zh_TW" w:bidi="zh_TW"/>
-          </w:rPr>
-          <w:rPr>
-            <w:color w:val="0000EE"/>
-            <w:u w:val="single"/>
-          </w:rPr>
-          <w:t>亞2:10–11</w:t>
-        </w:r>
-      </w:hyperlink>
-      <w:r>
-        <w:rPr>
-          <w:lang w:val="zh_TW" w:bidi="zh_TW"/>
-        </w:rPr>
-        <w:t>）。這些經文顯示，雖然神住在天上，但祂也與祂的子民一起住在地上。</w:t>
-      </w:r>
-    </w:p>
-    <w:p>
-      <w:pPr/>
-      <w:r>
-        <w:rPr>
-          <w:lang w:val="zh_TW" w:bidi="zh_TW"/>
-        </w:rPr>
-      </w:r>
-      <w:r>
-        <w:rPr>
-          <w:lang w:val="zh_TW" w:bidi="zh_TW"/>
-        </w:rPr>
-        <w:t>人們也使用「</w:t>
-      </w:r>
-      <w:r>
-        <w:rPr>
-          <w:i/>
-          <w:lang w:val="zh_TW" w:bidi="zh_TW"/>
-        </w:rPr>
-        <w:t>舍吉拿榮耀</w:t>
-      </w:r>
-      <w:r>
-        <w:rPr>
-          <w:lang w:val="zh_TW" w:bidi="zh_TW"/>
-        </w:rPr>
-        <w:t>（</w:t>
-      </w:r>
-      <w:r>
-        <w:rPr>
-          <w:i/>
-          <w:lang w:val="zh_TW" w:bidi="zh_TW"/>
-        </w:rPr>
-        <w:t>shekinah glory</w:t>
-      </w:r>
-      <w:r>
-        <w:rPr>
-          <w:lang w:val="zh_TW" w:bidi="zh_TW"/>
-        </w:rPr>
-        <w:t>）」這個詞來描述神是如何向以色列人顯現。那是神以肉眼可見的形式</w:t>
-      </w:r>
-      <w:r>
-        <w:rPr>
-          <w:lang w:val="zh_TW" w:bidi="zh_TW"/>
-        </w:rPr>
-        <w:t>——</w:t>
-      </w:r>
-      <w:r>
-        <w:rPr>
-          <w:lang w:val="zh_TW" w:bidi="zh_TW"/>
-        </w:rPr>
-        <w:t>火柱和雲柱</w:t>
-      </w:r>
-      <w:r>
-        <w:rPr>
-          <w:lang w:val="zh_TW" w:bidi="zh_TW"/>
-        </w:rPr>
-        <w:t>——</w:t>
-      </w:r>
-      <w:r>
-        <w:rPr>
-          <w:lang w:val="zh_TW" w:bidi="zh_TW"/>
-        </w:rPr>
-        <w:t>顯現，而這種同在在以下地方發生：</w:t>
-      </w:r>
-    </w:p>
-    <w:p>
-      <w:pPr>
-        <w:pStyle w:val="ListBullet"/>
-        <w:spacing w:line="240" w:lineRule="auto"/>
-        <w:ind w:left="720"/>
-      </w:pPr>
-      <w:r>
-        <w:rPr>
-          <w:lang w:val="zh_TW" w:bidi="zh_TW"/>
-        </w:rPr>
-      </w:r>
-      <w:r>
-        <w:rPr>
-          <w:lang w:val="zh_TW" w:bidi="zh_TW"/>
-        </w:rPr>
-        <w:t>在西奈山（</w:t>
-      </w:r>
-      <w:hyperlink r:id="rId47">
-        <w:r>
-          <w:rPr>
-            <w:lang w:val="zh_TW" w:bidi="zh_TW"/>
-          </w:rPr>
-          <w:rPr>
-            <w:color w:val="0000EE"/>
-            <w:u w:val="single"/>
-          </w:rPr>
-          <w:t>出19:16–18</w:t>
-        </w:r>
-      </w:hyperlink>
-      <w:r>
-        <w:rPr>
-          <w:lang w:val="zh_TW" w:bidi="zh_TW"/>
-        </w:rPr>
-        <w:t>），</w:t>
-      </w:r>
-    </w:p>
-    <w:p>
-      <w:pPr>
-        <w:pStyle w:val="ListBullet"/>
-        <w:spacing w:line="240" w:lineRule="auto"/>
-        <w:ind w:left="720"/>
-      </w:pPr>
-      <w:r>
-        <w:rPr>
-          <w:lang w:val="zh_TW" w:bidi="zh_TW"/>
-        </w:rPr>
-      </w:r>
-      <w:r>
-        <w:rPr>
-          <w:lang w:val="zh_TW" w:bidi="zh_TW"/>
-        </w:rPr>
-        <w:t>在曠野（</w:t>
-      </w:r>
-      <w:hyperlink r:id="rId48">
-        <w:r>
-          <w:rPr>
-            <w:lang w:val="zh_TW" w:bidi="zh_TW"/>
-          </w:rPr>
-          <w:rPr>
-            <w:color w:val="0000EE"/>
-            <w:u w:val="single"/>
-          </w:rPr>
-          <w:t>出40:34–38</w:t>
-        </w:r>
-      </w:hyperlink>
-      <w:r>
-        <w:rPr>
-          <w:lang w:val="zh_TW" w:bidi="zh_TW"/>
-        </w:rPr>
-        <w:t>），和</w:t>
-      </w:r>
-    </w:p>
-    <w:p>
-      <w:pPr>
-        <w:pStyle w:val="ListBullet"/>
-        <w:spacing w:line="240" w:lineRule="auto"/>
-        <w:ind w:left="720"/>
-      </w:pPr>
-      <w:r>
-        <w:rPr>
-          <w:lang w:val="zh_TW" w:bidi="zh_TW"/>
-        </w:rPr>
-      </w:r>
-      <w:r>
-        <w:rPr>
-          <w:lang w:val="zh_TW" w:bidi="zh_TW"/>
-        </w:rPr>
-        <w:t>在聖殿中（</w:t>
-      </w:r>
-      <w:hyperlink r:id="rId40">
-        <w:r>
-          <w:rPr>
-            <w:lang w:val="zh_TW" w:bidi="zh_TW"/>
-          </w:rPr>
-          <w:rPr>
-            <w:color w:val="0000EE"/>
-            <w:u w:val="single"/>
-          </w:rPr>
-          <w:t>王上6:13</w:t>
-        </w:r>
-      </w:hyperlink>
-      <w:r>
-        <w:rPr>
-          <w:lang w:val="zh_TW" w:bidi="zh_TW"/>
-        </w:rPr>
-        <w:t>，</w:t>
-      </w:r>
-      <w:hyperlink r:id="rId49">
-        <w:r>
-          <w:rPr>
-            <w:lang w:val="zh_TW" w:bidi="zh_TW"/>
-          </w:rPr>
-          <w:rPr>
-            <w:color w:val="0000EE"/>
-            <w:u w:val="single"/>
-          </w:rPr>
-          <w:t>8:10–13</w:t>
-        </w:r>
-      </w:hyperlink>
-      <w:r>
-        <w:rPr>
-          <w:lang w:val="zh_TW" w:bidi="zh_TW"/>
-        </w:rPr>
-        <w:t>；</w:t>
-      </w:r>
-      <w:hyperlink r:id="rId50">
-        <w:r>
-          <w:rPr>
-            <w:lang w:val="zh_TW" w:bidi="zh_TW"/>
-          </w:rPr>
-          <w:rPr>
-            <w:color w:val="0000EE"/>
-            <w:u w:val="single"/>
-          </w:rPr>
-          <w:t>代下6:1–2</w:t>
-        </w:r>
-      </w:hyperlink>
-      <w:r>
-        <w:rPr>
-          <w:lang w:val="zh_TW" w:bidi="zh_TW"/>
-        </w:rPr>
-        <w:t>）。</w:t>
-      </w:r>
-    </w:p>
-    <w:p>
-      <w:pPr>
-        <w:pStyle w:val="Heading3"/>
-      </w:pPr>
-      <w:r>
-        <w:rPr>
-          <w:lang w:val="zh_TW" w:bidi="zh_TW"/>
-        </w:rPr>
-        <w:t>新約聖經中的舍吉拿</w:t>
-      </w:r>
-    </w:p>
-    <w:p>
-      <w:pPr/>
-      <w:r>
-        <w:rPr>
-          <w:lang w:val="zh_TW" w:bidi="zh_TW"/>
-        </w:rPr>
-      </w:r>
-      <w:r>
-        <w:rPr>
-          <w:lang w:val="zh_TW" w:bidi="zh_TW"/>
-        </w:rPr>
-        <w:t>新約聖經中雖然沒有使用</w:t>
-      </w:r>
-      <w:r>
-        <w:rPr>
-          <w:i/>
-          <w:lang w:val="zh_TW" w:bidi="zh_TW"/>
-        </w:rPr>
-        <w:t>舍吉拿</w:t>
-      </w:r>
-      <w:r>
-        <w:rPr>
-          <w:lang w:val="zh_TW" w:bidi="zh_TW"/>
-        </w:rPr>
-        <w:t>這個詞，但它有提到神在人們中間的同在。在新約聖經中，當神同在時，通常會伴隨著光與榮耀（</w:t>
-      </w:r>
-      <w:hyperlink r:id="rId51">
-        <w:r>
-          <w:rPr>
-            <w:lang w:val="zh_TW" w:bidi="zh_TW"/>
-          </w:rPr>
-          <w:rPr>
-            <w:color w:val="0000EE"/>
-            <w:u w:val="single"/>
-          </w:rPr>
-          <w:t>路2:9</w:t>
-        </w:r>
-      </w:hyperlink>
-      <w:r>
-        <w:rPr>
-          <w:lang w:val="zh_TW" w:bidi="zh_TW"/>
-        </w:rPr>
-        <w:t>，</w:t>
-      </w:r>
-      <w:hyperlink r:id="rId52">
-        <w:r>
-          <w:rPr>
-            <w:lang w:val="zh_TW" w:bidi="zh_TW"/>
-          </w:rPr>
-          <w:rPr>
-            <w:color w:val="0000EE"/>
-            <w:u w:val="single"/>
-          </w:rPr>
-          <w:t>9:29</w:t>
-        </w:r>
-      </w:hyperlink>
-      <w:r>
-        <w:rPr>
-          <w:lang w:val="zh_TW" w:bidi="zh_TW"/>
-        </w:rPr>
-        <w:t>；</w:t>
-      </w:r>
-      <w:hyperlink r:id="rId53">
-        <w:r>
-          <w:rPr>
-            <w:lang w:val="zh_TW" w:bidi="zh_TW"/>
-          </w:rPr>
-          <w:rPr>
-            <w:color w:val="0000EE"/>
-            <w:u w:val="single"/>
-          </w:rPr>
-          <w:t>徒9:3–6</w:t>
-        </w:r>
-      </w:hyperlink>
-      <w:r>
-        <w:rPr>
-          <w:lang w:val="zh_TW" w:bidi="zh_TW"/>
-        </w:rPr>
-        <w:t>，</w:t>
-      </w:r>
-      <w:hyperlink r:id="rId54">
-        <w:r>
-          <w:rPr>
-            <w:lang w:val="zh_TW" w:bidi="zh_TW"/>
-          </w:rPr>
-          <w:rPr>
-            <w:color w:val="0000EE"/>
-            <w:u w:val="single"/>
-          </w:rPr>
-          <w:t>22:6–11</w:t>
-        </w:r>
-      </w:hyperlink>
-      <w:r>
-        <w:rPr>
-          <w:lang w:val="zh_TW" w:bidi="zh_TW"/>
-        </w:rPr>
-        <w:t>，</w:t>
-      </w:r>
-      <w:hyperlink r:id="rId55">
-        <w:r>
-          <w:rPr>
-            <w:lang w:val="zh_TW" w:bidi="zh_TW"/>
-          </w:rPr>
-          <w:rPr>
-            <w:color w:val="0000EE"/>
-            <w:u w:val="single"/>
-          </w:rPr>
-          <w:t>26:12–16</w:t>
-        </w:r>
-      </w:hyperlink>
-      <w:r>
-        <w:rPr>
-          <w:lang w:val="zh_TW" w:bidi="zh_TW"/>
-        </w:rPr>
-        <w:t>；</w:t>
-      </w:r>
-      <w:hyperlink r:id="rId56">
-        <w:r>
-          <w:rPr>
-            <w:lang w:val="zh_TW" w:bidi="zh_TW"/>
-          </w:rPr>
-          <w:rPr>
-            <w:color w:val="0000EE"/>
-            <w:u w:val="single"/>
-          </w:rPr>
-          <w:t>彼後1:16–18</w:t>
-        </w:r>
-      </w:hyperlink>
-      <w:r>
-        <w:rPr>
-          <w:lang w:val="zh_TW" w:bidi="zh_TW"/>
-        </w:rPr>
-        <w:t>）。</w:t>
-      </w:r>
-    </w:p>
-    <w:p>
-      <w:pPr/>
-      <w:r>
-        <w:rPr>
-          <w:lang w:val="zh_TW" w:bidi="zh_TW"/>
-        </w:rPr>
-      </w:r>
-      <w:r>
-        <w:rPr>
-          <w:lang w:val="zh_TW" w:bidi="zh_TW"/>
-        </w:rPr>
-        <w:t>約翰福音特別強調榮耀以及神與人同住。經文告訴我們，當耶穌（稱為「道」）成為人時，祂住在看見祂榮耀的人中間（</w:t>
-      </w:r>
-      <w:hyperlink r:id="rId57">
-        <w:r>
-          <w:rPr>
-            <w:lang w:val="zh_TW" w:bidi="zh_TW"/>
-          </w:rPr>
-          <w:rPr>
-            <w:color w:val="0000EE"/>
-            <w:u w:val="single"/>
-          </w:rPr>
-          <w:t>約1:14</w:t>
-        </w:r>
-      </w:hyperlink>
-      <w:r>
-        <w:rPr>
-          <w:lang w:val="zh_TW" w:bidi="zh_TW"/>
-        </w:rPr>
-        <w:t>）。神的靈在祂身上（</w:t>
-      </w:r>
-      <w:hyperlink r:id="rId58">
-        <w:r>
-          <w:rPr>
-            <w:lang w:val="zh_TW" w:bidi="zh_TW"/>
-          </w:rPr>
-          <w:rPr>
-            <w:color w:val="0000EE"/>
-            <w:u w:val="single"/>
-          </w:rPr>
-          <w:t>約1:32</w:t>
-        </w:r>
-      </w:hyperlink>
-      <w:r>
-        <w:rPr>
-          <w:lang w:val="zh_TW" w:bidi="zh_TW"/>
-        </w:rPr>
-        <w:t>），並且會永遠與跟隨祂的人同在（</w:t>
-      </w:r>
-      <w:hyperlink r:id="rId59">
-        <w:r>
-          <w:rPr>
-            <w:lang w:val="zh_TW" w:bidi="zh_TW"/>
-          </w:rPr>
-          <w:rPr>
-            <w:color w:val="0000EE"/>
-            <w:u w:val="single"/>
-          </w:rPr>
-          <w:t>約14:16</w:t>
-        </w:r>
-      </w:hyperlink>
-      <w:r>
-        <w:rPr>
-          <w:lang w:val="zh_TW" w:bidi="zh_TW"/>
-        </w:rPr>
-        <w:t>）。祂會住在那些住在耶穌裡面的人裡面（</w:t>
-      </w:r>
-      <w:hyperlink r:id="rId60">
-        <w:r>
-          <w:rPr>
-            <w:lang w:val="zh_TW" w:bidi="zh_TW"/>
-          </w:rPr>
-          <w:rPr>
-            <w:color w:val="0000EE"/>
-            <w:u w:val="single"/>
-          </w:rPr>
-          <w:t>約15:4–10</w:t>
-        </w:r>
-      </w:hyperlink>
-      <w:r>
-        <w:rPr>
-          <w:lang w:val="zh_TW" w:bidi="zh_TW"/>
-        </w:rPr>
-        <w:t>）。約翰在他的書信中也有提及這些概念：他經常談論信徒如何住在基督裡，以及基督如何住在他們裡面（</w:t>
-      </w:r>
-      <w:hyperlink r:id="rId61">
-        <w:r>
-          <w:rPr>
-            <w:lang w:val="zh_TW" w:bidi="zh_TW"/>
-          </w:rPr>
-          <w:rPr>
-            <w:color w:val="0000EE"/>
-            <w:u w:val="single"/>
-          </w:rPr>
-          <w:t>約一2:6</w:t>
-        </w:r>
-      </w:hyperlink>
-      <w:r>
-        <w:rPr>
-          <w:lang w:val="zh_TW" w:bidi="zh_TW"/>
-        </w:rPr>
-        <w:t>、</w:t>
-      </w:r>
-      <w:hyperlink r:id="rId61">
-        <w:r>
-          <w:rPr>
-            <w:lang w:val="zh_TW" w:bidi="zh_TW"/>
-          </w:rPr>
-          <w:rPr>
-            <w:color w:val="0000EE"/>
-            <w:u w:val="single"/>
-          </w:rPr>
-          <w:t>14</w:t>
-        </w:r>
-      </w:hyperlink>
-      <w:r>
-        <w:rPr>
-          <w:lang w:val="zh_TW" w:bidi="zh_TW"/>
-        </w:rPr>
-        <w:t>、</w:t>
-      </w:r>
-      <w:hyperlink r:id="rId61">
-        <w:r>
-          <w:rPr>
-            <w:lang w:val="zh_TW" w:bidi="zh_TW"/>
-          </w:rPr>
-          <w:rPr>
-            <w:color w:val="0000EE"/>
-            <w:u w:val="single"/>
-          </w:rPr>
-          <w:t>24</w:t>
-        </w:r>
-      </w:hyperlink>
-      <w:r>
-        <w:rPr>
-          <w:lang w:val="zh_TW" w:bidi="zh_TW"/>
-        </w:rPr>
-        <w:t>、</w:t>
-      </w:r>
-      <w:hyperlink r:id="rId61">
-        <w:r>
-          <w:rPr>
-            <w:lang w:val="zh_TW" w:bidi="zh_TW"/>
-          </w:rPr>
-          <w:rPr>
-            <w:color w:val="0000EE"/>
-            <w:u w:val="single"/>
-          </w:rPr>
-          <w:t>27–28</w:t>
-        </w:r>
-      </w:hyperlink>
-      <w:r>
-        <w:rPr>
-          <w:lang w:val="zh_TW" w:bidi="zh_TW"/>
-        </w:rPr>
-        <w:t>，</w:t>
-      </w:r>
-      <w:hyperlink r:id="rId62">
-        <w:r>
-          <w:rPr>
-            <w:lang w:val="zh_TW" w:bidi="zh_TW"/>
-          </w:rPr>
-          <w:rPr>
-            <w:color w:val="0000EE"/>
-            <w:u w:val="single"/>
-          </w:rPr>
-          <w:t>3:6</w:t>
-        </w:r>
-      </w:hyperlink>
-      <w:r>
-        <w:rPr>
-          <w:lang w:val="zh_TW" w:bidi="zh_TW"/>
-        </w:rPr>
-        <w:t>、</w:t>
-      </w:r>
-      <w:hyperlink r:id="rId62">
-        <w:r>
-          <w:rPr>
-            <w:lang w:val="zh_TW" w:bidi="zh_TW"/>
-          </w:rPr>
-          <w:rPr>
-            <w:color w:val="0000EE"/>
-            <w:u w:val="single"/>
-          </w:rPr>
-          <w:t>14–15</w:t>
-        </w:r>
-      </w:hyperlink>
-      <w:r>
-        <w:rPr>
-          <w:lang w:val="zh_TW" w:bidi="zh_TW"/>
-        </w:rPr>
-        <w:t>、</w:t>
-      </w:r>
-      <w:hyperlink r:id="rId62">
-        <w:r>
-          <w:rPr>
-            <w:lang w:val="zh_TW" w:bidi="zh_TW"/>
-          </w:rPr>
-          <w:rPr>
-            <w:color w:val="0000EE"/>
-            <w:u w:val="single"/>
-          </w:rPr>
-          <w:t>24</w:t>
-        </w:r>
-      </w:hyperlink>
-      <w:r>
-        <w:rPr>
-          <w:lang w:val="zh_TW" w:bidi="zh_TW"/>
-        </w:rPr>
-        <w:t>；</w:t>
-      </w:r>
-      <w:hyperlink r:id="rId63">
-        <w:r>
-          <w:rPr>
-            <w:lang w:val="zh_TW" w:bidi="zh_TW"/>
-          </w:rPr>
-          <w:rPr>
-            <w:color w:val="0000EE"/>
-            <w:u w:val="single"/>
-          </w:rPr>
-          <w:t>約二1:9</w:t>
-        </w:r>
-      </w:hyperlink>
-      <w:r>
-        <w:rPr>
-          <w:lang w:val="zh_TW" w:bidi="zh_TW"/>
-        </w:rPr>
-        <w:t>）。</w:t>
-      </w:r>
-    </w:p>
-    <w:p>
-      <w:pPr/>
-      <w:r>
-        <w:rPr>
-          <w:lang w:val="zh_TW" w:bidi="zh_TW"/>
-        </w:rPr>
-      </w:r>
-      <w:r>
-        <w:rPr>
-          <w:lang w:val="zh_TW" w:bidi="zh_TW"/>
-        </w:rPr>
-        <w:t>保羅也將耶穌認定為神的</w:t>
-      </w:r>
-      <w:r>
-        <w:rPr>
-          <w:i/>
-          <w:lang w:val="zh_TW" w:bidi="zh_TW"/>
-        </w:rPr>
-        <w:t>舍吉拿</w:t>
-      </w:r>
-      <w:r>
-        <w:rPr>
-          <w:lang w:val="zh_TW" w:bidi="zh_TW"/>
-        </w:rPr>
-        <w:t>。神所有的本質和屬性都以肉身的形式完整地居住在耶穌裡面（</w:t>
-      </w:r>
-      <w:hyperlink r:id="rId64">
-        <w:r>
-          <w:rPr>
-            <w:lang w:val="zh_TW" w:bidi="zh_TW"/>
-          </w:rPr>
-          <w:rPr>
-            <w:color w:val="0000EE"/>
-            <w:u w:val="single"/>
-          </w:rPr>
-          <w:t>西1:19</w:t>
-        </w:r>
-      </w:hyperlink>
-      <w:r>
-        <w:rPr>
-          <w:lang w:val="zh_TW" w:bidi="zh_TW"/>
-        </w:rPr>
-        <w:t>，</w:t>
-      </w:r>
-      <w:hyperlink r:id="rId65">
-        <w:r>
-          <w:rPr>
-            <w:lang w:val="zh_TW" w:bidi="zh_TW"/>
-          </w:rPr>
-          <w:rPr>
-            <w:color w:val="0000EE"/>
-            <w:u w:val="single"/>
-          </w:rPr>
-          <w:t>2:9</w:t>
-        </w:r>
-      </w:hyperlink>
-      <w:r>
-        <w:rPr>
-          <w:lang w:val="zh_TW" w:bidi="zh_TW"/>
-        </w:rPr>
-        <w:t>）。當基督住在祂的教會中，這使跟隨祂的人成為神的子民（</w:t>
-      </w:r>
-      <w:hyperlink r:id="rId66">
-        <w:r>
-          <w:rPr>
-            <w:lang w:val="zh_TW" w:bidi="zh_TW"/>
-          </w:rPr>
-          <w:rPr>
-            <w:color w:val="0000EE"/>
-            <w:u w:val="single"/>
-          </w:rPr>
-          <w:t>西1:15–23</w:t>
-        </w:r>
-      </w:hyperlink>
-      <w:r>
-        <w:rPr>
-          <w:lang w:val="zh_TW" w:bidi="zh_TW"/>
-        </w:rPr>
-        <w:t>）。保羅將他的信息描述為「基督榮耀福音」。他解釋說，神使光照耀，是為了幫助人們理解「</w:t>
-      </w:r>
-      <w:r>
-        <w:rPr>
-          <w:lang w:val="zh_TW" w:bidi="zh_TW"/>
-        </w:rPr>
-        <w:t>神榮耀的光顯在耶穌基督的面上</w:t>
-      </w:r>
-      <w:r>
-        <w:rPr>
-          <w:lang w:val="zh_TW" w:bidi="zh_TW"/>
-        </w:rPr>
-        <w:t>」（</w:t>
-      </w:r>
-      <w:hyperlink r:id="rId67">
-        <w:r>
-          <w:rPr>
-            <w:lang w:val="zh_TW" w:bidi="zh_TW"/>
-          </w:rPr>
-          <w:rPr>
-            <w:color w:val="0000EE"/>
-            <w:u w:val="single"/>
-          </w:rPr>
-          <w:t>林後4:4–6</w:t>
-        </w:r>
-      </w:hyperlink>
-      <w:r>
-        <w:rPr>
-          <w:lang w:val="zh_TW" w:bidi="zh_TW"/>
-        </w:rPr>
-        <w:t>）。</w:t>
-      </w:r>
-    </w:p>
-    <w:p>
-      <w:pPr/>
-      <w:r>
-        <w:rPr>
-          <w:lang w:val="zh_TW" w:bidi="zh_TW"/>
-        </w:rPr>
-      </w:r>
-      <w:r>
-        <w:rPr>
-          <w:lang w:val="zh_TW" w:bidi="zh_TW"/>
-        </w:rPr>
-        <w:t>最後，希伯來書提到耶穌是「</w:t>
-      </w:r>
-      <w:r>
-        <w:rPr>
-          <w:lang w:val="zh_TW" w:bidi="zh_TW"/>
-        </w:rPr>
-        <w:t>神榮耀所發的光輝，是神本體的真像</w:t>
-      </w:r>
-      <w:r>
-        <w:rPr>
-          <w:lang w:val="zh_TW" w:bidi="zh_TW"/>
-        </w:rPr>
-        <w:t>」（</w:t>
-      </w:r>
-      <w:hyperlink r:id="rId68">
-        <w:r>
-          <w:rPr>
-            <w:lang w:val="zh_TW" w:bidi="zh_TW"/>
-          </w:rPr>
-          <w:rPr>
-            <w:color w:val="0000EE"/>
-            <w:u w:val="single"/>
-          </w:rPr>
-          <w:t>來1:3</w:t>
-        </w:r>
-      </w:hyperlink>
-      <w:r>
-        <w:rPr>
-          <w:lang w:val="zh_TW" w:bidi="zh_TW"/>
-        </w:rPr>
-        <w:t>）。</w:t>
-      </w:r>
-    </w:p>
-    <w:p>
-      <w:pPr/>
-      <w:r>
-        <w:rPr>
-          <w:lang w:val="zh_TW" w:bidi="zh_TW"/>
-        </w:rPr>
-      </w:r>
-      <w:r>
-        <w:rPr>
-          <w:i/>
-          <w:lang w:val="zh_TW" w:bidi="zh_TW"/>
-        </w:rPr>
-        <w:t>見</w:t>
-      </w:r>
-      <w:r>
-        <w:rPr>
-          <w:lang w:val="zh_TW" w:bidi="zh_TW"/>
-        </w:rPr>
-        <w:t>榮耀</w:t>
-      </w:r>
-      <w:r>
-        <w:rPr>
-          <w:lang w:val="zh_TW" w:bidi="zh_TW"/>
-        </w:rPr>
-        <w:t>，</w:t>
-      </w:r>
-      <w:r>
-        <w:rPr>
-          <w:lang w:val="zh_TW" w:bidi="zh_TW"/>
-        </w:rPr>
-        <w:t>火柱和雲柱</w:t>
-      </w:r>
-      <w:r>
-        <w:rPr>
-          <w:lang w:val="zh_TW" w:bidi="zh_TW"/>
-        </w:rPr>
-        <w:t>，</w:t>
-      </w:r>
-      <w:r>
-        <w:rPr>
-          <w:lang w:val="zh_TW" w:bidi="zh_TW"/>
-        </w:rPr>
-        <w:t>神顯現</w:t>
-      </w:r>
-      <w:r>
-        <w:rPr>
-          <w:lang w:val="zh_TW" w:bidi="zh_TW"/>
-        </w:rPr>
-        <w:t>。</w:t>
-      </w:r>
-      <w:r>
-        <w:rPr>
-          <w:lang w:val="zh_TW" w:bidi="zh_TW"/>
-        </w:rPr>
-      </w:r>
-      <w:r>
-        <w:rPr>
-          <w:lang w:val="zh_TW" w:bidi="zh_TW"/>
-        </w:rPr>
-      </w:r>
-    </w:p>
-    <w:p>
-      <w:pPr/>
-      <w:r>
-        <w:rPr>
-          <w:lang w:val="zh_TW" w:bidi="zh_TW"/>
-        </w:rPr>
-      </w:r>
-    </w:p>
-    <w:p>
-      <w:pPr>
-        <w:pStyle w:val="Heading2"/>
-      </w:pPr>
-      <w:r>
-        <w:rPr>
-          <w:lang w:val="zh_TW" w:bidi="zh_TW"/>
-        </w:rPr>
-        <w:t>赦罪</w:t>
-      </w:r>
-      <w:r>
-        <w:rPr>
-          <w:lang w:val="zh_TW" w:bidi="zh_TW"/>
-        </w:rPr>
-      </w:r>
-    </w:p>
-    <w:p>
-      <w:pPr/>
-      <w:r>
-        <w:rPr>
-          <w:lang w:val="zh_TW" w:bidi="zh_TW"/>
-        </w:rPr>
-      </w:r>
-      <w:r>
-        <w:rPr>
-          <w:lang w:val="zh_TW" w:bidi="zh_TW"/>
-        </w:rPr>
-        <w:t>此短語在一些英譯本中與「罪得赦免（forgiveness of sins）」同義。新約中使用多種詞語來表達同一個真理。對於罪得赦免的概念，有多種表達方式（「寬容（passing over）」，</w:t>
-      </w:r>
-      <w:hyperlink r:id="rId69">
-        <w:r>
-          <w:rPr>
-            <w:lang w:val="zh_TW" w:bidi="zh_TW"/>
-          </w:rPr>
-          <w:rPr>
-            <w:color w:val="0000EE"/>
-            <w:u w:val="single"/>
-          </w:rPr>
-          <w:t>羅3:25</w:t>
-        </w:r>
-      </w:hyperlink>
-      <w:r>
-        <w:rPr>
-          <w:lang w:val="zh_TW" w:bidi="zh_TW"/>
-        </w:rPr>
-        <w:t>；「遮蓋」，</w:t>
-      </w:r>
-      <w:hyperlink r:id="rId70">
-        <w:r>
-          <w:rPr>
-            <w:lang w:val="zh_TW" w:bidi="zh_TW"/>
-          </w:rPr>
-          <w:rPr>
-            <w:color w:val="0000EE"/>
-            <w:u w:val="single"/>
-          </w:rPr>
-          <w:t>羅4:7</w:t>
-        </w:r>
-      </w:hyperlink>
-      <w:r>
-        <w:rPr>
-          <w:lang w:val="zh_TW" w:bidi="zh_TW"/>
-        </w:rPr>
-        <w:t>；「不算為有罪」，</w:t>
-      </w:r>
-      <w:hyperlink r:id="rId71">
-        <w:r>
-          <w:rPr>
-            <w:lang w:val="zh_TW" w:bidi="zh_TW"/>
-          </w:rPr>
-          <w:rPr>
-            <w:color w:val="0000EE"/>
-            <w:u w:val="single"/>
-          </w:rPr>
-          <w:t>羅4:8</w:t>
-        </w:r>
-      </w:hyperlink>
-      <w:r>
-        <w:rPr>
-          <w:lang w:val="zh_TW" w:bidi="zh_TW"/>
-        </w:rPr>
-        <w:t>；「不再記念」，</w:t>
-      </w:r>
-      <w:hyperlink r:id="rId72">
-        <w:r>
-          <w:rPr>
-            <w:lang w:val="zh_TW" w:bidi="zh_TW"/>
-          </w:rPr>
-          <w:rPr>
-            <w:color w:val="0000EE"/>
-            <w:u w:val="single"/>
-          </w:rPr>
-          <w:t>來10:17</w:t>
-        </w:r>
-      </w:hyperlink>
-      <w:r>
-        <w:rPr>
-          <w:lang w:val="zh_TW" w:bidi="zh_TW"/>
-        </w:rPr>
-        <w:t>）。其中一個最重要的是譯為「赦免（remission）」的詞（</w:t>
-      </w:r>
-      <w:hyperlink r:id="rId73">
-        <w:r>
-          <w:rPr>
-            <w:lang w:val="zh_TW" w:bidi="zh_TW"/>
-          </w:rPr>
-          <w:rPr>
-            <w:color w:val="0000EE"/>
-            <w:u w:val="single"/>
-          </w:rPr>
-          <w:t>太26:28</w:t>
-        </w:r>
-      </w:hyperlink>
-      <w:r>
-        <w:rPr>
-          <w:lang w:val="zh_TW" w:bidi="zh_TW"/>
-        </w:rPr>
-        <w:t>；</w:t>
-      </w:r>
-      <w:hyperlink r:id="rId74">
-        <w:r>
-          <w:rPr>
-            <w:lang w:val="zh_TW" w:bidi="zh_TW"/>
-          </w:rPr>
-          <w:rPr>
-            <w:color w:val="0000EE"/>
-            <w:u w:val="single"/>
-          </w:rPr>
-          <w:t>可1:4</w:t>
-        </w:r>
-      </w:hyperlink>
-      <w:r>
-        <w:rPr>
-          <w:lang w:val="zh_TW" w:bidi="zh_TW"/>
-        </w:rPr>
-        <w:t>；</w:t>
-      </w:r>
-      <w:hyperlink r:id="rId75">
-        <w:r>
-          <w:rPr>
-            <w:lang w:val="zh_TW" w:bidi="zh_TW"/>
-          </w:rPr>
-          <w:rPr>
-            <w:color w:val="0000EE"/>
-            <w:u w:val="single"/>
-          </w:rPr>
-          <w:t>路1:77</w:t>
-        </w:r>
-      </w:hyperlink>
-      <w:r>
-        <w:rPr>
-          <w:lang w:val="zh_TW" w:bidi="zh_TW"/>
-        </w:rPr>
-        <w:t>，</w:t>
-      </w:r>
-      <w:hyperlink r:id="rId76">
-        <w:r>
-          <w:rPr>
-            <w:lang w:val="zh_TW" w:bidi="zh_TW"/>
-          </w:rPr>
-          <w:rPr>
-            <w:color w:val="0000EE"/>
-            <w:u w:val="single"/>
-          </w:rPr>
-          <w:t>3:3</w:t>
-        </w:r>
-      </w:hyperlink>
-      <w:r>
-        <w:rPr>
-          <w:lang w:val="zh_TW" w:bidi="zh_TW"/>
-        </w:rPr>
-        <w:t>，</w:t>
-      </w:r>
-      <w:hyperlink r:id="rId77">
-        <w:r>
-          <w:rPr>
-            <w:lang w:val="zh_TW" w:bidi="zh_TW"/>
-          </w:rPr>
-          <w:rPr>
-            <w:color w:val="0000EE"/>
-            <w:u w:val="single"/>
-          </w:rPr>
-          <w:t>24:47</w:t>
-        </w:r>
-      </w:hyperlink>
-      <w:r>
-        <w:rPr>
-          <w:lang w:val="zh_TW" w:bidi="zh_TW"/>
-        </w:rPr>
-        <w:t>；</w:t>
-      </w:r>
-      <w:hyperlink r:id="rId78">
-        <w:r>
-          <w:rPr>
-            <w:lang w:val="zh_TW" w:bidi="zh_TW"/>
-          </w:rPr>
-          <w:rPr>
-            <w:color w:val="0000EE"/>
-            <w:u w:val="single"/>
-          </w:rPr>
-          <w:t>徒2:38，</w:t>
-        </w:r>
-      </w:hyperlink>
-      <w:hyperlink r:id="rId79">
-        <w:r>
-          <w:rPr>
-            <w:lang w:val="zh_TW" w:bidi="zh_TW"/>
-          </w:rPr>
-          <w:rPr>
-            <w:color w:val="0000EE"/>
-            <w:u w:val="single"/>
-          </w:rPr>
-          <w:t>10:43</w:t>
-        </w:r>
-      </w:hyperlink>
-      <w:r>
-        <w:rPr>
-          <w:lang w:val="zh_TW" w:bidi="zh_TW"/>
-        </w:rPr>
-        <w:t>；</w:t>
-      </w:r>
-      <w:hyperlink r:id="rId80">
-        <w:r>
-          <w:rPr>
-            <w:lang w:val="zh_TW" w:bidi="zh_TW"/>
-          </w:rPr>
-          <w:rPr>
-            <w:color w:val="0000EE"/>
-            <w:u w:val="single"/>
-          </w:rPr>
-          <w:t>來9:22</w:t>
-        </w:r>
-      </w:hyperlink>
-      <w:r>
-        <w:rPr>
-          <w:lang w:val="zh_TW" w:bidi="zh_TW"/>
-        </w:rPr>
-        <w:t>，</w:t>
-      </w:r>
-      <w:hyperlink r:id="rId81">
-        <w:r>
-          <w:rPr>
-            <w:lang w:val="zh_TW" w:bidi="zh_TW"/>
-          </w:rPr>
-          <w:rPr>
-            <w:color w:val="0000EE"/>
-            <w:u w:val="single"/>
-          </w:rPr>
-          <w:t>10:18</w:t>
-        </w:r>
-      </w:hyperlink>
-      <w:r>
-        <w:rPr>
-          <w:lang w:val="zh_TW" w:bidi="zh_TW"/>
-        </w:rPr>
-        <w:t>）。</w:t>
-      </w:r>
-    </w:p>
-    <w:p>
-      <w:pPr/>
-      <w:r>
-        <w:rPr>
-          <w:lang w:val="zh_TW" w:bidi="zh_TW"/>
-        </w:rPr>
-      </w:r>
-      <w:r>
-        <w:rPr>
-          <w:lang w:val="zh_TW" w:bidi="zh_TW"/>
-        </w:rPr>
-        <w:t>這個詞在希臘文中有一個有趣的傳統。在法律上，它被用來表示解除職務、免除責任、豁免債務或懲罰。後來，它也指特赦或免稅。在新約的用法中，該動詞意為「釋放」、「留下」或「送走」。因此，這個名詞可以（而且經常）被翻譯為「饒恕」以及「赦免」（</w:t>
-      </w:r>
-      <w:hyperlink r:id="rId82">
-        <w:r>
-          <w:rPr>
-            <w:lang w:val="zh_TW" w:bidi="zh_TW"/>
-          </w:rPr>
-          <w:rPr>
-            <w:color w:val="0000EE"/>
-            <w:u w:val="single"/>
-          </w:rPr>
-          <w:t>徒5:31</w:t>
-        </w:r>
-      </w:hyperlink>
-      <w:r>
-        <w:rPr>
-          <w:lang w:val="zh_TW" w:bidi="zh_TW"/>
-        </w:rPr>
-        <w:t>，</w:t>
-      </w:r>
-      <w:hyperlink r:id="rId83">
-        <w:r>
-          <w:rPr>
-            <w:lang w:val="zh_TW" w:bidi="zh_TW"/>
-          </w:rPr>
-          <w:rPr>
-            <w:color w:val="0000EE"/>
-            <w:u w:val="single"/>
-          </w:rPr>
-          <w:t>13:38</w:t>
-        </w:r>
-      </w:hyperlink>
-      <w:r>
-        <w:rPr>
-          <w:lang w:val="zh_TW" w:bidi="zh_TW"/>
-        </w:rPr>
-        <w:t>，</w:t>
-      </w:r>
-      <w:hyperlink r:id="rId84">
-        <w:r>
-          <w:rPr>
-            <w:lang w:val="zh_TW" w:bidi="zh_TW"/>
-          </w:rPr>
-          <w:rPr>
-            <w:color w:val="0000EE"/>
-            <w:u w:val="single"/>
-          </w:rPr>
-          <w:t>26:18</w:t>
-        </w:r>
-      </w:hyperlink>
-      <w:r>
-        <w:rPr>
-          <w:lang w:val="zh_TW" w:bidi="zh_TW"/>
-        </w:rPr>
-        <w:t>；</w:t>
-      </w:r>
-      <w:hyperlink r:id="rId85">
-        <w:r>
-          <w:rPr>
-            <w:lang w:val="zh_TW" w:bidi="zh_TW"/>
-          </w:rPr>
-          <w:rPr>
-            <w:color w:val="0000EE"/>
-            <w:u w:val="single"/>
-          </w:rPr>
-          <w:t>弗1:7</w:t>
-        </w:r>
-      </w:hyperlink>
-      <w:r>
-        <w:rPr>
-          <w:lang w:val="zh_TW" w:bidi="zh_TW"/>
-        </w:rPr>
-        <w:t>；</w:t>
-      </w:r>
-      <w:hyperlink r:id="rId86">
-        <w:r>
-          <w:rPr>
-            <w:lang w:val="zh_TW" w:bidi="zh_TW"/>
-          </w:rPr>
-          <w:rPr>
-            <w:color w:val="0000EE"/>
-            <w:u w:val="single"/>
-          </w:rPr>
-          <w:t>西1:14</w:t>
-        </w:r>
-      </w:hyperlink>
-      <w:r>
-        <w:rPr>
-          <w:lang w:val="zh_TW" w:bidi="zh_TW"/>
-        </w:rPr>
-        <w:t>）。雖然饒恕可以在人與人之間以及神與人之間發生，但「赦免」這個詞所指的饒恕幾乎總是指神的赦免（</w:t>
-      </w:r>
-      <w:hyperlink r:id="rId73">
-        <w:r>
-          <w:rPr>
-            <w:lang w:val="zh_TW" w:bidi="zh_TW"/>
-          </w:rPr>
-          <w:rPr>
-            <w:color w:val="0000EE"/>
-            <w:u w:val="single"/>
-          </w:rPr>
-          <w:t>太26:28</w:t>
-        </w:r>
-      </w:hyperlink>
-      <w:r>
-        <w:rPr>
-          <w:lang w:val="zh_TW" w:bidi="zh_TW"/>
-        </w:rPr>
-        <w:t>；</w:t>
-      </w:r>
-      <w:hyperlink r:id="rId79">
-        <w:r>
-          <w:rPr>
-            <w:lang w:val="zh_TW" w:bidi="zh_TW"/>
-          </w:rPr>
-          <w:rPr>
-            <w:color w:val="0000EE"/>
-            <w:u w:val="single"/>
-          </w:rPr>
-          <w:t>徒10:43</w:t>
-        </w:r>
-      </w:hyperlink>
-      <w:r>
-        <w:rPr>
-          <w:lang w:val="zh_TW" w:bidi="zh_TW"/>
-        </w:rPr>
-        <w:t>）。</w:t>
-      </w:r>
-    </w:p>
-    <w:p>
-      <w:pPr/>
-      <w:r>
-        <w:rPr>
-          <w:lang w:val="zh_TW" w:bidi="zh_TW"/>
-        </w:rPr>
-      </w:r>
-      <w:r>
-        <w:rPr>
-          <w:i/>
-          <w:lang w:val="zh_TW" w:bidi="zh_TW"/>
-        </w:rPr>
-        <w:t>另見</w:t>
-      </w:r>
-      <w:r>
-        <w:rPr>
-          <w:lang w:val="zh_TW" w:bidi="zh_TW"/>
-        </w:rPr>
-        <w:t xml:space="preserve"> </w:t>
-      </w:r>
-      <w:r>
-        <w:rPr>
-          <w:lang w:val="zh_TW" w:bidi="zh_TW"/>
-        </w:rPr>
-        <w:t>饒恕</w:t>
-      </w:r>
-      <w:r>
-        <w:rPr>
-          <w:lang w:val="zh_TW" w:bidi="zh_TW"/>
-        </w:rPr>
-        <w:t>。</w:t>
-      </w:r>
-      <w:r>
-        <w:rPr>
-          <w:lang w:val="zh_TW" w:bidi="zh_TW"/>
-        </w:rPr>
-      </w:r>
-      <w:r>
-        <w:rPr>
-          <w:lang w:val="zh_TW" w:bidi="zh_TW"/>
-        </w:rPr>
-      </w:r>
-    </w:p>
-    <w:p>
-      <w:pPr/>
-      <w:r>
-        <w:rPr>
-          <w:lang w:val="zh_TW" w:bidi="zh_TW"/>
-        </w:rPr>
-      </w:r>
-    </w:p>
-    <w:p>
-      <w:pPr>
-        <w:pStyle w:val="Heading2"/>
-      </w:pPr>
-      <w:r>
-        <w:rPr>
-          <w:lang w:val="zh_TW" w:bidi="zh_TW"/>
-        </w:rPr>
-        <w:t>攝理</w:t>
-      </w:r>
-      <w:r>
-        <w:rPr>
-          <w:lang w:val="zh_TW" w:bidi="zh_TW"/>
-        </w:rPr>
-      </w:r>
-    </w:p>
-    <w:p>
-      <w:pPr/>
-      <w:r>
-        <w:rPr>
-          <w:lang w:val="zh_TW" w:bidi="zh_TW"/>
-        </w:rPr>
-      </w:r>
-      <w:r>
-        <w:rPr>
-          <w:lang w:val="zh_TW" w:bidi="zh_TW"/>
-        </w:rPr>
-        <w:t>神在歷史中扶助人類的作為，特別是扶助那些信靠祂的人。</w:t>
-      </w:r>
-    </w:p>
-    <w:p>
-      <w:pPr>
-        <w:pStyle w:val="Heading3"/>
-      </w:pPr>
-      <w:r>
-        <w:rPr>
-          <w:lang w:val="zh_TW" w:bidi="zh_TW"/>
-        </w:rPr>
-        <w:t>攝理的重要性</w:t>
-      </w:r>
-    </w:p>
-    <w:p>
-      <w:pPr/>
-      <w:r>
-        <w:rPr>
-          <w:lang w:val="zh_TW" w:bidi="zh_TW"/>
-        </w:rPr>
-      </w:r>
-      <w:r>
-        <w:rPr>
-          <w:lang w:val="zh_TW" w:bidi="zh_TW"/>
-        </w:rPr>
-        <w:t>歷世歷代，許多人都在神的看顧裡得著安慰。神沒有將地球留在宇宙中自生自滅，也沒有片刻忘記人。神臨到人當中、與人相交、掌權管理，也介入我們的生命、供應我們的需要。神攝理我們，因此我們要感謝祂。</w:t>
-      </w:r>
-    </w:p>
-    <w:p>
-      <w:pPr>
-        <w:pStyle w:val="Heading3"/>
-      </w:pPr>
-      <w:r>
-        <w:rPr>
-          <w:lang w:val="zh_TW" w:bidi="zh_TW"/>
-        </w:rPr>
-        <w:t>關於攝理的錯誤觀念</w:t>
-      </w:r>
-    </w:p>
-    <w:p>
-      <w:pPr/>
-      <w:r>
-        <w:rPr>
-          <w:lang w:val="zh_TW" w:bidi="zh_TW"/>
-        </w:rPr>
-      </w:r>
-      <w:r>
-        <w:rPr>
-          <w:lang w:val="zh_TW" w:bidi="zh_TW"/>
-        </w:rPr>
-        <w:t>關於攝理有許多錯誤觀念，這顯出它是一個重要的議題。當人否認神有位格，而他們對攝理的理解又不根據聖經的教導時，就會產生錯誤。如此一來，人只能將萬事看作有一股不相宜的力量在支配。在這些錯誤觀念中存在許多矛盾，包括：</w:t>
       </w:r>
     </w:p>
     <w:p>
@@ -2435,16 +291,45 @@
       </w:r>
       <w:r>
         <w:rPr>
-          <w:b/>
-          <w:lang w:val="zh_TW" w:bidi="zh_TW"/>
-        </w:rPr>
-        <w:t>命運</w:t>
-      </w:r>
-      <w:r>
-        <w:rPr>
-          <w:lang w:val="zh_TW" w:bidi="zh_TW"/>
-        </w:rPr>
-        <w:t>：有些人認為人生受一種不可預測的命運控制，他們會說像「命運使然」這類的話。</w:t>
+          <w:lang w:val="zh_TW" w:bidi="zh_TW"/>
+        </w:rPr>
+        <w:t>掃羅是以東的一位王，記載於一份古老的以東王名單中；他屬於早於以色列時代的以東（位於外約旦）諸王之一（</w:t>
+      </w:r>
+      <w:hyperlink r:id="rId13">
+        <w:r>
+          <w:rPr>
+            <w:lang w:val="zh_TW" w:bidi="zh_TW"/>
+          </w:rPr>
+          <w:rPr>
+            <w:color w:val="0000EE"/>
+            <w:u w:val="single"/>
+          </w:rPr>
+          <w:t>創36:37–38</w:t>
+        </w:r>
+      </w:hyperlink>
+      <w:r>
+        <w:rPr>
+          <w:lang w:val="zh_TW" w:bidi="zh_TW"/>
+        </w:rPr>
+        <w:t>；</w:t>
+      </w:r>
+      <w:hyperlink r:id="rId14">
+        <w:r>
+          <w:rPr>
+            <w:lang w:val="zh_TW" w:bidi="zh_TW"/>
+          </w:rPr>
+          <w:rPr>
+            <w:color w:val="0000EE"/>
+            <w:u w:val="single"/>
+          </w:rPr>
+          <w:t>代上1:48–49</w:t>
+        </w:r>
+      </w:hyperlink>
+      <w:r>
+        <w:rPr>
+          <w:lang w:val="zh_TW" w:bidi="zh_TW"/>
+        </w:rPr>
+        <w:t>）。經文說他來自「大河邊的利河伯」；這裡的「大河」可能是指以東附近的一條小河。</w:t>
       </w:r>
     </w:p>
     <w:p>
@@ -2460,16 +345,599 @@
       </w:r>
       <w:r>
         <w:rPr>
-          <w:b/>
-          <w:lang w:val="zh_TW" w:bidi="zh_TW"/>
-        </w:rPr>
-        <w:t>運氣</w:t>
-      </w:r>
-      <w:r>
-        <w:rPr>
-          <w:lang w:val="zh_TW" w:bidi="zh_TW"/>
-        </w:rPr>
-        <w:t>：也有人相信有「福氣」或「運氣」。但運氣不是一個有位格的存有，所以算命的人試圖去理解它，有些人甚至造出「幸運女神（lady luck）」之類的觀念（把運氣想成一位用法術掌控事件的女子）。</w:t>
+          <w:lang w:val="zh_TW" w:bidi="zh_TW"/>
+        </w:rPr>
+        <w:t>掃羅，掃羅是以色列第一位君王，也是舊約聖經中最著名、記載最詳盡的同名人物。他屬於便雅憫支派。便雅憫支派是以色列較小的支派之一，其地業位於迦南城耶路撒冷的北面。他的父親是基士，亞別的兒子。掃羅出生於基比亞。這是一座位於山地的小城，距離耶路撒冷以北數英里。除了外出和率軍征戰之外，基比亞一直是掃羅終生居住的家鄉。掃羅有一位妻子亞希暖，以及五個兒女——三個兒子和兩個女兒（</w:t>
+      </w:r>
+      <w:hyperlink r:id="rId15">
+        <w:r>
+          <w:rPr>
+            <w:lang w:val="zh_TW" w:bidi="zh_TW"/>
+          </w:rPr>
+          <w:rPr>
+            <w:color w:val="0000EE"/>
+            <w:u w:val="single"/>
+          </w:rPr>
+          <w:t>撒上14:49–50</w:t>
+        </w:r>
+      </w:hyperlink>
+      <w:r>
+        <w:rPr>
+          <w:lang w:val="zh_TW" w:bidi="zh_TW"/>
+        </w:rPr>
+        <w:t>）。他最著名的兒子約拿單後來擔任高級軍事職務，協助掃羅。掃羅的三個兒子與他一同陣亡於戰場上（</w:t>
+      </w:r>
+      <w:hyperlink r:id="rId16">
+        <w:r>
+          <w:rPr>
+            <w:lang w:val="zh_TW" w:bidi="zh_TW"/>
+          </w:rPr>
+          <w:rPr>
+            <w:color w:val="0000EE"/>
+            <w:u w:val="single"/>
+          </w:rPr>
+          <w:t>31:2</w:t>
+        </w:r>
+      </w:hyperlink>
+      <w:r>
+        <w:rPr>
+          <w:lang w:val="zh_TW" w:bidi="zh_TW"/>
+        </w:rPr>
+        <w:t>）。在兩個女兒之中，較著名的是小女兒米甲；她後來嫁給大衛。</w:t>
+        <w:br/>
+      </w:r>
+      <w:r>
+        <w:rPr>
+          <w:lang w:val="zh_TW" w:bidi="zh_TW"/>
+        </w:rPr>
+        <w:t>戰士掃羅</w:t>
+        <w:br/>
+      </w:r>
+      <w:r>
+        <w:rPr>
+          <w:lang w:val="zh_TW" w:bidi="zh_TW"/>
+        </w:rPr>
+        <w:t>掃羅生活在以色列各支派歷史上的關鍵時期。雖然無法確定具體年代，但他活躍於公元前11世紀後半葉，並可能在約公元前1020年至1000年間作王。在掃羅登基之前，以色列各支派已瀕臨軍事崩潰。非利士人是一個軍事力量強大的民族，定居於地中海沿岸。他們不但在沿海地區站穩陣腳，還計劃向東擴張，進而控制整個巴勒斯坦。要達成這個目標，他們首先必須消滅定居在約旦河西山地和約旦河東地區的以色列人。以色列人缺乏強大而持久的軍事領導，因此非利士人對以色列的存續構成了嚴重威脅。</w:t>
+        <w:br/>
+      </w:r>
+      <w:r>
+        <w:rPr>
+          <w:lang w:val="zh_TW" w:bidi="zh_TW"/>
+        </w:rPr>
+        <w:t>後來促成掃羅掌權的一場重大危機，是以色列軍隊在以便以謝附近、靠近亞弗的地方遭非利士人徹底擊敗（</w:t>
+      </w:r>
+      <w:hyperlink r:id="rId17">
+        <w:r>
+          <w:rPr>
+            <w:lang w:val="zh_TW" w:bidi="zh_TW"/>
+          </w:rPr>
+          <w:rPr>
+            <w:color w:val="0000EE"/>
+            <w:u w:val="single"/>
+          </w:rPr>
+          <w:t>撒上4:1–22</w:t>
+        </w:r>
+      </w:hyperlink>
+      <w:r>
+        <w:rPr>
+          <w:lang w:val="zh_TW" w:bidi="zh_TW"/>
+        </w:rPr>
+        <w:t>）。這場得勝使非利士人大致控制了約旦河西的以色列地區。他們又在所佔領的地區設立駐軍，藉此維持統治。非利士人擊敗以色列之後，以色列變得衰弱，使他們容易受到其它邊境敵人的攻擊。位於外約旦以色列地以東的亞捫人攻擊雅比城，並圍困該城（</w:t>
+      </w:r>
+      <w:hyperlink r:id="rId18">
+        <w:r>
+          <w:rPr>
+            <w:lang w:val="zh_TW" w:bidi="zh_TW"/>
+          </w:rPr>
+          <w:rPr>
+            <w:color w:val="0000EE"/>
+            <w:u w:val="single"/>
+          </w:rPr>
+          <w:t>11:1</w:t>
+        </w:r>
+      </w:hyperlink>
+      <w:r>
+        <w:rPr>
+          <w:lang w:val="zh_TW" w:bidi="zh_TW"/>
+        </w:rPr>
+        <w:t>）。掃羅召集一支由自願參戰的人組成的軍隊，解救了雅比的居民，並擊敗亞捫人（</w:t>
+      </w:r>
+      <w:hyperlink r:id="rId19">
+        <w:r>
+          <w:rPr>
+            <w:lang w:val="zh_TW" w:bidi="zh_TW"/>
+          </w:rPr>
+          <w:rPr>
+            <w:color w:val="0000EE"/>
+            <w:u w:val="single"/>
+          </w:rPr>
+          <w:t>11</w:t>
+        </w:r>
+      </w:hyperlink>
+      <w:r>
+        <w:rPr>
+          <w:lang w:val="zh_TW" w:bidi="zh_TW"/>
+        </w:rPr>
+        <w:t>節）。這件事之後，掃羅成為王。在此之前，撒母耳已經膏立他作百姓的君或領袖；而他在雅比之役得勝後，便在吉甲的聖所正式就任王位（</w:t>
+      </w:r>
+      <w:hyperlink r:id="rId20">
+        <w:r>
+          <w:rPr>
+            <w:lang w:val="zh_TW" w:bidi="zh_TW"/>
+          </w:rPr>
+          <w:rPr>
+            <w:color w:val="0000EE"/>
+            <w:u w:val="single"/>
+          </w:rPr>
+          <w:t>15</w:t>
+        </w:r>
+      </w:hyperlink>
+      <w:r>
+        <w:rPr>
+          <w:lang w:val="zh_TW" w:bidi="zh_TW"/>
+        </w:rPr>
+        <w:t>節）。</w:t>
+        <w:br/>
+      </w:r>
+      <w:r>
+        <w:rPr>
+          <w:lang w:val="zh_TW" w:bidi="zh_TW"/>
+        </w:rPr>
+        <w:t>以色列人擊敗了亞捫人後，士氣大振，但並沒有消除非利士人所帶來的軍事危機和威脅。事實上，掃羅登基的地點本身就很有意義。吉甲位於靠近耶利哥的約旦河谷，人們選擇在那裡舉行登基儀式，部分原因是示羅原有的聖所已落入非利士人手中。吉甲是少數仍未受非利士人控制的地區之一。因此，如果掃羅的王位要有實際意義，他就必須立刻處理非利士人的威脅；否則，將不再有以色列讓他治理。</w:t>
+        <w:br/>
+      </w:r>
+      <w:r>
+        <w:rPr>
+          <w:lang w:val="zh_TW" w:bidi="zh_TW"/>
+        </w:rPr>
+        <w:t>掃羅迅速採取行動。雖然今天已難以重建當時的詳細歷史經過，但聖經仍提供了掃羅對抗非利士人爭戰的大致輪廓。他先攻擊了基比亞的駐軍，後來又攻擊位於基比亞東北約6.4公里（4英里）的密抹駐軍（</w:t>
+      </w:r>
+      <w:hyperlink r:id="rId21">
+        <w:r>
+          <w:rPr>
+            <w:lang w:val="zh_TW" w:bidi="zh_TW"/>
+          </w:rPr>
+          <w:rPr>
+            <w:color w:val="0000EE"/>
+            <w:u w:val="single"/>
+          </w:rPr>
+          <w:t>撒上13:16–23</w:t>
+        </w:r>
+      </w:hyperlink>
+      <w:r>
+        <w:rPr>
+          <w:lang w:val="zh_TW" w:bidi="zh_TW"/>
+        </w:rPr>
+        <w:t>）。掃羅在密抹大大得勝，其中部分原因是得到兒子約拿單在爭戰中協助他。非利士軍兵潰敗，並從那一帶山區撤退（</w:t>
+      </w:r>
+      <w:hyperlink r:id="rId22">
+        <w:r>
+          <w:rPr>
+            <w:lang w:val="zh_TW" w:bidi="zh_TW"/>
+          </w:rPr>
+          <w:rPr>
+            <w:color w:val="0000EE"/>
+            <w:u w:val="single"/>
+          </w:rPr>
+          <w:t>14:15–23</w:t>
+        </w:r>
+      </w:hyperlink>
+      <w:r>
+        <w:rPr>
+          <w:lang w:val="zh_TW" w:bidi="zh_TW"/>
+        </w:rPr>
+        <w:t>）。掃羅以自己的家鄉基比亞作為軍事基地，並在那裡建造了一座堡壘。</w:t>
+        <w:br/>
+      </w:r>
+      <w:r>
+        <w:rPr>
+          <w:lang w:val="zh_TW" w:bidi="zh_TW"/>
+        </w:rPr>
+        <w:t>在首次對抗非利士人的爭戰之後，掃羅多年來一直忙於各種軍事行動。他持續與東部邊境的仇敵交戰，尤其是位於死海東面的亞捫人和摩押人（</w:t>
+      </w:r>
+      <w:hyperlink r:id="rId23">
+        <w:r>
+          <w:rPr>
+            <w:lang w:val="zh_TW" w:bidi="zh_TW"/>
+          </w:rPr>
+          <w:rPr>
+            <w:color w:val="0000EE"/>
+            <w:u w:val="single"/>
+          </w:rPr>
+          <w:t>撒上14:47</w:t>
+        </w:r>
+      </w:hyperlink>
+      <w:r>
+        <w:rPr>
+          <w:lang w:val="zh_TW" w:bidi="zh_TW"/>
+        </w:rPr>
+        <w:t>）。他也在南部邊境對以色列人的宿敵亞瑪力人發動大規模爭戰（</w:t>
+      </w:r>
+      <w:hyperlink r:id="rId24">
+        <w:r>
+          <w:rPr>
+            <w:lang w:val="zh_TW" w:bidi="zh_TW"/>
+          </w:rPr>
+          <w:rPr>
+            <w:color w:val="0000EE"/>
+            <w:u w:val="single"/>
+          </w:rPr>
+          <w:t>15:7</w:t>
+        </w:r>
+      </w:hyperlink>
+      <w:r>
+        <w:rPr>
+          <w:lang w:val="zh_TW" w:bidi="zh_TW"/>
+        </w:rPr>
+        <w:t>），並且得勝。此外，在整個期間，他都必須時刻留意西部邊境非利士人的動向。</w:t>
+        <w:br/>
+      </w:r>
+      <w:r>
+        <w:rPr>
+          <w:lang w:val="zh_TW" w:bidi="zh_TW"/>
+        </w:rPr>
+        <w:t>掃羅身為軍事統帥，面對一項極其艱鉅的任務。他的領土大多是山地，因此較容易防守。然而，他四面都被覬覦其土地的仇敵包圍。他缺乏充足的武器（因為非利士人控制了鐵器的供應）、沒有龐大的常備軍、各地之間聯絡不易，也未能得到全體以色列人的全力支持。在這樣極為不利的情況下，他仍然取得了數年的成功。然而，最終連他的軍事才能也無法再取得成功。</w:t>
+        <w:br/>
+      </w:r>
+      <w:r>
+        <w:rPr>
+          <w:lang w:val="zh_TW" w:bidi="zh_TW"/>
+        </w:rPr>
+        <w:t>非利士人在亞弗附近集結了一支大軍（</w:t>
+      </w:r>
+      <w:hyperlink r:id="rId25">
+        <w:r>
+          <w:rPr>
+            <w:lang w:val="zh_TW" w:bidi="zh_TW"/>
+          </w:rPr>
+          <w:rPr>
+            <w:color w:val="0000EE"/>
+            <w:u w:val="single"/>
+          </w:rPr>
+          <w:t>撒上29:1</w:t>
+        </w:r>
+      </w:hyperlink>
+      <w:r>
+        <w:rPr>
+          <w:lang w:val="zh_TW" w:bidi="zh_TW"/>
+        </w:rPr>
+        <w:t>）。然而，他們沒有直接進攻掃羅的山地領土，反而先向北推進，然後從耶斯列附近防守薄弱的地點進入以色列境內（</w:t>
+      </w:r>
+      <w:hyperlink r:id="rId26">
+        <w:r>
+          <w:rPr>
+            <w:lang w:val="zh_TW" w:bidi="zh_TW"/>
+          </w:rPr>
+          <w:rPr>
+            <w:color w:val="0000EE"/>
+            <w:u w:val="single"/>
+          </w:rPr>
+          <w:t>11</w:t>
+        </w:r>
+      </w:hyperlink>
+      <w:r>
+        <w:rPr>
+          <w:lang w:val="zh_TW" w:bidi="zh_TW"/>
+        </w:rPr>
+        <w:t>節）。掃羅試圖召集足夠的兵力來應對非利士人的威脅，卻未能成功。由於準備不足、兵力有限，他仍在基利波山準備迎戰（</w:t>
+      </w:r>
+      <w:hyperlink r:id="rId27">
+        <w:r>
+          <w:rPr>
+            <w:lang w:val="zh_TW" w:bidi="zh_TW"/>
+          </w:rPr>
+          <w:rPr>
+            <w:color w:val="0000EE"/>
+            <w:u w:val="single"/>
+          </w:rPr>
+          <w:t>31:1</w:t>
+        </w:r>
+      </w:hyperlink>
+      <w:r>
+        <w:rPr>
+          <w:lang w:val="zh_TW" w:bidi="zh_TW"/>
+        </w:rPr>
+        <w:t>）。他本不該投入這場戰役，因為這場戰役根本沒有得勝的可能。他的兒子們在戰場上陣亡；掃羅為了不落在非利士人手中，便自殺身亡（</w:t>
+      </w:r>
+      <w:hyperlink r:id="rId28">
+        <w:r>
+          <w:rPr>
+            <w:lang w:val="zh_TW" w:bidi="zh_TW"/>
+          </w:rPr>
+          <w:rPr>
+            <w:color w:val="0000EE"/>
+            <w:u w:val="single"/>
+          </w:rPr>
+          <w:t>2–6</w:t>
+        </w:r>
+      </w:hyperlink>
+      <w:r>
+        <w:rPr>
+          <w:lang w:val="zh_TW" w:bidi="zh_TW"/>
+        </w:rPr>
+        <w:t>節）。</w:t>
+        <w:br/>
+      </w:r>
+      <w:r>
+        <w:rPr>
+          <w:lang w:val="zh_TW" w:bidi="zh_TW"/>
+        </w:rPr>
+        <w:t>從軍事角度來看，掃羅是在危機時刻登上王位的。他曾避免災難臨到，並為自己的國爭取到一段喘息的時間。然而，他戰死的那場爭戰卻為以色列帶來災難。他死後留下的以色列，處境比他剛掌權時更為艱難。</w:t>
+        <w:br/>
+      </w:r>
+      <w:r>
+        <w:rPr>
+          <w:lang w:val="zh_TW" w:bidi="zh_TW"/>
+        </w:rPr>
+        <w:t>君王掃羅</w:t>
+        <w:br/>
+      </w:r>
+      <w:r>
+        <w:rPr>
+          <w:lang w:val="zh_TW" w:bidi="zh_TW"/>
+        </w:rPr>
+        <w:t>如果說掃羅作為以色列的軍事統帥已經面對艱鉅的任務，那麼作為以色列的君王，他所面對的挑戰更大。在掃羅之前，以色列一直沒有君王。以色列沒有王權，主要是出於宗教上的原因。神是以色列獨一真正的王；祂才是統治者（</w:t>
+      </w:r>
+      <w:hyperlink r:id="rId29">
+        <w:r>
+          <w:rPr>
+            <w:lang w:val="zh_TW" w:bidi="zh_TW"/>
+          </w:rPr>
+          <w:rPr>
+            <w:color w:val="0000EE"/>
+            <w:u w:val="single"/>
+          </w:rPr>
+          <w:t>出15:18</w:t>
+        </w:r>
+      </w:hyperlink>
+      <w:r>
+        <w:rPr>
+          <w:lang w:val="zh_TW" w:bidi="zh_TW"/>
+        </w:rPr>
+        <w:t>）。因此，雖然以色列早期歷史中曾出現一些擁有很大權力的領袖，例如摩西、約書亞和某些士師，但沒有人採用君王的稱號或職分。因為人們認為，這樣做會削弱神作為君王的核心地位。然而，律法已經為王權的出現作出安排（</w:t>
+      </w:r>
+      <w:hyperlink r:id="rId30">
+        <w:r>
+          <w:rPr>
+            <w:lang w:val="zh_TW" w:bidi="zh_TW"/>
+          </w:rPr>
+          <w:rPr>
+            <w:color w:val="0000EE"/>
+            <w:u w:val="single"/>
+          </w:rPr>
+          <w:t>申19:14–20</w:t>
+        </w:r>
+      </w:hyperlink>
+      <w:r>
+        <w:rPr>
+          <w:lang w:val="zh_TW" w:bidi="zh_TW"/>
+        </w:rPr>
+        <w:t>）；關於以色列的王權，</w:t>
+      </w:r>
+      <w:r>
+        <w:rPr>
+          <w:i/>
+          <w:lang w:val="zh_TW" w:bidi="zh_TW"/>
+        </w:rPr>
+        <w:t>見</w:t>
+      </w:r>
+      <w:r>
+        <w:rPr>
+          <w:lang w:val="zh_TW" w:bidi="zh_TW"/>
+        </w:rPr>
+        <w:t xml:space="preserve"> 王，王權。</w:t>
+        <w:br/>
+      </w:r>
+      <w:r>
+        <w:rPr>
+          <w:lang w:val="zh_TW" w:bidi="zh_TW"/>
+        </w:rPr>
+        <w:t>以色列之所以建立君主政體（monarchy），完全是出於現實需要；而這種需要正是非利士人持續不斷的軍事威脅所造成的。如果只是短暫的外敵威脅，設立一位臨時領袖（士師）便足以應付。然而，面對威脅以色列生存、長期而嚴重的危機，這種臨時措施無法解決問題。如果以色列要作為一個民族繼續存留下去（而事實上，他們當時幾乎無法存續下去），就必須建立一個中央軍事政府，對組成以色列的各支派擁有公認的權柄。因此，君主政體得以建立，掃羅也成為第一位君王，而他所面對的困難極其巨大。</w:t>
+        <w:br/>
+      </w:r>
+      <w:r>
+        <w:rPr>
+          <w:lang w:val="zh_TW" w:bidi="zh_TW"/>
+        </w:rPr>
+        <w:t>由於以色列從未有過王國，因此沒有任何先例可循。掃羅的職責究竟是甚麼？首先，他的職責是軍事方面的，因為建立君主政體本來就是為了應付軍事威脅。在這方面，掃羅在統治初期相當成功。然而，除了軍事責任之外，掃羅作為君王還面對極其艱鉅的挑戰。按照希伯來人的神學觀念，許多以色列人從一開始就反對王權，這樣的反對幾乎是無可避免的。事實上，撒母耳雖然膏立掃羅，又主持他的登基儀式，但他對王權（</w:t>
+      </w:r>
+      <w:hyperlink r:id="rId31">
+        <w:r>
+          <w:rPr>
+            <w:lang w:val="zh_TW" w:bidi="zh_TW"/>
+          </w:rPr>
+          <w:rPr>
+            <w:color w:val="0000EE"/>
+            <w:u w:val="single"/>
+          </w:rPr>
+          <w:t>撒上8:6</w:t>
+        </w:r>
+      </w:hyperlink>
+      <w:r>
+        <w:rPr>
+          <w:lang w:val="zh_TW" w:bidi="zh_TW"/>
+        </w:rPr>
+        <w:t>）以及後來對掃羅本人（</w:t>
+      </w:r>
+      <w:hyperlink r:id="rId32">
+        <w:r>
+          <w:rPr>
+            <w:lang w:val="zh_TW" w:bidi="zh_TW"/>
+          </w:rPr>
+          <w:rPr>
+            <w:color w:val="0000EE"/>
+            <w:u w:val="single"/>
+          </w:rPr>
+          <w:t>15:23</w:t>
+        </w:r>
+      </w:hyperlink>
+      <w:r>
+        <w:rPr>
+          <w:lang w:val="zh_TW" w:bidi="zh_TW"/>
+        </w:rPr>
+        <w:t>）的態度，似乎並不十分明確。此外，沒有人清楚界定君王究竟可以做甚麼。他是軍事領袖，這一點很明確；但他是否也負有宗教方面的責任呢？雖然後人對掃羅的評價往往相當苛刻，但我們不應忽略他所承擔任務的艱難。單是軍事問題，就已足以使大多數傑出人物難以應付；然而，掃羅還必須塑造君王這個全新的角色。在實際施政方面，掃羅的領導相當樸實，也值得稱許。他不像許多東方君王那樣追求排場和奢華。他的宮廷規模很小，設在自己的軍事據點基比亞；幾乎沒有證據顯示那裡擁有龐大的財富。實際上，他沒有龐大的常備軍。他身邊只有少數親信，尤其是他的兒子約拿單和元帥押尼珥。他也留意並提拔有潛力的年輕人，例如大衛。與後來大衛和所羅門宮廷的輝煌相比，掃羅的宮廷顯得簡樸而樸實。然而，掃羅作為全國領袖，與膏立他的撒母耳發生了衝突。撒母耳在掃羅作王之前，對以色列一直具有重要影響力。雖然問題主要可能出在掃羅身上，但撒母耳似乎也沒有給予太多支持和幫助。有一次，撒母耳因掃羅在吉甲等待期間代行祭司職分獻祭，而嚴厲責備並定他的罪（</w:t>
+      </w:r>
+      <w:hyperlink r:id="rId33">
+        <w:r>
+          <w:rPr>
+            <w:lang w:val="zh_TW" w:bidi="zh_TW"/>
+          </w:rPr>
+          <w:rPr>
+            <w:color w:val="0000EE"/>
+            <w:u w:val="single"/>
+          </w:rPr>
+          <w:t>撒上13:8–15</w:t>
+        </w:r>
+      </w:hyperlink>
+      <w:r>
+        <w:rPr>
+          <w:lang w:val="zh_TW" w:bidi="zh_TW"/>
+        </w:rPr>
+        <w:t>）。這樣的責備無疑有其道理，但人們也能理解掃羅所面對的困境。君王究竟是否具有祭司的職責？這個問題當時並不明確。此外，掃羅當時正處於危急關頭。他已等候撒母耳七天；隨著日子一天天過去，軍中逃兵越來越多，兵力不斷減少。因此，掃羅採取了行動。他或許不能因此獲得開脫，但人們不難理解他的作法；而這件事本身也反映出，作為一國的第一位君王是何等困難。後來，在與亞瑪力人的戰事之後，撒母耳再次宣告神定了掃羅的罪。</w:t>
+        <w:br/>
+      </w:r>
+      <w:r>
+        <w:rPr>
+          <w:lang w:val="zh_TW" w:bidi="zh_TW"/>
+        </w:rPr>
+        <w:t>掃羅是以色列的第一位君王，卻不是最偉大的君王。然而，無論人們怎樣批評掃羅的領導，都不應忽略他的長處。他面對了極其艱難的處境，並且在一段時間內取得了成功。能做到他所做到之事的人，其實寥寥可數。最終，掃羅以失敗告終；然而，如果繼承他王位的不是大衛，他的成就或許會得到更多肯定。大衛的恩賜和才能實在卓越非凡，以致掃羅那些較為平凡的成就相形見絀，人們記得的往往只剩下他的失敗。</w:t>
+        <w:br/>
+      </w:r>
+      <w:r>
+        <w:rPr>
+          <w:lang w:val="zh_TW" w:bidi="zh_TW"/>
+        </w:rPr>
+        <w:t>掃羅其人</w:t>
+        <w:br/>
+      </w:r>
+      <w:r>
+        <w:rPr>
+          <w:lang w:val="zh_TW" w:bidi="zh_TW"/>
+        </w:rPr>
+        <w:t>舊約聖經的作者以十分引人入勝的方式描寫掃羅的故事。有些舊約聖經人物的形象較為模糊，但掃羅卻是以一個有血有肉的人物形象呈現在讀者面前，無論是他的長處還是缺點，都清楚可見。從許多方面來看，掃羅是一位傑出的人物；然而，在他生命後期，他性格中的缺陷也越來越明顯。掃羅出身富裕家庭。聖經形容他身材高大、相貌俊美（</w:t>
+      </w:r>
+      <w:hyperlink r:id="rId34">
+        <w:r>
+          <w:rPr>
+            <w:lang w:val="zh_TW" w:bidi="zh_TW"/>
+          </w:rPr>
+          <w:rPr>
+            <w:color w:val="0000EE"/>
+            <w:u w:val="single"/>
+          </w:rPr>
+          <w:t>撒上9:1–2</w:t>
+        </w:r>
+      </w:hyperlink>
+      <w:r>
+        <w:rPr>
+          <w:lang w:val="zh_TW" w:bidi="zh_TW"/>
+        </w:rPr>
+        <w:t>）。他極有勇氣，而他在軍事上的成功，部分原因是他勇敢無懼。在作王初期，掃羅被描繪成一位本性寬厚的人。他善待朋友，忠於朋友；對那些反對他的人，也不輕易懷恨在心（</w:t>
+      </w:r>
+      <w:hyperlink r:id="rId35">
+        <w:r>
+          <w:rPr>
+            <w:lang w:val="zh_TW" w:bidi="zh_TW"/>
+          </w:rPr>
+          <w:rPr>
+            <w:color w:val="0000EE"/>
+            <w:u w:val="single"/>
+          </w:rPr>
+          <w:t>11:12–13</w:t>
+        </w:r>
+      </w:hyperlink>
+      <w:r>
+        <w:rPr>
+          <w:lang w:val="zh_TW" w:bidi="zh_TW"/>
+        </w:rPr>
+        <w:t>）。然而，在掃羅早年，真正使他剛強的，是他與神的關係。儘管他擁有許多天賦和才能，掃羅之所以成為王，是因為神揀選了他（</w:t>
+      </w:r>
+      <w:hyperlink r:id="rId36">
+        <w:r>
+          <w:rPr>
+            <w:lang w:val="zh_TW" w:bidi="zh_TW"/>
+          </w:rPr>
+          <w:rPr>
+            <w:color w:val="0000EE"/>
+            <w:u w:val="single"/>
+          </w:rPr>
+          <w:t>10:1</w:t>
+        </w:r>
+      </w:hyperlink>
+      <w:r>
+        <w:rPr>
+          <w:lang w:val="zh_TW" w:bidi="zh_TW"/>
+        </w:rPr>
+        <w:t>），也是因為「耶和華的靈」臨到他（</w:t>
+      </w:r>
+      <w:hyperlink r:id="rId37">
+        <w:r>
+          <w:rPr>
+            <w:lang w:val="zh_TW" w:bidi="zh_TW"/>
+          </w:rPr>
+          <w:rPr>
+            <w:color w:val="0000EE"/>
+            <w:u w:val="single"/>
+          </w:rPr>
+          <w:t>6</w:t>
+        </w:r>
+      </w:hyperlink>
+      <w:r>
+        <w:rPr>
+          <w:lang w:val="zh_TW" w:bidi="zh_TW"/>
+        </w:rPr>
+        <w:t>節）。</w:t>
+        <w:br/>
+      </w:r>
+      <w:r>
+        <w:rPr>
+          <w:lang w:val="zh_TW" w:bidi="zh_TW"/>
+        </w:rPr>
+        <w:t>掃羅於其晚年發生了改變，使他成為一個充滿悲劇色彩、令人憐憫的人。掃羅與年輕的大衛之間的許多事件，讓人看見這種轉變。大衛原本是掃羅的朋友，後來掃羅卻視他為仇敵，並成為掃羅毫無根據的猜疑和不理性嫉妒的對象。掃羅有時神智清醒，有時卻陷入憂鬱和妄想。妄想影響了他的判斷能力。他不再專注於抵抗入侵的非利士人，反而把精力轉去追捕大衛。聖經作者把這種改變描述為「耶和華的靈離開掃羅」以及「有惡魔從耶和華那裡來擾亂他」（</w:t>
+      </w:r>
+      <w:hyperlink r:id="rId38">
+        <w:r>
+          <w:rPr>
+            <w:lang w:val="zh_TW" w:bidi="zh_TW"/>
+          </w:rPr>
+          <w:rPr>
+            <w:color w:val="0000EE"/>
+            <w:u w:val="single"/>
+          </w:rPr>
+          <w:t>撒上16:14</w:t>
+        </w:r>
+      </w:hyperlink>
+      <w:r>
+        <w:rPr>
+          <w:lang w:val="zh_TW" w:bidi="zh_TW"/>
+        </w:rPr>
+        <w:t>）。許多現代學者認為，這可能是某種精神疾病的開始，例如躁鬱症；其特徵是人有時精神旺盛、思路清晰，有時卻陷入嚴重的憂鬱和妄想。然而，對古代歷史人物進行心理分析存在一定風險，主要因為現存文獻資料很少足以支持這類分析。聖經作者則從神學角度解釋掃羅的改變：神的靈離開了他。若從人的角度來看，掃羅無力承擔擺在他面前那極其艱鉅的任務。這項責任過於複雜，使他不堪重負；而且他對那位把這重大責任交託給他的神，也失去了原有的信心。最終，掃羅的人生以悲劇告終。</w:t>
+        <w:br/>
+      </w:r>
+      <w:r>
+        <w:rPr>
+          <w:i/>
+          <w:lang w:val="zh_TW" w:bidi="zh_TW"/>
+        </w:rPr>
+        <w:t>另見</w:t>
+      </w:r>
+      <w:r>
+        <w:rPr>
+          <w:lang w:val="zh_TW" w:bidi="zh_TW"/>
+        </w:rPr>
+        <w:t xml:space="preserve"> </w:t>
+      </w:r>
+      <w:r>
+        <w:rPr>
+          <w:lang w:val="zh_TW" w:bidi="zh_TW"/>
+        </w:rPr>
+        <w:t>大衛</w:t>
+      </w:r>
+      <w:r>
+        <w:rPr>
+          <w:lang w:val="zh_TW" w:bidi="zh_TW"/>
+        </w:rPr>
+        <w:t>。</w:t>
       </w:r>
     </w:p>
     <w:p>
@@ -2485,77 +953,86 @@
       </w:r>
       <w:r>
         <w:rPr>
-          <w:b/>
-          <w:lang w:val="zh_TW" w:bidi="zh_TW"/>
-        </w:rPr>
-        <w:t>巧合</w:t>
-      </w:r>
-      <w:r>
-        <w:rPr>
-          <w:lang w:val="zh_TW" w:bidi="zh_TW"/>
-        </w:rPr>
-        <w:t>：有人把偶然發現好事的功勞歸給自己。這忽略了神的作為，也沒有獻上感謝。</w:t>
+          <w:lang w:val="zh_TW" w:bidi="zh_TW"/>
+        </w:rPr>
+        <w:t>新約聖經提到的掃羅，後來改名為保羅（</w:t>
+      </w:r>
+      <w:hyperlink r:id="rId39">
+        <w:r>
+          <w:rPr>
+            <w:lang w:val="zh_TW" w:bidi="zh_TW"/>
+          </w:rPr>
+          <w:rPr>
+            <w:color w:val="0000EE"/>
+            <w:u w:val="single"/>
+          </w:rPr>
+          <w:t>徒13:9</w:t>
+        </w:r>
+      </w:hyperlink>
+      <w:r>
+        <w:rPr>
+          <w:lang w:val="zh_TW" w:bidi="zh_TW"/>
+        </w:rPr>
+        <w:t>）。</w:t>
+      </w:r>
+      <w:r>
+        <w:rPr>
+          <w:i/>
+          <w:lang w:val="zh_TW" w:bidi="zh_TW"/>
+        </w:rPr>
+        <w:t>見</w:t>
+      </w:r>
+      <w:r>
+        <w:rPr>
+          <w:lang w:val="zh_TW" w:bidi="zh_TW"/>
+        </w:rPr>
+        <w:t xml:space="preserve"> </w:t>
+      </w:r>
+      <w:r>
+        <w:rPr>
+          <w:lang w:val="zh_TW" w:bidi="zh_TW"/>
+        </w:rPr>
+        <w:t>使徒保羅</w:t>
+      </w:r>
+      <w:r>
+        <w:rPr>
+          <w:lang w:val="zh_TW" w:bidi="zh_TW"/>
+        </w:rPr>
+        <w:t>。</w:t>
+      </w:r>
+      <w:r>
+        <w:rPr>
+          <w:lang w:val="zh_TW" w:bidi="zh_TW"/>
+        </w:rPr>
+      </w:r>
+      <w:r>
+        <w:rPr>
+          <w:lang w:val="zh_TW" w:bidi="zh_TW"/>
+        </w:rPr>
       </w:r>
     </w:p>
     <w:p>
-      <w:pPr>
-        <w:pStyle w:val="ListNumber"/>
-        <w:spacing w:line="240" w:lineRule="auto"/>
-        <w:ind w:left="720"/>
-      </w:pPr>
-      <w:r>
-        <w:rPr>
-          <w:lang w:val="zh_TW" w:bidi="zh_TW"/>
-        </w:rPr>
-      </w:r>
-      <w:r>
-        <w:rPr>
-          <w:b/>
-          <w:lang w:val="zh_TW" w:bidi="zh_TW"/>
-        </w:rPr>
-        <w:t>歷史</w:t>
-      </w:r>
-      <w:r>
-        <w:rPr>
-          <w:lang w:val="zh_TW" w:bidi="zh_TW"/>
-        </w:rPr>
-        <w:t>：有些群體相信歷史支持他們的觀念。例如：</w:t>
+      <w:pPr/>
+      <w:r>
+        <w:rPr>
+          <w:lang w:val="zh_TW" w:bidi="zh_TW"/>
+        </w:rPr>
       </w:r>
     </w:p>
     <w:p>
       <w:pPr>
-        <w:pStyle w:val="ListBullet"/>
-        <w:spacing w:line="240" w:lineRule="auto"/>
-        <w:ind w:left="1440"/>
-      </w:pPr>
-      <w:r>
-        <w:rPr>
-          <w:lang w:val="zh_TW" w:bidi="zh_TW"/>
-        </w:rPr>
-      </w:r>
-      <w:r>
-        <w:rPr>
-          <w:lang w:val="zh_TW" w:bidi="zh_TW"/>
-        </w:rPr>
-        <w:t>馬克思主義的支持者（跟從馬克思〔Karl Marx〕思想的人）曾說：「歷史站在我們這邊。」他們相信未來的事件必然會導向一個由共產主義統治的世界。</w:t>
-      </w:r>
-    </w:p>
-    <w:p>
-      <w:pPr>
-        <w:pStyle w:val="ListBullet"/>
-        <w:spacing w:line="240" w:lineRule="auto"/>
-        <w:ind w:left="1440"/>
-      </w:pPr>
-      <w:r>
-        <w:rPr>
-          <w:lang w:val="zh_TW" w:bidi="zh_TW"/>
-        </w:rPr>
-      </w:r>
-      <w:r>
-        <w:rPr>
-          <w:lang w:val="zh_TW" w:bidi="zh_TW"/>
-        </w:rPr>
-        <w:t>一些美國領袖相信「昭昭天命（Manifest Destiny）」。這種觀念宣稱，美國注定要在其所在的地區，甚至在全世界成為最強大的國家。</w:t>
+        <w:pStyle w:val="Heading2"/>
+      </w:pPr>
+      <w:r>
+        <w:rPr>
+          <w:lang w:val="zh_TW" w:bidi="zh_TW"/>
+        </w:rPr>
+        <w:t>掃羅</w:t>
+      </w:r>
+      <w:r>
+        <w:rPr>
+          <w:lang w:val="zh_TW" w:bidi="zh_TW"/>
+        </w:rPr>
       </w:r>
     </w:p>
     <w:p>
@@ -2575,16 +1052,64 @@
       </w:r>
       <w:r>
         <w:rPr>
-          <w:b/>
-          <w:lang w:val="zh_TW" w:bidi="zh_TW"/>
-        </w:rPr>
-        <w:t>進步</w:t>
-      </w:r>
-      <w:r>
-        <w:rPr>
-          <w:lang w:val="zh_TW" w:bidi="zh_TW"/>
-        </w:rPr>
-        <w:t>：科學、技術、教育、社會的發展，使有些人將「進步」看作一股偉大的力量。某種程度上，這等於將攝理看成進步本身，卻把榮耀從神那裡奪去。</w:t>
+          <w:lang w:val="zh_TW" w:bidi="zh_TW"/>
+        </w:rPr>
+        <w:t>掃羅（Shaul）是以東王掃羅（Saul）的另一個名稱，見於</w:t>
+      </w:r>
+      <w:hyperlink r:id="rId13">
+        <w:r>
+          <w:rPr>
+            <w:lang w:val="zh_TW" w:bidi="zh_TW"/>
+          </w:rPr>
+          <w:rPr>
+            <w:color w:val="0000EE"/>
+            <w:u w:val="single"/>
+          </w:rPr>
+          <w:t>創世記三十六章37至38節</w:t>
+        </w:r>
+      </w:hyperlink>
+      <w:r>
+        <w:rPr>
+          <w:lang w:val="zh_TW" w:bidi="zh_TW"/>
+        </w:rPr>
+        <w:t>和</w:t>
+      </w:r>
+      <w:hyperlink r:id="rId14">
+        <w:r>
+          <w:rPr>
+            <w:lang w:val="zh_TW" w:bidi="zh_TW"/>
+          </w:rPr>
+          <w:rPr>
+            <w:color w:val="0000EE"/>
+            <w:u w:val="single"/>
+          </w:rPr>
+          <w:t>歷代志上一章48至49節</w:t>
+        </w:r>
+      </w:hyperlink>
+      <w:r>
+        <w:rPr>
+          <w:lang w:val="zh_TW" w:bidi="zh_TW"/>
+        </w:rPr>
+        <w:t>。</w:t>
+      </w:r>
+      <w:r>
+        <w:rPr>
+          <w:i/>
+          <w:lang w:val="zh_TW" w:bidi="zh_TW"/>
+        </w:rPr>
+        <w:t xml:space="preserve">見 </w:t>
+      </w:r>
+      <w:r>
+        <w:rPr>
+          <w:lang w:val="zh_TW" w:bidi="zh_TW"/>
+        </w:rPr>
+        <w:t>掃羅 #1</w:t>
+      </w:r>
+      <w:r>
+        <w:rPr>
+          <w:lang w:val="zh_TW" w:bidi="zh_TW"/>
+        </w:rPr>
+        <w:t>。</w:t>
       </w:r>
     </w:p>
     <w:p>
@@ -2600,16 +1125,81 @@
       </w:r>
       <w:r>
         <w:rPr>
-          <w:b/>
-          <w:lang w:val="zh_TW" w:bidi="zh_TW"/>
-        </w:rPr>
-        <w:t>自然</w:t>
-      </w:r>
-      <w:r>
-        <w:rPr>
-          <w:lang w:val="zh_TW" w:bidi="zh_TW"/>
-        </w:rPr>
-        <w:t>：有些人物，例如愛默生（Ralph Waldo Emerson）和梭羅（Henry David Thoreau），將攝理歸於自然。但自然本身並不看顧人。</w:t>
+          <w:lang w:val="zh_TW" w:bidi="zh_TW"/>
+        </w:rPr>
+        <w:t>西緬與一位迦南婦人所生的兒子（</w:t>
+      </w:r>
+      <w:hyperlink r:id="rId40">
+        <w:r>
+          <w:rPr>
+            <w:lang w:val="zh_TW" w:bidi="zh_TW"/>
+          </w:rPr>
+          <w:rPr>
+            <w:color w:val="0000EE"/>
+            <w:u w:val="single"/>
+          </w:rPr>
+          <w:t>創46:10</w:t>
+        </w:r>
+      </w:hyperlink>
+      <w:r>
+        <w:rPr>
+          <w:lang w:val="zh_TW" w:bidi="zh_TW"/>
+        </w:rPr>
+        <w:t>；</w:t>
+      </w:r>
+      <w:hyperlink r:id="rId41">
+        <w:r>
+          <w:rPr>
+            <w:lang w:val="zh_TW" w:bidi="zh_TW"/>
+          </w:rPr>
+          <w:rPr>
+            <w:color w:val="0000EE"/>
+            <w:u w:val="single"/>
+          </w:rPr>
+          <w:t>出6:15</w:t>
+        </w:r>
+      </w:hyperlink>
+      <w:r>
+        <w:rPr>
+          <w:lang w:val="zh_TW" w:bidi="zh_TW"/>
+        </w:rPr>
+        <w:t>；</w:t>
+      </w:r>
+      <w:hyperlink r:id="rId42">
+        <w:r>
+          <w:rPr>
+            <w:lang w:val="zh_TW" w:bidi="zh_TW"/>
+          </w:rPr>
+          <w:rPr>
+            <w:color w:val="0000EE"/>
+            <w:u w:val="single"/>
+          </w:rPr>
+          <w:t>代上4:24</w:t>
+        </w:r>
+      </w:hyperlink>
+      <w:r>
+        <w:rPr>
+          <w:lang w:val="zh_TW" w:bidi="zh_TW"/>
+        </w:rPr>
+        <w:t>）。他是掃羅家族的族長（</w:t>
+      </w:r>
+      <w:hyperlink r:id="rId43">
+        <w:r>
+          <w:rPr>
+            <w:lang w:val="zh_TW" w:bidi="zh_TW"/>
+          </w:rPr>
+          <w:rPr>
+            <w:color w:val="0000EE"/>
+            <w:u w:val="single"/>
+          </w:rPr>
+          <w:t>民26:13</w:t>
+        </w:r>
+      </w:hyperlink>
+      <w:r>
+        <w:rPr>
+          <w:lang w:val="zh_TW" w:bidi="zh_TW"/>
+        </w:rPr>
+        <w:t>）。</w:t>
       </w:r>
     </w:p>
     <w:p>
@@ -2625,84 +1215,11 @@
       </w:r>
       <w:r>
         <w:rPr>
-          <w:b/>
-          <w:lang w:val="zh_TW" w:bidi="zh_TW"/>
-        </w:rPr>
-        <w:t>自然選擇</w:t>
-      </w:r>
-      <w:r>
-        <w:rPr>
-          <w:lang w:val="zh_TW" w:bidi="zh_TW"/>
-        </w:rPr>
-        <w:t>：達爾文那本關於生物進化的經典著作</w:t>
-      </w:r>
-      <w:r>
-        <w:rPr>
-          <w:i/>
-          <w:lang w:val="zh_TW" w:bidi="zh_TW"/>
-        </w:rPr>
-        <w:t>物種起源（The Origin of the Species）</w:t>
-      </w:r>
-      <w:r>
-        <w:rPr>
-          <w:lang w:val="zh_TW" w:bidi="zh_TW"/>
-        </w:rPr>
-        <w:t>，使「自然選擇」這個觀念普及起來。有些人認為，「自然選擇」背後的那股力量變得比神的攝理更重要。「適者生存」的想法使人變得不再需要攝理。</w:t>
-      </w:r>
-    </w:p>
-    <w:p>
-      <w:pPr/>
-      <w:r>
-        <w:rPr>
-          <w:lang w:val="zh_TW" w:bidi="zh_TW"/>
-        </w:rPr>
-      </w:r>
-      <w:r>
-        <w:rPr>
-          <w:lang w:val="zh_TW" w:bidi="zh_TW"/>
-        </w:rPr>
-        <w:t>這些觀點不可能同時都是真的。它們也不能滿足那些尋求一種能回應自己獨特需要之攝理的人。只有基督教關於攝理的教義能做到這一點。</w:t>
-      </w:r>
-    </w:p>
-    <w:p>
-      <w:pPr>
-        <w:pStyle w:val="Heading3"/>
-      </w:pPr>
-      <w:r>
-        <w:rPr>
-          <w:lang w:val="zh_TW" w:bidi="zh_TW"/>
-        </w:rPr>
-        <w:t>攝理的聖經意義</w:t>
-      </w:r>
-    </w:p>
-    <w:p>
-      <w:pPr/>
-      <w:r>
-        <w:rPr>
-          <w:lang w:val="zh_TW" w:bidi="zh_TW"/>
-        </w:rPr>
-      </w:r>
-      <w:r>
-        <w:rPr>
-          <w:lang w:val="zh_TW" w:bidi="zh_TW"/>
-        </w:rPr>
-        <w:t>攝理是神為人的需要所施行的幫助。</w:t>
-      </w:r>
-    </w:p>
-    <w:p>
-      <w:pPr/>
-      <w:r>
-        <w:rPr>
-          <w:lang w:val="zh_TW" w:bidi="zh_TW"/>
-        </w:rPr>
-      </w:r>
-      <w:r>
-        <w:rPr>
-          <w:lang w:val="zh_TW" w:bidi="zh_TW"/>
-        </w:rPr>
-        <w:t>亞伯拉罕在信心上的考驗是一個經典例子。神吩咐他將兒子獻上為祭——但那是他不能失去的禮物。亞伯拉罕十分掙扎去做這個決定，他不想失去兒子，也不想失去與神的情誼。當以撒問到獻祭的羊羔在哪裡時，亞伯拉罕回答說：「我兒，神必自己預備作燔祭的羊羔。」（</w:t>
-      </w:r>
-      <w:hyperlink r:id="rId87">
+          <w:lang w:val="zh_TW" w:bidi="zh_TW"/>
+        </w:rPr>
+        <w:t>烏西雅的兒子（</w:t>
+      </w:r>
+      <w:hyperlink r:id="rId44">
         <w:r>
           <w:rPr>
             <w:lang w:val="zh_TW" w:bidi="zh_TW"/>
@@ -2711,178 +1228,14 @@
             <w:color w:val="0000EE"/>
             <w:u w:val="single"/>
           </w:rPr>
-          <w:t>創22:8</w:t>
+          <w:t>代上6:24</w:t>
         </w:r>
       </w:hyperlink>
       <w:r>
         <w:rPr>
           <w:lang w:val="zh_TW" w:bidi="zh_TW"/>
         </w:rPr>
-        <w:t>）。神果然預備了合宜的祭物，就是「兩角扣在稠密的小樹中」的一隻公羊（</w:t>
-      </w:r>
-      <w:hyperlink r:id="rId88">
-        <w:r>
-          <w:rPr>
-            <w:lang w:val="zh_TW" w:bidi="zh_TW"/>
-          </w:rPr>
-          <w:rPr>
-            <w:color w:val="0000EE"/>
-            <w:u w:val="single"/>
-          </w:rPr>
-          <w:t>創22:13</w:t>
-        </w:r>
-      </w:hyperlink>
-      <w:r>
-        <w:rPr>
-          <w:lang w:val="zh_TW" w:bidi="zh_TW"/>
-        </w:rPr>
-        <w:t>）。</w:t>
-      </w:r>
-    </w:p>
-    <w:p>
-      <w:pPr/>
-      <w:r>
-        <w:rPr>
-          <w:lang w:val="zh_TW" w:bidi="zh_TW"/>
-        </w:rPr>
-      </w:r>
-      <w:r>
-        <w:rPr>
-          <w:lang w:val="zh_TW" w:bidi="zh_TW"/>
-        </w:rPr>
-        <w:t>「攝理」這個詞語的意思是「預先看見」，並且為那處境採取行動。所以亞伯拉罕相信，神特意在獻祭的地方預備了那隻公羊，讓他可以拿來獻上。「供應」和「攝理」都與「預備」這個詞語有關。不過，「攝理」後來就用來表示神的供應。</w:t>
-      </w:r>
-    </w:p>
-    <w:p>
-      <w:pPr/>
-      <w:r>
-        <w:rPr>
-          <w:lang w:val="zh_TW" w:bidi="zh_TW"/>
-        </w:rPr>
-      </w:r>
-      <w:r>
-        <w:rPr>
-          <w:lang w:val="zh_TW" w:bidi="zh_TW"/>
-        </w:rPr>
-        <w:t>在新約聖經裡，保羅稱讚腓立比信徒支持他的宣教工作。他深信神的攝理也必扶助他們：「我的神必照他榮耀的豐富，在基督耶穌裡，使你們一切所需用的都充足。」（</w:t>
-      </w:r>
-      <w:hyperlink r:id="rId89">
-        <w:r>
-          <w:rPr>
-            <w:lang w:val="zh_TW" w:bidi="zh_TW"/>
-          </w:rPr>
-          <w:rPr>
-            <w:color w:val="0000EE"/>
-            <w:u w:val="single"/>
-          </w:rPr>
-          <w:t>腓4:19</w:t>
-        </w:r>
-      </w:hyperlink>
-      <w:r>
-        <w:rPr>
-          <w:lang w:val="zh_TW" w:bidi="zh_TW"/>
-        </w:rPr>
-        <w:t>）。耶穌的獻祭也證實神的攝理。神曾要亞伯拉罕獻上兒子，卻沒有收下那祭。二千年之後，祂將自己的兒子獻為祭。神的性情就是預先看見人的需要，並且為人預備。</w:t>
-      </w:r>
-    </w:p>
-    <w:p>
-      <w:pPr>
-        <w:pStyle w:val="Heading3"/>
-      </w:pPr>
-      <w:r>
-        <w:rPr>
-          <w:lang w:val="zh_TW" w:bidi="zh_TW"/>
-        </w:rPr>
-        <w:t>攝理與神的本質</w:t>
-      </w:r>
-    </w:p>
-    <w:p>
-      <w:pPr/>
-      <w:r>
-        <w:rPr>
-          <w:lang w:val="zh_TW" w:bidi="zh_TW"/>
-        </w:rPr>
-      </w:r>
-      <w:r>
-        <w:rPr>
-          <w:lang w:val="zh_TW" w:bidi="zh_TW"/>
-        </w:rPr>
-        <w:t>保羅對腓立比信徒說完那句話之後（「我的神必照他榮耀的豐富」——</w:t>
-      </w:r>
-      <w:hyperlink r:id="rId89">
-        <w:r>
-          <w:rPr>
-            <w:lang w:val="zh_TW" w:bidi="zh_TW"/>
-          </w:rPr>
-          <w:rPr>
-            <w:color w:val="0000EE"/>
-            <w:u w:val="single"/>
-          </w:rPr>
-          <w:t>腓4:19</w:t>
-        </w:r>
-      </w:hyperlink>
-      <w:r>
-        <w:rPr>
-          <w:lang w:val="zh_TW" w:bidi="zh_TW"/>
-        </w:rPr>
-        <w:t>），他就向「我們的父神」獻上頌讚（</w:t>
-      </w:r>
-      <w:hyperlink r:id="rId90">
-        <w:r>
-          <w:rPr>
-            <w:lang w:val="zh_TW" w:bidi="zh_TW"/>
-          </w:rPr>
-          <w:rPr>
-            <w:color w:val="0000EE"/>
-            <w:u w:val="single"/>
-          </w:rPr>
-          <w:t>20</w:t>
-        </w:r>
-      </w:hyperlink>
-      <w:r>
-        <w:rPr>
-          <w:lang w:val="zh_TW" w:bidi="zh_TW"/>
-        </w:rPr>
-        <w:t>節）。攝理就像是父親的供應與引導。神是我們的父，而祂的攝理就是這父親身分的表現。父親會給兒女機會，卻不奪去他們的自由；父親也藉著看顧來帶領兒女。攝理自然地出於神慈父的性情。</w:t>
-      </w:r>
-    </w:p>
-    <w:p>
-      <w:pPr/>
-      <w:r>
-        <w:rPr>
-          <w:lang w:val="zh_TW" w:bidi="zh_TW"/>
-        </w:rPr>
-      </w:r>
-      <w:r>
-        <w:rPr>
-          <w:i/>
-          <w:lang w:val="zh_TW" w:bidi="zh_TW"/>
-        </w:rPr>
-        <w:t xml:space="preserve">另見 </w:t>
-      </w:r>
-      <w:r>
-        <w:rPr>
-          <w:lang w:val="zh_TW" w:bidi="zh_TW"/>
-        </w:rPr>
-        <w:t>預定</w:t>
-      </w:r>
-      <w:r>
-        <w:rPr>
-          <w:lang w:val="zh_TW" w:bidi="zh_TW"/>
-        </w:rPr>
-        <w:t>；</w:t>
-      </w:r>
-      <w:r>
-        <w:rPr>
-          <w:lang w:val="zh_TW" w:bidi="zh_TW"/>
-        </w:rPr>
-        <w:t>神的存在與屬性</w:t>
-      </w:r>
-      <w:r>
-        <w:rPr>
-          <w:lang w:val="zh_TW" w:bidi="zh_TW"/>
-        </w:rPr>
-        <w:t>。</w:t>
+        <w:t>；和合本譯為：少羅）。他是利未支派哥轄宗族的人。</w:t>
       </w:r>
       <w:r>
         <w:rPr>

--- a/zht/docx/145.content.docx
+++ b/zht/docx/145.content.docx
@@ -149,7 +149,7 @@
         <w:rPr>
           <w:lang w:val="zh_TW" w:bidi="zh_TW"/>
         </w:rPr>
-        <w:t>sao</w:t>
+        <w:t>sa</w:t>
       </w:r>
       <w:r>
         <w:rPr>
@@ -212,7 +212,7 @@
         <w:rPr>
           <w:lang w:val="zh_TW" w:bidi="zh_TW"/>
         </w:rPr>
-        <w:t>掃羅</w:t>
+        <w:t>撒但</w:t>
       </w:r>
       <w:r>
         <w:rPr>
@@ -231,20 +231,18 @@
         <w:rPr>
           <w:lang w:val="zh_TW" w:bidi="zh_TW"/>
         </w:rPr>
-        <w:t>這名字的意思是「求來的」，含有「向</w:t>
-      </w:r>
-      <w:r>
-        <w:rPr>
-          <w:i/>
-          <w:lang w:val="zh_TW" w:bidi="zh_TW"/>
-        </w:rPr>
-        <w:t>神</w:t>
-      </w:r>
-      <w:r>
-        <w:rPr>
-          <w:lang w:val="zh_TW" w:bidi="zh_TW"/>
-        </w:rPr>
-        <w:t>求得」的意思。這個名字歷史悠久，在聖經出現之前已有人使用。敘利亞（古代以巴拉〔Ebla〕）馬爾迪赫遺址（Tell Mardikh）出土的公元前三千年文獻中已出現過這個名字；它似乎也曾在公元前二千年的敘利亞沿海城烏加里特（Ugarit）被使用。</w:t>
+        <w:t>一個與神為敵的靈體。撒但試圖阻止神的計劃，並引誘神的子民叛逆神。</w:t>
+      </w:r>
+    </w:p>
+    <w:p>
+      <w:pPr>
+        <w:pStyle w:val="Heading3"/>
+      </w:pPr>
+      <w:r>
+        <w:rPr>
+          <w:lang w:val="zh_TW" w:bidi="zh_TW"/>
+        </w:rPr>
+        <w:t>舊約中的撒但</w:t>
       </w:r>
     </w:p>
     <w:p>
@@ -258,20 +256,166 @@
         <w:rPr>
           <w:lang w:val="zh_TW" w:bidi="zh_TW"/>
         </w:rPr>
-        <w:t>除了常見的拼寫方式（Saul）外，較早期的英文譯本有時會把這名字拼成Shaul。除了最著名的掃羅王之外，舊約聖經還提到另一位名叫掃羅（Shaul）的人，不過關於他的資料不多（參</w:t>
-      </w:r>
-      <w:r>
-        <w:rPr>
-          <w:i/>
-          <w:lang w:val="zh_TW" w:bidi="zh_TW"/>
-        </w:rPr>
-        <w:t>掃羅〔Shaul〕</w:t>
-      </w:r>
-      <w:r>
-        <w:rPr>
-          <w:lang w:val="zh_TW" w:bidi="zh_TW"/>
-        </w:rPr>
-        <w:t>）。</w:t>
+        <w:t>舊約很少提及撒但。牠被描述為一個天使，扮演天上控告者的角色（指控他人的人；</w:t>
+      </w:r>
+      <w:hyperlink r:id="rId13">
+        <w:r>
+          <w:rPr>
+            <w:lang w:val="zh_TW" w:bidi="zh_TW"/>
+          </w:rPr>
+          <w:rPr>
+            <w:color w:val="0000EE"/>
+            <w:u w:val="single"/>
+          </w:rPr>
+          <w:t>伯1:6–12，</w:t>
+        </w:r>
+      </w:hyperlink>
+      <w:hyperlink r:id="rId14">
+        <w:r>
+          <w:rPr>
+            <w:lang w:val="zh_TW" w:bidi="zh_TW"/>
+          </w:rPr>
+          <w:rPr>
+            <w:color w:val="0000EE"/>
+            <w:u w:val="single"/>
+          </w:rPr>
+          <w:t>2:1–7；</w:t>
+        </w:r>
+      </w:hyperlink>
+      <w:hyperlink r:id="rId15">
+        <w:r>
+          <w:rPr>
+            <w:lang w:val="zh_TW" w:bidi="zh_TW"/>
+          </w:rPr>
+          <w:rPr>
+            <w:color w:val="0000EE"/>
+            <w:u w:val="single"/>
+          </w:rPr>
+          <w:t>亞3:1–2</w:t>
+        </w:r>
+      </w:hyperlink>
+      <w:r>
+        <w:rPr>
+          <w:lang w:val="zh_TW" w:bidi="zh_TW"/>
+        </w:rPr>
+        <w:t>）。在這裡，撒但被稱為「撒但」或「控告者」，並無跡象顯示此天使是邪惡的。</w:t>
+      </w:r>
+    </w:p>
+    <w:p>
+      <w:pPr/>
+      <w:r>
+        <w:rPr>
+          <w:lang w:val="zh_TW" w:bidi="zh_TW"/>
+        </w:rPr>
+      </w:r>
+      <w:r>
+        <w:rPr>
+          <w:lang w:val="zh_TW" w:bidi="zh_TW"/>
+        </w:rPr>
+        <w:t>在舊約的後期，「撒但」的形象開始轉變為試探者。在</w:t>
+      </w:r>
+      <w:hyperlink r:id="rId16">
+        <w:r>
+          <w:rPr>
+            <w:lang w:val="zh_TW" w:bidi="zh_TW"/>
+          </w:rPr>
+          <w:rPr>
+            <w:color w:val="0000EE"/>
+            <w:u w:val="single"/>
+          </w:rPr>
+          <w:t>歷代志上二十一章1節</w:t>
+        </w:r>
+      </w:hyperlink>
+      <w:r>
+        <w:rPr>
+          <w:lang w:val="zh_TW" w:bidi="zh_TW"/>
+        </w:rPr>
+        <w:t>中，撒但首次以名字出現，並被描繪為一位邪惡的角色，重新敘述了</w:t>
+      </w:r>
+      <w:hyperlink r:id="rId17">
+        <w:r>
+          <w:rPr>
+            <w:lang w:val="zh_TW" w:bidi="zh_TW"/>
+          </w:rPr>
+          <w:rPr>
+            <w:color w:val="0000EE"/>
+            <w:u w:val="single"/>
+          </w:rPr>
+          <w:t>撒母耳記下二十四章1節</w:t>
+        </w:r>
+      </w:hyperlink>
+      <w:r>
+        <w:rPr>
+          <w:lang w:val="zh_TW" w:bidi="zh_TW"/>
+        </w:rPr>
+        <w:t>的故事。然而，舊約本身並未完整建立撒但的概念，而是為後來的教義奠定了基礎。有人認為</w:t>
+      </w:r>
+      <w:hyperlink r:id="rId18">
+        <w:r>
+          <w:rPr>
+            <w:lang w:val="zh_TW" w:bidi="zh_TW"/>
+          </w:rPr>
+          <w:rPr>
+            <w:color w:val="0000EE"/>
+            <w:u w:val="single"/>
+          </w:rPr>
+          <w:t>以賽亞書十四章12節</w:t>
+        </w:r>
+      </w:hyperlink>
+      <w:r>
+        <w:rPr>
+          <w:lang w:val="zh_TW" w:bidi="zh_TW"/>
+        </w:rPr>
+        <w:t>中的「明亮之星」指的是撒但，但實際上是指巴比倫王。</w:t>
+      </w:r>
+    </w:p>
+    <w:p>
+      <w:pPr>
+        <w:pStyle w:val="Heading3"/>
+      </w:pPr>
+      <w:r>
+        <w:rPr>
+          <w:lang w:val="zh_TW" w:bidi="zh_TW"/>
+        </w:rPr>
+        <w:t>撒但在猶太思想中的發展</w:t>
+      </w:r>
+    </w:p>
+    <w:p>
+      <w:pPr/>
+      <w:r>
+        <w:rPr>
+          <w:lang w:val="zh_TW" w:bidi="zh_TW"/>
+        </w:rPr>
+      </w:r>
+      <w:r>
+        <w:rPr>
+          <w:lang w:val="zh_TW" w:bidi="zh_TW"/>
+        </w:rPr>
+        <w:t>在舊約和新約之間的時期，猶太思想進一步發展了撒但的概念。牠被稱為彼列、</w:t>
+      </w:r>
+      <w:r>
+        <w:rPr>
+          <w:lang w:val="zh_TW" w:bidi="zh_TW"/>
+        </w:rPr>
+        <w:t>馬斯泰瑪（</w:t>
+      </w:r>
+      <w:r>
+        <w:rPr>
+          <w:lang w:val="zh_TW" w:bidi="zh_TW"/>
+        </w:rPr>
+        <w:t>Mastema</w:t>
+      </w:r>
+      <w:r>
+        <w:rPr>
+          <w:lang w:val="zh_TW" w:bidi="zh_TW"/>
+        </w:rPr>
+        <w:t>）</w:t>
+      </w:r>
+      <w:r>
+        <w:rPr>
+          <w:lang w:val="zh_TW" w:bidi="zh_TW"/>
+        </w:rPr>
+        <w:t>和撒瑪爾（Sammael），並以三種不同的方式被描述：</w:t>
       </w:r>
     </w:p>
     <w:p>
@@ -293,43 +437,19 @@
         <w:rPr>
           <w:lang w:val="zh_TW" w:bidi="zh_TW"/>
         </w:rPr>
-        <w:t>掃羅是以東的一位王，記載於一份古老的以東王名單中；他屬於早於以色列時代的以東（位於外約旦）諸王之一（</w:t>
-      </w:r>
-      <w:hyperlink r:id="rId13">
-        <w:r>
-          <w:rPr>
-            <w:lang w:val="zh_TW" w:bidi="zh_TW"/>
-          </w:rPr>
-          <w:rPr>
-            <w:color w:val="0000EE"/>
-            <w:u w:val="single"/>
-          </w:rPr>
-          <w:t>創36:37–38</w:t>
-        </w:r>
-      </w:hyperlink>
-      <w:r>
-        <w:rPr>
-          <w:lang w:val="zh_TW" w:bidi="zh_TW"/>
-        </w:rPr>
-        <w:t>；</w:t>
-      </w:r>
-      <w:hyperlink r:id="rId14">
-        <w:r>
-          <w:rPr>
-            <w:lang w:val="zh_TW" w:bidi="zh_TW"/>
-          </w:rPr>
-          <w:rPr>
-            <w:color w:val="0000EE"/>
-            <w:u w:val="single"/>
-          </w:rPr>
-          <w:t>代上1:48–49</w:t>
-        </w:r>
-      </w:hyperlink>
-      <w:r>
-        <w:rPr>
-          <w:lang w:val="zh_TW" w:bidi="zh_TW"/>
-        </w:rPr>
-        <w:t>）。經文說他來自「大河邊的利河伯」；這裡的「大河」可能是指以東附近的一條小河。</w:t>
+        <w:t>舊約中的撒但重新以試探者的形象出現，在神面前控告人，並阻礙神的救贖計劃（</w:t>
+      </w:r>
+      <w:r>
+        <w:rPr>
+          <w:lang w:val="zh_TW" w:bidi="zh_TW"/>
+        </w:rPr>
+        <w:t>禧年集</w:t>
+      </w:r>
+      <w:r>
+        <w:rPr>
+          <w:lang w:val="zh_TW" w:bidi="zh_TW"/>
+        </w:rPr>
+        <w:t>11:5，17:16；摩西升天記17章；以諾一書40:7）。</w:t>
       </w:r>
     </w:p>
     <w:p>
@@ -347,597 +467,19 @@
         <w:rPr>
           <w:lang w:val="zh_TW" w:bidi="zh_TW"/>
         </w:rPr>
-        <w:t>掃羅，掃羅是以色列第一位君王，也是舊約聖經中最著名、記載最詳盡的同名人物。他屬於便雅憫支派。便雅憫支派是以色列較小的支派之一，其地業位於迦南城耶路撒冷的北面。他的父親是基士，亞別的兒子。掃羅出生於基比亞。這是一座位於山地的小城，距離耶路撒冷以北數英里。除了外出和率軍征戰之外，基比亞一直是掃羅終生居住的家鄉。掃羅有一位妻子亞希暖，以及五個兒女——三個兒子和兩個女兒（</w:t>
-      </w:r>
-      <w:hyperlink r:id="rId15">
-        <w:r>
-          <w:rPr>
-            <w:lang w:val="zh_TW" w:bidi="zh_TW"/>
-          </w:rPr>
-          <w:rPr>
-            <w:color w:val="0000EE"/>
-            <w:u w:val="single"/>
-          </w:rPr>
-          <w:t>撒上14:49–50</w:t>
-        </w:r>
-      </w:hyperlink>
-      <w:r>
-        <w:rPr>
-          <w:lang w:val="zh_TW" w:bidi="zh_TW"/>
-        </w:rPr>
-        <w:t>）。他最著名的兒子約拿單後來擔任高級軍事職務，協助掃羅。掃羅的三個兒子與他一同陣亡於戰場上（</w:t>
-      </w:r>
-      <w:hyperlink r:id="rId16">
-        <w:r>
-          <w:rPr>
-            <w:lang w:val="zh_TW" w:bidi="zh_TW"/>
-          </w:rPr>
-          <w:rPr>
-            <w:color w:val="0000EE"/>
-            <w:u w:val="single"/>
-          </w:rPr>
-          <w:t>31:2</w:t>
-        </w:r>
-      </w:hyperlink>
-      <w:r>
-        <w:rPr>
-          <w:lang w:val="zh_TW" w:bidi="zh_TW"/>
-        </w:rPr>
-        <w:t>）。在兩個女兒之中，較著名的是小女兒米甲；她後來嫁給大衛。</w:t>
-        <w:br/>
-      </w:r>
-      <w:r>
-        <w:rPr>
-          <w:lang w:val="zh_TW" w:bidi="zh_TW"/>
-        </w:rPr>
-        <w:t>戰士掃羅</w:t>
-        <w:br/>
-      </w:r>
-      <w:r>
-        <w:rPr>
-          <w:lang w:val="zh_TW" w:bidi="zh_TW"/>
-        </w:rPr>
-        <w:t>掃羅生活在以色列各支派歷史上的關鍵時期。雖然無法確定具體年代，但他活躍於公元前11世紀後半葉，並可能在約公元前1020年至1000年間作王。在掃羅登基之前，以色列各支派已瀕臨軍事崩潰。非利士人是一個軍事力量強大的民族，定居於地中海沿岸。他們不但在沿海地區站穩陣腳，還計劃向東擴張，進而控制整個巴勒斯坦。要達成這個目標，他們首先必須消滅定居在約旦河西山地和約旦河東地區的以色列人。以色列人缺乏強大而持久的軍事領導，因此非利士人對以色列的存續構成了嚴重威脅。</w:t>
-        <w:br/>
-      </w:r>
-      <w:r>
-        <w:rPr>
-          <w:lang w:val="zh_TW" w:bidi="zh_TW"/>
-        </w:rPr>
-        <w:t>後來促成掃羅掌權的一場重大危機，是以色列軍隊在以便以謝附近、靠近亞弗的地方遭非利士人徹底擊敗（</w:t>
-      </w:r>
-      <w:hyperlink r:id="rId17">
-        <w:r>
-          <w:rPr>
-            <w:lang w:val="zh_TW" w:bidi="zh_TW"/>
-          </w:rPr>
-          <w:rPr>
-            <w:color w:val="0000EE"/>
-            <w:u w:val="single"/>
-          </w:rPr>
-          <w:t>撒上4:1–22</w:t>
-        </w:r>
-      </w:hyperlink>
-      <w:r>
-        <w:rPr>
-          <w:lang w:val="zh_TW" w:bidi="zh_TW"/>
-        </w:rPr>
-        <w:t>）。這場得勝使非利士人大致控制了約旦河西的以色列地區。他們又在所佔領的地區設立駐軍，藉此維持統治。非利士人擊敗以色列之後，以色列變得衰弱，使他們容易受到其它邊境敵人的攻擊。位於外約旦以色列地以東的亞捫人攻擊雅比城，並圍困該城（</w:t>
-      </w:r>
-      <w:hyperlink r:id="rId18">
-        <w:r>
-          <w:rPr>
-            <w:lang w:val="zh_TW" w:bidi="zh_TW"/>
-          </w:rPr>
-          <w:rPr>
-            <w:color w:val="0000EE"/>
-            <w:u w:val="single"/>
-          </w:rPr>
-          <w:t>11:1</w:t>
-        </w:r>
-      </w:hyperlink>
-      <w:r>
-        <w:rPr>
-          <w:lang w:val="zh_TW" w:bidi="zh_TW"/>
-        </w:rPr>
-        <w:t>）。掃羅召集一支由自願參戰的人組成的軍隊，解救了雅比的居民，並擊敗亞捫人（</w:t>
-      </w:r>
-      <w:hyperlink r:id="rId19">
-        <w:r>
-          <w:rPr>
-            <w:lang w:val="zh_TW" w:bidi="zh_TW"/>
-          </w:rPr>
-          <w:rPr>
-            <w:color w:val="0000EE"/>
-            <w:u w:val="single"/>
-          </w:rPr>
-          <w:t>11</w:t>
-        </w:r>
-      </w:hyperlink>
-      <w:r>
-        <w:rPr>
-          <w:lang w:val="zh_TW" w:bidi="zh_TW"/>
-        </w:rPr>
-        <w:t>節）。這件事之後，掃羅成為王。在此之前，撒母耳已經膏立他作百姓的君或領袖；而他在雅比之役得勝後，便在吉甲的聖所正式就任王位（</w:t>
-      </w:r>
-      <w:hyperlink r:id="rId20">
-        <w:r>
-          <w:rPr>
-            <w:lang w:val="zh_TW" w:bidi="zh_TW"/>
-          </w:rPr>
-          <w:rPr>
-            <w:color w:val="0000EE"/>
-            <w:u w:val="single"/>
-          </w:rPr>
-          <w:t>15</w:t>
-        </w:r>
-      </w:hyperlink>
-      <w:r>
-        <w:rPr>
-          <w:lang w:val="zh_TW" w:bidi="zh_TW"/>
-        </w:rPr>
-        <w:t>節）。</w:t>
-        <w:br/>
-      </w:r>
-      <w:r>
-        <w:rPr>
-          <w:lang w:val="zh_TW" w:bidi="zh_TW"/>
-        </w:rPr>
-        <w:t>以色列人擊敗了亞捫人後，士氣大振，但並沒有消除非利士人所帶來的軍事危機和威脅。事實上，掃羅登基的地點本身就很有意義。吉甲位於靠近耶利哥的約旦河谷，人們選擇在那裡舉行登基儀式，部分原因是示羅原有的聖所已落入非利士人手中。吉甲是少數仍未受非利士人控制的地區之一。因此，如果掃羅的王位要有實際意義，他就必須立刻處理非利士人的威脅；否則，將不再有以色列讓他治理。</w:t>
-        <w:br/>
-      </w:r>
-      <w:r>
-        <w:rPr>
-          <w:lang w:val="zh_TW" w:bidi="zh_TW"/>
-        </w:rPr>
-        <w:t>掃羅迅速採取行動。雖然今天已難以重建當時的詳細歷史經過，但聖經仍提供了掃羅對抗非利士人爭戰的大致輪廓。他先攻擊了基比亞的駐軍，後來又攻擊位於基比亞東北約6.4公里（4英里）的密抹駐軍（</w:t>
-      </w:r>
-      <w:hyperlink r:id="rId21">
-        <w:r>
-          <w:rPr>
-            <w:lang w:val="zh_TW" w:bidi="zh_TW"/>
-          </w:rPr>
-          <w:rPr>
-            <w:color w:val="0000EE"/>
-            <w:u w:val="single"/>
-          </w:rPr>
-          <w:t>撒上13:16–23</w:t>
-        </w:r>
-      </w:hyperlink>
-      <w:r>
-        <w:rPr>
-          <w:lang w:val="zh_TW" w:bidi="zh_TW"/>
-        </w:rPr>
-        <w:t>）。掃羅在密抹大大得勝，其中部分原因是得到兒子約拿單在爭戰中協助他。非利士軍兵潰敗，並從那一帶山區撤退（</w:t>
-      </w:r>
-      <w:hyperlink r:id="rId22">
-        <w:r>
-          <w:rPr>
-            <w:lang w:val="zh_TW" w:bidi="zh_TW"/>
-          </w:rPr>
-          <w:rPr>
-            <w:color w:val="0000EE"/>
-            <w:u w:val="single"/>
-          </w:rPr>
-          <w:t>14:15–23</w:t>
-        </w:r>
-      </w:hyperlink>
-      <w:r>
-        <w:rPr>
-          <w:lang w:val="zh_TW" w:bidi="zh_TW"/>
-        </w:rPr>
-        <w:t>）。掃羅以自己的家鄉基比亞作為軍事基地，並在那裡建造了一座堡壘。</w:t>
-        <w:br/>
-      </w:r>
-      <w:r>
-        <w:rPr>
-          <w:lang w:val="zh_TW" w:bidi="zh_TW"/>
-        </w:rPr>
-        <w:t>在首次對抗非利士人的爭戰之後，掃羅多年來一直忙於各種軍事行動。他持續與東部邊境的仇敵交戰，尤其是位於死海東面的亞捫人和摩押人（</w:t>
-      </w:r>
-      <w:hyperlink r:id="rId23">
-        <w:r>
-          <w:rPr>
-            <w:lang w:val="zh_TW" w:bidi="zh_TW"/>
-          </w:rPr>
-          <w:rPr>
-            <w:color w:val="0000EE"/>
-            <w:u w:val="single"/>
-          </w:rPr>
-          <w:t>撒上14:47</w:t>
-        </w:r>
-      </w:hyperlink>
-      <w:r>
-        <w:rPr>
-          <w:lang w:val="zh_TW" w:bidi="zh_TW"/>
-        </w:rPr>
-        <w:t>）。他也在南部邊境對以色列人的宿敵亞瑪力人發動大規模爭戰（</w:t>
-      </w:r>
-      <w:hyperlink r:id="rId24">
-        <w:r>
-          <w:rPr>
-            <w:lang w:val="zh_TW" w:bidi="zh_TW"/>
-          </w:rPr>
-          <w:rPr>
-            <w:color w:val="0000EE"/>
-            <w:u w:val="single"/>
-          </w:rPr>
-          <w:t>15:7</w:t>
-        </w:r>
-      </w:hyperlink>
-      <w:r>
-        <w:rPr>
-          <w:lang w:val="zh_TW" w:bidi="zh_TW"/>
-        </w:rPr>
-        <w:t>），並且得勝。此外，在整個期間，他都必須時刻留意西部邊境非利士人的動向。</w:t>
-        <w:br/>
-      </w:r>
-      <w:r>
-        <w:rPr>
-          <w:lang w:val="zh_TW" w:bidi="zh_TW"/>
-        </w:rPr>
-        <w:t>掃羅身為軍事統帥，面對一項極其艱鉅的任務。他的領土大多是山地，因此較容易防守。然而，他四面都被覬覦其土地的仇敵包圍。他缺乏充足的武器（因為非利士人控制了鐵器的供應）、沒有龐大的常備軍、各地之間聯絡不易，也未能得到全體以色列人的全力支持。在這樣極為不利的情況下，他仍然取得了數年的成功。然而，最終連他的軍事才能也無法再取得成功。</w:t>
-        <w:br/>
-      </w:r>
-      <w:r>
-        <w:rPr>
-          <w:lang w:val="zh_TW" w:bidi="zh_TW"/>
-        </w:rPr>
-        <w:t>非利士人在亞弗附近集結了一支大軍（</w:t>
-      </w:r>
-      <w:hyperlink r:id="rId25">
-        <w:r>
-          <w:rPr>
-            <w:lang w:val="zh_TW" w:bidi="zh_TW"/>
-          </w:rPr>
-          <w:rPr>
-            <w:color w:val="0000EE"/>
-            <w:u w:val="single"/>
-          </w:rPr>
-          <w:t>撒上29:1</w:t>
-        </w:r>
-      </w:hyperlink>
-      <w:r>
-        <w:rPr>
-          <w:lang w:val="zh_TW" w:bidi="zh_TW"/>
-        </w:rPr>
-        <w:t>）。然而，他們沒有直接進攻掃羅的山地領土，反而先向北推進，然後從耶斯列附近防守薄弱的地點進入以色列境內（</w:t>
-      </w:r>
-      <w:hyperlink r:id="rId26">
-        <w:r>
-          <w:rPr>
-            <w:lang w:val="zh_TW" w:bidi="zh_TW"/>
-          </w:rPr>
-          <w:rPr>
-            <w:color w:val="0000EE"/>
-            <w:u w:val="single"/>
-          </w:rPr>
-          <w:t>11</w:t>
-        </w:r>
-      </w:hyperlink>
-      <w:r>
-        <w:rPr>
-          <w:lang w:val="zh_TW" w:bidi="zh_TW"/>
-        </w:rPr>
-        <w:t>節）。掃羅試圖召集足夠的兵力來應對非利士人的威脅，卻未能成功。由於準備不足、兵力有限，他仍在基利波山準備迎戰（</w:t>
-      </w:r>
-      <w:hyperlink r:id="rId27">
-        <w:r>
-          <w:rPr>
-            <w:lang w:val="zh_TW" w:bidi="zh_TW"/>
-          </w:rPr>
-          <w:rPr>
-            <w:color w:val="0000EE"/>
-            <w:u w:val="single"/>
-          </w:rPr>
-          <w:t>31:1</w:t>
-        </w:r>
-      </w:hyperlink>
-      <w:r>
-        <w:rPr>
-          <w:lang w:val="zh_TW" w:bidi="zh_TW"/>
-        </w:rPr>
-        <w:t>）。他本不該投入這場戰役，因為這場戰役根本沒有得勝的可能。他的兒子們在戰場上陣亡；掃羅為了不落在非利士人手中，便自殺身亡（</w:t>
-      </w:r>
-      <w:hyperlink r:id="rId28">
-        <w:r>
-          <w:rPr>
-            <w:lang w:val="zh_TW" w:bidi="zh_TW"/>
-          </w:rPr>
-          <w:rPr>
-            <w:color w:val="0000EE"/>
-            <w:u w:val="single"/>
-          </w:rPr>
-          <w:t>2–6</w:t>
-        </w:r>
-      </w:hyperlink>
-      <w:r>
-        <w:rPr>
-          <w:lang w:val="zh_TW" w:bidi="zh_TW"/>
-        </w:rPr>
-        <w:t>節）。</w:t>
-        <w:br/>
-      </w:r>
-      <w:r>
-        <w:rPr>
-          <w:lang w:val="zh_TW" w:bidi="zh_TW"/>
-        </w:rPr>
-        <w:t>從軍事角度來看，掃羅是在危機時刻登上王位的。他曾避免災難臨到，並為自己的國爭取到一段喘息的時間。然而，他戰死的那場爭戰卻為以色列帶來災難。他死後留下的以色列，處境比他剛掌權時更為艱難。</w:t>
-        <w:br/>
-      </w:r>
-      <w:r>
-        <w:rPr>
-          <w:lang w:val="zh_TW" w:bidi="zh_TW"/>
-        </w:rPr>
-        <w:t>君王掃羅</w:t>
-        <w:br/>
-      </w:r>
-      <w:r>
-        <w:rPr>
-          <w:lang w:val="zh_TW" w:bidi="zh_TW"/>
-        </w:rPr>
-        <w:t>如果說掃羅作為以色列的軍事統帥已經面對艱鉅的任務，那麼作為以色列的君王，他所面對的挑戰更大。在掃羅之前，以色列一直沒有君王。以色列沒有王權，主要是出於宗教上的原因。神是以色列獨一真正的王；祂才是統治者（</w:t>
-      </w:r>
-      <w:hyperlink r:id="rId29">
-        <w:r>
-          <w:rPr>
-            <w:lang w:val="zh_TW" w:bidi="zh_TW"/>
-          </w:rPr>
-          <w:rPr>
-            <w:color w:val="0000EE"/>
-            <w:u w:val="single"/>
-          </w:rPr>
-          <w:t>出15:18</w:t>
-        </w:r>
-      </w:hyperlink>
-      <w:r>
-        <w:rPr>
-          <w:lang w:val="zh_TW" w:bidi="zh_TW"/>
-        </w:rPr>
-        <w:t>）。因此，雖然以色列早期歷史中曾出現一些擁有很大權力的領袖，例如摩西、約書亞和某些士師，但沒有人採用君王的稱號或職分。因為人們認為，這樣做會削弱神作為君王的核心地位。然而，律法已經為王權的出現作出安排（</w:t>
-      </w:r>
-      <w:hyperlink r:id="rId30">
-        <w:r>
-          <w:rPr>
-            <w:lang w:val="zh_TW" w:bidi="zh_TW"/>
-          </w:rPr>
-          <w:rPr>
-            <w:color w:val="0000EE"/>
-            <w:u w:val="single"/>
-          </w:rPr>
-          <w:t>申19:14–20</w:t>
-        </w:r>
-      </w:hyperlink>
-      <w:r>
-        <w:rPr>
-          <w:lang w:val="zh_TW" w:bidi="zh_TW"/>
-        </w:rPr>
-        <w:t>）；關於以色列的王權，</w:t>
-      </w:r>
-      <w:r>
-        <w:rPr>
-          <w:i/>
-          <w:lang w:val="zh_TW" w:bidi="zh_TW"/>
-        </w:rPr>
-        <w:t>見</w:t>
-      </w:r>
-      <w:r>
-        <w:rPr>
-          <w:lang w:val="zh_TW" w:bidi="zh_TW"/>
-        </w:rPr>
-        <w:t xml:space="preserve"> 王，王權。</w:t>
-        <w:br/>
-      </w:r>
-      <w:r>
-        <w:rPr>
-          <w:lang w:val="zh_TW" w:bidi="zh_TW"/>
-        </w:rPr>
-        <w:t>以色列之所以建立君主政體（monarchy），完全是出於現實需要；而這種需要正是非利士人持續不斷的軍事威脅所造成的。如果只是短暫的外敵威脅，設立一位臨時領袖（士師）便足以應付。然而，面對威脅以色列生存、長期而嚴重的危機，這種臨時措施無法解決問題。如果以色列要作為一個民族繼續存留下去（而事實上，他們當時幾乎無法存續下去），就必須建立一個中央軍事政府，對組成以色列的各支派擁有公認的權柄。因此，君主政體得以建立，掃羅也成為第一位君王，而他所面對的困難極其巨大。</w:t>
-        <w:br/>
-      </w:r>
-      <w:r>
-        <w:rPr>
-          <w:lang w:val="zh_TW" w:bidi="zh_TW"/>
-        </w:rPr>
-        <w:t>由於以色列從未有過王國，因此沒有任何先例可循。掃羅的職責究竟是甚麼？首先，他的職責是軍事方面的，因為建立君主政體本來就是為了應付軍事威脅。在這方面，掃羅在統治初期相當成功。然而，除了軍事責任之外，掃羅作為君王還面對極其艱鉅的挑戰。按照希伯來人的神學觀念，許多以色列人從一開始就反對王權，這樣的反對幾乎是無可避免的。事實上，撒母耳雖然膏立掃羅，又主持他的登基儀式，但他對王權（</w:t>
-      </w:r>
-      <w:hyperlink r:id="rId31">
-        <w:r>
-          <w:rPr>
-            <w:lang w:val="zh_TW" w:bidi="zh_TW"/>
-          </w:rPr>
-          <w:rPr>
-            <w:color w:val="0000EE"/>
-            <w:u w:val="single"/>
-          </w:rPr>
-          <w:t>撒上8:6</w:t>
-        </w:r>
-      </w:hyperlink>
-      <w:r>
-        <w:rPr>
-          <w:lang w:val="zh_TW" w:bidi="zh_TW"/>
-        </w:rPr>
-        <w:t>）以及後來對掃羅本人（</w:t>
-      </w:r>
-      <w:hyperlink r:id="rId32">
-        <w:r>
-          <w:rPr>
-            <w:lang w:val="zh_TW" w:bidi="zh_TW"/>
-          </w:rPr>
-          <w:rPr>
-            <w:color w:val="0000EE"/>
-            <w:u w:val="single"/>
-          </w:rPr>
-          <w:t>15:23</w:t>
-        </w:r>
-      </w:hyperlink>
-      <w:r>
-        <w:rPr>
-          <w:lang w:val="zh_TW" w:bidi="zh_TW"/>
-        </w:rPr>
-        <w:t>）的態度，似乎並不十分明確。此外，沒有人清楚界定君王究竟可以做甚麼。他是軍事領袖，這一點很明確；但他是否也負有宗教方面的責任呢？雖然後人對掃羅的評價往往相當苛刻，但我們不應忽略他所承擔任務的艱難。單是軍事問題，就已足以使大多數傑出人物難以應付；然而，掃羅還必須塑造君王這個全新的角色。在實際施政方面，掃羅的領導相當樸實，也值得稱許。他不像許多東方君王那樣追求排場和奢華。他的宮廷規模很小，設在自己的軍事據點基比亞；幾乎沒有證據顯示那裡擁有龐大的財富。實際上，他沒有龐大的常備軍。他身邊只有少數親信，尤其是他的兒子約拿單和元帥押尼珥。他也留意並提拔有潛力的年輕人，例如大衛。與後來大衛和所羅門宮廷的輝煌相比，掃羅的宮廷顯得簡樸而樸實。然而，掃羅作為全國領袖，與膏立他的撒母耳發生了衝突。撒母耳在掃羅作王之前，對以色列一直具有重要影響力。雖然問題主要可能出在掃羅身上，但撒母耳似乎也沒有給予太多支持和幫助。有一次，撒母耳因掃羅在吉甲等待期間代行祭司職分獻祭，而嚴厲責備並定他的罪（</w:t>
-      </w:r>
-      <w:hyperlink r:id="rId33">
-        <w:r>
-          <w:rPr>
-            <w:lang w:val="zh_TW" w:bidi="zh_TW"/>
-          </w:rPr>
-          <w:rPr>
-            <w:color w:val="0000EE"/>
-            <w:u w:val="single"/>
-          </w:rPr>
-          <w:t>撒上13:8–15</w:t>
-        </w:r>
-      </w:hyperlink>
-      <w:r>
-        <w:rPr>
-          <w:lang w:val="zh_TW" w:bidi="zh_TW"/>
-        </w:rPr>
-        <w:t>）。這樣的責備無疑有其道理，但人們也能理解掃羅所面對的困境。君王究竟是否具有祭司的職責？這個問題當時並不明確。此外，掃羅當時正處於危急關頭。他已等候撒母耳七天；隨著日子一天天過去，軍中逃兵越來越多，兵力不斷減少。因此，掃羅採取了行動。他或許不能因此獲得開脫，但人們不難理解他的作法；而這件事本身也反映出，作為一國的第一位君王是何等困難。後來，在與亞瑪力人的戰事之後，撒母耳再次宣告神定了掃羅的罪。</w:t>
-        <w:br/>
-      </w:r>
-      <w:r>
-        <w:rPr>
-          <w:lang w:val="zh_TW" w:bidi="zh_TW"/>
-        </w:rPr>
-        <w:t>掃羅是以色列的第一位君王，卻不是最偉大的君王。然而，無論人們怎樣批評掃羅的領導，都不應忽略他的長處。他面對了極其艱難的處境，並且在一段時間內取得了成功。能做到他所做到之事的人，其實寥寥可數。最終，掃羅以失敗告終；然而，如果繼承他王位的不是大衛，他的成就或許會得到更多肯定。大衛的恩賜和才能實在卓越非凡，以致掃羅那些較為平凡的成就相形見絀，人們記得的往往只剩下他的失敗。</w:t>
-        <w:br/>
-      </w:r>
-      <w:r>
-        <w:rPr>
-          <w:lang w:val="zh_TW" w:bidi="zh_TW"/>
-        </w:rPr>
-        <w:t>掃羅其人</w:t>
-        <w:br/>
-      </w:r>
-      <w:r>
-        <w:rPr>
-          <w:lang w:val="zh_TW" w:bidi="zh_TW"/>
-        </w:rPr>
-        <w:t>舊約聖經的作者以十分引人入勝的方式描寫掃羅的故事。有些舊約聖經人物的形象較為模糊，但掃羅卻是以一個有血有肉的人物形象呈現在讀者面前，無論是他的長處還是缺點，都清楚可見。從許多方面來看，掃羅是一位傑出的人物；然而，在他生命後期，他性格中的缺陷也越來越明顯。掃羅出身富裕家庭。聖經形容他身材高大、相貌俊美（</w:t>
-      </w:r>
-      <w:hyperlink r:id="rId34">
-        <w:r>
-          <w:rPr>
-            <w:lang w:val="zh_TW" w:bidi="zh_TW"/>
-          </w:rPr>
-          <w:rPr>
-            <w:color w:val="0000EE"/>
-            <w:u w:val="single"/>
-          </w:rPr>
-          <w:t>撒上9:1–2</w:t>
-        </w:r>
-      </w:hyperlink>
-      <w:r>
-        <w:rPr>
-          <w:lang w:val="zh_TW" w:bidi="zh_TW"/>
-        </w:rPr>
-        <w:t>）。他極有勇氣，而他在軍事上的成功，部分原因是他勇敢無懼。在作王初期，掃羅被描繪成一位本性寬厚的人。他善待朋友，忠於朋友；對那些反對他的人，也不輕易懷恨在心（</w:t>
-      </w:r>
-      <w:hyperlink r:id="rId35">
-        <w:r>
-          <w:rPr>
-            <w:lang w:val="zh_TW" w:bidi="zh_TW"/>
-          </w:rPr>
-          <w:rPr>
-            <w:color w:val="0000EE"/>
-            <w:u w:val="single"/>
-          </w:rPr>
-          <w:t>11:12–13</w:t>
-        </w:r>
-      </w:hyperlink>
-      <w:r>
-        <w:rPr>
-          <w:lang w:val="zh_TW" w:bidi="zh_TW"/>
-        </w:rPr>
-        <w:t>）。然而，在掃羅早年，真正使他剛強的，是他與神的關係。儘管他擁有許多天賦和才能，掃羅之所以成為王，是因為神揀選了他（</w:t>
-      </w:r>
-      <w:hyperlink r:id="rId36">
-        <w:r>
-          <w:rPr>
-            <w:lang w:val="zh_TW" w:bidi="zh_TW"/>
-          </w:rPr>
-          <w:rPr>
-            <w:color w:val="0000EE"/>
-            <w:u w:val="single"/>
-          </w:rPr>
-          <w:t>10:1</w:t>
-        </w:r>
-      </w:hyperlink>
-      <w:r>
-        <w:rPr>
-          <w:lang w:val="zh_TW" w:bidi="zh_TW"/>
-        </w:rPr>
-        <w:t>），也是因為「耶和華的靈」臨到他（</w:t>
-      </w:r>
-      <w:hyperlink r:id="rId37">
-        <w:r>
-          <w:rPr>
-            <w:lang w:val="zh_TW" w:bidi="zh_TW"/>
-          </w:rPr>
-          <w:rPr>
-            <w:color w:val="0000EE"/>
-            <w:u w:val="single"/>
-          </w:rPr>
-          <w:t>6</w:t>
-        </w:r>
-      </w:hyperlink>
-      <w:r>
-        <w:rPr>
-          <w:lang w:val="zh_TW" w:bidi="zh_TW"/>
-        </w:rPr>
-        <w:t>節）。</w:t>
-        <w:br/>
-      </w:r>
-      <w:r>
-        <w:rPr>
-          <w:lang w:val="zh_TW" w:bidi="zh_TW"/>
-        </w:rPr>
-        <w:t>掃羅於其晚年發生了改變，使他成為一個充滿悲劇色彩、令人憐憫的人。掃羅與年輕的大衛之間的許多事件，讓人看見這種轉變。大衛原本是掃羅的朋友，後來掃羅卻視他為仇敵，並成為掃羅毫無根據的猜疑和不理性嫉妒的對象。掃羅有時神智清醒，有時卻陷入憂鬱和妄想。妄想影響了他的判斷能力。他不再專注於抵抗入侵的非利士人，反而把精力轉去追捕大衛。聖經作者把這種改變描述為「耶和華的靈離開掃羅」以及「有惡魔從耶和華那裡來擾亂他」（</w:t>
-      </w:r>
-      <w:hyperlink r:id="rId38">
-        <w:r>
-          <w:rPr>
-            <w:lang w:val="zh_TW" w:bidi="zh_TW"/>
-          </w:rPr>
-          <w:rPr>
-            <w:color w:val="0000EE"/>
-            <w:u w:val="single"/>
-          </w:rPr>
-          <w:t>撒上16:14</w:t>
-        </w:r>
-      </w:hyperlink>
-      <w:r>
-        <w:rPr>
-          <w:lang w:val="zh_TW" w:bidi="zh_TW"/>
-        </w:rPr>
-        <w:t>）。許多現代學者認為，這可能是某種精神疾病的開始，例如躁鬱症；其特徵是人有時精神旺盛、思路清晰，有時卻陷入嚴重的憂鬱和妄想。然而，對古代歷史人物進行心理分析存在一定風險，主要因為現存文獻資料很少足以支持這類分析。聖經作者則從神學角度解釋掃羅的改變：神的靈離開了他。若從人的角度來看，掃羅無力承擔擺在他面前那極其艱鉅的任務。這項責任過於複雜，使他不堪重負；而且他對那位把這重大責任交託給他的神，也失去了原有的信心。最終，掃羅的人生以悲劇告終。</w:t>
-        <w:br/>
-      </w:r>
-      <w:r>
-        <w:rPr>
-          <w:i/>
-          <w:lang w:val="zh_TW" w:bidi="zh_TW"/>
-        </w:rPr>
-        <w:t>另見</w:t>
-      </w:r>
-      <w:r>
-        <w:rPr>
-          <w:lang w:val="zh_TW" w:bidi="zh_TW"/>
-        </w:rPr>
-        <w:t xml:space="preserve"> </w:t>
-      </w:r>
-      <w:r>
-        <w:rPr>
-          <w:lang w:val="zh_TW" w:bidi="zh_TW"/>
-        </w:rPr>
-        <w:t>大衛</w:t>
-      </w:r>
-      <w:r>
-        <w:rPr>
-          <w:lang w:val="zh_TW" w:bidi="zh_TW"/>
-        </w:rPr>
-        <w:t>。</w:t>
+        <w:t>死海古卷中，撒但（彼列）被描繪為邪惡勢力的首領。這可能受到</w:t>
+      </w:r>
+      <w:r>
+        <w:rPr>
+          <w:lang w:val="zh_TW" w:bidi="zh_TW"/>
+        </w:rPr>
+        <w:t>拜火教</w:t>
+      </w:r>
+      <w:r>
+        <w:rPr>
+          <w:lang w:val="zh_TW" w:bidi="zh_TW"/>
+        </w:rPr>
+        <w:t>（Zoroastrianism，古波斯宗教）的影響，但它仍然保持了一神論的觀點，即一位創造了彼列和光明之子的神。</w:t>
       </w:r>
     </w:p>
     <w:p>
@@ -955,7 +497,806 @@
         <w:rPr>
           <w:lang w:val="zh_TW" w:bidi="zh_TW"/>
         </w:rPr>
-        <w:t>新約聖經提到的掃羅，後來改名為保羅（</w:t>
+        <w:t>撒但被加入到一些原本並未提及牠的舊約故事中：</w:t>
+      </w:r>
+    </w:p>
+    <w:p>
+      <w:pPr>
+        <w:pStyle w:val="ListBullet"/>
+        <w:spacing w:line="240" w:lineRule="auto"/>
+        <w:ind w:left="1440"/>
+      </w:pPr>
+      <w:r>
+        <w:rPr>
+          <w:lang w:val="zh_TW" w:bidi="zh_TW"/>
+        </w:rPr>
+      </w:r>
+      <w:r>
+        <w:rPr>
+          <w:lang w:val="zh_TW" w:bidi="zh_TW"/>
+        </w:rPr>
+        <w:t>牠貪戀夏娃，導致人的墮落（</w:t>
+      </w:r>
+      <w:hyperlink r:id="rId19">
+        <w:r>
+          <w:rPr>
+            <w:lang w:val="zh_TW" w:bidi="zh_TW"/>
+          </w:rPr>
+          <w:rPr>
+            <w:color w:val="0000EE"/>
+            <w:u w:val="single"/>
+          </w:rPr>
+          <w:t>所羅門智訓2:24</w:t>
+        </w:r>
+      </w:hyperlink>
+      <w:r>
+        <w:rPr>
+          <w:lang w:val="zh_TW" w:bidi="zh_TW"/>
+        </w:rPr>
+        <w:t>）</w:t>
+      </w:r>
+    </w:p>
+    <w:p>
+      <w:pPr>
+        <w:pStyle w:val="ListBullet"/>
+        <w:spacing w:line="240" w:lineRule="auto"/>
+        <w:ind w:left="1440"/>
+      </w:pPr>
+      <w:r>
+        <w:rPr>
+          <w:lang w:val="zh_TW" w:bidi="zh_TW"/>
+        </w:rPr>
+      </w:r>
+      <w:r>
+        <w:rPr>
+          <w:lang w:val="zh_TW" w:bidi="zh_TW"/>
+        </w:rPr>
+        <w:t>牠控制在</w:t>
+      </w:r>
+      <w:hyperlink r:id="rId20">
+        <w:r>
+          <w:rPr>
+            <w:lang w:val="zh_TW" w:bidi="zh_TW"/>
+          </w:rPr>
+          <w:rPr>
+            <w:color w:val="0000EE"/>
+            <w:u w:val="single"/>
+          </w:rPr>
+          <w:t>創世記六章1至4節</w:t>
+        </w:r>
+      </w:hyperlink>
+      <w:r>
+        <w:rPr>
+          <w:lang w:val="zh_TW" w:bidi="zh_TW"/>
+        </w:rPr>
+        <w:t>（</w:t>
+      </w:r>
+      <w:r>
+        <w:rPr>
+          <w:lang w:val="zh_TW" w:bidi="zh_TW"/>
+        </w:rPr>
+        <w:t>禧年集</w:t>
+      </w:r>
+      <w:r>
+        <w:rPr>
+          <w:lang w:val="zh_TW" w:bidi="zh_TW"/>
+        </w:rPr>
+        <w:t>10:5–8，19:28）中墮落的天使，或</w:t>
+      </w:r>
+    </w:p>
+    <w:p>
+      <w:pPr>
+        <w:pStyle w:val="ListBullet"/>
+        <w:spacing w:line="240" w:lineRule="auto"/>
+        <w:ind w:left="1440"/>
+      </w:pPr>
+      <w:r>
+        <w:rPr>
+          <w:lang w:val="zh_TW" w:bidi="zh_TW"/>
+        </w:rPr>
+      </w:r>
+      <w:r>
+        <w:rPr>
+          <w:lang w:val="zh_TW" w:bidi="zh_TW"/>
+        </w:rPr>
+        <w:t>牠本身就是墮落的天使（以諾二書29:4）。</w:t>
+      </w:r>
+    </w:p>
+    <w:p>
+      <w:pPr>
+        <w:pStyle w:val="Heading3"/>
+      </w:pPr>
+      <w:r>
+        <w:rPr>
+          <w:lang w:val="zh_TW" w:bidi="zh_TW"/>
+        </w:rPr>
+        <w:t>新約中的撒但</w:t>
+      </w:r>
+    </w:p>
+    <w:p>
+      <w:pPr/>
+      <w:r>
+        <w:rPr>
+          <w:lang w:val="zh_TW" w:bidi="zh_TW"/>
+        </w:rPr>
+      </w:r>
+      <w:r>
+        <w:rPr>
+          <w:lang w:val="zh_TW" w:bidi="zh_TW"/>
+        </w:rPr>
+        <w:t>在新約中，撒但的形象更為完整，並有多種稱呼：</w:t>
+      </w:r>
+    </w:p>
+    <w:p>
+      <w:pPr>
+        <w:pStyle w:val="ListBullet"/>
+        <w:spacing w:line="240" w:lineRule="auto"/>
+        <w:ind w:left="720"/>
+      </w:pPr>
+      <w:r>
+        <w:rPr>
+          <w:lang w:val="zh_TW" w:bidi="zh_TW"/>
+        </w:rPr>
+      </w:r>
+      <w:r>
+        <w:rPr>
+          <w:lang w:val="zh_TW" w:bidi="zh_TW"/>
+        </w:rPr>
+        <w:t>撒但（希伯來文意為「控告者」）</w:t>
+      </w:r>
+    </w:p>
+    <w:p>
+      <w:pPr>
+        <w:pStyle w:val="ListBullet"/>
+        <w:spacing w:line="240" w:lineRule="auto"/>
+        <w:ind w:left="720"/>
+      </w:pPr>
+      <w:r>
+        <w:rPr>
+          <w:lang w:val="zh_TW" w:bidi="zh_TW"/>
+        </w:rPr>
+      </w:r>
+      <w:r>
+        <w:rPr>
+          <w:lang w:val="zh_TW" w:bidi="zh_TW"/>
+        </w:rPr>
+        <w:t>魔鬼（撒但的希臘文譯名）</w:t>
+      </w:r>
+    </w:p>
+    <w:p>
+      <w:pPr>
+        <w:pStyle w:val="ListBullet"/>
+        <w:spacing w:line="240" w:lineRule="auto"/>
+        <w:ind w:left="720"/>
+      </w:pPr>
+      <w:r>
+        <w:rPr>
+          <w:lang w:val="zh_TW" w:bidi="zh_TW"/>
+        </w:rPr>
+      </w:r>
+      <w:r>
+        <w:rPr>
+          <w:lang w:val="zh_TW" w:bidi="zh_TW"/>
+        </w:rPr>
+        <w:t>彼列</w:t>
+      </w:r>
+    </w:p>
+    <w:p>
+      <w:pPr>
+        <w:pStyle w:val="ListBullet"/>
+        <w:spacing w:line="240" w:lineRule="auto"/>
+        <w:ind w:left="720"/>
+      </w:pPr>
+      <w:r>
+        <w:rPr>
+          <w:lang w:val="zh_TW" w:bidi="zh_TW"/>
+        </w:rPr>
+      </w:r>
+      <w:r>
+        <w:rPr>
+          <w:lang w:val="zh_TW" w:bidi="zh_TW"/>
+        </w:rPr>
+        <w:t>別西卜</w:t>
+      </w:r>
+    </w:p>
+    <w:p>
+      <w:pPr>
+        <w:pStyle w:val="ListBullet"/>
+        <w:spacing w:line="240" w:lineRule="auto"/>
+        <w:ind w:left="720"/>
+      </w:pPr>
+      <w:r>
+        <w:rPr>
+          <w:lang w:val="zh_TW" w:bidi="zh_TW"/>
+        </w:rPr>
+      </w:r>
+      <w:r>
+        <w:rPr>
+          <w:lang w:val="zh_TW" w:bidi="zh_TW"/>
+        </w:rPr>
+        <w:t>對頭</w:t>
+      </w:r>
+    </w:p>
+    <w:p>
+      <w:pPr>
+        <w:pStyle w:val="ListBullet"/>
+        <w:spacing w:line="240" w:lineRule="auto"/>
+        <w:ind w:left="720"/>
+      </w:pPr>
+      <w:r>
+        <w:rPr>
+          <w:lang w:val="zh_TW" w:bidi="zh_TW"/>
+        </w:rPr>
+      </w:r>
+      <w:r>
+        <w:rPr>
+          <w:lang w:val="zh_TW" w:bidi="zh_TW"/>
+        </w:rPr>
+        <w:t>大龍</w:t>
+      </w:r>
+    </w:p>
+    <w:p>
+      <w:pPr>
+        <w:pStyle w:val="ListBullet"/>
+        <w:spacing w:line="240" w:lineRule="auto"/>
+        <w:ind w:left="720"/>
+      </w:pPr>
+      <w:r>
+        <w:rPr>
+          <w:lang w:val="zh_TW" w:bidi="zh_TW"/>
+        </w:rPr>
+      </w:r>
+      <w:r>
+        <w:rPr>
+          <w:lang w:val="zh_TW" w:bidi="zh_TW"/>
+        </w:rPr>
+        <w:t>仇敵</w:t>
+      </w:r>
+    </w:p>
+    <w:p>
+      <w:pPr>
+        <w:pStyle w:val="ListBullet"/>
+        <w:spacing w:line="240" w:lineRule="auto"/>
+        <w:ind w:left="720"/>
+      </w:pPr>
+      <w:r>
+        <w:rPr>
+          <w:lang w:val="zh_TW" w:bidi="zh_TW"/>
+        </w:rPr>
+      </w:r>
+      <w:r>
+        <w:rPr>
+          <w:lang w:val="zh_TW" w:bidi="zh_TW"/>
+        </w:rPr>
+        <w:t>那條蛇</w:t>
+      </w:r>
+    </w:p>
+    <w:p>
+      <w:pPr>
+        <w:pStyle w:val="ListBullet"/>
+        <w:spacing w:line="240" w:lineRule="auto"/>
+        <w:ind w:left="720"/>
+      </w:pPr>
+      <w:r>
+        <w:rPr>
+          <w:lang w:val="zh_TW" w:bidi="zh_TW"/>
+        </w:rPr>
+      </w:r>
+      <w:r>
+        <w:rPr>
+          <w:lang w:val="zh_TW" w:bidi="zh_TW"/>
+        </w:rPr>
+        <w:t>那試探人的</w:t>
+      </w:r>
+    </w:p>
+    <w:p>
+      <w:pPr>
+        <w:pStyle w:val="ListBullet"/>
+        <w:spacing w:line="240" w:lineRule="auto"/>
+        <w:ind w:left="720"/>
+      </w:pPr>
+      <w:r>
+        <w:rPr>
+          <w:lang w:val="zh_TW" w:bidi="zh_TW"/>
+        </w:rPr>
+      </w:r>
+      <w:r>
+        <w:rPr>
+          <w:lang w:val="zh_TW" w:bidi="zh_TW"/>
+        </w:rPr>
+        <w:t>那惡者</w:t>
+      </w:r>
+    </w:p>
+    <w:p>
+      <w:pPr/>
+      <w:r>
+        <w:rPr>
+          <w:lang w:val="zh_TW" w:bidi="zh_TW"/>
+        </w:rPr>
+      </w:r>
+      <w:r>
+        <w:rPr>
+          <w:lang w:val="zh_TW" w:bidi="zh_TW"/>
+        </w:rPr>
+        <w:t>牠被視為：</w:t>
+      </w:r>
+    </w:p>
+    <w:p>
+      <w:pPr>
+        <w:pStyle w:val="ListBullet"/>
+        <w:spacing w:line="240" w:lineRule="auto"/>
+        <w:ind w:left="720"/>
+      </w:pPr>
+      <w:r>
+        <w:rPr>
+          <w:lang w:val="zh_TW" w:bidi="zh_TW"/>
+        </w:rPr>
+      </w:r>
+      <w:r>
+        <w:rPr>
+          <w:lang w:val="zh_TW" w:bidi="zh_TW"/>
+        </w:rPr>
+        <w:t>一群天使的統領（</w:t>
+      </w:r>
+      <w:hyperlink r:id="rId21">
+        <w:r>
+          <w:rPr>
+            <w:lang w:val="zh_TW" w:bidi="zh_TW"/>
+          </w:rPr>
+          <w:rPr>
+            <w:color w:val="0000EE"/>
+            <w:u w:val="single"/>
+          </w:rPr>
+          <w:t>太25:41</w:t>
+        </w:r>
+      </w:hyperlink>
+      <w:r>
+        <w:rPr>
+          <w:lang w:val="zh_TW" w:bidi="zh_TW"/>
+        </w:rPr>
+        <w:t>）</w:t>
+      </w:r>
+    </w:p>
+    <w:p>
+      <w:pPr>
+        <w:pStyle w:val="ListBullet"/>
+        <w:spacing w:line="240" w:lineRule="auto"/>
+        <w:ind w:left="720"/>
+      </w:pPr>
+      <w:r>
+        <w:rPr>
+          <w:lang w:val="zh_TW" w:bidi="zh_TW"/>
+        </w:rPr>
+      </w:r>
+      <w:r>
+        <w:rPr>
+          <w:lang w:val="zh_TW" w:bidi="zh_TW"/>
+        </w:rPr>
+        <w:t>世界的掌控者（</w:t>
+      </w:r>
+      <w:hyperlink r:id="rId22">
+        <w:r>
+          <w:rPr>
+            <w:lang w:val="zh_TW" w:bidi="zh_TW"/>
+          </w:rPr>
+          <w:rPr>
+            <w:color w:val="0000EE"/>
+            <w:u w:val="single"/>
+          </w:rPr>
+          <w:t>路4:6</w:t>
+        </w:r>
+      </w:hyperlink>
+      <w:r>
+        <w:rPr>
+          <w:lang w:val="zh_TW" w:bidi="zh_TW"/>
+        </w:rPr>
+        <w:t>；</w:t>
+      </w:r>
+      <w:hyperlink r:id="rId23">
+        <w:r>
+          <w:rPr>
+            <w:lang w:val="zh_TW" w:bidi="zh_TW"/>
+          </w:rPr>
+          <w:rPr>
+            <w:color w:val="0000EE"/>
+            <w:u w:val="single"/>
+          </w:rPr>
+          <w:t>徒26:18</w:t>
+        </w:r>
+      </w:hyperlink>
+      <w:r>
+        <w:rPr>
+          <w:lang w:val="zh_TW" w:bidi="zh_TW"/>
+        </w:rPr>
+        <w:t>；</w:t>
+      </w:r>
+      <w:hyperlink r:id="rId24">
+        <w:r>
+          <w:rPr>
+            <w:lang w:val="zh_TW" w:bidi="zh_TW"/>
+          </w:rPr>
+          <w:rPr>
+            <w:color w:val="0000EE"/>
+            <w:u w:val="single"/>
+          </w:rPr>
+          <w:t>林後4:4</w:t>
+        </w:r>
+      </w:hyperlink>
+      <w:r>
+        <w:rPr>
+          <w:lang w:val="zh_TW" w:bidi="zh_TW"/>
+        </w:rPr>
+        <w:t>）</w:t>
+      </w:r>
+    </w:p>
+    <w:p>
+      <w:pPr>
+        <w:pStyle w:val="ListBullet"/>
+        <w:spacing w:line="240" w:lineRule="auto"/>
+        <w:ind w:left="720"/>
+      </w:pPr>
+      <w:r>
+        <w:rPr>
+          <w:lang w:val="zh_TW" w:bidi="zh_TW"/>
+        </w:rPr>
+      </w:r>
+      <w:r>
+        <w:rPr>
+          <w:lang w:val="zh_TW" w:bidi="zh_TW"/>
+        </w:rPr>
+        <w:t>所有非基督徒的掌控者（</w:t>
+      </w:r>
+      <w:hyperlink r:id="rId25">
+        <w:r>
+          <w:rPr>
+            <w:lang w:val="zh_TW" w:bidi="zh_TW"/>
+          </w:rPr>
+          <w:rPr>
+            <w:color w:val="0000EE"/>
+            <w:u w:val="single"/>
+          </w:rPr>
+          <w:t>可4:15</w:t>
+        </w:r>
+      </w:hyperlink>
+      <w:r>
+        <w:rPr>
+          <w:lang w:val="zh_TW" w:bidi="zh_TW"/>
+        </w:rPr>
+        <w:t>；</w:t>
+      </w:r>
+      <w:hyperlink r:id="rId26">
+        <w:r>
+          <w:rPr>
+            <w:lang w:val="zh_TW" w:bidi="zh_TW"/>
+          </w:rPr>
+          <w:rPr>
+            <w:color w:val="0000EE"/>
+            <w:u w:val="single"/>
+          </w:rPr>
+          <w:t>約8:44</w:t>
+        </w:r>
+      </w:hyperlink>
+      <w:r>
+        <w:rPr>
+          <w:lang w:val="zh_TW" w:bidi="zh_TW"/>
+        </w:rPr>
+        <w:t>；</w:t>
+      </w:r>
+      <w:hyperlink r:id="rId27">
+        <w:r>
+          <w:rPr>
+            <w:lang w:val="zh_TW" w:bidi="zh_TW"/>
+          </w:rPr>
+          <w:rPr>
+            <w:color w:val="0000EE"/>
+            <w:u w:val="single"/>
+          </w:rPr>
+          <w:t>徒13:10</w:t>
+        </w:r>
+      </w:hyperlink>
+      <w:r>
+        <w:rPr>
+          <w:lang w:val="zh_TW" w:bidi="zh_TW"/>
+        </w:rPr>
+        <w:t>；</w:t>
+      </w:r>
+      <w:hyperlink r:id="rId28">
+        <w:r>
+          <w:rPr>
+            <w:lang w:val="zh_TW" w:bidi="zh_TW"/>
+          </w:rPr>
+          <w:rPr>
+            <w:color w:val="0000EE"/>
+            <w:u w:val="single"/>
+          </w:rPr>
+          <w:t>西1:13</w:t>
+        </w:r>
+      </w:hyperlink>
+      <w:r>
+        <w:rPr>
+          <w:lang w:val="zh_TW" w:bidi="zh_TW"/>
+        </w:rPr>
+        <w:t>）</w:t>
+      </w:r>
+    </w:p>
+    <w:p>
+      <w:pPr/>
+      <w:r>
+        <w:rPr>
+          <w:lang w:val="zh_TW" w:bidi="zh_TW"/>
+        </w:rPr>
+      </w:r>
+      <w:r>
+        <w:rPr>
+          <w:lang w:val="zh_TW" w:bidi="zh_TW"/>
+        </w:rPr>
+        <w:t>撒但是神的仇敵，想要將所有人與神分開。特別是基督徒的危險敵人（</w:t>
+      </w:r>
+      <w:hyperlink r:id="rId29">
+        <w:r>
+          <w:rPr>
+            <w:lang w:val="zh_TW" w:bidi="zh_TW"/>
+          </w:rPr>
+          <w:rPr>
+            <w:color w:val="0000EE"/>
+            <w:u w:val="single"/>
+          </w:rPr>
+          <w:t>路8:33</w:t>
+        </w:r>
+      </w:hyperlink>
+      <w:r>
+        <w:rPr>
+          <w:lang w:val="zh_TW" w:bidi="zh_TW"/>
+        </w:rPr>
+        <w:t>；</w:t>
+      </w:r>
+      <w:hyperlink r:id="rId30">
+        <w:r>
+          <w:rPr>
+            <w:lang w:val="zh_TW" w:bidi="zh_TW"/>
+          </w:rPr>
+          <w:rPr>
+            <w:color w:val="0000EE"/>
+            <w:u w:val="single"/>
+          </w:rPr>
+          <w:t>林前7:5</w:t>
+        </w:r>
+      </w:hyperlink>
+      <w:r>
+        <w:rPr>
+          <w:lang w:val="zh_TW" w:bidi="zh_TW"/>
+        </w:rPr>
+        <w:t>；</w:t>
+      </w:r>
+      <w:hyperlink r:id="rId31">
+        <w:r>
+          <w:rPr>
+            <w:lang w:val="zh_TW" w:bidi="zh_TW"/>
+          </w:rPr>
+          <w:rPr>
+            <w:color w:val="0000EE"/>
+            <w:u w:val="single"/>
+          </w:rPr>
+          <w:t>彼前5:8</w:t>
+        </w:r>
+      </w:hyperlink>
+      <w:r>
+        <w:rPr>
+          <w:lang w:val="zh_TW" w:bidi="zh_TW"/>
+        </w:rPr>
+        <w:t>），基督徒必須抵擋牠，不被牠的詭計所迷惑（</w:t>
+      </w:r>
+      <w:hyperlink r:id="rId32">
+        <w:r>
+          <w:rPr>
+            <w:lang w:val="zh_TW" w:bidi="zh_TW"/>
+          </w:rPr>
+          <w:rPr>
+            <w:color w:val="0000EE"/>
+            <w:u w:val="single"/>
+          </w:rPr>
+          <w:t>林後2:11</w:t>
+        </w:r>
+      </w:hyperlink>
+      <w:r>
+        <w:rPr>
+          <w:lang w:val="zh_TW" w:bidi="zh_TW"/>
+        </w:rPr>
+        <w:t>；</w:t>
+      </w:r>
+      <w:hyperlink r:id="rId33">
+        <w:r>
+          <w:rPr>
+            <w:lang w:val="zh_TW" w:bidi="zh_TW"/>
+          </w:rPr>
+          <w:rPr>
+            <w:color w:val="0000EE"/>
+            <w:u w:val="single"/>
+          </w:rPr>
+          <w:t>弗6:11</w:t>
+        </w:r>
+      </w:hyperlink>
+      <w:r>
+        <w:rPr>
+          <w:lang w:val="zh_TW" w:bidi="zh_TW"/>
+        </w:rPr>
+        <w:t>；</w:t>
+      </w:r>
+      <w:hyperlink r:id="rId34">
+        <w:r>
+          <w:rPr>
+            <w:lang w:val="zh_TW" w:bidi="zh_TW"/>
+          </w:rPr>
+          <w:rPr>
+            <w:color w:val="0000EE"/>
+            <w:u w:val="single"/>
+          </w:rPr>
+          <w:t>雅4:7</w:t>
+        </w:r>
+      </w:hyperlink>
+      <w:r>
+        <w:rPr>
+          <w:lang w:val="zh_TW" w:bidi="zh_TW"/>
+        </w:rPr>
+        <w:t>）。</w:t>
+      </w:r>
+    </w:p>
+    <w:p>
+      <w:pPr/>
+      <w:r>
+        <w:rPr>
+          <w:lang w:val="zh_TW" w:bidi="zh_TW"/>
+        </w:rPr>
+      </w:r>
+      <w:r>
+        <w:rPr>
+          <w:lang w:val="zh_TW" w:bidi="zh_TW"/>
+        </w:rPr>
+        <w:t>撒但透過以下方式執行牠的邪惡計劃：</w:t>
+      </w:r>
+    </w:p>
+    <w:p>
+      <w:pPr>
+        <w:pStyle w:val="ListBullet"/>
+        <w:spacing w:line="240" w:lineRule="auto"/>
+        <w:ind w:left="720"/>
+      </w:pPr>
+      <w:r>
+        <w:rPr>
+          <w:lang w:val="zh_TW" w:bidi="zh_TW"/>
+        </w:rPr>
+      </w:r>
+      <w:r>
+        <w:rPr>
+          <w:lang w:val="zh_TW" w:bidi="zh_TW"/>
+        </w:rPr>
+        <w:t>試探人（</w:t>
+      </w:r>
+      <w:hyperlink r:id="rId35">
+        <w:r>
+          <w:rPr>
+            <w:lang w:val="zh_TW" w:bidi="zh_TW"/>
+          </w:rPr>
+          <w:rPr>
+            <w:color w:val="0000EE"/>
+            <w:u w:val="single"/>
+          </w:rPr>
+          <w:t>約13:2</w:t>
+        </w:r>
+      </w:hyperlink>
+      <w:r>
+        <w:rPr>
+          <w:lang w:val="zh_TW" w:bidi="zh_TW"/>
+        </w:rPr>
+        <w:t>；</w:t>
+      </w:r>
+      <w:hyperlink r:id="rId36">
+        <w:r>
+          <w:rPr>
+            <w:lang w:val="zh_TW" w:bidi="zh_TW"/>
+          </w:rPr>
+          <w:rPr>
+            <w:color w:val="0000EE"/>
+            <w:u w:val="single"/>
+          </w:rPr>
+          <w:t>徒5:3</w:t>
+        </w:r>
+      </w:hyperlink>
+      <w:r>
+        <w:rPr>
+          <w:lang w:val="zh_TW" w:bidi="zh_TW"/>
+        </w:rPr>
+        <w:t>）</w:t>
+      </w:r>
+    </w:p>
+    <w:p>
+      <w:pPr>
+        <w:pStyle w:val="ListBullet"/>
+        <w:spacing w:line="240" w:lineRule="auto"/>
+        <w:ind w:left="720"/>
+      </w:pPr>
+      <w:r>
+        <w:rPr>
+          <w:lang w:val="zh_TW" w:bidi="zh_TW"/>
+        </w:rPr>
+      </w:r>
+      <w:r>
+        <w:rPr>
+          <w:lang w:val="zh_TW" w:bidi="zh_TW"/>
+        </w:rPr>
+        <w:t>阻礙神的工人（</w:t>
+      </w:r>
+      <w:hyperlink r:id="rId37">
+        <w:r>
+          <w:rPr>
+            <w:lang w:val="zh_TW" w:bidi="zh_TW"/>
+          </w:rPr>
+          <w:rPr>
+            <w:color w:val="0000EE"/>
+            <w:u w:val="single"/>
+          </w:rPr>
+          <w:t>帖前2:18</w:t>
+        </w:r>
+      </w:hyperlink>
+      <w:r>
+        <w:rPr>
+          <w:lang w:val="zh_TW" w:bidi="zh_TW"/>
+        </w:rPr>
+        <w:t>）</w:t>
+      </w:r>
+    </w:p>
+    <w:p>
+      <w:pPr>
+        <w:pStyle w:val="ListBullet"/>
+        <w:spacing w:line="240" w:lineRule="auto"/>
+        <w:ind w:left="720"/>
+      </w:pPr>
+      <w:r>
+        <w:rPr>
+          <w:lang w:val="zh_TW" w:bidi="zh_TW"/>
+        </w:rPr>
+      </w:r>
+      <w:r>
+        <w:rPr>
+          <w:lang w:val="zh_TW" w:bidi="zh_TW"/>
+        </w:rPr>
+        <w:t>在神面前控告基督徒（</w:t>
+      </w:r>
+      <w:hyperlink r:id="rId38">
+        <w:r>
+          <w:rPr>
+            <w:lang w:val="zh_TW" w:bidi="zh_TW"/>
+          </w:rPr>
+          <w:rPr>
+            <w:color w:val="0000EE"/>
+            <w:u w:val="single"/>
+          </w:rPr>
+          <w:t>啟12:10</w:t>
+        </w:r>
+      </w:hyperlink>
+      <w:r>
+        <w:rPr>
+          <w:lang w:val="zh_TW" w:bidi="zh_TW"/>
+        </w:rPr>
+        <w:t>）</w:t>
+      </w:r>
+    </w:p>
+    <w:p>
+      <w:pPr>
+        <w:pStyle w:val="ListBullet"/>
+        <w:spacing w:line="240" w:lineRule="auto"/>
+        <w:ind w:left="720"/>
+      </w:pPr>
+      <w:r>
+        <w:rPr>
+          <w:lang w:val="zh_TW" w:bidi="zh_TW"/>
+        </w:rPr>
+      </w:r>
+      <w:r>
+        <w:rPr>
+          <w:lang w:val="zh_TW" w:bidi="zh_TW"/>
+        </w:rPr>
+        <w:t>控制那些棄絕福音的惡人（</w:t>
       </w:r>
       <w:hyperlink r:id="rId39">
         <w:r>
@@ -966,7 +1307,37 @@
             <w:color w:val="0000EE"/>
             <w:u w:val="single"/>
           </w:rPr>
-          <w:t>徒13:9</w:t>
+          <w:t>帖後2:9</w:t>
+        </w:r>
+      </w:hyperlink>
+      <w:r>
+        <w:rPr>
+          <w:lang w:val="zh_TW" w:bidi="zh_TW"/>
+        </w:rPr>
+        <w:t>；</w:t>
+      </w:r>
+      <w:hyperlink r:id="rId40">
+        <w:r>
+          <w:rPr>
+            <w:lang w:val="zh_TW" w:bidi="zh_TW"/>
+          </w:rPr>
+          <w:rPr>
+            <w:color w:val="0000EE"/>
+            <w:u w:val="single"/>
+          </w:rPr>
+          <w:t>啟2:9、13，</w:t>
+        </w:r>
+      </w:hyperlink>
+      <w:hyperlink r:id="rId41">
+        <w:r>
+          <w:rPr>
+            <w:lang w:val="zh_TW" w:bidi="zh_TW"/>
+          </w:rPr>
+          <w:rPr>
+            <w:color w:val="0000EE"/>
+            <w:u w:val="single"/>
+          </w:rPr>
+          <w:t>13:2</w:t>
         </w:r>
       </w:hyperlink>
       <w:r>
@@ -975,11 +1346,1562 @@
         </w:rPr>
         <w:t>）。</w:t>
       </w:r>
+    </w:p>
+    <w:p>
+      <w:pPr/>
+      <w:r>
+        <w:rPr>
+          <w:lang w:val="zh_TW" w:bidi="zh_TW"/>
+        </w:rPr>
+      </w:r>
+      <w:r>
+        <w:rPr>
+          <w:lang w:val="zh_TW" w:bidi="zh_TW"/>
+        </w:rPr>
+        <w:t>然而，最重要的是，新約教導魔鬼自起初就是邪惡的（</w:t>
+      </w:r>
+      <w:hyperlink r:id="rId42">
+        <w:r>
+          <w:rPr>
+            <w:lang w:val="zh_TW" w:bidi="zh_TW"/>
+          </w:rPr>
+          <w:rPr>
+            <w:color w:val="0000EE"/>
+            <w:u w:val="single"/>
+          </w:rPr>
+          <w:t>約一3:8</w:t>
+        </w:r>
+      </w:hyperlink>
+      <w:r>
+        <w:rPr>
+          <w:lang w:val="zh_TW" w:bidi="zh_TW"/>
+        </w:rPr>
+        <w:t>），但藉著耶穌的服事，撒但已被擊敗，並被驅逐出天上（</w:t>
+      </w:r>
+      <w:hyperlink r:id="rId43">
+        <w:r>
+          <w:rPr>
+            <w:lang w:val="zh_TW" w:bidi="zh_TW"/>
+          </w:rPr>
+          <w:rPr>
+            <w:color w:val="0000EE"/>
+            <w:u w:val="single"/>
+          </w:rPr>
+          <w:t>路10:18</w:t>
+        </w:r>
+      </w:hyperlink>
+      <w:r>
+        <w:rPr>
+          <w:lang w:val="zh_TW" w:bidi="zh_TW"/>
+        </w:rPr>
+        <w:t>；</w:t>
+      </w:r>
+      <w:hyperlink r:id="rId44">
+        <w:r>
+          <w:rPr>
+            <w:lang w:val="zh_TW" w:bidi="zh_TW"/>
+          </w:rPr>
+          <w:rPr>
+            <w:color w:val="0000EE"/>
+            <w:u w:val="single"/>
+          </w:rPr>
+          <w:t>啟12</w:t>
+        </w:r>
+      </w:hyperlink>
+      <w:r>
+        <w:rPr>
+          <w:lang w:val="zh_TW" w:bidi="zh_TW"/>
+        </w:rPr>
+        <w:t>）。儘管牠是一個危險的仇敵，基督徒擁有強大的武器——禱告、信心以及耶穌之血的果效。撒但若獲准，仍可引發身體疾病（</w:t>
+      </w:r>
+      <w:hyperlink r:id="rId45">
+        <w:r>
+          <w:rPr>
+            <w:lang w:val="zh_TW" w:bidi="zh_TW"/>
+          </w:rPr>
+          <w:rPr>
+            <w:color w:val="0000EE"/>
+            <w:u w:val="single"/>
+          </w:rPr>
+          <w:t>林後12:7</w:t>
+        </w:r>
+      </w:hyperlink>
+      <w:r>
+        <w:rPr>
+          <w:lang w:val="zh_TW" w:bidi="zh_TW"/>
+        </w:rPr>
+        <w:t>），而人也可能被交給撒但受懲罰（</w:t>
+      </w:r>
+      <w:hyperlink r:id="rId46">
+        <w:r>
+          <w:rPr>
+            <w:lang w:val="zh_TW" w:bidi="zh_TW"/>
+          </w:rPr>
+          <w:rPr>
+            <w:color w:val="0000EE"/>
+            <w:u w:val="single"/>
+          </w:rPr>
+          <w:t>林前5:5</w:t>
+        </w:r>
+      </w:hyperlink>
+      <w:r>
+        <w:rPr>
+          <w:lang w:val="zh_TW" w:bidi="zh_TW"/>
+        </w:rPr>
+        <w:t>；</w:t>
+      </w:r>
+      <w:hyperlink r:id="rId47">
+        <w:r>
+          <w:rPr>
+            <w:lang w:val="zh_TW" w:bidi="zh_TW"/>
+          </w:rPr>
+          <w:rPr>
+            <w:color w:val="0000EE"/>
+            <w:u w:val="single"/>
+          </w:rPr>
+          <w:t>提前1:20</w:t>
+        </w:r>
+      </w:hyperlink>
+      <w:r>
+        <w:rPr>
+          <w:lang w:val="zh_TW" w:bidi="zh_TW"/>
+        </w:rPr>
+        <w:t>）。最終，神掌控撒但，並將徹底毀滅牠（</w:t>
+      </w:r>
+      <w:hyperlink r:id="rId48">
+        <w:r>
+          <w:rPr>
+            <w:lang w:val="zh_TW" w:bidi="zh_TW"/>
+          </w:rPr>
+          <w:rPr>
+            <w:color w:val="0000EE"/>
+            <w:u w:val="single"/>
+          </w:rPr>
+          <w:t>羅16:20</w:t>
+        </w:r>
+      </w:hyperlink>
+      <w:r>
+        <w:rPr>
+          <w:lang w:val="zh_TW" w:bidi="zh_TW"/>
+        </w:rPr>
+        <w:t>；</w:t>
+      </w:r>
+      <w:hyperlink r:id="rId49">
+        <w:r>
+          <w:rPr>
+            <w:lang w:val="zh_TW" w:bidi="zh_TW"/>
+          </w:rPr>
+          <w:rPr>
+            <w:color w:val="0000EE"/>
+            <w:u w:val="single"/>
+          </w:rPr>
+          <w:t>啟20:10</w:t>
+        </w:r>
+      </w:hyperlink>
+      <w:r>
+        <w:rPr>
+          <w:lang w:val="zh_TW" w:bidi="zh_TW"/>
+        </w:rPr>
+        <w:t>）。</w:t>
+      </w:r>
+    </w:p>
+    <w:p>
+      <w:pPr/>
+      <w:r>
+        <w:rPr>
+          <w:lang w:val="zh_TW" w:bidi="zh_TW"/>
+        </w:rPr>
+      </w:r>
       <w:r>
         <w:rPr>
           <w:i/>
           <w:lang w:val="zh_TW" w:bidi="zh_TW"/>
         </w:rPr>
+        <w:t>另見</w:t>
+      </w:r>
+      <w:r>
+        <w:rPr>
+          <w:lang w:val="zh_TW" w:bidi="zh_TW"/>
+        </w:rPr>
+        <w:t xml:space="preserve"> </w:t>
+      </w:r>
+      <w:r>
+        <w:rPr>
+          <w:lang w:val="zh_TW" w:bidi="zh_TW"/>
+        </w:rPr>
+        <w:t>天使，</w:t>
+      </w:r>
+      <w:r>
+        <w:rPr>
+          <w:lang w:val="zh_TW" w:bidi="zh_TW"/>
+        </w:rPr>
+        <w:t>鬼魔，</w:t>
+      </w:r>
+      <w:r>
+        <w:rPr>
+          <w:lang w:val="zh_TW" w:bidi="zh_TW"/>
+        </w:rPr>
+        <w:t>鬼附，</w:t>
+      </w:r>
+      <w:r>
+        <w:rPr>
+          <w:lang w:val="zh_TW" w:bidi="zh_TW"/>
+        </w:rPr>
+        <w:t>路西弗</w:t>
+      </w:r>
+      <w:r>
+        <w:rPr>
+          <w:lang w:val="zh_TW" w:bidi="zh_TW"/>
+        </w:rPr>
+        <w:t>。</w:t>
+      </w:r>
+      <w:r>
+        <w:rPr>
+          <w:lang w:val="zh_TW" w:bidi="zh_TW"/>
+        </w:rPr>
+      </w:r>
+      <w:r>
+        <w:rPr>
+          <w:lang w:val="zh_TW" w:bidi="zh_TW"/>
+        </w:rPr>
+      </w:r>
+    </w:p>
+    <w:p>
+      <w:pPr/>
+      <w:r>
+        <w:rPr>
+          <w:lang w:val="zh_TW" w:bidi="zh_TW"/>
+        </w:rPr>
+      </w:r>
+    </w:p>
+    <w:p>
+      <w:pPr>
+        <w:pStyle w:val="Heading2"/>
+      </w:pPr>
+      <w:r>
+        <w:rPr>
+          <w:lang w:val="zh_TW" w:bidi="zh_TW"/>
+        </w:rPr>
+        <w:t>撒都該人</w:t>
+      </w:r>
+      <w:r>
+        <w:rPr>
+          <w:lang w:val="zh_TW" w:bidi="zh_TW"/>
+        </w:rPr>
+      </w:r>
+    </w:p>
+    <w:p>
+      <w:pPr/>
+      <w:r>
+        <w:rPr>
+          <w:lang w:val="zh_TW" w:bidi="zh_TW"/>
+        </w:rPr>
+      </w:r>
+      <w:r>
+        <w:rPr>
+          <w:lang w:val="zh_TW" w:bidi="zh_TW"/>
+        </w:rPr>
+        <w:t>在新約中提到14次的猶太教派，在舊約中並未提及。</w:t>
+      </w:r>
+    </w:p>
+    <w:p>
+      <w:pPr>
+        <w:pStyle w:val="Heading3"/>
+      </w:pPr>
+      <w:r>
+        <w:rPr>
+          <w:lang w:val="zh_TW" w:bidi="zh_TW"/>
+        </w:rPr>
+        <w:t>他們的歷史</w:t>
+      </w:r>
+    </w:p>
+    <w:p>
+      <w:pPr/>
+      <w:r>
+        <w:rPr>
+          <w:lang w:val="zh_TW" w:bidi="zh_TW"/>
+        </w:rPr>
+      </w:r>
+      <w:r>
+        <w:rPr>
+          <w:lang w:val="zh_TW" w:bidi="zh_TW"/>
+        </w:rPr>
+        <w:t>關於該名稱的起源，學者提出了幾種可能的解釋。首先，有人認為撒都該人（Sadducees）</w:t>
+      </w:r>
+      <w:r>
+        <w:rPr>
+          <w:lang w:val="zh_TW" w:bidi="zh_TW"/>
+        </w:rPr>
+        <w:t>這個</w:t>
+      </w:r>
+      <w:r>
+        <w:rPr>
+          <w:lang w:val="zh_TW" w:bidi="zh_TW"/>
+        </w:rPr>
+        <w:t>名稱與希伯來文中的「公義」（saddik）有關。然而，從語源學的角度來看，這種解釋並不穩妥，因為</w:t>
+      </w:r>
+      <w:r>
+        <w:rPr>
+          <w:lang w:val="zh_TW" w:bidi="zh_TW"/>
+        </w:rPr>
+        <w:t>這個</w:t>
+      </w:r>
+      <w:r>
+        <w:rPr>
+          <w:lang w:val="zh_TW" w:bidi="zh_TW"/>
+        </w:rPr>
+        <w:t>詞中的</w:t>
+      </w:r>
+      <w:r>
+        <w:rPr>
+          <w:i/>
+          <w:lang w:val="zh_TW" w:bidi="zh_TW"/>
+        </w:rPr>
+        <w:t>i</w:t>
+      </w:r>
+      <w:r>
+        <w:rPr>
+          <w:lang w:val="zh_TW" w:bidi="zh_TW"/>
+        </w:rPr>
+        <w:t>會變成</w:t>
+      </w:r>
+      <w:r>
+        <w:rPr>
+          <w:i/>
+          <w:lang w:val="zh_TW" w:bidi="zh_TW"/>
+        </w:rPr>
+        <w:t>u</w:t>
+      </w:r>
+      <w:r>
+        <w:rPr>
+          <w:lang w:val="zh_TW" w:bidi="zh_TW"/>
+        </w:rPr>
+        <w:t>，而且沒有明確的證據表明他們自稱為「義人」。其次，有人認為</w:t>
+      </w:r>
+      <w:r>
+        <w:rPr>
+          <w:lang w:val="zh_TW" w:bidi="zh_TW"/>
+        </w:rPr>
+        <w:t>這個</w:t>
+      </w:r>
+      <w:r>
+        <w:rPr>
+          <w:lang w:val="zh_TW" w:bidi="zh_TW"/>
+        </w:rPr>
+        <w:t>名稱源於撒督（Zadok，有時在希臘文中寫作Saddouk），即大衛時代的一位祭司（</w:t>
+      </w:r>
+      <w:hyperlink r:id="rId50">
+        <w:r>
+          <w:rPr>
+            <w:lang w:val="zh_TW" w:bidi="zh_TW"/>
+          </w:rPr>
+          <w:rPr>
+            <w:color w:val="0000EE"/>
+            <w:u w:val="single"/>
+          </w:rPr>
+          <w:t>撒下8:17</w:t>
+        </w:r>
+      </w:hyperlink>
+      <w:r>
+        <w:rPr>
+          <w:lang w:val="zh_TW" w:bidi="zh_TW"/>
+        </w:rPr>
+        <w:t>，</w:t>
+      </w:r>
+      <w:hyperlink r:id="rId51">
+        <w:r>
+          <w:rPr>
+            <w:lang w:val="zh_TW" w:bidi="zh_TW"/>
+          </w:rPr>
+          <w:rPr>
+            <w:color w:val="0000EE"/>
+            <w:u w:val="single"/>
+          </w:rPr>
+          <w:t>15:24–29</w:t>
+        </w:r>
+      </w:hyperlink>
+      <w:r>
+        <w:rPr>
+          <w:lang w:val="zh_TW" w:bidi="zh_TW"/>
+        </w:rPr>
+        <w:t>），他</w:t>
+      </w:r>
+      <w:r>
+        <w:rPr>
+          <w:lang w:val="zh_TW" w:bidi="zh_TW"/>
+        </w:rPr>
+        <w:t>用膏</w:t>
+      </w:r>
+      <w:r>
+        <w:rPr>
+          <w:lang w:val="zh_TW" w:bidi="zh_TW"/>
+        </w:rPr>
+        <w:t>膏</w:t>
+      </w:r>
+      <w:r>
+        <w:rPr>
+          <w:lang w:val="zh_TW" w:bidi="zh_TW"/>
+        </w:rPr>
+        <w:t>所羅門</w:t>
+      </w:r>
+      <w:r>
+        <w:rPr>
+          <w:lang w:val="zh_TW" w:bidi="zh_TW"/>
+        </w:rPr>
+        <w:t>（</w:t>
+      </w:r>
+      <w:hyperlink r:id="rId52">
+        <w:r>
+          <w:rPr>
+            <w:lang w:val="zh_TW" w:bidi="zh_TW"/>
+          </w:rPr>
+          <w:rPr>
+            <w:color w:val="0000EE"/>
+            <w:u w:val="single"/>
+          </w:rPr>
+          <w:t>王上1:32–39</w:t>
+        </w:r>
+      </w:hyperlink>
+      <w:r>
+        <w:rPr>
+          <w:lang w:val="zh_TW" w:bidi="zh_TW"/>
+        </w:rPr>
+        <w:t>），並在所羅門統治期間成為大祭司（</w:t>
+      </w:r>
+      <w:hyperlink r:id="rId53">
+        <w:r>
+          <w:rPr>
+            <w:lang w:val="zh_TW" w:bidi="zh_TW"/>
+          </w:rPr>
+          <w:rPr>
+            <w:color w:val="0000EE"/>
+            <w:u w:val="single"/>
+          </w:rPr>
+          <w:t>2:35</w:t>
+        </w:r>
+      </w:hyperlink>
+      <w:r>
+        <w:rPr>
+          <w:lang w:val="zh_TW" w:bidi="zh_TW"/>
+        </w:rPr>
+        <w:t>）。據記載，他是亞倫的兒子以利亞撒的後裔（</w:t>
+      </w:r>
+      <w:hyperlink r:id="rId54">
+        <w:r>
+          <w:rPr>
+            <w:lang w:val="zh_TW" w:bidi="zh_TW"/>
+          </w:rPr>
+          <w:rPr>
+            <w:color w:val="0000EE"/>
+            <w:u w:val="single"/>
+          </w:rPr>
+          <w:t>代上6:3–8</w:t>
+        </w:r>
+      </w:hyperlink>
+      <w:r>
+        <w:rPr>
+          <w:lang w:val="zh_TW" w:bidi="zh_TW"/>
+        </w:rPr>
+        <w:t>），撒督家族的祭司（Zadokite priests）應該一直在聖殿事奉，直到被擄時期。在關於聖殿崇拜恢復的藍圖中（</w:t>
+      </w:r>
+      <w:hyperlink r:id="rId55">
+        <w:r>
+          <w:rPr>
+            <w:lang w:val="zh_TW" w:bidi="zh_TW"/>
+          </w:rPr>
+          <w:rPr>
+            <w:color w:val="0000EE"/>
+            <w:u w:val="single"/>
+          </w:rPr>
+          <w:t>結40–48</w:t>
+        </w:r>
+      </w:hyperlink>
+      <w:r>
+        <w:rPr>
+          <w:lang w:val="zh_TW" w:bidi="zh_TW"/>
+        </w:rPr>
+        <w:t>），撒督家族的祭司再次被指派為「利未祭司」來事奉（</w:t>
+      </w:r>
+      <w:hyperlink r:id="rId56">
+        <w:r>
+          <w:rPr>
+            <w:lang w:val="zh_TW" w:bidi="zh_TW"/>
+          </w:rPr>
+          <w:rPr>
+            <w:color w:val="0000EE"/>
+            <w:u w:val="single"/>
+          </w:rPr>
+          <w:t>44:15–16</w:t>
+        </w:r>
+      </w:hyperlink>
+      <w:r>
+        <w:rPr>
+          <w:lang w:val="zh_TW" w:bidi="zh_TW"/>
+        </w:rPr>
+        <w:t>，</w:t>
+      </w:r>
+      <w:hyperlink r:id="rId57">
+        <w:r>
+          <w:rPr>
+            <w:lang w:val="zh_TW" w:bidi="zh_TW"/>
+          </w:rPr>
+          <w:rPr>
+            <w:color w:val="0000EE"/>
+            <w:u w:val="single"/>
+          </w:rPr>
+          <w:t>48:11–12</w:t>
+        </w:r>
+      </w:hyperlink>
+      <w:r>
+        <w:rPr>
+          <w:lang w:val="zh_TW" w:bidi="zh_TW"/>
+        </w:rPr>
+        <w:t>）。被擄歸回之後，我們讀到約薩答的兒子約書亞擔任大祭司（</w:t>
+      </w:r>
+      <w:hyperlink r:id="rId58">
+        <w:r>
+          <w:rPr>
+            <w:lang w:val="zh_TW" w:bidi="zh_TW"/>
+          </w:rPr>
+          <w:rPr>
+            <w:color w:val="0000EE"/>
+            <w:u w:val="single"/>
+          </w:rPr>
+          <w:t>該1:1</w:t>
+        </w:r>
+      </w:hyperlink>
+      <w:r>
+        <w:rPr>
+          <w:lang w:val="zh_TW" w:bidi="zh_TW"/>
+        </w:rPr>
+        <w:t>），他的家譜可追溯至撒督（</w:t>
+      </w:r>
+      <w:hyperlink r:id="rId59">
+        <w:r>
+          <w:rPr>
+            <w:lang w:val="zh_TW" w:bidi="zh_TW"/>
+          </w:rPr>
+          <w:rPr>
+            <w:color w:val="0000EE"/>
+            <w:u w:val="single"/>
+          </w:rPr>
+          <w:t>代上6:8–15</w:t>
+        </w:r>
+      </w:hyperlink>
+      <w:r>
+        <w:rPr>
+          <w:lang w:val="zh_TW" w:bidi="zh_TW"/>
+        </w:rPr>
+        <w:t>）。公元前二世紀初的文獻顯示，撒督家族的祭司地位仍然受到重視，但並不確定撒都該人是否支持撒督祭司的職</w:t>
+      </w:r>
+      <w:r>
+        <w:rPr>
+          <w:lang w:val="zh_TW" w:bidi="zh_TW"/>
+        </w:rPr>
+        <w:t>分</w:t>
+      </w:r>
+      <w:r>
+        <w:rPr>
+          <w:lang w:val="zh_TW" w:bidi="zh_TW"/>
+        </w:rPr>
+        <w:t>。此外，這種關於撒都該人名稱起源的解釋，無法合理</w:t>
+      </w:r>
+      <w:r>
+        <w:rPr>
+          <w:lang w:val="zh_TW" w:bidi="zh_TW"/>
+        </w:rPr>
+        <w:t>解釋</w:t>
+      </w:r>
+      <w:r>
+        <w:rPr>
+          <w:lang w:val="zh_TW" w:bidi="zh_TW"/>
+        </w:rPr>
+        <w:t>該詞中的雙</w:t>
+      </w:r>
+      <w:r>
+        <w:rPr>
+          <w:i/>
+          <w:lang w:val="zh_TW" w:bidi="zh_TW"/>
+        </w:rPr>
+        <w:t>d</w:t>
+      </w:r>
+      <w:r>
+        <w:rPr>
+          <w:lang w:val="zh_TW" w:bidi="zh_TW"/>
+        </w:rPr>
+        <w:t>。</w:t>
+      </w:r>
+    </w:p>
+    <w:p>
+      <w:pPr/>
+      <w:r>
+        <w:rPr>
+          <w:lang w:val="zh_TW" w:bidi="zh_TW"/>
+        </w:rPr>
+      </w:r>
+      <w:r>
+        <w:rPr>
+          <w:lang w:val="zh_TW" w:bidi="zh_TW"/>
+        </w:rPr>
+        <w:t>第三，根據一個</w:t>
+      </w:r>
+      <w:r>
+        <w:rPr>
+          <w:lang w:val="zh_TW" w:bidi="zh_TW"/>
+        </w:rPr>
+        <w:t>晚期</w:t>
+      </w:r>
+      <w:r>
+        <w:rPr>
+          <w:lang w:val="zh_TW" w:bidi="zh_TW"/>
+        </w:rPr>
+        <w:t>的拉比傳統，撒都該人</w:t>
+      </w:r>
+      <w:r>
+        <w:rPr>
+          <w:lang w:val="zh_TW" w:bidi="zh_TW"/>
+        </w:rPr>
+        <w:t>的名稱</w:t>
+      </w:r>
+      <w:r>
+        <w:rPr>
+          <w:lang w:val="zh_TW" w:bidi="zh_TW"/>
+        </w:rPr>
+        <w:t>源於公元前二世紀一位名為撒督的人。然而，這種觀點缺乏足夠的支持。</w:t>
+      </w:r>
+    </w:p>
+    <w:p>
+      <w:pPr/>
+      <w:r>
+        <w:rPr>
+          <w:lang w:val="zh_TW" w:bidi="zh_TW"/>
+        </w:rPr>
+      </w:r>
+      <w:r>
+        <w:rPr>
+          <w:lang w:val="zh_TW" w:bidi="zh_TW"/>
+        </w:rPr>
+        <w:t>最後，英國新約學者文信（T. W. Manson）</w:t>
+      </w:r>
+      <w:r>
+        <w:rPr>
+          <w:lang w:val="zh_TW" w:bidi="zh_TW"/>
+        </w:rPr>
+        <w:t>提出</w:t>
+      </w:r>
+      <w:r>
+        <w:rPr>
+          <w:lang w:val="zh_TW" w:bidi="zh_TW"/>
+        </w:rPr>
+        <w:t>，他們的名稱可能與希臘文詞語sundikoi有關，意思是「議會成員」，</w:t>
+      </w:r>
+      <w:r>
+        <w:rPr>
+          <w:lang w:val="zh_TW" w:bidi="zh_TW"/>
+        </w:rPr>
+        <w:t>因此</w:t>
+      </w:r>
+      <w:r>
+        <w:rPr>
+          <w:lang w:val="zh_TW" w:bidi="zh_TW"/>
+        </w:rPr>
+        <w:t>視</w:t>
+      </w:r>
+      <w:r>
+        <w:rPr>
+          <w:lang w:val="zh_TW" w:bidi="zh_TW"/>
+        </w:rPr>
+        <w:t>撒都該人為哈斯蒙尼家族統治者下的議員</w:t>
+      </w:r>
+      <w:r>
+        <w:rPr>
+          <w:lang w:val="zh_TW" w:bidi="zh_TW"/>
+        </w:rPr>
+        <w:t>。</w:t>
+      </w:r>
+    </w:p>
+    <w:p>
+      <w:pPr/>
+      <w:r>
+        <w:rPr>
+          <w:lang w:val="zh_TW" w:bidi="zh_TW"/>
+        </w:rPr>
+      </w:r>
+      <w:r>
+        <w:rPr>
+          <w:lang w:val="zh_TW" w:bidi="zh_TW"/>
+        </w:rPr>
+        <w:t>撒都該人最早的歷史記載，可追溯至約拿單‧馬加比（Jonathan Maccabeus）</w:t>
+      </w:r>
+      <w:r>
+        <w:rPr>
+          <w:lang w:val="zh_TW" w:bidi="zh_TW"/>
+        </w:rPr>
+        <w:t>的</w:t>
+      </w:r>
+      <w:r>
+        <w:rPr>
+          <w:lang w:val="zh_TW" w:bidi="zh_TW"/>
+        </w:rPr>
+        <w:t>時代，他在公元前160年至143年期間領導猶太人對抗西流古（Seleucids）。約瑟夫（Josephus，猶太古史記 13.5.9）提到，撒都該人</w:t>
+      </w:r>
+      <w:r>
+        <w:rPr>
+          <w:lang w:val="zh_TW" w:bidi="zh_TW"/>
+        </w:rPr>
+        <w:t>在此時已是一個派別</w:t>
+      </w:r>
+      <w:r>
+        <w:rPr>
+          <w:lang w:val="zh_TW" w:bidi="zh_TW"/>
+        </w:rPr>
+        <w:t>，並且在</w:t>
+      </w:r>
+      <w:r>
+        <w:rPr>
+          <w:lang w:val="zh_TW" w:bidi="zh_TW"/>
+        </w:rPr>
+        <w:t>約翰‧許爾堪</w:t>
+      </w:r>
+      <w:r>
+        <w:rPr>
+          <w:lang w:val="zh_TW" w:bidi="zh_TW"/>
+        </w:rPr>
+        <w:t>（John Hyrcanus）擔任猶太國的領袖（公元前135–104年）時，與法利賽人發生衝突（猶太古史記 13.10.6）。撒都該人可能在某種意義上支持撒督祭司的傳統，或聲稱當時耶路撒冷的祭司職分源自撒督的後裔，但這一點並不</w:t>
+      </w:r>
+      <w:r>
+        <w:rPr>
+          <w:lang w:val="zh_TW" w:bidi="zh_TW"/>
+        </w:rPr>
+        <w:t>清楚</w:t>
+      </w:r>
+      <w:r>
+        <w:rPr>
+          <w:b/>
+          <w:lang w:val="zh_TW" w:bidi="zh_TW"/>
+        </w:rPr>
+        <w:t>。</w:t>
+      </w:r>
+      <w:r>
+        <w:rPr>
+          <w:lang w:val="zh_TW" w:bidi="zh_TW"/>
+        </w:rPr>
+        <w:t>約瑟夫</w:t>
+      </w:r>
+      <w:r>
+        <w:rPr>
+          <w:lang w:val="zh_TW" w:bidi="zh_TW"/>
+        </w:rPr>
+        <w:t>指出，</w:t>
+      </w:r>
+      <w:r>
+        <w:rPr>
+          <w:lang w:val="zh_TW" w:bidi="zh_TW"/>
+        </w:rPr>
+        <w:t>撒都該人</w:t>
+      </w:r>
+      <w:r>
+        <w:rPr>
+          <w:lang w:val="zh_TW" w:bidi="zh_TW"/>
+        </w:rPr>
+        <w:t>得到富人的支持</w:t>
+      </w:r>
+      <w:r>
+        <w:rPr>
+          <w:lang w:val="zh_TW" w:bidi="zh_TW"/>
+        </w:rPr>
+        <w:t>，</w:t>
+      </w:r>
+      <w:r>
+        <w:rPr>
+          <w:lang w:val="zh_TW" w:bidi="zh_TW"/>
+        </w:rPr>
+        <w:t>而法利賽人則在普通民眾中擁有影響力</w:t>
+      </w:r>
+      <w:r>
+        <w:rPr>
+          <w:lang w:val="zh_TW" w:bidi="zh_TW"/>
+        </w:rPr>
+        <w:t>。在莎樂美·亞歷山德拉（Salome Alexandra，公元前76–67年）</w:t>
+      </w:r>
+      <w:r>
+        <w:rPr>
+          <w:lang w:val="zh_TW" w:bidi="zh_TW"/>
+        </w:rPr>
+        <w:t>統治時期</w:t>
+      </w:r>
+      <w:r>
+        <w:rPr>
+          <w:lang w:val="zh_TW" w:bidi="zh_TW"/>
+        </w:rPr>
+        <w:t>，法利賽人</w:t>
+      </w:r>
+      <w:r>
+        <w:rPr>
+          <w:lang w:val="zh_TW" w:bidi="zh_TW"/>
+        </w:rPr>
+        <w:t>佔據上風</w:t>
+      </w:r>
+      <w:r>
+        <w:rPr>
+          <w:lang w:val="zh_TW" w:bidi="zh_TW"/>
+        </w:rPr>
+        <w:t>。然而，但當猶太成為羅馬省份後，羅馬總督開始頻繁更換大祭司，而大多數大祭司似乎都來自撒都該人的貴族家庭。這些撒都該人的家族雖然能與羅馬人妥協，但在當地仍擁有權力和影響力。隨著猶太人與羅馬統治者之間的敵意加劇，撒都該人的影響力逐漸</w:t>
+      </w:r>
+      <w:r>
+        <w:rPr>
+          <w:lang w:val="zh_TW" w:bidi="zh_TW"/>
+        </w:rPr>
+        <w:t>下降</w:t>
+      </w:r>
+      <w:r>
+        <w:rPr>
+          <w:lang w:val="zh_TW" w:bidi="zh_TW"/>
+        </w:rPr>
+        <w:t>。公元70年，耶路撒冷被羅馬人攻陷後，撒都該人便從歷史中消失。</w:t>
+      </w:r>
+    </w:p>
+    <w:p>
+      <w:pPr>
+        <w:pStyle w:val="Heading3"/>
+      </w:pPr>
+      <w:r>
+        <w:rPr>
+          <w:lang w:val="zh_TW" w:bidi="zh_TW"/>
+        </w:rPr>
+        <w:t>在新約聖經中</w:t>
+      </w:r>
+    </w:p>
+    <w:p>
+      <w:pPr/>
+      <w:r>
+        <w:rPr>
+          <w:lang w:val="zh_TW" w:bidi="zh_TW"/>
+        </w:rPr>
+      </w:r>
+      <w:r>
+        <w:rPr>
+          <w:lang w:val="zh_TW" w:bidi="zh_TW"/>
+        </w:rPr>
+        <w:t>在福音書的敘述中，撒都該人的首次出現是在約翰的洗禮現場，當時跟與法利賽人在</w:t>
+      </w:r>
+      <w:r>
+        <w:rPr>
+          <w:lang w:val="zh_TW" w:bidi="zh_TW"/>
+        </w:rPr>
+        <w:t>一起</w:t>
+      </w:r>
+      <w:r>
+        <w:rPr>
+          <w:lang w:val="zh_TW" w:bidi="zh_TW"/>
+        </w:rPr>
+        <w:t>。施洗約翰稱他們為「</w:t>
+      </w:r>
+      <w:r>
+        <w:rPr>
+          <w:lang w:val="zh_TW" w:bidi="zh_TW"/>
+        </w:rPr>
+        <w:t>毒蛇的種類</w:t>
+      </w:r>
+      <w:r>
+        <w:rPr>
+          <w:lang w:val="zh_TW" w:bidi="zh_TW"/>
+        </w:rPr>
+        <w:t>」，並挑戰他們在生活中悔改（</w:t>
+      </w:r>
+      <w:hyperlink r:id="rId60">
+        <w:r>
+          <w:rPr>
+            <w:lang w:val="zh_TW" w:bidi="zh_TW"/>
+          </w:rPr>
+          <w:rPr>
+            <w:color w:val="0000EE"/>
+            <w:u w:val="single"/>
+          </w:rPr>
+          <w:t>太3:7–10</w:t>
+        </w:r>
+      </w:hyperlink>
+      <w:r>
+        <w:rPr>
+          <w:lang w:val="zh_TW" w:bidi="zh_TW"/>
+        </w:rPr>
+        <w:t>）。後來，撒都該人與一些法利賽人一起來試探耶穌，要求祂</w:t>
+      </w:r>
+      <w:r>
+        <w:rPr>
+          <w:lang w:val="zh_TW" w:bidi="zh_TW"/>
+        </w:rPr>
+        <w:t>從天上顯個神蹟給他們看</w:t>
+      </w:r>
+      <w:r>
+        <w:rPr>
+          <w:lang w:val="zh_TW" w:bidi="zh_TW"/>
+        </w:rPr>
+        <w:t>（</w:t>
+      </w:r>
+      <w:hyperlink r:id="rId61">
+        <w:r>
+          <w:rPr>
+            <w:lang w:val="zh_TW" w:bidi="zh_TW"/>
+          </w:rPr>
+          <w:rPr>
+            <w:color w:val="0000EE"/>
+            <w:u w:val="single"/>
+          </w:rPr>
+          <w:t>16:1</w:t>
+        </w:r>
+      </w:hyperlink>
+      <w:r>
+        <w:rPr>
+          <w:lang w:val="zh_TW" w:bidi="zh_TW"/>
+        </w:rPr>
+        <w:t>）。耶穌告訴門徒要提防撒都該人（</w:t>
+      </w:r>
+      <w:hyperlink r:id="rId62">
+        <w:r>
+          <w:rPr>
+            <w:lang w:val="zh_TW" w:bidi="zh_TW"/>
+          </w:rPr>
+          <w:rPr>
+            <w:color w:val="0000EE"/>
+            <w:u w:val="single"/>
+          </w:rPr>
+          <w:t>6、11–12</w:t>
+        </w:r>
+      </w:hyperlink>
+      <w:r>
+        <w:rPr>
+          <w:lang w:val="zh_TW" w:bidi="zh_TW"/>
+        </w:rPr>
+        <w:t>）。</w:t>
+      </w:r>
+    </w:p>
+    <w:p>
+      <w:pPr/>
+      <w:r>
+        <w:rPr>
+          <w:lang w:val="zh_TW" w:bidi="zh_TW"/>
+        </w:rPr>
+      </w:r>
+      <w:r>
+        <w:rPr>
+          <w:lang w:val="zh_TW" w:bidi="zh_TW"/>
+        </w:rPr>
+        <w:t>在</w:t>
+      </w:r>
+      <w:hyperlink r:id="rId63">
+        <w:r>
+          <w:rPr>
+            <w:lang w:val="zh_TW" w:bidi="zh_TW"/>
+          </w:rPr>
+          <w:rPr>
+            <w:color w:val="0000EE"/>
+            <w:u w:val="single"/>
+          </w:rPr>
+          <w:t>馬太福音二十二章23至33節</w:t>
+        </w:r>
+      </w:hyperlink>
+      <w:r>
+        <w:rPr>
+          <w:lang w:val="zh_TW" w:bidi="zh_TW"/>
+        </w:rPr>
+        <w:t>中（參</w:t>
+      </w:r>
+      <w:hyperlink r:id="rId64">
+        <w:r>
+          <w:rPr>
+            <w:lang w:val="zh_TW" w:bidi="zh_TW"/>
+          </w:rPr>
+          <w:rPr>
+            <w:color w:val="0000EE"/>
+            <w:u w:val="single"/>
+          </w:rPr>
+          <w:t>可12:18–27</w:t>
+        </w:r>
+      </w:hyperlink>
+      <w:r>
+        <w:rPr>
+          <w:lang w:val="zh_TW" w:bidi="zh_TW"/>
+        </w:rPr>
+        <w:t>；</w:t>
+      </w:r>
+      <w:hyperlink r:id="rId65">
+        <w:r>
+          <w:rPr>
+            <w:lang w:val="zh_TW" w:bidi="zh_TW"/>
+          </w:rPr>
+          <w:rPr>
+            <w:color w:val="0000EE"/>
+            <w:u w:val="single"/>
+          </w:rPr>
+          <w:t>路20:27–38</w:t>
+        </w:r>
+      </w:hyperlink>
+      <w:r>
+        <w:rPr>
+          <w:lang w:val="zh_TW" w:bidi="zh_TW"/>
+        </w:rPr>
+        <w:t>），法利賽人和撒都該人之間開始出現巨大</w:t>
+      </w:r>
+      <w:r>
+        <w:rPr>
+          <w:lang w:val="zh_TW" w:bidi="zh_TW"/>
+        </w:rPr>
+        <w:t>分歧</w:t>
+      </w:r>
+      <w:r>
+        <w:rPr>
+          <w:lang w:val="zh_TW" w:bidi="zh_TW"/>
+        </w:rPr>
+        <w:t>。撒都該人和其他人一樣，想用問題讓刁難耶穌，於是提出了一個詭辯的問題，顯示他們對死人復活的懷疑</w:t>
+      </w:r>
+      <w:r>
+        <w:rPr>
+          <w:lang w:val="zh_TW" w:bidi="zh_TW"/>
+        </w:rPr>
+        <w:t>。</w:t>
+      </w:r>
+      <w:r>
+        <w:rPr>
+          <w:lang w:val="zh_TW" w:bidi="zh_TW"/>
+        </w:rPr>
+        <w:t>在這段經文中，撒都該人被描述為否認死後有復活的人。他們引用了一個</w:t>
+      </w:r>
+      <w:r>
+        <w:rPr>
+          <w:lang w:val="zh_TW" w:bidi="zh_TW"/>
+        </w:rPr>
+        <w:t>婦人</w:t>
+      </w:r>
+      <w:r>
+        <w:rPr>
+          <w:lang w:val="zh_TW" w:bidi="zh_TW"/>
+        </w:rPr>
+        <w:t>先後嫁給七個兄弟的例子，問道：「</w:t>
+      </w:r>
+      <w:r>
+        <w:rPr>
+          <w:lang w:val="zh_TW" w:bidi="zh_TW"/>
+        </w:rPr>
+        <w:t>當復活的時候，她是七個人中哪一個的妻子呢？</w:t>
+      </w:r>
+      <w:r>
+        <w:rPr>
+          <w:lang w:val="zh_TW" w:bidi="zh_TW"/>
+        </w:rPr>
+        <w:t>」這暗示了復活不可能是真實的，因為存在這樣的問題。</w:t>
+      </w:r>
+      <w:r>
+        <w:rPr>
+          <w:lang w:val="zh_TW" w:bidi="zh_TW"/>
+        </w:rPr>
+        <w:t>耶穌指出他們的錯誤在於不明白聖經和神的大能</w:t>
+      </w:r>
+      <w:r>
+        <w:rPr>
+          <w:lang w:val="zh_TW" w:bidi="zh_TW"/>
+        </w:rPr>
+        <w:t>。</w:t>
+      </w:r>
+    </w:p>
+    <w:p>
+      <w:pPr/>
+      <w:r>
+        <w:rPr>
+          <w:lang w:val="zh_TW" w:bidi="zh_TW"/>
+        </w:rPr>
+      </w:r>
+      <w:r>
+        <w:rPr>
+          <w:lang w:val="zh_TW" w:bidi="zh_TW"/>
+        </w:rPr>
+        <w:t>在耶路撒冷教會的初期，祭司、</w:t>
+      </w:r>
+      <w:r>
+        <w:rPr>
+          <w:lang w:val="zh_TW" w:bidi="zh_TW"/>
+        </w:rPr>
+        <w:t>守殿官</w:t>
+      </w:r>
+      <w:r>
+        <w:rPr>
+          <w:lang w:val="zh_TW" w:bidi="zh_TW"/>
+        </w:rPr>
+        <w:t>以及撒都該人</w:t>
+      </w:r>
+      <w:r>
+        <w:rPr>
+          <w:lang w:val="zh_TW" w:bidi="zh_TW"/>
+        </w:rPr>
+        <w:t>因使徒傳講死人復活而感到煩惱</w:t>
+      </w:r>
+      <w:r>
+        <w:rPr>
+          <w:lang w:val="zh_TW" w:bidi="zh_TW"/>
+        </w:rPr>
+        <w:t>（</w:t>
+      </w:r>
+      <w:hyperlink r:id="rId66">
+        <w:r>
+          <w:rPr>
+            <w:lang w:val="zh_TW" w:bidi="zh_TW"/>
+          </w:rPr>
+          <w:rPr>
+            <w:color w:val="0000EE"/>
+            <w:u w:val="single"/>
+          </w:rPr>
+          <w:t>徒4:1–2</w:t>
+        </w:r>
+      </w:hyperlink>
+      <w:r>
+        <w:rPr>
+          <w:lang w:val="zh_TW" w:bidi="zh_TW"/>
+        </w:rPr>
+        <w:t>）。撒都該人似乎主導了對使徒和他們</w:t>
+      </w:r>
+      <w:r>
+        <w:rPr>
+          <w:lang w:val="zh_TW" w:bidi="zh_TW"/>
+        </w:rPr>
+        <w:t>傳道</w:t>
+      </w:r>
+      <w:r>
+        <w:rPr>
+          <w:lang w:val="zh_TW" w:bidi="zh_TW"/>
+        </w:rPr>
+        <w:t>的反對聲音。後來，大祭司和撒都該人決定逮捕使徒並將他們關在監獄中（</w:t>
+      </w:r>
+      <w:hyperlink r:id="rId67">
+        <w:r>
+          <w:rPr>
+            <w:lang w:val="zh_TW" w:bidi="zh_TW"/>
+          </w:rPr>
+          <w:rPr>
+            <w:color w:val="0000EE"/>
+            <w:u w:val="single"/>
+          </w:rPr>
+          <w:t>5:17</w:t>
+        </w:r>
+      </w:hyperlink>
+      <w:r>
+        <w:rPr>
+          <w:lang w:val="zh_TW" w:bidi="zh_TW"/>
+        </w:rPr>
+        <w:t>）。</w:t>
+      </w:r>
+      <w:r>
+        <w:rPr>
+          <w:lang w:val="zh_TW" w:bidi="zh_TW"/>
+        </w:rPr>
+        <w:t>新約中唯一提到撒都該人的另一處，是</w:t>
+      </w:r>
+      <w:hyperlink r:id="rId68">
+        <w:r>
+          <w:rPr>
+            <w:lang w:val="zh_TW" w:bidi="zh_TW"/>
+          </w:rPr>
+          <w:rPr>
+            <w:color w:val="0000EE"/>
+            <w:u w:val="single"/>
+          </w:rPr>
+          <w:t>使徒行傳二十三章6至8節</w:t>
+        </w:r>
+      </w:hyperlink>
+      <w:r>
+        <w:rPr>
+          <w:lang w:val="zh_TW" w:bidi="zh_TW"/>
+        </w:rPr>
+        <w:t>，</w:t>
+      </w:r>
+      <w:r>
+        <w:rPr>
+          <w:lang w:val="zh_TW" w:bidi="zh_TW"/>
+        </w:rPr>
+        <w:t>記載</w:t>
+      </w:r>
+      <w:r>
+        <w:rPr>
+          <w:lang w:val="zh_TW" w:bidi="zh_TW"/>
+        </w:rPr>
+        <w:t>了保羅在猶太公會前的審訊。在那次場合中，保羅故意談到他對復活的信心，</w:t>
+      </w:r>
+      <w:r>
+        <w:rPr>
+          <w:lang w:val="zh_TW" w:bidi="zh_TW"/>
+        </w:rPr>
+        <w:t>以</w:t>
+      </w:r>
+      <w:r>
+        <w:rPr>
+          <w:lang w:val="zh_TW" w:bidi="zh_TW"/>
+        </w:rPr>
+        <w:t>引</w:t>
+      </w:r>
+      <w:r>
+        <w:rPr>
+          <w:lang w:val="zh_TW" w:bidi="zh_TW"/>
+        </w:rPr>
+        <w:t>起</w:t>
+      </w:r>
+      <w:r>
+        <w:rPr>
+          <w:lang w:val="zh_TW" w:bidi="zh_TW"/>
+        </w:rPr>
+        <w:t>法利賽人和不信復活的撒都該人之間的分歧。</w:t>
+      </w:r>
+    </w:p>
+    <w:p>
+      <w:pPr/>
+      <w:r>
+        <w:rPr>
+          <w:lang w:val="zh_TW" w:bidi="zh_TW"/>
+        </w:rPr>
+      </w:r>
+      <w:r>
+        <w:rPr>
+          <w:lang w:val="zh_TW" w:bidi="zh_TW"/>
+        </w:rPr>
+        <w:t>因此，從這些新約經文中，我們了解到撒都該人的基本信條、他們在大祭司家族中的顯赫地位，以及</w:t>
+      </w:r>
+      <w:r>
+        <w:rPr>
+          <w:lang w:val="zh_TW" w:bidi="zh_TW"/>
+        </w:rPr>
+        <w:t>他們與</w:t>
+      </w:r>
+      <w:r>
+        <w:rPr>
+          <w:lang w:val="zh_TW" w:bidi="zh_TW"/>
+        </w:rPr>
+        <w:t>法利賽人之間的</w:t>
+      </w:r>
+      <w:r>
+        <w:rPr>
+          <w:lang w:val="zh_TW" w:bidi="zh_TW"/>
+        </w:rPr>
+        <w:t>分歧。</w:t>
+      </w:r>
+    </w:p>
+    <w:p>
+      <w:pPr/>
+      <w:r>
+        <w:rPr>
+          <w:lang w:val="zh_TW" w:bidi="zh_TW"/>
+        </w:rPr>
+      </w:r>
+      <w:r>
+        <w:rPr>
+          <w:lang w:val="zh_TW" w:bidi="zh_TW"/>
+        </w:rPr>
+        <w:t>約瑟夫是公元一世紀末的猶太歷史學家，</w:t>
+      </w:r>
+      <w:r>
+        <w:rPr>
+          <w:lang w:val="zh_TW" w:bidi="zh_TW"/>
+        </w:rPr>
+        <w:t>他</w:t>
+      </w:r>
+      <w:r>
+        <w:rPr>
+          <w:lang w:val="zh_TW" w:bidi="zh_TW"/>
+        </w:rPr>
+        <w:t>補充了新約中關於這個派別的一些</w:t>
+      </w:r>
+      <w:r>
+        <w:rPr>
+          <w:lang w:val="zh_TW" w:bidi="zh_TW"/>
+        </w:rPr>
+        <w:t>信息</w:t>
+      </w:r>
+      <w:r>
+        <w:rPr>
+          <w:lang w:val="zh_TW" w:bidi="zh_TW"/>
+        </w:rPr>
+        <w:t>。他指出，與法利賽人和愛色尼派（Essenes）不同，</w:t>
+      </w:r>
+      <w:r>
+        <w:rPr>
+          <w:lang w:val="zh_TW" w:bidi="zh_TW"/>
+        </w:rPr>
+        <w:t>撒都該人</w:t>
+      </w:r>
+      <w:r>
+        <w:rPr>
+          <w:lang w:val="zh_TW" w:bidi="zh_TW"/>
+        </w:rPr>
+        <w:t>不承認神的主權護理，而強調我們所遭遇的一切都是我們所做的善或惡的結果（猶太古史記 13.5.9；猶太戰史</w:t>
+      </w:r>
+      <w:r>
+        <w:rPr>
+          <w:i/>
+          <w:lang w:val="zh_TW" w:bidi="zh_TW"/>
+        </w:rPr>
+        <w:t xml:space="preserve"> </w:t>
+      </w:r>
+      <w:r>
+        <w:rPr>
+          <w:lang w:val="zh_TW" w:bidi="zh_TW"/>
+        </w:rPr>
+        <w:t>2.8.14）。約瑟夫以類似新約的方式提到，撒都該人拒絕「靈魂的不朽持續性，以及在陰間的懲罰和獎賞」（猶太戰史 2.8.14）。他們宣稱「靈魂隨著身體一起死去」（</w:t>
+      </w:r>
+      <w:r>
+        <w:rPr>
+          <w:i/>
+          <w:lang w:val="zh_TW" w:bidi="zh_TW"/>
+        </w:rPr>
+        <w:t xml:space="preserve">猶太古史記 </w:t>
+      </w:r>
+      <w:r>
+        <w:rPr>
+          <w:lang w:val="zh_TW" w:bidi="zh_TW"/>
+        </w:rPr>
+        <w:t>18.1.4）。早期基督教作家——希坡律陀（Hippolytus）、俄利根（</w:t>
+      </w:r>
+      <w:r>
+        <w:rPr>
+          <w:lang w:val="zh_TW" w:bidi="zh_TW"/>
+        </w:rPr>
+        <w:t>Origen</w:t>
+      </w:r>
+      <w:r>
+        <w:rPr>
+          <w:lang w:val="zh_TW" w:bidi="zh_TW"/>
+        </w:rPr>
+        <w:t>）和耶柔米（</w:t>
+      </w:r>
+      <w:r>
+        <w:rPr>
+          <w:lang w:val="zh_TW" w:bidi="zh_TW"/>
+        </w:rPr>
+        <w:t>Jerome</w:t>
+      </w:r>
+      <w:r>
+        <w:rPr>
+          <w:lang w:val="zh_TW" w:bidi="zh_TW"/>
+        </w:rPr>
+        <w:t>）——表示撒都該人只接受摩西五經，而不接受其它舊約</w:t>
+      </w:r>
+      <w:r>
+        <w:rPr>
+          <w:lang w:val="zh_TW" w:bidi="zh_TW"/>
+        </w:rPr>
+        <w:t>書卷</w:t>
+      </w:r>
+      <w:r>
+        <w:rPr>
+          <w:lang w:val="zh_TW" w:bidi="zh_TW"/>
+        </w:rPr>
+        <w:t>。然而，他們似乎並不反對其它舊約書卷整體（不過我們可能懷疑，他們是否接受像但以理書這樣明確提到死人復活的書卷），而是反對法利賽人引入的律法規條，並主張只有舊約律法應被視為強制性的。在這一點上，</w:t>
+      </w:r>
+      <w:r>
+        <w:rPr>
+          <w:lang w:val="zh_TW" w:bidi="zh_TW"/>
+        </w:rPr>
+        <w:t>以及他們對天使和死後生命的否定上</w:t>
+      </w:r>
+      <w:r>
+        <w:rPr>
+          <w:lang w:val="zh_TW" w:bidi="zh_TW"/>
+        </w:rPr>
+        <w:t>，他們似乎</w:t>
+      </w:r>
+      <w:r>
+        <w:rPr>
+          <w:lang w:val="zh_TW" w:bidi="zh_TW"/>
+        </w:rPr>
+        <w:t>視法利賽人為革新者</w:t>
+      </w:r>
+      <w:r>
+        <w:rPr>
+          <w:lang w:val="zh_TW" w:bidi="zh_TW"/>
+        </w:rPr>
+        <w:t>，</w:t>
+      </w:r>
+      <w:r>
+        <w:rPr>
+          <w:lang w:val="zh_TW" w:bidi="zh_TW"/>
+        </w:rPr>
+        <w:t>而自視為保守派</w:t>
+      </w:r>
+      <w:r>
+        <w:rPr>
+          <w:lang w:val="zh_TW" w:bidi="zh_TW"/>
+        </w:rPr>
+        <w:t>。</w:t>
+      </w:r>
+    </w:p>
+    <w:p>
+      <w:pPr/>
+      <w:r>
+        <w:rPr>
+          <w:lang w:val="zh_TW" w:bidi="zh_TW"/>
+        </w:rPr>
+      </w:r>
+      <w:r>
+        <w:rPr>
+          <w:lang w:val="zh_TW" w:bidi="zh_TW"/>
+        </w:rPr>
+        <w:t>另一個</w:t>
+      </w:r>
+      <w:r>
+        <w:rPr>
+          <w:lang w:val="zh_TW" w:bidi="zh_TW"/>
+        </w:rPr>
+        <w:t>關於撒都該人的主要</w:t>
+      </w:r>
+      <w:r>
+        <w:rPr>
+          <w:lang w:val="zh_TW" w:bidi="zh_TW"/>
+        </w:rPr>
+        <w:t>資料</w:t>
+      </w:r>
+      <w:r>
+        <w:rPr>
+          <w:lang w:val="zh_TW" w:bidi="zh_TW"/>
+        </w:rPr>
+        <w:t>來源是米示拿（Mishnah），這是拉比教導的彙編，在公元二世紀成書。撒都該人反對法利賽人試圖強加於民眾的許多詳細規條（巴拉 3.3、7）。此外，它也表明，撒都該人比其它猶太派別，更傾向妥協接受外邦人的方式（拿達</w:t>
+      </w:r>
+      <w:r>
+        <w:rPr>
+          <w:i/>
+          <w:lang w:val="zh_TW" w:bidi="zh_TW"/>
+        </w:rPr>
+        <w:t xml:space="preserve"> </w:t>
+      </w:r>
+      <w:r>
+        <w:rPr>
+          <w:lang w:val="zh_TW" w:bidi="zh_TW"/>
+        </w:rPr>
+        <w:t>4.2）。</w:t>
+      </w:r>
+    </w:p>
+    <w:p>
+      <w:pPr/>
+      <w:r>
+        <w:rPr>
+          <w:lang w:val="zh_TW" w:bidi="zh_TW"/>
+        </w:rPr>
+      </w:r>
+      <w:r>
+        <w:rPr>
+          <w:i/>
+          <w:lang w:val="zh_TW" w:bidi="zh_TW"/>
+        </w:rPr>
+        <w:t>參見</w:t>
+      </w:r>
+      <w:r>
+        <w:rPr>
+          <w:lang w:val="zh_TW" w:bidi="zh_TW"/>
+        </w:rPr>
+        <w:t xml:space="preserve"> </w:t>
+      </w:r>
+      <w:r>
+        <w:rPr>
+          <w:lang w:val="zh_TW" w:bidi="zh_TW"/>
+        </w:rPr>
+        <w:t>愛色尼派</w:t>
+      </w:r>
+      <w:r>
+        <w:rPr>
+          <w:lang w:val="zh_TW" w:bidi="zh_TW"/>
+        </w:rPr>
+        <w:t>，</w:t>
+      </w:r>
+      <w:r>
+        <w:rPr>
+          <w:lang w:val="zh_TW" w:bidi="zh_TW"/>
+        </w:rPr>
+        <w:t>猶太教</w:t>
+      </w:r>
+      <w:r>
+        <w:rPr>
+          <w:lang w:val="zh_TW" w:bidi="zh_TW"/>
+        </w:rPr>
+        <w:t>，</w:t>
+      </w:r>
+      <w:r>
+        <w:rPr>
+          <w:lang w:val="zh_TW" w:bidi="zh_TW"/>
+        </w:rPr>
+        <w:t>法利賽人</w:t>
+      </w:r>
+      <w:r>
+        <w:rPr>
+          <w:lang w:val="zh_TW" w:bidi="zh_TW"/>
+        </w:rPr>
+        <w:t>。</w:t>
+      </w:r>
+      <w:r>
+        <w:rPr>
+          <w:lang w:val="zh_TW" w:bidi="zh_TW"/>
+        </w:rPr>
+      </w:r>
+      <w:r>
+        <w:rPr>
+          <w:lang w:val="zh_TW" w:bidi="zh_TW"/>
+        </w:rPr>
+      </w:r>
+    </w:p>
+    <w:p>
+      <w:pPr/>
+      <w:r>
+        <w:rPr>
+          <w:lang w:val="zh_TW" w:bidi="zh_TW"/>
+        </w:rPr>
+      </w:r>
+    </w:p>
+    <w:p>
+      <w:pPr>
+        <w:pStyle w:val="Heading2"/>
+      </w:pPr>
+      <w:r>
+        <w:rPr>
+          <w:lang w:val="zh_TW" w:bidi="zh_TW"/>
+        </w:rPr>
+        <w:t>撒發那忒‧巴內亞</w:t>
+      </w:r>
+      <w:r>
+        <w:rPr>
+          <w:lang w:val="zh_TW" w:bidi="zh_TW"/>
+        </w:rPr>
+      </w:r>
+    </w:p>
+    <w:p>
+      <w:pPr/>
+      <w:r>
+        <w:rPr>
+          <w:lang w:val="zh_TW" w:bidi="zh_TW"/>
+        </w:rPr>
+      </w:r>
+      <w:r>
+        <w:rPr>
+          <w:lang w:val="zh_TW" w:bidi="zh_TW"/>
+        </w:rPr>
+        <w:t>約瑟開始治理埃及時，法老賜給他的名字（</w:t>
+      </w:r>
+      <w:hyperlink r:id="rId69">
+        <w:r>
+          <w:rPr>
+            <w:lang w:val="zh_TW" w:bidi="zh_TW"/>
+          </w:rPr>
+          <w:rPr>
+            <w:color w:val="0000EE"/>
+            <w:u w:val="single"/>
+          </w:rPr>
+          <w:t>創41:45</w:t>
+        </w:r>
+      </w:hyperlink>
+      <w:r>
+        <w:rPr>
+          <w:lang w:val="zh_TW" w:bidi="zh_TW"/>
+        </w:rPr>
+        <w:t>）。這個名字最可能的意思是「神說：他必存活」。</w:t>
+      </w:r>
+      <w:r>
+        <w:rPr>
+          <w:i/>
+          <w:lang w:val="zh_TW" w:bidi="zh_TW"/>
+        </w:rPr>
         <w:t>見</w:t>
       </w:r>
       <w:r>
@@ -992,7 +2914,7 @@
         <w:rPr>
           <w:lang w:val="zh_TW" w:bidi="zh_TW"/>
         </w:rPr>
-        <w:t>使徒保羅</w:t>
+        <w:t>約瑟 #1</w:t>
       </w:r>
       <w:r>
         <w:rPr>
@@ -1027,7 +2949,283 @@
         <w:rPr>
           <w:lang w:val="zh_TW" w:bidi="zh_TW"/>
         </w:rPr>
-        <w:t>掃羅</w:t>
+        <w:t>撒番</w:t>
+      </w:r>
+      <w:r>
+        <w:rPr>
+          <w:lang w:val="zh_TW" w:bidi="zh_TW"/>
+        </w:rPr>
+      </w:r>
+    </w:p>
+    <w:p>
+      <w:pPr/>
+      <w:r>
+        <w:rPr>
+          <w:lang w:val="zh_TW" w:bidi="zh_TW"/>
+        </w:rPr>
+      </w:r>
+      <w:r>
+        <w:rPr>
+          <w:lang w:val="zh_TW" w:bidi="zh_TW"/>
+        </w:rPr>
+        <w:t>以察的次子，也是何利人的族長（</w:t>
+      </w:r>
+      <w:hyperlink r:id="rId70">
+        <w:r>
+          <w:rPr>
+            <w:lang w:val="zh_TW" w:bidi="zh_TW"/>
+          </w:rPr>
+          <w:rPr>
+            <w:color w:val="0000EE"/>
+            <w:u w:val="single"/>
+          </w:rPr>
+          <w:t>創36:27</w:t>
+        </w:r>
+      </w:hyperlink>
+      <w:r>
+        <w:rPr>
+          <w:lang w:val="zh_TW" w:bidi="zh_TW"/>
+        </w:rPr>
+        <w:t>；</w:t>
+      </w:r>
+      <w:hyperlink r:id="rId71">
+        <w:r>
+          <w:rPr>
+            <w:lang w:val="zh_TW" w:bidi="zh_TW"/>
+          </w:rPr>
+          <w:rPr>
+            <w:color w:val="0000EE"/>
+            <w:u w:val="single"/>
+          </w:rPr>
+          <w:t>代上1:42</w:t>
+        </w:r>
+      </w:hyperlink>
+      <w:r>
+        <w:rPr>
+          <w:lang w:val="zh_TW" w:bidi="zh_TW"/>
+        </w:rPr>
+        <w:t>）。</w:t>
+      </w:r>
+      <w:r>
+        <w:rPr>
+          <w:lang w:val="zh_TW" w:bidi="zh_TW"/>
+        </w:rPr>
+      </w:r>
+      <w:r>
+        <w:rPr>
+          <w:lang w:val="zh_TW" w:bidi="zh_TW"/>
+        </w:rPr>
+      </w:r>
+    </w:p>
+    <w:p>
+      <w:pPr/>
+      <w:r>
+        <w:rPr>
+          <w:lang w:val="zh_TW" w:bidi="zh_TW"/>
+        </w:rPr>
+      </w:r>
+    </w:p>
+    <w:p>
+      <w:pPr>
+        <w:pStyle w:val="Heading2"/>
+      </w:pPr>
+      <w:r>
+        <w:rPr>
+          <w:lang w:val="zh_TW" w:bidi="zh_TW"/>
+        </w:rPr>
+        <w:t>撒弗他</w:t>
+      </w:r>
+      <w:r>
+        <w:rPr>
+          <w:lang w:val="zh_TW" w:bidi="zh_TW"/>
+        </w:rPr>
+      </w:r>
+    </w:p>
+    <w:p>
+      <w:pPr/>
+      <w:r>
+        <w:rPr>
+          <w:lang w:val="zh_TW" w:bidi="zh_TW"/>
+        </w:rPr>
+      </w:r>
+      <w:r>
+        <w:rPr>
+          <w:lang w:val="zh_TW" w:bidi="zh_TW"/>
+        </w:rPr>
+        <w:t>古實的五個兒子之一，是</w:t>
+      </w:r>
+      <w:r>
+        <w:rPr>
+          <w:lang w:val="zh_TW" w:bidi="zh_TW"/>
+        </w:rPr>
+        <w:t>挪亞經由含這一支系的後裔</w:t>
+      </w:r>
+      <w:r>
+        <w:rPr>
+          <w:lang w:val="zh_TW" w:bidi="zh_TW"/>
+        </w:rPr>
+        <w:t>（</w:t>
+      </w:r>
+      <w:hyperlink r:id="rId72">
+        <w:r>
+          <w:rPr>
+            <w:lang w:val="zh_TW" w:bidi="zh_TW"/>
+          </w:rPr>
+          <w:rPr>
+            <w:color w:val="0000EE"/>
+            <w:u w:val="single"/>
+          </w:rPr>
+          <w:t>創10:7</w:t>
+        </w:r>
+      </w:hyperlink>
+      <w:r>
+        <w:rPr>
+          <w:lang w:val="zh_TW" w:bidi="zh_TW"/>
+        </w:rPr>
+        <w:t>；</w:t>
+      </w:r>
+      <w:hyperlink r:id="rId73">
+        <w:r>
+          <w:rPr>
+            <w:lang w:val="zh_TW" w:bidi="zh_TW"/>
+          </w:rPr>
+          <w:rPr>
+            <w:color w:val="0000EE"/>
+            <w:u w:val="single"/>
+          </w:rPr>
+          <w:t>代上1:9</w:t>
+        </w:r>
+      </w:hyperlink>
+      <w:r>
+        <w:rPr>
+          <w:lang w:val="zh_TW" w:bidi="zh_TW"/>
+        </w:rPr>
+        <w:t>）。據推測，撒弗他定居在阿拉伯南岸，那裡有幾座城市就是以他的名字命名的。</w:t>
+      </w:r>
+      <w:r>
+        <w:rPr>
+          <w:lang w:val="zh_TW" w:bidi="zh_TW"/>
+        </w:rPr>
+      </w:r>
+      <w:r>
+        <w:rPr>
+          <w:lang w:val="zh_TW" w:bidi="zh_TW"/>
+        </w:rPr>
+      </w:r>
+    </w:p>
+    <w:p>
+      <w:pPr/>
+      <w:r>
+        <w:rPr>
+          <w:lang w:val="zh_TW" w:bidi="zh_TW"/>
+        </w:rPr>
+      </w:r>
+    </w:p>
+    <w:p>
+      <w:pPr>
+        <w:pStyle w:val="Heading2"/>
+      </w:pPr>
+      <w:r>
+        <w:rPr>
+          <w:lang w:val="zh_TW" w:bidi="zh_TW"/>
+        </w:rPr>
+        <w:t>撒弗提迦</w:t>
+      </w:r>
+      <w:r>
+        <w:rPr>
+          <w:lang w:val="zh_TW" w:bidi="zh_TW"/>
+        </w:rPr>
+      </w:r>
+    </w:p>
+    <w:p>
+      <w:pPr/>
+      <w:r>
+        <w:rPr>
+          <w:lang w:val="zh_TW" w:bidi="zh_TW"/>
+        </w:rPr>
+      </w:r>
+      <w:r>
+        <w:rPr>
+          <w:lang w:val="zh_TW" w:bidi="zh_TW"/>
+        </w:rPr>
+        <w:t>古實的五個兒子之一，是</w:t>
+      </w:r>
+      <w:r>
+        <w:rPr>
+          <w:lang w:val="zh_TW" w:bidi="zh_TW"/>
+        </w:rPr>
+        <w:t>挪亞的後裔含的家系</w:t>
+      </w:r>
+      <w:r>
+        <w:rPr>
+          <w:lang w:val="zh_TW" w:bidi="zh_TW"/>
+        </w:rPr>
+        <w:t>（</w:t>
+      </w:r>
+      <w:hyperlink r:id="rId72">
+        <w:r>
+          <w:rPr>
+            <w:lang w:val="zh_TW" w:bidi="zh_TW"/>
+          </w:rPr>
+          <w:rPr>
+            <w:color w:val="0000EE"/>
+            <w:u w:val="single"/>
+          </w:rPr>
+          <w:t>創10:7</w:t>
+        </w:r>
+      </w:hyperlink>
+      <w:r>
+        <w:rPr>
+          <w:lang w:val="zh_TW" w:bidi="zh_TW"/>
+        </w:rPr>
+        <w:t>；</w:t>
+      </w:r>
+      <w:hyperlink r:id="rId73">
+        <w:r>
+          <w:rPr>
+            <w:lang w:val="zh_TW" w:bidi="zh_TW"/>
+          </w:rPr>
+          <w:rPr>
+            <w:color w:val="0000EE"/>
+            <w:u w:val="single"/>
+          </w:rPr>
+          <w:t>代上1:9</w:t>
+        </w:r>
+      </w:hyperlink>
+      <w:r>
+        <w:rPr>
+          <w:lang w:val="zh_TW" w:bidi="zh_TW"/>
+        </w:rPr>
+        <w:t>）。撒弗提迦定居在阿拉伯地區。</w:t>
+      </w:r>
+      <w:r>
+        <w:rPr>
+          <w:lang w:val="zh_TW" w:bidi="zh_TW"/>
+        </w:rPr>
+      </w:r>
+      <w:r>
+        <w:rPr>
+          <w:lang w:val="zh_TW" w:bidi="zh_TW"/>
+        </w:rPr>
+      </w:r>
+    </w:p>
+    <w:p>
+      <w:pPr/>
+      <w:r>
+        <w:rPr>
+          <w:lang w:val="zh_TW" w:bidi="zh_TW"/>
+        </w:rPr>
+      </w:r>
+    </w:p>
+    <w:p>
+      <w:pPr>
+        <w:pStyle w:val="Heading2"/>
+      </w:pPr>
+      <w:r>
+        <w:rPr>
+          <w:lang w:val="zh_TW" w:bidi="zh_TW"/>
+        </w:rPr>
+        <w:t>撒拉</w:t>
       </w:r>
       <w:r>
         <w:rPr>
@@ -1054,18 +3252,485 @@
         <w:rPr>
           <w:lang w:val="zh_TW" w:bidi="zh_TW"/>
         </w:rPr>
-        <w:t>掃羅（Shaul）是以東王掃羅（Saul）的另一個名稱，見於</w:t>
-      </w:r>
-      <w:hyperlink r:id="rId13">
-        <w:r>
-          <w:rPr>
-            <w:lang w:val="zh_TW" w:bidi="zh_TW"/>
-          </w:rPr>
-          <w:rPr>
-            <w:color w:val="0000EE"/>
-            <w:u w:val="single"/>
-          </w:rPr>
-          <w:t>創世記三十六章37至38節</w:t>
+        <w:t>亞伯拉罕的妻子。撒拉原本的名字叫「撒萊」 （</w:t>
+      </w:r>
+      <w:hyperlink r:id="rId74">
+        <w:r>
+          <w:rPr>
+            <w:lang w:val="zh_TW" w:bidi="zh_TW"/>
+          </w:rPr>
+          <w:rPr>
+            <w:color w:val="0000EE"/>
+            <w:u w:val="single"/>
+          </w:rPr>
+          <w:t>創11:29</w:t>
+        </w:r>
+      </w:hyperlink>
+      <w:r>
+        <w:rPr>
+          <w:lang w:val="zh_TW" w:bidi="zh_TW"/>
+        </w:rPr>
+        <w:t>）。當神應許她會生一個兒子，並成為多國、多王的母親時，神就把她的名字改成了撒拉（意思是「公主」)（</w:t>
+      </w:r>
+      <w:hyperlink r:id="rId75">
+        <w:r>
+          <w:rPr>
+            <w:lang w:val="zh_TW" w:bidi="zh_TW"/>
+          </w:rPr>
+          <w:rPr>
+            <w:color w:val="0000EE"/>
+            <w:u w:val="single"/>
+          </w:rPr>
+          <w:t>17:15–16</w:t>
+        </w:r>
+      </w:hyperlink>
+      <w:r>
+        <w:rPr>
+          <w:lang w:val="zh_TW" w:bidi="zh_TW"/>
+        </w:rPr>
+        <w:t>）。撒拉既是亞伯拉罕的妻子，也是他同父異母的妹妹（</w:t>
+      </w:r>
+      <w:hyperlink r:id="rId76">
+        <w:r>
+          <w:rPr>
+            <w:lang w:val="zh_TW" w:bidi="zh_TW"/>
+          </w:rPr>
+          <w:rPr>
+            <w:color w:val="0000EE"/>
+            <w:u w:val="single"/>
+          </w:rPr>
+          <w:t>20:12</w:t>
+        </w:r>
+      </w:hyperlink>
+      <w:r>
+        <w:rPr>
+          <w:lang w:val="zh_TW" w:bidi="zh_TW"/>
+        </w:rPr>
+        <w:t>）。</w:t>
+        <w:br/>
+      </w:r>
+      <w:r>
+        <w:rPr>
+          <w:lang w:val="zh_TW" w:bidi="zh_TW"/>
+        </w:rPr>
+        <w:t>撒拉一路跟隨亞伯拉罕，從迦勒底的吾珥搬到哈蘭，最後進入了迦南地（</w:t>
+      </w:r>
+      <w:hyperlink r:id="rId77">
+        <w:r>
+          <w:rPr>
+            <w:lang w:val="zh_TW" w:bidi="zh_TW"/>
+          </w:rPr>
+          <w:rPr>
+            <w:color w:val="0000EE"/>
+            <w:u w:val="single"/>
+          </w:rPr>
+          <w:t>創11:31</w:t>
+        </w:r>
+      </w:hyperlink>
+      <w:r>
+        <w:rPr>
+          <w:lang w:val="zh_TW" w:bidi="zh_TW"/>
+        </w:rPr>
+        <w:t>，</w:t>
+      </w:r>
+      <w:hyperlink r:id="rId78">
+        <w:r>
+          <w:rPr>
+            <w:lang w:val="zh_TW" w:bidi="zh_TW"/>
+          </w:rPr>
+          <w:rPr>
+            <w:color w:val="0000EE"/>
+            <w:u w:val="single"/>
+          </w:rPr>
+          <w:t>12:5</w:t>
+        </w:r>
+      </w:hyperlink>
+      <w:r>
+        <w:rPr>
+          <w:lang w:val="zh_TW" w:bidi="zh_TW"/>
+        </w:rPr>
+        <w:t>）。有很長一段時間，她都無法生育。儘管神曾應許亞伯拉罕，說要讓他成為大國（在</w:t>
+      </w:r>
+      <w:hyperlink r:id="rId79">
+        <w:r>
+          <w:rPr>
+            <w:lang w:val="zh_TW" w:bidi="zh_TW"/>
+          </w:rPr>
+          <w:rPr>
+            <w:color w:val="0000EE"/>
+            <w:u w:val="single"/>
+          </w:rPr>
+          <w:t>12:2</w:t>
+        </w:r>
+      </w:hyperlink>
+      <w:r>
+        <w:rPr>
+          <w:lang w:val="zh_TW" w:bidi="zh_TW"/>
+        </w:rPr>
+        <w:t>中），並要把迦南地賜給他的後裔（</w:t>
+      </w:r>
+      <w:hyperlink r:id="rId80">
+        <w:r>
+          <w:rPr>
+            <w:lang w:val="zh_TW" w:bidi="zh_TW"/>
+          </w:rPr>
+          <w:rPr>
+            <w:color w:val="0000EE"/>
+            <w:u w:val="single"/>
+          </w:rPr>
+          <w:t>7</w:t>
+        </w:r>
+      </w:hyperlink>
+      <w:r>
+        <w:rPr>
+          <w:lang w:val="zh_TW" w:bidi="zh_TW"/>
+        </w:rPr>
+        <w:t>節），但撒拉依然一直沒有孩子。</w:t>
+        <w:br/>
+      </w:r>
+      <w:r>
+        <w:rPr>
+          <w:lang w:val="zh_TW" w:bidi="zh_TW"/>
+        </w:rPr>
+        <w:t>十年過去了，撒拉還是沒有懷孕（參</w:t>
+      </w:r>
+      <w:hyperlink r:id="rId81">
+        <w:r>
+          <w:rPr>
+            <w:lang w:val="zh_TW" w:bidi="zh_TW"/>
+          </w:rPr>
+          <w:rPr>
+            <w:color w:val="0000EE"/>
+            <w:u w:val="single"/>
+          </w:rPr>
+          <w:t>創12:4</w:t>
+        </w:r>
+      </w:hyperlink>
+      <w:r>
+        <w:rPr>
+          <w:lang w:val="zh_TW" w:bidi="zh_TW"/>
+        </w:rPr>
+        <w:t>，</w:t>
+      </w:r>
+      <w:hyperlink r:id="rId82">
+        <w:r>
+          <w:rPr>
+            <w:lang w:val="zh_TW" w:bidi="zh_TW"/>
+          </w:rPr>
+          <w:rPr>
+            <w:color w:val="0000EE"/>
+            <w:u w:val="single"/>
+          </w:rPr>
+          <w:t>16:16</w:t>
+        </w:r>
+      </w:hyperlink>
+      <w:r>
+        <w:rPr>
+          <w:lang w:val="zh_TW" w:bidi="zh_TW"/>
+        </w:rPr>
+        <w:t>）。於是，她把自己的埃及使女夏甲送給亞伯拉罕當妾，夏甲隨後生下一個兒子，名叫以實瑪利（</w:t>
+      </w:r>
+      <w:hyperlink r:id="rId83">
+        <w:r>
+          <w:rPr>
+            <w:lang w:val="zh_TW" w:bidi="zh_TW"/>
+          </w:rPr>
+          <w:rPr>
+            <w:color w:val="0000EE"/>
+            <w:u w:val="single"/>
+          </w:rPr>
+          <w:t>16:3–4</w:t>
+        </w:r>
+      </w:hyperlink>
+      <w:r>
+        <w:rPr>
+          <w:lang w:val="zh_TW" w:bidi="zh_TW"/>
+        </w:rPr>
+        <w:t>）。雖然神應許以實瑪利也會成為大國（</w:t>
+      </w:r>
+      <w:hyperlink r:id="rId84">
+        <w:r>
+          <w:rPr>
+            <w:lang w:val="zh_TW" w:bidi="zh_TW"/>
+          </w:rPr>
+          <w:rPr>
+            <w:color w:val="0000EE"/>
+            <w:u w:val="single"/>
+          </w:rPr>
+          <w:t>17:20</w:t>
+        </w:r>
+      </w:hyperlink>
+      <w:r>
+        <w:rPr>
+          <w:lang w:val="zh_TW" w:bidi="zh_TW"/>
+        </w:rPr>
+        <w:t>），但神說，以實瑪利並不是那個應許的孩子。神指明撒拉才是那個孩子的母親，儘管撒拉在聽到這個預言時還笑了一下。最後，隨著以撒的出生，這個預言實現了（</w:t>
+      </w:r>
+      <w:hyperlink r:id="rId85">
+        <w:r>
+          <w:rPr>
+            <w:lang w:val="zh_TW" w:bidi="zh_TW"/>
+          </w:rPr>
+          <w:rPr>
+            <w:color w:val="0000EE"/>
+            <w:u w:val="single"/>
+          </w:rPr>
+          <w:t>21:2–3</w:t>
+        </w:r>
+      </w:hyperlink>
+      <w:r>
+        <w:rPr>
+          <w:lang w:val="zh_TW" w:bidi="zh_TW"/>
+        </w:rPr>
+        <w:t>）。那時撒拉已經90歲了，這距離神第一次應許亞伯拉罕會有孩子已經過了25年（</w:t>
+      </w:r>
+      <w:hyperlink r:id="rId86">
+        <w:r>
+          <w:rPr>
+            <w:lang w:val="zh_TW" w:bidi="zh_TW"/>
+          </w:rPr>
+          <w:rPr>
+            <w:color w:val="0000EE"/>
+            <w:u w:val="single"/>
+          </w:rPr>
+          <w:t>17:17</w:t>
+        </w:r>
+      </w:hyperlink>
+      <w:r>
+        <w:rPr>
+          <w:lang w:val="zh_TW" w:bidi="zh_TW"/>
+        </w:rPr>
+        <w:t>，</w:t>
+      </w:r>
+      <w:hyperlink r:id="rId87">
+        <w:r>
+          <w:rPr>
+            <w:lang w:val="zh_TW" w:bidi="zh_TW"/>
+          </w:rPr>
+          <w:rPr>
+            <w:color w:val="0000EE"/>
+            <w:u w:val="single"/>
+          </w:rPr>
+          <w:t>21:5</w:t>
+        </w:r>
+      </w:hyperlink>
+      <w:r>
+        <w:rPr>
+          <w:lang w:val="zh_TW" w:bidi="zh_TW"/>
+        </w:rPr>
+        <w:t>）。</w:t>
+        <w:br/>
+      </w:r>
+      <w:r>
+        <w:rPr>
+          <w:lang w:val="zh_TW" w:bidi="zh_TW"/>
+        </w:rPr>
+        <w:t>在亞伯拉罕和撒拉剛到迦南時，因為當地發生饑荒，他們不得不去埃及避難。亞伯拉罕告訴埃及人說，撒拉只是他的妹妹而不是妻子。因為撒拉非常漂亮，所以法老（埃及的王）就把她接進了宮裡（</w:t>
+      </w:r>
+      <w:hyperlink r:id="rId88">
+        <w:r>
+          <w:rPr>
+            <w:lang w:val="zh_TW" w:bidi="zh_TW"/>
+          </w:rPr>
+          <w:rPr>
+            <w:color w:val="0000EE"/>
+            <w:u w:val="single"/>
+          </w:rPr>
+          <w:t>創12:11–15</w:t>
+        </w:r>
+      </w:hyperlink>
+      <w:r>
+        <w:rPr>
+          <w:lang w:val="zh_TW" w:bidi="zh_TW"/>
+        </w:rPr>
+        <w:t>）。埃及人因此對亞伯拉罕很好，沒有殺他。神為了保護撒拉和亞伯拉罕的婚姻，降下災禍給法老全家，直到法老放走撒拉為止。</w:t>
+        <w:br/>
+      </w:r>
+      <w:r>
+        <w:rPr>
+          <w:lang w:val="zh_TW" w:bidi="zh_TW"/>
+        </w:rPr>
+        <w:t>類似的事情後來在基拉耳也發生過，當時的王亞比米勒也把撒拉接進了家門（第</w:t>
+      </w:r>
+      <w:hyperlink r:id="rId89">
+        <w:r>
+          <w:rPr>
+            <w:lang w:val="zh_TW" w:bidi="zh_TW"/>
+          </w:rPr>
+          <w:rPr>
+            <w:color w:val="0000EE"/>
+            <w:u w:val="single"/>
+          </w:rPr>
+          <w:t>20</w:t>
+        </w:r>
+      </w:hyperlink>
+      <w:r>
+        <w:rPr>
+          <w:lang w:val="zh_TW" w:bidi="zh_TW"/>
+        </w:rPr>
+        <w:t>章）。神再次保護了撒拉，保住她作為應許之子母親的身分。神確保了以撒就是亞伯拉罕和撒拉親生兒子的事實，不會有任何疑慮。這件事發生後不久，以撒就出生了（</w:t>
+      </w:r>
+      <w:hyperlink r:id="rId90">
+        <w:r>
+          <w:rPr>
+            <w:lang w:val="zh_TW" w:bidi="zh_TW"/>
+          </w:rPr>
+          <w:rPr>
+            <w:color w:val="0000EE"/>
+            <w:u w:val="single"/>
+          </w:rPr>
+          <w:t>21:1–5</w:t>
+        </w:r>
+      </w:hyperlink>
+      <w:r>
+        <w:rPr>
+          <w:lang w:val="zh_TW" w:bidi="zh_TW"/>
+        </w:rPr>
+        <w:t>），其出生大約是在神應許的一年後（</w:t>
+      </w:r>
+      <w:hyperlink r:id="rId91">
+        <w:r>
+          <w:rPr>
+            <w:lang w:val="zh_TW" w:bidi="zh_TW"/>
+          </w:rPr>
+          <w:rPr>
+            <w:color w:val="0000EE"/>
+            <w:u w:val="single"/>
+          </w:rPr>
+          <w:t>17:21</w:t>
+        </w:r>
+      </w:hyperlink>
+      <w:r>
+        <w:rPr>
+          <w:lang w:val="zh_TW" w:bidi="zh_TW"/>
+        </w:rPr>
+        <w:t>；</w:t>
+      </w:r>
+      <w:hyperlink r:id="rId92">
+        <w:r>
+          <w:rPr>
+            <w:lang w:val="zh_TW" w:bidi="zh_TW"/>
+          </w:rPr>
+          <w:rPr>
+            <w:color w:val="0000EE"/>
+            <w:u w:val="single"/>
+          </w:rPr>
+          <w:t>18:10–14</w:t>
+        </w:r>
+      </w:hyperlink>
+      <w:r>
+        <w:rPr>
+          <w:lang w:val="zh_TW" w:bidi="zh_TW"/>
+        </w:rPr>
+        <w:t>）。撒拉去世時享年127歲，安葬在麥比拉的洞，那是亞伯拉罕向赫人以弗崙買下的地方（第</w:t>
+      </w:r>
+      <w:hyperlink r:id="rId93">
+        <w:r>
+          <w:rPr>
+            <w:lang w:val="zh_TW" w:bidi="zh_TW"/>
+          </w:rPr>
+          <w:rPr>
+            <w:color w:val="0000EE"/>
+            <w:u w:val="single"/>
+          </w:rPr>
+          <w:t>23</w:t>
+        </w:r>
+      </w:hyperlink>
+      <w:r>
+        <w:rPr>
+          <w:lang w:val="zh_TW" w:bidi="zh_TW"/>
+        </w:rPr>
+        <w:t>章）。</w:t>
+        <w:br/>
+      </w:r>
+      <w:r>
+        <w:rPr>
+          <w:lang w:val="zh_TW" w:bidi="zh_TW"/>
+        </w:rPr>
+        <w:t>除了創世記，舊約聖經只在</w:t>
+      </w:r>
+      <w:hyperlink r:id="rId94">
+        <w:r>
+          <w:rPr>
+            <w:lang w:val="zh_TW" w:bidi="zh_TW"/>
+          </w:rPr>
+          <w:rPr>
+            <w:color w:val="0000EE"/>
+            <w:u w:val="single"/>
+          </w:rPr>
+          <w:t>以賽亞書五十一章2節</w:t>
+        </w:r>
+      </w:hyperlink>
+      <w:r>
+        <w:rPr>
+          <w:lang w:val="zh_TW" w:bidi="zh_TW"/>
+        </w:rPr>
+        <w:t>提到過撒拉。新約聖經則在</w:t>
+      </w:r>
+      <w:hyperlink r:id="rId95">
+        <w:r>
+          <w:rPr>
+            <w:lang w:val="zh_TW" w:bidi="zh_TW"/>
+          </w:rPr>
+          <w:rPr>
+            <w:color w:val="0000EE"/>
+            <w:u w:val="single"/>
+          </w:rPr>
+          <w:t>羅馬書四章19節</w:t>
+        </w:r>
+      </w:hyperlink>
+      <w:r>
+        <w:rPr>
+          <w:lang w:val="zh_TW" w:bidi="zh_TW"/>
+        </w:rPr>
+        <w:t>、</w:t>
+      </w:r>
+      <w:hyperlink r:id="rId96">
+        <w:r>
+          <w:rPr>
+            <w:lang w:val="zh_TW" w:bidi="zh_TW"/>
+          </w:rPr>
+          <w:rPr>
+            <w:color w:val="0000EE"/>
+            <w:u w:val="single"/>
+          </w:rPr>
+          <w:t>九章9節</w:t>
+        </w:r>
+      </w:hyperlink>
+      <w:r>
+        <w:rPr>
+          <w:lang w:val="zh_TW" w:bidi="zh_TW"/>
+        </w:rPr>
+        <w:t>、</w:t>
+      </w:r>
+      <w:hyperlink r:id="rId97">
+        <w:r>
+          <w:rPr>
+            <w:lang w:val="zh_TW" w:bidi="zh_TW"/>
+          </w:rPr>
+          <w:rPr>
+            <w:color w:val="0000EE"/>
+            <w:u w:val="single"/>
+          </w:rPr>
+          <w:t>希伯來書十一章11節</w:t>
+        </w:r>
+      </w:hyperlink>
+      <w:r>
+        <w:rPr>
+          <w:lang w:val="zh_TW" w:bidi="zh_TW"/>
+        </w:rPr>
+        <w:t>、</w:t>
+      </w:r>
+      <w:hyperlink r:id="rId98">
+        <w:r>
+          <w:rPr>
+            <w:lang w:val="zh_TW" w:bidi="zh_TW"/>
+          </w:rPr>
+          <w:rPr>
+            <w:color w:val="0000EE"/>
+            <w:u w:val="single"/>
+          </w:rPr>
+          <w:t>彼得前書三章6節</w:t>
         </w:r>
       </w:hyperlink>
       <w:r>
@@ -1074,36 +3739,55 @@
         </w:rPr>
         <w:t>和</w:t>
       </w:r>
-      <w:hyperlink r:id="rId14">
-        <w:r>
-          <w:rPr>
-            <w:lang w:val="zh_TW" w:bidi="zh_TW"/>
-          </w:rPr>
-          <w:rPr>
-            <w:color w:val="0000EE"/>
-            <w:u w:val="single"/>
-          </w:rPr>
-          <w:t>歷代志上一章48至49節</w:t>
-        </w:r>
-      </w:hyperlink>
-      <w:r>
-        <w:rPr>
-          <w:lang w:val="zh_TW" w:bidi="zh_TW"/>
-        </w:rPr>
-        <w:t>。</w:t>
+      <w:hyperlink r:id="rId99">
+        <w:r>
+          <w:rPr>
+            <w:lang w:val="zh_TW" w:bidi="zh_TW"/>
+          </w:rPr>
+          <w:rPr>
+            <w:color w:val="0000EE"/>
+            <w:u w:val="single"/>
+          </w:rPr>
+          <w:t>加拉太書四章21至31節</w:t>
+        </w:r>
+      </w:hyperlink>
+      <w:r>
+        <w:rPr>
+          <w:lang w:val="zh_TW" w:bidi="zh_TW"/>
+        </w:rPr>
+        <w:t>提到了她（儘管在加拉太書的經文中沒有直接說出她的名字）。</w:t>
+        <w:br/>
       </w:r>
       <w:r>
         <w:rPr>
           <w:i/>
           <w:lang w:val="zh_TW" w:bidi="zh_TW"/>
         </w:rPr>
-        <w:t xml:space="preserve">見 </w:t>
-      </w:r>
-      <w:r>
-        <w:rPr>
-          <w:lang w:val="zh_TW" w:bidi="zh_TW"/>
-        </w:rPr>
-        <w:t>掃羅 #1</w:t>
+        <w:t>另見</w:t>
+      </w:r>
+      <w:r>
+        <w:rPr>
+          <w:lang w:val="zh_TW" w:bidi="zh_TW"/>
+        </w:rPr>
+        <w:t xml:space="preserve"> </w:t>
+      </w:r>
+      <w:r>
+        <w:rPr>
+          <w:lang w:val="zh_TW" w:bidi="zh_TW"/>
+        </w:rPr>
+        <w:t>亞伯拉罕</w:t>
+      </w:r>
+      <w:r>
+        <w:rPr>
+          <w:lang w:val="zh_TW" w:bidi="zh_TW"/>
+        </w:rPr>
+        <w:t>；</w:t>
+      </w:r>
+      <w:r>
+        <w:rPr>
+          <w:lang w:val="zh_TW" w:bidi="zh_TW"/>
+        </w:rPr>
+        <w:t>不能生育</w:t>
       </w:r>
       <w:r>
         <w:rPr>
@@ -1127,79 +3811,44 @@
         <w:rPr>
           <w:lang w:val="zh_TW" w:bidi="zh_TW"/>
         </w:rPr>
-        <w:t>西緬與一位迦南婦人所生的兒子（</w:t>
-      </w:r>
-      <w:hyperlink r:id="rId40">
-        <w:r>
-          <w:rPr>
-            <w:lang w:val="zh_TW" w:bidi="zh_TW"/>
-          </w:rPr>
-          <w:rPr>
-            <w:color w:val="0000EE"/>
-            <w:u w:val="single"/>
-          </w:rPr>
-          <w:t>創46:10</w:t>
-        </w:r>
-      </w:hyperlink>
-      <w:r>
-        <w:rPr>
-          <w:lang w:val="zh_TW" w:bidi="zh_TW"/>
-        </w:rPr>
-        <w:t>；</w:t>
-      </w:r>
-      <w:hyperlink r:id="rId41">
-        <w:r>
-          <w:rPr>
-            <w:lang w:val="zh_TW" w:bidi="zh_TW"/>
-          </w:rPr>
-          <w:rPr>
-            <w:color w:val="0000EE"/>
-            <w:u w:val="single"/>
-          </w:rPr>
-          <w:t>出6:15</w:t>
-        </w:r>
-      </w:hyperlink>
-      <w:r>
-        <w:rPr>
-          <w:lang w:val="zh_TW" w:bidi="zh_TW"/>
-        </w:rPr>
-        <w:t>；</w:t>
-      </w:r>
-      <w:hyperlink r:id="rId42">
-        <w:r>
-          <w:rPr>
-            <w:lang w:val="zh_TW" w:bidi="zh_TW"/>
-          </w:rPr>
-          <w:rPr>
-            <w:color w:val="0000EE"/>
-            <w:u w:val="single"/>
-          </w:rPr>
-          <w:t>代上4:24</w:t>
-        </w:r>
-      </w:hyperlink>
-      <w:r>
-        <w:rPr>
-          <w:lang w:val="zh_TW" w:bidi="zh_TW"/>
-        </w:rPr>
-        <w:t>）。他是掃羅家族的族長（</w:t>
-      </w:r>
-      <w:hyperlink r:id="rId43">
-        <w:r>
-          <w:rPr>
-            <w:lang w:val="zh_TW" w:bidi="zh_TW"/>
-          </w:rPr>
-          <w:rPr>
-            <w:color w:val="0000EE"/>
-            <w:u w:val="single"/>
-          </w:rPr>
-          <w:t>民26:13</w:t>
-        </w:r>
-      </w:hyperlink>
-      <w:r>
-        <w:rPr>
-          <w:lang w:val="zh_TW" w:bidi="zh_TW"/>
-        </w:rPr>
-        <w:t>）。</w:t>
+        <w:t>這是一些譯本在</w:t>
+      </w:r>
+      <w:hyperlink r:id="rId100">
+        <w:r>
+          <w:rPr>
+            <w:lang w:val="zh_TW" w:bidi="zh_TW"/>
+          </w:rPr>
+          <w:rPr>
+            <w:color w:val="0000EE"/>
+            <w:u w:val="single"/>
+          </w:rPr>
+          <w:t>民數記二十六章46節</w:t>
+        </w:r>
+      </w:hyperlink>
+      <w:r>
+        <w:rPr>
+          <w:lang w:val="zh_TW" w:bidi="zh_TW"/>
+        </w:rPr>
+        <w:t>中對亞設的女兒西拉 (Serah) 的拼寫方式。</w:t>
+      </w:r>
+      <w:r>
+        <w:rPr>
+          <w:i/>
+          <w:lang w:val="zh_TW" w:bidi="zh_TW"/>
+        </w:rPr>
+        <w:t>見</w:t>
+      </w:r>
+      <w:r>
+        <w:rPr>
+          <w:lang w:val="zh_TW" w:bidi="zh_TW"/>
+        </w:rPr>
+        <w:t>西拉</w:t>
+      </w:r>
+      <w:r>
+        <w:rPr>
+          <w:lang w:val="zh_TW" w:bidi="zh_TW"/>
+        </w:rPr>
+        <w:t>。</w:t>
       </w:r>
     </w:p>
     <w:p>
@@ -1217,25 +3866,2850 @@
         <w:rPr>
           <w:lang w:val="zh_TW" w:bidi="zh_TW"/>
         </w:rPr>
-        <w:t>烏西雅的兒子（</w:t>
-      </w:r>
-      <w:hyperlink r:id="rId44">
-        <w:r>
-          <w:rPr>
-            <w:lang w:val="zh_TW" w:bidi="zh_TW"/>
-          </w:rPr>
-          <w:rPr>
-            <w:color w:val="0000EE"/>
-            <w:u w:val="single"/>
-          </w:rPr>
-          <w:t>代上6:24</w:t>
-        </w:r>
-      </w:hyperlink>
-      <w:r>
-        <w:rPr>
-          <w:lang w:val="zh_TW" w:bidi="zh_TW"/>
-        </w:rPr>
-        <w:t>；和合本譯為：少羅）。他是利未支派哥轄宗族的人。</w:t>
+        <w:t>多比傳（the book of Tobit）的女主角是撒拉。撒拉在痛苦中的祈禱得到了神的垂聽，神差遣天使拉斐爾（Raphael）充當媒人，安排她嫁給多比亞（</w:t>
+      </w:r>
+      <w:hyperlink r:id="rId101">
+        <w:r>
+          <w:rPr>
+            <w:lang w:val="zh_TW" w:bidi="zh_TW"/>
+          </w:rPr>
+          <w:rPr>
+            <w:color w:val="0000EE"/>
+            <w:u w:val="single"/>
+          </w:rPr>
+          <w:t>多比傳6:9及之後</w:t>
+        </w:r>
+      </w:hyperlink>
+      <w:r>
+        <w:rPr>
+          <w:lang w:val="zh_TW" w:bidi="zh_TW"/>
+        </w:rPr>
+        <w:t>）。撒拉先前一直被惡魔折磨，導致她之前的七任丈夫都在婚禮當晚去世。後來多比亞按照天使拉斐爾給他的配方，使用魚的心臟和肝臟趕走了惡魔（</w:t>
+      </w:r>
+      <w:hyperlink r:id="rId102">
+        <w:r>
+          <w:rPr>
+            <w:lang w:val="zh_TW" w:bidi="zh_TW"/>
+          </w:rPr>
+          <w:rPr>
+            <w:color w:val="0000EE"/>
+            <w:u w:val="single"/>
+          </w:rPr>
+          <w:t>8:2</w:t>
+        </w:r>
+      </w:hyperlink>
+      <w:r>
+        <w:rPr>
+          <w:lang w:val="zh_TW" w:bidi="zh_TW"/>
+        </w:rPr>
+        <w:t>）。多比和妻子安娜在尼尼微去世後，多比亞和撒拉帶著孩子們回到了撒拉在埃克巴坦那 (Ecbatana) 的家（</w:t>
+      </w:r>
+      <w:hyperlink r:id="rId103">
+        <w:r>
+          <w:rPr>
+            <w:lang w:val="zh_TW" w:bidi="zh_TW"/>
+          </w:rPr>
+          <w:rPr>
+            <w:color w:val="0000EE"/>
+            <w:u w:val="single"/>
+          </w:rPr>
+          <w:t>14:12及之後</w:t>
+        </w:r>
+      </w:hyperlink>
+      <w:r>
+        <w:rPr>
+          <w:lang w:val="zh_TW" w:bidi="zh_TW"/>
+        </w:rPr>
+        <w:t>）。</w:t>
+      </w:r>
+      <w:r>
+        <w:rPr>
+          <w:lang w:val="zh_TW" w:bidi="zh_TW"/>
+        </w:rPr>
+      </w:r>
+      <w:r>
+        <w:rPr>
+          <w:lang w:val="zh_TW" w:bidi="zh_TW"/>
+        </w:rPr>
+      </w:r>
+    </w:p>
+    <w:p>
+      <w:pPr/>
+      <w:r>
+        <w:rPr>
+          <w:lang w:val="zh_TW" w:bidi="zh_TW"/>
+        </w:rPr>
+      </w:r>
+    </w:p>
+    <w:p>
+      <w:pPr>
+        <w:pStyle w:val="Heading2"/>
+      </w:pPr>
+      <w:r>
+        <w:rPr>
+          <w:lang w:val="zh_TW" w:bidi="zh_TW"/>
+        </w:rPr>
+        <w:t>撒萊</w:t>
+      </w:r>
+      <w:r>
+        <w:rPr>
+          <w:lang w:val="zh_TW" w:bidi="zh_TW"/>
+        </w:rPr>
+      </w:r>
+    </w:p>
+    <w:p>
+      <w:pPr/>
+      <w:r>
+        <w:rPr>
+          <w:lang w:val="zh_TW" w:bidi="zh_TW"/>
+        </w:rPr>
+      </w:r>
+      <w:r>
+        <w:rPr>
+          <w:lang w:val="zh_TW" w:bidi="zh_TW"/>
+        </w:rPr>
+        <w:t>這是亞伯拉罕的妻子撒拉原來的名字（</w:t>
+      </w:r>
+      <w:hyperlink r:id="rId74">
+        <w:r>
+          <w:rPr>
+            <w:lang w:val="zh_TW" w:bidi="zh_TW"/>
+          </w:rPr>
+          <w:rPr>
+            <w:color w:val="0000EE"/>
+            <w:u w:val="single"/>
+          </w:rPr>
+          <w:t>創11:29</w:t>
+        </w:r>
+      </w:hyperlink>
+      <w:r>
+        <w:rPr>
+          <w:lang w:val="zh_TW" w:bidi="zh_TW"/>
+        </w:rPr>
+        <w:t>）。</w:t>
+      </w:r>
+      <w:r>
+        <w:rPr>
+          <w:i/>
+          <w:lang w:val="zh_TW" w:bidi="zh_TW"/>
+        </w:rPr>
+        <w:t>見</w:t>
+      </w:r>
+      <w:r>
+        <w:rPr>
+          <w:lang w:val="zh_TW" w:bidi="zh_TW"/>
+        </w:rPr>
+        <w:t>撒拉 #1</w:t>
+      </w:r>
+      <w:r>
+        <w:rPr>
+          <w:lang w:val="zh_TW" w:bidi="zh_TW"/>
+        </w:rPr>
+        <w:t>。</w:t>
+      </w:r>
+      <w:r>
+        <w:rPr>
+          <w:lang w:val="zh_TW" w:bidi="zh_TW"/>
+        </w:rPr>
+      </w:r>
+      <w:r>
+        <w:rPr>
+          <w:lang w:val="zh_TW" w:bidi="zh_TW"/>
+        </w:rPr>
+      </w:r>
+    </w:p>
+    <w:p>
+      <w:pPr/>
+      <w:r>
+        <w:rPr>
+          <w:lang w:val="zh_TW" w:bidi="zh_TW"/>
+        </w:rPr>
+      </w:r>
+    </w:p>
+    <w:p>
+      <w:pPr>
+        <w:pStyle w:val="Heading2"/>
+      </w:pPr>
+      <w:r>
+        <w:rPr>
+          <w:lang w:val="zh_TW" w:bidi="zh_TW"/>
+        </w:rPr>
+        <w:t>撒冷</w:t>
+      </w:r>
+      <w:r>
+        <w:rPr>
+          <w:lang w:val="zh_TW" w:bidi="zh_TW"/>
+        </w:rPr>
+      </w:r>
+    </w:p>
+    <w:p>
+      <w:pPr/>
+      <w:r>
+        <w:rPr>
+          <w:lang w:val="zh_TW" w:bidi="zh_TW"/>
+        </w:rPr>
+      </w:r>
+      <w:r>
+        <w:rPr>
+          <w:lang w:val="zh_TW" w:bidi="zh_TW"/>
+        </w:rPr>
+        <w:t>這是祭司—王麥基洗德的故鄉（</w:t>
+      </w:r>
+      <w:hyperlink r:id="rId104">
+        <w:r>
+          <w:rPr>
+            <w:lang w:val="zh_TW" w:bidi="zh_TW"/>
+          </w:rPr>
+          <w:rPr>
+            <w:color w:val="0000EE"/>
+            <w:u w:val="single"/>
+          </w:rPr>
+          <w:t>創14:18</w:t>
+        </w:r>
+      </w:hyperlink>
+      <w:r>
+        <w:rPr>
+          <w:lang w:val="zh_TW" w:bidi="zh_TW"/>
+        </w:rPr>
+        <w:t>；</w:t>
+      </w:r>
+      <w:hyperlink r:id="rId105">
+        <w:r>
+          <w:rPr>
+            <w:lang w:val="zh_TW" w:bidi="zh_TW"/>
+          </w:rPr>
+          <w:rPr>
+            <w:color w:val="0000EE"/>
+            <w:u w:val="single"/>
+          </w:rPr>
+          <w:t>詩76:2</w:t>
+        </w:r>
+      </w:hyperlink>
+      <w:r>
+        <w:rPr>
+          <w:lang w:val="zh_TW" w:bidi="zh_TW"/>
+        </w:rPr>
+        <w:t>；</w:t>
+      </w:r>
+      <w:hyperlink r:id="rId106">
+        <w:r>
+          <w:rPr>
+            <w:lang w:val="zh_TW" w:bidi="zh_TW"/>
+          </w:rPr>
+          <w:rPr>
+            <w:color w:val="0000EE"/>
+            <w:u w:val="single"/>
+          </w:rPr>
+          <w:t>來7:1–2</w:t>
+        </w:r>
+      </w:hyperlink>
+      <w:r>
+        <w:rPr>
+          <w:lang w:val="zh_TW" w:bidi="zh_TW"/>
+        </w:rPr>
+        <w:t>）。一般認為撒冷就是耶路撒冷的古稱。</w:t>
+      </w:r>
+      <w:r>
+        <w:rPr>
+          <w:i/>
+          <w:lang w:val="zh_TW" w:bidi="zh_TW"/>
+        </w:rPr>
+        <w:t>見</w:t>
+      </w:r>
+      <w:r>
+        <w:rPr>
+          <w:lang w:val="zh_TW" w:bidi="zh_TW"/>
+        </w:rPr>
+        <w:t>耶路撒冷</w:t>
+      </w:r>
+      <w:r>
+        <w:rPr>
+          <w:lang w:val="zh_TW" w:bidi="zh_TW"/>
+        </w:rPr>
+        <w:t>。</w:t>
+      </w:r>
+      <w:r>
+        <w:rPr>
+          <w:lang w:val="zh_TW" w:bidi="zh_TW"/>
+        </w:rPr>
+      </w:r>
+      <w:r>
+        <w:rPr>
+          <w:lang w:val="zh_TW" w:bidi="zh_TW"/>
+        </w:rPr>
+      </w:r>
+    </w:p>
+    <w:p>
+      <w:pPr/>
+      <w:r>
+        <w:rPr>
+          <w:lang w:val="zh_TW" w:bidi="zh_TW"/>
+        </w:rPr>
+      </w:r>
+    </w:p>
+    <w:p>
+      <w:pPr>
+        <w:pStyle w:val="Heading2"/>
+      </w:pPr>
+      <w:r>
+        <w:rPr>
+          <w:lang w:val="zh_TW" w:bidi="zh_TW"/>
+        </w:rPr>
+        <w:t>撒羅米</w:t>
+      </w:r>
+      <w:r>
+        <w:rPr>
+          <w:lang w:val="zh_TW" w:bidi="zh_TW"/>
+        </w:rPr>
+      </w:r>
+    </w:p>
+    <w:p>
+      <w:pPr/>
+      <w:r>
+        <w:rPr>
+          <w:lang w:val="zh_TW" w:bidi="zh_TW"/>
+        </w:rPr>
+      </w:r>
+      <w:r>
+        <w:rPr>
+          <w:lang w:val="zh_TW" w:bidi="zh_TW"/>
+        </w:rPr>
+        <w:t>撒羅米這個名字來自希伯來的問候語</w:t>
+      </w:r>
+      <w:r>
+        <w:rPr>
+          <w:i/>
+          <w:lang w:val="zh_TW" w:bidi="zh_TW"/>
+        </w:rPr>
+        <w:t>shalom，</w:t>
+      </w:r>
+      <w:r>
+        <w:rPr>
+          <w:lang w:val="zh_TW" w:bidi="zh_TW"/>
+        </w:rPr>
+        <w:t>意思是平安。這個名字在結尾加上字母「e」是希臘式的風格。</w:t>
+      </w:r>
+    </w:p>
+    <w:p>
+      <w:pPr>
+        <w:pStyle w:val="ListNumber"/>
+        <w:numPr>
+          <w:ilvl w:val="0"/>
+          <w:numId w:val="16"/>
+        </w:numPr>
+        <w:spacing w:line="240" w:lineRule="auto"/>
+        <w:ind w:left="720"/>
+      </w:pPr>
+      <w:r>
+        <w:rPr>
+          <w:lang w:val="zh_TW" w:bidi="zh_TW"/>
+        </w:rPr>
+      </w:r>
+      <w:r>
+        <w:rPr>
+          <w:lang w:val="zh_TW" w:bidi="zh_TW"/>
+        </w:rPr>
+        <w:t>一位名叫撒羅米的婦人是耶穌的追隨者。她可能是馬利亞的姐妹，雅各和約翰的母親。在</w:t>
+      </w:r>
+      <w:hyperlink r:id="rId107">
+        <w:r>
+          <w:rPr>
+            <w:lang w:val="zh_TW" w:bidi="zh_TW"/>
+          </w:rPr>
+          <w:rPr>
+            <w:color w:val="0000EE"/>
+            <w:u w:val="single"/>
+          </w:rPr>
+          <w:t>馬可福音十五章40節</w:t>
+        </w:r>
+      </w:hyperlink>
+      <w:r>
+        <w:rPr>
+          <w:lang w:val="zh_TW" w:bidi="zh_TW"/>
+        </w:rPr>
+        <w:t>中，福音書作者描述了站在十字架下的婦人。有三位的名字被提及：抹大拉的馬利亞、小雅各和約西的母親馬利亞，以及撒羅米。</w:t>
+        <w:br/>
+      </w:r>
+      <w:r>
+        <w:rPr>
+          <w:lang w:val="zh_TW" w:bidi="zh_TW"/>
+        </w:rPr>
+        <w:t>馬可後來描述了天未亮之前來到墳墓的婦人。馬可記載抹大拉的馬利亞、雅各的母親馬利亞和撒羅米帶了香料來膏抹屍體（</w:t>
+      </w:r>
+      <w:hyperlink r:id="rId108">
+        <w:r>
+          <w:rPr>
+            <w:lang w:val="zh_TW" w:bidi="zh_TW"/>
+          </w:rPr>
+          <w:rPr>
+            <w:color w:val="0000EE"/>
+            <w:u w:val="single"/>
+          </w:rPr>
+          <w:t>馬可福音16:1</w:t>
+        </w:r>
+      </w:hyperlink>
+      <w:r>
+        <w:rPr>
+          <w:lang w:val="zh_TW" w:bidi="zh_TW"/>
+        </w:rPr>
+        <w:t>）。</w:t>
+        <w:br/>
+      </w:r>
+      <w:r>
+        <w:rPr>
+          <w:lang w:val="zh_TW" w:bidi="zh_TW"/>
+        </w:rPr>
+        <w:t>馬太提到兩位名叫馬利亞的女人，以及西庇太兒子的母親，她可能是撒羅米（</w:t>
+      </w:r>
+      <w:hyperlink r:id="rId109">
+        <w:r>
+          <w:rPr>
+            <w:lang w:val="zh_TW" w:bidi="zh_TW"/>
+          </w:rPr>
+          <w:rPr>
+            <w:color w:val="0000EE"/>
+            <w:u w:val="single"/>
+          </w:rPr>
+          <w:t>馬太福音27:56</w:t>
+        </w:r>
+      </w:hyperlink>
+      <w:r>
+        <w:rPr>
+          <w:lang w:val="zh_TW" w:bidi="zh_TW"/>
+        </w:rPr>
+        <w:t>）。</w:t>
+        <w:br/>
+      </w:r>
+      <w:r>
+        <w:rPr>
+          <w:lang w:val="zh_TW" w:bidi="zh_TW"/>
+        </w:rPr>
+        <w:t>約翰提到四位女性：</w:t>
+      </w:r>
+    </w:p>
+    <w:p>
+      <w:pPr>
+        <w:pStyle w:val="ListNumber"/>
+        <w:spacing w:line="240" w:lineRule="auto"/>
+        <w:ind w:left="1440"/>
+      </w:pPr>
+      <w:r>
+        <w:rPr>
+          <w:lang w:val="zh_TW" w:bidi="zh_TW"/>
+        </w:rPr>
+      </w:r>
+      <w:r>
+        <w:rPr>
+          <w:lang w:val="zh_TW" w:bidi="zh_TW"/>
+        </w:rPr>
+        <w:t>耶穌的母親馬利亞；</w:t>
+      </w:r>
+    </w:p>
+    <w:p>
+      <w:pPr>
+        <w:pStyle w:val="ListNumber"/>
+        <w:spacing w:line="240" w:lineRule="auto"/>
+        <w:ind w:left="1440"/>
+      </w:pPr>
+      <w:r>
+        <w:rPr>
+          <w:lang w:val="zh_TW" w:bidi="zh_TW"/>
+        </w:rPr>
+      </w:r>
+      <w:r>
+        <w:rPr>
+          <w:lang w:val="zh_TW" w:bidi="zh_TW"/>
+        </w:rPr>
+        <w:t>革羅罷</w:t>
+      </w:r>
+      <w:r>
+        <w:rPr>
+          <w:lang w:val="zh_TW" w:bidi="zh_TW"/>
+        </w:rPr>
+        <w:t>的妻子馬利亞；</w:t>
+      </w:r>
+    </w:p>
+    <w:p>
+      <w:pPr>
+        <w:pStyle w:val="ListNumber"/>
+        <w:spacing w:line="240" w:lineRule="auto"/>
+        <w:ind w:left="1440"/>
+      </w:pPr>
+      <w:r>
+        <w:rPr>
+          <w:lang w:val="zh_TW" w:bidi="zh_TW"/>
+        </w:rPr>
+      </w:r>
+      <w:r>
+        <w:rPr>
+          <w:lang w:val="zh_TW" w:bidi="zh_TW"/>
+        </w:rPr>
+        <w:t>抹大拉的馬利亞；以及</w:t>
+      </w:r>
+    </w:p>
+    <w:p>
+      <w:pPr>
+        <w:pStyle w:val="ListNumber"/>
+        <w:spacing w:line="240" w:lineRule="auto"/>
+        <w:ind w:left="1440"/>
+      </w:pPr>
+      <w:r>
+        <w:rPr>
+          <w:lang w:val="zh_TW" w:bidi="zh_TW"/>
+        </w:rPr>
+      </w:r>
+      <w:r>
+        <w:rPr>
+          <w:lang w:val="zh_TW" w:bidi="zh_TW"/>
+        </w:rPr>
+        <w:t>馬利亞的</w:t>
+      </w:r>
+      <w:r>
+        <w:rPr>
+          <w:lang w:val="zh_TW" w:bidi="zh_TW"/>
+        </w:rPr>
+        <w:t>姊妹</w:t>
+      </w:r>
+      <w:r>
+        <w:rPr>
+          <w:lang w:val="zh_TW" w:bidi="zh_TW"/>
+        </w:rPr>
+        <w:t>（在</w:t>
+      </w:r>
+      <w:hyperlink r:id="rId110">
+        <w:r>
+          <w:rPr>
+            <w:lang w:val="zh_TW" w:bidi="zh_TW"/>
+          </w:rPr>
+          <w:rPr>
+            <w:color w:val="0000EE"/>
+            <w:u w:val="single"/>
+          </w:rPr>
+          <w:t>約翰福音19:25</w:t>
+        </w:r>
+      </w:hyperlink>
+      <w:r>
+        <w:rPr>
+          <w:lang w:val="zh_TW" w:bidi="zh_TW"/>
+        </w:rPr>
+        <w:t>中未提及名字）。</w:t>
+      </w:r>
+    </w:p>
+    <w:p>
+      <w:pPr/>
+      <w:r>
+        <w:rPr>
+          <w:lang w:val="zh_TW" w:bidi="zh_TW"/>
+        </w:rPr>
+      </w:r>
+      <w:r>
+        <w:rPr>
+          <w:lang w:val="zh_TW" w:bidi="zh_TW"/>
+        </w:rPr>
+        <w:t>如果馬利亞的</w:t>
+      </w:r>
+      <w:r>
+        <w:rPr>
+          <w:lang w:val="zh_TW" w:bidi="zh_TW"/>
+        </w:rPr>
+        <w:t>姊妹</w:t>
+      </w:r>
+      <w:r>
+        <w:rPr>
+          <w:lang w:val="zh_TW" w:bidi="zh_TW"/>
+        </w:rPr>
+        <w:t>是撒羅米，那麼她和西庇太兒子的母親很可能是同一個人。這就使雅各和約翰，即西庇太的兒子，是耶穌的表兄弟。</w:t>
+      </w:r>
+    </w:p>
+    <w:p>
+      <w:pPr>
+        <w:pStyle w:val="ListNumber"/>
+        <w:numPr>
+          <w:ilvl w:val="0"/>
+          <w:numId w:val="17"/>
+        </w:numPr>
+        <w:spacing w:line="240" w:lineRule="auto"/>
+        <w:ind w:left="720"/>
+      </w:pPr>
+      <w:r>
+        <w:rPr>
+          <w:lang w:val="zh_TW" w:bidi="zh_TW"/>
+        </w:rPr>
+      </w:r>
+      <w:r>
+        <w:rPr>
+          <w:lang w:val="zh_TW" w:bidi="zh_TW"/>
+        </w:rPr>
+        <w:t>希羅底的女兒，來自希羅底與希律腓力的第一次婚姻。</w:t>
+      </w:r>
+      <w:hyperlink r:id="rId111">
+        <w:r>
+          <w:rPr>
+            <w:lang w:val="zh_TW" w:bidi="zh_TW"/>
+          </w:rPr>
+          <w:rPr>
+            <w:color w:val="0000EE"/>
+            <w:u w:val="single"/>
+          </w:rPr>
+          <w:t>馬太福音十四章6節</w:t>
+        </w:r>
+      </w:hyperlink>
+      <w:r>
+        <w:rPr>
+          <w:lang w:val="zh_TW" w:bidi="zh_TW"/>
+        </w:rPr>
+        <w:t>和</w:t>
+      </w:r>
+      <w:hyperlink r:id="rId112">
+        <w:r>
+          <w:rPr>
+            <w:lang w:val="zh_TW" w:bidi="zh_TW"/>
+          </w:rPr>
+          <w:rPr>
+            <w:color w:val="0000EE"/>
+            <w:u w:val="single"/>
+          </w:rPr>
+          <w:t>馬可福音六章22節</w:t>
+        </w:r>
+      </w:hyperlink>
+      <w:r>
+        <w:rPr>
+          <w:lang w:val="zh_TW" w:bidi="zh_TW"/>
+        </w:rPr>
+        <w:t>都沒有提到她的名字，但根據傳統，撒羅米是那位以舞蹈取悅希律的女孩。作為獎賞，希律發誓答應她任何要求，甚至他國的一半。在她母親的指使下，她要施洗約翰的頭。</w:t>
+      </w:r>
+      <w:r>
+        <w:rPr>
+          <w:lang w:val="zh_TW" w:bidi="zh_TW"/>
+        </w:rPr>
+      </w:r>
+      <w:r>
+        <w:rPr>
+          <w:lang w:val="zh_TW" w:bidi="zh_TW"/>
+        </w:rPr>
+      </w:r>
+    </w:p>
+    <w:p>
+      <w:pPr/>
+      <w:r>
+        <w:rPr>
+          <w:lang w:val="zh_TW" w:bidi="zh_TW"/>
+        </w:rPr>
+      </w:r>
+    </w:p>
+    <w:p>
+      <w:pPr>
+        <w:pStyle w:val="Heading2"/>
+      </w:pPr>
+      <w:r>
+        <w:rPr>
+          <w:lang w:val="zh_TW" w:bidi="zh_TW"/>
+        </w:rPr>
+        <w:t>撒馬利亞人</w:t>
+      </w:r>
+      <w:r>
+        <w:rPr>
+          <w:lang w:val="zh_TW" w:bidi="zh_TW"/>
+        </w:rPr>
+      </w:r>
+    </w:p>
+    <w:p>
+      <w:pPr/>
+      <w:r>
+        <w:rPr>
+          <w:lang w:val="zh_TW" w:bidi="zh_TW"/>
+        </w:rPr>
+      </w:r>
+      <w:r>
+        <w:rPr>
+          <w:lang w:val="zh_TW" w:bidi="zh_TW"/>
+        </w:rPr>
+        <w:t>從猶太人中分裂出來的群體。這個群體居住在猶太地的北方、加利利的南方，並且與其猶太鄰居之間處於敵對緊張的狀態。耶穌對這個備受鄙視的群體所表現的態度，與當時人們的普遍態度形成強烈對比。</w:t>
+      </w:r>
+    </w:p>
+    <w:p>
+      <w:pPr/>
+      <w:r>
+        <w:rPr>
+          <w:lang w:val="zh_TW" w:bidi="zh_TW"/>
+        </w:rPr>
+      </w:r>
+      <w:r>
+        <w:rPr>
+          <w:lang w:val="zh_TW" w:bidi="zh_TW"/>
+        </w:rPr>
+        <w:t>概述</w:t>
+      </w:r>
+    </w:p>
+    <w:p>
+      <w:pPr>
+        <w:pStyle w:val="ListBullet"/>
+        <w:spacing w:line="240" w:lineRule="auto"/>
+        <w:ind w:left="720"/>
+      </w:pPr>
+      <w:r>
+        <w:rPr>
+          <w:lang w:val="zh_TW" w:bidi="zh_TW"/>
+        </w:rPr>
+      </w:r>
+      <w:r>
+        <w:rPr>
+          <w:b/>
+          <w:u w:val="single"/>
+          <w:lang w:val="zh_TW" w:bidi="zh_TW"/>
+        </w:rPr>
+        <w:t>教派的起源</w:t>
+      </w:r>
+    </w:p>
+    <w:p>
+      <w:pPr>
+        <w:pStyle w:val="ListBullet"/>
+        <w:spacing w:line="240" w:lineRule="auto"/>
+        <w:ind w:left="720"/>
+      </w:pPr>
+      <w:r>
+        <w:rPr>
+          <w:lang w:val="zh_TW" w:bidi="zh_TW"/>
+        </w:rPr>
+      </w:r>
+      <w:r>
+        <w:rPr>
+          <w:b/>
+          <w:u w:val="single"/>
+          <w:lang w:val="zh_TW" w:bidi="zh_TW"/>
+        </w:rPr>
+        <w:t>撒馬利亞人與猶太人的關係</w:t>
+      </w:r>
+    </w:p>
+    <w:p>
+      <w:pPr>
+        <w:pStyle w:val="ListBullet"/>
+        <w:spacing w:line="240" w:lineRule="auto"/>
+        <w:ind w:left="720"/>
+      </w:pPr>
+      <w:r>
+        <w:rPr>
+          <w:lang w:val="zh_TW" w:bidi="zh_TW"/>
+        </w:rPr>
+      </w:r>
+      <w:r>
+        <w:rPr>
+          <w:b/>
+          <w:u w:val="single"/>
+          <w:lang w:val="zh_TW" w:bidi="zh_TW"/>
+        </w:rPr>
+        <w:t>撒馬利亞人的信仰</w:t>
+      </w:r>
+    </w:p>
+    <w:p>
+      <w:pPr>
+        <w:pStyle w:val="ListBullet"/>
+        <w:spacing w:line="240" w:lineRule="auto"/>
+        <w:ind w:left="720"/>
+      </w:pPr>
+      <w:r>
+        <w:rPr>
+          <w:lang w:val="zh_TW" w:bidi="zh_TW"/>
+        </w:rPr>
+      </w:r>
+      <w:r>
+        <w:rPr>
+          <w:b/>
+          <w:u w:val="single"/>
+          <w:lang w:val="zh_TW" w:bidi="zh_TW"/>
+        </w:rPr>
+        <w:t>耶穌與撒馬利亞人</w:t>
+      </w:r>
+    </w:p>
+    <w:p>
+      <w:pPr>
+        <w:pStyle w:val="ListBullet"/>
+        <w:spacing w:line="240" w:lineRule="auto"/>
+        <w:ind w:left="720"/>
+      </w:pPr>
+      <w:r>
+        <w:rPr>
+          <w:lang w:val="zh_TW" w:bidi="zh_TW"/>
+        </w:rPr>
+      </w:r>
+      <w:r>
+        <w:rPr>
+          <w:b/>
+          <w:u w:val="single"/>
+          <w:lang w:val="zh_TW" w:bidi="zh_TW"/>
+        </w:rPr>
+        <w:t>撒馬利亞在初代教會使命中的地位</w:t>
+      </w:r>
+    </w:p>
+    <w:p>
+      <w:pPr>
+        <w:pStyle w:val="Heading3"/>
+      </w:pPr>
+      <w:r>
+        <w:rPr>
+          <w:lang w:val="zh_TW" w:bidi="zh_TW"/>
+        </w:rPr>
+        <w:t>教派的起源</w:t>
+      </w:r>
+    </w:p>
+    <w:p>
+      <w:pPr/>
+      <w:r>
+        <w:rPr>
+          <w:lang w:val="zh_TW" w:bidi="zh_TW"/>
+        </w:rPr>
+      </w:r>
+      <w:r>
+        <w:rPr>
+          <w:lang w:val="zh_TW" w:bidi="zh_TW"/>
+        </w:rPr>
+        <w:t>我們難以確切判定撒馬利亞教派何時形成，以及與猶太教最終決裂的時間。舊約聖經對撒馬利亞人教派起源的看法是，他們源自被重新安置於該地的外邦民族，他們對神的敬拜只屬表面，其內在仍然是偶像崇拜。根據</w:t>
+      </w:r>
+      <w:hyperlink r:id="rId113">
+        <w:r>
+          <w:rPr>
+            <w:lang w:val="zh_TW" w:bidi="zh_TW"/>
+          </w:rPr>
+          <w:rPr>
+            <w:color w:val="0000EE"/>
+            <w:u w:val="single"/>
+          </w:rPr>
+          <w:t>列王紀下十七章</w:t>
+        </w:r>
+      </w:hyperlink>
+      <w:r>
+        <w:rPr>
+          <w:lang w:val="zh_TW" w:bidi="zh_TW"/>
+        </w:rPr>
+        <w:t>，撒馬利亞人教派起源於公元前722年，以色列被亞述擊敗後的人口安排。亞述王將以色列人逐出該地，並重新在該地安置巴比倫、古他和其它各國的被征服人民。</w:t>
+      </w:r>
+    </w:p>
+    <w:p>
+      <w:pPr/>
+      <w:r>
+        <w:rPr>
+          <w:lang w:val="zh_TW" w:bidi="zh_TW"/>
+        </w:rPr>
+      </w:r>
+      <w:r>
+        <w:rPr>
+          <w:lang w:val="zh_TW" w:bidi="zh_TW"/>
+        </w:rPr>
+        <w:t>撒馬利亞人對其起源提出了截然不同的見解。他們聲稱自己是以法蓮和瑪拿西兩個猶太支派的後裔（見</w:t>
+      </w:r>
+      <w:hyperlink r:id="rId114">
+        <w:r>
+          <w:rPr>
+            <w:lang w:val="zh_TW" w:bidi="zh_TW"/>
+          </w:rPr>
+          <w:rPr>
+            <w:color w:val="0000EE"/>
+            <w:u w:val="single"/>
+          </w:rPr>
+          <w:t>約4:12</w:t>
+        </w:r>
+      </w:hyperlink>
+      <w:r>
+        <w:rPr>
+          <w:lang w:val="zh_TW" w:bidi="zh_TW"/>
+        </w:rPr>
+        <w:t>），並認為以色列人在公元前722年被亞述擄掠，並非全面或永久性的。為了解釋他們群體與猶太人之間的敵意，撒馬利亞人的說法認為，猶太人有叛教之罪，他們在以利時代設立異教的敬拜聖所，而不是持守在基利心山上的唯一聖地。因此，撒馬利亞人認為自己在血統和敬拜上，都是真正的以色列人。</w:t>
+      </w:r>
+    </w:p>
+    <w:p>
+      <w:pPr/>
+      <w:r>
+        <w:rPr>
+          <w:lang w:val="zh_TW" w:bidi="zh_TW"/>
+        </w:rPr>
+      </w:r>
+      <w:r>
+        <w:rPr>
+          <w:lang w:val="zh_TW" w:bidi="zh_TW"/>
+        </w:rPr>
+        <w:t>根據該時期的亞述文獻記載，確實證明對北國的人口安排，但亞述王顯然未有全面驅逐（見</w:t>
+      </w:r>
+      <w:hyperlink r:id="rId115">
+        <w:r>
+          <w:rPr>
+            <w:lang w:val="zh_TW" w:bidi="zh_TW"/>
+          </w:rPr>
+          <w:rPr>
+            <w:color w:val="0000EE"/>
+            <w:u w:val="single"/>
+          </w:rPr>
+          <w:t>代下34:9</w:t>
+        </w:r>
+      </w:hyperlink>
+      <w:r>
+        <w:rPr>
+          <w:lang w:val="zh_TW" w:bidi="zh_TW"/>
+        </w:rPr>
+        <w:t>）。這表明該地可能存在兩個族群：第一是未被擄走的本地以色列餘民，第二是外來的被擄族群，他們逐漸被本地居民的信仰所吸引，然而在早期的融合過程中，無疑存在宗教混合的情況。</w:t>
+      </w:r>
+    </w:p>
+    <w:p>
+      <w:pPr>
+        <w:pStyle w:val="Heading3"/>
+      </w:pPr>
+      <w:r>
+        <w:rPr>
+          <w:lang w:val="zh_TW" w:bidi="zh_TW"/>
+        </w:rPr>
+        <w:t>撒馬利亞人與猶太人的關係</w:t>
+      </w:r>
+    </w:p>
+    <w:p>
+      <w:pPr/>
+      <w:r>
+        <w:rPr>
+          <w:lang w:val="zh_TW" w:bidi="zh_TW"/>
+        </w:rPr>
+      </w:r>
+      <w:r>
+        <w:rPr>
+          <w:lang w:val="zh_TW" w:bidi="zh_TW"/>
+        </w:rPr>
+        <w:t>住在北方的基利心山（他們的聖山）、示劍與撒馬利亞地區的撒馬利亞人，與曾住在猶太地、後來住到加利利的猶太人，他們的關係歷史實在充滿變化張力。被擄之民於波斯統治者賽魯士的詔令下（約公元前538年），返回耶路撒冷時，北方與南方王國之間古老的緊張關係再次出現。當時整個南部地區由北方撒馬利亞的參巴拉統治，他是波斯權下巴勒斯坦的本地統治者。被擄之民渴望返回耶路撒冷，特別是他們重建耶路撒冷聖殿的心願，對他在北方的領導地位構成實質的政治威脅（</w:t>
+      </w:r>
+      <w:hyperlink r:id="rId116">
+        <w:r>
+          <w:rPr>
+            <w:lang w:val="zh_TW" w:bidi="zh_TW"/>
+          </w:rPr>
+          <w:rPr>
+            <w:color w:val="0000EE"/>
+            <w:u w:val="single"/>
+          </w:rPr>
+          <w:t>拉4:7–24</w:t>
+        </w:r>
+      </w:hyperlink>
+      <w:r>
+        <w:rPr>
+          <w:lang w:val="zh_TW" w:bidi="zh_TW"/>
+        </w:rPr>
+        <w:t>；</w:t>
+      </w:r>
+      <w:hyperlink r:id="rId117">
+        <w:r>
+          <w:rPr>
+            <w:lang w:val="zh_TW" w:bidi="zh_TW"/>
+          </w:rPr>
+          <w:rPr>
+            <w:color w:val="0000EE"/>
+            <w:u w:val="single"/>
+          </w:rPr>
+          <w:t>尼4:1–9</w:t>
+        </w:r>
+      </w:hyperlink>
+      <w:r>
+        <w:rPr>
+          <w:lang w:val="zh_TW" w:bidi="zh_TW"/>
+        </w:rPr>
+        <w:t>）。</w:t>
+      </w:r>
+    </w:p>
+    <w:p>
+      <w:pPr/>
+      <w:r>
+        <w:rPr>
+          <w:lang w:val="zh_TW" w:bidi="zh_TW"/>
+        </w:rPr>
+      </w:r>
+      <w:r>
+        <w:rPr>
+          <w:lang w:val="zh_TW" w:bidi="zh_TW"/>
+        </w:rPr>
+        <w:t>最初的反對是出於政治動機，但在之後某個時期，可能是在主前五世紀，另有一座聖殿在基利心山上建立時，反對便轉變為宗教層面之事。這段時間猶太人對撒馬利亞人的敵意，可參考另一個例子，來自</w:t>
+      </w:r>
+      <w:hyperlink r:id="rId118">
+        <w:r>
+          <w:rPr>
+            <w:lang w:val="zh_TW" w:bidi="zh_TW"/>
+          </w:rPr>
+          <w:rPr>
+            <w:color w:val="0000EE"/>
+            <w:u w:val="single"/>
+          </w:rPr>
+          <w:t>便西拉智訓五十篇25至26節</w:t>
+        </w:r>
+      </w:hyperlink>
+      <w:r>
+        <w:rPr>
+          <w:lang w:val="zh_TW" w:bidi="zh_TW"/>
+        </w:rPr>
+        <w:t>（約寫於公元前200年），其中將撒馬利亞人的地位置於以東人和非利士人之下，並稱他們為「愚蠢的民族」（參利未遺訓7:2）。</w:t>
+      </w:r>
+    </w:p>
+    <w:p>
+      <w:pPr/>
+      <w:r>
+        <w:rPr>
+          <w:lang w:val="zh_TW" w:bidi="zh_TW"/>
+        </w:rPr>
+      </w:r>
+      <w:r>
+        <w:rPr>
+          <w:lang w:val="zh_TW" w:bidi="zh_TW"/>
+        </w:rPr>
+        <w:t>猶太人對撒馬利亞人的輕視加深，因為撒馬利亞人未有對抗安提阿古·伊皮法尼（約公元前167年）在該區推行的希臘化敬拜的行動。部分猶太群體反對將耶路撒冷聖殿尹為宙斯的聖殿（</w:t>
+      </w:r>
+      <w:hyperlink r:id="rId119">
+        <w:r>
+          <w:rPr>
+            <w:lang w:val="zh_TW" w:bidi="zh_TW"/>
+          </w:rPr>
+          <w:rPr>
+            <w:color w:val="0000EE"/>
+            <w:u w:val="single"/>
+          </w:rPr>
+          <w:t>馬加比一書1:62–64</w:t>
+        </w:r>
+      </w:hyperlink>
+      <w:r>
+        <w:rPr>
+          <w:lang w:val="zh_TW" w:bidi="zh_TW"/>
+        </w:rPr>
+        <w:t>），並最終跟隨馬加比起義（</w:t>
+      </w:r>
+      <w:hyperlink r:id="rId120">
+        <w:r>
+          <w:rPr>
+            <w:lang w:val="zh_TW" w:bidi="zh_TW"/>
+          </w:rPr>
+          <w:rPr>
+            <w:color w:val="0000EE"/>
+            <w:u w:val="single"/>
+          </w:rPr>
+          <w:t>馬加比一書2:42–43</w:t>
+        </w:r>
+      </w:hyperlink>
+      <w:r>
+        <w:rPr>
+          <w:lang w:val="zh_TW" w:bidi="zh_TW"/>
+        </w:rPr>
+        <w:t>），但資料顯示撒馬利亞人並未有同樣表態（見</w:t>
+      </w:r>
+      <w:hyperlink r:id="rId121">
+        <w:r>
+          <w:rPr>
+            <w:lang w:val="zh_TW" w:bidi="zh_TW"/>
+          </w:rPr>
+          <w:rPr>
+            <w:color w:val="0000EE"/>
+            <w:u w:val="single"/>
+          </w:rPr>
+          <w:t>馬加比一書6:2</w:t>
+        </w:r>
+      </w:hyperlink>
+      <w:r>
+        <w:rPr>
+          <w:lang w:val="zh_TW" w:bidi="zh_TW"/>
+        </w:rPr>
+        <w:t>）。</w:t>
+      </w:r>
+    </w:p>
+    <w:p>
+      <w:pPr/>
+      <w:r>
+        <w:rPr>
+          <w:lang w:val="zh_TW" w:bidi="zh_TW"/>
+        </w:rPr>
+      </w:r>
+      <w:r>
+        <w:rPr>
+          <w:lang w:val="zh_TW" w:bidi="zh_TW"/>
+        </w:rPr>
+        <w:t>這種惡劣的關係，在哈斯蒙尼家族帶來短暫的猶太獨立時期，達到高峰。當時，猶太統治者約翰‧許爾堪率軍攻擊示劍，征服並摧毀撒馬利亞人位於基利心山上的聖殿（約公元前128年）。</w:t>
+      </w:r>
+    </w:p>
+    <w:p>
+      <w:pPr/>
+      <w:r>
+        <w:rPr>
+          <w:lang w:val="zh_TW" w:bidi="zh_TW"/>
+        </w:rPr>
+      </w:r>
+      <w:r>
+        <w:rPr>
+          <w:lang w:val="zh_TW" w:bidi="zh_TW"/>
+        </w:rPr>
+        <w:t>在大希律王統治之下，撒馬利亞的處境有所改善，然而撒馬利亞人與猶太地及加利利猶太人之間的敵意仍然持續。撒馬利亞人認為耶路撒冷聖殿是虛假的宗教中心，並被耶路撒冷當局排除在內院之外。大約在公元6年，一群撒馬利亞人在逾越節期間，將人骨撒在聖殿的門廊和聖所內，褻瀆耶路撒冷聖殿。當加利利猶太人在各種節期期間前往耶路撒冷，而必須穿越撒馬利亞時，他們遭遇敵意的情況亦屢見不鮮（</w:t>
+      </w:r>
+      <w:hyperlink r:id="rId122">
+        <w:r>
+          <w:rPr>
+            <w:lang w:val="zh_TW" w:bidi="zh_TW"/>
+          </w:rPr>
+          <w:rPr>
+            <w:color w:val="0000EE"/>
+            <w:u w:val="single"/>
+          </w:rPr>
+          <w:t>路9:51–53</w:t>
+        </w:r>
+      </w:hyperlink>
+      <w:r>
+        <w:rPr>
+          <w:lang w:val="zh_TW" w:bidi="zh_TW"/>
+        </w:rPr>
+        <w:t>）。</w:t>
+      </w:r>
+    </w:p>
+    <w:p>
+      <w:pPr/>
+      <w:r>
+        <w:rPr>
+          <w:lang w:val="zh_TW" w:bidi="zh_TW"/>
+        </w:rPr>
+      </w:r>
+      <w:r>
+        <w:rPr>
+          <w:lang w:val="zh_TW" w:bidi="zh_TW"/>
+        </w:rPr>
+        <w:t>這種敵對在耶穌時代仍然持續，兩個群體將對方排除在各自的敬拜中心之外，即耶路撒冷聖殿和位於基利心山的撒馬利亞人聖殿。例如，撒馬利亞人被禁止進入聖殿內院，他們所獻的祭物都被視為外邦人的獻祭。因此，若將撒馬利亞人稱為「分裂者」會更為準確，但實際上他們被當作外邦人對待。兩個群體之間不可通婚，人際關係也受到極大限制（</w:t>
+      </w:r>
+      <w:hyperlink r:id="rId123">
+        <w:r>
+          <w:rPr>
+            <w:lang w:val="zh_TW" w:bidi="zh_TW"/>
+          </w:rPr>
+          <w:rPr>
+            <w:color w:val="0000EE"/>
+            <w:u w:val="single"/>
+          </w:rPr>
+          <w:t>約4:9</w:t>
+        </w:r>
+      </w:hyperlink>
+      <w:r>
+        <w:rPr>
+          <w:lang w:val="zh_TW" w:bidi="zh_TW"/>
+        </w:rPr>
+        <w:t>）。在這種強制隔離下，兩個群體之間的互動難免有限。僅僅是「撒馬利亞人」這個詞，在猶太人口中就已是蔑視（</w:t>
+      </w:r>
+      <w:hyperlink r:id="rId124">
+        <w:r>
+          <w:rPr>
+            <w:lang w:val="zh_TW" w:bidi="zh_TW"/>
+          </w:rPr>
+          <w:rPr>
+            <w:color w:val="0000EE"/>
+            <w:u w:val="single"/>
+          </w:rPr>
+          <w:t>約8:48</w:t>
+        </w:r>
+      </w:hyperlink>
+      <w:r>
+        <w:rPr>
+          <w:lang w:val="zh_TW" w:bidi="zh_TW"/>
+        </w:rPr>
+        <w:t>），一些文士甚至不願直接說出這個稱呼（參</w:t>
+      </w:r>
+      <w:hyperlink r:id="rId125">
+        <w:r>
+          <w:rPr>
+            <w:lang w:val="zh_TW" w:bidi="zh_TW"/>
+          </w:rPr>
+          <w:rPr>
+            <w:color w:val="0000EE"/>
+            <w:u w:val="single"/>
+          </w:rPr>
+          <w:t>路10:37</w:t>
+        </w:r>
+      </w:hyperlink>
+      <w:r>
+        <w:rPr>
+          <w:lang w:val="zh_TW" w:bidi="zh_TW"/>
+        </w:rPr>
+        <w:t>中明顯的委婉說法）。門徒對撒馬利亞人拒絕提供住宿的反應（</w:t>
+      </w:r>
+      <w:hyperlink r:id="rId126">
+        <w:r>
+          <w:rPr>
+            <w:lang w:val="zh_TW" w:bidi="zh_TW"/>
+          </w:rPr>
+          <w:rPr>
+            <w:color w:val="0000EE"/>
+            <w:u w:val="single"/>
+          </w:rPr>
+          <w:t>路9:51–55</w:t>
+        </w:r>
+      </w:hyperlink>
+      <w:r>
+        <w:rPr>
+          <w:lang w:val="zh_TW" w:bidi="zh_TW"/>
+        </w:rPr>
+        <w:t>），即是當時猶太人對撒馬利亞人敵意的典型例子。</w:t>
+      </w:r>
+    </w:p>
+    <w:p>
+      <w:pPr/>
+      <w:r>
+        <w:rPr>
+          <w:lang w:val="zh_TW" w:bidi="zh_TW"/>
+        </w:rPr>
+      </w:r>
+      <w:r>
+        <w:rPr>
+          <w:lang w:val="zh_TW" w:bidi="zh_TW"/>
+        </w:rPr>
+        <w:t>目前證據雖然不足以顯示撒馬利亞人的態度相同，但我們可推測這種情況存在，亦相當合理。因此，在</w:t>
+      </w:r>
+      <w:hyperlink r:id="rId126">
+        <w:r>
+          <w:rPr>
+            <w:lang w:val="zh_TW" w:bidi="zh_TW"/>
+          </w:rPr>
+          <w:rPr>
+            <w:color w:val="0000EE"/>
+            <w:u w:val="single"/>
+          </w:rPr>
+          <w:t>路加福音九章51至55節</w:t>
+        </w:r>
+      </w:hyperlink>
+      <w:r>
+        <w:rPr>
+          <w:lang w:val="zh_TW" w:bidi="zh_TW"/>
+        </w:rPr>
+        <w:t>所記載的情況中，撒馬利亞人拒絕款待其他「定意向耶路撒冷去」的猶太人，很可能並非罕見。</w:t>
+      </w:r>
+    </w:p>
+    <w:p>
+      <w:pPr>
+        <w:pStyle w:val="Heading3"/>
+      </w:pPr>
+      <w:r>
+        <w:rPr>
+          <w:lang w:val="zh_TW" w:bidi="zh_TW"/>
+        </w:rPr>
+        <w:t>撒馬利亞人的信仰</w:t>
+      </w:r>
+    </w:p>
+    <w:p>
+      <w:pPr/>
+      <w:r>
+        <w:rPr>
+          <w:lang w:val="zh_TW" w:bidi="zh_TW"/>
+        </w:rPr>
+      </w:r>
+      <w:r>
+        <w:rPr>
+          <w:lang w:val="zh_TW" w:bidi="zh_TW"/>
+        </w:rPr>
+        <w:t>撒馬利亞人的主要信仰，同時展現了他們與主流猶太教之間的共通之處與明顯差異。他們與猶太教共同持守對亞伯拉罕、以撒、雅各之神的一神信仰。然而，相較之下，北方基利心山作為唯一獻祭聖地的地位則有所提升，這主張是基於撒馬利亞文本中，數處與申命記和出埃及記不同的段落。基利心山因此被認定為亞伯第一次獻祭的地點（</w:t>
+      </w:r>
+      <w:hyperlink r:id="rId127">
+        <w:r>
+          <w:rPr>
+            <w:lang w:val="zh_TW" w:bidi="zh_TW"/>
+          </w:rPr>
+          <w:rPr>
+            <w:color w:val="0000EE"/>
+            <w:u w:val="single"/>
+          </w:rPr>
+          <w:t>創4:4</w:t>
+        </w:r>
+      </w:hyperlink>
+      <w:r>
+        <w:rPr>
+          <w:lang w:val="zh_TW" w:bidi="zh_TW"/>
+        </w:rPr>
+        <w:t>）、挪亞在洪水後獻祭的地方（</w:t>
+      </w:r>
+      <w:hyperlink r:id="rId128">
+        <w:r>
+          <w:rPr>
+            <w:lang w:val="zh_TW" w:bidi="zh_TW"/>
+          </w:rPr>
+          <w:rPr>
+            <w:color w:val="0000EE"/>
+            <w:u w:val="single"/>
+          </w:rPr>
+          <w:t>8:20</w:t>
+        </w:r>
+      </w:hyperlink>
+      <w:r>
+        <w:rPr>
+          <w:lang w:val="zh_TW" w:bidi="zh_TW"/>
+        </w:rPr>
+        <w:t>）、亞伯拉罕與麥基洗德相會之處（</w:t>
+      </w:r>
+      <w:hyperlink r:id="rId104">
+        <w:r>
+          <w:rPr>
+            <w:lang w:val="zh_TW" w:bidi="zh_TW"/>
+          </w:rPr>
+          <w:rPr>
+            <w:color w:val="0000EE"/>
+            <w:u w:val="single"/>
+          </w:rPr>
+          <w:t>14:18</w:t>
+        </w:r>
+      </w:hyperlink>
+      <w:r>
+        <w:rPr>
+          <w:lang w:val="zh_TW" w:bidi="zh_TW"/>
+        </w:rPr>
+        <w:t>）、以撒獻祭預備之地（第</w:t>
+      </w:r>
+      <w:hyperlink r:id="rId129">
+        <w:r>
+          <w:rPr>
+            <w:lang w:val="zh_TW" w:bidi="zh_TW"/>
+          </w:rPr>
+          <w:rPr>
+            <w:color w:val="0000EE"/>
+            <w:u w:val="single"/>
+          </w:rPr>
+          <w:t>22</w:t>
+        </w:r>
+      </w:hyperlink>
+      <w:r>
+        <w:rPr>
+          <w:lang w:val="zh_TW" w:bidi="zh_TW"/>
+        </w:rPr>
+        <w:t>章），以及許多其它相關的地方。</w:t>
+      </w:r>
+    </w:p>
+    <w:p>
+      <w:pPr/>
+      <w:r>
+        <w:rPr>
+          <w:lang w:val="zh_TW" w:bidi="zh_TW"/>
+        </w:rPr>
+      </w:r>
+      <w:r>
+        <w:rPr>
+          <w:lang w:val="zh_TW" w:bidi="zh_TW"/>
+        </w:rPr>
+        <w:t>撒馬利亞人僅承認聖經的前五卷書（摩西五經）為神的啟示，其教義和實踐完全基於這些書卷。如此狹窄的正典範圍，不僅決定了撒馬利亞神學的方向，也使他們與當時的猶太思想進一步分離。例如，在撒馬利亞人的思想中，摩西的地位比猶太人所理解的更為崇高；他不僅被視為最主要的先知，更在後來的思想中，被描述為最卓越的人，在創造世之時便已存在，為以色列向神代求，並且被認為是人類的「世界之光」。撒馬利亞神學中的彌賽亞盼望，也反映了這種狹窄的正典觀。由於在五經中找不到任何關於大衛家彌賽亞的證據，因此撒馬利亞人不會期待出自大衛家的彌賽亞。相反，根據</w:t>
+      </w:r>
+      <w:hyperlink r:id="rId130">
+        <w:r>
+          <w:rPr>
+            <w:lang w:val="zh_TW" w:bidi="zh_TW"/>
+          </w:rPr>
+          <w:rPr>
+            <w:color w:val="0000EE"/>
+            <w:u w:val="single"/>
+          </w:rPr>
+          <w:t>申命記十八章15至18節</w:t>
+        </w:r>
+      </w:hyperlink>
+      <w:r>
+        <w:rPr>
+          <w:lang w:val="zh_TW" w:bidi="zh_TW"/>
+        </w:rPr>
+        <w:t>的內容，他們期待著一位「像摩西的先知」。這位期盼的先知也被稱為「塔合伯」（Taheb），即復興者，因為他在末後的日子，要在基利心山恢復正確的敬拜秩序，並使異教的敬拜歸向此處。</w:t>
+      </w:r>
+    </w:p>
+    <w:p>
+      <w:pPr/>
+      <w:r>
+        <w:rPr>
+          <w:lang w:val="zh_TW" w:bidi="zh_TW"/>
+        </w:rPr>
+      </w:r>
+      <w:r>
+        <w:rPr>
+          <w:lang w:val="zh_TW" w:bidi="zh_TW"/>
+        </w:rPr>
+        <w:t>因此明顯的是，正是這個群體高舉基利心山的主張，使他們在神學和文化上與猶太鄰居區分開來。</w:t>
+      </w:r>
+    </w:p>
+    <w:p>
+      <w:pPr>
+        <w:pStyle w:val="Heading3"/>
+      </w:pPr>
+      <w:r>
+        <w:rPr>
+          <w:lang w:val="zh_TW" w:bidi="zh_TW"/>
+        </w:rPr>
+        <w:t>耶穌與撒馬利亞人</w:t>
+      </w:r>
+    </w:p>
+    <w:p>
+      <w:pPr/>
+      <w:r>
+        <w:rPr>
+          <w:lang w:val="zh_TW" w:bidi="zh_TW"/>
+        </w:rPr>
+      </w:r>
+      <w:r>
+        <w:rPr>
+          <w:lang w:val="zh_TW" w:bidi="zh_TW"/>
+        </w:rPr>
+        <w:t>猶太人普遍認為撒馬利亞人幾乎等同外邦人，而耶穌在某種程度上也有這樣的看法。耶穌稱那位撒馬利亞痲瘋病人為「這外族人」（</w:t>
+      </w:r>
+      <w:hyperlink r:id="rId131">
+        <w:r>
+          <w:rPr>
+            <w:lang w:val="zh_TW" w:bidi="zh_TW"/>
+          </w:rPr>
+          <w:rPr>
+            <w:color w:val="0000EE"/>
+            <w:u w:val="single"/>
+          </w:rPr>
+          <w:t>路17:18</w:t>
+        </w:r>
+      </w:hyperlink>
+      <w:r>
+        <w:rPr>
+          <w:lang w:val="zh_TW" w:bidi="zh_TW"/>
+        </w:rPr>
+        <w:t>），並在差遣門徒時禁止他們將國度的信息傳給撒馬利亞人或外邦人（</w:t>
+      </w:r>
+      <w:hyperlink r:id="rId132">
+        <w:r>
+          <w:rPr>
+            <w:lang w:val="zh_TW" w:bidi="zh_TW"/>
+          </w:rPr>
+          <w:rPr>
+            <w:color w:val="0000EE"/>
+            <w:u w:val="single"/>
+          </w:rPr>
+          <w:t>太10:5</w:t>
+        </w:r>
+      </w:hyperlink>
+      <w:r>
+        <w:rPr>
+          <w:lang w:val="zh_TW" w:bidi="zh_TW"/>
+        </w:rPr>
+        <w:t>）。</w:t>
+      </w:r>
+    </w:p>
+    <w:p>
+      <w:pPr/>
+      <w:r>
+        <w:rPr>
+          <w:lang w:val="zh_TW" w:bidi="zh_TW"/>
+        </w:rPr>
+      </w:r>
+      <w:r>
+        <w:rPr>
+          <w:lang w:val="zh_TW" w:bidi="zh_TW"/>
+        </w:rPr>
+        <w:t>然而，福音書確鑿的證據顯示，耶穌對撒馬利亞人的態度與祂同時代的猶太人南轅北轍。當門徒表現出猶太人的敵意，並要求降下「審判之火」，懲罰拒絕接待的撒馬利亞人時，耶穌「責備了他們」（</w:t>
+      </w:r>
+      <w:hyperlink r:id="rId133">
+        <w:r>
+          <w:rPr>
+            <w:lang w:val="zh_TW" w:bidi="zh_TW"/>
+          </w:rPr>
+          <w:rPr>
+            <w:color w:val="0000EE"/>
+            <w:u w:val="single"/>
+          </w:rPr>
+          <w:t>路9:55</w:t>
+        </w:r>
+      </w:hyperlink>
+      <w:r>
+        <w:rPr>
+          <w:lang w:val="zh_TW" w:bidi="zh_TW"/>
+        </w:rPr>
+        <w:t>）。此外，祂不僅沒有拒絕醫治那位撒馬利亞痲瘋病人，反而肯定他是十人中唯一記得歸榮耀給神的（</w:t>
+      </w:r>
+      <w:hyperlink r:id="rId134">
+        <w:r>
+          <w:rPr>
+            <w:lang w:val="zh_TW" w:bidi="zh_TW"/>
+          </w:rPr>
+          <w:rPr>
+            <w:color w:val="0000EE"/>
+            <w:u w:val="single"/>
+          </w:rPr>
+          <w:t>17:11–19</w:t>
+        </w:r>
+      </w:hyperlink>
+      <w:r>
+        <w:rPr>
+          <w:lang w:val="zh_TW" w:bidi="zh_TW"/>
+        </w:rPr>
+        <w:t>）。同樣在好撒馬利亞人的比喻中（</w:t>
+      </w:r>
+      <w:hyperlink r:id="rId135">
+        <w:r>
+          <w:rPr>
+            <w:lang w:val="zh_TW" w:bidi="zh_TW"/>
+          </w:rPr>
+          <w:rPr>
+            <w:color w:val="0000EE"/>
+            <w:u w:val="single"/>
+          </w:rPr>
+          <w:t>10:30–37</w:t>
+        </w:r>
+      </w:hyperlink>
+      <w:r>
+        <w:rPr>
+          <w:lang w:val="zh_TW" w:bidi="zh_TW"/>
+        </w:rPr>
+        <w:t>），耶穌明顯突破了傳統的偏見，將被鄙視的撒馬利亞人（而非受尊敬的猶太祭司或利未人），描繪為真正幫助有需要者的鄰舍。在此處及其它地方，耶穌以神的要求挑戰聽眾，突破傳統對「義人」與「被排斥者」的界定。</w:t>
+      </w:r>
+    </w:p>
+    <w:p>
+      <w:pPr/>
+      <w:r>
+        <w:rPr>
+          <w:lang w:val="zh_TW" w:bidi="zh_TW"/>
+        </w:rPr>
+      </w:r>
+      <w:hyperlink r:id="rId136">
+        <w:r>
+          <w:rPr>
+            <w:lang w:val="zh_TW" w:bidi="zh_TW"/>
+          </w:rPr>
+          <w:rPr>
+            <w:color w:val="0000EE"/>
+            <w:u w:val="single"/>
+          </w:rPr>
+          <w:t>約翰福音四章4至43節</w:t>
+        </w:r>
+      </w:hyperlink>
+      <w:r>
+        <w:rPr>
+          <w:lang w:val="zh_TW" w:bidi="zh_TW"/>
+        </w:rPr>
+        <w:t>不僅記錄了耶穌與撒馬利亞婦人之間引人入勝的對話，還記錄了耶穌隨後在敘加這個撒馬利亞城市停留兩日的事蹟。在此，我們看見耶穌不僅冒著風險，與井邊的撒馬利亞婦人接觸，不介意被視為禮儀上不潔淨（</w:t>
+      </w:r>
+      <w:hyperlink r:id="rId137">
+        <w:r>
+          <w:rPr>
+            <w:lang w:val="zh_TW" w:bidi="zh_TW"/>
+          </w:rPr>
+          <w:rPr>
+            <w:color w:val="0000EE"/>
+            <w:u w:val="single"/>
+          </w:rPr>
+          <w:t>7–9</w:t>
+        </w:r>
+      </w:hyperlink>
+      <w:r>
+        <w:rPr>
+          <w:lang w:val="zh_TW" w:bidi="zh_TW"/>
+        </w:rPr>
+        <w:t>節），還給予她救贖的恩賜（</w:t>
+      </w:r>
+      <w:hyperlink r:id="rId138">
+        <w:r>
+          <w:rPr>
+            <w:lang w:val="zh_TW" w:bidi="zh_TW"/>
+          </w:rPr>
+          <w:rPr>
+            <w:color w:val="0000EE"/>
+            <w:u w:val="single"/>
+          </w:rPr>
+          <w:t>10</w:t>
+        </w:r>
+      </w:hyperlink>
+      <w:r>
+        <w:rPr>
+          <w:lang w:val="zh_TW" w:bidi="zh_TW"/>
+        </w:rPr>
+        <w:t>節），甚至涵蓋整個撒馬利亞城鎮（</w:t>
+      </w:r>
+      <w:hyperlink r:id="rId139">
+        <w:r>
+          <w:rPr>
+            <w:lang w:val="zh_TW" w:bidi="zh_TW"/>
+          </w:rPr>
+          <w:rPr>
+            <w:color w:val="0000EE"/>
+            <w:u w:val="single"/>
+          </w:rPr>
+          <w:t>39–41</w:t>
+        </w:r>
+      </w:hyperlink>
+      <w:r>
+        <w:rPr>
+          <w:lang w:val="zh_TW" w:bidi="zh_TW"/>
+        </w:rPr>
+        <w:t>節）。婦人聽見耶穌了解她的婚姻生活（</w:t>
+      </w:r>
+      <w:hyperlink r:id="rId140">
+        <w:r>
+          <w:rPr>
+            <w:lang w:val="zh_TW" w:bidi="zh_TW"/>
+          </w:rPr>
+          <w:rPr>
+            <w:color w:val="0000EE"/>
+            <w:u w:val="single"/>
+          </w:rPr>
+          <w:t>16–18</w:t>
+        </w:r>
+      </w:hyperlink>
+      <w:r>
+        <w:rPr>
+          <w:lang w:val="zh_TW" w:bidi="zh_TW"/>
+        </w:rPr>
+        <w:t>節），知道他必定是一位「先知」。呼應撒馬利亞人期盼，在末後的日子會有一位「像摩西的先知」，可能婦人會想到，耶穌就是他們期待已久的先知彌賽亞（</w:t>
+      </w:r>
+      <w:hyperlink r:id="rId141">
+        <w:r>
+          <w:rPr>
+            <w:lang w:val="zh_TW" w:bidi="zh_TW"/>
+          </w:rPr>
+          <w:rPr>
+            <w:color w:val="0000EE"/>
+            <w:u w:val="single"/>
+          </w:rPr>
+          <w:t>19</w:t>
+        </w:r>
+      </w:hyperlink>
+      <w:r>
+        <w:rPr>
+          <w:lang w:val="zh_TW" w:bidi="zh_TW"/>
+        </w:rPr>
+        <w:t>、</w:t>
+      </w:r>
+      <w:hyperlink r:id="rId141">
+        <w:r>
+          <w:rPr>
+            <w:lang w:val="zh_TW" w:bidi="zh_TW"/>
+          </w:rPr>
+          <w:rPr>
+            <w:color w:val="0000EE"/>
+            <w:u w:val="single"/>
+          </w:rPr>
+          <w:t>25–26</w:t>
+        </w:r>
+      </w:hyperlink>
+      <w:r>
+        <w:rPr>
+          <w:lang w:val="zh_TW" w:bidi="zh_TW"/>
+        </w:rPr>
+        <w:t>節）。耶穌停留在這個受鄙視的群體中，藉此突破猶太人對撒馬利亞人根深蒂固的敵意，也接受他們對自己作為「彌賽亞」（</w:t>
+      </w:r>
+      <w:hyperlink r:id="rId142">
+        <w:r>
+          <w:rPr>
+            <w:lang w:val="zh_TW" w:bidi="zh_TW"/>
+          </w:rPr>
+          <w:rPr>
+            <w:color w:val="0000EE"/>
+            <w:u w:val="single"/>
+          </w:rPr>
+          <w:t>26</w:t>
+        </w:r>
+      </w:hyperlink>
+      <w:r>
+        <w:rPr>
+          <w:lang w:val="zh_TW" w:bidi="zh_TW"/>
+        </w:rPr>
+        <w:t>節）和「世界的救主」（</w:t>
+      </w:r>
+      <w:hyperlink r:id="rId143">
+        <w:r>
+          <w:rPr>
+            <w:lang w:val="zh_TW" w:bidi="zh_TW"/>
+          </w:rPr>
+          <w:rPr>
+            <w:color w:val="0000EE"/>
+            <w:u w:val="single"/>
+          </w:rPr>
+          <w:t>42</w:t>
+        </w:r>
+      </w:hyperlink>
+      <w:r>
+        <w:rPr>
+          <w:lang w:val="zh_TW" w:bidi="zh_TW"/>
+        </w:rPr>
+        <w:t>節）的信仰。在此，正如耶穌與猶太社會中被排斥者的互動一般，祂重新定義公義，肯定其意思不是根據血統或宗教實踐，而是根據他們對祂的信心。如此，祂打破了當時種族與文化的界線，為福音進入整個外邦世界奠定基礎。</w:t>
+      </w:r>
+    </w:p>
+    <w:p>
+      <w:pPr>
+        <w:pStyle w:val="Heading3"/>
+      </w:pPr>
+      <w:r>
+        <w:rPr>
+          <w:lang w:val="zh_TW" w:bidi="zh_TW"/>
+        </w:rPr>
+        <w:t>撒馬利亞在初代教會使命中的地位</w:t>
+      </w:r>
+    </w:p>
+    <w:p>
+      <w:pPr/>
+      <w:r>
+        <w:rPr>
+          <w:lang w:val="zh_TW" w:bidi="zh_TW"/>
+        </w:rPr>
+      </w:r>
+      <w:r>
+        <w:rPr>
+          <w:lang w:val="zh_TW" w:bidi="zh_TW"/>
+        </w:rPr>
+        <w:t>耶穌升天前頒布大使命，吩咐門徒將福音傳到撒馬利亞（</w:t>
+      </w:r>
+      <w:hyperlink r:id="rId144">
+        <w:r>
+          <w:rPr>
+            <w:lang w:val="zh_TW" w:bidi="zh_TW"/>
+          </w:rPr>
+          <w:rPr>
+            <w:color w:val="0000EE"/>
+            <w:u w:val="single"/>
+          </w:rPr>
+          <w:t>徒1:8</w:t>
+        </w:r>
+      </w:hyperlink>
+      <w:r>
+        <w:rPr>
+          <w:lang w:val="zh_TW" w:bidi="zh_TW"/>
+        </w:rPr>
+        <w:t>）。初代教會的宣教行動確實包含這個地區。司提反殉道之後，許多基督徒被迫離開耶路撒冷（</w:t>
+      </w:r>
+      <w:hyperlink r:id="rId145">
+        <w:r>
+          <w:rPr>
+            <w:lang w:val="zh_TW" w:bidi="zh_TW"/>
+          </w:rPr>
+          <w:rPr>
+            <w:color w:val="0000EE"/>
+            <w:u w:val="single"/>
+          </w:rPr>
+          <w:t>8:1</w:t>
+        </w:r>
+      </w:hyperlink>
+      <w:r>
+        <w:rPr>
+          <w:lang w:val="zh_TW" w:bidi="zh_TW"/>
+        </w:rPr>
+        <w:t>），其中一位名叫腓利的基督徒，在撒馬利亞的城市傳揚福音（</w:t>
+      </w:r>
+      <w:hyperlink r:id="rId146">
+        <w:r>
+          <w:rPr>
+            <w:lang w:val="zh_TW" w:bidi="zh_TW"/>
+          </w:rPr>
+          <w:rPr>
+            <w:color w:val="0000EE"/>
+            <w:u w:val="single"/>
+          </w:rPr>
+          <w:t>5</w:t>
+        </w:r>
+      </w:hyperlink>
+      <w:r>
+        <w:rPr>
+          <w:lang w:val="zh_TW" w:bidi="zh_TW"/>
+        </w:rPr>
+        <w:t>節）。他所行神蹟引發強烈回應，因此彼得與約翰（代表耶路撒冷的使徒）被差派前往，調查並確認聖靈在他們中間。然而，主後第二世紀的證據顯示，基督教並未在撒馬利亞人當中建立穩固基礎。大多數撒馬利亞人仍維持自身的宗教傳統。至今，撒馬利亞人的小型餘民仍然存在，居住在基利心山（示劍）附近，以及以色列境內的若干城市。</w:t>
+      </w:r>
+    </w:p>
+    <w:p>
+      <w:pPr/>
+      <w:r>
+        <w:rPr>
+          <w:lang w:val="zh_TW" w:bidi="zh_TW"/>
+        </w:rPr>
+      </w:r>
+      <w:r>
+        <w:rPr>
+          <w:i/>
+          <w:lang w:val="zh_TW" w:bidi="zh_TW"/>
+        </w:rPr>
+        <w:t>另見</w:t>
+      </w:r>
+      <w:r>
+        <w:rPr>
+          <w:lang w:val="zh_TW" w:bidi="zh_TW"/>
+        </w:rPr>
+        <w:t>聖經聖經抄本與文本（舊約）</w:t>
+      </w:r>
+      <w:r>
+        <w:rPr>
+          <w:lang w:val="zh_TW" w:bidi="zh_TW"/>
+        </w:rPr>
+        <w:t>；</w:t>
+      </w:r>
+      <w:r>
+        <w:rPr>
+          <w:lang w:val="zh_TW" w:bidi="zh_TW"/>
+        </w:rPr>
+        <w:t>撒馬利亞</w:t>
+      </w:r>
+      <w:r>
+        <w:rPr>
+          <w:lang w:val="zh_TW" w:bidi="zh_TW"/>
+        </w:rPr>
+        <w:t>。</w:t>
+      </w:r>
+      <w:r>
+        <w:rPr>
+          <w:lang w:val="zh_TW" w:bidi="zh_TW"/>
+        </w:rPr>
+      </w:r>
+      <w:r>
+        <w:rPr>
+          <w:lang w:val="zh_TW" w:bidi="zh_TW"/>
+        </w:rPr>
+      </w:r>
+    </w:p>
+    <w:p>
+      <w:pPr/>
+      <w:r>
+        <w:rPr>
+          <w:lang w:val="zh_TW" w:bidi="zh_TW"/>
+        </w:rPr>
+      </w:r>
+    </w:p>
+    <w:p>
+      <w:pPr>
+        <w:pStyle w:val="Heading2"/>
+      </w:pPr>
+      <w:r>
+        <w:rPr>
+          <w:lang w:val="zh_TW" w:bidi="zh_TW"/>
+        </w:rPr>
+        <w:t>撒母耳（人物）</w:t>
+      </w:r>
+      <w:r>
+        <w:rPr>
+          <w:lang w:val="zh_TW" w:bidi="zh_TW"/>
+        </w:rPr>
+      </w:r>
+    </w:p>
+    <w:p>
+      <w:pPr/>
+      <w:r>
+        <w:rPr>
+          <w:lang w:val="zh_TW" w:bidi="zh_TW"/>
+        </w:rPr>
+      </w:r>
+      <w:r>
+        <w:rPr>
+          <w:lang w:val="zh_TW" w:bidi="zh_TW"/>
+        </w:rPr>
+        <w:t>撒母耳是最後一位士師。他的名字意思是「神的名」或「祂的名是伊勒（El）」（伊勒是那位大能、滿有力量之神的名字）。</w:t>
+      </w:r>
+      <w:hyperlink r:id="rId147">
+        <w:r>
+          <w:rPr>
+            <w:lang w:val="zh_TW" w:bidi="zh_TW"/>
+          </w:rPr>
+          <w:rPr>
+            <w:color w:val="0000EE"/>
+            <w:u w:val="single"/>
+          </w:rPr>
+          <w:t>撒母耳記上一章20節</w:t>
+        </w:r>
+      </w:hyperlink>
+      <w:r>
+        <w:rPr>
+          <w:lang w:val="zh_TW" w:bidi="zh_TW"/>
+        </w:rPr>
+        <w:t>中的雙關語（參</w:t>
+      </w:r>
+      <w:hyperlink r:id="rId148">
+        <w:r>
+          <w:rPr>
+            <w:lang w:val="zh_TW" w:bidi="zh_TW"/>
+          </w:rPr>
+          <w:rPr>
+            <w:color w:val="0000EE"/>
+            <w:u w:val="single"/>
+          </w:rPr>
+          <w:t>出2:10</w:t>
+        </w:r>
+      </w:hyperlink>
+      <w:r>
+        <w:rPr>
+          <w:lang w:val="zh_TW" w:bidi="zh_TW"/>
+        </w:rPr>
+        <w:t>）並不是要解釋撒母耳名字的意思；哈拿所說的話只是回顧她的禱告，以及她兒子出生時的情況。</w:t>
+      </w:r>
+    </w:p>
+    <w:p>
+      <w:pPr>
+        <w:pStyle w:val="Heading3"/>
+      </w:pPr>
+      <w:r>
+        <w:rPr>
+          <w:lang w:val="zh_TW" w:bidi="zh_TW"/>
+        </w:rPr>
+        <w:t>生平</w:t>
+      </w:r>
+    </w:p>
+    <w:p>
+      <w:pPr/>
+      <w:r>
+        <w:rPr>
+          <w:lang w:val="zh_TW" w:bidi="zh_TW"/>
+        </w:rPr>
+      </w:r>
+      <w:r>
+        <w:rPr>
+          <w:lang w:val="zh_TW" w:bidi="zh_TW"/>
+        </w:rPr>
+        <w:t>撒母耳的父母是一對虔誠的夫婦，每年都會前往示羅的聖所敬拜（</w:t>
+      </w:r>
+      <w:hyperlink r:id="rId149">
+        <w:r>
+          <w:rPr>
+            <w:lang w:val="zh_TW" w:bidi="zh_TW"/>
+          </w:rPr>
+          <w:rPr>
+            <w:color w:val="0000EE"/>
+            <w:u w:val="single"/>
+          </w:rPr>
+          <w:t>撒上1:3</w:t>
+        </w:r>
+      </w:hyperlink>
+      <w:r>
+        <w:rPr>
+          <w:lang w:val="zh_TW" w:bidi="zh_TW"/>
+        </w:rPr>
+        <w:t>）。撒母耳的父親以利加拿是利未人（</w:t>
+      </w:r>
+      <w:hyperlink r:id="rId150">
+        <w:r>
+          <w:rPr>
+            <w:lang w:val="zh_TW" w:bidi="zh_TW"/>
+          </w:rPr>
+          <w:rPr>
+            <w:color w:val="0000EE"/>
+            <w:u w:val="single"/>
+          </w:rPr>
+          <w:t>代上6:26</w:t>
+        </w:r>
+      </w:hyperlink>
+      <w:r>
+        <w:rPr>
+          <w:lang w:val="zh_TW" w:bidi="zh_TW"/>
+        </w:rPr>
+        <w:t>），住在以法蓮地的拉瑪。撒母耳的母親哈拿在婚後多年一直不能生育，因此以利加拿另外娶了毗尼拿為妻。</w:t>
+      </w:r>
+    </w:p>
+    <w:p>
+      <w:pPr/>
+      <w:r>
+        <w:rPr>
+          <w:lang w:val="zh_TW" w:bidi="zh_TW"/>
+        </w:rPr>
+      </w:r>
+      <w:r>
+        <w:rPr>
+          <w:lang w:val="zh_TW" w:bidi="zh_TW"/>
+        </w:rPr>
+        <w:t>有一次到示羅時，哈拿在聖所禱告（</w:t>
+      </w:r>
+      <w:hyperlink r:id="rId151">
+        <w:r>
+          <w:rPr>
+            <w:lang w:val="zh_TW" w:bidi="zh_TW"/>
+          </w:rPr>
+          <w:rPr>
+            <w:color w:val="0000EE"/>
+            <w:u w:val="single"/>
+          </w:rPr>
+          <w:t>撒上1:6–11</w:t>
+        </w:r>
+      </w:hyperlink>
+      <w:r>
+        <w:rPr>
+          <w:lang w:val="zh_TW" w:bidi="zh_TW"/>
+        </w:rPr>
+        <w:t>），並許願說，如果神賜給她一個兒子，她就要使他終身歸給雅巍作拿細耳人（</w:t>
+      </w:r>
+      <w:hyperlink r:id="rId152">
+        <w:r>
+          <w:rPr>
+            <w:lang w:val="zh_TW" w:bidi="zh_TW"/>
+          </w:rPr>
+          <w:rPr>
+            <w:color w:val="0000EE"/>
+            <w:u w:val="single"/>
+          </w:rPr>
+          <w:t>民6:1–21</w:t>
+        </w:r>
+      </w:hyperlink>
+      <w:r>
+        <w:rPr>
+          <w:lang w:val="zh_TW" w:bidi="zh_TW"/>
+        </w:rPr>
+        <w:t>）。神垂聽了哈拿的禱告，應允了她的祈求。在撒母耳被獻給雅巍之前，哈拿沒有生育其他兒女。</w:t>
+      </w:r>
+    </w:p>
+    <w:p>
+      <w:pPr/>
+      <w:r>
+        <w:rPr>
+          <w:lang w:val="zh_TW" w:bidi="zh_TW"/>
+        </w:rPr>
+      </w:r>
+      <w:r>
+        <w:rPr>
+          <w:lang w:val="zh_TW" w:bidi="zh_TW"/>
+        </w:rPr>
+        <w:t>撒母耳被帶到以利面前，在聖所開始事奉時，撒母耳俯伏在神面前，並且「在那裡敬拜耶和華」（</w:t>
+      </w:r>
+      <w:hyperlink r:id="rId153">
+        <w:r>
+          <w:rPr>
+            <w:lang w:val="zh_TW" w:bidi="zh_TW"/>
+          </w:rPr>
+          <w:rPr>
+            <w:color w:val="0000EE"/>
+            <w:u w:val="single"/>
+          </w:rPr>
+          <w:t>撒上1:28</w:t>
+        </w:r>
+      </w:hyperlink>
+      <w:r>
+        <w:rPr>
+          <w:lang w:val="zh_TW" w:bidi="zh_TW"/>
+        </w:rPr>
+        <w:t>）。撒母耳的人格是由三個因素——覺得自己有價值、知道父母愛他（參</w:t>
+      </w:r>
+      <w:hyperlink r:id="rId154">
+        <w:r>
+          <w:rPr>
+            <w:lang w:val="zh_TW" w:bidi="zh_TW"/>
+          </w:rPr>
+          <w:rPr>
+            <w:color w:val="0000EE"/>
+            <w:u w:val="single"/>
+          </w:rPr>
+          <w:t>2:19</w:t>
+        </w:r>
+      </w:hyperlink>
+      <w:r>
+        <w:rPr>
+          <w:lang w:val="zh_TW" w:bidi="zh_TW"/>
+        </w:rPr>
+        <w:t>），以及人生的使命感——所奠定，也成為他日後成就的基礎。</w:t>
+      </w:r>
+    </w:p>
+    <w:p>
+      <w:pPr/>
+      <w:r>
+        <w:rPr>
+          <w:lang w:val="zh_TW" w:bidi="zh_TW"/>
+        </w:rPr>
+      </w:r>
+      <w:hyperlink r:id="rId155">
+        <w:r>
+          <w:rPr>
+            <w:lang w:val="zh_TW" w:bidi="zh_TW"/>
+          </w:rPr>
+          <w:rPr>
+            <w:color w:val="0000EE"/>
+            <w:u w:val="single"/>
+          </w:rPr>
+          <w:t>撒母耳記上二章</w:t>
+        </w:r>
+      </w:hyperlink>
+      <w:r>
+        <w:rPr>
+          <w:lang w:val="zh_TW" w:bidi="zh_TW"/>
+        </w:rPr>
+        <w:t>進一步顯明撒母耳幼年所受的良好栽培。以利的兒子效法周圍異教的淫亂行為，但以利年老、過於縱容，也無力約束兒子。撒母耳既沒有因此對以利失去敬重，也沒有跟隨以利的兒子走上邪惡的道路。神決定因以利一家所犯的罪審判他們。當神把祂的旨意告訴撒母耳時，撒母耳以敬畏和尊重回應。撒母耳在品格和屬靈生命上的成長，顯示神已經揀選他作祂將來的先知。</w:t>
+      </w:r>
+    </w:p>
+    <w:p>
+      <w:pPr/>
+      <w:r>
+        <w:rPr>
+          <w:lang w:val="zh_TW" w:bidi="zh_TW"/>
+        </w:rPr>
+      </w:r>
+      <w:r>
+        <w:rPr>
+          <w:lang w:val="zh_TW" w:bidi="zh_TW"/>
+        </w:rPr>
+        <w:t>當時，各人都任意而行（參</w:t>
+      </w:r>
+      <w:hyperlink r:id="rId156">
+        <w:r>
+          <w:rPr>
+            <w:lang w:val="zh_TW" w:bidi="zh_TW"/>
+          </w:rPr>
+          <w:rPr>
+            <w:color w:val="0000EE"/>
+            <w:u w:val="single"/>
+          </w:rPr>
+          <w:t>士17:6</w:t>
+        </w:r>
+      </w:hyperlink>
+      <w:r>
+        <w:rPr>
+          <w:lang w:val="zh_TW" w:bidi="zh_TW"/>
+        </w:rPr>
+        <w:t>，</w:t>
+      </w:r>
+      <w:hyperlink r:id="rId157">
+        <w:r>
+          <w:rPr>
+            <w:lang w:val="zh_TW" w:bidi="zh_TW"/>
+          </w:rPr>
+          <w:rPr>
+            <w:color w:val="0000EE"/>
+            <w:u w:val="single"/>
+          </w:rPr>
+          <w:t>21:25</w:t>
+        </w:r>
+      </w:hyperlink>
+      <w:r>
+        <w:rPr>
+          <w:lang w:val="zh_TW" w:bidi="zh_TW"/>
+        </w:rPr>
+        <w:t>），神容許鄰近的民族成為祂管教百姓的工具，直到祂興起一位士師拯救百姓。非利士人再次入侵以色列時（</w:t>
+      </w:r>
+      <w:hyperlink r:id="rId158">
+        <w:r>
+          <w:rPr>
+            <w:lang w:val="zh_TW" w:bidi="zh_TW"/>
+          </w:rPr>
+          <w:rPr>
+            <w:color w:val="0000EE"/>
+            <w:u w:val="single"/>
+          </w:rPr>
+          <w:t>撒上4–6章</w:t>
+        </w:r>
+      </w:hyperlink>
+      <w:r>
+        <w:rPr>
+          <w:lang w:val="zh_TW" w:bidi="zh_TW"/>
+        </w:rPr>
+        <w:t>），以色列人在以便以謝集結軍兵，結果卻戰敗。他們以為約櫃能保證他們得勝，就派人到示羅把約櫃抬來。第二天，以色列人再次戰敗，約櫃也被擄去。消息傳到以利那裡時，他從座位上向後跌倒而死。</w:t>
+      </w:r>
+    </w:p>
+    <w:p>
+      <w:pPr/>
+      <w:r>
+        <w:rPr>
+          <w:lang w:val="zh_TW" w:bidi="zh_TW"/>
+        </w:rPr>
+      </w:r>
+      <w:r>
+        <w:rPr>
+          <w:lang w:val="zh_TW" w:bidi="zh_TW"/>
+        </w:rPr>
+        <w:t>二十年後，撒母耳才再次出現在聖經的記載中（</w:t>
+      </w:r>
+      <w:hyperlink r:id="rId159">
+        <w:r>
+          <w:rPr>
+            <w:lang w:val="zh_TW" w:bidi="zh_TW"/>
+          </w:rPr>
+          <w:rPr>
+            <w:color w:val="0000EE"/>
+            <w:u w:val="single"/>
+          </w:rPr>
+          <w:t>撒上7:2–3</w:t>
+        </w:r>
+      </w:hyperlink>
+      <w:r>
+        <w:rPr>
+          <w:lang w:val="zh_TW" w:bidi="zh_TW"/>
+        </w:rPr>
+        <w:t>）。顯然，在示羅被毀之後（參</w:t>
+      </w:r>
+      <w:hyperlink r:id="rId160">
+        <w:r>
+          <w:rPr>
+            <w:lang w:val="zh_TW" w:bidi="zh_TW"/>
+          </w:rPr>
+          <w:rPr>
+            <w:color w:val="0000EE"/>
+            <w:u w:val="single"/>
+          </w:rPr>
+          <w:t>耶7:12–14</w:t>
+        </w:r>
+      </w:hyperlink>
+      <w:r>
+        <w:rPr>
+          <w:lang w:val="zh_TW" w:bidi="zh_TW"/>
+        </w:rPr>
+        <w:t>，</w:t>
+      </w:r>
+      <w:hyperlink r:id="rId161">
+        <w:r>
+          <w:rPr>
+            <w:lang w:val="zh_TW" w:bidi="zh_TW"/>
+          </w:rPr>
+          <w:rPr>
+            <w:color w:val="0000EE"/>
+            <w:u w:val="single"/>
+          </w:rPr>
+          <w:t>26:6</w:t>
+        </w:r>
+      </w:hyperlink>
+      <w:r>
+        <w:rPr>
+          <w:lang w:val="zh_TW" w:bidi="zh_TW"/>
+        </w:rPr>
+        <w:t>、</w:t>
+      </w:r>
+      <w:hyperlink r:id="rId161">
+        <w:r>
+          <w:rPr>
+            <w:lang w:val="zh_TW" w:bidi="zh_TW"/>
+          </w:rPr>
+          <w:rPr>
+            <w:color w:val="0000EE"/>
+            <w:u w:val="single"/>
+          </w:rPr>
+          <w:t>9</w:t>
+        </w:r>
+      </w:hyperlink>
+      <w:r>
+        <w:rPr>
+          <w:lang w:val="zh_TW" w:bidi="zh_TW"/>
+        </w:rPr>
+        <w:t>；</w:t>
+      </w:r>
+      <w:hyperlink r:id="rId162">
+        <w:r>
+          <w:rPr>
+            <w:lang w:val="zh_TW" w:bidi="zh_TW"/>
+          </w:rPr>
+          <w:rPr>
+            <w:color w:val="0000EE"/>
+            <w:u w:val="single"/>
+          </w:rPr>
+          <w:t>詩78:60</w:t>
+        </w:r>
+      </w:hyperlink>
+      <w:r>
+        <w:rPr>
+          <w:lang w:val="zh_TW" w:bidi="zh_TW"/>
+        </w:rPr>
+        <w:t>），撒母耳住在拉瑪，每年前往伯特利、吉甲和米斯巴等地巡迴傳講神的話，並在那些地方「審判」百姓（參</w:t>
+      </w:r>
+      <w:hyperlink r:id="rId163">
+        <w:r>
+          <w:rPr>
+            <w:lang w:val="zh_TW" w:bidi="zh_TW"/>
+          </w:rPr>
+          <w:rPr>
+            <w:color w:val="0000EE"/>
+            <w:u w:val="single"/>
+          </w:rPr>
+          <w:t>申16:18–22</w:t>
+        </w:r>
+      </w:hyperlink>
+      <w:r>
+        <w:rPr>
+          <w:lang w:val="zh_TW" w:bidi="zh_TW"/>
+        </w:rPr>
+        <w:t>，</w:t>
+      </w:r>
+      <w:hyperlink r:id="rId164">
+        <w:r>
+          <w:rPr>
+            <w:lang w:val="zh_TW" w:bidi="zh_TW"/>
+          </w:rPr>
+          <w:rPr>
+            <w:color w:val="0000EE"/>
+            <w:u w:val="single"/>
+          </w:rPr>
+          <w:t>17:8–13</w:t>
+        </w:r>
+      </w:hyperlink>
+      <w:r>
+        <w:rPr>
+          <w:lang w:val="zh_TW" w:bidi="zh_TW"/>
+        </w:rPr>
+        <w:t>）。撒母耳可能也是在這段期間設立了「先知學校」。這些學校設立於伯特利（</w:t>
+      </w:r>
+      <w:hyperlink r:id="rId165">
+        <w:r>
+          <w:rPr>
+            <w:lang w:val="zh_TW" w:bidi="zh_TW"/>
+          </w:rPr>
+          <w:rPr>
+            <w:color w:val="0000EE"/>
+            <w:u w:val="single"/>
+          </w:rPr>
+          <w:t>撒上10:5</w:t>
+        </w:r>
+      </w:hyperlink>
+      <w:r>
+        <w:rPr>
+          <w:lang w:val="zh_TW" w:bidi="zh_TW"/>
+        </w:rPr>
+        <w:t>；</w:t>
+      </w:r>
+      <w:hyperlink r:id="rId166">
+        <w:r>
+          <w:rPr>
+            <w:lang w:val="zh_TW" w:bidi="zh_TW"/>
+          </w:rPr>
+          <w:rPr>
+            <w:color w:val="0000EE"/>
+            <w:u w:val="single"/>
+          </w:rPr>
+          <w:t>王下2:3</w:t>
+        </w:r>
+      </w:hyperlink>
+      <w:r>
+        <w:rPr>
+          <w:lang w:val="zh_TW" w:bidi="zh_TW"/>
+        </w:rPr>
+        <w:t>）、吉甲（</w:t>
+      </w:r>
+      <w:hyperlink r:id="rId167">
+        <w:r>
+          <w:rPr>
+            <w:lang w:val="zh_TW" w:bidi="zh_TW"/>
+          </w:rPr>
+          <w:rPr>
+            <w:color w:val="0000EE"/>
+            <w:u w:val="single"/>
+          </w:rPr>
+          <w:t>王下4:38</w:t>
+        </w:r>
+      </w:hyperlink>
+      <w:r>
+        <w:rPr>
+          <w:lang w:val="zh_TW" w:bidi="zh_TW"/>
+        </w:rPr>
+        <w:t>）、拉瑪（</w:t>
+      </w:r>
+      <w:hyperlink r:id="rId168">
+        <w:r>
+          <w:rPr>
+            <w:lang w:val="zh_TW" w:bidi="zh_TW"/>
+          </w:rPr>
+          <w:rPr>
+            <w:color w:val="0000EE"/>
+            <w:u w:val="single"/>
+          </w:rPr>
+          <w:t>撒上19:20</w:t>
+        </w:r>
+      </w:hyperlink>
+      <w:r>
+        <w:rPr>
+          <w:lang w:val="zh_TW" w:bidi="zh_TW"/>
+        </w:rPr>
+        <w:t>）和其它地方（</w:t>
+      </w:r>
+      <w:hyperlink r:id="rId169">
+        <w:r>
+          <w:rPr>
+            <w:lang w:val="zh_TW" w:bidi="zh_TW"/>
+          </w:rPr>
+          <w:rPr>
+            <w:color w:val="0000EE"/>
+            <w:u w:val="single"/>
+          </w:rPr>
+          <w:t>王下2:5</w:t>
+        </w:r>
+      </w:hyperlink>
+      <w:r>
+        <w:rPr>
+          <w:lang w:val="zh_TW" w:bidi="zh_TW"/>
+        </w:rPr>
+        <w:t>），這可能是撒母耳事奉工作自然發展的結果。</w:t>
+      </w:r>
+    </w:p>
+    <w:p>
+      <w:pPr/>
+      <w:r>
+        <w:rPr>
+          <w:lang w:val="zh_TW" w:bidi="zh_TW"/>
+        </w:rPr>
+      </w:r>
+      <w:r>
+        <w:rPr>
+          <w:lang w:val="zh_TW" w:bidi="zh_TW"/>
+        </w:rPr>
+        <w:t>撒母耳經過二十年的事奉後，認為時機已經成熟，可以推動屬靈上和全以色列的合一。他召集百姓在米斯巴聚會（</w:t>
+      </w:r>
+      <w:hyperlink r:id="rId170">
+        <w:r>
+          <w:rPr>
+            <w:lang w:val="zh_TW" w:bidi="zh_TW"/>
+          </w:rPr>
+          <w:rPr>
+            <w:color w:val="0000EE"/>
+            <w:u w:val="single"/>
+          </w:rPr>
+          <w:t>撒上7章</w:t>
+        </w:r>
+      </w:hyperlink>
+      <w:r>
+        <w:rPr>
+          <w:lang w:val="zh_TW" w:bidi="zh_TW"/>
+        </w:rPr>
+        <w:t>）。在那裡，以色列人藉著象徵深切自卑、並符合立約奠祭禮儀的儀式，把水倒在地上，禁食並禱告。</w:t>
+      </w:r>
+    </w:p>
+    <w:p>
+      <w:pPr/>
+      <w:r>
+        <w:rPr>
+          <w:lang w:val="zh_TW" w:bidi="zh_TW"/>
+        </w:rPr>
+      </w:r>
+      <w:r>
+        <w:rPr>
+          <w:lang w:val="zh_TW" w:bidi="zh_TW"/>
+        </w:rPr>
+        <w:t>非利士人誤解了這次聚會的性質，決定攻擊這些毫無防備的敬拜者；以色列人便懇求撒母耳為他們禱告。撒母耳獻上祭物，神則降下猛烈的雷暴，使入侵者驚慌逃跑。以色列人乘勝追擊，在以便以謝大大得勝（</w:t>
+      </w:r>
+      <w:hyperlink r:id="rId171">
+        <w:r>
+          <w:rPr>
+            <w:lang w:val="zh_TW" w:bidi="zh_TW"/>
+          </w:rPr>
+          <w:rPr>
+            <w:color w:val="0000EE"/>
+            <w:u w:val="single"/>
+          </w:rPr>
+          <w:t>撒上7:12</w:t>
+        </w:r>
+      </w:hyperlink>
+      <w:r>
+        <w:rPr>
+          <w:lang w:val="zh_TW" w:bidi="zh_TW"/>
+        </w:rPr>
+        <w:t>）。</w:t>
+      </w:r>
+    </w:p>
+    <w:p>
+      <w:pPr/>
+      <w:r>
+        <w:rPr>
+          <w:lang w:val="zh_TW" w:bidi="zh_TW"/>
+        </w:rPr>
+      </w:r>
+      <w:r>
+        <w:rPr>
+          <w:lang w:val="zh_TW" w:bidi="zh_TW"/>
+        </w:rPr>
+        <w:t>撒母耳晚年時，以色列的長老拒絕接受其領導，要求立一位王治理他們（</w:t>
+      </w:r>
+      <w:hyperlink r:id="rId172">
+        <w:r>
+          <w:rPr>
+            <w:lang w:val="zh_TW" w:bidi="zh_TW"/>
+          </w:rPr>
+          <w:rPr>
+            <w:color w:val="0000EE"/>
+            <w:u w:val="single"/>
+          </w:rPr>
+          <w:t>撒上8章</w:t>
+        </w:r>
+      </w:hyperlink>
+      <w:r>
+        <w:rPr>
+          <w:lang w:val="zh_TW" w:bidi="zh_TW"/>
+        </w:rPr>
+        <w:t>）。撒母耳懇切禱告後，領受了神新的指示，答應他們的要求，後來膏掃羅作神百姓的王。之後，撒母耳召集以色列人到米斯巴，在那裡正式宣告神所揀選的人，掃羅也被擁立為王。掃羅擊敗拿轄之後（</w:t>
+      </w:r>
+      <w:hyperlink r:id="rId173">
+        <w:r>
+          <w:rPr>
+            <w:lang w:val="zh_TW" w:bidi="zh_TW"/>
+          </w:rPr>
+          <w:rPr>
+            <w:color w:val="0000EE"/>
+            <w:u w:val="single"/>
+          </w:rPr>
+          <w:t>11</w:t>
+        </w:r>
+      </w:hyperlink>
+      <w:r>
+        <w:rPr>
+          <w:lang w:val="zh_TW" w:bidi="zh_TW"/>
+        </w:rPr>
+        <w:t>章），撒母耳在吉甲正式確認掃羅的王位。此後，撒母耳回到拉瑪，訓練其他人繼續他的事奉。</w:t>
+      </w:r>
+    </w:p>
+    <w:p>
+      <w:pPr/>
+      <w:r>
+        <w:rPr>
+          <w:lang w:val="zh_TW" w:bidi="zh_TW"/>
+        </w:rPr>
+      </w:r>
+      <w:r>
+        <w:rPr>
+          <w:lang w:val="zh_TW" w:bidi="zh_TW"/>
+        </w:rPr>
+        <w:t>撒母耳曾兩次責備掃羅：第一次是因為掃羅急躁、不順服（</w:t>
+      </w:r>
+      <w:hyperlink r:id="rId174">
+        <w:r>
+          <w:rPr>
+            <w:lang w:val="zh_TW" w:bidi="zh_TW"/>
+          </w:rPr>
+          <w:rPr>
+            <w:color w:val="0000EE"/>
+            <w:u w:val="single"/>
+          </w:rPr>
+          <w:t>撒上13:5–14</w:t>
+        </w:r>
+      </w:hyperlink>
+      <w:r>
+        <w:rPr>
+          <w:lang w:val="zh_TW" w:bidi="zh_TW"/>
+        </w:rPr>
+        <w:t>），第二次是因為他違背了神明確的命令（</w:t>
+      </w:r>
+      <w:hyperlink r:id="rId175">
+        <w:r>
+          <w:rPr>
+            <w:lang w:val="zh_TW" w:bidi="zh_TW"/>
+          </w:rPr>
+          <w:rPr>
+            <w:color w:val="0000EE"/>
+            <w:u w:val="single"/>
+          </w:rPr>
+          <w:t>15:20–23</w:t>
+        </w:r>
+      </w:hyperlink>
+      <w:r>
+        <w:rPr>
+          <w:lang w:val="zh_TW" w:bidi="zh_TW"/>
+        </w:rPr>
+        <w:t>），因此神厭棄他作王。後來，撒母耳奉差遣前往伯利恆耶西的家，膏大衛作神所揀選的人（</w:t>
+      </w:r>
+      <w:hyperlink r:id="rId176">
+        <w:r>
+          <w:rPr>
+            <w:lang w:val="zh_TW" w:bidi="zh_TW"/>
+          </w:rPr>
+          <w:rPr>
+            <w:color w:val="0000EE"/>
+            <w:u w:val="single"/>
+          </w:rPr>
+          <w:t>16:1–13</w:t>
+        </w:r>
+      </w:hyperlink>
+      <w:r>
+        <w:rPr>
+          <w:lang w:val="zh_TW" w:bidi="zh_TW"/>
+        </w:rPr>
+        <w:t>）。</w:t>
+      </w:r>
+    </w:p>
+    <w:p>
+      <w:pPr/>
+      <w:r>
+        <w:rPr>
+          <w:lang w:val="zh_TW" w:bidi="zh_TW"/>
+        </w:rPr>
+      </w:r>
+      <w:hyperlink r:id="rId177">
+        <w:r>
+          <w:rPr>
+            <w:lang w:val="zh_TW" w:bidi="zh_TW"/>
+          </w:rPr>
+          <w:rPr>
+            <w:color w:val="0000EE"/>
+            <w:u w:val="single"/>
+          </w:rPr>
+          <w:t>撒母耳記上二十五章1節</w:t>
+        </w:r>
+      </w:hyperlink>
+      <w:r>
+        <w:rPr>
+          <w:lang w:val="zh_TW" w:bidi="zh_TW"/>
+        </w:rPr>
+        <w:t>簡要記載撒母耳的去世。當時以色列眾人聚集、為他哀哭，並把他葬在拉瑪。此後，聖經只在</w:t>
+      </w:r>
+      <w:hyperlink r:id="rId178">
+        <w:r>
+          <w:rPr>
+            <w:lang w:val="zh_TW" w:bidi="zh_TW"/>
+          </w:rPr>
+          <w:rPr>
+            <w:color w:val="0000EE"/>
+            <w:u w:val="single"/>
+          </w:rPr>
+          <w:t>撒母耳記上二十八章</w:t>
+        </w:r>
+      </w:hyperlink>
+      <w:r>
+        <w:rPr>
+          <w:lang w:val="zh_TW" w:bidi="zh_TW"/>
+        </w:rPr>
+        <w:t>再次提到撒母耳。掃羅求隱‧多珥的交鬼婦人把撒母耳召上來，撒母耳宣告第二天掃羅和他的眾子都要在爭戰中喪命（</w:t>
+      </w:r>
+      <w:hyperlink r:id="rId179">
+        <w:r>
+          <w:rPr>
+            <w:lang w:val="zh_TW" w:bidi="zh_TW"/>
+          </w:rPr>
+          <w:rPr>
+            <w:color w:val="0000EE"/>
+            <w:u w:val="single"/>
+          </w:rPr>
+          <w:t>4–19</w:t>
+        </w:r>
+      </w:hyperlink>
+      <w:r>
+        <w:rPr>
+          <w:lang w:val="zh_TW" w:bidi="zh_TW"/>
+        </w:rPr>
+        <w:t>節）。</w:t>
+      </w:r>
+    </w:p>
+    <w:p>
+      <w:pPr>
+        <w:pStyle w:val="Heading3"/>
+      </w:pPr>
+      <w:r>
+        <w:rPr>
+          <w:lang w:val="zh_TW" w:bidi="zh_TW"/>
+        </w:rPr>
+        <w:t>品格</w:t>
+      </w:r>
+    </w:p>
+    <w:p>
+      <w:pPr/>
+      <w:r>
+        <w:rPr>
+          <w:lang w:val="zh_TW" w:bidi="zh_TW"/>
+        </w:rPr>
+      </w:r>
+      <w:r>
+        <w:rPr>
+          <w:lang w:val="zh_TW" w:bidi="zh_TW"/>
+        </w:rPr>
+        <w:t>撒母耳憑著敬虔、堅忍，以及對神忠心的事奉，克服了許多困難。撒母耳始終把百姓的益處放在首位。他既有智慧，又有勇氣；每當有需要時，總是根據神所啟示的旨意，大膽責備君王、長老和百姓。</w:t>
+      </w:r>
+    </w:p>
+    <w:p>
+      <w:pPr/>
+      <w:r>
+        <w:rPr>
+          <w:lang w:val="zh_TW" w:bidi="zh_TW"/>
+        </w:rPr>
+      </w:r>
+      <w:r>
+        <w:rPr>
+          <w:lang w:val="zh_TW" w:bidi="zh_TW"/>
+        </w:rPr>
+        <w:t>撒母耳雖然擔任士師和祭司，但他最重要的身分是先知。藉著撒母耳的事奉，以色列人的屬靈生命得著更新。在建立君主政體的過程中，撒母耳帶領百姓從各支派分散的局面走向全以色列的合一。他委派會幕的守門人（</w:t>
+      </w:r>
+      <w:hyperlink r:id="rId180">
+        <w:r>
+          <w:rPr>
+            <w:lang w:val="zh_TW" w:bidi="zh_TW"/>
+          </w:rPr>
+          <w:rPr>
+            <w:color w:val="0000EE"/>
+            <w:u w:val="single"/>
+          </w:rPr>
+          <w:t>代上9:17–26</w:t>
+        </w:r>
+      </w:hyperlink>
+      <w:r>
+        <w:rPr>
+          <w:lang w:val="zh_TW" w:bidi="zh_TW"/>
+        </w:rPr>
+        <w:t>）安排百姓守逾越節，使這次逾越節令人印象深刻，且直到約西亞的時代仍有人提起（</w:t>
+      </w:r>
+      <w:hyperlink r:id="rId181">
+        <w:r>
+          <w:rPr>
+            <w:lang w:val="zh_TW" w:bidi="zh_TW"/>
+          </w:rPr>
+          <w:rPr>
+            <w:color w:val="0000EE"/>
+            <w:u w:val="single"/>
+          </w:rPr>
+          <w:t>代下35:18</w:t>
+        </w:r>
+      </w:hyperlink>
+      <w:r>
+        <w:rPr>
+          <w:lang w:val="zh_TW" w:bidi="zh_TW"/>
+        </w:rPr>
+        <w:t>）；撒母耳又把君王及其國度應有的規範寫下來（</w:t>
+      </w:r>
+      <w:hyperlink r:id="rId182">
+        <w:r>
+          <w:rPr>
+            <w:lang w:val="zh_TW" w:bidi="zh_TW"/>
+          </w:rPr>
+          <w:rPr>
+            <w:color w:val="0000EE"/>
+            <w:u w:val="single"/>
+          </w:rPr>
+          <w:t>撒上10:25</w:t>
+        </w:r>
+      </w:hyperlink>
+      <w:r>
+        <w:rPr>
+          <w:lang w:val="zh_TW" w:bidi="zh_TW"/>
+        </w:rPr>
+        <w:t>），並撰寫了「先見撒母耳的書」（</w:t>
+      </w:r>
+      <w:hyperlink r:id="rId183">
+        <w:r>
+          <w:rPr>
+            <w:lang w:val="zh_TW" w:bidi="zh_TW"/>
+          </w:rPr>
+          <w:rPr>
+            <w:color w:val="0000EE"/>
+            <w:u w:val="single"/>
+          </w:rPr>
+          <w:t>代上29:29</w:t>
+        </w:r>
+      </w:hyperlink>
+      <w:r>
+        <w:rPr>
+          <w:lang w:val="zh_TW" w:bidi="zh_TW"/>
+        </w:rPr>
+        <w:t>）。</w:t>
+      </w:r>
+    </w:p>
+    <w:p>
+      <w:pPr/>
+      <w:r>
+        <w:rPr>
+          <w:lang w:val="zh_TW" w:bidi="zh_TW"/>
+        </w:rPr>
+      </w:r>
+      <w:r>
+        <w:rPr>
+          <w:lang w:val="zh_TW" w:bidi="zh_TW"/>
+        </w:rPr>
+        <w:t>撒母耳實在配稱為信心的偉人（</w:t>
+      </w:r>
+      <w:hyperlink r:id="rId184">
+        <w:r>
+          <w:rPr>
+            <w:lang w:val="zh_TW" w:bidi="zh_TW"/>
+          </w:rPr>
+          <w:rPr>
+            <w:color w:val="0000EE"/>
+            <w:u w:val="single"/>
+          </w:rPr>
+          <w:t>來11:32</w:t>
+        </w:r>
+      </w:hyperlink>
+      <w:r>
+        <w:rPr>
+          <w:lang w:val="zh_TW" w:bidi="zh_TW"/>
+        </w:rPr>
+        <w:t>）。他是最後一位士師（</w:t>
+      </w:r>
+      <w:hyperlink r:id="rId185">
+        <w:r>
+          <w:rPr>
+            <w:lang w:val="zh_TW" w:bidi="zh_TW"/>
+          </w:rPr>
+          <w:rPr>
+            <w:color w:val="0000EE"/>
+            <w:u w:val="single"/>
+          </w:rPr>
+          <w:t>撒上7:6</w:t>
+        </w:r>
+      </w:hyperlink>
+      <w:r>
+        <w:rPr>
+          <w:lang w:val="zh_TW" w:bidi="zh_TW"/>
+        </w:rPr>
+        <w:t>、</w:t>
+      </w:r>
+      <w:hyperlink r:id="rId185">
+        <w:r>
+          <w:rPr>
+            <w:lang w:val="zh_TW" w:bidi="zh_TW"/>
+          </w:rPr>
+          <w:rPr>
+            <w:color w:val="0000EE"/>
+            <w:u w:val="single"/>
+          </w:rPr>
+          <w:t>15–17</w:t>
+        </w:r>
+      </w:hyperlink>
+      <w:r>
+        <w:rPr>
+          <w:lang w:val="zh_TW" w:bidi="zh_TW"/>
+        </w:rPr>
+        <w:t>），也是第一位先知（</w:t>
+      </w:r>
+      <w:hyperlink r:id="rId186">
+        <w:r>
+          <w:rPr>
+            <w:lang w:val="zh_TW" w:bidi="zh_TW"/>
+          </w:rPr>
+          <w:rPr>
+            <w:color w:val="0000EE"/>
+            <w:u w:val="single"/>
+          </w:rPr>
+          <w:t>撒上3:20</w:t>
+        </w:r>
+      </w:hyperlink>
+      <w:r>
+        <w:rPr>
+          <w:lang w:val="zh_TW" w:bidi="zh_TW"/>
+        </w:rPr>
+        <w:t>；</w:t>
+      </w:r>
+      <w:hyperlink r:id="rId187">
+        <w:r>
+          <w:rPr>
+            <w:lang w:val="zh_TW" w:bidi="zh_TW"/>
+          </w:rPr>
+          <w:rPr>
+            <w:color w:val="0000EE"/>
+            <w:u w:val="single"/>
+          </w:rPr>
+          <w:t>徒3:24</w:t>
+        </w:r>
+      </w:hyperlink>
+      <w:r>
+        <w:rPr>
+          <w:lang w:val="zh_TW" w:bidi="zh_TW"/>
+        </w:rPr>
+        <w:t>，</w:t>
+      </w:r>
+      <w:hyperlink r:id="rId188">
+        <w:r>
+          <w:rPr>
+            <w:lang w:val="zh_TW" w:bidi="zh_TW"/>
+          </w:rPr>
+          <w:rPr>
+            <w:color w:val="0000EE"/>
+            <w:u w:val="single"/>
+          </w:rPr>
+          <w:t>13:20</w:t>
+        </w:r>
+      </w:hyperlink>
+      <w:r>
+        <w:rPr>
+          <w:lang w:val="zh_TW" w:bidi="zh_TW"/>
+        </w:rPr>
+        <w:t>）。</w:t>
+      </w:r>
+    </w:p>
+    <w:p>
+      <w:pPr/>
+      <w:r>
+        <w:rPr>
+          <w:lang w:val="zh_TW" w:bidi="zh_TW"/>
+        </w:rPr>
+      </w:r>
+      <w:r>
+        <w:rPr>
+          <w:i/>
+          <w:lang w:val="zh_TW" w:bidi="zh_TW"/>
+        </w:rPr>
+        <w:t>另見</w:t>
+      </w:r>
+      <w:r>
+        <w:rPr>
+          <w:lang w:val="zh_TW" w:bidi="zh_TW"/>
+        </w:rPr>
+        <w:t xml:space="preserve"> </w:t>
+      </w:r>
+      <w:r>
+        <w:rPr>
+          <w:lang w:val="zh_TW" w:bidi="zh_TW"/>
+        </w:rPr>
+        <w:t>撒母耳記上和撒母耳記下</w:t>
+      </w:r>
+      <w:r>
+        <w:rPr>
+          <w:lang w:val="zh_TW" w:bidi="zh_TW"/>
+        </w:rPr>
+        <w:t>。</w:t>
       </w:r>
       <w:r>
         <w:rPr>
@@ -3150,6 +8624,18 @@
       <w:startOverride w:val="1"/>
     </w:lvlOverride>
   </w:num>
+  <w:num w:numId="16">
+    <w:abstractNumId w:val="3"/>
+    <w:lvlOverride w:ilvl="0">
+      <w:startOverride w:val="1"/>
+    </w:lvlOverride>
+  </w:num>
+  <w:num w:numId="17">
+    <w:abstractNumId w:val="3"/>
+    <w:lvlOverride w:ilvl="0">
+      <w:startOverride w:val="1"/>
+    </w:lvlOverride>
+  </w:num>
   <w:numIdMacAtCleanup w:val="10"/>
 </w:numbering>
 </file>

--- a/zht/docx/145.content.docx
+++ b/zht/docx/145.content.docx
@@ -258,42 +258,24 @@
         </w:rPr>
         <w:t>舊約很少提及撒但。牠被描述為一個天使，扮演天上控告者的角色（指控他人的人；</w:t>
       </w:r>
-      <w:hyperlink r:id="rId13">
-        <w:r>
-          <w:rPr>
-            <w:lang w:val="zh_TW" w:bidi="zh_TW"/>
-          </w:rPr>
-          <w:rPr>
-            <w:color w:val="0000EE"/>
-            <w:u w:val="single"/>
-          </w:rPr>
-          <w:t>伯1:6–12，</w:t>
-        </w:r>
-      </w:hyperlink>
-      <w:hyperlink r:id="rId14">
-        <w:r>
-          <w:rPr>
-            <w:lang w:val="zh_TW" w:bidi="zh_TW"/>
-          </w:rPr>
-          <w:rPr>
-            <w:color w:val="0000EE"/>
-            <w:u w:val="single"/>
-          </w:rPr>
-          <w:t>2:1–7；</w:t>
-        </w:r>
-      </w:hyperlink>
-      <w:hyperlink r:id="rId15">
-        <w:r>
-          <w:rPr>
-            <w:lang w:val="zh_TW" w:bidi="zh_TW"/>
-          </w:rPr>
-          <w:rPr>
-            <w:color w:val="0000EE"/>
-            <w:u w:val="single"/>
-          </w:rPr>
-          <w:t>亞3:1–2</w:t>
-        </w:r>
-      </w:hyperlink>
+      <w:r>
+        <w:rPr>
+          <w:lang w:val="zh_TW" w:bidi="zh_TW"/>
+        </w:rPr>
+        <w:t>伯1:6–12，</w:t>
+      </w:r>
+      <w:r>
+        <w:rPr>
+          <w:lang w:val="zh_TW" w:bidi="zh_TW"/>
+        </w:rPr>
+        <w:t>2:1–7；</w:t>
+      </w:r>
+      <w:r>
+        <w:rPr>
+          <w:lang w:val="zh_TW" w:bidi="zh_TW"/>
+        </w:rPr>
+        <w:t>亞3:1–2</w:t>
+      </w:r>
       <w:r>
         <w:rPr>
           <w:lang w:val="zh_TW" w:bidi="zh_TW"/>
@@ -314,54 +296,36 @@
         </w:rPr>
         <w:t>在舊約的後期，「撒但」的形象開始轉變為試探者。在</w:t>
       </w:r>
-      <w:hyperlink r:id="rId16">
-        <w:r>
-          <w:rPr>
-            <w:lang w:val="zh_TW" w:bidi="zh_TW"/>
-          </w:rPr>
-          <w:rPr>
-            <w:color w:val="0000EE"/>
-            <w:u w:val="single"/>
-          </w:rPr>
-          <w:t>歷代志上二十一章1節</w:t>
-        </w:r>
-      </w:hyperlink>
+      <w:r>
+        <w:rPr>
+          <w:lang w:val="zh_TW" w:bidi="zh_TW"/>
+        </w:rPr>
+        <w:t>歷代志上二十一章1節</w:t>
+      </w:r>
       <w:r>
         <w:rPr>
           <w:lang w:val="zh_TW" w:bidi="zh_TW"/>
         </w:rPr>
         <w:t>中，撒但首次以名字出現，並被描繪為一位邪惡的角色，重新敘述了</w:t>
       </w:r>
-      <w:hyperlink r:id="rId17">
-        <w:r>
-          <w:rPr>
-            <w:lang w:val="zh_TW" w:bidi="zh_TW"/>
-          </w:rPr>
-          <w:rPr>
-            <w:color w:val="0000EE"/>
-            <w:u w:val="single"/>
-          </w:rPr>
-          <w:t>撒母耳記下二十四章1節</w:t>
-        </w:r>
-      </w:hyperlink>
+      <w:r>
+        <w:rPr>
+          <w:lang w:val="zh_TW" w:bidi="zh_TW"/>
+        </w:rPr>
+        <w:t>撒母耳記下二十四章1節</w:t>
+      </w:r>
       <w:r>
         <w:rPr>
           <w:lang w:val="zh_TW" w:bidi="zh_TW"/>
         </w:rPr>
         <w:t>的故事。然而，舊約本身並未完整建立撒但的概念，而是為後來的教義奠定了基礎。有人認為</w:t>
       </w:r>
-      <w:hyperlink r:id="rId18">
-        <w:r>
-          <w:rPr>
-            <w:lang w:val="zh_TW" w:bidi="zh_TW"/>
-          </w:rPr>
-          <w:rPr>
-            <w:color w:val="0000EE"/>
-            <w:u w:val="single"/>
-          </w:rPr>
-          <w:t>以賽亞書十四章12節</w:t>
-        </w:r>
-      </w:hyperlink>
+      <w:r>
+        <w:rPr>
+          <w:lang w:val="zh_TW" w:bidi="zh_TW"/>
+        </w:rPr>
+        <w:t>以賽亞書十四章12節</w:t>
+      </w:r>
       <w:r>
         <w:rPr>
           <w:lang w:val="zh_TW" w:bidi="zh_TW"/>
@@ -515,25 +479,7 @@
         <w:rPr>
           <w:lang w:val="zh_TW" w:bidi="zh_TW"/>
         </w:rPr>
-        <w:t>牠貪戀夏娃，導致人的墮落（</w:t>
-      </w:r>
-      <w:hyperlink r:id="rId19">
-        <w:r>
-          <w:rPr>
-            <w:lang w:val="zh_TW" w:bidi="zh_TW"/>
-          </w:rPr>
-          <w:rPr>
-            <w:color w:val="0000EE"/>
-            <w:u w:val="single"/>
-          </w:rPr>
-          <w:t>所羅門智訓2:24</w:t>
-        </w:r>
-      </w:hyperlink>
-      <w:r>
-        <w:rPr>
-          <w:lang w:val="zh_TW" w:bidi="zh_TW"/>
-        </w:rPr>
-        <w:t>）</w:t>
+        <w:t>牠貪戀夏娃，導致人的墮落（所羅門智訓2:24）</w:t>
       </w:r>
     </w:p>
     <w:p>
@@ -553,18 +499,12 @@
         </w:rPr>
         <w:t>牠控制在</w:t>
       </w:r>
-      <w:hyperlink r:id="rId20">
-        <w:r>
-          <w:rPr>
-            <w:lang w:val="zh_TW" w:bidi="zh_TW"/>
-          </w:rPr>
-          <w:rPr>
-            <w:color w:val="0000EE"/>
-            <w:u w:val="single"/>
-          </w:rPr>
-          <w:t>創世記六章1至4節</w:t>
-        </w:r>
-      </w:hyperlink>
+      <w:r>
+        <w:rPr>
+          <w:lang w:val="zh_TW" w:bidi="zh_TW"/>
+        </w:rPr>
+        <w:t>創世記六章1至4節</w:t>
+      </w:r>
       <w:r>
         <w:rPr>
           <w:lang w:val="zh_TW" w:bidi="zh_TW"/>
@@ -838,18 +778,12 @@
         </w:rPr>
         <w:t>一群天使的統領（</w:t>
       </w:r>
-      <w:hyperlink r:id="rId21">
-        <w:r>
-          <w:rPr>
-            <w:lang w:val="zh_TW" w:bidi="zh_TW"/>
-          </w:rPr>
-          <w:rPr>
-            <w:color w:val="0000EE"/>
-            <w:u w:val="single"/>
-          </w:rPr>
-          <w:t>太25:41</w:t>
-        </w:r>
-      </w:hyperlink>
+      <w:r>
+        <w:rPr>
+          <w:lang w:val="zh_TW" w:bidi="zh_TW"/>
+        </w:rPr>
+        <w:t>太25:41</w:t>
+      </w:r>
       <w:r>
         <w:rPr>
           <w:lang w:val="zh_TW" w:bidi="zh_TW"/>
@@ -874,54 +808,36 @@
         </w:rPr>
         <w:t>世界的掌控者（</w:t>
       </w:r>
-      <w:hyperlink r:id="rId22">
-        <w:r>
-          <w:rPr>
-            <w:lang w:val="zh_TW" w:bidi="zh_TW"/>
-          </w:rPr>
-          <w:rPr>
-            <w:color w:val="0000EE"/>
-            <w:u w:val="single"/>
-          </w:rPr>
-          <w:t>路4:6</w:t>
-        </w:r>
-      </w:hyperlink>
+      <w:r>
+        <w:rPr>
+          <w:lang w:val="zh_TW" w:bidi="zh_TW"/>
+        </w:rPr>
+        <w:t>路4:6</w:t>
+      </w:r>
       <w:r>
         <w:rPr>
           <w:lang w:val="zh_TW" w:bidi="zh_TW"/>
         </w:rPr>
         <w:t>；</w:t>
       </w:r>
-      <w:hyperlink r:id="rId23">
-        <w:r>
-          <w:rPr>
-            <w:lang w:val="zh_TW" w:bidi="zh_TW"/>
-          </w:rPr>
-          <w:rPr>
-            <w:color w:val="0000EE"/>
-            <w:u w:val="single"/>
-          </w:rPr>
-          <w:t>徒26:18</w:t>
-        </w:r>
-      </w:hyperlink>
+      <w:r>
+        <w:rPr>
+          <w:lang w:val="zh_TW" w:bidi="zh_TW"/>
+        </w:rPr>
+        <w:t>徒26:18</w:t>
+      </w:r>
       <w:r>
         <w:rPr>
           <w:lang w:val="zh_TW" w:bidi="zh_TW"/>
         </w:rPr>
         <w:t>；</w:t>
       </w:r>
-      <w:hyperlink r:id="rId24">
-        <w:r>
-          <w:rPr>
-            <w:lang w:val="zh_TW" w:bidi="zh_TW"/>
-          </w:rPr>
-          <w:rPr>
-            <w:color w:val="0000EE"/>
-            <w:u w:val="single"/>
-          </w:rPr>
-          <w:t>林後4:4</w:t>
-        </w:r>
-      </w:hyperlink>
+      <w:r>
+        <w:rPr>
+          <w:lang w:val="zh_TW" w:bidi="zh_TW"/>
+        </w:rPr>
+        <w:t>林後4:4</w:t>
+      </w:r>
       <w:r>
         <w:rPr>
           <w:lang w:val="zh_TW" w:bidi="zh_TW"/>
@@ -946,72 +862,48 @@
         </w:rPr>
         <w:t>所有非基督徒的掌控者（</w:t>
       </w:r>
-      <w:hyperlink r:id="rId25">
-        <w:r>
-          <w:rPr>
-            <w:lang w:val="zh_TW" w:bidi="zh_TW"/>
-          </w:rPr>
-          <w:rPr>
-            <w:color w:val="0000EE"/>
-            <w:u w:val="single"/>
-          </w:rPr>
-          <w:t>可4:15</w:t>
-        </w:r>
-      </w:hyperlink>
+      <w:r>
+        <w:rPr>
+          <w:lang w:val="zh_TW" w:bidi="zh_TW"/>
+        </w:rPr>
+        <w:t>可4:15</w:t>
+      </w:r>
       <w:r>
         <w:rPr>
           <w:lang w:val="zh_TW" w:bidi="zh_TW"/>
         </w:rPr>
         <w:t>；</w:t>
       </w:r>
-      <w:hyperlink r:id="rId26">
-        <w:r>
-          <w:rPr>
-            <w:lang w:val="zh_TW" w:bidi="zh_TW"/>
-          </w:rPr>
-          <w:rPr>
-            <w:color w:val="0000EE"/>
-            <w:u w:val="single"/>
-          </w:rPr>
-          <w:t>約8:44</w:t>
-        </w:r>
-      </w:hyperlink>
+      <w:r>
+        <w:rPr>
+          <w:lang w:val="zh_TW" w:bidi="zh_TW"/>
+        </w:rPr>
+        <w:t>約8:44</w:t>
+      </w:r>
       <w:r>
         <w:rPr>
           <w:lang w:val="zh_TW" w:bidi="zh_TW"/>
         </w:rPr>
         <w:t>；</w:t>
       </w:r>
-      <w:hyperlink r:id="rId27">
-        <w:r>
-          <w:rPr>
-            <w:lang w:val="zh_TW" w:bidi="zh_TW"/>
-          </w:rPr>
-          <w:rPr>
-            <w:color w:val="0000EE"/>
-            <w:u w:val="single"/>
-          </w:rPr>
-          <w:t>徒13:10</w:t>
-        </w:r>
-      </w:hyperlink>
+      <w:r>
+        <w:rPr>
+          <w:lang w:val="zh_TW" w:bidi="zh_TW"/>
+        </w:rPr>
+        <w:t>徒13:10</w:t>
+      </w:r>
       <w:r>
         <w:rPr>
           <w:lang w:val="zh_TW" w:bidi="zh_TW"/>
         </w:rPr>
         <w:t>；</w:t>
       </w:r>
-      <w:hyperlink r:id="rId28">
-        <w:r>
-          <w:rPr>
-            <w:lang w:val="zh_TW" w:bidi="zh_TW"/>
-          </w:rPr>
-          <w:rPr>
-            <w:color w:val="0000EE"/>
-            <w:u w:val="single"/>
-          </w:rPr>
-          <w:t>西1:13</w:t>
-        </w:r>
-      </w:hyperlink>
+      <w:r>
+        <w:rPr>
+          <w:lang w:val="zh_TW" w:bidi="zh_TW"/>
+        </w:rPr>
+        <w:t>西1:13</w:t>
+      </w:r>
       <w:r>
         <w:rPr>
           <w:lang w:val="zh_TW" w:bidi="zh_TW"/>
@@ -1032,108 +924,72 @@
         </w:rPr>
         <w:t>撒但是神的仇敵，想要將所有人與神分開。特別是基督徒的危險敵人（</w:t>
       </w:r>
-      <w:hyperlink r:id="rId29">
-        <w:r>
-          <w:rPr>
-            <w:lang w:val="zh_TW" w:bidi="zh_TW"/>
-          </w:rPr>
-          <w:rPr>
-            <w:color w:val="0000EE"/>
-            <w:u w:val="single"/>
-          </w:rPr>
-          <w:t>路8:33</w:t>
-        </w:r>
-      </w:hyperlink>
+      <w:r>
+        <w:rPr>
+          <w:lang w:val="zh_TW" w:bidi="zh_TW"/>
+        </w:rPr>
+        <w:t>路8:33</w:t>
+      </w:r>
       <w:r>
         <w:rPr>
           <w:lang w:val="zh_TW" w:bidi="zh_TW"/>
         </w:rPr>
         <w:t>；</w:t>
       </w:r>
-      <w:hyperlink r:id="rId30">
-        <w:r>
-          <w:rPr>
-            <w:lang w:val="zh_TW" w:bidi="zh_TW"/>
-          </w:rPr>
-          <w:rPr>
-            <w:color w:val="0000EE"/>
-            <w:u w:val="single"/>
-          </w:rPr>
-          <w:t>林前7:5</w:t>
-        </w:r>
-      </w:hyperlink>
+      <w:r>
+        <w:rPr>
+          <w:lang w:val="zh_TW" w:bidi="zh_TW"/>
+        </w:rPr>
+        <w:t>林前7:5</w:t>
+      </w:r>
       <w:r>
         <w:rPr>
           <w:lang w:val="zh_TW" w:bidi="zh_TW"/>
         </w:rPr>
         <w:t>；</w:t>
       </w:r>
-      <w:hyperlink r:id="rId31">
-        <w:r>
-          <w:rPr>
-            <w:lang w:val="zh_TW" w:bidi="zh_TW"/>
-          </w:rPr>
-          <w:rPr>
-            <w:color w:val="0000EE"/>
-            <w:u w:val="single"/>
-          </w:rPr>
-          <w:t>彼前5:8</w:t>
-        </w:r>
-      </w:hyperlink>
+      <w:r>
+        <w:rPr>
+          <w:lang w:val="zh_TW" w:bidi="zh_TW"/>
+        </w:rPr>
+        <w:t>彼前5:8</w:t>
+      </w:r>
       <w:r>
         <w:rPr>
           <w:lang w:val="zh_TW" w:bidi="zh_TW"/>
         </w:rPr>
         <w:t>），基督徒必須抵擋牠，不被牠的詭計所迷惑（</w:t>
       </w:r>
-      <w:hyperlink r:id="rId32">
-        <w:r>
-          <w:rPr>
-            <w:lang w:val="zh_TW" w:bidi="zh_TW"/>
-          </w:rPr>
-          <w:rPr>
-            <w:color w:val="0000EE"/>
-            <w:u w:val="single"/>
-          </w:rPr>
-          <w:t>林後2:11</w:t>
-        </w:r>
-      </w:hyperlink>
+      <w:r>
+        <w:rPr>
+          <w:lang w:val="zh_TW" w:bidi="zh_TW"/>
+        </w:rPr>
+        <w:t>林後2:11</w:t>
+      </w:r>
       <w:r>
         <w:rPr>
           <w:lang w:val="zh_TW" w:bidi="zh_TW"/>
         </w:rPr>
         <w:t>；</w:t>
       </w:r>
-      <w:hyperlink r:id="rId33">
-        <w:r>
-          <w:rPr>
-            <w:lang w:val="zh_TW" w:bidi="zh_TW"/>
-          </w:rPr>
-          <w:rPr>
-            <w:color w:val="0000EE"/>
-            <w:u w:val="single"/>
-          </w:rPr>
-          <w:t>弗6:11</w:t>
-        </w:r>
-      </w:hyperlink>
+      <w:r>
+        <w:rPr>
+          <w:lang w:val="zh_TW" w:bidi="zh_TW"/>
+        </w:rPr>
+        <w:t>弗6:11</w:t>
+      </w:r>
       <w:r>
         <w:rPr>
           <w:lang w:val="zh_TW" w:bidi="zh_TW"/>
         </w:rPr>
         <w:t>；</w:t>
       </w:r>
-      <w:hyperlink r:id="rId34">
-        <w:r>
-          <w:rPr>
-            <w:lang w:val="zh_TW" w:bidi="zh_TW"/>
-          </w:rPr>
-          <w:rPr>
-            <w:color w:val="0000EE"/>
-            <w:u w:val="single"/>
-          </w:rPr>
-          <w:t>雅4:7</w:t>
-        </w:r>
-      </w:hyperlink>
+      <w:r>
+        <w:rPr>
+          <w:lang w:val="zh_TW" w:bidi="zh_TW"/>
+        </w:rPr>
+        <w:t>雅4:7</w:t>
+      </w:r>
       <w:r>
         <w:rPr>
           <w:lang w:val="zh_TW" w:bidi="zh_TW"/>
@@ -1172,36 +1028,24 @@
         </w:rPr>
         <w:t>試探人（</w:t>
       </w:r>
-      <w:hyperlink r:id="rId35">
-        <w:r>
-          <w:rPr>
-            <w:lang w:val="zh_TW" w:bidi="zh_TW"/>
-          </w:rPr>
-          <w:rPr>
-            <w:color w:val="0000EE"/>
-            <w:u w:val="single"/>
-          </w:rPr>
-          <w:t>約13:2</w:t>
-        </w:r>
-      </w:hyperlink>
+      <w:r>
+        <w:rPr>
+          <w:lang w:val="zh_TW" w:bidi="zh_TW"/>
+        </w:rPr>
+        <w:t>約13:2</w:t>
+      </w:r>
       <w:r>
         <w:rPr>
           <w:lang w:val="zh_TW" w:bidi="zh_TW"/>
         </w:rPr>
         <w:t>；</w:t>
       </w:r>
-      <w:hyperlink r:id="rId36">
-        <w:r>
-          <w:rPr>
-            <w:lang w:val="zh_TW" w:bidi="zh_TW"/>
-          </w:rPr>
-          <w:rPr>
-            <w:color w:val="0000EE"/>
-            <w:u w:val="single"/>
-          </w:rPr>
-          <w:t>徒5:3</w:t>
-        </w:r>
-      </w:hyperlink>
+      <w:r>
+        <w:rPr>
+          <w:lang w:val="zh_TW" w:bidi="zh_TW"/>
+        </w:rPr>
+        <w:t>徒5:3</w:t>
+      </w:r>
       <w:r>
         <w:rPr>
           <w:lang w:val="zh_TW" w:bidi="zh_TW"/>
@@ -1226,18 +1070,12 @@
         </w:rPr>
         <w:t>阻礙神的工人（</w:t>
       </w:r>
-      <w:hyperlink r:id="rId37">
-        <w:r>
-          <w:rPr>
-            <w:lang w:val="zh_TW" w:bidi="zh_TW"/>
-          </w:rPr>
-          <w:rPr>
-            <w:color w:val="0000EE"/>
-            <w:u w:val="single"/>
-          </w:rPr>
-          <w:t>帖前2:18</w:t>
-        </w:r>
-      </w:hyperlink>
+      <w:r>
+        <w:rPr>
+          <w:lang w:val="zh_TW" w:bidi="zh_TW"/>
+        </w:rPr>
+        <w:t>帖前2:18</w:t>
+      </w:r>
       <w:r>
         <w:rPr>
           <w:lang w:val="zh_TW" w:bidi="zh_TW"/>
@@ -1262,18 +1100,12 @@
         </w:rPr>
         <w:t>在神面前控告基督徒（</w:t>
       </w:r>
-      <w:hyperlink r:id="rId38">
-        <w:r>
-          <w:rPr>
-            <w:lang w:val="zh_TW" w:bidi="zh_TW"/>
-          </w:rPr>
-          <w:rPr>
-            <w:color w:val="0000EE"/>
-            <w:u w:val="single"/>
-          </w:rPr>
-          <w:t>啟12:10</w:t>
-        </w:r>
-      </w:hyperlink>
+      <w:r>
+        <w:rPr>
+          <w:lang w:val="zh_TW" w:bidi="zh_TW"/>
+        </w:rPr>
+        <w:t>啟12:10</w:t>
+      </w:r>
       <w:r>
         <w:rPr>
           <w:lang w:val="zh_TW" w:bidi="zh_TW"/>
@@ -1298,48 +1130,30 @@
         </w:rPr>
         <w:t>控制那些棄絕福音的惡人（</w:t>
       </w:r>
-      <w:hyperlink r:id="rId39">
-        <w:r>
-          <w:rPr>
-            <w:lang w:val="zh_TW" w:bidi="zh_TW"/>
-          </w:rPr>
-          <w:rPr>
-            <w:color w:val="0000EE"/>
-            <w:u w:val="single"/>
-          </w:rPr>
-          <w:t>帖後2:9</w:t>
-        </w:r>
-      </w:hyperlink>
+      <w:r>
+        <w:rPr>
+          <w:lang w:val="zh_TW" w:bidi="zh_TW"/>
+        </w:rPr>
+        <w:t>帖後2:9</w:t>
+      </w:r>
       <w:r>
         <w:rPr>
           <w:lang w:val="zh_TW" w:bidi="zh_TW"/>
         </w:rPr>
         <w:t>；</w:t>
       </w:r>
-      <w:hyperlink r:id="rId40">
-        <w:r>
-          <w:rPr>
-            <w:lang w:val="zh_TW" w:bidi="zh_TW"/>
-          </w:rPr>
-          <w:rPr>
-            <w:color w:val="0000EE"/>
-            <w:u w:val="single"/>
-          </w:rPr>
-          <w:t>啟2:9、13，</w:t>
-        </w:r>
-      </w:hyperlink>
-      <w:hyperlink r:id="rId41">
-        <w:r>
-          <w:rPr>
-            <w:lang w:val="zh_TW" w:bidi="zh_TW"/>
-          </w:rPr>
-          <w:rPr>
-            <w:color w:val="0000EE"/>
-            <w:u w:val="single"/>
-          </w:rPr>
-          <w:t>13:2</w:t>
-        </w:r>
-      </w:hyperlink>
+      <w:r>
+        <w:rPr>
+          <w:lang w:val="zh_TW" w:bidi="zh_TW"/>
+        </w:rPr>
+        <w:t>啟2:9、13，</w:t>
+      </w:r>
+      <w:r>
+        <w:rPr>
+          <w:lang w:val="zh_TW" w:bidi="zh_TW"/>
+        </w:rPr>
+        <w:t>13:2</w:t>
+      </w:r>
       <w:r>
         <w:rPr>
           <w:lang w:val="zh_TW" w:bidi="zh_TW"/>
@@ -1360,144 +1174,96 @@
         </w:rPr>
         <w:t>然而，最重要的是，新約教導魔鬼自起初就是邪惡的（</w:t>
       </w:r>
-      <w:hyperlink r:id="rId42">
-        <w:r>
-          <w:rPr>
-            <w:lang w:val="zh_TW" w:bidi="zh_TW"/>
-          </w:rPr>
-          <w:rPr>
-            <w:color w:val="0000EE"/>
-            <w:u w:val="single"/>
-          </w:rPr>
-          <w:t>約一3:8</w:t>
-        </w:r>
-      </w:hyperlink>
+      <w:r>
+        <w:rPr>
+          <w:lang w:val="zh_TW" w:bidi="zh_TW"/>
+        </w:rPr>
+        <w:t>約一3:8</w:t>
+      </w:r>
       <w:r>
         <w:rPr>
           <w:lang w:val="zh_TW" w:bidi="zh_TW"/>
         </w:rPr>
         <w:t>），但藉著耶穌的服事，撒但已被擊敗，並被驅逐出天上（</w:t>
       </w:r>
-      <w:hyperlink r:id="rId43">
-        <w:r>
-          <w:rPr>
-            <w:lang w:val="zh_TW" w:bidi="zh_TW"/>
-          </w:rPr>
-          <w:rPr>
-            <w:color w:val="0000EE"/>
-            <w:u w:val="single"/>
-          </w:rPr>
-          <w:t>路10:18</w:t>
-        </w:r>
-      </w:hyperlink>
+      <w:r>
+        <w:rPr>
+          <w:lang w:val="zh_TW" w:bidi="zh_TW"/>
+        </w:rPr>
+        <w:t>路10:18</w:t>
+      </w:r>
       <w:r>
         <w:rPr>
           <w:lang w:val="zh_TW" w:bidi="zh_TW"/>
         </w:rPr>
         <w:t>；</w:t>
       </w:r>
-      <w:hyperlink r:id="rId44">
-        <w:r>
-          <w:rPr>
-            <w:lang w:val="zh_TW" w:bidi="zh_TW"/>
-          </w:rPr>
-          <w:rPr>
-            <w:color w:val="0000EE"/>
-            <w:u w:val="single"/>
-          </w:rPr>
-          <w:t>啟12</w:t>
-        </w:r>
-      </w:hyperlink>
+      <w:r>
+        <w:rPr>
+          <w:lang w:val="zh_TW" w:bidi="zh_TW"/>
+        </w:rPr>
+        <w:t>啟12</w:t>
+      </w:r>
       <w:r>
         <w:rPr>
           <w:lang w:val="zh_TW" w:bidi="zh_TW"/>
         </w:rPr>
         <w:t>）。儘管牠是一個危險的仇敵，基督徒擁有強大的武器——禱告、信心以及耶穌之血的果效。撒但若獲准，仍可引發身體疾病（</w:t>
       </w:r>
-      <w:hyperlink r:id="rId45">
-        <w:r>
-          <w:rPr>
-            <w:lang w:val="zh_TW" w:bidi="zh_TW"/>
-          </w:rPr>
-          <w:rPr>
-            <w:color w:val="0000EE"/>
-            <w:u w:val="single"/>
-          </w:rPr>
-          <w:t>林後12:7</w:t>
-        </w:r>
-      </w:hyperlink>
+      <w:r>
+        <w:rPr>
+          <w:lang w:val="zh_TW" w:bidi="zh_TW"/>
+        </w:rPr>
+        <w:t>林後12:7</w:t>
+      </w:r>
       <w:r>
         <w:rPr>
           <w:lang w:val="zh_TW" w:bidi="zh_TW"/>
         </w:rPr>
         <w:t>），而人也可能被交給撒但受懲罰（</w:t>
       </w:r>
-      <w:hyperlink r:id="rId46">
-        <w:r>
-          <w:rPr>
-            <w:lang w:val="zh_TW" w:bidi="zh_TW"/>
-          </w:rPr>
-          <w:rPr>
-            <w:color w:val="0000EE"/>
-            <w:u w:val="single"/>
-          </w:rPr>
-          <w:t>林前5:5</w:t>
-        </w:r>
-      </w:hyperlink>
+      <w:r>
+        <w:rPr>
+          <w:lang w:val="zh_TW" w:bidi="zh_TW"/>
+        </w:rPr>
+        <w:t>林前5:5</w:t>
+      </w:r>
       <w:r>
         <w:rPr>
           <w:lang w:val="zh_TW" w:bidi="zh_TW"/>
         </w:rPr>
         <w:t>；</w:t>
       </w:r>
-      <w:hyperlink r:id="rId47">
-        <w:r>
-          <w:rPr>
-            <w:lang w:val="zh_TW" w:bidi="zh_TW"/>
-          </w:rPr>
-          <w:rPr>
-            <w:color w:val="0000EE"/>
-            <w:u w:val="single"/>
-          </w:rPr>
-          <w:t>提前1:20</w:t>
-        </w:r>
-      </w:hyperlink>
+      <w:r>
+        <w:rPr>
+          <w:lang w:val="zh_TW" w:bidi="zh_TW"/>
+        </w:rPr>
+        <w:t>提前1:20</w:t>
+      </w:r>
       <w:r>
         <w:rPr>
           <w:lang w:val="zh_TW" w:bidi="zh_TW"/>
         </w:rPr>
         <w:t>）。最終，神掌控撒但，並將徹底毀滅牠（</w:t>
       </w:r>
-      <w:hyperlink r:id="rId48">
-        <w:r>
-          <w:rPr>
-            <w:lang w:val="zh_TW" w:bidi="zh_TW"/>
-          </w:rPr>
-          <w:rPr>
-            <w:color w:val="0000EE"/>
-            <w:u w:val="single"/>
-          </w:rPr>
-          <w:t>羅16:20</w:t>
-        </w:r>
-      </w:hyperlink>
+      <w:r>
+        <w:rPr>
+          <w:lang w:val="zh_TW" w:bidi="zh_TW"/>
+        </w:rPr>
+        <w:t>羅16:20</w:t>
+      </w:r>
       <w:r>
         <w:rPr>
           <w:lang w:val="zh_TW" w:bidi="zh_TW"/>
         </w:rPr>
         <w:t>；</w:t>
       </w:r>
-      <w:hyperlink r:id="rId49">
-        <w:r>
-          <w:rPr>
-            <w:lang w:val="zh_TW" w:bidi="zh_TW"/>
-          </w:rPr>
-          <w:rPr>
-            <w:color w:val="0000EE"/>
-            <w:u w:val="single"/>
-          </w:rPr>
-          <w:t>啟20:10</w:t>
-        </w:r>
-      </w:hyperlink>
+      <w:r>
+        <w:rPr>
+          <w:lang w:val="zh_TW" w:bidi="zh_TW"/>
+        </w:rPr>
+        <w:t>啟20:10</w:t>
+      </w:r>
       <w:r>
         <w:rPr>
           <w:lang w:val="zh_TW" w:bidi="zh_TW"/>
@@ -1690,36 +1456,24 @@
         </w:rPr>
         <w:t>名稱源於撒督（Zadok，有時在希臘文中寫作Saddouk），即大衛時代的一位祭司（</w:t>
       </w:r>
-      <w:hyperlink r:id="rId50">
-        <w:r>
-          <w:rPr>
-            <w:lang w:val="zh_TW" w:bidi="zh_TW"/>
-          </w:rPr>
-          <w:rPr>
-            <w:color w:val="0000EE"/>
-            <w:u w:val="single"/>
-          </w:rPr>
-          <w:t>撒下8:17</w:t>
-        </w:r>
-      </w:hyperlink>
+      <w:r>
+        <w:rPr>
+          <w:lang w:val="zh_TW" w:bidi="zh_TW"/>
+        </w:rPr>
+        <w:t>撒下8:17</w:t>
+      </w:r>
       <w:r>
         <w:rPr>
           <w:lang w:val="zh_TW" w:bidi="zh_TW"/>
         </w:rPr>
         <w:t>，</w:t>
       </w:r>
-      <w:hyperlink r:id="rId51">
-        <w:r>
-          <w:rPr>
-            <w:lang w:val="zh_TW" w:bidi="zh_TW"/>
-          </w:rPr>
-          <w:rPr>
-            <w:color w:val="0000EE"/>
-            <w:u w:val="single"/>
-          </w:rPr>
-          <w:t>15:24–29</w:t>
-        </w:r>
-      </w:hyperlink>
+      <w:r>
+        <w:rPr>
+          <w:lang w:val="zh_TW" w:bidi="zh_TW"/>
+        </w:rPr>
+        <w:t>15:24–29</w:t>
+      </w:r>
       <w:r>
         <w:rPr>
           <w:lang w:val="zh_TW" w:bidi="zh_TW"/>
@@ -1750,144 +1504,96 @@
         </w:rPr>
         <w:t>（</w:t>
       </w:r>
-      <w:hyperlink r:id="rId52">
-        <w:r>
-          <w:rPr>
-            <w:lang w:val="zh_TW" w:bidi="zh_TW"/>
-          </w:rPr>
-          <w:rPr>
-            <w:color w:val="0000EE"/>
-            <w:u w:val="single"/>
-          </w:rPr>
-          <w:t>王上1:32–39</w:t>
-        </w:r>
-      </w:hyperlink>
+      <w:r>
+        <w:rPr>
+          <w:lang w:val="zh_TW" w:bidi="zh_TW"/>
+        </w:rPr>
+        <w:t>王上1:32–39</w:t>
+      </w:r>
       <w:r>
         <w:rPr>
           <w:lang w:val="zh_TW" w:bidi="zh_TW"/>
         </w:rPr>
         <w:t>），並在所羅門統治期間成為大祭司（</w:t>
       </w:r>
-      <w:hyperlink r:id="rId53">
-        <w:r>
-          <w:rPr>
-            <w:lang w:val="zh_TW" w:bidi="zh_TW"/>
-          </w:rPr>
-          <w:rPr>
-            <w:color w:val="0000EE"/>
-            <w:u w:val="single"/>
-          </w:rPr>
-          <w:t>2:35</w:t>
-        </w:r>
-      </w:hyperlink>
+      <w:r>
+        <w:rPr>
+          <w:lang w:val="zh_TW" w:bidi="zh_TW"/>
+        </w:rPr>
+        <w:t>2:35</w:t>
+      </w:r>
       <w:r>
         <w:rPr>
           <w:lang w:val="zh_TW" w:bidi="zh_TW"/>
         </w:rPr>
         <w:t>）。據記載，他是亞倫的兒子以利亞撒的後裔（</w:t>
       </w:r>
-      <w:hyperlink r:id="rId54">
-        <w:r>
-          <w:rPr>
-            <w:lang w:val="zh_TW" w:bidi="zh_TW"/>
-          </w:rPr>
-          <w:rPr>
-            <w:color w:val="0000EE"/>
-            <w:u w:val="single"/>
-          </w:rPr>
-          <w:t>代上6:3–8</w:t>
-        </w:r>
-      </w:hyperlink>
+      <w:r>
+        <w:rPr>
+          <w:lang w:val="zh_TW" w:bidi="zh_TW"/>
+        </w:rPr>
+        <w:t>代上6:3–8</w:t>
+      </w:r>
       <w:r>
         <w:rPr>
           <w:lang w:val="zh_TW" w:bidi="zh_TW"/>
         </w:rPr>
         <w:t>），撒督家族的祭司（Zadokite priests）應該一直在聖殿事奉，直到被擄時期。在關於聖殿崇拜恢復的藍圖中（</w:t>
       </w:r>
-      <w:hyperlink r:id="rId55">
-        <w:r>
-          <w:rPr>
-            <w:lang w:val="zh_TW" w:bidi="zh_TW"/>
-          </w:rPr>
-          <w:rPr>
-            <w:color w:val="0000EE"/>
-            <w:u w:val="single"/>
-          </w:rPr>
-          <w:t>結40–48</w:t>
-        </w:r>
-      </w:hyperlink>
+      <w:r>
+        <w:rPr>
+          <w:lang w:val="zh_TW" w:bidi="zh_TW"/>
+        </w:rPr>
+        <w:t>結40–48</w:t>
+      </w:r>
       <w:r>
         <w:rPr>
           <w:lang w:val="zh_TW" w:bidi="zh_TW"/>
         </w:rPr>
         <w:t>），撒督家族的祭司再次被指派為「利未祭司」來事奉（</w:t>
       </w:r>
-      <w:hyperlink r:id="rId56">
-        <w:r>
-          <w:rPr>
-            <w:lang w:val="zh_TW" w:bidi="zh_TW"/>
-          </w:rPr>
-          <w:rPr>
-            <w:color w:val="0000EE"/>
-            <w:u w:val="single"/>
-          </w:rPr>
-          <w:t>44:15–16</w:t>
-        </w:r>
-      </w:hyperlink>
+      <w:r>
+        <w:rPr>
+          <w:lang w:val="zh_TW" w:bidi="zh_TW"/>
+        </w:rPr>
+        <w:t>44:15–16</w:t>
+      </w:r>
       <w:r>
         <w:rPr>
           <w:lang w:val="zh_TW" w:bidi="zh_TW"/>
         </w:rPr>
         <w:t>，</w:t>
       </w:r>
-      <w:hyperlink r:id="rId57">
-        <w:r>
-          <w:rPr>
-            <w:lang w:val="zh_TW" w:bidi="zh_TW"/>
-          </w:rPr>
-          <w:rPr>
-            <w:color w:val="0000EE"/>
-            <w:u w:val="single"/>
-          </w:rPr>
-          <w:t>48:11–12</w:t>
-        </w:r>
-      </w:hyperlink>
+      <w:r>
+        <w:rPr>
+          <w:lang w:val="zh_TW" w:bidi="zh_TW"/>
+        </w:rPr>
+        <w:t>48:11–12</w:t>
+      </w:r>
       <w:r>
         <w:rPr>
           <w:lang w:val="zh_TW" w:bidi="zh_TW"/>
         </w:rPr>
         <w:t>）。被擄歸回之後，我們讀到約薩答的兒子約書亞擔任大祭司（</w:t>
       </w:r>
-      <w:hyperlink r:id="rId58">
-        <w:r>
-          <w:rPr>
-            <w:lang w:val="zh_TW" w:bidi="zh_TW"/>
-          </w:rPr>
-          <w:rPr>
-            <w:color w:val="0000EE"/>
-            <w:u w:val="single"/>
-          </w:rPr>
-          <w:t>該1:1</w:t>
-        </w:r>
-      </w:hyperlink>
+      <w:r>
+        <w:rPr>
+          <w:lang w:val="zh_TW" w:bidi="zh_TW"/>
+        </w:rPr>
+        <w:t>該1:1</w:t>
+      </w:r>
       <w:r>
         <w:rPr>
           <w:lang w:val="zh_TW" w:bidi="zh_TW"/>
         </w:rPr>
         <w:t>），他的家譜可追溯至撒督（</w:t>
       </w:r>
-      <w:hyperlink r:id="rId59">
-        <w:r>
-          <w:rPr>
-            <w:lang w:val="zh_TW" w:bidi="zh_TW"/>
-          </w:rPr>
-          <w:rPr>
-            <w:color w:val="0000EE"/>
-            <w:u w:val="single"/>
-          </w:rPr>
-          <w:t>代上6:8–15</w:t>
-        </w:r>
-      </w:hyperlink>
+      <w:r>
+        <w:rPr>
+          <w:lang w:val="zh_TW" w:bidi="zh_TW"/>
+        </w:rPr>
+        <w:t>代上6:8–15</w:t>
+      </w:r>
       <w:r>
         <w:rPr>
           <w:lang w:val="zh_TW" w:bidi="zh_TW"/>
@@ -2209,18 +1915,12 @@
         </w:rPr>
         <w:t>」，並挑戰他們在生活中悔改（</w:t>
       </w:r>
-      <w:hyperlink r:id="rId60">
-        <w:r>
-          <w:rPr>
-            <w:lang w:val="zh_TW" w:bidi="zh_TW"/>
-          </w:rPr>
-          <w:rPr>
-            <w:color w:val="0000EE"/>
-            <w:u w:val="single"/>
-          </w:rPr>
-          <w:t>太3:7–10</w:t>
-        </w:r>
-      </w:hyperlink>
+      <w:r>
+        <w:rPr>
+          <w:lang w:val="zh_TW" w:bidi="zh_TW"/>
+        </w:rPr>
+        <w:t>太3:7–10</w:t>
+      </w:r>
       <w:r>
         <w:rPr>
           <w:lang w:val="zh_TW" w:bidi="zh_TW"/>
@@ -2239,36 +1939,24 @@
         </w:rPr>
         <w:t>（</w:t>
       </w:r>
-      <w:hyperlink r:id="rId61">
-        <w:r>
-          <w:rPr>
-            <w:lang w:val="zh_TW" w:bidi="zh_TW"/>
-          </w:rPr>
-          <w:rPr>
-            <w:color w:val="0000EE"/>
-            <w:u w:val="single"/>
-          </w:rPr>
-          <w:t>16:1</w:t>
-        </w:r>
-      </w:hyperlink>
+      <w:r>
+        <w:rPr>
+          <w:lang w:val="zh_TW" w:bidi="zh_TW"/>
+        </w:rPr>
+        <w:t>16:1</w:t>
+      </w:r>
       <w:r>
         <w:rPr>
           <w:lang w:val="zh_TW" w:bidi="zh_TW"/>
         </w:rPr>
         <w:t>）。耶穌告訴門徒要提防撒都該人（</w:t>
       </w:r>
-      <w:hyperlink r:id="rId62">
-        <w:r>
-          <w:rPr>
-            <w:lang w:val="zh_TW" w:bidi="zh_TW"/>
-          </w:rPr>
-          <w:rPr>
-            <w:color w:val="0000EE"/>
-            <w:u w:val="single"/>
-          </w:rPr>
-          <w:t>6、11–12</w:t>
-        </w:r>
-      </w:hyperlink>
+      <w:r>
+        <w:rPr>
+          <w:lang w:val="zh_TW" w:bidi="zh_TW"/>
+        </w:rPr>
+        <w:t>6、11–12</w:t>
+      </w:r>
       <w:r>
         <w:rPr>
           <w:lang w:val="zh_TW" w:bidi="zh_TW"/>
@@ -2289,54 +1977,36 @@
         </w:rPr>
         <w:t>在</w:t>
       </w:r>
-      <w:hyperlink r:id="rId63">
-        <w:r>
-          <w:rPr>
-            <w:lang w:val="zh_TW" w:bidi="zh_TW"/>
-          </w:rPr>
-          <w:rPr>
-            <w:color w:val="0000EE"/>
-            <w:u w:val="single"/>
-          </w:rPr>
-          <w:t>馬太福音二十二章23至33節</w:t>
-        </w:r>
-      </w:hyperlink>
+      <w:r>
+        <w:rPr>
+          <w:lang w:val="zh_TW" w:bidi="zh_TW"/>
+        </w:rPr>
+        <w:t>馬太福音二十二章23至33節</w:t>
+      </w:r>
       <w:r>
         <w:rPr>
           <w:lang w:val="zh_TW" w:bidi="zh_TW"/>
         </w:rPr>
         <w:t>中（參</w:t>
       </w:r>
-      <w:hyperlink r:id="rId64">
-        <w:r>
-          <w:rPr>
-            <w:lang w:val="zh_TW" w:bidi="zh_TW"/>
-          </w:rPr>
-          <w:rPr>
-            <w:color w:val="0000EE"/>
-            <w:u w:val="single"/>
-          </w:rPr>
-          <w:t>可12:18–27</w:t>
-        </w:r>
-      </w:hyperlink>
+      <w:r>
+        <w:rPr>
+          <w:lang w:val="zh_TW" w:bidi="zh_TW"/>
+        </w:rPr>
+        <w:t>可12:18–27</w:t>
+      </w:r>
       <w:r>
         <w:rPr>
           <w:lang w:val="zh_TW" w:bidi="zh_TW"/>
         </w:rPr>
         <w:t>；</w:t>
       </w:r>
-      <w:hyperlink r:id="rId65">
-        <w:r>
-          <w:rPr>
-            <w:lang w:val="zh_TW" w:bidi="zh_TW"/>
-          </w:rPr>
-          <w:rPr>
-            <w:color w:val="0000EE"/>
-            <w:u w:val="single"/>
-          </w:rPr>
-          <w:t>路20:27–38</w:t>
-        </w:r>
-      </w:hyperlink>
+      <w:r>
+        <w:rPr>
+          <w:lang w:val="zh_TW" w:bidi="zh_TW"/>
+        </w:rPr>
+        <w:t>路20:27–38</w:t>
+      </w:r>
       <w:r>
         <w:rPr>
           <w:lang w:val="zh_TW" w:bidi="zh_TW"/>
@@ -2441,18 +2111,12 @@
         </w:rPr>
         <w:t>（</w:t>
       </w:r>
-      <w:hyperlink r:id="rId66">
-        <w:r>
-          <w:rPr>
-            <w:lang w:val="zh_TW" w:bidi="zh_TW"/>
-          </w:rPr>
-          <w:rPr>
-            <w:color w:val="0000EE"/>
-            <w:u w:val="single"/>
-          </w:rPr>
-          <w:t>徒4:1–2</w:t>
-        </w:r>
-      </w:hyperlink>
+      <w:r>
+        <w:rPr>
+          <w:lang w:val="zh_TW" w:bidi="zh_TW"/>
+        </w:rPr>
+        <w:t>徒4:1–2</w:t>
+      </w:r>
       <w:r>
         <w:rPr>
           <w:lang w:val="zh_TW" w:bidi="zh_TW"/>
@@ -2471,18 +2135,12 @@
         </w:rPr>
         <w:t>的反對聲音。後來，大祭司和撒都該人決定逮捕使徒並將他們關在監獄中（</w:t>
       </w:r>
-      <w:hyperlink r:id="rId67">
-        <w:r>
-          <w:rPr>
-            <w:lang w:val="zh_TW" w:bidi="zh_TW"/>
-          </w:rPr>
-          <w:rPr>
-            <w:color w:val="0000EE"/>
-            <w:u w:val="single"/>
-          </w:rPr>
-          <w:t>5:17</w:t>
-        </w:r>
-      </w:hyperlink>
+      <w:r>
+        <w:rPr>
+          <w:lang w:val="zh_TW" w:bidi="zh_TW"/>
+        </w:rPr>
+        <w:t>5:17</w:t>
+      </w:r>
       <w:r>
         <w:rPr>
           <w:lang w:val="zh_TW" w:bidi="zh_TW"/>
@@ -2495,18 +2153,12 @@
         </w:rPr>
         <w:t>新約中唯一提到撒都該人的另一處，是</w:t>
       </w:r>
-      <w:hyperlink r:id="rId68">
-        <w:r>
-          <w:rPr>
-            <w:lang w:val="zh_TW" w:bidi="zh_TW"/>
-          </w:rPr>
-          <w:rPr>
-            <w:color w:val="0000EE"/>
-            <w:u w:val="single"/>
-          </w:rPr>
-          <w:t>使徒行傳二十三章6至8節</w:t>
-        </w:r>
-      </w:hyperlink>
+      <w:r>
+        <w:rPr>
+          <w:lang w:val="zh_TW" w:bidi="zh_TW"/>
+        </w:rPr>
+        <w:t>使徒行傳二十三章6至8節</w:t>
+      </w:r>
       <w:r>
         <w:rPr>
           <w:lang w:val="zh_TW" w:bidi="zh_TW"/>
@@ -2879,18 +2531,12 @@
         </w:rPr>
         <w:t>約瑟開始治理埃及時，法老賜給他的名字（</w:t>
       </w:r>
-      <w:hyperlink r:id="rId69">
-        <w:r>
-          <w:rPr>
-            <w:lang w:val="zh_TW" w:bidi="zh_TW"/>
-          </w:rPr>
-          <w:rPr>
-            <w:color w:val="0000EE"/>
-            <w:u w:val="single"/>
-          </w:rPr>
-          <w:t>創41:45</w:t>
-        </w:r>
-      </w:hyperlink>
+      <w:r>
+        <w:rPr>
+          <w:lang w:val="zh_TW" w:bidi="zh_TW"/>
+        </w:rPr>
+        <w:t>創41:45</w:t>
+      </w:r>
       <w:r>
         <w:rPr>
           <w:lang w:val="zh_TW" w:bidi="zh_TW"/>
@@ -2970,36 +2616,24 @@
         </w:rPr>
         <w:t>以察的次子，也是何利人的族長（</w:t>
       </w:r>
-      <w:hyperlink r:id="rId70">
-        <w:r>
-          <w:rPr>
-            <w:lang w:val="zh_TW" w:bidi="zh_TW"/>
-          </w:rPr>
-          <w:rPr>
-            <w:color w:val="0000EE"/>
-            <w:u w:val="single"/>
-          </w:rPr>
-          <w:t>創36:27</w:t>
-        </w:r>
-      </w:hyperlink>
+      <w:r>
+        <w:rPr>
+          <w:lang w:val="zh_TW" w:bidi="zh_TW"/>
+        </w:rPr>
+        <w:t>創36:27</w:t>
+      </w:r>
       <w:r>
         <w:rPr>
           <w:lang w:val="zh_TW" w:bidi="zh_TW"/>
         </w:rPr>
         <w:t>；</w:t>
       </w:r>
-      <w:hyperlink r:id="rId71">
-        <w:r>
-          <w:rPr>
-            <w:lang w:val="zh_TW" w:bidi="zh_TW"/>
-          </w:rPr>
-          <w:rPr>
-            <w:color w:val="0000EE"/>
-            <w:u w:val="single"/>
-          </w:rPr>
-          <w:t>代上1:42</w:t>
-        </w:r>
-      </w:hyperlink>
+      <w:r>
+        <w:rPr>
+          <w:lang w:val="zh_TW" w:bidi="zh_TW"/>
+        </w:rPr>
+        <w:t>代上1:42</w:t>
+      </w:r>
       <w:r>
         <w:rPr>
           <w:lang w:val="zh_TW" w:bidi="zh_TW"/>
@@ -3066,36 +2700,24 @@
         </w:rPr>
         <w:t>（</w:t>
       </w:r>
-      <w:hyperlink r:id="rId72">
-        <w:r>
-          <w:rPr>
-            <w:lang w:val="zh_TW" w:bidi="zh_TW"/>
-          </w:rPr>
-          <w:rPr>
-            <w:color w:val="0000EE"/>
-            <w:u w:val="single"/>
-          </w:rPr>
-          <w:t>創10:7</w:t>
-        </w:r>
-      </w:hyperlink>
+      <w:r>
+        <w:rPr>
+          <w:lang w:val="zh_TW" w:bidi="zh_TW"/>
+        </w:rPr>
+        <w:t>創10:7</w:t>
+      </w:r>
       <w:r>
         <w:rPr>
           <w:lang w:val="zh_TW" w:bidi="zh_TW"/>
         </w:rPr>
         <w:t>；</w:t>
       </w:r>
-      <w:hyperlink r:id="rId73">
-        <w:r>
-          <w:rPr>
-            <w:lang w:val="zh_TW" w:bidi="zh_TW"/>
-          </w:rPr>
-          <w:rPr>
-            <w:color w:val="0000EE"/>
-            <w:u w:val="single"/>
-          </w:rPr>
-          <w:t>代上1:9</w:t>
-        </w:r>
-      </w:hyperlink>
+      <w:r>
+        <w:rPr>
+          <w:lang w:val="zh_TW" w:bidi="zh_TW"/>
+        </w:rPr>
+        <w:t>代上1:9</w:t>
+      </w:r>
       <w:r>
         <w:rPr>
           <w:lang w:val="zh_TW" w:bidi="zh_TW"/>
@@ -3162,36 +2784,24 @@
         </w:rPr>
         <w:t>（</w:t>
       </w:r>
-      <w:hyperlink r:id="rId72">
-        <w:r>
-          <w:rPr>
-            <w:lang w:val="zh_TW" w:bidi="zh_TW"/>
-          </w:rPr>
-          <w:rPr>
-            <w:color w:val="0000EE"/>
-            <w:u w:val="single"/>
-          </w:rPr>
-          <w:t>創10:7</w:t>
-        </w:r>
-      </w:hyperlink>
+      <w:r>
+        <w:rPr>
+          <w:lang w:val="zh_TW" w:bidi="zh_TW"/>
+        </w:rPr>
+        <w:t>創10:7</w:t>
+      </w:r>
       <w:r>
         <w:rPr>
           <w:lang w:val="zh_TW" w:bidi="zh_TW"/>
         </w:rPr>
         <w:t>；</w:t>
       </w:r>
-      <w:hyperlink r:id="rId73">
-        <w:r>
-          <w:rPr>
-            <w:lang w:val="zh_TW" w:bidi="zh_TW"/>
-          </w:rPr>
-          <w:rPr>
-            <w:color w:val="0000EE"/>
-            <w:u w:val="single"/>
-          </w:rPr>
-          <w:t>代上1:9</w:t>
-        </w:r>
-      </w:hyperlink>
+      <w:r>
+        <w:rPr>
+          <w:lang w:val="zh_TW" w:bidi="zh_TW"/>
+        </w:rPr>
+        <w:t>代上1:9</w:t>
+      </w:r>
       <w:r>
         <w:rPr>
           <w:lang w:val="zh_TW" w:bidi="zh_TW"/>
@@ -3254,54 +2864,36 @@
         </w:rPr>
         <w:t>亞伯拉罕的妻子。撒拉原本的名字叫「撒萊」 （</w:t>
       </w:r>
-      <w:hyperlink r:id="rId74">
-        <w:r>
-          <w:rPr>
-            <w:lang w:val="zh_TW" w:bidi="zh_TW"/>
-          </w:rPr>
-          <w:rPr>
-            <w:color w:val="0000EE"/>
-            <w:u w:val="single"/>
-          </w:rPr>
-          <w:t>創11:29</w:t>
-        </w:r>
-      </w:hyperlink>
+      <w:r>
+        <w:rPr>
+          <w:lang w:val="zh_TW" w:bidi="zh_TW"/>
+        </w:rPr>
+        <w:t>創11:29</w:t>
+      </w:r>
       <w:r>
         <w:rPr>
           <w:lang w:val="zh_TW" w:bidi="zh_TW"/>
         </w:rPr>
         <w:t>）。當神應許她會生一個兒子，並成為多國、多王的母親時，神就把她的名字改成了撒拉（意思是「公主」)（</w:t>
       </w:r>
-      <w:hyperlink r:id="rId75">
-        <w:r>
-          <w:rPr>
-            <w:lang w:val="zh_TW" w:bidi="zh_TW"/>
-          </w:rPr>
-          <w:rPr>
-            <w:color w:val="0000EE"/>
-            <w:u w:val="single"/>
-          </w:rPr>
-          <w:t>17:15–16</w:t>
-        </w:r>
-      </w:hyperlink>
+      <w:r>
+        <w:rPr>
+          <w:lang w:val="zh_TW" w:bidi="zh_TW"/>
+        </w:rPr>
+        <w:t>17:15–16</w:t>
+      </w:r>
       <w:r>
         <w:rPr>
           <w:lang w:val="zh_TW" w:bidi="zh_TW"/>
         </w:rPr>
         <w:t>）。撒拉既是亞伯拉罕的妻子，也是他同父異母的妹妹（</w:t>
       </w:r>
-      <w:hyperlink r:id="rId76">
-        <w:r>
-          <w:rPr>
-            <w:lang w:val="zh_TW" w:bidi="zh_TW"/>
-          </w:rPr>
-          <w:rPr>
-            <w:color w:val="0000EE"/>
-            <w:u w:val="single"/>
-          </w:rPr>
-          <w:t>20:12</w:t>
-        </w:r>
-      </w:hyperlink>
+      <w:r>
+        <w:rPr>
+          <w:lang w:val="zh_TW" w:bidi="zh_TW"/>
+        </w:rPr>
+        <w:t>20:12</w:t>
+      </w:r>
       <w:r>
         <w:rPr>
           <w:lang w:val="zh_TW" w:bidi="zh_TW"/>
@@ -3315,72 +2907,48 @@
         </w:rPr>
         <w:t>撒拉一路跟隨亞伯拉罕，從迦勒底的吾珥搬到哈蘭，最後進入了迦南地（</w:t>
       </w:r>
-      <w:hyperlink r:id="rId77">
-        <w:r>
-          <w:rPr>
-            <w:lang w:val="zh_TW" w:bidi="zh_TW"/>
-          </w:rPr>
-          <w:rPr>
-            <w:color w:val="0000EE"/>
-            <w:u w:val="single"/>
-          </w:rPr>
-          <w:t>創11:31</w:t>
-        </w:r>
-      </w:hyperlink>
+      <w:r>
+        <w:rPr>
+          <w:lang w:val="zh_TW" w:bidi="zh_TW"/>
+        </w:rPr>
+        <w:t>創11:31</w:t>
+      </w:r>
       <w:r>
         <w:rPr>
           <w:lang w:val="zh_TW" w:bidi="zh_TW"/>
         </w:rPr>
         <w:t>，</w:t>
       </w:r>
-      <w:hyperlink r:id="rId78">
-        <w:r>
-          <w:rPr>
-            <w:lang w:val="zh_TW" w:bidi="zh_TW"/>
-          </w:rPr>
-          <w:rPr>
-            <w:color w:val="0000EE"/>
-            <w:u w:val="single"/>
-          </w:rPr>
-          <w:t>12:5</w:t>
-        </w:r>
-      </w:hyperlink>
+      <w:r>
+        <w:rPr>
+          <w:lang w:val="zh_TW" w:bidi="zh_TW"/>
+        </w:rPr>
+        <w:t>12:5</w:t>
+      </w:r>
       <w:r>
         <w:rPr>
           <w:lang w:val="zh_TW" w:bidi="zh_TW"/>
         </w:rPr>
         <w:t>）。有很長一段時間，她都無法生育。儘管神曾應許亞伯拉罕，說要讓他成為大國（在</w:t>
       </w:r>
-      <w:hyperlink r:id="rId79">
-        <w:r>
-          <w:rPr>
-            <w:lang w:val="zh_TW" w:bidi="zh_TW"/>
-          </w:rPr>
-          <w:rPr>
-            <w:color w:val="0000EE"/>
-            <w:u w:val="single"/>
-          </w:rPr>
-          <w:t>12:2</w:t>
-        </w:r>
-      </w:hyperlink>
+      <w:r>
+        <w:rPr>
+          <w:lang w:val="zh_TW" w:bidi="zh_TW"/>
+        </w:rPr>
+        <w:t>12:2</w:t>
+      </w:r>
       <w:r>
         <w:rPr>
           <w:lang w:val="zh_TW" w:bidi="zh_TW"/>
         </w:rPr>
         <w:t>中），並要把迦南地賜給他的後裔（</w:t>
       </w:r>
-      <w:hyperlink r:id="rId80">
-        <w:r>
-          <w:rPr>
-            <w:lang w:val="zh_TW" w:bidi="zh_TW"/>
-          </w:rPr>
-          <w:rPr>
-            <w:color w:val="0000EE"/>
-            <w:u w:val="single"/>
-          </w:rPr>
-          <w:t>7</w:t>
-        </w:r>
-      </w:hyperlink>
+      <w:r>
+        <w:rPr>
+          <w:lang w:val="zh_TW" w:bidi="zh_TW"/>
+        </w:rPr>
+        <w:t>7</w:t>
+      </w:r>
       <w:r>
         <w:rPr>
           <w:lang w:val="zh_TW" w:bidi="zh_TW"/>
@@ -3394,126 +2962,84 @@
         </w:rPr>
         <w:t>十年過去了，撒拉還是沒有懷孕（參</w:t>
       </w:r>
-      <w:hyperlink r:id="rId81">
-        <w:r>
-          <w:rPr>
-            <w:lang w:val="zh_TW" w:bidi="zh_TW"/>
-          </w:rPr>
-          <w:rPr>
-            <w:color w:val="0000EE"/>
-            <w:u w:val="single"/>
-          </w:rPr>
-          <w:t>創12:4</w:t>
-        </w:r>
-      </w:hyperlink>
+      <w:r>
+        <w:rPr>
+          <w:lang w:val="zh_TW" w:bidi="zh_TW"/>
+        </w:rPr>
+        <w:t>創12:4</w:t>
+      </w:r>
       <w:r>
         <w:rPr>
           <w:lang w:val="zh_TW" w:bidi="zh_TW"/>
         </w:rPr>
         <w:t>，</w:t>
       </w:r>
-      <w:hyperlink r:id="rId82">
-        <w:r>
-          <w:rPr>
-            <w:lang w:val="zh_TW" w:bidi="zh_TW"/>
-          </w:rPr>
-          <w:rPr>
-            <w:color w:val="0000EE"/>
-            <w:u w:val="single"/>
-          </w:rPr>
-          <w:t>16:16</w:t>
-        </w:r>
-      </w:hyperlink>
+      <w:r>
+        <w:rPr>
+          <w:lang w:val="zh_TW" w:bidi="zh_TW"/>
+        </w:rPr>
+        <w:t>16:16</w:t>
+      </w:r>
       <w:r>
         <w:rPr>
           <w:lang w:val="zh_TW" w:bidi="zh_TW"/>
         </w:rPr>
         <w:t>）。於是，她把自己的埃及使女夏甲送給亞伯拉罕當妾，夏甲隨後生下一個兒子，名叫以實瑪利（</w:t>
       </w:r>
-      <w:hyperlink r:id="rId83">
-        <w:r>
-          <w:rPr>
-            <w:lang w:val="zh_TW" w:bidi="zh_TW"/>
-          </w:rPr>
-          <w:rPr>
-            <w:color w:val="0000EE"/>
-            <w:u w:val="single"/>
-          </w:rPr>
-          <w:t>16:3–4</w:t>
-        </w:r>
-      </w:hyperlink>
+      <w:r>
+        <w:rPr>
+          <w:lang w:val="zh_TW" w:bidi="zh_TW"/>
+        </w:rPr>
+        <w:t>16:3–4</w:t>
+      </w:r>
       <w:r>
         <w:rPr>
           <w:lang w:val="zh_TW" w:bidi="zh_TW"/>
         </w:rPr>
         <w:t>）。雖然神應許以實瑪利也會成為大國（</w:t>
       </w:r>
-      <w:hyperlink r:id="rId84">
-        <w:r>
-          <w:rPr>
-            <w:lang w:val="zh_TW" w:bidi="zh_TW"/>
-          </w:rPr>
-          <w:rPr>
-            <w:color w:val="0000EE"/>
-            <w:u w:val="single"/>
-          </w:rPr>
-          <w:t>17:20</w:t>
-        </w:r>
-      </w:hyperlink>
+      <w:r>
+        <w:rPr>
+          <w:lang w:val="zh_TW" w:bidi="zh_TW"/>
+        </w:rPr>
+        <w:t>17:20</w:t>
+      </w:r>
       <w:r>
         <w:rPr>
           <w:lang w:val="zh_TW" w:bidi="zh_TW"/>
         </w:rPr>
         <w:t>），但神說，以實瑪利並不是那個應許的孩子。神指明撒拉才是那個孩子的母親，儘管撒拉在聽到這個預言時還笑了一下。最後，隨著以撒的出生，這個預言實現了（</w:t>
       </w:r>
-      <w:hyperlink r:id="rId85">
-        <w:r>
-          <w:rPr>
-            <w:lang w:val="zh_TW" w:bidi="zh_TW"/>
-          </w:rPr>
-          <w:rPr>
-            <w:color w:val="0000EE"/>
-            <w:u w:val="single"/>
-          </w:rPr>
-          <w:t>21:2–3</w:t>
-        </w:r>
-      </w:hyperlink>
+      <w:r>
+        <w:rPr>
+          <w:lang w:val="zh_TW" w:bidi="zh_TW"/>
+        </w:rPr>
+        <w:t>21:2–3</w:t>
+      </w:r>
       <w:r>
         <w:rPr>
           <w:lang w:val="zh_TW" w:bidi="zh_TW"/>
         </w:rPr>
         <w:t>）。那時撒拉已經90歲了，這距離神第一次應許亞伯拉罕會有孩子已經過了25年（</w:t>
       </w:r>
-      <w:hyperlink r:id="rId86">
-        <w:r>
-          <w:rPr>
-            <w:lang w:val="zh_TW" w:bidi="zh_TW"/>
-          </w:rPr>
-          <w:rPr>
-            <w:color w:val="0000EE"/>
-            <w:u w:val="single"/>
-          </w:rPr>
-          <w:t>17:17</w:t>
-        </w:r>
-      </w:hyperlink>
+      <w:r>
+        <w:rPr>
+          <w:lang w:val="zh_TW" w:bidi="zh_TW"/>
+        </w:rPr>
+        <w:t>17:17</w:t>
+      </w:r>
       <w:r>
         <w:rPr>
           <w:lang w:val="zh_TW" w:bidi="zh_TW"/>
         </w:rPr>
         <w:t>，</w:t>
       </w:r>
-      <w:hyperlink r:id="rId87">
-        <w:r>
-          <w:rPr>
-            <w:lang w:val="zh_TW" w:bidi="zh_TW"/>
-          </w:rPr>
-          <w:rPr>
-            <w:color w:val="0000EE"/>
-            <w:u w:val="single"/>
-          </w:rPr>
-          <w:t>21:5</w:t>
-        </w:r>
-      </w:hyperlink>
+      <w:r>
+        <w:rPr>
+          <w:lang w:val="zh_TW" w:bidi="zh_TW"/>
+        </w:rPr>
+        <w:t>21:5</w:t>
+      </w:r>
       <w:r>
         <w:rPr>
           <w:lang w:val="zh_TW" w:bidi="zh_TW"/>
@@ -3527,18 +3053,12 @@
         </w:rPr>
         <w:t>在亞伯拉罕和撒拉剛到迦南時，因為當地發生饑荒，他們不得不去埃及避難。亞伯拉罕告訴埃及人說，撒拉只是他的妹妹而不是妻子。因為撒拉非常漂亮，所以法老（埃及的王）就把她接進了宮裡（</w:t>
       </w:r>
-      <w:hyperlink r:id="rId88">
-        <w:r>
-          <w:rPr>
-            <w:lang w:val="zh_TW" w:bidi="zh_TW"/>
-          </w:rPr>
-          <w:rPr>
-            <w:color w:val="0000EE"/>
-            <w:u w:val="single"/>
-          </w:rPr>
-          <w:t>創12:11–15</w:t>
-        </w:r>
-      </w:hyperlink>
+      <w:r>
+        <w:rPr>
+          <w:lang w:val="zh_TW" w:bidi="zh_TW"/>
+        </w:rPr>
+        <w:t>創12:11–15</w:t>
+      </w:r>
       <w:r>
         <w:rPr>
           <w:lang w:val="zh_TW" w:bidi="zh_TW"/>
@@ -3552,90 +3072,60 @@
         </w:rPr>
         <w:t>類似的事情後來在基拉耳也發生過，當時的王亞比米勒也把撒拉接進了家門（第</w:t>
       </w:r>
-      <w:hyperlink r:id="rId89">
-        <w:r>
-          <w:rPr>
-            <w:lang w:val="zh_TW" w:bidi="zh_TW"/>
-          </w:rPr>
-          <w:rPr>
-            <w:color w:val="0000EE"/>
-            <w:u w:val="single"/>
-          </w:rPr>
-          <w:t>20</w:t>
-        </w:r>
-      </w:hyperlink>
+      <w:r>
+        <w:rPr>
+          <w:lang w:val="zh_TW" w:bidi="zh_TW"/>
+        </w:rPr>
+        <w:t>20</w:t>
+      </w:r>
       <w:r>
         <w:rPr>
           <w:lang w:val="zh_TW" w:bidi="zh_TW"/>
         </w:rPr>
         <w:t>章）。神再次保護了撒拉，保住她作為應許之子母親的身分。神確保了以撒就是亞伯拉罕和撒拉親生兒子的事實，不會有任何疑慮。這件事發生後不久，以撒就出生了（</w:t>
       </w:r>
-      <w:hyperlink r:id="rId90">
-        <w:r>
-          <w:rPr>
-            <w:lang w:val="zh_TW" w:bidi="zh_TW"/>
-          </w:rPr>
-          <w:rPr>
-            <w:color w:val="0000EE"/>
-            <w:u w:val="single"/>
-          </w:rPr>
-          <w:t>21:1–5</w:t>
-        </w:r>
-      </w:hyperlink>
+      <w:r>
+        <w:rPr>
+          <w:lang w:val="zh_TW" w:bidi="zh_TW"/>
+        </w:rPr>
+        <w:t>21:1–5</w:t>
+      </w:r>
       <w:r>
         <w:rPr>
           <w:lang w:val="zh_TW" w:bidi="zh_TW"/>
         </w:rPr>
         <w:t>），其出生大約是在神應許的一年後（</w:t>
       </w:r>
-      <w:hyperlink r:id="rId91">
-        <w:r>
-          <w:rPr>
-            <w:lang w:val="zh_TW" w:bidi="zh_TW"/>
-          </w:rPr>
-          <w:rPr>
-            <w:color w:val="0000EE"/>
-            <w:u w:val="single"/>
-          </w:rPr>
-          <w:t>17:21</w:t>
-        </w:r>
-      </w:hyperlink>
+      <w:r>
+        <w:rPr>
+          <w:lang w:val="zh_TW" w:bidi="zh_TW"/>
+        </w:rPr>
+        <w:t>17:21</w:t>
+      </w:r>
       <w:r>
         <w:rPr>
           <w:lang w:val="zh_TW" w:bidi="zh_TW"/>
         </w:rPr>
         <w:t>；</w:t>
       </w:r>
-      <w:hyperlink r:id="rId92">
-        <w:r>
-          <w:rPr>
-            <w:lang w:val="zh_TW" w:bidi="zh_TW"/>
-          </w:rPr>
-          <w:rPr>
-            <w:color w:val="0000EE"/>
-            <w:u w:val="single"/>
-          </w:rPr>
-          <w:t>18:10–14</w:t>
-        </w:r>
-      </w:hyperlink>
+      <w:r>
+        <w:rPr>
+          <w:lang w:val="zh_TW" w:bidi="zh_TW"/>
+        </w:rPr>
+        <w:t>18:10–14</w:t>
+      </w:r>
       <w:r>
         <w:rPr>
           <w:lang w:val="zh_TW" w:bidi="zh_TW"/>
         </w:rPr>
         <w:t>）。撒拉去世時享年127歲，安葬在麥比拉的洞，那是亞伯拉罕向赫人以弗崙買下的地方（第</w:t>
       </w:r>
-      <w:hyperlink r:id="rId93">
-        <w:r>
-          <w:rPr>
-            <w:lang w:val="zh_TW" w:bidi="zh_TW"/>
-          </w:rPr>
-          <w:rPr>
-            <w:color w:val="0000EE"/>
-            <w:u w:val="single"/>
-          </w:rPr>
-          <w:t>23</w:t>
-        </w:r>
-      </w:hyperlink>
+      <w:r>
+        <w:rPr>
+          <w:lang w:val="zh_TW" w:bidi="zh_TW"/>
+        </w:rPr>
+        <w:t>23</w:t>
+      </w:r>
       <w:r>
         <w:rPr>
           <w:lang w:val="zh_TW" w:bidi="zh_TW"/>
@@ -3649,108 +3139,72 @@
         </w:rPr>
         <w:t>除了創世記，舊約聖經只在</w:t>
       </w:r>
-      <w:hyperlink r:id="rId94">
-        <w:r>
-          <w:rPr>
-            <w:lang w:val="zh_TW" w:bidi="zh_TW"/>
-          </w:rPr>
-          <w:rPr>
-            <w:color w:val="0000EE"/>
-            <w:u w:val="single"/>
-          </w:rPr>
-          <w:t>以賽亞書五十一章2節</w:t>
-        </w:r>
-      </w:hyperlink>
+      <w:r>
+        <w:rPr>
+          <w:lang w:val="zh_TW" w:bidi="zh_TW"/>
+        </w:rPr>
+        <w:t>以賽亞書五十一章2節</w:t>
+      </w:r>
       <w:r>
         <w:rPr>
           <w:lang w:val="zh_TW" w:bidi="zh_TW"/>
         </w:rPr>
         <w:t>提到過撒拉。新約聖經則在</w:t>
       </w:r>
-      <w:hyperlink r:id="rId95">
-        <w:r>
-          <w:rPr>
-            <w:lang w:val="zh_TW" w:bidi="zh_TW"/>
-          </w:rPr>
-          <w:rPr>
-            <w:color w:val="0000EE"/>
-            <w:u w:val="single"/>
-          </w:rPr>
-          <w:t>羅馬書四章19節</w:t>
-        </w:r>
-      </w:hyperlink>
+      <w:r>
+        <w:rPr>
+          <w:lang w:val="zh_TW" w:bidi="zh_TW"/>
+        </w:rPr>
+        <w:t>羅馬書四章19節</w:t>
+      </w:r>
       <w:r>
         <w:rPr>
           <w:lang w:val="zh_TW" w:bidi="zh_TW"/>
         </w:rPr>
         <w:t>、</w:t>
       </w:r>
-      <w:hyperlink r:id="rId96">
-        <w:r>
-          <w:rPr>
-            <w:lang w:val="zh_TW" w:bidi="zh_TW"/>
-          </w:rPr>
-          <w:rPr>
-            <w:color w:val="0000EE"/>
-            <w:u w:val="single"/>
-          </w:rPr>
-          <w:t>九章9節</w:t>
-        </w:r>
-      </w:hyperlink>
+      <w:r>
+        <w:rPr>
+          <w:lang w:val="zh_TW" w:bidi="zh_TW"/>
+        </w:rPr>
+        <w:t>九章9節</w:t>
+      </w:r>
       <w:r>
         <w:rPr>
           <w:lang w:val="zh_TW" w:bidi="zh_TW"/>
         </w:rPr>
         <w:t>、</w:t>
       </w:r>
-      <w:hyperlink r:id="rId97">
-        <w:r>
-          <w:rPr>
-            <w:lang w:val="zh_TW" w:bidi="zh_TW"/>
-          </w:rPr>
-          <w:rPr>
-            <w:color w:val="0000EE"/>
-            <w:u w:val="single"/>
-          </w:rPr>
-          <w:t>希伯來書十一章11節</w:t>
-        </w:r>
-      </w:hyperlink>
+      <w:r>
+        <w:rPr>
+          <w:lang w:val="zh_TW" w:bidi="zh_TW"/>
+        </w:rPr>
+        <w:t>希伯來書十一章11節</w:t>
+      </w:r>
       <w:r>
         <w:rPr>
           <w:lang w:val="zh_TW" w:bidi="zh_TW"/>
         </w:rPr>
         <w:t>、</w:t>
       </w:r>
-      <w:hyperlink r:id="rId98">
-        <w:r>
-          <w:rPr>
-            <w:lang w:val="zh_TW" w:bidi="zh_TW"/>
-          </w:rPr>
-          <w:rPr>
-            <w:color w:val="0000EE"/>
-            <w:u w:val="single"/>
-          </w:rPr>
-          <w:t>彼得前書三章6節</w:t>
-        </w:r>
-      </w:hyperlink>
+      <w:r>
+        <w:rPr>
+          <w:lang w:val="zh_TW" w:bidi="zh_TW"/>
+        </w:rPr>
+        <w:t>彼得前書三章6節</w:t>
+      </w:r>
       <w:r>
         <w:rPr>
           <w:lang w:val="zh_TW" w:bidi="zh_TW"/>
         </w:rPr>
         <w:t>和</w:t>
       </w:r>
-      <w:hyperlink r:id="rId99">
-        <w:r>
-          <w:rPr>
-            <w:lang w:val="zh_TW" w:bidi="zh_TW"/>
-          </w:rPr>
-          <w:rPr>
-            <w:color w:val="0000EE"/>
-            <w:u w:val="single"/>
-          </w:rPr>
-          <w:t>加拉太書四章21至31節</w:t>
-        </w:r>
-      </w:hyperlink>
+      <w:r>
+        <w:rPr>
+          <w:lang w:val="zh_TW" w:bidi="zh_TW"/>
+        </w:rPr>
+        <w:t>加拉太書四章21至31節</w:t>
+      </w:r>
       <w:r>
         <w:rPr>
           <w:lang w:val="zh_TW" w:bidi="zh_TW"/>
@@ -3813,18 +3267,12 @@
         </w:rPr>
         <w:t>這是一些譯本在</w:t>
       </w:r>
-      <w:hyperlink r:id="rId100">
-        <w:r>
-          <w:rPr>
-            <w:lang w:val="zh_TW" w:bidi="zh_TW"/>
-          </w:rPr>
-          <w:rPr>
-            <w:color w:val="0000EE"/>
-            <w:u w:val="single"/>
-          </w:rPr>
-          <w:t>民數記二十六章46節</w:t>
-        </w:r>
-      </w:hyperlink>
+      <w:r>
+        <w:rPr>
+          <w:lang w:val="zh_TW" w:bidi="zh_TW"/>
+        </w:rPr>
+        <w:t>民數記二十六章46節</w:t>
+      </w:r>
       <w:r>
         <w:rPr>
           <w:lang w:val="zh_TW" w:bidi="zh_TW"/>
@@ -3866,56 +3314,62 @@
         <w:rPr>
           <w:lang w:val="zh_TW" w:bidi="zh_TW"/>
         </w:rPr>
-        <w:t>多比傳（the book of Tobit）的女主角是撒拉。撒拉在痛苦中的祈禱得到了神的垂聽，神差遣天使拉斐爾（Raphael）充當媒人，安排她嫁給多比亞（</w:t>
-      </w:r>
-      <w:hyperlink r:id="rId101">
-        <w:r>
-          <w:rPr>
-            <w:lang w:val="zh_TW" w:bidi="zh_TW"/>
-          </w:rPr>
-          <w:rPr>
-            <w:color w:val="0000EE"/>
-            <w:u w:val="single"/>
-          </w:rPr>
-          <w:t>多比傳6:9及之後</w:t>
-        </w:r>
-      </w:hyperlink>
-      <w:r>
-        <w:rPr>
-          <w:lang w:val="zh_TW" w:bidi="zh_TW"/>
-        </w:rPr>
-        <w:t>）。撒拉先前一直被惡魔折磨，導致她之前的七任丈夫都在婚禮當晚去世。後來多比亞按照天使拉斐爾給他的配方，使用魚的心臟和肝臟趕走了惡魔（</w:t>
-      </w:r>
-      <w:hyperlink r:id="rId102">
-        <w:r>
-          <w:rPr>
-            <w:lang w:val="zh_TW" w:bidi="zh_TW"/>
-          </w:rPr>
-          <w:rPr>
-            <w:color w:val="0000EE"/>
-            <w:u w:val="single"/>
-          </w:rPr>
-          <w:t>8:2</w:t>
-        </w:r>
-      </w:hyperlink>
-      <w:r>
-        <w:rPr>
-          <w:lang w:val="zh_TW" w:bidi="zh_TW"/>
-        </w:rPr>
-        <w:t>）。多比和妻子安娜在尼尼微去世後，多比亞和撒拉帶著孩子們回到了撒拉在埃克巴坦那 (Ecbatana) 的家（</w:t>
-      </w:r>
-      <w:hyperlink r:id="rId103">
-        <w:r>
-          <w:rPr>
-            <w:lang w:val="zh_TW" w:bidi="zh_TW"/>
-          </w:rPr>
-          <w:rPr>
-            <w:color w:val="0000EE"/>
-            <w:u w:val="single"/>
-          </w:rPr>
-          <w:t>14:12及之後</w:t>
-        </w:r>
-      </w:hyperlink>
+        <w:t>多比傳（the book of Tobit）的女主角是撒拉。撒拉在痛苦中的祈禱得到了神的垂聽，神差遣天使拉斐爾（Raphael）充當媒人，安排她嫁給多比亞（多比傳6:9及之後）。撒拉先前一直被惡魔折磨，導致她之前的七任丈夫都在婚禮當晚去世。後來多比亞按照天使拉斐爾給他的配方，使用魚的心臟和肝臟趕走了惡魔（8:2）。多比和妻子安娜在尼尼微去世後，多比亞和撒拉帶著孩子們回到了撒拉在埃克巴坦那 (Ecbatana) 的家（14:12及之後）。</w:t>
+      </w:r>
+      <w:r>
+        <w:rPr>
+          <w:lang w:val="zh_TW" w:bidi="zh_TW"/>
+        </w:rPr>
+      </w:r>
+      <w:r>
+        <w:rPr>
+          <w:lang w:val="zh_TW" w:bidi="zh_TW"/>
+        </w:rPr>
+      </w:r>
+    </w:p>
+    <w:p>
+      <w:pPr/>
+      <w:r>
+        <w:rPr>
+          <w:lang w:val="zh_TW" w:bidi="zh_TW"/>
+        </w:rPr>
+      </w:r>
+    </w:p>
+    <w:p>
+      <w:pPr>
+        <w:pStyle w:val="Heading2"/>
+      </w:pPr>
+      <w:r>
+        <w:rPr>
+          <w:lang w:val="zh_TW" w:bidi="zh_TW"/>
+        </w:rPr>
+        <w:t>撒萊</w:t>
+      </w:r>
+      <w:r>
+        <w:rPr>
+          <w:lang w:val="zh_TW" w:bidi="zh_TW"/>
+        </w:rPr>
+      </w:r>
+    </w:p>
+    <w:p>
+      <w:pPr/>
+      <w:r>
+        <w:rPr>
+          <w:lang w:val="zh_TW" w:bidi="zh_TW"/>
+        </w:rPr>
+      </w:r>
+      <w:r>
+        <w:rPr>
+          <w:lang w:val="zh_TW" w:bidi="zh_TW"/>
+        </w:rPr>
+        <w:t>這是亞伯拉罕的妻子撒拉原來的名字（</w:t>
+      </w:r>
+      <w:r>
+        <w:rPr>
+          <w:lang w:val="zh_TW" w:bidi="zh_TW"/>
+        </w:rPr>
+        <w:t>創11:29</w:t>
+      </w:r>
       <w:r>
         <w:rPr>
           <w:lang w:val="zh_TW" w:bidi="zh_TW"/>
@@ -3924,6 +3378,25 @@
       </w:r>
       <w:r>
         <w:rPr>
+          <w:i/>
+          <w:lang w:val="zh_TW" w:bidi="zh_TW"/>
+        </w:rPr>
+        <w:t>見</w:t>
+      </w:r>
+      <w:r>
+        <w:rPr>
+          <w:lang w:val="zh_TW" w:bidi="zh_TW"/>
+        </w:rPr>
+        <w:t>撒拉 #1</w:t>
+      </w:r>
+      <w:r>
+        <w:rPr>
+          <w:lang w:val="zh_TW" w:bidi="zh_TW"/>
+        </w:rPr>
+        <w:t>。</w:t>
+      </w:r>
+      <w:r>
+        <w:rPr>
           <w:lang w:val="zh_TW" w:bidi="zh_TW"/>
         </w:rPr>
       </w:r>
@@ -3949,7 +3422,7 @@
         <w:rPr>
           <w:lang w:val="zh_TW" w:bidi="zh_TW"/>
         </w:rPr>
-        <w:t>撒萊</w:t>
+        <w:t>撒冷</w:t>
       </w:r>
       <w:r>
         <w:rPr>
@@ -3968,141 +3441,38 @@
         <w:rPr>
           <w:lang w:val="zh_TW" w:bidi="zh_TW"/>
         </w:rPr>
-        <w:t>這是亞伯拉罕的妻子撒拉原來的名字（</w:t>
-      </w:r>
-      <w:hyperlink r:id="rId74">
-        <w:r>
-          <w:rPr>
-            <w:lang w:val="zh_TW" w:bidi="zh_TW"/>
-          </w:rPr>
-          <w:rPr>
-            <w:color w:val="0000EE"/>
-            <w:u w:val="single"/>
-          </w:rPr>
-          <w:t>創11:29</w:t>
-        </w:r>
-      </w:hyperlink>
-      <w:r>
-        <w:rPr>
-          <w:lang w:val="zh_TW" w:bidi="zh_TW"/>
-        </w:rPr>
-        <w:t>）。</w:t>
-      </w:r>
-      <w:r>
-        <w:rPr>
-          <w:i/>
-          <w:lang w:val="zh_TW" w:bidi="zh_TW"/>
-        </w:rPr>
-        <w:t>見</w:t>
-      </w:r>
-      <w:r>
-        <w:rPr>
-          <w:lang w:val="zh_TW" w:bidi="zh_TW"/>
-        </w:rPr>
-        <w:t>撒拉 #1</w:t>
-      </w:r>
-      <w:r>
-        <w:rPr>
-          <w:lang w:val="zh_TW" w:bidi="zh_TW"/>
-        </w:rPr>
-        <w:t>。</w:t>
-      </w:r>
-      <w:r>
-        <w:rPr>
-          <w:lang w:val="zh_TW" w:bidi="zh_TW"/>
-        </w:rPr>
-      </w:r>
-      <w:r>
-        <w:rPr>
-          <w:lang w:val="zh_TW" w:bidi="zh_TW"/>
-        </w:rPr>
-      </w:r>
-    </w:p>
-    <w:p>
-      <w:pPr/>
-      <w:r>
-        <w:rPr>
-          <w:lang w:val="zh_TW" w:bidi="zh_TW"/>
-        </w:rPr>
-      </w:r>
-    </w:p>
-    <w:p>
-      <w:pPr>
-        <w:pStyle w:val="Heading2"/>
-      </w:pPr>
-      <w:r>
-        <w:rPr>
-          <w:lang w:val="zh_TW" w:bidi="zh_TW"/>
-        </w:rPr>
-        <w:t>撒冷</w:t>
-      </w:r>
-      <w:r>
-        <w:rPr>
-          <w:lang w:val="zh_TW" w:bidi="zh_TW"/>
-        </w:rPr>
-      </w:r>
-    </w:p>
-    <w:p>
-      <w:pPr/>
-      <w:r>
-        <w:rPr>
-          <w:lang w:val="zh_TW" w:bidi="zh_TW"/>
-        </w:rPr>
-      </w:r>
-      <w:r>
-        <w:rPr>
-          <w:lang w:val="zh_TW" w:bidi="zh_TW"/>
-        </w:rPr>
         <w:t>這是祭司—王麥基洗德的故鄉（</w:t>
       </w:r>
-      <w:hyperlink r:id="rId104">
-        <w:r>
-          <w:rPr>
-            <w:lang w:val="zh_TW" w:bidi="zh_TW"/>
-          </w:rPr>
-          <w:rPr>
-            <w:color w:val="0000EE"/>
-            <w:u w:val="single"/>
-          </w:rPr>
-          <w:t>創14:18</w:t>
-        </w:r>
-      </w:hyperlink>
+      <w:r>
+        <w:rPr>
+          <w:lang w:val="zh_TW" w:bidi="zh_TW"/>
+        </w:rPr>
+        <w:t>創14:18</w:t>
+      </w:r>
       <w:r>
         <w:rPr>
           <w:lang w:val="zh_TW" w:bidi="zh_TW"/>
         </w:rPr>
         <w:t>；</w:t>
       </w:r>
-      <w:hyperlink r:id="rId105">
-        <w:r>
-          <w:rPr>
-            <w:lang w:val="zh_TW" w:bidi="zh_TW"/>
-          </w:rPr>
-          <w:rPr>
-            <w:color w:val="0000EE"/>
-            <w:u w:val="single"/>
-          </w:rPr>
-          <w:t>詩76:2</w:t>
-        </w:r>
-      </w:hyperlink>
+      <w:r>
+        <w:rPr>
+          <w:lang w:val="zh_TW" w:bidi="zh_TW"/>
+        </w:rPr>
+        <w:t>詩76:2</w:t>
+      </w:r>
       <w:r>
         <w:rPr>
           <w:lang w:val="zh_TW" w:bidi="zh_TW"/>
         </w:rPr>
         <w:t>；</w:t>
       </w:r>
-      <w:hyperlink r:id="rId106">
-        <w:r>
-          <w:rPr>
-            <w:lang w:val="zh_TW" w:bidi="zh_TW"/>
-          </w:rPr>
-          <w:rPr>
-            <w:color w:val="0000EE"/>
-            <w:u w:val="single"/>
-          </w:rPr>
-          <w:t>來7:1–2</w:t>
-        </w:r>
-      </w:hyperlink>
+      <w:r>
+        <w:rPr>
+          <w:lang w:val="zh_TW" w:bidi="zh_TW"/>
+        </w:rPr>
+        <w:t>來7:1–2</w:t>
+      </w:r>
       <w:r>
         <w:rPr>
           <w:lang w:val="zh_TW" w:bidi="zh_TW"/>
@@ -4211,18 +3581,12 @@
         </w:rPr>
         <w:t>一位名叫撒羅米的婦人是耶穌的追隨者。她可能是馬利亞的姐妹，雅各和約翰的母親。在</w:t>
       </w:r>
-      <w:hyperlink r:id="rId107">
-        <w:r>
-          <w:rPr>
-            <w:lang w:val="zh_TW" w:bidi="zh_TW"/>
-          </w:rPr>
-          <w:rPr>
-            <w:color w:val="0000EE"/>
-            <w:u w:val="single"/>
-          </w:rPr>
-          <w:t>馬可福音十五章40節</w:t>
-        </w:r>
-      </w:hyperlink>
+      <w:r>
+        <w:rPr>
+          <w:lang w:val="zh_TW" w:bidi="zh_TW"/>
+        </w:rPr>
+        <w:t>馬可福音十五章40節</w:t>
+      </w:r>
       <w:r>
         <w:rPr>
           <w:lang w:val="zh_TW" w:bidi="zh_TW"/>
@@ -4236,18 +3600,12 @@
         </w:rPr>
         <w:t>馬可後來描述了天未亮之前來到墳墓的婦人。馬可記載抹大拉的馬利亞、雅各的母親馬利亞和撒羅米帶了香料來膏抹屍體（</w:t>
       </w:r>
-      <w:hyperlink r:id="rId108">
-        <w:r>
-          <w:rPr>
-            <w:lang w:val="zh_TW" w:bidi="zh_TW"/>
-          </w:rPr>
-          <w:rPr>
-            <w:color w:val="0000EE"/>
-            <w:u w:val="single"/>
-          </w:rPr>
-          <w:t>馬可福音16:1</w:t>
-        </w:r>
-      </w:hyperlink>
+      <w:r>
+        <w:rPr>
+          <w:lang w:val="zh_TW" w:bidi="zh_TW"/>
+        </w:rPr>
+        <w:t>馬可福音16:1</w:t>
+      </w:r>
       <w:r>
         <w:rPr>
           <w:lang w:val="zh_TW" w:bidi="zh_TW"/>
@@ -4261,18 +3619,12 @@
         </w:rPr>
         <w:t>馬太提到兩位名叫馬利亞的女人，以及西庇太兒子的母親，她可能是撒羅米（</w:t>
       </w:r>
-      <w:hyperlink r:id="rId109">
-        <w:r>
-          <w:rPr>
-            <w:lang w:val="zh_TW" w:bidi="zh_TW"/>
-          </w:rPr>
-          <w:rPr>
-            <w:color w:val="0000EE"/>
-            <w:u w:val="single"/>
-          </w:rPr>
-          <w:t>馬太福音27:56</w:t>
-        </w:r>
-      </w:hyperlink>
+      <w:r>
+        <w:rPr>
+          <w:lang w:val="zh_TW" w:bidi="zh_TW"/>
+        </w:rPr>
+        <w:t>馬太福音27:56</w:t>
+      </w:r>
       <w:r>
         <w:rPr>
           <w:lang w:val="zh_TW" w:bidi="zh_TW"/>
@@ -4376,18 +3728,12 @@
         </w:rPr>
         <w:t>（在</w:t>
       </w:r>
-      <w:hyperlink r:id="rId110">
-        <w:r>
-          <w:rPr>
-            <w:lang w:val="zh_TW" w:bidi="zh_TW"/>
-          </w:rPr>
-          <w:rPr>
-            <w:color w:val="0000EE"/>
-            <w:u w:val="single"/>
-          </w:rPr>
-          <w:t>約翰福音19:25</w:t>
-        </w:r>
-      </w:hyperlink>
+      <w:r>
+        <w:rPr>
+          <w:lang w:val="zh_TW" w:bidi="zh_TW"/>
+        </w:rPr>
+        <w:t>約翰福音19:25</w:t>
+      </w:r>
       <w:r>
         <w:rPr>
           <w:lang w:val="zh_TW" w:bidi="zh_TW"/>
@@ -4442,36 +3788,24 @@
         </w:rPr>
         <w:t>希羅底的女兒，來自希羅底與希律腓力的第一次婚姻。</w:t>
       </w:r>
-      <w:hyperlink r:id="rId111">
-        <w:r>
-          <w:rPr>
-            <w:lang w:val="zh_TW" w:bidi="zh_TW"/>
-          </w:rPr>
-          <w:rPr>
-            <w:color w:val="0000EE"/>
-            <w:u w:val="single"/>
-          </w:rPr>
-          <w:t>馬太福音十四章6節</w:t>
-        </w:r>
-      </w:hyperlink>
+      <w:r>
+        <w:rPr>
+          <w:lang w:val="zh_TW" w:bidi="zh_TW"/>
+        </w:rPr>
+        <w:t>馬太福音十四章6節</w:t>
+      </w:r>
       <w:r>
         <w:rPr>
           <w:lang w:val="zh_TW" w:bidi="zh_TW"/>
         </w:rPr>
         <w:t>和</w:t>
       </w:r>
-      <w:hyperlink r:id="rId112">
-        <w:r>
-          <w:rPr>
-            <w:lang w:val="zh_TW" w:bidi="zh_TW"/>
-          </w:rPr>
-          <w:rPr>
-            <w:color w:val="0000EE"/>
-            <w:u w:val="single"/>
-          </w:rPr>
-          <w:t>馬可福音六章22節</w:t>
-        </w:r>
-      </w:hyperlink>
+      <w:r>
+        <w:rPr>
+          <w:lang w:val="zh_TW" w:bidi="zh_TW"/>
+        </w:rPr>
+        <w:t>馬可福音六章22節</w:t>
+      </w:r>
       <w:r>
         <w:rPr>
           <w:lang w:val="zh_TW" w:bidi="zh_TW"/>
@@ -4665,18 +3999,12 @@
         </w:rPr>
         <w:t>我們難以確切判定撒馬利亞教派何時形成，以及與猶太教最終決裂的時間。舊約聖經對撒馬利亞人教派起源的看法是，他們源自被重新安置於該地的外邦民族，他們對神的敬拜只屬表面，其內在仍然是偶像崇拜。根據</w:t>
       </w:r>
-      <w:hyperlink r:id="rId113">
-        <w:r>
-          <w:rPr>
-            <w:lang w:val="zh_TW" w:bidi="zh_TW"/>
-          </w:rPr>
-          <w:rPr>
-            <w:color w:val="0000EE"/>
-            <w:u w:val="single"/>
-          </w:rPr>
-          <w:t>列王紀下十七章</w:t>
-        </w:r>
-      </w:hyperlink>
+      <w:r>
+        <w:rPr>
+          <w:lang w:val="zh_TW" w:bidi="zh_TW"/>
+        </w:rPr>
+        <w:t>列王紀下十七章</w:t>
+      </w:r>
       <w:r>
         <w:rPr>
           <w:lang w:val="zh_TW" w:bidi="zh_TW"/>
@@ -4697,18 +4025,12 @@
         </w:rPr>
         <w:t>撒馬利亞人對其起源提出了截然不同的見解。他們聲稱自己是以法蓮和瑪拿西兩個猶太支派的後裔（見</w:t>
       </w:r>
-      <w:hyperlink r:id="rId114">
-        <w:r>
-          <w:rPr>
-            <w:lang w:val="zh_TW" w:bidi="zh_TW"/>
-          </w:rPr>
-          <w:rPr>
-            <w:color w:val="0000EE"/>
-            <w:u w:val="single"/>
-          </w:rPr>
-          <w:t>約4:12</w:t>
-        </w:r>
-      </w:hyperlink>
+      <w:r>
+        <w:rPr>
+          <w:lang w:val="zh_TW" w:bidi="zh_TW"/>
+        </w:rPr>
+        <w:t>約4:12</w:t>
+      </w:r>
       <w:r>
         <w:rPr>
           <w:lang w:val="zh_TW" w:bidi="zh_TW"/>
@@ -4729,18 +4051,12 @@
         </w:rPr>
         <w:t>根據該時期的亞述文獻記載，確實證明對北國的人口安排，但亞述王顯然未有全面驅逐（見</w:t>
       </w:r>
-      <w:hyperlink r:id="rId115">
-        <w:r>
-          <w:rPr>
-            <w:lang w:val="zh_TW" w:bidi="zh_TW"/>
-          </w:rPr>
-          <w:rPr>
-            <w:color w:val="0000EE"/>
-            <w:u w:val="single"/>
-          </w:rPr>
-          <w:t>代下34:9</w:t>
-        </w:r>
-      </w:hyperlink>
+      <w:r>
+        <w:rPr>
+          <w:lang w:val="zh_TW" w:bidi="zh_TW"/>
+        </w:rPr>
+        <w:t>代下34:9</w:t>
+      </w:r>
       <w:r>
         <w:rPr>
           <w:lang w:val="zh_TW" w:bidi="zh_TW"/>
@@ -4772,36 +4088,24 @@
         </w:rPr>
         <w:t>住在北方的基利心山（他們的聖山）、示劍與撒馬利亞地區的撒馬利亞人，與曾住在猶太地、後來住到加利利的猶太人，他們的關係歷史實在充滿變化張力。被擄之民於波斯統治者賽魯士的詔令下（約公元前538年），返回耶路撒冷時，北方與南方王國之間古老的緊張關係再次出現。當時整個南部地區由北方撒馬利亞的參巴拉統治，他是波斯權下巴勒斯坦的本地統治者。被擄之民渴望返回耶路撒冷，特別是他們重建耶路撒冷聖殿的心願，對他在北方的領導地位構成實質的政治威脅（</w:t>
       </w:r>
-      <w:hyperlink r:id="rId116">
-        <w:r>
-          <w:rPr>
-            <w:lang w:val="zh_TW" w:bidi="zh_TW"/>
-          </w:rPr>
-          <w:rPr>
-            <w:color w:val="0000EE"/>
-            <w:u w:val="single"/>
-          </w:rPr>
-          <w:t>拉4:7–24</w:t>
-        </w:r>
-      </w:hyperlink>
+      <w:r>
+        <w:rPr>
+          <w:lang w:val="zh_TW" w:bidi="zh_TW"/>
+        </w:rPr>
+        <w:t>拉4:7–24</w:t>
+      </w:r>
       <w:r>
         <w:rPr>
           <w:lang w:val="zh_TW" w:bidi="zh_TW"/>
         </w:rPr>
         <w:t>；</w:t>
       </w:r>
-      <w:hyperlink r:id="rId117">
-        <w:r>
-          <w:rPr>
-            <w:lang w:val="zh_TW" w:bidi="zh_TW"/>
-          </w:rPr>
-          <w:rPr>
-            <w:color w:val="0000EE"/>
-            <w:u w:val="single"/>
-          </w:rPr>
-          <w:t>尼4:1–9</w:t>
-        </w:r>
-      </w:hyperlink>
+      <w:r>
+        <w:rPr>
+          <w:lang w:val="zh_TW" w:bidi="zh_TW"/>
+        </w:rPr>
+        <w:t>尼4:1–9</w:t>
+      </w:r>
       <w:r>
         <w:rPr>
           <w:lang w:val="zh_TW" w:bidi="zh_TW"/>
@@ -4820,25 +4124,7 @@
         <w:rPr>
           <w:lang w:val="zh_TW" w:bidi="zh_TW"/>
         </w:rPr>
-        <w:t>最初的反對是出於政治動機，但在之後某個時期，可能是在主前五世紀，另有一座聖殿在基利心山上建立時，反對便轉變為宗教層面之事。這段時間猶太人對撒馬利亞人的敵意，可參考另一個例子，來自</w:t>
-      </w:r>
-      <w:hyperlink r:id="rId118">
-        <w:r>
-          <w:rPr>
-            <w:lang w:val="zh_TW" w:bidi="zh_TW"/>
-          </w:rPr>
-          <w:rPr>
-            <w:color w:val="0000EE"/>
-            <w:u w:val="single"/>
-          </w:rPr>
-          <w:t>便西拉智訓五十篇25至26節</w:t>
-        </w:r>
-      </w:hyperlink>
-      <w:r>
-        <w:rPr>
-          <w:lang w:val="zh_TW" w:bidi="zh_TW"/>
-        </w:rPr>
-        <w:t>（約寫於公元前200年），其中將撒馬利亞人的地位置於以東人和非利士人之下，並稱他們為「愚蠢的民族」（參利未遺訓7:2）。</w:t>
+        <w:t>最初的反對是出於政治動機，但在之後某個時期，可能是在主前五世紀，另有一座聖殿在基利心山上建立時，反對便轉變為宗教層面之事。這段時間猶太人對撒馬利亞人的敵意，可參考另一個例子，來自便西拉智訓五十篇25至26節（約寫於公元前200年），其中將撒馬利亞人的地位置於以東人和非利士人之下，並稱他們為「愚蠢的民族」（參利未遺訓7:2）。</w:t>
       </w:r>
     </w:p>
     <w:p>
@@ -4852,56 +4138,42 @@
         <w:rPr>
           <w:lang w:val="zh_TW" w:bidi="zh_TW"/>
         </w:rPr>
-        <w:t>猶太人對撒馬利亞人的輕視加深，因為撒馬利亞人未有對抗安提阿古·伊皮法尼（約公元前167年）在該區推行的希臘化敬拜的行動。部分猶太群體反對將耶路撒冷聖殿尹為宙斯的聖殿（</w:t>
-      </w:r>
-      <w:hyperlink r:id="rId119">
-        <w:r>
-          <w:rPr>
-            <w:lang w:val="zh_TW" w:bidi="zh_TW"/>
-          </w:rPr>
-          <w:rPr>
-            <w:color w:val="0000EE"/>
-            <w:u w:val="single"/>
-          </w:rPr>
-          <w:t>馬加比一書1:62–64</w:t>
-        </w:r>
-      </w:hyperlink>
-      <w:r>
-        <w:rPr>
-          <w:lang w:val="zh_TW" w:bidi="zh_TW"/>
-        </w:rPr>
-        <w:t>），並最終跟隨馬加比起義（</w:t>
-      </w:r>
-      <w:hyperlink r:id="rId120">
-        <w:r>
-          <w:rPr>
-            <w:lang w:val="zh_TW" w:bidi="zh_TW"/>
-          </w:rPr>
-          <w:rPr>
-            <w:color w:val="0000EE"/>
-            <w:u w:val="single"/>
-          </w:rPr>
-          <w:t>馬加比一書2:42–43</w:t>
-        </w:r>
-      </w:hyperlink>
-      <w:r>
-        <w:rPr>
-          <w:lang w:val="zh_TW" w:bidi="zh_TW"/>
-        </w:rPr>
-        <w:t>），但資料顯示撒馬利亞人並未有同樣表態（見</w:t>
-      </w:r>
-      <w:hyperlink r:id="rId121">
-        <w:r>
-          <w:rPr>
-            <w:lang w:val="zh_TW" w:bidi="zh_TW"/>
-          </w:rPr>
-          <w:rPr>
-            <w:color w:val="0000EE"/>
-            <w:u w:val="single"/>
-          </w:rPr>
-          <w:t>馬加比一書6:2</w:t>
-        </w:r>
-      </w:hyperlink>
+        <w:t>猶太人對撒馬利亞人的輕視加深，因為撒馬利亞人未有對抗安提阿古·伊皮法尼（約公元前167年）在該區推行的希臘化敬拜的行動。部分猶太群體反對將耶路撒冷聖殿尹為宙斯的聖殿（馬加比一書1:62–64），並最終跟隨馬加比起義（馬加比一書2:42–43），但資料顯示撒馬利亞人並未有同樣表態（見馬加比一書6:2）。</w:t>
+      </w:r>
+    </w:p>
+    <w:p>
+      <w:pPr/>
+      <w:r>
+        <w:rPr>
+          <w:lang w:val="zh_TW" w:bidi="zh_TW"/>
+        </w:rPr>
+      </w:r>
+      <w:r>
+        <w:rPr>
+          <w:lang w:val="zh_TW" w:bidi="zh_TW"/>
+        </w:rPr>
+        <w:t>這種惡劣的關係，在哈斯蒙尼家族帶來短暫的猶太獨立時期，達到高峰。當時，猶太統治者約翰‧許爾堪率軍攻擊示劍，征服並摧毀撒馬利亞人位於基利心山上的聖殿（約公元前128年）。</w:t>
+      </w:r>
+    </w:p>
+    <w:p>
+      <w:pPr/>
+      <w:r>
+        <w:rPr>
+          <w:lang w:val="zh_TW" w:bidi="zh_TW"/>
+        </w:rPr>
+      </w:r>
+      <w:r>
+        <w:rPr>
+          <w:lang w:val="zh_TW" w:bidi="zh_TW"/>
+        </w:rPr>
+        <w:t>在大希律王統治之下，撒馬利亞的處境有所改善，然而撒馬利亞人與猶太地及加利利猶太人之間的敵意仍然持續。撒馬利亞人認為耶路撒冷聖殿是虛假的宗教中心，並被耶路撒冷當局排除在內院之外。大約在公元6年，一群撒馬利亞人在逾越節期間，將人骨撒在聖殿的門廊和聖所內，褻瀆耶路撒冷聖殿。當加利利猶太人在各種節期期間前往耶路撒冷，而必須穿越撒馬利亞時，他們遭遇敵意的情況亦屢見不鮮（</w:t>
+      </w:r>
+      <w:r>
+        <w:rPr>
+          <w:lang w:val="zh_TW" w:bidi="zh_TW"/>
+        </w:rPr>
+        <w:t>路9:51–53</w:t>
+      </w:r>
       <w:r>
         <w:rPr>
           <w:lang w:val="zh_TW" w:bidi="zh_TW"/>
@@ -4920,7 +4192,55 @@
         <w:rPr>
           <w:lang w:val="zh_TW" w:bidi="zh_TW"/>
         </w:rPr>
-        <w:t>這種惡劣的關係，在哈斯蒙尼家族帶來短暫的猶太獨立時期，達到高峰。當時，猶太統治者約翰‧許爾堪率軍攻擊示劍，征服並摧毀撒馬利亞人位於基利心山上的聖殿（約公元前128年）。</w:t>
+        <w:t>這種敵對在耶穌時代仍然持續，兩個群體將對方排除在各自的敬拜中心之外，即耶路撒冷聖殿和位於基利心山的撒馬利亞人聖殿。例如，撒馬利亞人被禁止進入聖殿內院，他們所獻的祭物都被視為外邦人的獻祭。因此，若將撒馬利亞人稱為「分裂者」會更為準確，但實際上他們被當作外邦人對待。兩個群體之間不可通婚，人際關係也受到極大限制（</w:t>
+      </w:r>
+      <w:r>
+        <w:rPr>
+          <w:lang w:val="zh_TW" w:bidi="zh_TW"/>
+        </w:rPr>
+        <w:t>約4:9</w:t>
+      </w:r>
+      <w:r>
+        <w:rPr>
+          <w:lang w:val="zh_TW" w:bidi="zh_TW"/>
+        </w:rPr>
+        <w:t>）。在這種強制隔離下，兩個群體之間的互動難免有限。僅僅是「撒馬利亞人」這個詞，在猶太人口中就已是蔑視（</w:t>
+      </w:r>
+      <w:r>
+        <w:rPr>
+          <w:lang w:val="zh_TW" w:bidi="zh_TW"/>
+        </w:rPr>
+        <w:t>約8:48</w:t>
+      </w:r>
+      <w:r>
+        <w:rPr>
+          <w:lang w:val="zh_TW" w:bidi="zh_TW"/>
+        </w:rPr>
+        <w:t>），一些文士甚至不願直接說出這個稱呼（參</w:t>
+      </w:r>
+      <w:r>
+        <w:rPr>
+          <w:lang w:val="zh_TW" w:bidi="zh_TW"/>
+        </w:rPr>
+        <w:t>路10:37</w:t>
+      </w:r>
+      <w:r>
+        <w:rPr>
+          <w:lang w:val="zh_TW" w:bidi="zh_TW"/>
+        </w:rPr>
+        <w:t>中明顯的委婉說法）。門徒對撒馬利亞人拒絕提供住宿的反應（</w:t>
+      </w:r>
+      <w:r>
+        <w:rPr>
+          <w:lang w:val="zh_TW" w:bidi="zh_TW"/>
+        </w:rPr>
+        <w:t>路9:51–55</w:t>
+      </w:r>
+      <w:r>
+        <w:rPr>
+          <w:lang w:val="zh_TW" w:bidi="zh_TW"/>
+        </w:rPr>
+        <w:t>），即是當時猶太人對撒馬利亞人敵意的典型例子。</w:t>
       </w:r>
     </w:p>
     <w:p>
@@ -4934,20 +4254,176 @@
         <w:rPr>
           <w:lang w:val="zh_TW" w:bidi="zh_TW"/>
         </w:rPr>
-        <w:t>在大希律王統治之下，撒馬利亞的處境有所改善，然而撒馬利亞人與猶太地及加利利猶太人之間的敵意仍然持續。撒馬利亞人認為耶路撒冷聖殿是虛假的宗教中心，並被耶路撒冷當局排除在內院之外。大約在公元6年，一群撒馬利亞人在逾越節期間，將人骨撒在聖殿的門廊和聖所內，褻瀆耶路撒冷聖殿。當加利利猶太人在各種節期期間前往耶路撒冷，而必須穿越撒馬利亞時，他們遭遇敵意的情況亦屢見不鮮（</w:t>
-      </w:r>
-      <w:hyperlink r:id="rId122">
-        <w:r>
-          <w:rPr>
-            <w:lang w:val="zh_TW" w:bidi="zh_TW"/>
-          </w:rPr>
-          <w:rPr>
-            <w:color w:val="0000EE"/>
-            <w:u w:val="single"/>
-          </w:rPr>
-          <w:t>路9:51–53</w:t>
-        </w:r>
-      </w:hyperlink>
+        <w:t>目前證據雖然不足以顯示撒馬利亞人的態度相同，但我們可推測這種情況存在，亦相當合理。因此，在</w:t>
+      </w:r>
+      <w:r>
+        <w:rPr>
+          <w:lang w:val="zh_TW" w:bidi="zh_TW"/>
+        </w:rPr>
+        <w:t>路加福音九章51至55節</w:t>
+      </w:r>
+      <w:r>
+        <w:rPr>
+          <w:lang w:val="zh_TW" w:bidi="zh_TW"/>
+        </w:rPr>
+        <w:t>所記載的情況中，撒馬利亞人拒絕款待其他「定意向耶路撒冷去」的猶太人，很可能並非罕見。</w:t>
+      </w:r>
+    </w:p>
+    <w:p>
+      <w:pPr>
+        <w:pStyle w:val="Heading3"/>
+      </w:pPr>
+      <w:r>
+        <w:rPr>
+          <w:lang w:val="zh_TW" w:bidi="zh_TW"/>
+        </w:rPr>
+        <w:t>撒馬利亞人的信仰</w:t>
+      </w:r>
+    </w:p>
+    <w:p>
+      <w:pPr/>
+      <w:r>
+        <w:rPr>
+          <w:lang w:val="zh_TW" w:bidi="zh_TW"/>
+        </w:rPr>
+      </w:r>
+      <w:r>
+        <w:rPr>
+          <w:lang w:val="zh_TW" w:bidi="zh_TW"/>
+        </w:rPr>
+        <w:t>撒馬利亞人的主要信仰，同時展現了他們與主流猶太教之間的共通之處與明顯差異。他們與猶太教共同持守對亞伯拉罕、以撒、雅各之神的一神信仰。然而，相較之下，北方基利心山作為唯一獻祭聖地的地位則有所提升，這主張是基於撒馬利亞文本中，數處與申命記和出埃及記不同的段落。基利心山因此被認定為亞伯第一次獻祭的地點（</w:t>
+      </w:r>
+      <w:r>
+        <w:rPr>
+          <w:lang w:val="zh_TW" w:bidi="zh_TW"/>
+        </w:rPr>
+        <w:t>創4:4</w:t>
+      </w:r>
+      <w:r>
+        <w:rPr>
+          <w:lang w:val="zh_TW" w:bidi="zh_TW"/>
+        </w:rPr>
+        <w:t>）、挪亞在洪水後獻祭的地方（</w:t>
+      </w:r>
+      <w:r>
+        <w:rPr>
+          <w:lang w:val="zh_TW" w:bidi="zh_TW"/>
+        </w:rPr>
+        <w:t>8:20</w:t>
+      </w:r>
+      <w:r>
+        <w:rPr>
+          <w:lang w:val="zh_TW" w:bidi="zh_TW"/>
+        </w:rPr>
+        <w:t>）、亞伯拉罕與麥基洗德相會之處（</w:t>
+      </w:r>
+      <w:r>
+        <w:rPr>
+          <w:lang w:val="zh_TW" w:bidi="zh_TW"/>
+        </w:rPr>
+        <w:t>14:18</w:t>
+      </w:r>
+      <w:r>
+        <w:rPr>
+          <w:lang w:val="zh_TW" w:bidi="zh_TW"/>
+        </w:rPr>
+        <w:t>）、以撒獻祭預備之地（第</w:t>
+      </w:r>
+      <w:r>
+        <w:rPr>
+          <w:lang w:val="zh_TW" w:bidi="zh_TW"/>
+        </w:rPr>
+        <w:t>22</w:t>
+      </w:r>
+      <w:r>
+        <w:rPr>
+          <w:lang w:val="zh_TW" w:bidi="zh_TW"/>
+        </w:rPr>
+        <w:t>章），以及許多其它相關的地方。</w:t>
+      </w:r>
+    </w:p>
+    <w:p>
+      <w:pPr/>
+      <w:r>
+        <w:rPr>
+          <w:lang w:val="zh_TW" w:bidi="zh_TW"/>
+        </w:rPr>
+      </w:r>
+      <w:r>
+        <w:rPr>
+          <w:lang w:val="zh_TW" w:bidi="zh_TW"/>
+        </w:rPr>
+        <w:t>撒馬利亞人僅承認聖經的前五卷書（摩西五經）為神的啟示，其教義和實踐完全基於這些書卷。如此狹窄的正典範圍，不僅決定了撒馬利亞神學的方向，也使他們與當時的猶太思想進一步分離。例如，在撒馬利亞人的思想中，摩西的地位比猶太人所理解的更為崇高；他不僅被視為最主要的先知，更在後來的思想中，被描述為最卓越的人，在創造世之時便已存在，為以色列向神代求，並且被認為是人類的「世界之光」。撒馬利亞神學中的彌賽亞盼望，也反映了這種狹窄的正典觀。由於在五經中找不到任何關於大衛家彌賽亞的證據，因此撒馬利亞人不會期待出自大衛家的彌賽亞。相反，根據</w:t>
+      </w:r>
+      <w:r>
+        <w:rPr>
+          <w:lang w:val="zh_TW" w:bidi="zh_TW"/>
+        </w:rPr>
+        <w:t>申命記十八章15至18節</w:t>
+      </w:r>
+      <w:r>
+        <w:rPr>
+          <w:lang w:val="zh_TW" w:bidi="zh_TW"/>
+        </w:rPr>
+        <w:t>的內容，他們期待著一位「像摩西的先知」。這位期盼的先知也被稱為「塔合伯」（Taheb），即復興者，因為他在末後的日子，要在基利心山恢復正確的敬拜秩序，並使異教的敬拜歸向此處。</w:t>
+      </w:r>
+    </w:p>
+    <w:p>
+      <w:pPr/>
+      <w:r>
+        <w:rPr>
+          <w:lang w:val="zh_TW" w:bidi="zh_TW"/>
+        </w:rPr>
+      </w:r>
+      <w:r>
+        <w:rPr>
+          <w:lang w:val="zh_TW" w:bidi="zh_TW"/>
+        </w:rPr>
+        <w:t>因此明顯的是，正是這個群體高舉基利心山的主張，使他們在神學和文化上與猶太鄰居區分開來。</w:t>
+      </w:r>
+    </w:p>
+    <w:p>
+      <w:pPr>
+        <w:pStyle w:val="Heading3"/>
+      </w:pPr>
+      <w:r>
+        <w:rPr>
+          <w:lang w:val="zh_TW" w:bidi="zh_TW"/>
+        </w:rPr>
+        <w:t>耶穌與撒馬利亞人</w:t>
+      </w:r>
+    </w:p>
+    <w:p>
+      <w:pPr/>
+      <w:r>
+        <w:rPr>
+          <w:lang w:val="zh_TW" w:bidi="zh_TW"/>
+        </w:rPr>
+      </w:r>
+      <w:r>
+        <w:rPr>
+          <w:lang w:val="zh_TW" w:bidi="zh_TW"/>
+        </w:rPr>
+        <w:t>猶太人普遍認為撒馬利亞人幾乎等同外邦人，而耶穌在某種程度上也有這樣的看法。耶穌稱那位撒馬利亞痲瘋病人為「這外族人」（</w:t>
+      </w:r>
+      <w:r>
+        <w:rPr>
+          <w:lang w:val="zh_TW" w:bidi="zh_TW"/>
+        </w:rPr>
+        <w:t>路17:18</w:t>
+      </w:r>
+      <w:r>
+        <w:rPr>
+          <w:lang w:val="zh_TW" w:bidi="zh_TW"/>
+        </w:rPr>
+        <w:t>），並在差遣門徒時禁止他們將國度的信息傳給撒馬利亞人或外邦人（</w:t>
+      </w:r>
+      <w:r>
+        <w:rPr>
+          <w:lang w:val="zh_TW" w:bidi="zh_TW"/>
+        </w:rPr>
+        <w:t>太10:5</w:t>
+      </w:r>
       <w:r>
         <w:rPr>
           <w:lang w:val="zh_TW" w:bidi="zh_TW"/>
@@ -4966,79 +4442,43 @@
         <w:rPr>
           <w:lang w:val="zh_TW" w:bidi="zh_TW"/>
         </w:rPr>
-        <w:t>這種敵對在耶穌時代仍然持續，兩個群體將對方排除在各自的敬拜中心之外，即耶路撒冷聖殿和位於基利心山的撒馬利亞人聖殿。例如，撒馬利亞人被禁止進入聖殿內院，他們所獻的祭物都被視為外邦人的獻祭。因此，若將撒馬利亞人稱為「分裂者」會更為準確，但實際上他們被當作外邦人對待。兩個群體之間不可通婚，人際關係也受到極大限制（</w:t>
-      </w:r>
-      <w:hyperlink r:id="rId123">
-        <w:r>
-          <w:rPr>
-            <w:lang w:val="zh_TW" w:bidi="zh_TW"/>
-          </w:rPr>
-          <w:rPr>
-            <w:color w:val="0000EE"/>
-            <w:u w:val="single"/>
-          </w:rPr>
-          <w:t>約4:9</w:t>
-        </w:r>
-      </w:hyperlink>
-      <w:r>
-        <w:rPr>
-          <w:lang w:val="zh_TW" w:bidi="zh_TW"/>
-        </w:rPr>
-        <w:t>）。在這種強制隔離下，兩個群體之間的互動難免有限。僅僅是「撒馬利亞人」這個詞，在猶太人口中就已是蔑視（</w:t>
-      </w:r>
-      <w:hyperlink r:id="rId124">
-        <w:r>
-          <w:rPr>
-            <w:lang w:val="zh_TW" w:bidi="zh_TW"/>
-          </w:rPr>
-          <w:rPr>
-            <w:color w:val="0000EE"/>
-            <w:u w:val="single"/>
-          </w:rPr>
-          <w:t>約8:48</w:t>
-        </w:r>
-      </w:hyperlink>
-      <w:r>
-        <w:rPr>
-          <w:lang w:val="zh_TW" w:bidi="zh_TW"/>
-        </w:rPr>
-        <w:t>），一些文士甚至不願直接說出這個稱呼（參</w:t>
-      </w:r>
-      <w:hyperlink r:id="rId125">
-        <w:r>
-          <w:rPr>
-            <w:lang w:val="zh_TW" w:bidi="zh_TW"/>
-          </w:rPr>
-          <w:rPr>
-            <w:color w:val="0000EE"/>
-            <w:u w:val="single"/>
-          </w:rPr>
-          <w:t>路10:37</w:t>
-        </w:r>
-      </w:hyperlink>
-      <w:r>
-        <w:rPr>
-          <w:lang w:val="zh_TW" w:bidi="zh_TW"/>
-        </w:rPr>
-        <w:t>中明顯的委婉說法）。門徒對撒馬利亞人拒絕提供住宿的反應（</w:t>
-      </w:r>
-      <w:hyperlink r:id="rId126">
-        <w:r>
-          <w:rPr>
-            <w:lang w:val="zh_TW" w:bidi="zh_TW"/>
-          </w:rPr>
-          <w:rPr>
-            <w:color w:val="0000EE"/>
-            <w:u w:val="single"/>
-          </w:rPr>
-          <w:t>路9:51–55</w:t>
-        </w:r>
-      </w:hyperlink>
-      <w:r>
-        <w:rPr>
-          <w:lang w:val="zh_TW" w:bidi="zh_TW"/>
-        </w:rPr>
-        <w:t>），即是當時猶太人對撒馬利亞人敵意的典型例子。</w:t>
+        <w:t>然而，福音書確鑿的證據顯示，耶穌對撒馬利亞人的態度與祂同時代的猶太人南轅北轍。當門徒表現出猶太人的敵意，並要求降下「審判之火」，懲罰拒絕接待的撒馬利亞人時，耶穌「責備了他們」（</w:t>
+      </w:r>
+      <w:r>
+        <w:rPr>
+          <w:lang w:val="zh_TW" w:bidi="zh_TW"/>
+        </w:rPr>
+        <w:t>路9:55</w:t>
+      </w:r>
+      <w:r>
+        <w:rPr>
+          <w:lang w:val="zh_TW" w:bidi="zh_TW"/>
+        </w:rPr>
+        <w:t>）。此外，祂不僅沒有拒絕醫治那位撒馬利亞痲瘋病人，反而肯定他是十人中唯一記得歸榮耀給神的（</w:t>
+      </w:r>
+      <w:r>
+        <w:rPr>
+          <w:lang w:val="zh_TW" w:bidi="zh_TW"/>
+        </w:rPr>
+        <w:t>17:11–19</w:t>
+      </w:r>
+      <w:r>
+        <w:rPr>
+          <w:lang w:val="zh_TW" w:bidi="zh_TW"/>
+        </w:rPr>
+        <w:t>）。同樣在好撒馬利亞人的比喻中（</w:t>
+      </w:r>
+      <w:r>
+        <w:rPr>
+          <w:lang w:val="zh_TW" w:bidi="zh_TW"/>
+        </w:rPr>
+        <w:t>10:30–37</w:t>
+      </w:r>
+      <w:r>
+        <w:rPr>
+          <w:lang w:val="zh_TW" w:bidi="zh_TW"/>
+        </w:rPr>
+        <w:t>），耶穌明顯突破了傳統的偏見，將被鄙視的撒馬利亞人（而非受尊敬的猶太祭司或利未人），描繪為真正幫助有需要者的鄰舍。在此處及其它地方，耶穌以神的要求挑戰聽眾，突破傳統對「義人」與「被排斥者」的界定。</w:t>
       </w:r>
     </w:p>
     <w:p>
@@ -5052,25 +4492,109 @@
         <w:rPr>
           <w:lang w:val="zh_TW" w:bidi="zh_TW"/>
         </w:rPr>
-        <w:t>目前證據雖然不足以顯示撒馬利亞人的態度相同，但我們可推測這種情況存在，亦相當合理。因此，在</w:t>
-      </w:r>
-      <w:hyperlink r:id="rId126">
-        <w:r>
-          <w:rPr>
-            <w:lang w:val="zh_TW" w:bidi="zh_TW"/>
-          </w:rPr>
-          <w:rPr>
-            <w:color w:val="0000EE"/>
-            <w:u w:val="single"/>
-          </w:rPr>
-          <w:t>路加福音九章51至55節</w:t>
-        </w:r>
-      </w:hyperlink>
-      <w:r>
-        <w:rPr>
-          <w:lang w:val="zh_TW" w:bidi="zh_TW"/>
-        </w:rPr>
-        <w:t>所記載的情況中，撒馬利亞人拒絕款待其他「定意向耶路撒冷去」的猶太人，很可能並非罕見。</w:t>
+        <w:t>約翰福音四章4至43節</w:t>
+      </w:r>
+      <w:r>
+        <w:rPr>
+          <w:lang w:val="zh_TW" w:bidi="zh_TW"/>
+        </w:rPr>
+        <w:t>不僅記錄了耶穌與撒馬利亞婦人之間引人入勝的對話，還記錄了耶穌隨後在敘加這個撒馬利亞城市停留兩日的事蹟。在此，我們看見耶穌不僅冒著風險，與井邊的撒馬利亞婦人接觸，不介意被視為禮儀上不潔淨（</w:t>
+      </w:r>
+      <w:r>
+        <w:rPr>
+          <w:lang w:val="zh_TW" w:bidi="zh_TW"/>
+        </w:rPr>
+        <w:t>7–9</w:t>
+      </w:r>
+      <w:r>
+        <w:rPr>
+          <w:lang w:val="zh_TW" w:bidi="zh_TW"/>
+        </w:rPr>
+        <w:t>節），還給予她救贖的恩賜（</w:t>
+      </w:r>
+      <w:r>
+        <w:rPr>
+          <w:lang w:val="zh_TW" w:bidi="zh_TW"/>
+        </w:rPr>
+        <w:t>10</w:t>
+      </w:r>
+      <w:r>
+        <w:rPr>
+          <w:lang w:val="zh_TW" w:bidi="zh_TW"/>
+        </w:rPr>
+        <w:t>節），甚至涵蓋整個撒馬利亞城鎮（</w:t>
+      </w:r>
+      <w:r>
+        <w:rPr>
+          <w:lang w:val="zh_TW" w:bidi="zh_TW"/>
+        </w:rPr>
+        <w:t>39–41</w:t>
+      </w:r>
+      <w:r>
+        <w:rPr>
+          <w:lang w:val="zh_TW" w:bidi="zh_TW"/>
+        </w:rPr>
+        <w:t>節）。婦人聽見耶穌了解她的婚姻生活（</w:t>
+      </w:r>
+      <w:r>
+        <w:rPr>
+          <w:lang w:val="zh_TW" w:bidi="zh_TW"/>
+        </w:rPr>
+        <w:t>16–18</w:t>
+      </w:r>
+      <w:r>
+        <w:rPr>
+          <w:lang w:val="zh_TW" w:bidi="zh_TW"/>
+        </w:rPr>
+        <w:t>節），知道他必定是一位「先知」。呼應撒馬利亞人期盼，在末後的日子會有一位「像摩西的先知」，可能婦人會想到，耶穌就是他們期待已久的先知彌賽亞（</w:t>
+      </w:r>
+      <w:r>
+        <w:rPr>
+          <w:lang w:val="zh_TW" w:bidi="zh_TW"/>
+        </w:rPr>
+        <w:t>19</w:t>
+      </w:r>
+      <w:r>
+        <w:rPr>
+          <w:lang w:val="zh_TW" w:bidi="zh_TW"/>
+        </w:rPr>
+        <w:t>、</w:t>
+      </w:r>
+      <w:r>
+        <w:rPr>
+          <w:lang w:val="zh_TW" w:bidi="zh_TW"/>
+        </w:rPr>
+        <w:t>25–26</w:t>
+      </w:r>
+      <w:r>
+        <w:rPr>
+          <w:lang w:val="zh_TW" w:bidi="zh_TW"/>
+        </w:rPr>
+        <w:t>節）。耶穌停留在這個受鄙視的群體中，藉此突破猶太人對撒馬利亞人根深蒂固的敵意，也接受他們對自己作為「彌賽亞」（</w:t>
+      </w:r>
+      <w:r>
+        <w:rPr>
+          <w:lang w:val="zh_TW" w:bidi="zh_TW"/>
+        </w:rPr>
+        <w:t>26</w:t>
+      </w:r>
+      <w:r>
+        <w:rPr>
+          <w:lang w:val="zh_TW" w:bidi="zh_TW"/>
+        </w:rPr>
+        <w:t>節）和「世界的救主」（</w:t>
+      </w:r>
+      <w:r>
+        <w:rPr>
+          <w:lang w:val="zh_TW" w:bidi="zh_TW"/>
+        </w:rPr>
+        <w:t>42</w:t>
+      </w:r>
+      <w:r>
+        <w:rPr>
+          <w:lang w:val="zh_TW" w:bidi="zh_TW"/>
+        </w:rPr>
+        <w:t>節）的信仰。在此，正如耶穌與猶太社會中被排斥者的互動一般，祂重新定義公義，肯定其意思不是根據血統或宗教實踐，而是根據他們對祂的信心。如此，祂打破了當時種族與文化的界線，為福音進入整個外邦世界奠定基礎。</w:t>
       </w:r>
     </w:p>
     <w:p>
@@ -5081,7 +4605,7 @@
         <w:rPr>
           <w:lang w:val="zh_TW" w:bidi="zh_TW"/>
         </w:rPr>
-        <w:t>撒馬利亞人的信仰</w:t>
+        <w:t>撒馬利亞在初代教會使命中的地位</w:t>
       </w:r>
     </w:p>
     <w:p>
@@ -5095,79 +4619,43 @@
         <w:rPr>
           <w:lang w:val="zh_TW" w:bidi="zh_TW"/>
         </w:rPr>
-        <w:t>撒馬利亞人的主要信仰，同時展現了他們與主流猶太教之間的共通之處與明顯差異。他們與猶太教共同持守對亞伯拉罕、以撒、雅各之神的一神信仰。然而，相較之下，北方基利心山作為唯一獻祭聖地的地位則有所提升，這主張是基於撒馬利亞文本中，數處與申命記和出埃及記不同的段落。基利心山因此被認定為亞伯第一次獻祭的地點（</w:t>
-      </w:r>
-      <w:hyperlink r:id="rId127">
-        <w:r>
-          <w:rPr>
-            <w:lang w:val="zh_TW" w:bidi="zh_TW"/>
-          </w:rPr>
-          <w:rPr>
-            <w:color w:val="0000EE"/>
-            <w:u w:val="single"/>
-          </w:rPr>
-          <w:t>創4:4</w:t>
-        </w:r>
-      </w:hyperlink>
-      <w:r>
-        <w:rPr>
-          <w:lang w:val="zh_TW" w:bidi="zh_TW"/>
-        </w:rPr>
-        <w:t>）、挪亞在洪水後獻祭的地方（</w:t>
-      </w:r>
-      <w:hyperlink r:id="rId128">
-        <w:r>
-          <w:rPr>
-            <w:lang w:val="zh_TW" w:bidi="zh_TW"/>
-          </w:rPr>
-          <w:rPr>
-            <w:color w:val="0000EE"/>
-            <w:u w:val="single"/>
-          </w:rPr>
-          <w:t>8:20</w:t>
-        </w:r>
-      </w:hyperlink>
-      <w:r>
-        <w:rPr>
-          <w:lang w:val="zh_TW" w:bidi="zh_TW"/>
-        </w:rPr>
-        <w:t>）、亞伯拉罕與麥基洗德相會之處（</w:t>
-      </w:r>
-      <w:hyperlink r:id="rId104">
-        <w:r>
-          <w:rPr>
-            <w:lang w:val="zh_TW" w:bidi="zh_TW"/>
-          </w:rPr>
-          <w:rPr>
-            <w:color w:val="0000EE"/>
-            <w:u w:val="single"/>
-          </w:rPr>
-          <w:t>14:18</w:t>
-        </w:r>
-      </w:hyperlink>
-      <w:r>
-        <w:rPr>
-          <w:lang w:val="zh_TW" w:bidi="zh_TW"/>
-        </w:rPr>
-        <w:t>）、以撒獻祭預備之地（第</w:t>
-      </w:r>
-      <w:hyperlink r:id="rId129">
-        <w:r>
-          <w:rPr>
-            <w:lang w:val="zh_TW" w:bidi="zh_TW"/>
-          </w:rPr>
-          <w:rPr>
-            <w:color w:val="0000EE"/>
-            <w:u w:val="single"/>
-          </w:rPr>
-          <w:t>22</w:t>
-        </w:r>
-      </w:hyperlink>
-      <w:r>
-        <w:rPr>
-          <w:lang w:val="zh_TW" w:bidi="zh_TW"/>
-        </w:rPr>
-        <w:t>章），以及許多其它相關的地方。</w:t>
+        <w:t>耶穌升天前頒布大使命，吩咐門徒將福音傳到撒馬利亞（</w:t>
+      </w:r>
+      <w:r>
+        <w:rPr>
+          <w:lang w:val="zh_TW" w:bidi="zh_TW"/>
+        </w:rPr>
+        <w:t>徒1:8</w:t>
+      </w:r>
+      <w:r>
+        <w:rPr>
+          <w:lang w:val="zh_TW" w:bidi="zh_TW"/>
+        </w:rPr>
+        <w:t>）。初代教會的宣教行動確實包含這個地區。司提反殉道之後，許多基督徒被迫離開耶路撒冷（</w:t>
+      </w:r>
+      <w:r>
+        <w:rPr>
+          <w:lang w:val="zh_TW" w:bidi="zh_TW"/>
+        </w:rPr>
+        <w:t>8:1</w:t>
+      </w:r>
+      <w:r>
+        <w:rPr>
+          <w:lang w:val="zh_TW" w:bidi="zh_TW"/>
+        </w:rPr>
+        <w:t>），其中一位名叫腓利的基督徒，在撒馬利亞的城市傳揚福音（</w:t>
+      </w:r>
+      <w:r>
+        <w:rPr>
+          <w:lang w:val="zh_TW" w:bidi="zh_TW"/>
+        </w:rPr>
+        <w:t>5</w:t>
+      </w:r>
+      <w:r>
+        <w:rPr>
+          <w:lang w:val="zh_TW" w:bidi="zh_TW"/>
+        </w:rPr>
+        <w:t>節）。他所行神蹟引發強烈回應，因此彼得與約翰（代表耶路撒冷的使徒）被差派前往，調查並確認聖靈在他們中間。然而，主後第二世紀的證據顯示，基督教並未在撒馬利亞人當中建立穩固基礎。大多數撒馬利亞人仍維持自身的宗教傳統。至今，撒馬利亞人的小型餘民仍然存在，居住在基利心山（示劍）附近，以及以色列境內的若干城市。</w:t>
       </w:r>
     </w:p>
     <w:p>
@@ -5179,27 +4667,44 @@
       </w:r>
       <w:r>
         <w:rPr>
-          <w:lang w:val="zh_TW" w:bidi="zh_TW"/>
-        </w:rPr>
-        <w:t>撒馬利亞人僅承認聖經的前五卷書（摩西五經）為神的啟示，其教義和實踐完全基於這些書卷。如此狹窄的正典範圍，不僅決定了撒馬利亞神學的方向，也使他們與當時的猶太思想進一步分離。例如，在撒馬利亞人的思想中，摩西的地位比猶太人所理解的更為崇高；他不僅被視為最主要的先知，更在後來的思想中，被描述為最卓越的人，在創造世之時便已存在，為以色列向神代求，並且被認為是人類的「世界之光」。撒馬利亞神學中的彌賽亞盼望，也反映了這種狹窄的正典觀。由於在五經中找不到任何關於大衛家彌賽亞的證據，因此撒馬利亞人不會期待出自大衛家的彌賽亞。相反，根據</w:t>
-      </w:r>
-      <w:hyperlink r:id="rId130">
-        <w:r>
-          <w:rPr>
-            <w:lang w:val="zh_TW" w:bidi="zh_TW"/>
-          </w:rPr>
-          <w:rPr>
-            <w:color w:val="0000EE"/>
-            <w:u w:val="single"/>
-          </w:rPr>
-          <w:t>申命記十八章15至18節</w:t>
-        </w:r>
-      </w:hyperlink>
-      <w:r>
-        <w:rPr>
-          <w:lang w:val="zh_TW" w:bidi="zh_TW"/>
-        </w:rPr>
-        <w:t>的內容，他們期待著一位「像摩西的先知」。這位期盼的先知也被稱為「塔合伯」（Taheb），即復興者，因為他在末後的日子，要在基利心山恢復正確的敬拜秩序，並使異教的敬拜歸向此處。</w:t>
+          <w:i/>
+          <w:lang w:val="zh_TW" w:bidi="zh_TW"/>
+        </w:rPr>
+        <w:t>另見</w:t>
+      </w:r>
+      <w:r>
+        <w:rPr>
+          <w:lang w:val="zh_TW" w:bidi="zh_TW"/>
+        </w:rPr>
+        <w:t>聖經聖經抄本與文本（舊約）</w:t>
+      </w:r>
+      <w:r>
+        <w:rPr>
+          <w:lang w:val="zh_TW" w:bidi="zh_TW"/>
+        </w:rPr>
+        <w:t>；</w:t>
+      </w:r>
+      <w:r>
+        <w:rPr>
+          <w:lang w:val="zh_TW" w:bidi="zh_TW"/>
+        </w:rPr>
+        <w:t>撒馬利亞</w:t>
+      </w:r>
+      <w:r>
+        <w:rPr>
+          <w:lang w:val="zh_TW" w:bidi="zh_TW"/>
+        </w:rPr>
+        <w:t>。</w:t>
+      </w:r>
+      <w:r>
+        <w:rPr>
+          <w:lang w:val="zh_TW" w:bidi="zh_TW"/>
+        </w:rPr>
+      </w:r>
+      <w:r>
+        <w:rPr>
+          <w:lang w:val="zh_TW" w:bidi="zh_TW"/>
+        </w:rPr>
       </w:r>
     </w:p>
     <w:p>
@@ -5209,11 +4714,59 @@
           <w:lang w:val="zh_TW" w:bidi="zh_TW"/>
         </w:rPr>
       </w:r>
-      <w:r>
-        <w:rPr>
-          <w:lang w:val="zh_TW" w:bidi="zh_TW"/>
-        </w:rPr>
-        <w:t>因此明顯的是，正是這個群體高舉基利心山的主張，使他們在神學和文化上與猶太鄰居區分開來。</w:t>
+    </w:p>
+    <w:p>
+      <w:pPr>
+        <w:pStyle w:val="Heading2"/>
+      </w:pPr>
+      <w:r>
+        <w:rPr>
+          <w:lang w:val="zh_TW" w:bidi="zh_TW"/>
+        </w:rPr>
+        <w:t>撒母耳（人物）</w:t>
+      </w:r>
+      <w:r>
+        <w:rPr>
+          <w:lang w:val="zh_TW" w:bidi="zh_TW"/>
+        </w:rPr>
+      </w:r>
+    </w:p>
+    <w:p>
+      <w:pPr/>
+      <w:r>
+        <w:rPr>
+          <w:lang w:val="zh_TW" w:bidi="zh_TW"/>
+        </w:rPr>
+      </w:r>
+      <w:r>
+        <w:rPr>
+          <w:lang w:val="zh_TW" w:bidi="zh_TW"/>
+        </w:rPr>
+        <w:t>撒母耳是最後一位士師。他的名字意思是「神的名」或「祂的名是伊勒（El）」（伊勒是那位大能、滿有力量之神的名字）。</w:t>
+      </w:r>
+      <w:r>
+        <w:rPr>
+          <w:lang w:val="zh_TW" w:bidi="zh_TW"/>
+        </w:rPr>
+        <w:t>撒母耳記上一章20節</w:t>
+      </w:r>
+      <w:r>
+        <w:rPr>
+          <w:lang w:val="zh_TW" w:bidi="zh_TW"/>
+        </w:rPr>
+        <w:t>中的雙關語（參</w:t>
+      </w:r>
+      <w:r>
+        <w:rPr>
+          <w:lang w:val="zh_TW" w:bidi="zh_TW"/>
+        </w:rPr>
+        <w:t>出2:10</w:t>
+      </w:r>
+      <w:r>
+        <w:rPr>
+          <w:lang w:val="zh_TW" w:bidi="zh_TW"/>
+        </w:rPr>
+        <w:t>）並不是要解釋撒母耳名字的意思；哈拿所說的話只是回顧她的禱告，以及她兒子出生時的情況。</w:t>
       </w:r>
     </w:p>
     <w:p>
@@ -5224,7 +4777,7 @@
         <w:rPr>
           <w:lang w:val="zh_TW" w:bidi="zh_TW"/>
         </w:rPr>
-        <w:t>耶穌與撒馬利亞人</w:t>
+        <w:t>生平</w:t>
       </w:r>
     </w:p>
     <w:p>
@@ -5238,38 +4791,382 @@
         <w:rPr>
           <w:lang w:val="zh_TW" w:bidi="zh_TW"/>
         </w:rPr>
-        <w:t>猶太人普遍認為撒馬利亞人幾乎等同外邦人，而耶穌在某種程度上也有這樣的看法。耶穌稱那位撒馬利亞痲瘋病人為「這外族人」（</w:t>
-      </w:r>
-      <w:hyperlink r:id="rId131">
-        <w:r>
-          <w:rPr>
-            <w:lang w:val="zh_TW" w:bidi="zh_TW"/>
-          </w:rPr>
-          <w:rPr>
-            <w:color w:val="0000EE"/>
-            <w:u w:val="single"/>
-          </w:rPr>
-          <w:t>路17:18</w:t>
-        </w:r>
-      </w:hyperlink>
-      <w:r>
-        <w:rPr>
-          <w:lang w:val="zh_TW" w:bidi="zh_TW"/>
-        </w:rPr>
-        <w:t>），並在差遣門徒時禁止他們將國度的信息傳給撒馬利亞人或外邦人（</w:t>
-      </w:r>
-      <w:hyperlink r:id="rId132">
-        <w:r>
-          <w:rPr>
-            <w:lang w:val="zh_TW" w:bidi="zh_TW"/>
-          </w:rPr>
-          <w:rPr>
-            <w:color w:val="0000EE"/>
-            <w:u w:val="single"/>
-          </w:rPr>
-          <w:t>太10:5</w:t>
-        </w:r>
-      </w:hyperlink>
+        <w:t>撒母耳的父母是一對虔誠的夫婦，每年都會前往示羅的聖所敬拜（</w:t>
+      </w:r>
+      <w:r>
+        <w:rPr>
+          <w:lang w:val="zh_TW" w:bidi="zh_TW"/>
+        </w:rPr>
+        <w:t>撒上1:3</w:t>
+      </w:r>
+      <w:r>
+        <w:rPr>
+          <w:lang w:val="zh_TW" w:bidi="zh_TW"/>
+        </w:rPr>
+        <w:t>）。撒母耳的父親以利加拿是利未人（</w:t>
+      </w:r>
+      <w:r>
+        <w:rPr>
+          <w:lang w:val="zh_TW" w:bidi="zh_TW"/>
+        </w:rPr>
+        <w:t>代上6:26</w:t>
+      </w:r>
+      <w:r>
+        <w:rPr>
+          <w:lang w:val="zh_TW" w:bidi="zh_TW"/>
+        </w:rPr>
+        <w:t>），住在以法蓮地的拉瑪。撒母耳的母親哈拿在婚後多年一直不能生育，因此以利加拿另外娶了毗尼拿為妻。</w:t>
+      </w:r>
+    </w:p>
+    <w:p>
+      <w:pPr/>
+      <w:r>
+        <w:rPr>
+          <w:lang w:val="zh_TW" w:bidi="zh_TW"/>
+        </w:rPr>
+      </w:r>
+      <w:r>
+        <w:rPr>
+          <w:lang w:val="zh_TW" w:bidi="zh_TW"/>
+        </w:rPr>
+        <w:t>有一次到示羅時，哈拿在聖所禱告（</w:t>
+      </w:r>
+      <w:r>
+        <w:rPr>
+          <w:lang w:val="zh_TW" w:bidi="zh_TW"/>
+        </w:rPr>
+        <w:t>撒上1:6–11</w:t>
+      </w:r>
+      <w:r>
+        <w:rPr>
+          <w:lang w:val="zh_TW" w:bidi="zh_TW"/>
+        </w:rPr>
+        <w:t>），並許願說，如果神賜給她一個兒子，她就要使他終身歸給雅巍作拿細耳人（</w:t>
+      </w:r>
+      <w:r>
+        <w:rPr>
+          <w:lang w:val="zh_TW" w:bidi="zh_TW"/>
+        </w:rPr>
+        <w:t>民6:1–21</w:t>
+      </w:r>
+      <w:r>
+        <w:rPr>
+          <w:lang w:val="zh_TW" w:bidi="zh_TW"/>
+        </w:rPr>
+        <w:t>）。神垂聽了哈拿的禱告，應允了她的祈求。在撒母耳被獻給雅巍之前，哈拿沒有生育其他兒女。</w:t>
+      </w:r>
+    </w:p>
+    <w:p>
+      <w:pPr/>
+      <w:r>
+        <w:rPr>
+          <w:lang w:val="zh_TW" w:bidi="zh_TW"/>
+        </w:rPr>
+      </w:r>
+      <w:r>
+        <w:rPr>
+          <w:lang w:val="zh_TW" w:bidi="zh_TW"/>
+        </w:rPr>
+        <w:t>撒母耳被帶到以利面前，在聖所開始事奉時，撒母耳俯伏在神面前，並且「在那裡敬拜耶和華」（</w:t>
+      </w:r>
+      <w:r>
+        <w:rPr>
+          <w:lang w:val="zh_TW" w:bidi="zh_TW"/>
+        </w:rPr>
+        <w:t>撒上1:28</w:t>
+      </w:r>
+      <w:r>
+        <w:rPr>
+          <w:lang w:val="zh_TW" w:bidi="zh_TW"/>
+        </w:rPr>
+        <w:t>）。撒母耳的人格是由三個因素——覺得自己有價值、知道父母愛他（參</w:t>
+      </w:r>
+      <w:r>
+        <w:rPr>
+          <w:lang w:val="zh_TW" w:bidi="zh_TW"/>
+        </w:rPr>
+        <w:t>2:19</w:t>
+      </w:r>
+      <w:r>
+        <w:rPr>
+          <w:lang w:val="zh_TW" w:bidi="zh_TW"/>
+        </w:rPr>
+        <w:t>），以及人生的使命感——所奠定，也成為他日後成就的基礎。</w:t>
+      </w:r>
+    </w:p>
+    <w:p>
+      <w:pPr/>
+      <w:r>
+        <w:rPr>
+          <w:lang w:val="zh_TW" w:bidi="zh_TW"/>
+        </w:rPr>
+      </w:r>
+      <w:r>
+        <w:rPr>
+          <w:lang w:val="zh_TW" w:bidi="zh_TW"/>
+        </w:rPr>
+        <w:t>撒母耳記上二章</w:t>
+      </w:r>
+      <w:r>
+        <w:rPr>
+          <w:lang w:val="zh_TW" w:bidi="zh_TW"/>
+        </w:rPr>
+        <w:t>進一步顯明撒母耳幼年所受的良好栽培。以利的兒子效法周圍異教的淫亂行為，但以利年老、過於縱容，也無力約束兒子。撒母耳既沒有因此對以利失去敬重，也沒有跟隨以利的兒子走上邪惡的道路。神決定因以利一家所犯的罪審判他們。當神把祂的旨意告訴撒母耳時，撒母耳以敬畏和尊重回應。撒母耳在品格和屬靈生命上的成長，顯示神已經揀選他作祂將來的先知。</w:t>
+      </w:r>
+    </w:p>
+    <w:p>
+      <w:pPr/>
+      <w:r>
+        <w:rPr>
+          <w:lang w:val="zh_TW" w:bidi="zh_TW"/>
+        </w:rPr>
+      </w:r>
+      <w:r>
+        <w:rPr>
+          <w:lang w:val="zh_TW" w:bidi="zh_TW"/>
+        </w:rPr>
+        <w:t>當時，各人都任意而行（參</w:t>
+      </w:r>
+      <w:r>
+        <w:rPr>
+          <w:lang w:val="zh_TW" w:bidi="zh_TW"/>
+        </w:rPr>
+        <w:t>士17:6</w:t>
+      </w:r>
+      <w:r>
+        <w:rPr>
+          <w:lang w:val="zh_TW" w:bidi="zh_TW"/>
+        </w:rPr>
+        <w:t>，</w:t>
+      </w:r>
+      <w:r>
+        <w:rPr>
+          <w:lang w:val="zh_TW" w:bidi="zh_TW"/>
+        </w:rPr>
+        <w:t>21:25</w:t>
+      </w:r>
+      <w:r>
+        <w:rPr>
+          <w:lang w:val="zh_TW" w:bidi="zh_TW"/>
+        </w:rPr>
+        <w:t>），神容許鄰近的民族成為祂管教百姓的工具，直到祂興起一位士師拯救百姓。非利士人再次入侵以色列時（</w:t>
+      </w:r>
+      <w:r>
+        <w:rPr>
+          <w:lang w:val="zh_TW" w:bidi="zh_TW"/>
+        </w:rPr>
+        <w:t>撒上4–6章</w:t>
+      </w:r>
+      <w:r>
+        <w:rPr>
+          <w:lang w:val="zh_TW" w:bidi="zh_TW"/>
+        </w:rPr>
+        <w:t>），以色列人在以便以謝集結軍兵，結果卻戰敗。他們以為約櫃能保證他們得勝，就派人到示羅把約櫃抬來。第二天，以色列人再次戰敗，約櫃也被擄去。消息傳到以利那裡時，他從座位上向後跌倒而死。</w:t>
+      </w:r>
+    </w:p>
+    <w:p>
+      <w:pPr/>
+      <w:r>
+        <w:rPr>
+          <w:lang w:val="zh_TW" w:bidi="zh_TW"/>
+        </w:rPr>
+      </w:r>
+      <w:r>
+        <w:rPr>
+          <w:lang w:val="zh_TW" w:bidi="zh_TW"/>
+        </w:rPr>
+        <w:t>二十年後，撒母耳才再次出現在聖經的記載中（</w:t>
+      </w:r>
+      <w:r>
+        <w:rPr>
+          <w:lang w:val="zh_TW" w:bidi="zh_TW"/>
+        </w:rPr>
+        <w:t>撒上7:2–3</w:t>
+      </w:r>
+      <w:r>
+        <w:rPr>
+          <w:lang w:val="zh_TW" w:bidi="zh_TW"/>
+        </w:rPr>
+        <w:t>）。顯然，在示羅被毀之後（參</w:t>
+      </w:r>
+      <w:r>
+        <w:rPr>
+          <w:lang w:val="zh_TW" w:bidi="zh_TW"/>
+        </w:rPr>
+        <w:t>耶7:12–14</w:t>
+      </w:r>
+      <w:r>
+        <w:rPr>
+          <w:lang w:val="zh_TW" w:bidi="zh_TW"/>
+        </w:rPr>
+        <w:t>，</w:t>
+      </w:r>
+      <w:r>
+        <w:rPr>
+          <w:lang w:val="zh_TW" w:bidi="zh_TW"/>
+        </w:rPr>
+        <w:t>26:6</w:t>
+      </w:r>
+      <w:r>
+        <w:rPr>
+          <w:lang w:val="zh_TW" w:bidi="zh_TW"/>
+        </w:rPr>
+        <w:t>、</w:t>
+      </w:r>
+      <w:r>
+        <w:rPr>
+          <w:lang w:val="zh_TW" w:bidi="zh_TW"/>
+        </w:rPr>
+        <w:t>9</w:t>
+      </w:r>
+      <w:r>
+        <w:rPr>
+          <w:lang w:val="zh_TW" w:bidi="zh_TW"/>
+        </w:rPr>
+        <w:t>；</w:t>
+      </w:r>
+      <w:r>
+        <w:rPr>
+          <w:lang w:val="zh_TW" w:bidi="zh_TW"/>
+        </w:rPr>
+        <w:t>詩78:60</w:t>
+      </w:r>
+      <w:r>
+        <w:rPr>
+          <w:lang w:val="zh_TW" w:bidi="zh_TW"/>
+        </w:rPr>
+        <w:t>），撒母耳住在拉瑪，每年前往伯特利、吉甲和米斯巴等地巡迴傳講神的話，並在那些地方「審判」百姓（參</w:t>
+      </w:r>
+      <w:r>
+        <w:rPr>
+          <w:lang w:val="zh_TW" w:bidi="zh_TW"/>
+        </w:rPr>
+        <w:t>申16:18–22</w:t>
+      </w:r>
+      <w:r>
+        <w:rPr>
+          <w:lang w:val="zh_TW" w:bidi="zh_TW"/>
+        </w:rPr>
+        <w:t>，</w:t>
+      </w:r>
+      <w:r>
+        <w:rPr>
+          <w:lang w:val="zh_TW" w:bidi="zh_TW"/>
+        </w:rPr>
+        <w:t>17:8–13</w:t>
+      </w:r>
+      <w:r>
+        <w:rPr>
+          <w:lang w:val="zh_TW" w:bidi="zh_TW"/>
+        </w:rPr>
+        <w:t>）。撒母耳可能也是在這段期間設立了「先知學校」。這些學校設立於伯特利（</w:t>
+      </w:r>
+      <w:r>
+        <w:rPr>
+          <w:lang w:val="zh_TW" w:bidi="zh_TW"/>
+        </w:rPr>
+        <w:t>撒上10:5</w:t>
+      </w:r>
+      <w:r>
+        <w:rPr>
+          <w:lang w:val="zh_TW" w:bidi="zh_TW"/>
+        </w:rPr>
+        <w:t>；</w:t>
+      </w:r>
+      <w:r>
+        <w:rPr>
+          <w:lang w:val="zh_TW" w:bidi="zh_TW"/>
+        </w:rPr>
+        <w:t>王下2:3</w:t>
+      </w:r>
+      <w:r>
+        <w:rPr>
+          <w:lang w:val="zh_TW" w:bidi="zh_TW"/>
+        </w:rPr>
+        <w:t>）、吉甲（</w:t>
+      </w:r>
+      <w:r>
+        <w:rPr>
+          <w:lang w:val="zh_TW" w:bidi="zh_TW"/>
+        </w:rPr>
+        <w:t>王下4:38</w:t>
+      </w:r>
+      <w:r>
+        <w:rPr>
+          <w:lang w:val="zh_TW" w:bidi="zh_TW"/>
+        </w:rPr>
+        <w:t>）、拉瑪（</w:t>
+      </w:r>
+      <w:r>
+        <w:rPr>
+          <w:lang w:val="zh_TW" w:bidi="zh_TW"/>
+        </w:rPr>
+        <w:t>撒上19:20</w:t>
+      </w:r>
+      <w:r>
+        <w:rPr>
+          <w:lang w:val="zh_TW" w:bidi="zh_TW"/>
+        </w:rPr>
+        <w:t>）和其它地方（</w:t>
+      </w:r>
+      <w:r>
+        <w:rPr>
+          <w:lang w:val="zh_TW" w:bidi="zh_TW"/>
+        </w:rPr>
+        <w:t>王下2:5</w:t>
+      </w:r>
+      <w:r>
+        <w:rPr>
+          <w:lang w:val="zh_TW" w:bidi="zh_TW"/>
+        </w:rPr>
+        <w:t>），這可能是撒母耳事奉工作自然發展的結果。</w:t>
+      </w:r>
+    </w:p>
+    <w:p>
+      <w:pPr/>
+      <w:r>
+        <w:rPr>
+          <w:lang w:val="zh_TW" w:bidi="zh_TW"/>
+        </w:rPr>
+      </w:r>
+      <w:r>
+        <w:rPr>
+          <w:lang w:val="zh_TW" w:bidi="zh_TW"/>
+        </w:rPr>
+        <w:t>撒母耳經過二十年的事奉後，認為時機已經成熟，可以推動屬靈上和全以色列的合一。他召集百姓在米斯巴聚會（</w:t>
+      </w:r>
+      <w:r>
+        <w:rPr>
+          <w:lang w:val="zh_TW" w:bidi="zh_TW"/>
+        </w:rPr>
+        <w:t>撒上7章</w:t>
+      </w:r>
+      <w:r>
+        <w:rPr>
+          <w:lang w:val="zh_TW" w:bidi="zh_TW"/>
+        </w:rPr>
+        <w:t>）。在那裡，以色列人藉著象徵深切自卑、並符合立約奠祭禮儀的儀式，把水倒在地上，禁食並禱告。</w:t>
+      </w:r>
+    </w:p>
+    <w:p>
+      <w:pPr/>
+      <w:r>
+        <w:rPr>
+          <w:lang w:val="zh_TW" w:bidi="zh_TW"/>
+        </w:rPr>
+      </w:r>
+      <w:r>
+        <w:rPr>
+          <w:lang w:val="zh_TW" w:bidi="zh_TW"/>
+        </w:rPr>
+        <w:t>非利士人誤解了這次聚會的性質，決定攻擊這些毫無防備的敬拜者；以色列人便懇求撒母耳為他們禱告。撒母耳獻上祭物，神則降下猛烈的雷暴，使入侵者驚慌逃跑。以色列人乘勝追擊，在以便以謝大大得勝（</w:t>
+      </w:r>
+      <w:r>
+        <w:rPr>
+          <w:lang w:val="zh_TW" w:bidi="zh_TW"/>
+        </w:rPr>
+        <w:t>撒上7:12</w:t>
+      </w:r>
       <w:r>
         <w:rPr>
           <w:lang w:val="zh_TW" w:bidi="zh_TW"/>
@@ -5288,61 +5185,31 @@
         <w:rPr>
           <w:lang w:val="zh_TW" w:bidi="zh_TW"/>
         </w:rPr>
-        <w:t>然而，福音書確鑿的證據顯示，耶穌對撒馬利亞人的態度與祂同時代的猶太人南轅北轍。當門徒表現出猶太人的敵意，並要求降下「審判之火」，懲罰拒絕接待的撒馬利亞人時，耶穌「責備了他們」（</w:t>
-      </w:r>
-      <w:hyperlink r:id="rId133">
-        <w:r>
-          <w:rPr>
-            <w:lang w:val="zh_TW" w:bidi="zh_TW"/>
-          </w:rPr>
-          <w:rPr>
-            <w:color w:val="0000EE"/>
-            <w:u w:val="single"/>
-          </w:rPr>
-          <w:t>路9:55</w:t>
-        </w:r>
-      </w:hyperlink>
-      <w:r>
-        <w:rPr>
-          <w:lang w:val="zh_TW" w:bidi="zh_TW"/>
-        </w:rPr>
-        <w:t>）。此外，祂不僅沒有拒絕醫治那位撒馬利亞痲瘋病人，反而肯定他是十人中唯一記得歸榮耀給神的（</w:t>
-      </w:r>
-      <w:hyperlink r:id="rId134">
-        <w:r>
-          <w:rPr>
-            <w:lang w:val="zh_TW" w:bidi="zh_TW"/>
-          </w:rPr>
-          <w:rPr>
-            <w:color w:val="0000EE"/>
-            <w:u w:val="single"/>
-          </w:rPr>
-          <w:t>17:11–19</w:t>
-        </w:r>
-      </w:hyperlink>
-      <w:r>
-        <w:rPr>
-          <w:lang w:val="zh_TW" w:bidi="zh_TW"/>
-        </w:rPr>
-        <w:t>）。同樣在好撒馬利亞人的比喻中（</w:t>
-      </w:r>
-      <w:hyperlink r:id="rId135">
-        <w:r>
-          <w:rPr>
-            <w:lang w:val="zh_TW" w:bidi="zh_TW"/>
-          </w:rPr>
-          <w:rPr>
-            <w:color w:val="0000EE"/>
-            <w:u w:val="single"/>
-          </w:rPr>
-          <w:t>10:30–37</w:t>
-        </w:r>
-      </w:hyperlink>
-      <w:r>
-        <w:rPr>
-          <w:lang w:val="zh_TW" w:bidi="zh_TW"/>
-        </w:rPr>
-        <w:t>），耶穌明顯突破了傳統的偏見，將被鄙視的撒馬利亞人（而非受尊敬的猶太祭司或利未人），描繪為真正幫助有需要者的鄰舍。在此處及其它地方，耶穌以神的要求挑戰聽眾，突破傳統對「義人」與「被排斥者」的界定。</w:t>
+        <w:t>撒母耳晚年時，以色列的長老拒絕接受其領導，要求立一位王治理他們（</w:t>
+      </w:r>
+      <w:r>
+        <w:rPr>
+          <w:lang w:val="zh_TW" w:bidi="zh_TW"/>
+        </w:rPr>
+        <w:t>撒上8章</w:t>
+      </w:r>
+      <w:r>
+        <w:rPr>
+          <w:lang w:val="zh_TW" w:bidi="zh_TW"/>
+        </w:rPr>
+        <w:t>）。撒母耳懇切禱告後，領受了神新的指示，答應他們的要求，後來膏掃羅作神百姓的王。之後，撒母耳召集以色列人到米斯巴，在那裡正式宣告神所揀選的人，掃羅也被擁立為王。掃羅擊敗拿轄之後（</w:t>
+      </w:r>
+      <w:r>
+        <w:rPr>
+          <w:lang w:val="zh_TW" w:bidi="zh_TW"/>
+        </w:rPr>
+        <w:t>11</w:t>
+      </w:r>
+      <w:r>
+        <w:rPr>
+          <w:lang w:val="zh_TW" w:bidi="zh_TW"/>
+        </w:rPr>
+        <w:t>章），撒母耳在吉甲正式確認掃羅的王位。此後，撒母耳回到拉瑪，訓練其他人繼續他的事奉。</w:t>
       </w:r>
     </w:p>
     <w:p>
@@ -5352,267 +5219,234 @@
           <w:lang w:val="zh_TW" w:bidi="zh_TW"/>
         </w:rPr>
       </w:r>
-      <w:hyperlink r:id="rId136">
-        <w:r>
-          <w:rPr>
-            <w:lang w:val="zh_TW" w:bidi="zh_TW"/>
-          </w:rPr>
-          <w:rPr>
-            <w:color w:val="0000EE"/>
-            <w:u w:val="single"/>
-          </w:rPr>
-          <w:t>約翰福音四章4至43節</w:t>
-        </w:r>
-      </w:hyperlink>
-      <w:r>
-        <w:rPr>
-          <w:lang w:val="zh_TW" w:bidi="zh_TW"/>
-        </w:rPr>
-        <w:t>不僅記錄了耶穌與撒馬利亞婦人之間引人入勝的對話，還記錄了耶穌隨後在敘加這個撒馬利亞城市停留兩日的事蹟。在此，我們看見耶穌不僅冒著風險，與井邊的撒馬利亞婦人接觸，不介意被視為禮儀上不潔淨（</w:t>
-      </w:r>
-      <w:hyperlink r:id="rId137">
-        <w:r>
-          <w:rPr>
-            <w:lang w:val="zh_TW" w:bidi="zh_TW"/>
-          </w:rPr>
-          <w:rPr>
-            <w:color w:val="0000EE"/>
-            <w:u w:val="single"/>
-          </w:rPr>
-          <w:t>7–9</w:t>
-        </w:r>
-      </w:hyperlink>
-      <w:r>
-        <w:rPr>
-          <w:lang w:val="zh_TW" w:bidi="zh_TW"/>
-        </w:rPr>
-        <w:t>節），還給予她救贖的恩賜（</w:t>
-      </w:r>
-      <w:hyperlink r:id="rId138">
-        <w:r>
-          <w:rPr>
-            <w:lang w:val="zh_TW" w:bidi="zh_TW"/>
-          </w:rPr>
-          <w:rPr>
-            <w:color w:val="0000EE"/>
-            <w:u w:val="single"/>
-          </w:rPr>
-          <w:t>10</w:t>
-        </w:r>
-      </w:hyperlink>
-      <w:r>
-        <w:rPr>
-          <w:lang w:val="zh_TW" w:bidi="zh_TW"/>
-        </w:rPr>
-        <w:t>節），甚至涵蓋整個撒馬利亞城鎮（</w:t>
-      </w:r>
-      <w:hyperlink r:id="rId139">
-        <w:r>
-          <w:rPr>
-            <w:lang w:val="zh_TW" w:bidi="zh_TW"/>
-          </w:rPr>
-          <w:rPr>
-            <w:color w:val="0000EE"/>
-            <w:u w:val="single"/>
-          </w:rPr>
-          <w:t>39–41</w:t>
-        </w:r>
-      </w:hyperlink>
-      <w:r>
-        <w:rPr>
-          <w:lang w:val="zh_TW" w:bidi="zh_TW"/>
-        </w:rPr>
-        <w:t>節）。婦人聽見耶穌了解她的婚姻生活（</w:t>
-      </w:r>
-      <w:hyperlink r:id="rId140">
-        <w:r>
-          <w:rPr>
-            <w:lang w:val="zh_TW" w:bidi="zh_TW"/>
-          </w:rPr>
-          <w:rPr>
-            <w:color w:val="0000EE"/>
-            <w:u w:val="single"/>
-          </w:rPr>
-          <w:t>16–18</w:t>
-        </w:r>
-      </w:hyperlink>
-      <w:r>
-        <w:rPr>
-          <w:lang w:val="zh_TW" w:bidi="zh_TW"/>
-        </w:rPr>
-        <w:t>節），知道他必定是一位「先知」。呼應撒馬利亞人期盼，在末後的日子會有一位「像摩西的先知」，可能婦人會想到，耶穌就是他們期待已久的先知彌賽亞（</w:t>
-      </w:r>
-      <w:hyperlink r:id="rId141">
-        <w:r>
-          <w:rPr>
-            <w:lang w:val="zh_TW" w:bidi="zh_TW"/>
-          </w:rPr>
-          <w:rPr>
-            <w:color w:val="0000EE"/>
-            <w:u w:val="single"/>
-          </w:rPr>
-          <w:t>19</w:t>
-        </w:r>
-      </w:hyperlink>
+      <w:r>
+        <w:rPr>
+          <w:lang w:val="zh_TW" w:bidi="zh_TW"/>
+        </w:rPr>
+        <w:t>撒母耳曾兩次責備掃羅：第一次是因為掃羅急躁、不順服（</w:t>
+      </w:r>
+      <w:r>
+        <w:rPr>
+          <w:lang w:val="zh_TW" w:bidi="zh_TW"/>
+        </w:rPr>
+        <w:t>撒上13:5–14</w:t>
+      </w:r>
+      <w:r>
+        <w:rPr>
+          <w:lang w:val="zh_TW" w:bidi="zh_TW"/>
+        </w:rPr>
+        <w:t>），第二次是因為他違背了神明確的命令（</w:t>
+      </w:r>
+      <w:r>
+        <w:rPr>
+          <w:lang w:val="zh_TW" w:bidi="zh_TW"/>
+        </w:rPr>
+        <w:t>15:20–23</w:t>
+      </w:r>
+      <w:r>
+        <w:rPr>
+          <w:lang w:val="zh_TW" w:bidi="zh_TW"/>
+        </w:rPr>
+        <w:t>），因此神厭棄他作王。後來，撒母耳奉差遣前往伯利恆耶西的家，膏大衛作神所揀選的人（</w:t>
+      </w:r>
+      <w:r>
+        <w:rPr>
+          <w:lang w:val="zh_TW" w:bidi="zh_TW"/>
+        </w:rPr>
+        <w:t>16:1–13</w:t>
+      </w:r>
+      <w:r>
+        <w:rPr>
+          <w:lang w:val="zh_TW" w:bidi="zh_TW"/>
+        </w:rPr>
+        <w:t>）。</w:t>
+      </w:r>
+    </w:p>
+    <w:p>
+      <w:pPr/>
+      <w:r>
+        <w:rPr>
+          <w:lang w:val="zh_TW" w:bidi="zh_TW"/>
+        </w:rPr>
+      </w:r>
+      <w:r>
+        <w:rPr>
+          <w:lang w:val="zh_TW" w:bidi="zh_TW"/>
+        </w:rPr>
+        <w:t>撒母耳記上二十五章1節</w:t>
+      </w:r>
+      <w:r>
+        <w:rPr>
+          <w:lang w:val="zh_TW" w:bidi="zh_TW"/>
+        </w:rPr>
+        <w:t>簡要記載撒母耳的去世。當時以色列眾人聚集、為他哀哭，並把他葬在拉瑪。此後，聖經只在</w:t>
+      </w:r>
+      <w:r>
+        <w:rPr>
+          <w:lang w:val="zh_TW" w:bidi="zh_TW"/>
+        </w:rPr>
+        <w:t>撒母耳記上二十八章</w:t>
+      </w:r>
+      <w:r>
+        <w:rPr>
+          <w:lang w:val="zh_TW" w:bidi="zh_TW"/>
+        </w:rPr>
+        <w:t>再次提到撒母耳。掃羅求隱‧多珥的交鬼婦人把撒母耳召上來，撒母耳宣告第二天掃羅和他的眾子都要在爭戰中喪命（</w:t>
+      </w:r>
+      <w:r>
+        <w:rPr>
+          <w:lang w:val="zh_TW" w:bidi="zh_TW"/>
+        </w:rPr>
+        <w:t>4–19</w:t>
+      </w:r>
+      <w:r>
+        <w:rPr>
+          <w:lang w:val="zh_TW" w:bidi="zh_TW"/>
+        </w:rPr>
+        <w:t>節）。</w:t>
+      </w:r>
+    </w:p>
+    <w:p>
+      <w:pPr>
+        <w:pStyle w:val="Heading3"/>
+      </w:pPr>
+      <w:r>
+        <w:rPr>
+          <w:lang w:val="zh_TW" w:bidi="zh_TW"/>
+        </w:rPr>
+        <w:t>品格</w:t>
+      </w:r>
+    </w:p>
+    <w:p>
+      <w:pPr/>
+      <w:r>
+        <w:rPr>
+          <w:lang w:val="zh_TW" w:bidi="zh_TW"/>
+        </w:rPr>
+      </w:r>
+      <w:r>
+        <w:rPr>
+          <w:lang w:val="zh_TW" w:bidi="zh_TW"/>
+        </w:rPr>
+        <w:t>撒母耳憑著敬虔、堅忍，以及對神忠心的事奉，克服了許多困難。撒母耳始終把百姓的益處放在首位。他既有智慧，又有勇氣；每當有需要時，總是根據神所啟示的旨意，大膽責備君王、長老和百姓。</w:t>
+      </w:r>
+    </w:p>
+    <w:p>
+      <w:pPr/>
+      <w:r>
+        <w:rPr>
+          <w:lang w:val="zh_TW" w:bidi="zh_TW"/>
+        </w:rPr>
+      </w:r>
+      <w:r>
+        <w:rPr>
+          <w:lang w:val="zh_TW" w:bidi="zh_TW"/>
+        </w:rPr>
+        <w:t>撒母耳雖然擔任士師和祭司，但他最重要的身分是先知。藉著撒母耳的事奉，以色列人的屬靈生命得著更新。在建立君主政體的過程中，撒母耳帶領百姓從各支派分散的局面走向全以色列的合一。他委派會幕的守門人（</w:t>
+      </w:r>
+      <w:r>
+        <w:rPr>
+          <w:lang w:val="zh_TW" w:bidi="zh_TW"/>
+        </w:rPr>
+        <w:t>代上9:17–26</w:t>
+      </w:r>
+      <w:r>
+        <w:rPr>
+          <w:lang w:val="zh_TW" w:bidi="zh_TW"/>
+        </w:rPr>
+        <w:t>）安排百姓守逾越節，使這次逾越節令人印象深刻，且直到約西亞的時代仍有人提起（</w:t>
+      </w:r>
+      <w:r>
+        <w:rPr>
+          <w:lang w:val="zh_TW" w:bidi="zh_TW"/>
+        </w:rPr>
+        <w:t>代下35:18</w:t>
+      </w:r>
+      <w:r>
+        <w:rPr>
+          <w:lang w:val="zh_TW" w:bidi="zh_TW"/>
+        </w:rPr>
+        <w:t>）；撒母耳又把君王及其國度應有的規範寫下來（</w:t>
+      </w:r>
+      <w:r>
+        <w:rPr>
+          <w:lang w:val="zh_TW" w:bidi="zh_TW"/>
+        </w:rPr>
+        <w:t>撒上10:25</w:t>
+      </w:r>
+      <w:r>
+        <w:rPr>
+          <w:lang w:val="zh_TW" w:bidi="zh_TW"/>
+        </w:rPr>
+        <w:t>），並撰寫了「先見撒母耳的書」（</w:t>
+      </w:r>
+      <w:r>
+        <w:rPr>
+          <w:lang w:val="zh_TW" w:bidi="zh_TW"/>
+        </w:rPr>
+        <w:t>代上29:29</w:t>
+      </w:r>
+      <w:r>
+        <w:rPr>
+          <w:lang w:val="zh_TW" w:bidi="zh_TW"/>
+        </w:rPr>
+        <w:t>）。</w:t>
+      </w:r>
+    </w:p>
+    <w:p>
+      <w:pPr/>
+      <w:r>
+        <w:rPr>
+          <w:lang w:val="zh_TW" w:bidi="zh_TW"/>
+        </w:rPr>
+      </w:r>
+      <w:r>
+        <w:rPr>
+          <w:lang w:val="zh_TW" w:bidi="zh_TW"/>
+        </w:rPr>
+        <w:t>撒母耳實在配稱為信心的偉人（</w:t>
+      </w:r>
+      <w:r>
+        <w:rPr>
+          <w:lang w:val="zh_TW" w:bidi="zh_TW"/>
+        </w:rPr>
+        <w:t>來11:32</w:t>
+      </w:r>
+      <w:r>
+        <w:rPr>
+          <w:lang w:val="zh_TW" w:bidi="zh_TW"/>
+        </w:rPr>
+        <w:t>）。他是最後一位士師（</w:t>
+      </w:r>
+      <w:r>
+        <w:rPr>
+          <w:lang w:val="zh_TW" w:bidi="zh_TW"/>
+        </w:rPr>
+        <w:t>撒上7:6</w:t>
+      </w:r>
       <w:r>
         <w:rPr>
           <w:lang w:val="zh_TW" w:bidi="zh_TW"/>
         </w:rPr>
         <w:t>、</w:t>
       </w:r>
-      <w:hyperlink r:id="rId141">
-        <w:r>
-          <w:rPr>
-            <w:lang w:val="zh_TW" w:bidi="zh_TW"/>
-          </w:rPr>
-          <w:rPr>
-            <w:color w:val="0000EE"/>
-            <w:u w:val="single"/>
-          </w:rPr>
-          <w:t>25–26</w:t>
-        </w:r>
-      </w:hyperlink>
-      <w:r>
-        <w:rPr>
-          <w:lang w:val="zh_TW" w:bidi="zh_TW"/>
-        </w:rPr>
-        <w:t>節）。耶穌停留在這個受鄙視的群體中，藉此突破猶太人對撒馬利亞人根深蒂固的敵意，也接受他們對自己作為「彌賽亞」（</w:t>
-      </w:r>
-      <w:hyperlink r:id="rId142">
-        <w:r>
-          <w:rPr>
-            <w:lang w:val="zh_TW" w:bidi="zh_TW"/>
-          </w:rPr>
-          <w:rPr>
-            <w:color w:val="0000EE"/>
-            <w:u w:val="single"/>
-          </w:rPr>
-          <w:t>26</w:t>
-        </w:r>
-      </w:hyperlink>
-      <w:r>
-        <w:rPr>
-          <w:lang w:val="zh_TW" w:bidi="zh_TW"/>
-        </w:rPr>
-        <w:t>節）和「世界的救主」（</w:t>
-      </w:r>
-      <w:hyperlink r:id="rId143">
-        <w:r>
-          <w:rPr>
-            <w:lang w:val="zh_TW" w:bidi="zh_TW"/>
-          </w:rPr>
-          <w:rPr>
-            <w:color w:val="0000EE"/>
-            <w:u w:val="single"/>
-          </w:rPr>
-          <w:t>42</w:t>
-        </w:r>
-      </w:hyperlink>
-      <w:r>
-        <w:rPr>
-          <w:lang w:val="zh_TW" w:bidi="zh_TW"/>
-        </w:rPr>
-        <w:t>節）的信仰。在此，正如耶穌與猶太社會中被排斥者的互動一般，祂重新定義公義，肯定其意思不是根據血統或宗教實踐，而是根據他們對祂的信心。如此，祂打破了當時種族與文化的界線，為福音進入整個外邦世界奠定基礎。</w:t>
-      </w:r>
-    </w:p>
-    <w:p>
-      <w:pPr>
-        <w:pStyle w:val="Heading3"/>
-      </w:pPr>
-      <w:r>
-        <w:rPr>
-          <w:lang w:val="zh_TW" w:bidi="zh_TW"/>
-        </w:rPr>
-        <w:t>撒馬利亞在初代教會使命中的地位</w:t>
-      </w:r>
-    </w:p>
-    <w:p>
-      <w:pPr/>
-      <w:r>
-        <w:rPr>
-          <w:lang w:val="zh_TW" w:bidi="zh_TW"/>
-        </w:rPr>
-      </w:r>
-      <w:r>
-        <w:rPr>
-          <w:lang w:val="zh_TW" w:bidi="zh_TW"/>
-        </w:rPr>
-        <w:t>耶穌升天前頒布大使命，吩咐門徒將福音傳到撒馬利亞（</w:t>
-      </w:r>
-      <w:hyperlink r:id="rId144">
-        <w:r>
-          <w:rPr>
-            <w:lang w:val="zh_TW" w:bidi="zh_TW"/>
-          </w:rPr>
-          <w:rPr>
-            <w:color w:val="0000EE"/>
-            <w:u w:val="single"/>
-          </w:rPr>
-          <w:t>徒1:8</w:t>
-        </w:r>
-      </w:hyperlink>
-      <w:r>
-        <w:rPr>
-          <w:lang w:val="zh_TW" w:bidi="zh_TW"/>
-        </w:rPr>
-        <w:t>）。初代教會的宣教行動確實包含這個地區。司提反殉道之後，許多基督徒被迫離開耶路撒冷（</w:t>
-      </w:r>
-      <w:hyperlink r:id="rId145">
-        <w:r>
-          <w:rPr>
-            <w:lang w:val="zh_TW" w:bidi="zh_TW"/>
-          </w:rPr>
-          <w:rPr>
-            <w:color w:val="0000EE"/>
-            <w:u w:val="single"/>
-          </w:rPr>
-          <w:t>8:1</w:t>
-        </w:r>
-      </w:hyperlink>
-      <w:r>
-        <w:rPr>
-          <w:lang w:val="zh_TW" w:bidi="zh_TW"/>
-        </w:rPr>
-        <w:t>），其中一位名叫腓利的基督徒，在撒馬利亞的城市傳揚福音（</w:t>
-      </w:r>
-      <w:hyperlink r:id="rId146">
-        <w:r>
-          <w:rPr>
-            <w:lang w:val="zh_TW" w:bidi="zh_TW"/>
-          </w:rPr>
-          <w:rPr>
-            <w:color w:val="0000EE"/>
-            <w:u w:val="single"/>
-          </w:rPr>
-          <w:t>5</w:t>
-        </w:r>
-      </w:hyperlink>
-      <w:r>
-        <w:rPr>
-          <w:lang w:val="zh_TW" w:bidi="zh_TW"/>
-        </w:rPr>
-        <w:t>節）。他所行神蹟引發強烈回應，因此彼得與約翰（代表耶路撒冷的使徒）被差派前往，調查並確認聖靈在他們中間。然而，主後第二世紀的證據顯示，基督教並未在撒馬利亞人當中建立穩固基礎。大多數撒馬利亞人仍維持自身的宗教傳統。至今，撒馬利亞人的小型餘民仍然存在，居住在基利心山（示劍）附近，以及以色列境內的若干城市。</w:t>
-      </w:r>
-    </w:p>
-    <w:p>
-      <w:pPr/>
-      <w:r>
-        <w:rPr>
-          <w:lang w:val="zh_TW" w:bidi="zh_TW"/>
-        </w:rPr>
-      </w:r>
-      <w:r>
-        <w:rPr>
-          <w:i/>
-          <w:lang w:val="zh_TW" w:bidi="zh_TW"/>
-        </w:rPr>
-        <w:t>另見</w:t>
-      </w:r>
-      <w:r>
-        <w:rPr>
-          <w:lang w:val="zh_TW" w:bidi="zh_TW"/>
-        </w:rPr>
-        <w:t>聖經聖經抄本與文本（舊約）</w:t>
+      <w:r>
+        <w:rPr>
+          <w:lang w:val="zh_TW" w:bidi="zh_TW"/>
+        </w:rPr>
+        <w:t>15–17</w:t>
+      </w:r>
+      <w:r>
+        <w:rPr>
+          <w:lang w:val="zh_TW" w:bidi="zh_TW"/>
+        </w:rPr>
+        <w:t>），也是第一位先知（</w:t>
+      </w:r>
+      <w:r>
+        <w:rPr>
+          <w:lang w:val="zh_TW" w:bidi="zh_TW"/>
+        </w:rPr>
+        <w:t>撒上3:20</w:t>
       </w:r>
       <w:r>
         <w:rPr>
@@ -5624,1054 +5458,20 @@
         <w:rPr>
           <w:lang w:val="zh_TW" w:bidi="zh_TW"/>
         </w:rPr>
-        <w:t>撒馬利亞</w:t>
-      </w:r>
-      <w:r>
-        <w:rPr>
-          <w:lang w:val="zh_TW" w:bidi="zh_TW"/>
-        </w:rPr>
-        <w:t>。</w:t>
-      </w:r>
-      <w:r>
-        <w:rPr>
-          <w:lang w:val="zh_TW" w:bidi="zh_TW"/>
-        </w:rPr>
-      </w:r>
-      <w:r>
-        <w:rPr>
-          <w:lang w:val="zh_TW" w:bidi="zh_TW"/>
-        </w:rPr>
-      </w:r>
-    </w:p>
-    <w:p>
-      <w:pPr/>
-      <w:r>
-        <w:rPr>
-          <w:lang w:val="zh_TW" w:bidi="zh_TW"/>
-        </w:rPr>
-      </w:r>
-    </w:p>
-    <w:p>
-      <w:pPr>
-        <w:pStyle w:val="Heading2"/>
-      </w:pPr>
-      <w:r>
-        <w:rPr>
-          <w:lang w:val="zh_TW" w:bidi="zh_TW"/>
-        </w:rPr>
-        <w:t>撒母耳（人物）</w:t>
-      </w:r>
-      <w:r>
-        <w:rPr>
-          <w:lang w:val="zh_TW" w:bidi="zh_TW"/>
-        </w:rPr>
-      </w:r>
-    </w:p>
-    <w:p>
-      <w:pPr/>
-      <w:r>
-        <w:rPr>
-          <w:lang w:val="zh_TW" w:bidi="zh_TW"/>
-        </w:rPr>
-      </w:r>
-      <w:r>
-        <w:rPr>
-          <w:lang w:val="zh_TW" w:bidi="zh_TW"/>
-        </w:rPr>
-        <w:t>撒母耳是最後一位士師。他的名字意思是「神的名」或「祂的名是伊勒（El）」（伊勒是那位大能、滿有力量之神的名字）。</w:t>
-      </w:r>
-      <w:hyperlink r:id="rId147">
-        <w:r>
-          <w:rPr>
-            <w:lang w:val="zh_TW" w:bidi="zh_TW"/>
-          </w:rPr>
-          <w:rPr>
-            <w:color w:val="0000EE"/>
-            <w:u w:val="single"/>
-          </w:rPr>
-          <w:t>撒母耳記上一章20節</w:t>
-        </w:r>
-      </w:hyperlink>
-      <w:r>
-        <w:rPr>
-          <w:lang w:val="zh_TW" w:bidi="zh_TW"/>
-        </w:rPr>
-        <w:t>中的雙關語（參</w:t>
-      </w:r>
-      <w:hyperlink r:id="rId148">
-        <w:r>
-          <w:rPr>
-            <w:lang w:val="zh_TW" w:bidi="zh_TW"/>
-          </w:rPr>
-          <w:rPr>
-            <w:color w:val="0000EE"/>
-            <w:u w:val="single"/>
-          </w:rPr>
-          <w:t>出2:10</w:t>
-        </w:r>
-      </w:hyperlink>
-      <w:r>
-        <w:rPr>
-          <w:lang w:val="zh_TW" w:bidi="zh_TW"/>
-        </w:rPr>
-        <w:t>）並不是要解釋撒母耳名字的意思；哈拿所說的話只是回顧她的禱告，以及她兒子出生時的情況。</w:t>
-      </w:r>
-    </w:p>
-    <w:p>
-      <w:pPr>
-        <w:pStyle w:val="Heading3"/>
-      </w:pPr>
-      <w:r>
-        <w:rPr>
-          <w:lang w:val="zh_TW" w:bidi="zh_TW"/>
-        </w:rPr>
-        <w:t>生平</w:t>
-      </w:r>
-    </w:p>
-    <w:p>
-      <w:pPr/>
-      <w:r>
-        <w:rPr>
-          <w:lang w:val="zh_TW" w:bidi="zh_TW"/>
-        </w:rPr>
-      </w:r>
-      <w:r>
-        <w:rPr>
-          <w:lang w:val="zh_TW" w:bidi="zh_TW"/>
-        </w:rPr>
-        <w:t>撒母耳的父母是一對虔誠的夫婦，每年都會前往示羅的聖所敬拜（</w:t>
-      </w:r>
-      <w:hyperlink r:id="rId149">
-        <w:r>
-          <w:rPr>
-            <w:lang w:val="zh_TW" w:bidi="zh_TW"/>
-          </w:rPr>
-          <w:rPr>
-            <w:color w:val="0000EE"/>
-            <w:u w:val="single"/>
-          </w:rPr>
-          <w:t>撒上1:3</w:t>
-        </w:r>
-      </w:hyperlink>
-      <w:r>
-        <w:rPr>
-          <w:lang w:val="zh_TW" w:bidi="zh_TW"/>
-        </w:rPr>
-        <w:t>）。撒母耳的父親以利加拿是利未人（</w:t>
-      </w:r>
-      <w:hyperlink r:id="rId150">
-        <w:r>
-          <w:rPr>
-            <w:lang w:val="zh_TW" w:bidi="zh_TW"/>
-          </w:rPr>
-          <w:rPr>
-            <w:color w:val="0000EE"/>
-            <w:u w:val="single"/>
-          </w:rPr>
-          <w:t>代上6:26</w:t>
-        </w:r>
-      </w:hyperlink>
-      <w:r>
-        <w:rPr>
-          <w:lang w:val="zh_TW" w:bidi="zh_TW"/>
-        </w:rPr>
-        <w:t>），住在以法蓮地的拉瑪。撒母耳的母親哈拿在婚後多年一直不能生育，因此以利加拿另外娶了毗尼拿為妻。</w:t>
-      </w:r>
-    </w:p>
-    <w:p>
-      <w:pPr/>
-      <w:r>
-        <w:rPr>
-          <w:lang w:val="zh_TW" w:bidi="zh_TW"/>
-        </w:rPr>
-      </w:r>
-      <w:r>
-        <w:rPr>
-          <w:lang w:val="zh_TW" w:bidi="zh_TW"/>
-        </w:rPr>
-        <w:t>有一次到示羅時，哈拿在聖所禱告（</w:t>
-      </w:r>
-      <w:hyperlink r:id="rId151">
-        <w:r>
-          <w:rPr>
-            <w:lang w:val="zh_TW" w:bidi="zh_TW"/>
-          </w:rPr>
-          <w:rPr>
-            <w:color w:val="0000EE"/>
-            <w:u w:val="single"/>
-          </w:rPr>
-          <w:t>撒上1:6–11</w:t>
-        </w:r>
-      </w:hyperlink>
-      <w:r>
-        <w:rPr>
-          <w:lang w:val="zh_TW" w:bidi="zh_TW"/>
-        </w:rPr>
-        <w:t>），並許願說，如果神賜給她一個兒子，她就要使他終身歸給雅巍作拿細耳人（</w:t>
-      </w:r>
-      <w:hyperlink r:id="rId152">
-        <w:r>
-          <w:rPr>
-            <w:lang w:val="zh_TW" w:bidi="zh_TW"/>
-          </w:rPr>
-          <w:rPr>
-            <w:color w:val="0000EE"/>
-            <w:u w:val="single"/>
-          </w:rPr>
-          <w:t>民6:1–21</w:t>
-        </w:r>
-      </w:hyperlink>
-      <w:r>
-        <w:rPr>
-          <w:lang w:val="zh_TW" w:bidi="zh_TW"/>
-        </w:rPr>
-        <w:t>）。神垂聽了哈拿的禱告，應允了她的祈求。在撒母耳被獻給雅巍之前，哈拿沒有生育其他兒女。</w:t>
-      </w:r>
-    </w:p>
-    <w:p>
-      <w:pPr/>
-      <w:r>
-        <w:rPr>
-          <w:lang w:val="zh_TW" w:bidi="zh_TW"/>
-        </w:rPr>
-      </w:r>
-      <w:r>
-        <w:rPr>
-          <w:lang w:val="zh_TW" w:bidi="zh_TW"/>
-        </w:rPr>
-        <w:t>撒母耳被帶到以利面前，在聖所開始事奉時，撒母耳俯伏在神面前，並且「在那裡敬拜耶和華」（</w:t>
-      </w:r>
-      <w:hyperlink r:id="rId153">
-        <w:r>
-          <w:rPr>
-            <w:lang w:val="zh_TW" w:bidi="zh_TW"/>
-          </w:rPr>
-          <w:rPr>
-            <w:color w:val="0000EE"/>
-            <w:u w:val="single"/>
-          </w:rPr>
-          <w:t>撒上1:28</w:t>
-        </w:r>
-      </w:hyperlink>
-      <w:r>
-        <w:rPr>
-          <w:lang w:val="zh_TW" w:bidi="zh_TW"/>
-        </w:rPr>
-        <w:t>）。撒母耳的人格是由三個因素——覺得自己有價值、知道父母愛他（參</w:t>
-      </w:r>
-      <w:hyperlink r:id="rId154">
-        <w:r>
-          <w:rPr>
-            <w:lang w:val="zh_TW" w:bidi="zh_TW"/>
-          </w:rPr>
-          <w:rPr>
-            <w:color w:val="0000EE"/>
-            <w:u w:val="single"/>
-          </w:rPr>
-          <w:t>2:19</w:t>
-        </w:r>
-      </w:hyperlink>
-      <w:r>
-        <w:rPr>
-          <w:lang w:val="zh_TW" w:bidi="zh_TW"/>
-        </w:rPr>
-        <w:t>），以及人生的使命感——所奠定，也成為他日後成就的基礎。</w:t>
-      </w:r>
-    </w:p>
-    <w:p>
-      <w:pPr/>
-      <w:r>
-        <w:rPr>
-          <w:lang w:val="zh_TW" w:bidi="zh_TW"/>
-        </w:rPr>
-      </w:r>
-      <w:hyperlink r:id="rId155">
-        <w:r>
-          <w:rPr>
-            <w:lang w:val="zh_TW" w:bidi="zh_TW"/>
-          </w:rPr>
-          <w:rPr>
-            <w:color w:val="0000EE"/>
-            <w:u w:val="single"/>
-          </w:rPr>
-          <w:t>撒母耳記上二章</w:t>
-        </w:r>
-      </w:hyperlink>
-      <w:r>
-        <w:rPr>
-          <w:lang w:val="zh_TW" w:bidi="zh_TW"/>
-        </w:rPr>
-        <w:t>進一步顯明撒母耳幼年所受的良好栽培。以利的兒子效法周圍異教的淫亂行為，但以利年老、過於縱容，也無力約束兒子。撒母耳既沒有因此對以利失去敬重，也沒有跟隨以利的兒子走上邪惡的道路。神決定因以利一家所犯的罪審判他們。當神把祂的旨意告訴撒母耳時，撒母耳以敬畏和尊重回應。撒母耳在品格和屬靈生命上的成長，顯示神已經揀選他作祂將來的先知。</w:t>
-      </w:r>
-    </w:p>
-    <w:p>
-      <w:pPr/>
-      <w:r>
-        <w:rPr>
-          <w:lang w:val="zh_TW" w:bidi="zh_TW"/>
-        </w:rPr>
-      </w:r>
-      <w:r>
-        <w:rPr>
-          <w:lang w:val="zh_TW" w:bidi="zh_TW"/>
-        </w:rPr>
-        <w:t>當時，各人都任意而行（參</w:t>
-      </w:r>
-      <w:hyperlink r:id="rId156">
-        <w:r>
-          <w:rPr>
-            <w:lang w:val="zh_TW" w:bidi="zh_TW"/>
-          </w:rPr>
-          <w:rPr>
-            <w:color w:val="0000EE"/>
-            <w:u w:val="single"/>
-          </w:rPr>
-          <w:t>士17:6</w:t>
-        </w:r>
-      </w:hyperlink>
+        <w:t>徒3:24</w:t>
+      </w:r>
       <w:r>
         <w:rPr>
           <w:lang w:val="zh_TW" w:bidi="zh_TW"/>
         </w:rPr>
         <w:t>，</w:t>
       </w:r>
-      <w:hyperlink r:id="rId157">
-        <w:r>
-          <w:rPr>
-            <w:lang w:val="zh_TW" w:bidi="zh_TW"/>
-          </w:rPr>
-          <w:rPr>
-            <w:color w:val="0000EE"/>
-            <w:u w:val="single"/>
-          </w:rPr>
-          <w:t>21:25</w:t>
-        </w:r>
-      </w:hyperlink>
-      <w:r>
-        <w:rPr>
-          <w:lang w:val="zh_TW" w:bidi="zh_TW"/>
-        </w:rPr>
-        <w:t>），神容許鄰近的民族成為祂管教百姓的工具，直到祂興起一位士師拯救百姓。非利士人再次入侵以色列時（</w:t>
-      </w:r>
-      <w:hyperlink r:id="rId158">
-        <w:r>
-          <w:rPr>
-            <w:lang w:val="zh_TW" w:bidi="zh_TW"/>
-          </w:rPr>
-          <w:rPr>
-            <w:color w:val="0000EE"/>
-            <w:u w:val="single"/>
-          </w:rPr>
-          <w:t>撒上4–6章</w:t>
-        </w:r>
-      </w:hyperlink>
-      <w:r>
-        <w:rPr>
-          <w:lang w:val="zh_TW" w:bidi="zh_TW"/>
-        </w:rPr>
-        <w:t>），以色列人在以便以謝集結軍兵，結果卻戰敗。他們以為約櫃能保證他們得勝，就派人到示羅把約櫃抬來。第二天，以色列人再次戰敗，約櫃也被擄去。消息傳到以利那裡時，他從座位上向後跌倒而死。</w:t>
-      </w:r>
-    </w:p>
-    <w:p>
-      <w:pPr/>
-      <w:r>
-        <w:rPr>
-          <w:lang w:val="zh_TW" w:bidi="zh_TW"/>
-        </w:rPr>
-      </w:r>
-      <w:r>
-        <w:rPr>
-          <w:lang w:val="zh_TW" w:bidi="zh_TW"/>
-        </w:rPr>
-        <w:t>二十年後，撒母耳才再次出現在聖經的記載中（</w:t>
-      </w:r>
-      <w:hyperlink r:id="rId159">
-        <w:r>
-          <w:rPr>
-            <w:lang w:val="zh_TW" w:bidi="zh_TW"/>
-          </w:rPr>
-          <w:rPr>
-            <w:color w:val="0000EE"/>
-            <w:u w:val="single"/>
-          </w:rPr>
-          <w:t>撒上7:2–3</w:t>
-        </w:r>
-      </w:hyperlink>
-      <w:r>
-        <w:rPr>
-          <w:lang w:val="zh_TW" w:bidi="zh_TW"/>
-        </w:rPr>
-        <w:t>）。顯然，在示羅被毀之後（參</w:t>
-      </w:r>
-      <w:hyperlink r:id="rId160">
-        <w:r>
-          <w:rPr>
-            <w:lang w:val="zh_TW" w:bidi="zh_TW"/>
-          </w:rPr>
-          <w:rPr>
-            <w:color w:val="0000EE"/>
-            <w:u w:val="single"/>
-          </w:rPr>
-          <w:t>耶7:12–14</w:t>
-        </w:r>
-      </w:hyperlink>
-      <w:r>
-        <w:rPr>
-          <w:lang w:val="zh_TW" w:bidi="zh_TW"/>
-        </w:rPr>
-        <w:t>，</w:t>
-      </w:r>
-      <w:hyperlink r:id="rId161">
-        <w:r>
-          <w:rPr>
-            <w:lang w:val="zh_TW" w:bidi="zh_TW"/>
-          </w:rPr>
-          <w:rPr>
-            <w:color w:val="0000EE"/>
-            <w:u w:val="single"/>
-          </w:rPr>
-          <w:t>26:6</w:t>
-        </w:r>
-      </w:hyperlink>
-      <w:r>
-        <w:rPr>
-          <w:lang w:val="zh_TW" w:bidi="zh_TW"/>
-        </w:rPr>
-        <w:t>、</w:t>
-      </w:r>
-      <w:hyperlink r:id="rId161">
-        <w:r>
-          <w:rPr>
-            <w:lang w:val="zh_TW" w:bidi="zh_TW"/>
-          </w:rPr>
-          <w:rPr>
-            <w:color w:val="0000EE"/>
-            <w:u w:val="single"/>
-          </w:rPr>
-          <w:t>9</w:t>
-        </w:r>
-      </w:hyperlink>
-      <w:r>
-        <w:rPr>
-          <w:lang w:val="zh_TW" w:bidi="zh_TW"/>
-        </w:rPr>
-        <w:t>；</w:t>
-      </w:r>
-      <w:hyperlink r:id="rId162">
-        <w:r>
-          <w:rPr>
-            <w:lang w:val="zh_TW" w:bidi="zh_TW"/>
-          </w:rPr>
-          <w:rPr>
-            <w:color w:val="0000EE"/>
-            <w:u w:val="single"/>
-          </w:rPr>
-          <w:t>詩78:60</w:t>
-        </w:r>
-      </w:hyperlink>
-      <w:r>
-        <w:rPr>
-          <w:lang w:val="zh_TW" w:bidi="zh_TW"/>
-        </w:rPr>
-        <w:t>），撒母耳住在拉瑪，每年前往伯特利、吉甲和米斯巴等地巡迴傳講神的話，並在那些地方「審判」百姓（參</w:t>
-      </w:r>
-      <w:hyperlink r:id="rId163">
-        <w:r>
-          <w:rPr>
-            <w:lang w:val="zh_TW" w:bidi="zh_TW"/>
-          </w:rPr>
-          <w:rPr>
-            <w:color w:val="0000EE"/>
-            <w:u w:val="single"/>
-          </w:rPr>
-          <w:t>申16:18–22</w:t>
-        </w:r>
-      </w:hyperlink>
-      <w:r>
-        <w:rPr>
-          <w:lang w:val="zh_TW" w:bidi="zh_TW"/>
-        </w:rPr>
-        <w:t>，</w:t>
-      </w:r>
-      <w:hyperlink r:id="rId164">
-        <w:r>
-          <w:rPr>
-            <w:lang w:val="zh_TW" w:bidi="zh_TW"/>
-          </w:rPr>
-          <w:rPr>
-            <w:color w:val="0000EE"/>
-            <w:u w:val="single"/>
-          </w:rPr>
-          <w:t>17:8–13</w:t>
-        </w:r>
-      </w:hyperlink>
-      <w:r>
-        <w:rPr>
-          <w:lang w:val="zh_TW" w:bidi="zh_TW"/>
-        </w:rPr>
-        <w:t>）。撒母耳可能也是在這段期間設立了「先知學校」。這些學校設立於伯特利（</w:t>
-      </w:r>
-      <w:hyperlink r:id="rId165">
-        <w:r>
-          <w:rPr>
-            <w:lang w:val="zh_TW" w:bidi="zh_TW"/>
-          </w:rPr>
-          <w:rPr>
-            <w:color w:val="0000EE"/>
-            <w:u w:val="single"/>
-          </w:rPr>
-          <w:t>撒上10:5</w:t>
-        </w:r>
-      </w:hyperlink>
-      <w:r>
-        <w:rPr>
-          <w:lang w:val="zh_TW" w:bidi="zh_TW"/>
-        </w:rPr>
-        <w:t>；</w:t>
-      </w:r>
-      <w:hyperlink r:id="rId166">
-        <w:r>
-          <w:rPr>
-            <w:lang w:val="zh_TW" w:bidi="zh_TW"/>
-          </w:rPr>
-          <w:rPr>
-            <w:color w:val="0000EE"/>
-            <w:u w:val="single"/>
-          </w:rPr>
-          <w:t>王下2:3</w:t>
-        </w:r>
-      </w:hyperlink>
-      <w:r>
-        <w:rPr>
-          <w:lang w:val="zh_TW" w:bidi="zh_TW"/>
-        </w:rPr>
-        <w:t>）、吉甲（</w:t>
-      </w:r>
-      <w:hyperlink r:id="rId167">
-        <w:r>
-          <w:rPr>
-            <w:lang w:val="zh_TW" w:bidi="zh_TW"/>
-          </w:rPr>
-          <w:rPr>
-            <w:color w:val="0000EE"/>
-            <w:u w:val="single"/>
-          </w:rPr>
-          <w:t>王下4:38</w:t>
-        </w:r>
-      </w:hyperlink>
-      <w:r>
-        <w:rPr>
-          <w:lang w:val="zh_TW" w:bidi="zh_TW"/>
-        </w:rPr>
-        <w:t>）、拉瑪（</w:t>
-      </w:r>
-      <w:hyperlink r:id="rId168">
-        <w:r>
-          <w:rPr>
-            <w:lang w:val="zh_TW" w:bidi="zh_TW"/>
-          </w:rPr>
-          <w:rPr>
-            <w:color w:val="0000EE"/>
-            <w:u w:val="single"/>
-          </w:rPr>
-          <w:t>撒上19:20</w:t>
-        </w:r>
-      </w:hyperlink>
-      <w:r>
-        <w:rPr>
-          <w:lang w:val="zh_TW" w:bidi="zh_TW"/>
-        </w:rPr>
-        <w:t>）和其它地方（</w:t>
-      </w:r>
-      <w:hyperlink r:id="rId169">
-        <w:r>
-          <w:rPr>
-            <w:lang w:val="zh_TW" w:bidi="zh_TW"/>
-          </w:rPr>
-          <w:rPr>
-            <w:color w:val="0000EE"/>
-            <w:u w:val="single"/>
-          </w:rPr>
-          <w:t>王下2:5</w:t>
-        </w:r>
-      </w:hyperlink>
-      <w:r>
-        <w:rPr>
-          <w:lang w:val="zh_TW" w:bidi="zh_TW"/>
-        </w:rPr>
-        <w:t>），這可能是撒母耳事奉工作自然發展的結果。</w:t>
-      </w:r>
-    </w:p>
-    <w:p>
-      <w:pPr/>
-      <w:r>
-        <w:rPr>
-          <w:lang w:val="zh_TW" w:bidi="zh_TW"/>
-        </w:rPr>
-      </w:r>
-      <w:r>
-        <w:rPr>
-          <w:lang w:val="zh_TW" w:bidi="zh_TW"/>
-        </w:rPr>
-        <w:t>撒母耳經過二十年的事奉後，認為時機已經成熟，可以推動屬靈上和全以色列的合一。他召集百姓在米斯巴聚會（</w:t>
-      </w:r>
-      <w:hyperlink r:id="rId170">
-        <w:r>
-          <w:rPr>
-            <w:lang w:val="zh_TW" w:bidi="zh_TW"/>
-          </w:rPr>
-          <w:rPr>
-            <w:color w:val="0000EE"/>
-            <w:u w:val="single"/>
-          </w:rPr>
-          <w:t>撒上7章</w:t>
-        </w:r>
-      </w:hyperlink>
-      <w:r>
-        <w:rPr>
-          <w:lang w:val="zh_TW" w:bidi="zh_TW"/>
-        </w:rPr>
-        <w:t>）。在那裡，以色列人藉著象徵深切自卑、並符合立約奠祭禮儀的儀式，把水倒在地上，禁食並禱告。</w:t>
-      </w:r>
-    </w:p>
-    <w:p>
-      <w:pPr/>
-      <w:r>
-        <w:rPr>
-          <w:lang w:val="zh_TW" w:bidi="zh_TW"/>
-        </w:rPr>
-      </w:r>
-      <w:r>
-        <w:rPr>
-          <w:lang w:val="zh_TW" w:bidi="zh_TW"/>
-        </w:rPr>
-        <w:t>非利士人誤解了這次聚會的性質，決定攻擊這些毫無防備的敬拜者；以色列人便懇求撒母耳為他們禱告。撒母耳獻上祭物，神則降下猛烈的雷暴，使入侵者驚慌逃跑。以色列人乘勝追擊，在以便以謝大大得勝（</w:t>
-      </w:r>
-      <w:hyperlink r:id="rId171">
-        <w:r>
-          <w:rPr>
-            <w:lang w:val="zh_TW" w:bidi="zh_TW"/>
-          </w:rPr>
-          <w:rPr>
-            <w:color w:val="0000EE"/>
-            <w:u w:val="single"/>
-          </w:rPr>
-          <w:t>撒上7:12</w:t>
-        </w:r>
-      </w:hyperlink>
-      <w:r>
-        <w:rPr>
-          <w:lang w:val="zh_TW" w:bidi="zh_TW"/>
-        </w:rPr>
-        <w:t>）。</w:t>
-      </w:r>
-    </w:p>
-    <w:p>
-      <w:pPr/>
-      <w:r>
-        <w:rPr>
-          <w:lang w:val="zh_TW" w:bidi="zh_TW"/>
-        </w:rPr>
-      </w:r>
-      <w:r>
-        <w:rPr>
-          <w:lang w:val="zh_TW" w:bidi="zh_TW"/>
-        </w:rPr>
-        <w:t>撒母耳晚年時，以色列的長老拒絕接受其領導，要求立一位王治理他們（</w:t>
-      </w:r>
-      <w:hyperlink r:id="rId172">
-        <w:r>
-          <w:rPr>
-            <w:lang w:val="zh_TW" w:bidi="zh_TW"/>
-          </w:rPr>
-          <w:rPr>
-            <w:color w:val="0000EE"/>
-            <w:u w:val="single"/>
-          </w:rPr>
-          <w:t>撒上8章</w:t>
-        </w:r>
-      </w:hyperlink>
-      <w:r>
-        <w:rPr>
-          <w:lang w:val="zh_TW" w:bidi="zh_TW"/>
-        </w:rPr>
-        <w:t>）。撒母耳懇切禱告後，領受了神新的指示，答應他們的要求，後來膏掃羅作神百姓的王。之後，撒母耳召集以色列人到米斯巴，在那裡正式宣告神所揀選的人，掃羅也被擁立為王。掃羅擊敗拿轄之後（</w:t>
-      </w:r>
-      <w:hyperlink r:id="rId173">
-        <w:r>
-          <w:rPr>
-            <w:lang w:val="zh_TW" w:bidi="zh_TW"/>
-          </w:rPr>
-          <w:rPr>
-            <w:color w:val="0000EE"/>
-            <w:u w:val="single"/>
-          </w:rPr>
-          <w:t>11</w:t>
-        </w:r>
-      </w:hyperlink>
-      <w:r>
-        <w:rPr>
-          <w:lang w:val="zh_TW" w:bidi="zh_TW"/>
-        </w:rPr>
-        <w:t>章），撒母耳在吉甲正式確認掃羅的王位。此後，撒母耳回到拉瑪，訓練其他人繼續他的事奉。</w:t>
-      </w:r>
-    </w:p>
-    <w:p>
-      <w:pPr/>
-      <w:r>
-        <w:rPr>
-          <w:lang w:val="zh_TW" w:bidi="zh_TW"/>
-        </w:rPr>
-      </w:r>
-      <w:r>
-        <w:rPr>
-          <w:lang w:val="zh_TW" w:bidi="zh_TW"/>
-        </w:rPr>
-        <w:t>撒母耳曾兩次責備掃羅：第一次是因為掃羅急躁、不順服（</w:t>
-      </w:r>
-      <w:hyperlink r:id="rId174">
-        <w:r>
-          <w:rPr>
-            <w:lang w:val="zh_TW" w:bidi="zh_TW"/>
-          </w:rPr>
-          <w:rPr>
-            <w:color w:val="0000EE"/>
-            <w:u w:val="single"/>
-          </w:rPr>
-          <w:t>撒上13:5–14</w:t>
-        </w:r>
-      </w:hyperlink>
-      <w:r>
-        <w:rPr>
-          <w:lang w:val="zh_TW" w:bidi="zh_TW"/>
-        </w:rPr>
-        <w:t>），第二次是因為他違背了神明確的命令（</w:t>
-      </w:r>
-      <w:hyperlink r:id="rId175">
-        <w:r>
-          <w:rPr>
-            <w:lang w:val="zh_TW" w:bidi="zh_TW"/>
-          </w:rPr>
-          <w:rPr>
-            <w:color w:val="0000EE"/>
-            <w:u w:val="single"/>
-          </w:rPr>
-          <w:t>15:20–23</w:t>
-        </w:r>
-      </w:hyperlink>
-      <w:r>
-        <w:rPr>
-          <w:lang w:val="zh_TW" w:bidi="zh_TW"/>
-        </w:rPr>
-        <w:t>），因此神厭棄他作王。後來，撒母耳奉差遣前往伯利恆耶西的家，膏大衛作神所揀選的人（</w:t>
-      </w:r>
-      <w:hyperlink r:id="rId176">
-        <w:r>
-          <w:rPr>
-            <w:lang w:val="zh_TW" w:bidi="zh_TW"/>
-          </w:rPr>
-          <w:rPr>
-            <w:color w:val="0000EE"/>
-            <w:u w:val="single"/>
-          </w:rPr>
-          <w:t>16:1–13</w:t>
-        </w:r>
-      </w:hyperlink>
-      <w:r>
-        <w:rPr>
-          <w:lang w:val="zh_TW" w:bidi="zh_TW"/>
-        </w:rPr>
-        <w:t>）。</w:t>
-      </w:r>
-    </w:p>
-    <w:p>
-      <w:pPr/>
-      <w:r>
-        <w:rPr>
-          <w:lang w:val="zh_TW" w:bidi="zh_TW"/>
-        </w:rPr>
-      </w:r>
-      <w:hyperlink r:id="rId177">
-        <w:r>
-          <w:rPr>
-            <w:lang w:val="zh_TW" w:bidi="zh_TW"/>
-          </w:rPr>
-          <w:rPr>
-            <w:color w:val="0000EE"/>
-            <w:u w:val="single"/>
-          </w:rPr>
-          <w:t>撒母耳記上二十五章1節</w:t>
-        </w:r>
-      </w:hyperlink>
-      <w:r>
-        <w:rPr>
-          <w:lang w:val="zh_TW" w:bidi="zh_TW"/>
-        </w:rPr>
-        <w:t>簡要記載撒母耳的去世。當時以色列眾人聚集、為他哀哭，並把他葬在拉瑪。此後，聖經只在</w:t>
-      </w:r>
-      <w:hyperlink r:id="rId178">
-        <w:r>
-          <w:rPr>
-            <w:lang w:val="zh_TW" w:bidi="zh_TW"/>
-          </w:rPr>
-          <w:rPr>
-            <w:color w:val="0000EE"/>
-            <w:u w:val="single"/>
-          </w:rPr>
-          <w:t>撒母耳記上二十八章</w:t>
-        </w:r>
-      </w:hyperlink>
-      <w:r>
-        <w:rPr>
-          <w:lang w:val="zh_TW" w:bidi="zh_TW"/>
-        </w:rPr>
-        <w:t>再次提到撒母耳。掃羅求隱‧多珥的交鬼婦人把撒母耳召上來，撒母耳宣告第二天掃羅和他的眾子都要在爭戰中喪命（</w:t>
-      </w:r>
-      <w:hyperlink r:id="rId179">
-        <w:r>
-          <w:rPr>
-            <w:lang w:val="zh_TW" w:bidi="zh_TW"/>
-          </w:rPr>
-          <w:rPr>
-            <w:color w:val="0000EE"/>
-            <w:u w:val="single"/>
-          </w:rPr>
-          <w:t>4–19</w:t>
-        </w:r>
-      </w:hyperlink>
-      <w:r>
-        <w:rPr>
-          <w:lang w:val="zh_TW" w:bidi="zh_TW"/>
-        </w:rPr>
-        <w:t>節）。</w:t>
-      </w:r>
-    </w:p>
-    <w:p>
-      <w:pPr>
-        <w:pStyle w:val="Heading3"/>
-      </w:pPr>
-      <w:r>
-        <w:rPr>
-          <w:lang w:val="zh_TW" w:bidi="zh_TW"/>
-        </w:rPr>
-        <w:t>品格</w:t>
-      </w:r>
-    </w:p>
-    <w:p>
-      <w:pPr/>
-      <w:r>
-        <w:rPr>
-          <w:lang w:val="zh_TW" w:bidi="zh_TW"/>
-        </w:rPr>
-      </w:r>
-      <w:r>
-        <w:rPr>
-          <w:lang w:val="zh_TW" w:bidi="zh_TW"/>
-        </w:rPr>
-        <w:t>撒母耳憑著敬虔、堅忍，以及對神忠心的事奉，克服了許多困難。撒母耳始終把百姓的益處放在首位。他既有智慧，又有勇氣；每當有需要時，總是根據神所啟示的旨意，大膽責備君王、長老和百姓。</w:t>
-      </w:r>
-    </w:p>
-    <w:p>
-      <w:pPr/>
-      <w:r>
-        <w:rPr>
-          <w:lang w:val="zh_TW" w:bidi="zh_TW"/>
-        </w:rPr>
-      </w:r>
-      <w:r>
-        <w:rPr>
-          <w:lang w:val="zh_TW" w:bidi="zh_TW"/>
-        </w:rPr>
-        <w:t>撒母耳雖然擔任士師和祭司，但他最重要的身分是先知。藉著撒母耳的事奉，以色列人的屬靈生命得著更新。在建立君主政體的過程中，撒母耳帶領百姓從各支派分散的局面走向全以色列的合一。他委派會幕的守門人（</w:t>
-      </w:r>
-      <w:hyperlink r:id="rId180">
-        <w:r>
-          <w:rPr>
-            <w:lang w:val="zh_TW" w:bidi="zh_TW"/>
-          </w:rPr>
-          <w:rPr>
-            <w:color w:val="0000EE"/>
-            <w:u w:val="single"/>
-          </w:rPr>
-          <w:t>代上9:17–26</w:t>
-        </w:r>
-      </w:hyperlink>
-      <w:r>
-        <w:rPr>
-          <w:lang w:val="zh_TW" w:bidi="zh_TW"/>
-        </w:rPr>
-        <w:t>）安排百姓守逾越節，使這次逾越節令人印象深刻，且直到約西亞的時代仍有人提起（</w:t>
-      </w:r>
-      <w:hyperlink r:id="rId181">
-        <w:r>
-          <w:rPr>
-            <w:lang w:val="zh_TW" w:bidi="zh_TW"/>
-          </w:rPr>
-          <w:rPr>
-            <w:color w:val="0000EE"/>
-            <w:u w:val="single"/>
-          </w:rPr>
-          <w:t>代下35:18</w:t>
-        </w:r>
-      </w:hyperlink>
-      <w:r>
-        <w:rPr>
-          <w:lang w:val="zh_TW" w:bidi="zh_TW"/>
-        </w:rPr>
-        <w:t>）；撒母耳又把君王及其國度應有的規範寫下來（</w:t>
-      </w:r>
-      <w:hyperlink r:id="rId182">
-        <w:r>
-          <w:rPr>
-            <w:lang w:val="zh_TW" w:bidi="zh_TW"/>
-          </w:rPr>
-          <w:rPr>
-            <w:color w:val="0000EE"/>
-            <w:u w:val="single"/>
-          </w:rPr>
-          <w:t>撒上10:25</w:t>
-        </w:r>
-      </w:hyperlink>
-      <w:r>
-        <w:rPr>
-          <w:lang w:val="zh_TW" w:bidi="zh_TW"/>
-        </w:rPr>
-        <w:t>），並撰寫了「先見撒母耳的書」（</w:t>
-      </w:r>
-      <w:hyperlink r:id="rId183">
-        <w:r>
-          <w:rPr>
-            <w:lang w:val="zh_TW" w:bidi="zh_TW"/>
-          </w:rPr>
-          <w:rPr>
-            <w:color w:val="0000EE"/>
-            <w:u w:val="single"/>
-          </w:rPr>
-          <w:t>代上29:29</w:t>
-        </w:r>
-      </w:hyperlink>
-      <w:r>
-        <w:rPr>
-          <w:lang w:val="zh_TW" w:bidi="zh_TW"/>
-        </w:rPr>
-        <w:t>）。</w:t>
-      </w:r>
-    </w:p>
-    <w:p>
-      <w:pPr/>
-      <w:r>
-        <w:rPr>
-          <w:lang w:val="zh_TW" w:bidi="zh_TW"/>
-        </w:rPr>
-      </w:r>
-      <w:r>
-        <w:rPr>
-          <w:lang w:val="zh_TW" w:bidi="zh_TW"/>
-        </w:rPr>
-        <w:t>撒母耳實在配稱為信心的偉人（</w:t>
-      </w:r>
-      <w:hyperlink r:id="rId184">
-        <w:r>
-          <w:rPr>
-            <w:lang w:val="zh_TW" w:bidi="zh_TW"/>
-          </w:rPr>
-          <w:rPr>
-            <w:color w:val="0000EE"/>
-            <w:u w:val="single"/>
-          </w:rPr>
-          <w:t>來11:32</w:t>
-        </w:r>
-      </w:hyperlink>
-      <w:r>
-        <w:rPr>
-          <w:lang w:val="zh_TW" w:bidi="zh_TW"/>
-        </w:rPr>
-        <w:t>）。他是最後一位士師（</w:t>
-      </w:r>
-      <w:hyperlink r:id="rId185">
-        <w:r>
-          <w:rPr>
-            <w:lang w:val="zh_TW" w:bidi="zh_TW"/>
-          </w:rPr>
-          <w:rPr>
-            <w:color w:val="0000EE"/>
-            <w:u w:val="single"/>
-          </w:rPr>
-          <w:t>撒上7:6</w:t>
-        </w:r>
-      </w:hyperlink>
-      <w:r>
-        <w:rPr>
-          <w:lang w:val="zh_TW" w:bidi="zh_TW"/>
-        </w:rPr>
-        <w:t>、</w:t>
-      </w:r>
-      <w:hyperlink r:id="rId185">
-        <w:r>
-          <w:rPr>
-            <w:lang w:val="zh_TW" w:bidi="zh_TW"/>
-          </w:rPr>
-          <w:rPr>
-            <w:color w:val="0000EE"/>
-            <w:u w:val="single"/>
-          </w:rPr>
-          <w:t>15–17</w:t>
-        </w:r>
-      </w:hyperlink>
-      <w:r>
-        <w:rPr>
-          <w:lang w:val="zh_TW" w:bidi="zh_TW"/>
-        </w:rPr>
-        <w:t>），也是第一位先知（</w:t>
-      </w:r>
-      <w:hyperlink r:id="rId186">
-        <w:r>
-          <w:rPr>
-            <w:lang w:val="zh_TW" w:bidi="zh_TW"/>
-          </w:rPr>
-          <w:rPr>
-            <w:color w:val="0000EE"/>
-            <w:u w:val="single"/>
-          </w:rPr>
-          <w:t>撒上3:20</w:t>
-        </w:r>
-      </w:hyperlink>
-      <w:r>
-        <w:rPr>
-          <w:lang w:val="zh_TW" w:bidi="zh_TW"/>
-        </w:rPr>
-        <w:t>；</w:t>
-      </w:r>
-      <w:hyperlink r:id="rId187">
-        <w:r>
-          <w:rPr>
-            <w:lang w:val="zh_TW" w:bidi="zh_TW"/>
-          </w:rPr>
-          <w:rPr>
-            <w:color w:val="0000EE"/>
-            <w:u w:val="single"/>
-          </w:rPr>
-          <w:t>徒3:24</w:t>
-        </w:r>
-      </w:hyperlink>
-      <w:r>
-        <w:rPr>
-          <w:lang w:val="zh_TW" w:bidi="zh_TW"/>
-        </w:rPr>
-        <w:t>，</w:t>
-      </w:r>
-      <w:hyperlink r:id="rId188">
-        <w:r>
-          <w:rPr>
-            <w:lang w:val="zh_TW" w:bidi="zh_TW"/>
-          </w:rPr>
-          <w:rPr>
-            <w:color w:val="0000EE"/>
-            <w:u w:val="single"/>
-          </w:rPr>
-          <w:t>13:20</w:t>
-        </w:r>
-      </w:hyperlink>
+      <w:r>
+        <w:rPr>
+          <w:lang w:val="zh_TW" w:bidi="zh_TW"/>
+        </w:rPr>
+        <w:t>13:20</w:t>
+      </w:r>
       <w:r>
         <w:rPr>
           <w:lang w:val="zh_TW" w:bidi="zh_TW"/>
